--- a/10б Неумойчева.docx
+++ b/10б Неумойчева.docx
@@ -98,6 +98,21 @@
       <w:pPr>
         <w:pStyle w:val="af4"/>
       </w:pPr>
+    </w:p>
+    <w:p>
+      <w:pPr>
+        <w:pStyle w:val="af4"/>
+      </w:pPr>
+    </w:p>
+    <w:p>
+      <w:pPr>
+        <w:pStyle w:val="af4"/>
+      </w:pPr>
+    </w:p>
+    <w:p>
+      <w:pPr>
+        <w:pStyle w:val="af4"/>
+      </w:pPr>
       <w:r>
         <w:t>Парк на крыше каждого многоэтажного здания</w:t>
       </w:r>
@@ -149,62 +164,284 @@
     </w:p>
     <w:p>
       <w:pPr>
+        <w:pStyle w:val="af4"/>
+      </w:pPr>
+    </w:p>
+    <w:p>
+      <w:pPr>
         <w:pStyle w:val="af9"/>
       </w:pPr>
       <w:r>
-        <w:t xml:space="preserve">Автор: ученица 10б класса </w:t>
-      </w:r>
-      <w:proofErr w:type="spellStart"/>
-      <w:r>
-        <w:t>Неумойчева</w:t>
-      </w:r>
-      <w:proofErr w:type="spellEnd"/>
-      <w:r>
-        <w:t xml:space="preserve"> Алина Дмитриевна</w:t>
+        <w:t>А</w:t>
+      </w:r>
+      <w:r>
+        <w:t xml:space="preserve">втор: ученица 10б </w:t>
+      </w:r>
+      <w:r>
+        <w:t>класса</w:t>
+      </w:r>
+      <w:r>
+        <w:t xml:space="preserve"> Неумойчева Алина Дмитриевна</w:t>
       </w:r>
     </w:p>
     <w:p>
       <w:pPr>
         <w:pStyle w:val="af9"/>
       </w:pPr>
-      <w:proofErr w:type="spellStart"/>
+      <w:r>
+        <w:t>Руководитель</w:t>
+      </w:r>
+      <w:r>
+        <w:t xml:space="preserve">: </w:t>
+      </w:r>
+      <w:r>
+        <w:t>Комова</w:t>
+      </w:r>
+      <w:r>
+        <w:t xml:space="preserve"> Анастасия Анатольевна</w:t>
+      </w:r>
+    </w:p>
+    <w:p>
+      <w:pPr>
+        <w:pStyle w:val="af1"/>
+      </w:pPr>
+    </w:p>
+    <w:p>
+      <w:pPr>
+        <w:pStyle w:val="af1"/>
+      </w:pPr>
+    </w:p>
+    <w:p>
+      <w:pPr>
+        <w:pStyle w:val="af1"/>
+      </w:pPr>
+    </w:p>
+    <w:p>
+      <w:pPr>
+        <w:pStyle w:val="af1"/>
+      </w:pPr>
+    </w:p>
+    <w:p>
+      <w:pPr>
+        <w:pStyle w:val="af1"/>
+      </w:pPr>
+    </w:p>
+    <w:p>
+      <w:pPr>
+        <w:pStyle w:val="af1"/>
+      </w:pPr>
+    </w:p>
+    <w:p>
+      <w:pPr>
+        <w:pStyle w:val="af1"/>
+      </w:pPr>
+    </w:p>
+    <w:p>
+      <w:pPr>
+        <w:pStyle w:val="af1"/>
+      </w:pPr>
+    </w:p>
+    <w:p>
+      <w:pPr>
+        <w:pStyle w:val="af1"/>
+      </w:pPr>
+      <w:r>
+        <w:t>Москва</w:t>
+      </w:r>
+      <w:r>
+        <w:t>,</w:t>
+      </w:r>
+    </w:p>
+    <w:p>
+      <w:pPr>
+        <w:pStyle w:val="af1"/>
+      </w:pPr>
+      <w:r>
+        <w:t>2025</w:t>
+      </w:r>
+      <w:r>
+        <w:t>г.</w:t>
+      </w:r>
+      <w:r>
+        <w:br w:type="page"/>
+      </w:r>
+    </w:p>
+    <w:p>
+      <w:pPr>
+        <w:pStyle w:val="af1"/>
+      </w:pPr>
+    </w:p>
+    <w:p>
       <w:r>
         <w:rPr>
-          <w:lang w:val="en-US"/>
+          <w:b/>
+          <w:bCs/>
         </w:rPr>
-        <w:t>Руководитель</w:t>
-      </w:r>
-      <w:proofErr w:type="spellEnd"/>
-      <w:r>
-        <w:t>: Комова Анастасия Анатольевна</w:t>
-      </w:r>
-    </w:p>
-    <w:p>
-      <w:pPr>
-        <w:pStyle w:val="af1"/>
-      </w:pPr>
-      <w:r>
-        <w:t>Москва</w:t>
-      </w:r>
-      <w:r>
-        <w:t>,</w:t>
-      </w:r>
-    </w:p>
-    <w:p>
-      <w:pPr>
-        <w:pStyle w:val="af1"/>
+        <w:t>Актуальность</w:t>
+      </w:r>
+      <w:r>
         <w:rPr>
-          <w:b w:val="0"/>
+          <w:b/>
+          <w:bCs/>
         </w:rPr>
-      </w:pPr>
-      <w:r>
-        <w:t>2025</w:t>
-      </w:r>
-      <w:r>
-        <w:t>г.</w:t>
-      </w:r>
-      <w:r>
-        <w:br w:type="page"/>
+        <w:t>:</w:t>
+      </w:r>
+      <w:r>
+        <w:rPr>
+          <w:b/>
+          <w:bCs/>
+        </w:rPr>
+        <w:t xml:space="preserve"> </w:t>
+      </w:r>
+      <w:r>
+        <w:t xml:space="preserve">23% </w:t>
+      </w:r>
+      <w:r>
+        <w:t xml:space="preserve">жителей России </w:t>
+      </w:r>
+      <w:r>
+        <w:t>(</w:t>
+      </w:r>
+      <w:r>
+        <w:t>почти каждый четвертый</w:t>
+      </w:r>
+      <w:r>
+        <w:t xml:space="preserve">) сосредоточено всего в 15 городах-миллионерах, и процент городского населения продолжает расти. </w:t>
+      </w:r>
+      <w:r>
+        <w:t>Интенсивная застройка приводит к эффекту «теплового острова», когда температура в центре мегаполиса значительно превышает показатели окраин. Это усугубляет загрязнение воздуха и дискомфорт городской среды.</w:t>
+      </w:r>
+      <w:r>
+        <w:t xml:space="preserve"> Высокий темп жизни горожанина превращает поездку в парк, расположенный чуть боле чем в получасе от дома в мероприятие на </w:t>
+      </w:r>
+      <w:r>
+        <w:t>выходные</w:t>
+      </w:r>
+      <w:r>
+        <w:t>.</w:t>
+      </w:r>
+    </w:p>
+    <w:p>
+      <w:r>
+        <w:t xml:space="preserve">Создание парков на крышах является </w:t>
+      </w:r>
+      <w:r>
+        <w:t>способом уменьшить влияние этих проблем</w:t>
+      </w:r>
+      <w:r>
+        <w:t>. Растительность поглощает пыль и вредные газы, естественным образом охлаждает воздух и снижает нагрузку на ливневую канализацию. Таким образом, проект не просто возвращает городу утраченную зелень, а трансформирует его в устойчивую, здоровую экосистему.</w:t>
+      </w:r>
+    </w:p>
+    <w:p>
+      <w:r>
+        <w:rPr>
+          <w:b/>
+          <w:bCs/>
+        </w:rPr>
+        <w:t>Цель</w:t>
+      </w:r>
+      <w:r>
+        <w:rPr>
+          <w:b/>
+          <w:bCs/>
+        </w:rPr>
+        <w:t>:</w:t>
+      </w:r>
+      <w:r>
+        <w:rPr>
+          <w:b/>
+          <w:bCs/>
+        </w:rPr>
+        <w:t xml:space="preserve"> </w:t>
+      </w:r>
+      <w:r>
+        <w:t>создать</w:t>
+      </w:r>
+      <w:r>
+        <w:t xml:space="preserve"> макет </w:t>
+      </w:r>
+      <w:r>
+        <w:t xml:space="preserve">размещения парка и обеспечивающей инфраструктуры, выполненного в </w:t>
+      </w:r>
+      <w:r>
+        <w:t>данной концепции.</w:t>
+      </w:r>
+    </w:p>
+    <w:p>
+      <w:pPr>
+        <w:rPr>
+          <w:b/>
+          <w:bCs/>
+        </w:rPr>
+      </w:pPr>
+      <w:r>
+        <w:rPr>
+          <w:b/>
+          <w:bCs/>
+        </w:rPr>
+        <w:t>Задачи</w:t>
+      </w:r>
+    </w:p>
+    <w:p>
+      <w:pPr>
+        <w:pStyle w:val="af0"/>
+        <w:numPr>
+          <w:ilvl w:val="0"/>
+          <w:numId w:val="11"/>
+        </w:numPr>
+      </w:pPr>
+      <w:r>
+        <w:t>Изучить литературу и интернет-источники по данной теме</w:t>
+      </w:r>
+    </w:p>
+    <w:p>
+      <w:pPr>
+        <w:pStyle w:val="af0"/>
+        <w:numPr>
+          <w:ilvl w:val="0"/>
+          <w:numId w:val="11"/>
+        </w:numPr>
+      </w:pPr>
+      <w:r>
+        <w:t>Выбрать и закупить материалы для изготовления макета</w:t>
+      </w:r>
+    </w:p>
+    <w:p>
+      <w:pPr>
+        <w:pStyle w:val="af0"/>
+        <w:numPr>
+          <w:ilvl w:val="0"/>
+          <w:numId w:val="11"/>
+        </w:numPr>
+      </w:pPr>
+      <w:r>
+        <w:t>Создать макет</w:t>
+      </w:r>
+    </w:p>
+    <w:p>
+      <w:r>
+        <w:rPr>
+          <w:b/>
+          <w:bCs/>
+        </w:rPr>
+        <w:t>Проблема</w:t>
+      </w:r>
+      <w:r>
+        <w:rPr>
+          <w:b/>
+          <w:bCs/>
+        </w:rPr>
+        <w:t>:</w:t>
+      </w:r>
+      <w:r>
+        <w:rPr>
+          <w:b/>
+          <w:bCs/>
+        </w:rPr>
+        <w:t xml:space="preserve"> </w:t>
+      </w:r>
+      <w:r>
+        <w:t>проблема современных городов — дефицит зеленых зон из-за плотной застройки. Это приводит к ухудшению микроклимата, повышенной запыленности и шумовому загрязнению. Существующие дворы не компенсируют нехватку качественных рекреационных пространств, что негативно влияет на здоровье и комфорт жителей.</w:t>
       </w:r>
     </w:p>
     <w:sectPr>
@@ -226,7 +463,7 @@
   <w:endnote w:type="separator" w:id="-1">
     <w:p>
       <w:pPr>
-        <w:spacing w:after="0" w:line="240" w:lineRule="auto"/>
+        <w:spacing w:line="240" w:lineRule="auto"/>
       </w:pPr>
       <w:r>
         <w:separator/>
@@ -236,7 +473,7 @@
   <w:endnote w:type="continuationSeparator" w:id="0">
     <w:p>
       <w:pPr>
-        <w:spacing w:after="0" w:line="240" w:lineRule="auto"/>
+        <w:spacing w:line="240" w:lineRule="auto"/>
       </w:pPr>
       <w:r>
         <w:continuationSeparator/>
@@ -293,7 +530,7 @@
   <w:footnote w:type="separator" w:id="-1">
     <w:p>
       <w:pPr>
-        <w:spacing w:after="0" w:line="240" w:lineRule="auto"/>
+        <w:spacing w:line="240" w:lineRule="auto"/>
       </w:pPr>
       <w:r>
         <w:separator/>
@@ -303,7 +540,7 @@
   <w:footnote w:type="continuationSeparator" w:id="0">
     <w:p>
       <w:pPr>
-        <w:spacing w:after="0" w:line="240" w:lineRule="auto"/>
+        <w:spacing w:line="240" w:lineRule="auto"/>
       </w:pPr>
       <w:r>
         <w:continuationSeparator/>
@@ -318,7 +555,7 @@
   <w:abstractNum w:abstractNumId="0" w15:restartNumberingAfterBreak="0">
     <w:nsid w:val="FFFFFF7C"/>
     <w:multiLevelType w:val="singleLevel"/>
-    <w:tmpl w:val="2D2C6C46"/>
+    <w:tmpl w:val="A4305D76"/>
     <w:lvl w:ilvl="0">
       <w:start w:val="1"/>
       <w:numFmt w:val="decimal"/>
@@ -335,7 +572,7 @@
   <w:abstractNum w:abstractNumId="1" w15:restartNumberingAfterBreak="0">
     <w:nsid w:val="FFFFFF7D"/>
     <w:multiLevelType w:val="singleLevel"/>
-    <w:tmpl w:val="4FB09C28"/>
+    <w:tmpl w:val="2C1A4984"/>
     <w:lvl w:ilvl="0">
       <w:start w:val="1"/>
       <w:numFmt w:val="decimal"/>
@@ -352,7 +589,7 @@
   <w:abstractNum w:abstractNumId="2" w15:restartNumberingAfterBreak="0">
     <w:nsid w:val="FFFFFF7E"/>
     <w:multiLevelType w:val="singleLevel"/>
-    <w:tmpl w:val="D2E6760C"/>
+    <w:tmpl w:val="11706536"/>
     <w:lvl w:ilvl="0">
       <w:start w:val="1"/>
       <w:numFmt w:val="decimal"/>
@@ -369,7 +606,7 @@
   <w:abstractNum w:abstractNumId="3" w15:restartNumberingAfterBreak="0">
     <w:nsid w:val="FFFFFF7F"/>
     <w:multiLevelType w:val="singleLevel"/>
-    <w:tmpl w:val="AF98C93E"/>
+    <w:tmpl w:val="88FE0932"/>
     <w:lvl w:ilvl="0">
       <w:start w:val="1"/>
       <w:numFmt w:val="decimal"/>
@@ -386,7 +623,7 @@
   <w:abstractNum w:abstractNumId="4" w15:restartNumberingAfterBreak="0">
     <w:nsid w:val="FFFFFF80"/>
     <w:multiLevelType w:val="singleLevel"/>
-    <w:tmpl w:val="2DD47D52"/>
+    <w:tmpl w:val="E20ECA08"/>
     <w:lvl w:ilvl="0">
       <w:start w:val="1"/>
       <w:numFmt w:val="bullet"/>
@@ -406,7 +643,7 @@
   <w:abstractNum w:abstractNumId="5" w15:restartNumberingAfterBreak="0">
     <w:nsid w:val="FFFFFF81"/>
     <w:multiLevelType w:val="singleLevel"/>
-    <w:tmpl w:val="85046402"/>
+    <w:tmpl w:val="F25C52DA"/>
     <w:lvl w:ilvl="0">
       <w:start w:val="1"/>
       <w:numFmt w:val="bullet"/>
@@ -426,7 +663,7 @@
   <w:abstractNum w:abstractNumId="6" w15:restartNumberingAfterBreak="0">
     <w:nsid w:val="FFFFFF82"/>
     <w:multiLevelType w:val="singleLevel"/>
-    <w:tmpl w:val="22568868"/>
+    <w:tmpl w:val="DA0EE814"/>
     <w:lvl w:ilvl="0">
       <w:start w:val="1"/>
       <w:numFmt w:val="bullet"/>
@@ -446,7 +683,7 @@
   <w:abstractNum w:abstractNumId="7" w15:restartNumberingAfterBreak="0">
     <w:nsid w:val="FFFFFF83"/>
     <w:multiLevelType w:val="singleLevel"/>
-    <w:tmpl w:val="8EDC1306"/>
+    <w:tmpl w:val="496ACD7E"/>
     <w:lvl w:ilvl="0">
       <w:start w:val="1"/>
       <w:numFmt w:val="bullet"/>
@@ -466,7 +703,7 @@
   <w:abstractNum w:abstractNumId="8" w15:restartNumberingAfterBreak="0">
     <w:nsid w:val="FFFFFF88"/>
     <w:multiLevelType w:val="singleLevel"/>
-    <w:tmpl w:val="48F2C2D4"/>
+    <w:tmpl w:val="25C453A6"/>
     <w:lvl w:ilvl="0">
       <w:start w:val="1"/>
       <w:numFmt w:val="decimal"/>
@@ -483,7 +720,7 @@
   <w:abstractNum w:abstractNumId="9" w15:restartNumberingAfterBreak="0">
     <w:nsid w:val="FFFFFF89"/>
     <w:multiLevelType w:val="singleLevel"/>
-    <w:tmpl w:val="F0326260"/>
+    <w:tmpl w:val="72604A50"/>
     <w:lvl w:ilvl="0">
       <w:start w:val="1"/>
       <w:numFmt w:val="bullet"/>
@@ -497,6 +734,119 @@
       </w:pPr>
       <w:rPr>
         <w:rFonts w:ascii="Symbol" w:hAnsi="Symbol" w:hint="default"/>
+      </w:rPr>
+    </w:lvl>
+  </w:abstractNum>
+  <w:abstractNum w:abstractNumId="10" w15:restartNumberingAfterBreak="0">
+    <w:nsid w:val="2D914E23"/>
+    <w:multiLevelType w:val="hybridMultilevel"/>
+    <w:tmpl w:val="ACF000FE"/>
+    <w:lvl w:ilvl="0" w:tplc="04190001">
+      <w:start w:val="1"/>
+      <w:numFmt w:val="bullet"/>
+      <w:lvlText w:val=""/>
+      <w:lvlJc w:val="left"/>
+      <w:pPr>
+        <w:ind w:left="1429" w:hanging="360"/>
+      </w:pPr>
+      <w:rPr>
+        <w:rFonts w:ascii="Symbol" w:hAnsi="Symbol" w:hint="default"/>
+      </w:rPr>
+    </w:lvl>
+    <w:lvl w:ilvl="1" w:tplc="04190003" w:tentative="1">
+      <w:start w:val="1"/>
+      <w:numFmt w:val="bullet"/>
+      <w:lvlText w:val="o"/>
+      <w:lvlJc w:val="left"/>
+      <w:pPr>
+        <w:ind w:left="2149" w:hanging="360"/>
+      </w:pPr>
+      <w:rPr>
+        <w:rFonts w:ascii="Courier New" w:hAnsi="Courier New" w:cs="Courier New" w:hint="default"/>
+      </w:rPr>
+    </w:lvl>
+    <w:lvl w:ilvl="2" w:tplc="04190005" w:tentative="1">
+      <w:start w:val="1"/>
+      <w:numFmt w:val="bullet"/>
+      <w:lvlText w:val=""/>
+      <w:lvlJc w:val="left"/>
+      <w:pPr>
+        <w:ind w:left="2869" w:hanging="360"/>
+      </w:pPr>
+      <w:rPr>
+        <w:rFonts w:ascii="Wingdings" w:hAnsi="Wingdings" w:hint="default"/>
+      </w:rPr>
+    </w:lvl>
+    <w:lvl w:ilvl="3" w:tplc="04190001" w:tentative="1">
+      <w:start w:val="1"/>
+      <w:numFmt w:val="bullet"/>
+      <w:lvlText w:val=""/>
+      <w:lvlJc w:val="left"/>
+      <w:pPr>
+        <w:ind w:left="3589" w:hanging="360"/>
+      </w:pPr>
+      <w:rPr>
+        <w:rFonts w:ascii="Symbol" w:hAnsi="Symbol" w:hint="default"/>
+      </w:rPr>
+    </w:lvl>
+    <w:lvl w:ilvl="4" w:tplc="04190003" w:tentative="1">
+      <w:start w:val="1"/>
+      <w:numFmt w:val="bullet"/>
+      <w:lvlText w:val="o"/>
+      <w:lvlJc w:val="left"/>
+      <w:pPr>
+        <w:ind w:left="4309" w:hanging="360"/>
+      </w:pPr>
+      <w:rPr>
+        <w:rFonts w:ascii="Courier New" w:hAnsi="Courier New" w:cs="Courier New" w:hint="default"/>
+      </w:rPr>
+    </w:lvl>
+    <w:lvl w:ilvl="5" w:tplc="04190005" w:tentative="1">
+      <w:start w:val="1"/>
+      <w:numFmt w:val="bullet"/>
+      <w:lvlText w:val=""/>
+      <w:lvlJc w:val="left"/>
+      <w:pPr>
+        <w:ind w:left="5029" w:hanging="360"/>
+      </w:pPr>
+      <w:rPr>
+        <w:rFonts w:ascii="Wingdings" w:hAnsi="Wingdings" w:hint="default"/>
+      </w:rPr>
+    </w:lvl>
+    <w:lvl w:ilvl="6" w:tplc="04190001" w:tentative="1">
+      <w:start w:val="1"/>
+      <w:numFmt w:val="bullet"/>
+      <w:lvlText w:val=""/>
+      <w:lvlJc w:val="left"/>
+      <w:pPr>
+        <w:ind w:left="5749" w:hanging="360"/>
+      </w:pPr>
+      <w:rPr>
+        <w:rFonts w:ascii="Symbol" w:hAnsi="Symbol" w:hint="default"/>
+      </w:rPr>
+    </w:lvl>
+    <w:lvl w:ilvl="7" w:tplc="04190003" w:tentative="1">
+      <w:start w:val="1"/>
+      <w:numFmt w:val="bullet"/>
+      <w:lvlText w:val="o"/>
+      <w:lvlJc w:val="left"/>
+      <w:pPr>
+        <w:ind w:left="6469" w:hanging="360"/>
+      </w:pPr>
+      <w:rPr>
+        <w:rFonts w:ascii="Courier New" w:hAnsi="Courier New" w:cs="Courier New" w:hint="default"/>
+      </w:rPr>
+    </w:lvl>
+    <w:lvl w:ilvl="8" w:tplc="04190005" w:tentative="1">
+      <w:start w:val="1"/>
+      <w:numFmt w:val="bullet"/>
+      <w:lvlText w:val=""/>
+      <w:lvlJc w:val="left"/>
+      <w:pPr>
+        <w:ind w:left="7189" w:hanging="360"/>
+      </w:pPr>
+      <w:rPr>
+        <w:rFonts w:ascii="Wingdings" w:hAnsi="Wingdings" w:hint="default"/>
       </w:rPr>
     </w:lvl>
   </w:abstractNum>
@@ -529,6 +879,9 @@
   </w:num>
   <w:num w:numId="10" w16cid:durableId="1896158208">
     <w:abstractNumId w:val="0"/>
+  </w:num>
+  <w:num w:numId="11" w16cid:durableId="1441754934">
+    <w:abstractNumId w:val="10"/>
   </w:num>
 </w:numbering>
 </file>
@@ -933,9 +1286,9 @@
   <w:style w:type="paragraph" w:default="1" w:styleId="a">
     <w:name w:val="Normal"/>
     <w:qFormat/>
-    <w:rsid w:val="007A65A6"/>
-    <w:pPr>
-      <w:spacing w:after="160" w:line="360" w:lineRule="auto"/>
+    <w:rsid w:val="000302F8"/>
+    <w:pPr>
+      <w:spacing w:line="360" w:lineRule="auto"/>
       <w:ind w:firstLine="709"/>
       <w:jc w:val="both"/>
     </w:pPr>
@@ -951,16 +1304,16 @@
     <w:link w:val="10"/>
     <w:uiPriority w:val="9"/>
     <w:qFormat/>
-    <w:rsid w:val="008E5179"/>
+    <w:rsid w:val="000302F8"/>
     <w:pPr>
       <w:keepNext/>
       <w:keepLines/>
       <w:spacing w:before="360" w:after="80"/>
+      <w:jc w:val="center"/>
       <w:outlineLvl w:val="0"/>
     </w:pPr>
     <w:rPr>
-      <w:rFonts w:asciiTheme="majorHAnsi" w:eastAsiaTheme="majorEastAsia" w:hAnsiTheme="majorHAnsi" w:cstheme="majorBidi"/>
-      <w:color w:val="2E74B5" w:themeColor="accent1" w:themeShade="BF"/>
+      <w:rFonts w:eastAsiaTheme="majorEastAsia" w:cstheme="majorBidi"/>
       <w:sz w:val="40"/>
       <w:szCs w:val="40"/>
     </w:rPr>
@@ -1067,7 +1420,7 @@
     <w:pPr>
       <w:keepNext/>
       <w:keepLines/>
-      <w:spacing w:before="40" w:after="0"/>
+      <w:spacing w:before="40"/>
       <w:outlineLvl w:val="5"/>
     </w:pPr>
     <w:rPr>
@@ -1090,7 +1443,7 @@
     <w:pPr>
       <w:keepNext/>
       <w:keepLines/>
-      <w:spacing w:before="40" w:after="0"/>
+      <w:spacing w:before="40"/>
       <w:outlineLvl w:val="6"/>
     </w:pPr>
     <w:rPr>
@@ -1111,7 +1464,6 @@
     <w:pPr>
       <w:keepNext/>
       <w:keepLines/>
-      <w:spacing w:after="0"/>
       <w:outlineLvl w:val="7"/>
     </w:pPr>
     <w:rPr>
@@ -1134,7 +1486,6 @@
     <w:pPr>
       <w:keepNext/>
       <w:keepLines/>
-      <w:spacing w:after="0"/>
       <w:outlineLvl w:val="8"/>
     </w:pPr>
     <w:rPr>
@@ -1175,10 +1526,9 @@
     <w:link w:val="1"/>
     <w:uiPriority w:val="9"/>
     <w:qFormat/>
-    <w:rsid w:val="008E5179"/>
-    <w:rPr>
-      <w:rFonts w:asciiTheme="majorHAnsi" w:eastAsiaTheme="majorEastAsia" w:hAnsiTheme="majorHAnsi" w:cstheme="majorBidi"/>
-      <w:color w:val="2E74B5" w:themeColor="accent1" w:themeShade="BF"/>
+    <w:rsid w:val="000302F8"/>
+    <w:rPr>
+      <w:rFonts w:ascii="Times New Roman" w:eastAsiaTheme="majorEastAsia" w:hAnsi="Times New Roman" w:cstheme="majorBidi"/>
       <w:sz w:val="40"/>
       <w:szCs w:val="40"/>
     </w:rPr>
@@ -1511,9 +1861,10 @@
     <w:name w:val="ТитулГород работы"/>
     <w:basedOn w:val="a"/>
     <w:qFormat/>
-    <w:rsid w:val="00682662"/>
+    <w:rsid w:val="000302F8"/>
     <w:pPr>
       <w:spacing w:line="240" w:lineRule="auto"/>
+      <w:contextualSpacing/>
       <w:jc w:val="center"/>
     </w:pPr>
     <w:rPr>
@@ -1581,7 +1932,7 @@
         <w:tab w:val="center" w:pos="4677"/>
         <w:tab w:val="right" w:pos="9355"/>
       </w:tabs>
-      <w:spacing w:after="0" w:line="240" w:lineRule="auto"/>
+      <w:spacing w:line="240" w:lineRule="auto"/>
     </w:pPr>
   </w:style>
   <w:style w:type="character" w:customStyle="1" w:styleId="af6">
@@ -1603,7 +1954,7 @@
         <w:tab w:val="center" w:pos="4677"/>
         <w:tab w:val="right" w:pos="9355"/>
       </w:tabs>
-      <w:spacing w:after="0" w:line="240" w:lineRule="auto"/>
+      <w:spacing w:line="240" w:lineRule="auto"/>
     </w:pPr>
   </w:style>
   <w:style w:type="character" w:customStyle="1" w:styleId="af8">
@@ -1616,9 +1967,10 @@
   <w:style w:type="paragraph" w:customStyle="1" w:styleId="af9">
     <w:name w:val="Титул.Автор и руководитель"/>
     <w:basedOn w:val="a"/>
-    <w:rsid w:val="00995360"/>
+    <w:rsid w:val="000302F8"/>
     <w:pPr>
       <w:spacing w:line="240" w:lineRule="auto"/>
+      <w:contextualSpacing/>
       <w:jc w:val="right"/>
     </w:pPr>
     <w:rPr>

--- a/10б Неумойчева.docx
+++ b/10б Неумойчева.docx
@@ -192,7 +192,19 @@
         <w:t>Руководитель</w:t>
       </w:r>
       <w:r>
-        <w:t xml:space="preserve">: </w:t>
+        <w:t>:</w:t>
+      </w:r>
+      <w:r>
+        <w:t xml:space="preserve"> </w:t>
+      </w:r>
+      <w:r>
+        <w:t>учитель истории и обществознания</w:t>
+      </w:r>
+      <w:r>
+        <w:t>,</w:t>
+      </w:r>
+      <w:r>
+        <w:t xml:space="preserve"> </w:t>
       </w:r>
       <w:r>
         <w:t>Комова</w:t>
@@ -200,11 +212,6 @@
       <w:r>
         <w:t xml:space="preserve"> Анастасия Анатольевна</w:t>
       </w:r>
-    </w:p>
-    <w:p>
-      <w:pPr>
-        <w:pStyle w:val="af1"/>
-      </w:pPr>
     </w:p>
     <w:p>
       <w:pPr>
@@ -306,13 +313,7 @@
         <w:t>почти каждый четвертый</w:t>
       </w:r>
       <w:r>
-        <w:t xml:space="preserve">) сосредоточено всего в 15 городах-миллионерах, и процент городского населения продолжает расти. </w:t>
-      </w:r>
-      <w:r>
-        <w:t>Интенсивная застройка приводит к эффекту «теплового острова», когда температура в центре мегаполиса значительно превышает показатели окраин. Это усугубляет загрязнение воздуха и дискомфорт городской среды.</w:t>
-      </w:r>
-      <w:r>
-        <w:t xml:space="preserve"> Высокий темп жизни горожанина превращает поездку в парк, расположенный чуть боле чем в получасе от дома в мероприятие на </w:t>
+        <w:t xml:space="preserve">) сосредоточено всего в 15 городах-миллионерах, и процент городского населения продолжает расти. Интенсивная застройка приводит к эффекту «теплового острова», когда температура в центре мегаполиса значительно превышает показатели окраин. Это усугубляет загрязнение воздуха и дискомфорт городской среды. Высокий темп жизни горожанина превращает поездку в парк, расположенный чуть боле чем в получасе от дома в мероприятие на </w:t>
       </w:r>
       <w:r>
         <w:t>выходные</w:t>
@@ -323,13 +324,7 @@
     </w:p>
     <w:p>
       <w:r>
-        <w:t xml:space="preserve">Создание парков на крышах является </w:t>
-      </w:r>
-      <w:r>
-        <w:t>способом уменьшить влияние этих проблем</w:t>
-      </w:r>
-      <w:r>
-        <w:t>. Растительность поглощает пыль и вредные газы, естественным образом охлаждает воздух и снижает нагрузку на ливневую канализацию. Таким образом, проект не просто возвращает городу утраченную зелень, а трансформирует его в устойчивую, здоровую экосистему.</w:t>
+        <w:t>Создание парков на крышах является способом уменьшить влияние этих проблем. Растительность поглощает пыль и вредные газы, естественным образом охлаждает воздух и снижает нагрузку на ливневую канализацию. Таким образом, проект не просто возвращает городу утраченную зелень, а трансформирует его в устойчивую, здоровую экосистему.</w:t>
       </w:r>
     </w:p>
     <w:p>
@@ -348,23 +343,10 @@
         <w:t>:</w:t>
       </w:r>
       <w:r>
-        <w:rPr>
-          <w:b/>
-          <w:bCs/>
-        </w:rPr>
         <w:t xml:space="preserve"> </w:t>
       </w:r>
       <w:r>
-        <w:t>создать</w:t>
-      </w:r>
-      <w:r>
-        <w:t xml:space="preserve"> макет </w:t>
-      </w:r>
-      <w:r>
-        <w:t xml:space="preserve">размещения парка и обеспечивающей инфраструктуры, выполненного в </w:t>
-      </w:r>
-      <w:r>
-        <w:t>данной концепции.</w:t>
+        <w:t>создать макет парка и разработать концепцию повсеместного создания парков на крышах многоэтажных зданий как способа повышения экологической устойчивости, качества жизни горожан и адаптации городской среды к климатическим изменениям.</w:t>
       </w:r>
     </w:p>
     <w:p>
@@ -416,6 +398,19 @@
       </w:pPr>
       <w:r>
         <w:t>Создать макет</w:t>
+      </w:r>
+    </w:p>
+    <w:p>
+      <w:pPr>
+        <w:pStyle w:val="af0"/>
+        <w:numPr>
+          <w:ilvl w:val="0"/>
+          <w:numId w:val="11"/>
+        </w:numPr>
+        <w:ind w:left="1069" w:firstLine="0"/>
+      </w:pPr>
+      <w:r>
+        <w:t>Разработать концепцию повсеместного создания парков на крышах многоэтажных зданий</w:t>
       </w:r>
     </w:p>
     <w:p>
@@ -740,17 +735,17 @@
   <w:abstractNum w:abstractNumId="10" w15:restartNumberingAfterBreak="0">
     <w:nsid w:val="2D914E23"/>
     <w:multiLevelType w:val="hybridMultilevel"/>
-    <w:tmpl w:val="ACF000FE"/>
-    <w:lvl w:ilvl="0" w:tplc="04190001">
+    <w:tmpl w:val="54582516"/>
+    <w:lvl w:ilvl="0" w:tplc="0419000F">
       <w:start w:val="1"/>
-      <w:numFmt w:val="bullet"/>
-      <w:lvlText w:val=""/>
+      <w:numFmt w:val="decimal"/>
+      <w:lvlText w:val="%1."/>
       <w:lvlJc w:val="left"/>
       <w:pPr>
         <w:ind w:left="1429" w:hanging="360"/>
       </w:pPr>
       <w:rPr>
-        <w:rFonts w:ascii="Symbol" w:hAnsi="Symbol" w:hint="default"/>
+        <w:rFonts w:hint="default"/>
       </w:rPr>
     </w:lvl>
     <w:lvl w:ilvl="1" w:tplc="04190003" w:tentative="1">

--- a/10б Неумойчева.docx
+++ b/10б Неумойчева.docx
@@ -439,8 +439,1059 @@
         <w:t>проблема современных городов — дефицит зеленых зон из-за плотной застройки. Это приводит к ухудшению микроклимата, повышенной запыленности и шумовому загрязнению. Существующие дворы не компенсируют нехватку качественных рекреационных пространств, что негативно влияет на здоровье и комфорт жителей.</w:t>
       </w:r>
     </w:p>
+    <w:p>
+      <w:pPr>
+        <w:pStyle w:val="1"/>
+      </w:pPr>
+      <w:r>
+        <w:lastRenderedPageBreak/>
+        <w:t>Теоретическая часть</w:t>
+      </w:r>
+    </w:p>
+    <w:p>
+      <w:r>
+        <w:t>С самых первых дней своего существования человек был неразрывно связан с миром растений. Эта связь, уходящая корнями в глубокую древность, является не просто биологической необходимостью, но и фундаментальной, почти архетипической потребностью души. Первобытные сообщества зависели от лесов и садов как источников пропитания и лекарств, а с переходом к оседлому образу жизни стремление окружить себя зеленью лишь укрепилось, превратившись из инстинкта выживания в эстетическую и духовную практику. Сад стал олицетворением рая, укромным местом гармонии, где человек мог укрыться от суровости внешнего мира и восстановить связь с природой.</w:t>
+      </w:r>
+    </w:p>
+    <w:p>
+      <w:r>
+        <w:t>Идея вознесения этого «рая» на высоту, создания цветущего оазиса в отрыве от земли, также не является изобретением современности. Она впечатляюще воплощена в одном из Семи чудес света Древнего мира – Висячих садах Семирамиды, чей образ веками будоражил умы историков и поэтов.</w:t>
+      </w:r>
+    </w:p>
+    <w:p>
+      <w:r>
+        <w:t xml:space="preserve">Однако, несмотря на столь древнюю и притягательную историю, массовое распространение зеленых крыш как стандартного элемента архитектуры до недавнего времени оставалось скорее исключением, чем правилом. Это порождает закономерный вопрос: если идея столь стара и привлекательна, почему же она до сих пор не реализована повсеместно? Ответ кроется в ряде объективных </w:t>
+      </w:r>
+      <w:r>
+        <w:rPr>
+          <w:rStyle w:val="afe"/>
+          <w:b w:val="0"/>
+          <w:bCs w:val="0"/>
+        </w:rPr>
+        <w:t>отрицательных черт и препятствий</w:t>
+      </w:r>
+      <w:r>
+        <w:t xml:space="preserve">. Прежде всего, это значительные </w:t>
+      </w:r>
+      <w:r>
+        <w:rPr>
+          <w:rStyle w:val="afe"/>
+          <w:b w:val="0"/>
+          <w:bCs w:val="0"/>
+        </w:rPr>
+        <w:t>первоначальные финансовые вложения</w:t>
+      </w:r>
+      <w:r>
+        <w:t xml:space="preserve">, связанные с </w:t>
+      </w:r>
+      <w:r>
+        <w:t>усилением несущих конструкций, укладкой сложных инженерных слоев (гидроизоляции, дренажа, фильтрации) и приобретением специализированного субстрата.</w:t>
+      </w:r>
+      <w:r>
+        <w:t xml:space="preserve"> </w:t>
+      </w:r>
+      <w:r>
+        <w:t>Во-вторых, это техническая сложность и риск ошибок, таких как протечки или повреждение</w:t>
+      </w:r>
+      <w:r>
+        <w:t xml:space="preserve"> корневой системой кровельного пирога, что отпугивало многих застройщиков.</w:t>
+      </w:r>
+    </w:p>
+    <w:p>
+      <w:r>
+        <w:lastRenderedPageBreak/>
+        <w:t xml:space="preserve">Тем не менее, в XXI веке, на фоне глобальных вызовов, связанных с </w:t>
+      </w:r>
+      <w:r>
+        <w:t>изменением климата, урбанизацией и ухудшением экологии городов, чаша весов склонилась в пользу переосмысления этой древней концепции. Положительные черты зеленых крыш оказались настолько весомы, что они превратились из элитарной архитектурной</w:t>
+      </w:r>
+      <w:r>
+        <w:t xml:space="preserve"> прихоти в стратегический инструмент устойчивого развития.</w:t>
+      </w:r>
+    </w:p>
+    <w:p>
+      <w:r>
+        <w:t>Зеленые крыши:</w:t>
+      </w:r>
+    </w:p>
+    <w:p>
+      <w:pPr>
+        <w:pStyle w:val="af0"/>
+        <w:numPr>
+          <w:ilvl w:val="0"/>
+          <w:numId w:val="14"/>
+        </w:numPr>
+      </w:pPr>
+      <w:r>
+        <w:t xml:space="preserve">Очищают воздух от вредных газов и твердых частиц </w:t>
+      </w:r>
+      <w:r>
+        <w:rPr>
+          <w:lang w:val="en-US"/>
+        </w:rPr>
+        <w:t>PM</w:t>
+      </w:r>
+      <w:r>
+        <w:t xml:space="preserve">2.5 </w:t>
+      </w:r>
+    </w:p>
+    <w:p>
+      <w:pPr>
+        <w:pStyle w:val="af0"/>
+        <w:numPr>
+          <w:ilvl w:val="0"/>
+          <w:numId w:val="14"/>
+        </w:numPr>
+      </w:pPr>
+      <w:r>
+        <w:t>Увеличивают энергоэффективность зданий, что ведет к уменьшению вредных выбросов электростанциями</w:t>
+      </w:r>
+    </w:p>
+    <w:p>
+      <w:pPr>
+        <w:pStyle w:val="af0"/>
+        <w:numPr>
+          <w:ilvl w:val="0"/>
+          <w:numId w:val="14"/>
+        </w:numPr>
+      </w:pPr>
+      <w:r>
+        <w:t>Средство борьбы с избыточным объемом ливневых стоков</w:t>
+      </w:r>
+      <w:r>
+        <w:t xml:space="preserve"> </w:t>
+      </w:r>
+      <w:sdt>
+        <w:sdtPr>
+          <w:id w:val="900177412"/>
+          <w:citation/>
+        </w:sdtPr>
+        <w:sdtContent>
+          <w:r>
+            <w:fldChar w:fldCharType="begin"/>
+          </w:r>
+          <w:r>
+            <w:instrText xml:space="preserve">CITATION ЕВС24 \l 1033 </w:instrText>
+          </w:r>
+          <w:r>
+            <w:fldChar w:fldCharType="separate"/>
+          </w:r>
+          <w:r>
+            <w:rPr>
+              <w:noProof/>
+            </w:rPr>
+            <w:t>(Е. В. Сысоева, 2024)</w:t>
+          </w:r>
+          <w:r>
+            <w:fldChar w:fldCharType="end"/>
+          </w:r>
+        </w:sdtContent>
+      </w:sdt>
+    </w:p>
+    <w:p/>
+    <w:p/>
+    <w:p/>
+    <w:p>
+      <w:pPr>
+        <w:pStyle w:val="1"/>
+      </w:pPr>
+      <w:r>
+        <w:t xml:space="preserve">Литература и </w:t>
+      </w:r>
+      <w:r>
+        <w:t>интернет-источники</w:t>
+      </w:r>
+    </w:p>
+    <w:p>
+      <w:pPr>
+        <w:pStyle w:val="2"/>
+      </w:pPr>
+      <w:r>
+        <w:t>Электронные ресурсы</w:t>
+      </w:r>
+    </w:p>
+    <w:p/>
+    <w:p>
+      <w:pPr>
+        <w:pStyle w:val="af0"/>
+        <w:numPr>
+          <w:ilvl w:val="0"/>
+          <w:numId w:val="12"/>
+        </w:numPr>
+      </w:pPr>
+      <w:proofErr w:type="spellStart"/>
+      <w:r>
+        <w:t>Бенуж</w:t>
+      </w:r>
+      <w:proofErr w:type="spellEnd"/>
+      <w:r>
+        <w:t xml:space="preserve">, А., &amp; Богачёв, А. (2021). Влияние озеленения кровли на энергоэффективность здания. </w:t>
+      </w:r>
+      <w:proofErr w:type="spellStart"/>
+      <w:r>
+        <w:rPr>
+          <w:i/>
+          <w:iCs/>
+        </w:rPr>
+        <w:t>Academia</w:t>
+      </w:r>
+      <w:proofErr w:type="spellEnd"/>
+      <w:r>
+        <w:rPr>
+          <w:i/>
+          <w:iCs/>
+        </w:rPr>
+        <w:t>. Архитектура и строительство</w:t>
+      </w:r>
+      <w:r>
+        <w:t xml:space="preserve">, (2), 117–122. </w:t>
+      </w:r>
+      <w:r>
+        <w:t>URL:</w:t>
+      </w:r>
+      <w:hyperlink r:id="rId8" w:history="1">
+        <w:r>
+          <w:rPr>
+            <w:rStyle w:val="afb"/>
+          </w:rPr>
+          <w:t>https://doi.</w:t>
+        </w:r>
+        <w:r>
+          <w:rPr>
+            <w:rStyle w:val="afb"/>
+          </w:rPr>
+          <w:t>o</w:t>
+        </w:r>
+        <w:r>
+          <w:rPr>
+            <w:rStyle w:val="afb"/>
+          </w:rPr>
+          <w:t>rg/10.22337/2077-9038-2021-2-117-122</w:t>
+        </w:r>
+      </w:hyperlink>
+      <w:r>
+        <w:t xml:space="preserve"> </w:t>
+      </w:r>
+      <w:r>
+        <w:t>(</w:t>
+      </w:r>
+      <w:r>
+        <w:t>дата об</w:t>
+      </w:r>
+      <w:r>
+        <w:t>ращения 09.11.2025</w:t>
+      </w:r>
+      <w:r>
+        <w:t>)</w:t>
+      </w:r>
+      <w:r>
+        <w:t xml:space="preserve"> Режим доступа: CC BY-NC-SA 4.0 Текст: электронный</w:t>
+      </w:r>
+    </w:p>
+    <w:p>
+      <w:pPr>
+        <w:pStyle w:val="af0"/>
+        <w:numPr>
+          <w:ilvl w:val="0"/>
+          <w:numId w:val="12"/>
+        </w:numPr>
+        <w:rPr>
+          <w:rStyle w:val="reference-text"/>
+        </w:rPr>
+      </w:pPr>
+      <w:proofErr w:type="spellStart"/>
+      <w:r>
+        <w:rPr>
+          <w:rStyle w:val="reference-text"/>
+        </w:rPr>
+        <w:t>Бенуж</w:t>
+      </w:r>
+      <w:proofErr w:type="spellEnd"/>
+      <w:r>
+        <w:rPr>
+          <w:rStyle w:val="reference-text"/>
+        </w:rPr>
+        <w:t> </w:t>
+      </w:r>
+      <w:r>
+        <w:rPr>
+          <w:rStyle w:val="reference-text"/>
+        </w:rPr>
+        <w:t xml:space="preserve">А.А., </w:t>
+      </w:r>
+      <w:r>
+        <w:rPr>
+          <w:rStyle w:val="reference-text"/>
+        </w:rPr>
+        <w:t>Мочалов </w:t>
+      </w:r>
+      <w:r>
+        <w:rPr>
+          <w:rStyle w:val="reference-text"/>
+        </w:rPr>
+        <w:t xml:space="preserve">И.В., </w:t>
+      </w:r>
+      <w:r>
+        <w:rPr>
+          <w:rStyle w:val="reference-text"/>
+        </w:rPr>
+        <w:t>Вестник университета правительства Москвы,</w:t>
+      </w:r>
+      <w:r>
+        <w:rPr>
+          <w:rStyle w:val="reference-text"/>
+        </w:rPr>
+        <w:t xml:space="preserve"> </w:t>
+      </w:r>
+      <w:r>
+        <w:rPr>
+          <w:rStyle w:val="reference-text"/>
+          <w:i/>
+          <w:iCs/>
+        </w:rPr>
+        <w:t>«</w:t>
+      </w:r>
+      <w:r>
+        <w:rPr>
+          <w:rStyle w:val="reference-text"/>
+          <w:i/>
+          <w:iCs/>
+        </w:rPr>
+        <w:t>Зеленые кровли для устойчивых городов: перспективы использования в Москве</w:t>
+      </w:r>
+      <w:r>
+        <w:rPr>
+          <w:rStyle w:val="reference-text"/>
+          <w:i/>
+          <w:iCs/>
+        </w:rPr>
+        <w:t>»</w:t>
+      </w:r>
+      <w:r>
+        <w:rPr>
+          <w:rStyle w:val="reference-text"/>
+        </w:rPr>
+        <w:t xml:space="preserve"> Номер: 4 (42) Год: 2018 Страницы: 48-53</w:t>
+      </w:r>
+      <w:r>
+        <w:rPr>
+          <w:rStyle w:val="reference-text"/>
+        </w:rPr>
+        <w:t xml:space="preserve"> </w:t>
+      </w:r>
+      <w:r>
+        <w:rPr>
+          <w:rStyle w:val="reference-text"/>
+        </w:rPr>
+        <w:t>URL:</w:t>
+      </w:r>
+      <w:r>
+        <w:t xml:space="preserve"> </w:t>
+      </w:r>
+      <w:hyperlink r:id="rId9" w:history="1">
+        <w:r>
+          <w:rPr>
+            <w:rStyle w:val="afb"/>
+          </w:rPr>
+          <w:t>https://mguu.ru/numbers/2018-04/</w:t>
+        </w:r>
+      </w:hyperlink>
+      <w:r>
+        <w:rPr>
+          <w:rStyle w:val="reference-text"/>
+        </w:rPr>
+        <w:t xml:space="preserve"> </w:t>
+      </w:r>
+      <w:r>
+        <w:rPr>
+          <w:rStyle w:val="reference-text"/>
+        </w:rPr>
+        <w:t>Текст: электронный</w:t>
+      </w:r>
+    </w:p>
+    <w:p>
+      <w:pPr>
+        <w:pStyle w:val="af0"/>
+        <w:numPr>
+          <w:ilvl w:val="0"/>
+          <w:numId w:val="12"/>
+        </w:numPr>
+      </w:pPr>
+      <w:r>
+        <w:lastRenderedPageBreak/>
+        <w:t>Сысоева</w:t>
+      </w:r>
+      <w:r>
+        <w:t> </w:t>
+      </w:r>
+      <w:r>
+        <w:t>Е.В. Районирование территории Центральной России по эффективности применения «зеленых»</w:t>
+      </w:r>
+      <w:r>
+        <w:t xml:space="preserve"> </w:t>
+      </w:r>
+      <w:r>
+        <w:t>крыш с целью сокращения ливневого стока / Е. В. Сысоева, А. В. Богачев // Вестник евразийской науки. —</w:t>
+      </w:r>
+      <w:r>
+        <w:t xml:space="preserve"> 2024. — </w:t>
+      </w:r>
+      <w:r>
+        <w:t>Т</w:t>
+      </w:r>
+      <w:r>
+        <w:t xml:space="preserve">. 16. — № 5. — </w:t>
+      </w:r>
+      <w:r>
+        <w:rPr>
+          <w:lang w:val="en-US"/>
+        </w:rPr>
+        <w:t>URL</w:t>
+      </w:r>
+      <w:r>
+        <w:t xml:space="preserve">: </w:t>
+      </w:r>
+      <w:proofErr w:type="gramStart"/>
+      <w:r>
+        <w:rPr>
+          <w:lang w:val="en-US"/>
+        </w:rPr>
+        <w:t>https</w:t>
+      </w:r>
+      <w:r>
+        <w:t>://</w:t>
+      </w:r>
+      <w:proofErr w:type="spellStart"/>
+      <w:r>
+        <w:rPr>
+          <w:lang w:val="en-US"/>
+        </w:rPr>
+        <w:t>esj</w:t>
+      </w:r>
+      <w:proofErr w:type="spellEnd"/>
+      <w:r>
+        <w:t>.</w:t>
+      </w:r>
+      <w:r>
+        <w:rPr>
+          <w:lang w:val="en-US"/>
+        </w:rPr>
+        <w:t>today</w:t>
+      </w:r>
+      <w:r>
+        <w:t>/</w:t>
+      </w:r>
+      <w:r>
+        <w:rPr>
+          <w:lang w:val="en-US"/>
+        </w:rPr>
+        <w:t>PDF</w:t>
+      </w:r>
+      <w:r>
+        <w:t>/33</w:t>
+      </w:r>
+      <w:r>
+        <w:rPr>
+          <w:lang w:val="en-US"/>
+        </w:rPr>
+        <w:t>NZVN</w:t>
+      </w:r>
+      <w:r>
+        <w:t>524.</w:t>
+      </w:r>
+      <w:r>
+        <w:rPr>
+          <w:lang w:val="en-US"/>
+        </w:rPr>
+        <w:t>pdf</w:t>
+      </w:r>
+      <w:r>
+        <w:t xml:space="preserve">  </w:t>
+      </w:r>
+      <w:r>
+        <w:rPr>
+          <w:lang w:val="en-US"/>
+        </w:rPr>
+        <w:t>DOI</w:t>
+      </w:r>
+      <w:proofErr w:type="gramEnd"/>
+      <w:r>
+        <w:t>: 10.15862/33</w:t>
+      </w:r>
+      <w:r>
+        <w:rPr>
+          <w:lang w:val="en-US"/>
+        </w:rPr>
+        <w:t>NZVN</w:t>
+      </w:r>
+      <w:r>
+        <w:t>524</w:t>
+      </w:r>
+    </w:p>
+    <w:p>
+      <w:pPr>
+        <w:pStyle w:val="af0"/>
+        <w:numPr>
+          <w:ilvl w:val="0"/>
+          <w:numId w:val="12"/>
+        </w:numPr>
+      </w:pPr>
+      <w:r>
+        <w:rPr>
+          <w:lang w:val="en-US"/>
+        </w:rPr>
+        <w:t xml:space="preserve">Ratna </w:t>
+      </w:r>
+      <w:proofErr w:type="spellStart"/>
+      <w:r>
+        <w:rPr>
+          <w:lang w:val="en-US"/>
+        </w:rPr>
+        <w:t>Yuniati</w:t>
+      </w:r>
+      <w:proofErr w:type="spellEnd"/>
+      <w:r>
+        <w:rPr>
+          <w:lang w:val="en-US"/>
+        </w:rPr>
+        <w:t xml:space="preserve">♥, </w:t>
+      </w:r>
+      <w:proofErr w:type="spellStart"/>
+      <w:r>
+        <w:rPr>
+          <w:lang w:val="en-US"/>
+        </w:rPr>
+        <w:t>Windri</w:t>
+      </w:r>
+      <w:proofErr w:type="spellEnd"/>
+      <w:r>
+        <w:rPr>
+          <w:lang w:val="en-US"/>
+        </w:rPr>
+        <w:t xml:space="preserve"> </w:t>
+      </w:r>
+      <w:proofErr w:type="spellStart"/>
+      <w:r>
+        <w:rPr>
+          <w:lang w:val="en-US"/>
+        </w:rPr>
+        <w:t>Handayani</w:t>
+      </w:r>
+      <w:proofErr w:type="spellEnd"/>
+      <w:r>
+        <w:rPr>
+          <w:lang w:val="en-US"/>
+        </w:rPr>
+        <w:t xml:space="preserve">, Laelia </w:t>
+      </w:r>
+      <w:proofErr w:type="spellStart"/>
+      <w:r>
+        <w:rPr>
+          <w:lang w:val="en-US"/>
+        </w:rPr>
+        <w:t>Nugrahani</w:t>
+      </w:r>
+      <w:proofErr w:type="spellEnd"/>
+      <w:r>
+        <w:rPr>
+          <w:lang w:val="en-US"/>
+        </w:rPr>
+        <w:t xml:space="preserve">, </w:t>
+      </w:r>
+      <w:proofErr w:type="spellStart"/>
+      <w:r>
+        <w:rPr>
+          <w:lang w:val="en-US"/>
+        </w:rPr>
+        <w:t>Ita</w:t>
+      </w:r>
+      <w:proofErr w:type="spellEnd"/>
+      <w:r>
+        <w:rPr>
+          <w:lang w:val="en-US"/>
+        </w:rPr>
+        <w:t xml:space="preserve"> </w:t>
+      </w:r>
+      <w:proofErr w:type="spellStart"/>
+      <w:r>
+        <w:rPr>
+          <w:lang w:val="en-US"/>
+        </w:rPr>
+        <w:t>Khoerunnisa</w:t>
+      </w:r>
+      <w:proofErr w:type="spellEnd"/>
+      <w:r>
+        <w:rPr>
+          <w:lang w:val="en-US"/>
+        </w:rPr>
+        <w:t xml:space="preserve">, </w:t>
+      </w:r>
+      <w:proofErr w:type="spellStart"/>
+      <w:r>
+        <w:rPr>
+          <w:lang w:val="en-US"/>
+        </w:rPr>
+        <w:t>Halimah</w:t>
+      </w:r>
+      <w:proofErr w:type="spellEnd"/>
+      <w:r>
+        <w:rPr>
+          <w:lang w:val="en-US"/>
+        </w:rPr>
+        <w:t xml:space="preserve">, </w:t>
+      </w:r>
+      <w:proofErr w:type="spellStart"/>
+      <w:r>
+        <w:rPr>
+          <w:lang w:val="en-US"/>
+        </w:rPr>
+        <w:t>Afiatry</w:t>
+      </w:r>
+      <w:proofErr w:type="spellEnd"/>
+      <w:r>
+        <w:rPr>
+          <w:lang w:val="en-US"/>
+        </w:rPr>
+        <w:t xml:space="preserve"> </w:t>
+      </w:r>
+      <w:proofErr w:type="spellStart"/>
+      <w:r>
+        <w:rPr>
+          <w:lang w:val="en-US"/>
+        </w:rPr>
+        <w:t>Putrika</w:t>
+      </w:r>
+      <w:proofErr w:type="spellEnd"/>
+      <w:r>
+        <w:rPr>
+          <w:lang w:val="en-US"/>
+        </w:rPr>
+        <w:t xml:space="preserve">, </w:t>
+      </w:r>
+      <w:proofErr w:type="spellStart"/>
+      <w:r>
+        <w:rPr>
+          <w:lang w:val="en-US"/>
+        </w:rPr>
+        <w:t>Niarsi</w:t>
+      </w:r>
+      <w:proofErr w:type="spellEnd"/>
+      <w:r>
+        <w:rPr>
+          <w:lang w:val="en-US"/>
+        </w:rPr>
+        <w:t xml:space="preserve"> Merry </w:t>
+      </w:r>
+      <w:proofErr w:type="spellStart"/>
+      <w:r>
+        <w:rPr>
+          <w:lang w:val="en-US"/>
+        </w:rPr>
+        <w:t>Hemelda</w:t>
+      </w:r>
+      <w:proofErr w:type="spellEnd"/>
+      <w:r>
+        <w:rPr>
+          <w:lang w:val="en-US"/>
+        </w:rPr>
+        <w:t>, (2024). The capacity of trees to remove particulate matter and lead and its impact on tree health.  BIODIVERSITAS ISSN: 1412-033X</w:t>
+      </w:r>
+      <w:r>
+        <w:rPr>
+          <w:lang w:val="en-US"/>
+        </w:rPr>
+        <w:t xml:space="preserve">, </w:t>
+      </w:r>
+      <w:r>
+        <w:rPr>
+          <w:lang w:val="en-US"/>
+        </w:rPr>
+        <w:t xml:space="preserve">Volume 25, Number 8, </w:t>
+      </w:r>
+      <w:proofErr w:type="spellStart"/>
+      <w:r>
+        <w:rPr>
+          <w:lang w:val="en-US"/>
+        </w:rPr>
+        <w:t>Год</w:t>
+      </w:r>
+      <w:proofErr w:type="spellEnd"/>
+      <w:r>
+        <w:rPr>
+          <w:lang w:val="en-US"/>
+        </w:rPr>
+        <w:t xml:space="preserve"> 2024</w:t>
+      </w:r>
+      <w:r>
+        <w:rPr>
+          <w:lang w:val="en-US"/>
+        </w:rPr>
+        <w:t>,</w:t>
+      </w:r>
+      <w:r>
+        <w:rPr>
+          <w:lang w:val="en-US"/>
+        </w:rPr>
+        <w:t xml:space="preserve"> 2541-2551</w:t>
+      </w:r>
+      <w:r>
+        <w:rPr>
+          <w:lang w:val="en-US"/>
+        </w:rPr>
+        <w:t>.</w:t>
+      </w:r>
+      <w:r>
+        <w:rPr>
+          <w:lang w:val="en-US"/>
+        </w:rPr>
+        <w:t xml:space="preserve"> DOI</w:t>
+      </w:r>
+      <w:r>
+        <w:t>: 10.13057/</w:t>
+      </w:r>
+      <w:proofErr w:type="spellStart"/>
+      <w:r>
+        <w:rPr>
+          <w:lang w:val="en-US"/>
+        </w:rPr>
+        <w:t>biodiv</w:t>
+      </w:r>
+      <w:proofErr w:type="spellEnd"/>
+      <w:r>
+        <w:t>/</w:t>
+      </w:r>
+      <w:r>
+        <w:rPr>
+          <w:lang w:val="en-US"/>
+        </w:rPr>
+        <w:t>d</w:t>
+      </w:r>
+      <w:r>
+        <w:t>250826</w:t>
+      </w:r>
+      <w:r>
+        <w:t xml:space="preserve"> </w:t>
+      </w:r>
+      <w:r>
+        <w:rPr>
+          <w:lang w:val="en-US"/>
+        </w:rPr>
+        <w:t>URL</w:t>
+      </w:r>
+      <w:r>
+        <w:t xml:space="preserve">: </w:t>
+      </w:r>
+      <w:hyperlink r:id="rId10" w:history="1">
+        <w:r>
+          <w:rPr>
+            <w:rStyle w:val="afb"/>
+            <w:lang w:val="en-US"/>
+          </w:rPr>
+          <w:t>https</w:t>
+        </w:r>
+        <w:r>
+          <w:rPr>
+            <w:rStyle w:val="afb"/>
+          </w:rPr>
+          <w:t>://</w:t>
+        </w:r>
+        <w:proofErr w:type="spellStart"/>
+        <w:r>
+          <w:rPr>
+            <w:rStyle w:val="afb"/>
+            <w:lang w:val="en-US"/>
+          </w:rPr>
+          <w:t>doi</w:t>
+        </w:r>
+        <w:proofErr w:type="spellEnd"/>
+        <w:r>
+          <w:rPr>
+            <w:rStyle w:val="afb"/>
+          </w:rPr>
+          <w:t>.</w:t>
+        </w:r>
+        <w:r>
+          <w:rPr>
+            <w:rStyle w:val="afb"/>
+            <w:lang w:val="en-US"/>
+          </w:rPr>
+          <w:t>org</w:t>
+        </w:r>
+        <w:r>
+          <w:rPr>
+            <w:rStyle w:val="afb"/>
+          </w:rPr>
+          <w:t>/10.13057/</w:t>
+        </w:r>
+        <w:proofErr w:type="spellStart"/>
+        <w:r>
+          <w:rPr>
+            <w:rStyle w:val="afb"/>
+            <w:lang w:val="en-US"/>
+          </w:rPr>
+          <w:t>biodiv</w:t>
+        </w:r>
+        <w:proofErr w:type="spellEnd"/>
+        <w:r>
+          <w:rPr>
+            <w:rStyle w:val="afb"/>
+          </w:rPr>
+          <w:t>/</w:t>
+        </w:r>
+        <w:r>
+          <w:rPr>
+            <w:rStyle w:val="afb"/>
+            <w:lang w:val="en-US"/>
+          </w:rPr>
+          <w:t>d</w:t>
+        </w:r>
+        <w:r>
+          <w:rPr>
+            <w:rStyle w:val="afb"/>
+          </w:rPr>
+          <w:t>250826</w:t>
+        </w:r>
+      </w:hyperlink>
+      <w:r>
+        <w:t xml:space="preserve"> (</w:t>
+      </w:r>
+      <w:r>
+        <w:t>дата</w:t>
+      </w:r>
+      <w:r>
+        <w:t xml:space="preserve"> </w:t>
+      </w:r>
+      <w:r>
+        <w:t>об</w:t>
+      </w:r>
+      <w:r>
+        <w:t>ращения</w:t>
+      </w:r>
+      <w:r>
+        <w:t xml:space="preserve"> 09.11.2025) </w:t>
+      </w:r>
+      <w:r>
+        <w:t>Режим</w:t>
+      </w:r>
+      <w:r>
+        <w:t xml:space="preserve"> </w:t>
+      </w:r>
+      <w:r>
+        <w:t>доступа</w:t>
+      </w:r>
+      <w:r>
+        <w:t xml:space="preserve">: </w:t>
+      </w:r>
+      <w:r>
+        <w:rPr>
+          <w:lang w:val="en-US"/>
+        </w:rPr>
+        <w:t>CC</w:t>
+      </w:r>
+      <w:r>
+        <w:t xml:space="preserve"> </w:t>
+      </w:r>
+      <w:r>
+        <w:rPr>
+          <w:lang w:val="en-US"/>
+        </w:rPr>
+        <w:t>BY</w:t>
+      </w:r>
+      <w:r>
+        <w:t>-</w:t>
+      </w:r>
+      <w:r>
+        <w:rPr>
+          <w:lang w:val="en-US"/>
+        </w:rPr>
+        <w:t>NC</w:t>
+      </w:r>
+      <w:r>
+        <w:t>-</w:t>
+      </w:r>
+      <w:r>
+        <w:rPr>
+          <w:lang w:val="en-US"/>
+        </w:rPr>
+        <w:t>SA</w:t>
+      </w:r>
+      <w:r>
+        <w:t xml:space="preserve"> 4.0 </w:t>
+      </w:r>
+      <w:r>
+        <w:t>Текст</w:t>
+      </w:r>
+      <w:r>
+        <w:t xml:space="preserve">: </w:t>
+      </w:r>
+      <w:r>
+        <w:t>электронный</w:t>
+      </w:r>
+    </w:p>
+    <w:p>
+      <w:pPr>
+        <w:pStyle w:val="af0"/>
+        <w:numPr>
+          <w:ilvl w:val="0"/>
+          <w:numId w:val="12"/>
+        </w:numPr>
+      </w:pPr>
+      <w:hyperlink r:id="rId11" w:history="1">
+        <w:r>
+          <w:rPr>
+            <w:rStyle w:val="afb"/>
+            <w:lang w:val="en-US"/>
+          </w:rPr>
+          <w:t>Meaghan Weeden</w:t>
+        </w:r>
+      </w:hyperlink>
+      <w:r>
+        <w:rPr>
+          <w:lang w:val="en-US"/>
+        </w:rPr>
+        <w:t xml:space="preserve"> (2024). How Trees Clean </w:t>
+      </w:r>
+      <w:proofErr w:type="gramStart"/>
+      <w:r>
+        <w:rPr>
+          <w:lang w:val="en-US"/>
+        </w:rPr>
+        <w:t>The</w:t>
+      </w:r>
+      <w:proofErr w:type="gramEnd"/>
+      <w:r>
+        <w:rPr>
+          <w:lang w:val="en-US"/>
+        </w:rPr>
+        <w:t xml:space="preserve"> Air. URL</w:t>
+      </w:r>
+      <w:r>
+        <w:t xml:space="preserve">: </w:t>
+      </w:r>
+      <w:hyperlink r:id="rId12" w:history="1">
+        <w:r>
+          <w:rPr>
+            <w:rStyle w:val="afb"/>
+            <w:lang w:val="en-US"/>
+          </w:rPr>
+          <w:t>https</w:t>
+        </w:r>
+        <w:r>
+          <w:rPr>
+            <w:rStyle w:val="afb"/>
+          </w:rPr>
+          <w:t>://</w:t>
+        </w:r>
+        <w:proofErr w:type="spellStart"/>
+        <w:r>
+          <w:rPr>
+            <w:rStyle w:val="afb"/>
+            <w:lang w:val="en-US"/>
+          </w:rPr>
+          <w:t>onetreeplanted</w:t>
+        </w:r>
+        <w:proofErr w:type="spellEnd"/>
+        <w:r>
+          <w:rPr>
+            <w:rStyle w:val="afb"/>
+          </w:rPr>
+          <w:t>.</w:t>
+        </w:r>
+        <w:r>
+          <w:rPr>
+            <w:rStyle w:val="afb"/>
+            <w:lang w:val="en-US"/>
+          </w:rPr>
+          <w:t>org</w:t>
+        </w:r>
+        <w:r>
+          <w:rPr>
+            <w:rStyle w:val="afb"/>
+          </w:rPr>
+          <w:t>/</w:t>
+        </w:r>
+        <w:r>
+          <w:rPr>
+            <w:rStyle w:val="afb"/>
+            <w:lang w:val="en-US"/>
+          </w:rPr>
+          <w:t>blogs</w:t>
+        </w:r>
+        <w:r>
+          <w:rPr>
+            <w:rStyle w:val="afb"/>
+          </w:rPr>
+          <w:t>/</w:t>
+        </w:r>
+        <w:r>
+          <w:rPr>
+            <w:rStyle w:val="afb"/>
+            <w:lang w:val="en-US"/>
+          </w:rPr>
+          <w:t>stories</w:t>
+        </w:r>
+        <w:r>
+          <w:rPr>
+            <w:rStyle w:val="afb"/>
+          </w:rPr>
+          <w:t>/</w:t>
+        </w:r>
+        <w:r>
+          <w:rPr>
+            <w:rStyle w:val="afb"/>
+            <w:lang w:val="en-US"/>
+          </w:rPr>
+          <w:t>how</w:t>
+        </w:r>
+        <w:r>
+          <w:rPr>
+            <w:rStyle w:val="afb"/>
+          </w:rPr>
+          <w:t>-</w:t>
+        </w:r>
+        <w:r>
+          <w:rPr>
+            <w:rStyle w:val="afb"/>
+            <w:lang w:val="en-US"/>
+          </w:rPr>
+          <w:t>trees</w:t>
+        </w:r>
+        <w:r>
+          <w:rPr>
+            <w:rStyle w:val="afb"/>
+          </w:rPr>
+          <w:t>-</w:t>
+        </w:r>
+        <w:r>
+          <w:rPr>
+            <w:rStyle w:val="afb"/>
+            <w:lang w:val="en-US"/>
+          </w:rPr>
+          <w:t>clean</w:t>
+        </w:r>
+        <w:r>
+          <w:rPr>
+            <w:rStyle w:val="afb"/>
+          </w:rPr>
+          <w:t>-</w:t>
+        </w:r>
+        <w:r>
+          <w:rPr>
+            <w:rStyle w:val="afb"/>
+            <w:lang w:val="en-US"/>
+          </w:rPr>
+          <w:t>air</w:t>
+        </w:r>
+      </w:hyperlink>
+      <w:r>
+        <w:t xml:space="preserve"> Текст: электронный</w:t>
+      </w:r>
+    </w:p>
+    <w:p/>
+    <w:p/>
+    <w:p/>
     <w:sectPr>
-      <w:footerReference w:type="default" r:id="rId8"/>
+      <w:footerReference w:type="default" r:id="rId13"/>
       <w:pgSz w:w="11906" w:h="16838"/>
       <w:pgMar w:top="1134" w:right="851" w:bottom="1134" w:left="1701" w:header="0" w:footer="0" w:gutter="0"/>
       <w:pgNumType w:start="1"/>
@@ -550,7 +1601,7 @@
   <w:abstractNum w:abstractNumId="0" w15:restartNumberingAfterBreak="0">
     <w:nsid w:val="FFFFFF7C"/>
     <w:multiLevelType w:val="singleLevel"/>
-    <w:tmpl w:val="A4305D76"/>
+    <w:tmpl w:val="461C2C2C"/>
     <w:lvl w:ilvl="0">
       <w:start w:val="1"/>
       <w:numFmt w:val="decimal"/>
@@ -567,7 +1618,7 @@
   <w:abstractNum w:abstractNumId="1" w15:restartNumberingAfterBreak="0">
     <w:nsid w:val="FFFFFF7D"/>
     <w:multiLevelType w:val="singleLevel"/>
-    <w:tmpl w:val="2C1A4984"/>
+    <w:tmpl w:val="CCA0B2D6"/>
     <w:lvl w:ilvl="0">
       <w:start w:val="1"/>
       <w:numFmt w:val="decimal"/>
@@ -584,7 +1635,7 @@
   <w:abstractNum w:abstractNumId="2" w15:restartNumberingAfterBreak="0">
     <w:nsid w:val="FFFFFF7E"/>
     <w:multiLevelType w:val="singleLevel"/>
-    <w:tmpl w:val="11706536"/>
+    <w:tmpl w:val="D6A407A6"/>
     <w:lvl w:ilvl="0">
       <w:start w:val="1"/>
       <w:numFmt w:val="decimal"/>
@@ -601,7 +1652,7 @@
   <w:abstractNum w:abstractNumId="3" w15:restartNumberingAfterBreak="0">
     <w:nsid w:val="FFFFFF7F"/>
     <w:multiLevelType w:val="singleLevel"/>
-    <w:tmpl w:val="88FE0932"/>
+    <w:tmpl w:val="1B029D08"/>
     <w:lvl w:ilvl="0">
       <w:start w:val="1"/>
       <w:numFmt w:val="decimal"/>
@@ -618,7 +1669,7 @@
   <w:abstractNum w:abstractNumId="4" w15:restartNumberingAfterBreak="0">
     <w:nsid w:val="FFFFFF80"/>
     <w:multiLevelType w:val="singleLevel"/>
-    <w:tmpl w:val="E20ECA08"/>
+    <w:tmpl w:val="C2C2082A"/>
     <w:lvl w:ilvl="0">
       <w:start w:val="1"/>
       <w:numFmt w:val="bullet"/>
@@ -638,7 +1689,7 @@
   <w:abstractNum w:abstractNumId="5" w15:restartNumberingAfterBreak="0">
     <w:nsid w:val="FFFFFF81"/>
     <w:multiLevelType w:val="singleLevel"/>
-    <w:tmpl w:val="F25C52DA"/>
+    <w:tmpl w:val="B0FE806A"/>
     <w:lvl w:ilvl="0">
       <w:start w:val="1"/>
       <w:numFmt w:val="bullet"/>
@@ -658,7 +1709,7 @@
   <w:abstractNum w:abstractNumId="6" w15:restartNumberingAfterBreak="0">
     <w:nsid w:val="FFFFFF82"/>
     <w:multiLevelType w:val="singleLevel"/>
-    <w:tmpl w:val="DA0EE814"/>
+    <w:tmpl w:val="96605BAE"/>
     <w:lvl w:ilvl="0">
       <w:start w:val="1"/>
       <w:numFmt w:val="bullet"/>
@@ -678,7 +1729,7 @@
   <w:abstractNum w:abstractNumId="7" w15:restartNumberingAfterBreak="0">
     <w:nsid w:val="FFFFFF83"/>
     <w:multiLevelType w:val="singleLevel"/>
-    <w:tmpl w:val="496ACD7E"/>
+    <w:tmpl w:val="0C94D5DA"/>
     <w:lvl w:ilvl="0">
       <w:start w:val="1"/>
       <w:numFmt w:val="bullet"/>
@@ -698,7 +1749,7 @@
   <w:abstractNum w:abstractNumId="8" w15:restartNumberingAfterBreak="0">
     <w:nsid w:val="FFFFFF88"/>
     <w:multiLevelType w:val="singleLevel"/>
-    <w:tmpl w:val="25C453A6"/>
+    <w:tmpl w:val="8A2C2496"/>
     <w:lvl w:ilvl="0">
       <w:start w:val="1"/>
       <w:numFmt w:val="decimal"/>
@@ -715,7 +1766,7 @@
   <w:abstractNum w:abstractNumId="9" w15:restartNumberingAfterBreak="0">
     <w:nsid w:val="FFFFFF89"/>
     <w:multiLevelType w:val="singleLevel"/>
-    <w:tmpl w:val="72604A50"/>
+    <w:tmpl w:val="8ACE9274"/>
     <w:lvl w:ilvl="0">
       <w:start w:val="1"/>
       <w:numFmt w:val="bullet"/>
@@ -733,6 +1784,92 @@
     </w:lvl>
   </w:abstractNum>
   <w:abstractNum w:abstractNumId="10" w15:restartNumberingAfterBreak="0">
+    <w:nsid w:val="0ACA08E0"/>
+    <w:multiLevelType w:val="hybridMultilevel"/>
+    <w:tmpl w:val="50346268"/>
+    <w:lvl w:ilvl="0" w:tplc="0419000F">
+      <w:start w:val="1"/>
+      <w:numFmt w:val="decimal"/>
+      <w:lvlText w:val="%1."/>
+      <w:lvlJc w:val="left"/>
+      <w:pPr>
+        <w:ind w:left="1429" w:hanging="360"/>
+      </w:pPr>
+    </w:lvl>
+    <w:lvl w:ilvl="1" w:tplc="04190019" w:tentative="1">
+      <w:start w:val="1"/>
+      <w:numFmt w:val="lowerLetter"/>
+      <w:lvlText w:val="%2."/>
+      <w:lvlJc w:val="left"/>
+      <w:pPr>
+        <w:ind w:left="2149" w:hanging="360"/>
+      </w:pPr>
+    </w:lvl>
+    <w:lvl w:ilvl="2" w:tplc="0419001B" w:tentative="1">
+      <w:start w:val="1"/>
+      <w:numFmt w:val="lowerRoman"/>
+      <w:lvlText w:val="%3."/>
+      <w:lvlJc w:val="right"/>
+      <w:pPr>
+        <w:ind w:left="2869" w:hanging="180"/>
+      </w:pPr>
+    </w:lvl>
+    <w:lvl w:ilvl="3" w:tplc="0419000F" w:tentative="1">
+      <w:start w:val="1"/>
+      <w:numFmt w:val="decimal"/>
+      <w:lvlText w:val="%4."/>
+      <w:lvlJc w:val="left"/>
+      <w:pPr>
+        <w:ind w:left="3589" w:hanging="360"/>
+      </w:pPr>
+    </w:lvl>
+    <w:lvl w:ilvl="4" w:tplc="04190019" w:tentative="1">
+      <w:start w:val="1"/>
+      <w:numFmt w:val="lowerLetter"/>
+      <w:lvlText w:val="%5."/>
+      <w:lvlJc w:val="left"/>
+      <w:pPr>
+        <w:ind w:left="4309" w:hanging="360"/>
+      </w:pPr>
+    </w:lvl>
+    <w:lvl w:ilvl="5" w:tplc="0419001B" w:tentative="1">
+      <w:start w:val="1"/>
+      <w:numFmt w:val="lowerRoman"/>
+      <w:lvlText w:val="%6."/>
+      <w:lvlJc w:val="right"/>
+      <w:pPr>
+        <w:ind w:left="5029" w:hanging="180"/>
+      </w:pPr>
+    </w:lvl>
+    <w:lvl w:ilvl="6" w:tplc="0419000F" w:tentative="1">
+      <w:start w:val="1"/>
+      <w:numFmt w:val="decimal"/>
+      <w:lvlText w:val="%7."/>
+      <w:lvlJc w:val="left"/>
+      <w:pPr>
+        <w:ind w:left="5749" w:hanging="360"/>
+      </w:pPr>
+    </w:lvl>
+    <w:lvl w:ilvl="7" w:tplc="04190019" w:tentative="1">
+      <w:start w:val="1"/>
+      <w:numFmt w:val="lowerLetter"/>
+      <w:lvlText w:val="%8."/>
+      <w:lvlJc w:val="left"/>
+      <w:pPr>
+        <w:ind w:left="6469" w:hanging="360"/>
+      </w:pPr>
+    </w:lvl>
+    <w:lvl w:ilvl="8" w:tplc="0419001B" w:tentative="1">
+      <w:start w:val="1"/>
+      <w:numFmt w:val="lowerRoman"/>
+      <w:lvlText w:val="%9."/>
+      <w:lvlJc w:val="right"/>
+      <w:pPr>
+        <w:ind w:left="7189" w:hanging="180"/>
+      </w:pPr>
+    </w:lvl>
+  </w:abstractNum>
+  <w:abstractNum w:abstractNumId="11" w15:restartNumberingAfterBreak="0">
     <w:nsid w:val="2D914E23"/>
     <w:multiLevelType w:val="hybridMultilevel"/>
     <w:tmpl w:val="54582516"/>
@@ -843,6 +1980,181 @@
       <w:rPr>
         <w:rFonts w:ascii="Wingdings" w:hAnsi="Wingdings" w:hint="default"/>
       </w:rPr>
+    </w:lvl>
+  </w:abstractNum>
+  <w:abstractNum w:abstractNumId="12" w15:restartNumberingAfterBreak="0">
+    <w:nsid w:val="4F467688"/>
+    <w:multiLevelType w:val="hybridMultilevel"/>
+    <w:tmpl w:val="A2948C74"/>
+    <w:lvl w:ilvl="0" w:tplc="393E69FE">
+      <w:start w:val="1"/>
+      <w:numFmt w:val="decimal"/>
+      <w:lvlText w:val="%1."/>
+      <w:lvlJc w:val="left"/>
+      <w:pPr>
+        <w:ind w:left="1069" w:hanging="360"/>
+      </w:pPr>
+      <w:rPr>
+        <w:rFonts w:hint="default"/>
+      </w:rPr>
+    </w:lvl>
+    <w:lvl w:ilvl="1" w:tplc="04190019" w:tentative="1">
+      <w:start w:val="1"/>
+      <w:numFmt w:val="lowerLetter"/>
+      <w:lvlText w:val="%2."/>
+      <w:lvlJc w:val="left"/>
+      <w:pPr>
+        <w:ind w:left="1789" w:hanging="360"/>
+      </w:pPr>
+    </w:lvl>
+    <w:lvl w:ilvl="2" w:tplc="0419001B" w:tentative="1">
+      <w:start w:val="1"/>
+      <w:numFmt w:val="lowerRoman"/>
+      <w:lvlText w:val="%3."/>
+      <w:lvlJc w:val="right"/>
+      <w:pPr>
+        <w:ind w:left="2509" w:hanging="180"/>
+      </w:pPr>
+    </w:lvl>
+    <w:lvl w:ilvl="3" w:tplc="0419000F" w:tentative="1">
+      <w:start w:val="1"/>
+      <w:numFmt w:val="decimal"/>
+      <w:lvlText w:val="%4."/>
+      <w:lvlJc w:val="left"/>
+      <w:pPr>
+        <w:ind w:left="3229" w:hanging="360"/>
+      </w:pPr>
+    </w:lvl>
+    <w:lvl w:ilvl="4" w:tplc="04190019" w:tentative="1">
+      <w:start w:val="1"/>
+      <w:numFmt w:val="lowerLetter"/>
+      <w:lvlText w:val="%5."/>
+      <w:lvlJc w:val="left"/>
+      <w:pPr>
+        <w:ind w:left="3949" w:hanging="360"/>
+      </w:pPr>
+    </w:lvl>
+    <w:lvl w:ilvl="5" w:tplc="0419001B" w:tentative="1">
+      <w:start w:val="1"/>
+      <w:numFmt w:val="lowerRoman"/>
+      <w:lvlText w:val="%6."/>
+      <w:lvlJc w:val="right"/>
+      <w:pPr>
+        <w:ind w:left="4669" w:hanging="180"/>
+      </w:pPr>
+    </w:lvl>
+    <w:lvl w:ilvl="6" w:tplc="0419000F" w:tentative="1">
+      <w:start w:val="1"/>
+      <w:numFmt w:val="decimal"/>
+      <w:lvlText w:val="%7."/>
+      <w:lvlJc w:val="left"/>
+      <w:pPr>
+        <w:ind w:left="5389" w:hanging="360"/>
+      </w:pPr>
+    </w:lvl>
+    <w:lvl w:ilvl="7" w:tplc="04190019" w:tentative="1">
+      <w:start w:val="1"/>
+      <w:numFmt w:val="lowerLetter"/>
+      <w:lvlText w:val="%8."/>
+      <w:lvlJc w:val="left"/>
+      <w:pPr>
+        <w:ind w:left="6109" w:hanging="360"/>
+      </w:pPr>
+    </w:lvl>
+    <w:lvl w:ilvl="8" w:tplc="0419001B" w:tentative="1">
+      <w:start w:val="1"/>
+      <w:numFmt w:val="lowerRoman"/>
+      <w:lvlText w:val="%9."/>
+      <w:lvlJc w:val="right"/>
+      <w:pPr>
+        <w:ind w:left="6829" w:hanging="180"/>
+      </w:pPr>
+    </w:lvl>
+  </w:abstractNum>
+  <w:abstractNum w:abstractNumId="13" w15:restartNumberingAfterBreak="0">
+    <w:nsid w:val="520A15BC"/>
+    <w:multiLevelType w:val="hybridMultilevel"/>
+    <w:tmpl w:val="0A86F580"/>
+    <w:lvl w:ilvl="0" w:tplc="0419000F">
+      <w:start w:val="1"/>
+      <w:numFmt w:val="decimal"/>
+      <w:lvlText w:val="%1."/>
+      <w:lvlJc w:val="left"/>
+      <w:pPr>
+        <w:ind w:left="1429" w:hanging="360"/>
+      </w:pPr>
+    </w:lvl>
+    <w:lvl w:ilvl="1" w:tplc="04190019" w:tentative="1">
+      <w:start w:val="1"/>
+      <w:numFmt w:val="lowerLetter"/>
+      <w:lvlText w:val="%2."/>
+      <w:lvlJc w:val="left"/>
+      <w:pPr>
+        <w:ind w:left="2149" w:hanging="360"/>
+      </w:pPr>
+    </w:lvl>
+    <w:lvl w:ilvl="2" w:tplc="0419001B" w:tentative="1">
+      <w:start w:val="1"/>
+      <w:numFmt w:val="lowerRoman"/>
+      <w:lvlText w:val="%3."/>
+      <w:lvlJc w:val="right"/>
+      <w:pPr>
+        <w:ind w:left="2869" w:hanging="180"/>
+      </w:pPr>
+    </w:lvl>
+    <w:lvl w:ilvl="3" w:tplc="0419000F" w:tentative="1">
+      <w:start w:val="1"/>
+      <w:numFmt w:val="decimal"/>
+      <w:lvlText w:val="%4."/>
+      <w:lvlJc w:val="left"/>
+      <w:pPr>
+        <w:ind w:left="3589" w:hanging="360"/>
+      </w:pPr>
+    </w:lvl>
+    <w:lvl w:ilvl="4" w:tplc="04190019" w:tentative="1">
+      <w:start w:val="1"/>
+      <w:numFmt w:val="lowerLetter"/>
+      <w:lvlText w:val="%5."/>
+      <w:lvlJc w:val="left"/>
+      <w:pPr>
+        <w:ind w:left="4309" w:hanging="360"/>
+      </w:pPr>
+    </w:lvl>
+    <w:lvl w:ilvl="5" w:tplc="0419001B" w:tentative="1">
+      <w:start w:val="1"/>
+      <w:numFmt w:val="lowerRoman"/>
+      <w:lvlText w:val="%6."/>
+      <w:lvlJc w:val="right"/>
+      <w:pPr>
+        <w:ind w:left="5029" w:hanging="180"/>
+      </w:pPr>
+    </w:lvl>
+    <w:lvl w:ilvl="6" w:tplc="0419000F" w:tentative="1">
+      <w:start w:val="1"/>
+      <w:numFmt w:val="decimal"/>
+      <w:lvlText w:val="%7."/>
+      <w:lvlJc w:val="left"/>
+      <w:pPr>
+        <w:ind w:left="5749" w:hanging="360"/>
+      </w:pPr>
+    </w:lvl>
+    <w:lvl w:ilvl="7" w:tplc="04190019" w:tentative="1">
+      <w:start w:val="1"/>
+      <w:numFmt w:val="lowerLetter"/>
+      <w:lvlText w:val="%8."/>
+      <w:lvlJc w:val="left"/>
+      <w:pPr>
+        <w:ind w:left="6469" w:hanging="360"/>
+      </w:pPr>
+    </w:lvl>
+    <w:lvl w:ilvl="8" w:tplc="0419001B" w:tentative="1">
+      <w:start w:val="1"/>
+      <w:numFmt w:val="lowerRoman"/>
+      <w:lvlText w:val="%9."/>
+      <w:lvlJc w:val="right"/>
+      <w:pPr>
+        <w:ind w:left="7189" w:hanging="180"/>
+      </w:pPr>
     </w:lvl>
   </w:abstractNum>
   <w:num w:numId="1" w16cid:durableId="544295540">
@@ -876,7 +2188,16 @@
     <w:abstractNumId w:val="0"/>
   </w:num>
   <w:num w:numId="11" w16cid:durableId="1441754934">
+    <w:abstractNumId w:val="11"/>
+  </w:num>
+  <w:num w:numId="12" w16cid:durableId="1326279870">
     <w:abstractNumId w:val="10"/>
+  </w:num>
+  <w:num w:numId="13" w16cid:durableId="1662806488">
+    <w:abstractNumId w:val="13"/>
+  </w:num>
+  <w:num w:numId="14" w16cid:durableId="903024574">
+    <w:abstractNumId w:val="12"/>
   </w:num>
 </w:numbering>
 </file>
@@ -1319,10 +2640,9 @@
     <w:next w:val="a"/>
     <w:link w:val="20"/>
     <w:uiPriority w:val="9"/>
-    <w:semiHidden/>
     <w:unhideWhenUsed/>
     <w:qFormat/>
-    <w:rsid w:val="008E5179"/>
+    <w:rsid w:val="006D70FD"/>
     <w:pPr>
       <w:keepNext/>
       <w:keepLines/>
@@ -1330,9 +2650,8 @@
       <w:outlineLvl w:val="1"/>
     </w:pPr>
     <w:rPr>
-      <w:rFonts w:asciiTheme="majorHAnsi" w:eastAsiaTheme="majorEastAsia" w:hAnsiTheme="majorHAnsi" w:cstheme="majorBidi"/>
-      <w:color w:val="2E74B5" w:themeColor="accent1" w:themeShade="BF"/>
-      <w:sz w:val="32"/>
+      <w:rFonts w:eastAsiaTheme="majorEastAsia" w:cstheme="majorBidi"/>
+      <w:sz w:val="36"/>
       <w:szCs w:val="32"/>
     </w:rPr>
   </w:style>
@@ -1491,7 +2810,6 @@
   <w:style w:type="character" w:default="1" w:styleId="a0">
     <w:name w:val="Default Paragraph Font"/>
     <w:uiPriority w:val="1"/>
-    <w:semiHidden/>
     <w:unhideWhenUsed/>
   </w:style>
   <w:style w:type="table" w:default="1" w:styleId="a1">
@@ -1533,13 +2851,11 @@
     <w:basedOn w:val="a0"/>
     <w:link w:val="2"/>
     <w:uiPriority w:val="9"/>
-    <w:semiHidden/>
-    <w:qFormat/>
-    <w:rsid w:val="008E5179"/>
-    <w:rPr>
-      <w:rFonts w:asciiTheme="majorHAnsi" w:eastAsiaTheme="majorEastAsia" w:hAnsiTheme="majorHAnsi" w:cstheme="majorBidi"/>
-      <w:color w:val="2E74B5" w:themeColor="accent1" w:themeShade="BF"/>
-      <w:sz w:val="32"/>
+    <w:qFormat/>
+    <w:rsid w:val="006D70FD"/>
+    <w:rPr>
+      <w:rFonts w:ascii="Times New Roman" w:eastAsiaTheme="majorEastAsia" w:hAnsi="Times New Roman" w:cstheme="majorBidi"/>
+      <w:sz w:val="36"/>
       <w:szCs w:val="32"/>
     </w:rPr>
   </w:style>
@@ -2017,6 +3333,69 @@
       <w:color w:val="0563C1" w:themeColor="hyperlink"/>
       <w:u w:val="single"/>
     </w:rPr>
+  </w:style>
+  <w:style w:type="character" w:customStyle="1" w:styleId="citation">
+    <w:name w:val="citation"/>
+    <w:basedOn w:val="a0"/>
+    <w:rsid w:val="00FC3C13"/>
+  </w:style>
+  <w:style w:type="character" w:customStyle="1" w:styleId="nowrap">
+    <w:name w:val="nowrap"/>
+    <w:basedOn w:val="a0"/>
+    <w:rsid w:val="00FC3C13"/>
+  </w:style>
+  <w:style w:type="character" w:styleId="afc">
+    <w:name w:val="FollowedHyperlink"/>
+    <w:basedOn w:val="a0"/>
+    <w:uiPriority w:val="99"/>
+    <w:semiHidden/>
+    <w:unhideWhenUsed/>
+    <w:rsid w:val="00FC3C13"/>
+    <w:rPr>
+      <w:color w:val="954F72" w:themeColor="followedHyperlink"/>
+      <w:u w:val="single"/>
+    </w:rPr>
+  </w:style>
+  <w:style w:type="character" w:styleId="afd">
+    <w:name w:val="Unresolved Mention"/>
+    <w:basedOn w:val="a0"/>
+    <w:uiPriority w:val="99"/>
+    <w:semiHidden/>
+    <w:unhideWhenUsed/>
+    <w:rsid w:val="00FC3C13"/>
+    <w:rPr>
+      <w:color w:val="605E5C"/>
+      <w:shd w:val="clear" w:color="auto" w:fill="E1DFDD"/>
+    </w:rPr>
+  </w:style>
+  <w:style w:type="character" w:customStyle="1" w:styleId="reference-text">
+    <w:name w:val="reference-text"/>
+    <w:basedOn w:val="a0"/>
+    <w:rsid w:val="00AC5232"/>
+  </w:style>
+  <w:style w:type="character" w:customStyle="1" w:styleId="dot">
+    <w:name w:val="dot"/>
+    <w:basedOn w:val="a0"/>
+    <w:rsid w:val="00287596"/>
+  </w:style>
+  <w:style w:type="character" w:styleId="afe">
+    <w:name w:val="Strong"/>
+    <w:basedOn w:val="a0"/>
+    <w:uiPriority w:val="22"/>
+    <w:qFormat/>
+    <w:rsid w:val="00D55D46"/>
+    <w:rPr>
+      <w:b/>
+      <w:bCs/>
+    </w:rPr>
+  </w:style>
+  <w:style w:type="paragraph" w:styleId="aff">
+    <w:name w:val="Bibliography"/>
+    <w:basedOn w:val="a"/>
+    <w:next w:val="a"/>
+    <w:uiPriority w:val="37"/>
+    <w:unhideWhenUsed/>
+    <w:rsid w:val="00A30B9D"/>
   </w:style>
 </w:styles>
 </file>
@@ -2196,11 +3575,39 @@
 </file>
 
 <file path=customXml/item1.xml><?xml version="1.0" encoding="utf-8"?>
-<b:Sources xmlns:b="http://schemas.openxmlformats.org/officeDocument/2006/bibliography" xmlns="http://schemas.openxmlformats.org/officeDocument/2006/bibliography" SelectedStyle="\APASixthEditionOfficeOnline.xsl" StyleName="APA" Version="6"/>
+<b:Sources xmlns:b="http://schemas.openxmlformats.org/officeDocument/2006/bibliography" xmlns="http://schemas.openxmlformats.org/officeDocument/2006/bibliography" SelectedStyle="\GostName.XSL" StyleName="ГОСТ — сортировка по именам" Version="2003">
+  <b:Source>
+    <b:Tag>ЕВС24</b:Tag>
+    <b:SourceType>ArticleInAPeriodical</b:SourceType>
+    <b:Guid>{29CEC248-761F-4117-82D2-CB9BB6FFFC3C}</b:Guid>
+    <b:Title>Районирование территории Центральной России по эффективности применения «зеленых» крыш с целью сокращения ливневого стока</b:Title>
+    <b:Year>2024</b:Year>
+    <b:Volume>16</b:Volume>
+    <b:Author>
+      <b:Author>
+        <b:NameList>
+          <b:Person>
+            <b:Last>Е. В. Сысоева</b:Last>
+            <b:First>А.</b:First>
+            <b:Middle>В. Богачев</b:Middle>
+          </b:Person>
+        </b:NameList>
+      </b:Author>
+    </b:Author>
+    <b:PeriodicalTitle>Вестник евразийской науки</b:PeriodicalTitle>
+    <b:Issue>5</b:Issue>
+    <b:URL>https://esj.today/PDF/33NZVN524.pdf</b:URL>
+    <b:DOI>10.15862/33NZVN524</b:DOI>
+    <b:YearAccessed>2025</b:YearAccessed>
+    <b:MonthAccessed>11</b:MonthAccessed>
+    <b:DayAccessed>4</b:DayAccessed>
+    <b:RefOrder>1</b:RefOrder>
+  </b:Source>
+</b:Sources>
 </file>
 
 <file path=customXml/itemProps1.xml><?xml version="1.0" encoding="utf-8"?>
-<ds:datastoreItem xmlns:ds="http://schemas.openxmlformats.org/officeDocument/2006/customXml" ds:itemID="{1B5B7CAE-D3D8-42CC-A9A4-EC70F9EFA3C5}">
+<ds:datastoreItem xmlns:ds="http://schemas.openxmlformats.org/officeDocument/2006/customXml" ds:itemID="{5B0B6249-A2CC-4FE0-BCB1-CC97EFA1395D}">
   <ds:schemaRefs>
     <ds:schemaRef ds:uri="http://schemas.openxmlformats.org/officeDocument/2006/bibliography"/>
   </ds:schemaRefs>

--- a/10б Неумойчева.docx
+++ b/10б Неумойчева.docx
@@ -510,29 +510,37 @@
       </w:r>
     </w:p>
     <w:p>
-      <w:r>
-        <w:t>Зеленые крыши:</w:t>
-      </w:r>
-    </w:p>
+      <w:pPr>
+        <w:pStyle w:val="2"/>
+      </w:pPr>
+      <w:r>
+        <w:t>Положительные черты</w:t>
+      </w:r>
+    </w:p>
+    <w:p>
+      <w:pPr>
+        <w:pStyle w:val="3"/>
+      </w:pPr>
+      <w:r>
+        <w:t>Очистка воздуха</w:t>
+      </w:r>
+    </w:p>
+    <w:p>
+      <w:r>
+        <w:t>Зеленая крыша функционирует как гигантский естественный фильтр. Механизм очистки воздуха реализуется несколькими путями:</w:t>
+      </w:r>
+    </w:p>
+    <w:p/>
     <w:p>
       <w:pPr>
         <w:pStyle w:val="af0"/>
         <w:numPr>
           <w:ilvl w:val="0"/>
-          <w:numId w:val="14"/>
+          <w:numId w:val="15"/>
         </w:numPr>
       </w:pPr>
       <w:r>
-        <w:t xml:space="preserve">Очищают воздух от вредных газов и твердых частиц </w:t>
-      </w:r>
-      <w:r>
-        <w:rPr>
-          <w:lang w:val="en-US"/>
-        </w:rPr>
-        <w:t>PM</w:t>
-      </w:r>
-      <w:r>
-        <w:t xml:space="preserve">2.5 </w:t>
+        <w:t>Адсорбция частиц растительностью: Листья и стебли растений имеют шероховатую поверхность, которая эффективно улавливает и удерживает взвешенные в воздухе частицы PM2.5 и более крупную пыль. После осадков эти частицы смываются в субстрат, где окончательно связываются. Исследования показывают, что один квадратный метр зеленой крыши может ежегодно улавливать от 0,2 до 1 кг пыли и вредных частиц.</w:t>
       </w:r>
     </w:p>
     <w:p>
@@ -540,11 +548,11 @@
         <w:pStyle w:val="af0"/>
         <w:numPr>
           <w:ilvl w:val="0"/>
-          <w:numId w:val="14"/>
+          <w:numId w:val="15"/>
         </w:numPr>
       </w:pPr>
       <w:r>
-        <w:t>Увеличивают энергоэффективность зданий, что ведет к уменьшению вредных выбросов электростанциями</w:t>
+        <w:t>Поглощение газов: Растения в процессе жизнедеятельности поглощают через устьица на листьях вредные газы, такие как NO₂ и SO₂, используя их в своем метаболизме или трансформируя в менее вредные соединения.</w:t>
       </w:r>
     </w:p>
     <w:p>
@@ -552,44 +560,206 @@
         <w:pStyle w:val="af0"/>
         <w:numPr>
           <w:ilvl w:val="0"/>
-          <w:numId w:val="14"/>
+          <w:numId w:val="15"/>
         </w:numPr>
       </w:pPr>
       <w:r>
-        <w:t>Средство борьбы с избыточным объемом ливневых стоков</w:t>
-      </w:r>
-      <w:r>
-        <w:t xml:space="preserve"> </w:t>
-      </w:r>
-      <w:sdt>
-        <w:sdtPr>
-          <w:id w:val="900177412"/>
-          <w:citation/>
-        </w:sdtPr>
-        <w:sdtContent>
-          <w:r>
-            <w:fldChar w:fldCharType="begin"/>
-          </w:r>
-          <w:r>
-            <w:instrText xml:space="preserve">CITATION ЕВС24 \l 1033 </w:instrText>
-          </w:r>
-          <w:r>
-            <w:fldChar w:fldCharType="separate"/>
-          </w:r>
-          <w:r>
-            <w:rPr>
-              <w:noProof/>
-            </w:rPr>
-            <w:t>(Е. В. Сысоева, 2024)</w:t>
-          </w:r>
-          <w:r>
-            <w:fldChar w:fldCharType="end"/>
-          </w:r>
-        </w:sdtContent>
-      </w:sdt>
-    </w:p>
-    <w:p/>
-    <w:p/>
+        <w:t>Связывание углерода: Растительность и почвенный субстрат поглоща</w:t>
+      </w:r>
+      <w:r>
+        <w:t>ют</w:t>
+      </w:r>
+      <w:r>
+        <w:t xml:space="preserve"> углекислый газ (CO₂) из атмосферы в процессе фотосинтеза и </w:t>
+      </w:r>
+      <w:r>
+        <w:t>аккумулирует</w:t>
+      </w:r>
+      <w:r>
+        <w:t xml:space="preserve"> органический углерод в биомассе и почве.</w:t>
+      </w:r>
+    </w:p>
+    <w:p>
+      <w:pPr>
+        <w:pStyle w:val="3"/>
+      </w:pPr>
+      <w:r>
+        <w:rPr>
+          <w:rStyle w:val="afe"/>
+          <w:b w:val="0"/>
+          <w:bCs w:val="0"/>
+        </w:rPr>
+        <w:t>Энергоэффективность зданий и опосредованное снижение выбросов</w:t>
+      </w:r>
+    </w:p>
+    <w:p>
+      <w:r>
+        <w:t xml:space="preserve">Эффект «теплового острова», при котором температура в городе значительно превышает температуру в окружающих сельских районах, приводит к колоссальному росту энергозатрат на кондиционирование зданий </w:t>
+      </w:r>
+      <w:r>
+        <w:lastRenderedPageBreak/>
+        <w:t>летом. Традиционные темные кровли нагреваются на солнце до 70-90°C, превращаясь в мощные источники тепла.</w:t>
+      </w:r>
+    </w:p>
+    <w:p>
+      <w:r>
+        <w:t>Зеленая крыша кардинально меняет тепловой баланс здания благодаря комплексу процессов:</w:t>
+      </w:r>
+    </w:p>
+    <w:p>
+      <w:pPr>
+        <w:pStyle w:val="af0"/>
+        <w:numPr>
+          <w:ilvl w:val="0"/>
+          <w:numId w:val="16"/>
+        </w:numPr>
+      </w:pPr>
+      <w:r>
+        <w:t xml:space="preserve">Теплоизоляция и затенение: </w:t>
+      </w:r>
+      <w:r>
+        <w:t>с</w:t>
+      </w:r>
+      <w:r>
+        <w:t>лой субстрата и растительности создает дополнительную термическую прослойку, которая снижает теплопередачу. Растения затеняют поверхность кровли, предотвращая ее прямой нагрев.</w:t>
+      </w:r>
+    </w:p>
+    <w:p>
+      <w:pPr>
+        <w:pStyle w:val="af0"/>
+        <w:numPr>
+          <w:ilvl w:val="0"/>
+          <w:numId w:val="16"/>
+        </w:numPr>
+      </w:pPr>
+      <w:r>
+        <w:t>Охлаждение испарением</w:t>
+      </w:r>
+      <w:r>
+        <w:t xml:space="preserve">: </w:t>
+      </w:r>
+      <w:r>
+        <w:t>э</w:t>
+      </w:r>
+      <w:r>
+        <w:t xml:space="preserve">то ключевой процесс охлаждения. Растения поглощают воду из субстрата и испаряют ее через листья. На фазовый переход воды из жидкого состояния в пар затрачивается значительное количество тепловой энергии, что активно охлаждает окружающий воздух. </w:t>
+      </w:r>
+      <w:r>
+        <w:t>Этот эффект</w:t>
+      </w:r>
+      <w:r>
+        <w:t xml:space="preserve"> может снижать температуру поверхности крыши на 30-40°C по сравнению с традиционной кровлей.</w:t>
+      </w:r>
+    </w:p>
+    <w:p>
+      <w:r>
+        <w:t xml:space="preserve">Энергетический эффект проявляется в сокращении затрат на кондиционирование летом на 25-50% и некотором снижении теплопотерь зимой. Это прямо ведет к уменьшению нагрузки на энергосистемы города и, как следствие, к снижению объемов сжигания ископаемого топлива на электростанциях. Таким образом, зеленая крыша не только экономит деньги владельца здания, но и вносит прямой вклад в снижение выбросов CO₂, SO₂ и </w:t>
+      </w:r>
+      <w:proofErr w:type="spellStart"/>
+      <w:r>
+        <w:t>NO</w:t>
+      </w:r>
+      <w:r>
+        <w:rPr>
+          <w:vertAlign w:val="subscript"/>
+        </w:rPr>
+        <w:t>x</w:t>
+      </w:r>
+      <w:proofErr w:type="spellEnd"/>
+      <w:r>
+        <w:t xml:space="preserve"> в атмосферу на региональном уровне, борясь с причиной изменения климата, а не с его следствиями.</w:t>
+      </w:r>
+    </w:p>
+    <w:p>
+      <w:pPr>
+        <w:pStyle w:val="3"/>
+      </w:pPr>
+      <w:r>
+        <w:t>Управление ливневыми стоками: решение проблемы перегруженных канализаций</w:t>
+      </w:r>
+    </w:p>
+    <w:p>
+      <w:r>
+        <w:t xml:space="preserve">В урбанизированных ландшафтах с высокой долей запечатанных поверхностей (асфальт, бетон) до 90% дождевой воды превращается в поверхностный сток. Это приводит к двум </w:t>
+      </w:r>
+      <w:r>
+        <w:t>главным</w:t>
+      </w:r>
+      <w:r>
+        <w:t xml:space="preserve"> проблемам:</w:t>
+      </w:r>
+    </w:p>
+    <w:p>
+      <w:pPr>
+        <w:pStyle w:val="af0"/>
+        <w:numPr>
+          <w:ilvl w:val="0"/>
+          <w:numId w:val="17"/>
+        </w:numPr>
+      </w:pPr>
+      <w:r>
+        <w:lastRenderedPageBreak/>
+        <w:t>Перегрузка ливневой канализации и канализационных очистных сооружений, что вызывает подтопления улиц и подвалов во время сильных ливней.</w:t>
+      </w:r>
+    </w:p>
+    <w:p>
+      <w:pPr>
+        <w:pStyle w:val="af0"/>
+        <w:numPr>
+          <w:ilvl w:val="0"/>
+          <w:numId w:val="17"/>
+        </w:numPr>
+      </w:pPr>
+      <w:r>
+        <w:t>Загрязнение водоемов: Ливневые стоки смывают с городских поверхностей нефтепродукты, тяжелые металлы, реагенты и прочие загрязнители, которые без очистки попадают в реки и озера.</w:t>
+      </w:r>
+    </w:p>
+    <w:p>
+      <w:r>
+        <w:t>Зеленая крыша выступает в роли буферной системы, реализующей принцип «управления ливневыми стоками в источнике».</w:t>
+      </w:r>
+    </w:p>
+    <w:p>
+      <w:pPr>
+        <w:pStyle w:val="af0"/>
+        <w:numPr>
+          <w:ilvl w:val="0"/>
+          <w:numId w:val="18"/>
+        </w:numPr>
+      </w:pPr>
+      <w:r>
+        <w:t xml:space="preserve">Задержание: </w:t>
+      </w:r>
+      <w:r>
+        <w:t>р</w:t>
+      </w:r>
+      <w:r>
+        <w:t>астительность и субстрат физически задерживают значительный объем осадков. Вода накапливается в порах субстрата и в специальных дренажных слоях, а затем медленно испаряется в атмосферу.</w:t>
+      </w:r>
+    </w:p>
+    <w:p>
+      <w:pPr>
+        <w:pStyle w:val="af0"/>
+        <w:numPr>
+          <w:ilvl w:val="0"/>
+          <w:numId w:val="18"/>
+        </w:numPr>
+      </w:pPr>
+      <w:r>
+        <w:t>Замедление: Крыша задерживает пик ливневого паводка. Вместо мгновенного сброса большого объема воды в канализацию, она постепенно отводится в течение нескольких часов или даже суток, снижая пиковую нагрузку на систему.</w:t>
+      </w:r>
+    </w:p>
+    <w:p>
+      <w:r>
+        <w:t xml:space="preserve">Моделирование гидрологического режима позволяет точно рассчитать, какой объем осадков конкретная зеленая крыша сможет аккумулировать </w:t>
+      </w:r>
+      <w:r>
+        <w:t>во время</w:t>
+      </w:r>
+      <w:r>
+        <w:t xml:space="preserve"> ливня. В среднем, экстенсивные зеленые крыши могут задерживать 50-70% годового объема осадков, а интенсивные – до 90%. Это прямое техническое решение для предотвращения подтоплений и снижения платы за водоотведение.</w:t>
+      </w:r>
+    </w:p>
     <w:p/>
     <w:p>
       <w:pPr>
@@ -641,7 +811,15 @@
           <w:i/>
           <w:iCs/>
         </w:rPr>
-        <w:t>. Архитектура и строительство</w:t>
+        <w:t xml:space="preserve">. Архитектура и </w:t>
+      </w:r>
+      <w:r>
+        <w:rPr>
+          <w:i/>
+          <w:iCs/>
+        </w:rPr>
+        <w:lastRenderedPageBreak/>
+        <w:t>строительство</w:t>
       </w:r>
       <w:r>
         <w:t xml:space="preserve">, (2), 117–122. </w:t>
@@ -818,7 +996,6 @@
         </w:numPr>
       </w:pPr>
       <w:r>
-        <w:lastRenderedPageBreak/>
         <w:t>Сысоева</w:t>
       </w:r>
       <w:r>
@@ -1601,7 +1778,7 @@
   <w:abstractNum w:abstractNumId="0" w15:restartNumberingAfterBreak="0">
     <w:nsid w:val="FFFFFF7C"/>
     <w:multiLevelType w:val="singleLevel"/>
-    <w:tmpl w:val="461C2C2C"/>
+    <w:tmpl w:val="F3B6169E"/>
     <w:lvl w:ilvl="0">
       <w:start w:val="1"/>
       <w:numFmt w:val="decimal"/>
@@ -1618,7 +1795,7 @@
   <w:abstractNum w:abstractNumId="1" w15:restartNumberingAfterBreak="0">
     <w:nsid w:val="FFFFFF7D"/>
     <w:multiLevelType w:val="singleLevel"/>
-    <w:tmpl w:val="CCA0B2D6"/>
+    <w:tmpl w:val="15526E88"/>
     <w:lvl w:ilvl="0">
       <w:start w:val="1"/>
       <w:numFmt w:val="decimal"/>
@@ -1635,7 +1812,7 @@
   <w:abstractNum w:abstractNumId="2" w15:restartNumberingAfterBreak="0">
     <w:nsid w:val="FFFFFF7E"/>
     <w:multiLevelType w:val="singleLevel"/>
-    <w:tmpl w:val="D6A407A6"/>
+    <w:tmpl w:val="8E780452"/>
     <w:lvl w:ilvl="0">
       <w:start w:val="1"/>
       <w:numFmt w:val="decimal"/>
@@ -1652,7 +1829,7 @@
   <w:abstractNum w:abstractNumId="3" w15:restartNumberingAfterBreak="0">
     <w:nsid w:val="FFFFFF7F"/>
     <w:multiLevelType w:val="singleLevel"/>
-    <w:tmpl w:val="1B029D08"/>
+    <w:tmpl w:val="8F484AEC"/>
     <w:lvl w:ilvl="0">
       <w:start w:val="1"/>
       <w:numFmt w:val="decimal"/>
@@ -1669,7 +1846,7 @@
   <w:abstractNum w:abstractNumId="4" w15:restartNumberingAfterBreak="0">
     <w:nsid w:val="FFFFFF80"/>
     <w:multiLevelType w:val="singleLevel"/>
-    <w:tmpl w:val="C2C2082A"/>
+    <w:tmpl w:val="1C9E40D2"/>
     <w:lvl w:ilvl="0">
       <w:start w:val="1"/>
       <w:numFmt w:val="bullet"/>
@@ -1689,7 +1866,7 @@
   <w:abstractNum w:abstractNumId="5" w15:restartNumberingAfterBreak="0">
     <w:nsid w:val="FFFFFF81"/>
     <w:multiLevelType w:val="singleLevel"/>
-    <w:tmpl w:val="B0FE806A"/>
+    <w:tmpl w:val="BC5A5BE6"/>
     <w:lvl w:ilvl="0">
       <w:start w:val="1"/>
       <w:numFmt w:val="bullet"/>
@@ -1709,7 +1886,7 @@
   <w:abstractNum w:abstractNumId="6" w15:restartNumberingAfterBreak="0">
     <w:nsid w:val="FFFFFF82"/>
     <w:multiLevelType w:val="singleLevel"/>
-    <w:tmpl w:val="96605BAE"/>
+    <w:tmpl w:val="E0EA3474"/>
     <w:lvl w:ilvl="0">
       <w:start w:val="1"/>
       <w:numFmt w:val="bullet"/>
@@ -1729,7 +1906,7 @@
   <w:abstractNum w:abstractNumId="7" w15:restartNumberingAfterBreak="0">
     <w:nsid w:val="FFFFFF83"/>
     <w:multiLevelType w:val="singleLevel"/>
-    <w:tmpl w:val="0C94D5DA"/>
+    <w:tmpl w:val="CA3CD84E"/>
     <w:lvl w:ilvl="0">
       <w:start w:val="1"/>
       <w:numFmt w:val="bullet"/>
@@ -1749,7 +1926,7 @@
   <w:abstractNum w:abstractNumId="8" w15:restartNumberingAfterBreak="0">
     <w:nsid w:val="FFFFFF88"/>
     <w:multiLevelType w:val="singleLevel"/>
-    <w:tmpl w:val="8A2C2496"/>
+    <w:tmpl w:val="42FE96C6"/>
     <w:lvl w:ilvl="0">
       <w:start w:val="1"/>
       <w:numFmt w:val="decimal"/>
@@ -1766,7 +1943,7 @@
   <w:abstractNum w:abstractNumId="9" w15:restartNumberingAfterBreak="0">
     <w:nsid w:val="FFFFFF89"/>
     <w:multiLevelType w:val="singleLevel"/>
-    <w:tmpl w:val="8ACE9274"/>
+    <w:tmpl w:val="70D2BC5C"/>
     <w:lvl w:ilvl="0">
       <w:start w:val="1"/>
       <w:numFmt w:val="bullet"/>
@@ -1784,6 +1961,119 @@
     </w:lvl>
   </w:abstractNum>
   <w:abstractNum w:abstractNumId="10" w15:restartNumberingAfterBreak="0">
+    <w:nsid w:val="060778D1"/>
+    <w:multiLevelType w:val="hybridMultilevel"/>
+    <w:tmpl w:val="2F1CB85C"/>
+    <w:lvl w:ilvl="0" w:tplc="04190001">
+      <w:start w:val="1"/>
+      <w:numFmt w:val="bullet"/>
+      <w:lvlText w:val=""/>
+      <w:lvlJc w:val="left"/>
+      <w:pPr>
+        <w:ind w:left="1068" w:hanging="360"/>
+      </w:pPr>
+      <w:rPr>
+        <w:rFonts w:ascii="Symbol" w:hAnsi="Symbol" w:hint="default"/>
+      </w:rPr>
+    </w:lvl>
+    <w:lvl w:ilvl="1" w:tplc="04190003" w:tentative="1">
+      <w:start w:val="1"/>
+      <w:numFmt w:val="bullet"/>
+      <w:lvlText w:val="o"/>
+      <w:lvlJc w:val="left"/>
+      <w:pPr>
+        <w:ind w:left="1788" w:hanging="360"/>
+      </w:pPr>
+      <w:rPr>
+        <w:rFonts w:ascii="Courier New" w:hAnsi="Courier New" w:cs="Courier New" w:hint="default"/>
+      </w:rPr>
+    </w:lvl>
+    <w:lvl w:ilvl="2" w:tplc="04190005" w:tentative="1">
+      <w:start w:val="1"/>
+      <w:numFmt w:val="bullet"/>
+      <w:lvlText w:val=""/>
+      <w:lvlJc w:val="left"/>
+      <w:pPr>
+        <w:ind w:left="2508" w:hanging="360"/>
+      </w:pPr>
+      <w:rPr>
+        <w:rFonts w:ascii="Wingdings" w:hAnsi="Wingdings" w:hint="default"/>
+      </w:rPr>
+    </w:lvl>
+    <w:lvl w:ilvl="3" w:tplc="04190001" w:tentative="1">
+      <w:start w:val="1"/>
+      <w:numFmt w:val="bullet"/>
+      <w:lvlText w:val=""/>
+      <w:lvlJc w:val="left"/>
+      <w:pPr>
+        <w:ind w:left="3228" w:hanging="360"/>
+      </w:pPr>
+      <w:rPr>
+        <w:rFonts w:ascii="Symbol" w:hAnsi="Symbol" w:hint="default"/>
+      </w:rPr>
+    </w:lvl>
+    <w:lvl w:ilvl="4" w:tplc="04190003" w:tentative="1">
+      <w:start w:val="1"/>
+      <w:numFmt w:val="bullet"/>
+      <w:lvlText w:val="o"/>
+      <w:lvlJc w:val="left"/>
+      <w:pPr>
+        <w:ind w:left="3948" w:hanging="360"/>
+      </w:pPr>
+      <w:rPr>
+        <w:rFonts w:ascii="Courier New" w:hAnsi="Courier New" w:cs="Courier New" w:hint="default"/>
+      </w:rPr>
+    </w:lvl>
+    <w:lvl w:ilvl="5" w:tplc="04190005" w:tentative="1">
+      <w:start w:val="1"/>
+      <w:numFmt w:val="bullet"/>
+      <w:lvlText w:val=""/>
+      <w:lvlJc w:val="left"/>
+      <w:pPr>
+        <w:ind w:left="4668" w:hanging="360"/>
+      </w:pPr>
+      <w:rPr>
+        <w:rFonts w:ascii="Wingdings" w:hAnsi="Wingdings" w:hint="default"/>
+      </w:rPr>
+    </w:lvl>
+    <w:lvl w:ilvl="6" w:tplc="04190001" w:tentative="1">
+      <w:start w:val="1"/>
+      <w:numFmt w:val="bullet"/>
+      <w:lvlText w:val=""/>
+      <w:lvlJc w:val="left"/>
+      <w:pPr>
+        <w:ind w:left="5388" w:hanging="360"/>
+      </w:pPr>
+      <w:rPr>
+        <w:rFonts w:ascii="Symbol" w:hAnsi="Symbol" w:hint="default"/>
+      </w:rPr>
+    </w:lvl>
+    <w:lvl w:ilvl="7" w:tplc="04190003" w:tentative="1">
+      <w:start w:val="1"/>
+      <w:numFmt w:val="bullet"/>
+      <w:lvlText w:val="o"/>
+      <w:lvlJc w:val="left"/>
+      <w:pPr>
+        <w:ind w:left="6108" w:hanging="360"/>
+      </w:pPr>
+      <w:rPr>
+        <w:rFonts w:ascii="Courier New" w:hAnsi="Courier New" w:cs="Courier New" w:hint="default"/>
+      </w:rPr>
+    </w:lvl>
+    <w:lvl w:ilvl="8" w:tplc="04190005" w:tentative="1">
+      <w:start w:val="1"/>
+      <w:numFmt w:val="bullet"/>
+      <w:lvlText w:val=""/>
+      <w:lvlJc w:val="left"/>
+      <w:pPr>
+        <w:ind w:left="6828" w:hanging="360"/>
+      </w:pPr>
+      <w:rPr>
+        <w:rFonts w:ascii="Wingdings" w:hAnsi="Wingdings" w:hint="default"/>
+      </w:rPr>
+    </w:lvl>
+  </w:abstractNum>
+  <w:abstractNum w:abstractNumId="11" w15:restartNumberingAfterBreak="0">
     <w:nsid w:val="0ACA08E0"/>
     <w:multiLevelType w:val="hybridMultilevel"/>
     <w:tmpl w:val="50346268"/>
@@ -1869,7 +2159,346 @@
       </w:pPr>
     </w:lvl>
   </w:abstractNum>
-  <w:abstractNum w:abstractNumId="11" w15:restartNumberingAfterBreak="0">
+  <w:abstractNum w:abstractNumId="12" w15:restartNumberingAfterBreak="0">
+    <w:nsid w:val="0D2C01D6"/>
+    <w:multiLevelType w:val="hybridMultilevel"/>
+    <w:tmpl w:val="AE0CA346"/>
+    <w:lvl w:ilvl="0" w:tplc="04190001">
+      <w:start w:val="1"/>
+      <w:numFmt w:val="bullet"/>
+      <w:lvlText w:val=""/>
+      <w:lvlJc w:val="left"/>
+      <w:pPr>
+        <w:ind w:left="1068" w:hanging="360"/>
+      </w:pPr>
+      <w:rPr>
+        <w:rFonts w:ascii="Symbol" w:hAnsi="Symbol" w:hint="default"/>
+      </w:rPr>
+    </w:lvl>
+    <w:lvl w:ilvl="1" w:tplc="04190003" w:tentative="1">
+      <w:start w:val="1"/>
+      <w:numFmt w:val="bullet"/>
+      <w:lvlText w:val="o"/>
+      <w:lvlJc w:val="left"/>
+      <w:pPr>
+        <w:ind w:left="1788" w:hanging="360"/>
+      </w:pPr>
+      <w:rPr>
+        <w:rFonts w:ascii="Courier New" w:hAnsi="Courier New" w:cs="Courier New" w:hint="default"/>
+      </w:rPr>
+    </w:lvl>
+    <w:lvl w:ilvl="2" w:tplc="04190005" w:tentative="1">
+      <w:start w:val="1"/>
+      <w:numFmt w:val="bullet"/>
+      <w:lvlText w:val=""/>
+      <w:lvlJc w:val="left"/>
+      <w:pPr>
+        <w:ind w:left="2508" w:hanging="360"/>
+      </w:pPr>
+      <w:rPr>
+        <w:rFonts w:ascii="Wingdings" w:hAnsi="Wingdings" w:hint="default"/>
+      </w:rPr>
+    </w:lvl>
+    <w:lvl w:ilvl="3" w:tplc="04190001" w:tentative="1">
+      <w:start w:val="1"/>
+      <w:numFmt w:val="bullet"/>
+      <w:lvlText w:val=""/>
+      <w:lvlJc w:val="left"/>
+      <w:pPr>
+        <w:ind w:left="3228" w:hanging="360"/>
+      </w:pPr>
+      <w:rPr>
+        <w:rFonts w:ascii="Symbol" w:hAnsi="Symbol" w:hint="default"/>
+      </w:rPr>
+    </w:lvl>
+    <w:lvl w:ilvl="4" w:tplc="04190003" w:tentative="1">
+      <w:start w:val="1"/>
+      <w:numFmt w:val="bullet"/>
+      <w:lvlText w:val="o"/>
+      <w:lvlJc w:val="left"/>
+      <w:pPr>
+        <w:ind w:left="3948" w:hanging="360"/>
+      </w:pPr>
+      <w:rPr>
+        <w:rFonts w:ascii="Courier New" w:hAnsi="Courier New" w:cs="Courier New" w:hint="default"/>
+      </w:rPr>
+    </w:lvl>
+    <w:lvl w:ilvl="5" w:tplc="04190005" w:tentative="1">
+      <w:start w:val="1"/>
+      <w:numFmt w:val="bullet"/>
+      <w:lvlText w:val=""/>
+      <w:lvlJc w:val="left"/>
+      <w:pPr>
+        <w:ind w:left="4668" w:hanging="360"/>
+      </w:pPr>
+      <w:rPr>
+        <w:rFonts w:ascii="Wingdings" w:hAnsi="Wingdings" w:hint="default"/>
+      </w:rPr>
+    </w:lvl>
+    <w:lvl w:ilvl="6" w:tplc="04190001" w:tentative="1">
+      <w:start w:val="1"/>
+      <w:numFmt w:val="bullet"/>
+      <w:lvlText w:val=""/>
+      <w:lvlJc w:val="left"/>
+      <w:pPr>
+        <w:ind w:left="5388" w:hanging="360"/>
+      </w:pPr>
+      <w:rPr>
+        <w:rFonts w:ascii="Symbol" w:hAnsi="Symbol" w:hint="default"/>
+      </w:rPr>
+    </w:lvl>
+    <w:lvl w:ilvl="7" w:tplc="04190003" w:tentative="1">
+      <w:start w:val="1"/>
+      <w:numFmt w:val="bullet"/>
+      <w:lvlText w:val="o"/>
+      <w:lvlJc w:val="left"/>
+      <w:pPr>
+        <w:ind w:left="6108" w:hanging="360"/>
+      </w:pPr>
+      <w:rPr>
+        <w:rFonts w:ascii="Courier New" w:hAnsi="Courier New" w:cs="Courier New" w:hint="default"/>
+      </w:rPr>
+    </w:lvl>
+    <w:lvl w:ilvl="8" w:tplc="04190005" w:tentative="1">
+      <w:start w:val="1"/>
+      <w:numFmt w:val="bullet"/>
+      <w:lvlText w:val=""/>
+      <w:lvlJc w:val="left"/>
+      <w:pPr>
+        <w:ind w:left="6828" w:hanging="360"/>
+      </w:pPr>
+      <w:rPr>
+        <w:rFonts w:ascii="Wingdings" w:hAnsi="Wingdings" w:hint="default"/>
+      </w:rPr>
+    </w:lvl>
+  </w:abstractNum>
+  <w:abstractNum w:abstractNumId="13" w15:restartNumberingAfterBreak="0">
+    <w:nsid w:val="0E0B73CA"/>
+    <w:multiLevelType w:val="hybridMultilevel"/>
+    <w:tmpl w:val="39062DEE"/>
+    <w:lvl w:ilvl="0" w:tplc="04190001">
+      <w:start w:val="1"/>
+      <w:numFmt w:val="bullet"/>
+      <w:lvlText w:val=""/>
+      <w:lvlJc w:val="left"/>
+      <w:pPr>
+        <w:ind w:left="1068" w:hanging="360"/>
+      </w:pPr>
+      <w:rPr>
+        <w:rFonts w:ascii="Symbol" w:hAnsi="Symbol" w:hint="default"/>
+      </w:rPr>
+    </w:lvl>
+    <w:lvl w:ilvl="1" w:tplc="04190003" w:tentative="1">
+      <w:start w:val="1"/>
+      <w:numFmt w:val="bullet"/>
+      <w:lvlText w:val="o"/>
+      <w:lvlJc w:val="left"/>
+      <w:pPr>
+        <w:ind w:left="1788" w:hanging="360"/>
+      </w:pPr>
+      <w:rPr>
+        <w:rFonts w:ascii="Courier New" w:hAnsi="Courier New" w:cs="Courier New" w:hint="default"/>
+      </w:rPr>
+    </w:lvl>
+    <w:lvl w:ilvl="2" w:tplc="04190005" w:tentative="1">
+      <w:start w:val="1"/>
+      <w:numFmt w:val="bullet"/>
+      <w:lvlText w:val=""/>
+      <w:lvlJc w:val="left"/>
+      <w:pPr>
+        <w:ind w:left="2508" w:hanging="360"/>
+      </w:pPr>
+      <w:rPr>
+        <w:rFonts w:ascii="Wingdings" w:hAnsi="Wingdings" w:hint="default"/>
+      </w:rPr>
+    </w:lvl>
+    <w:lvl w:ilvl="3" w:tplc="04190001" w:tentative="1">
+      <w:start w:val="1"/>
+      <w:numFmt w:val="bullet"/>
+      <w:lvlText w:val=""/>
+      <w:lvlJc w:val="left"/>
+      <w:pPr>
+        <w:ind w:left="3228" w:hanging="360"/>
+      </w:pPr>
+      <w:rPr>
+        <w:rFonts w:ascii="Symbol" w:hAnsi="Symbol" w:hint="default"/>
+      </w:rPr>
+    </w:lvl>
+    <w:lvl w:ilvl="4" w:tplc="04190003" w:tentative="1">
+      <w:start w:val="1"/>
+      <w:numFmt w:val="bullet"/>
+      <w:lvlText w:val="o"/>
+      <w:lvlJc w:val="left"/>
+      <w:pPr>
+        <w:ind w:left="3948" w:hanging="360"/>
+      </w:pPr>
+      <w:rPr>
+        <w:rFonts w:ascii="Courier New" w:hAnsi="Courier New" w:cs="Courier New" w:hint="default"/>
+      </w:rPr>
+    </w:lvl>
+    <w:lvl w:ilvl="5" w:tplc="04190005" w:tentative="1">
+      <w:start w:val="1"/>
+      <w:numFmt w:val="bullet"/>
+      <w:lvlText w:val=""/>
+      <w:lvlJc w:val="left"/>
+      <w:pPr>
+        <w:ind w:left="4668" w:hanging="360"/>
+      </w:pPr>
+      <w:rPr>
+        <w:rFonts w:ascii="Wingdings" w:hAnsi="Wingdings" w:hint="default"/>
+      </w:rPr>
+    </w:lvl>
+    <w:lvl w:ilvl="6" w:tplc="04190001" w:tentative="1">
+      <w:start w:val="1"/>
+      <w:numFmt w:val="bullet"/>
+      <w:lvlText w:val=""/>
+      <w:lvlJc w:val="left"/>
+      <w:pPr>
+        <w:ind w:left="5388" w:hanging="360"/>
+      </w:pPr>
+      <w:rPr>
+        <w:rFonts w:ascii="Symbol" w:hAnsi="Symbol" w:hint="default"/>
+      </w:rPr>
+    </w:lvl>
+    <w:lvl w:ilvl="7" w:tplc="04190003" w:tentative="1">
+      <w:start w:val="1"/>
+      <w:numFmt w:val="bullet"/>
+      <w:lvlText w:val="o"/>
+      <w:lvlJc w:val="left"/>
+      <w:pPr>
+        <w:ind w:left="6108" w:hanging="360"/>
+      </w:pPr>
+      <w:rPr>
+        <w:rFonts w:ascii="Courier New" w:hAnsi="Courier New" w:cs="Courier New" w:hint="default"/>
+      </w:rPr>
+    </w:lvl>
+    <w:lvl w:ilvl="8" w:tplc="04190005" w:tentative="1">
+      <w:start w:val="1"/>
+      <w:numFmt w:val="bullet"/>
+      <w:lvlText w:val=""/>
+      <w:lvlJc w:val="left"/>
+      <w:pPr>
+        <w:ind w:left="6828" w:hanging="360"/>
+      </w:pPr>
+      <w:rPr>
+        <w:rFonts w:ascii="Wingdings" w:hAnsi="Wingdings" w:hint="default"/>
+      </w:rPr>
+    </w:lvl>
+  </w:abstractNum>
+  <w:abstractNum w:abstractNumId="14" w15:restartNumberingAfterBreak="0">
+    <w:nsid w:val="23996E9F"/>
+    <w:multiLevelType w:val="hybridMultilevel"/>
+    <w:tmpl w:val="9604BE96"/>
+    <w:lvl w:ilvl="0" w:tplc="04190001">
+      <w:start w:val="1"/>
+      <w:numFmt w:val="bullet"/>
+      <w:lvlText w:val=""/>
+      <w:lvlJc w:val="left"/>
+      <w:pPr>
+        <w:ind w:left="360" w:hanging="360"/>
+      </w:pPr>
+      <w:rPr>
+        <w:rFonts w:ascii="Symbol" w:hAnsi="Symbol" w:hint="default"/>
+      </w:rPr>
+    </w:lvl>
+    <w:lvl w:ilvl="1" w:tplc="04190003" w:tentative="1">
+      <w:start w:val="1"/>
+      <w:numFmt w:val="bullet"/>
+      <w:lvlText w:val="o"/>
+      <w:lvlJc w:val="left"/>
+      <w:pPr>
+        <w:ind w:left="1080" w:hanging="360"/>
+      </w:pPr>
+      <w:rPr>
+        <w:rFonts w:ascii="Courier New" w:hAnsi="Courier New" w:cs="Courier New" w:hint="default"/>
+      </w:rPr>
+    </w:lvl>
+    <w:lvl w:ilvl="2" w:tplc="04190005" w:tentative="1">
+      <w:start w:val="1"/>
+      <w:numFmt w:val="bullet"/>
+      <w:lvlText w:val=""/>
+      <w:lvlJc w:val="left"/>
+      <w:pPr>
+        <w:ind w:left="1800" w:hanging="360"/>
+      </w:pPr>
+      <w:rPr>
+        <w:rFonts w:ascii="Wingdings" w:hAnsi="Wingdings" w:hint="default"/>
+      </w:rPr>
+    </w:lvl>
+    <w:lvl w:ilvl="3" w:tplc="04190001" w:tentative="1">
+      <w:start w:val="1"/>
+      <w:numFmt w:val="bullet"/>
+      <w:lvlText w:val=""/>
+      <w:lvlJc w:val="left"/>
+      <w:pPr>
+        <w:ind w:left="2520" w:hanging="360"/>
+      </w:pPr>
+      <w:rPr>
+        <w:rFonts w:ascii="Symbol" w:hAnsi="Symbol" w:hint="default"/>
+      </w:rPr>
+    </w:lvl>
+    <w:lvl w:ilvl="4" w:tplc="04190003" w:tentative="1">
+      <w:start w:val="1"/>
+      <w:numFmt w:val="bullet"/>
+      <w:lvlText w:val="o"/>
+      <w:lvlJc w:val="left"/>
+      <w:pPr>
+        <w:ind w:left="3240" w:hanging="360"/>
+      </w:pPr>
+      <w:rPr>
+        <w:rFonts w:ascii="Courier New" w:hAnsi="Courier New" w:cs="Courier New" w:hint="default"/>
+      </w:rPr>
+    </w:lvl>
+    <w:lvl w:ilvl="5" w:tplc="04190005" w:tentative="1">
+      <w:start w:val="1"/>
+      <w:numFmt w:val="bullet"/>
+      <w:lvlText w:val=""/>
+      <w:lvlJc w:val="left"/>
+      <w:pPr>
+        <w:ind w:left="3960" w:hanging="360"/>
+      </w:pPr>
+      <w:rPr>
+        <w:rFonts w:ascii="Wingdings" w:hAnsi="Wingdings" w:hint="default"/>
+      </w:rPr>
+    </w:lvl>
+    <w:lvl w:ilvl="6" w:tplc="04190001" w:tentative="1">
+      <w:start w:val="1"/>
+      <w:numFmt w:val="bullet"/>
+      <w:lvlText w:val=""/>
+      <w:lvlJc w:val="left"/>
+      <w:pPr>
+        <w:ind w:left="4680" w:hanging="360"/>
+      </w:pPr>
+      <w:rPr>
+        <w:rFonts w:ascii="Symbol" w:hAnsi="Symbol" w:hint="default"/>
+      </w:rPr>
+    </w:lvl>
+    <w:lvl w:ilvl="7" w:tplc="04190003" w:tentative="1">
+      <w:start w:val="1"/>
+      <w:numFmt w:val="bullet"/>
+      <w:lvlText w:val="o"/>
+      <w:lvlJc w:val="left"/>
+      <w:pPr>
+        <w:ind w:left="5400" w:hanging="360"/>
+      </w:pPr>
+      <w:rPr>
+        <w:rFonts w:ascii="Courier New" w:hAnsi="Courier New" w:cs="Courier New" w:hint="default"/>
+      </w:rPr>
+    </w:lvl>
+    <w:lvl w:ilvl="8" w:tplc="04190005" w:tentative="1">
+      <w:start w:val="1"/>
+      <w:numFmt w:val="bullet"/>
+      <w:lvlText w:val=""/>
+      <w:lvlJc w:val="left"/>
+      <w:pPr>
+        <w:ind w:left="6120" w:hanging="360"/>
+      </w:pPr>
+      <w:rPr>
+        <w:rFonts w:ascii="Wingdings" w:hAnsi="Wingdings" w:hint="default"/>
+      </w:rPr>
+    </w:lvl>
+  </w:abstractNum>
+  <w:abstractNum w:abstractNumId="15" w15:restartNumberingAfterBreak="0">
     <w:nsid w:val="2D914E23"/>
     <w:multiLevelType w:val="hybridMultilevel"/>
     <w:tmpl w:val="54582516"/>
@@ -1982,7 +2611,7 @@
       </w:rPr>
     </w:lvl>
   </w:abstractNum>
-  <w:abstractNum w:abstractNumId="12" w15:restartNumberingAfterBreak="0">
+  <w:abstractNum w:abstractNumId="16" w15:restartNumberingAfterBreak="0">
     <w:nsid w:val="4F467688"/>
     <w:multiLevelType w:val="hybridMultilevel"/>
     <w:tmpl w:val="A2948C74"/>
@@ -2071,7 +2700,7 @@
       </w:pPr>
     </w:lvl>
   </w:abstractNum>
-  <w:abstractNum w:abstractNumId="13" w15:restartNumberingAfterBreak="0">
+  <w:abstractNum w:abstractNumId="17" w15:restartNumberingAfterBreak="0">
     <w:nsid w:val="520A15BC"/>
     <w:multiLevelType w:val="hybridMultilevel"/>
     <w:tmpl w:val="0A86F580"/>
@@ -2188,16 +2817,28 @@
     <w:abstractNumId w:val="0"/>
   </w:num>
   <w:num w:numId="11" w16cid:durableId="1441754934">
+    <w:abstractNumId w:val="15"/>
+  </w:num>
+  <w:num w:numId="12" w16cid:durableId="1326279870">
     <w:abstractNumId w:val="11"/>
   </w:num>
-  <w:num w:numId="12" w16cid:durableId="1326279870">
+  <w:num w:numId="13" w16cid:durableId="1662806488">
+    <w:abstractNumId w:val="17"/>
+  </w:num>
+  <w:num w:numId="14" w16cid:durableId="903024574">
+    <w:abstractNumId w:val="16"/>
+  </w:num>
+  <w:num w:numId="15" w16cid:durableId="926235785">
+    <w:abstractNumId w:val="14"/>
+  </w:num>
+  <w:num w:numId="16" w16cid:durableId="1315138270">
     <w:abstractNumId w:val="10"/>
   </w:num>
-  <w:num w:numId="13" w16cid:durableId="1662806488">
+  <w:num w:numId="17" w16cid:durableId="1822310397">
+    <w:abstractNumId w:val="12"/>
+  </w:num>
+  <w:num w:numId="18" w16cid:durableId="504396704">
     <w:abstractNumId w:val="13"/>
-  </w:num>
-  <w:num w:numId="14" w16cid:durableId="903024574">
-    <w:abstractNumId w:val="12"/>
   </w:num>
 </w:numbering>
 </file>
@@ -2661,10 +3302,9 @@
     <w:next w:val="a"/>
     <w:link w:val="30"/>
     <w:uiPriority w:val="9"/>
-    <w:semiHidden/>
     <w:unhideWhenUsed/>
     <w:qFormat/>
-    <w:rsid w:val="008E5179"/>
+    <w:rsid w:val="005F2294"/>
     <w:pPr>
       <w:keepNext/>
       <w:keepLines/>
@@ -2673,7 +3313,7 @@
     </w:pPr>
     <w:rPr>
       <w:rFonts w:eastAsiaTheme="majorEastAsia" w:cstheme="majorBidi"/>
-      <w:color w:val="2E74B5" w:themeColor="accent1" w:themeShade="BF"/>
+      <w:sz w:val="32"/>
       <w:szCs w:val="28"/>
     </w:rPr>
   </w:style>
@@ -2864,13 +3504,11 @@
     <w:basedOn w:val="a0"/>
     <w:link w:val="3"/>
     <w:uiPriority w:val="9"/>
-    <w:semiHidden/>
     <w:qFormat/>
-    <w:rsid w:val="008E5179"/>
+    <w:rsid w:val="005F2294"/>
     <w:rPr>
-      <w:rFonts w:eastAsiaTheme="majorEastAsia" w:cstheme="majorBidi"/>
-      <w:color w:val="2E74B5" w:themeColor="accent1" w:themeShade="BF"/>
-      <w:sz w:val="28"/>
+      <w:rFonts w:ascii="Times New Roman" w:eastAsiaTheme="majorEastAsia" w:hAnsi="Times New Roman" w:cstheme="majorBidi"/>
+      <w:sz w:val="32"/>
       <w:szCs w:val="28"/>
     </w:rPr>
   </w:style>

--- a/10б Неумойчева.docx
+++ b/10б Неумойчева.docx
@@ -113,10 +113,12 @@
       <w:pPr>
         <w:pStyle w:val="af4"/>
       </w:pPr>
+      <w:bookmarkStart w:id="0" w:name="_Hlk214819884"/>
       <w:r>
         <w:t>Парк на крыше каждого многоэтажного здания</w:t>
       </w:r>
     </w:p>
+    <w:bookmarkEnd w:id="0"/>
     <w:p>
       <w:pPr>
         <w:pStyle w:val="af4"/>
@@ -471,7 +473,20 @@
         <w:t>отрицательных черт и препятствий</w:t>
       </w:r>
       <w:r>
-        <w:t xml:space="preserve">. Прежде всего, это значительные </w:t>
+        <w:t xml:space="preserve">. </w:t>
+      </w:r>
+    </w:p>
+    <w:p>
+      <w:pPr>
+        <w:pStyle w:val="2"/>
+      </w:pPr>
+      <w:r>
+        <w:t>Отрицательные черты</w:t>
+      </w:r>
+    </w:p>
+    <w:p>
+      <w:r>
+        <w:t xml:space="preserve">Прежде всего, это значительные </w:t>
       </w:r>
       <w:r>
         <w:rPr>
@@ -485,13 +500,7 @@
         <w:t xml:space="preserve">, связанные с </w:t>
       </w:r>
       <w:r>
-        <w:t>усилением несущих конструкций, укладкой сложных инженерных слоев (гидроизоляции, дренажа, фильтрации) и приобретением специализированного субстрата.</w:t>
-      </w:r>
-      <w:r>
-        <w:t xml:space="preserve"> </w:t>
-      </w:r>
-      <w:r>
-        <w:t>Во-вторых, это техническая сложность и риск ошибок, таких как протечки или повреждение</w:t>
+        <w:t>усилением несущих конструкций, укладкой сложных инженерных слоев (гидроизоляции, дренажа, фильтрации) и приобретением специализированного субстрата. Во-вторых, это техническая сложность и риск ошибок, таких как протечки или повреждение</w:t>
       </w:r>
       <w:r>
         <w:t xml:space="preserve"> корневой системой кровельного пирога, что отпугивало многих застройщиков.</w:t>
@@ -530,7 +539,6 @@
         <w:t>Зеленая крыша функционирует как гигантский естественный фильтр. Механизм очистки воздуха реализуется несколькими путями:</w:t>
       </w:r>
     </w:p>
-    <w:p/>
     <w:p>
       <w:pPr>
         <w:pStyle w:val="af0"/>
@@ -538,6 +546,7 @@
           <w:ilvl w:val="0"/>
           <w:numId w:val="15"/>
         </w:numPr>
+        <w:ind w:left="0" w:firstLine="633"/>
       </w:pPr>
       <w:r>
         <w:t>Адсорбция частиц растительностью: Листья и стебли растений имеют шероховатую поверхность, которая эффективно улавливает и удерживает взвешенные в воздухе частицы PM2.5 и более крупную пыль. После осадков эти частицы смываются в субстрат, где окончательно связываются. Исследования показывают, что один квадратный метр зеленой крыши может ежегодно улавливать от 0,2 до 1 кг пыли и вредных частиц.</w:t>
@@ -550,6 +559,7 @@
           <w:ilvl w:val="0"/>
           <w:numId w:val="15"/>
         </w:numPr>
+        <w:ind w:left="0" w:firstLine="708"/>
       </w:pPr>
       <w:r>
         <w:t>Поглощение газов: Растения в процессе жизнедеятельности поглощают через устьица на листьях вредные газы, такие как NO₂ и SO₂, используя их в своем метаболизме или трансформируя в менее вредные соединения.</w:t>
@@ -562,15 +572,10 @@
           <w:ilvl w:val="0"/>
           <w:numId w:val="15"/>
         </w:numPr>
-      </w:pPr>
-      <w:r>
-        <w:t>Связывание углерода: Растительность и почвенный субстрат поглоща</w:t>
-      </w:r>
-      <w:r>
-        <w:t>ют</w:t>
-      </w:r>
-      <w:r>
-        <w:t xml:space="preserve"> углекислый газ (CO₂) из атмосферы в процессе фотосинтеза и </w:t>
+        <w:ind w:left="0" w:firstLine="708"/>
+      </w:pPr>
+      <w:r>
+        <w:t xml:space="preserve">Связывание углерода: Растительность и почвенный субстрат поглощают углекислый газ (CO₂) из атмосферы в процессе фотосинтеза и </w:t>
       </w:r>
       <w:r>
         <w:t>аккумулирует</w:t>
@@ -583,26 +588,42 @@
       <w:pPr>
         <w:pStyle w:val="3"/>
       </w:pPr>
+      <w:r>
+        <w:t>Энергоэффективность</w:t>
+      </w:r>
       <w:r>
         <w:rPr>
           <w:rStyle w:val="afe"/>
           <w:b w:val="0"/>
           <w:bCs w:val="0"/>
         </w:rPr>
-        <w:t>Энергоэффективность зданий и опосредованное снижение выбросов</w:t>
-      </w:r>
-    </w:p>
-    <w:p>
-      <w:r>
-        <w:t xml:space="preserve">Эффект «теплового острова», при котором температура в городе значительно превышает температуру в окружающих сельских районах, приводит к колоссальному росту энергозатрат на кондиционирование зданий </w:t>
-      </w:r>
+        <w:t xml:space="preserve"> зданий и </w:t>
+      </w:r>
+      <w:r>
+        <w:rPr>
+          <w:rStyle w:val="afe"/>
+          <w:b w:val="0"/>
+          <w:bCs w:val="0"/>
+        </w:rPr>
+        <w:t>опосредованное</w:t>
+      </w:r>
+      <w:r>
+        <w:rPr>
+          <w:rStyle w:val="afe"/>
+          <w:b w:val="0"/>
+          <w:bCs w:val="0"/>
+        </w:rPr>
+        <w:t xml:space="preserve"> снижение выбросов</w:t>
+      </w:r>
+    </w:p>
+    <w:p>
+      <w:r>
+        <w:t>Эффект «теплового острова», при котором температура в городе значительно превышает температуру в окружающих сельских районах, приводит к колоссальному росту энергозатрат на кондиционирование зданий летом. Традиционные темные кровли нагреваются на солнце до 70-90°C, превращаясь в мощные источники тепла.</w:t>
+      </w:r>
+    </w:p>
+    <w:p>
       <w:r>
         <w:lastRenderedPageBreak/>
-        <w:t>летом. Традиционные темные кровли нагреваются на солнце до 70-90°C, превращаясь в мощные источники тепла.</w:t>
-      </w:r>
-    </w:p>
-    <w:p>
-      <w:r>
         <w:t>Зеленая крыша кардинально меняет тепловой баланс здания благодаря комплексу процессов:</w:t>
       </w:r>
     </w:p>
@@ -613,15 +634,10 @@
           <w:ilvl w:val="0"/>
           <w:numId w:val="16"/>
         </w:numPr>
-      </w:pPr>
-      <w:r>
-        <w:t xml:space="preserve">Теплоизоляция и затенение: </w:t>
-      </w:r>
-      <w:r>
-        <w:t>с</w:t>
-      </w:r>
-      <w:r>
-        <w:t>лой субстрата и растительности создает дополнительную термическую прослойку, которая снижает теплопередачу. Растения затеняют поверхность кровли, предотвращая ее прямой нагрев.</w:t>
+        <w:ind w:left="0" w:firstLine="708"/>
+      </w:pPr>
+      <w:r>
+        <w:t>Теплоизоляция и затенение: слой субстрата и растительности создает дополнительную термическую прослойку, которая снижает теплопередачу. Растения затеняют поверхность кровли, предотвращая ее прямой нагрев.</w:t>
       </w:r>
     </w:p>
     <w:p>
@@ -631,24 +647,10 @@
           <w:ilvl w:val="0"/>
           <w:numId w:val="16"/>
         </w:numPr>
-      </w:pPr>
-      <w:r>
-        <w:t>Охлаждение испарением</w:t>
-      </w:r>
-      <w:r>
-        <w:t xml:space="preserve">: </w:t>
-      </w:r>
-      <w:r>
-        <w:t>э</w:t>
-      </w:r>
-      <w:r>
-        <w:t xml:space="preserve">то ключевой процесс охлаждения. Растения поглощают воду из субстрата и испаряют ее через листья. На фазовый переход воды из жидкого состояния в пар затрачивается значительное количество тепловой энергии, что активно охлаждает окружающий воздух. </w:t>
-      </w:r>
-      <w:r>
-        <w:t>Этот эффект</w:t>
-      </w:r>
-      <w:r>
-        <w:t xml:space="preserve"> может снижать температуру поверхности крыши на 30-40°C по сравнению с традиционной кровлей.</w:t>
+        <w:ind w:left="0" w:firstLine="708"/>
+      </w:pPr>
+      <w:r>
+        <w:t>Охлаждение испарением: это ключевой процесс охлаждения. Растения поглощают воду из субстрата и испаряют ее через листья. На фазовый переход воды из жидкого состояния в пар затрачивается значительное количество тепловой энергии, что активно охлаждает окружающий воздух. Этот эффект может снижать температуру поверхности крыши на 30-40°C по сравнению с традиционной кровлей.</w:t>
       </w:r>
     </w:p>
     <w:p>
@@ -680,13 +682,7 @@
     </w:p>
     <w:p>
       <w:r>
-        <w:t xml:space="preserve">В урбанизированных ландшафтах с высокой долей запечатанных поверхностей (асфальт, бетон) до 90% дождевой воды превращается в поверхностный сток. Это приводит к двум </w:t>
-      </w:r>
-      <w:r>
-        <w:t>главным</w:t>
-      </w:r>
-      <w:r>
-        <w:t xml:space="preserve"> проблемам:</w:t>
+        <w:t>В урбанизированных ландшафтах с высокой долей запечатанных поверхностей (асфальт, бетон) до 90% дождевой воды превращается в поверхностный сток. Это приводит к двум главным проблемам:</w:t>
       </w:r>
     </w:p>
     <w:p>
@@ -696,9 +692,9 @@
           <w:ilvl w:val="0"/>
           <w:numId w:val="17"/>
         </w:numPr>
-      </w:pPr>
-      <w:r>
-        <w:lastRenderedPageBreak/>
+        <w:ind w:left="0" w:firstLine="708"/>
+      </w:pPr>
+      <w:r>
         <w:t>Перегрузка ливневой канализации и канализационных очистных сооружений, что вызывает подтопления улиц и подвалов во время сильных ливней.</w:t>
       </w:r>
     </w:p>
@@ -709,8 +705,10 @@
           <w:ilvl w:val="0"/>
           <w:numId w:val="17"/>
         </w:numPr>
-      </w:pPr>
-      <w:r>
+        <w:ind w:left="0" w:firstLine="708"/>
+      </w:pPr>
+      <w:r>
+        <w:lastRenderedPageBreak/>
         <w:t>Загрязнение водоемов: Ливневые стоки смывают с городских поверхностей нефтепродукты, тяжелые металлы, реагенты и прочие загрязнители, которые без очистки попадают в реки и озера.</w:t>
       </w:r>
     </w:p>
@@ -726,15 +724,10 @@
           <w:ilvl w:val="0"/>
           <w:numId w:val="18"/>
         </w:numPr>
-      </w:pPr>
-      <w:r>
-        <w:t xml:space="preserve">Задержание: </w:t>
-      </w:r>
-      <w:r>
-        <w:t>р</w:t>
-      </w:r>
-      <w:r>
-        <w:t>астительность и субстрат физически задерживают значительный объем осадков. Вода накапливается в порах субстрата и в специальных дренажных слоях, а затем медленно испаряется в атмосферу.</w:t>
+        <w:ind w:left="0" w:firstLine="708"/>
+      </w:pPr>
+      <w:r>
+        <w:t>Задержание: растительность и субстрат физически задерживают значительный объем осадков. Вода накапливается в порах субстрата и в специальных дренажных слоях, а затем медленно испаряется в атмосферу.</w:t>
       </w:r>
     </w:p>
     <w:p>
@@ -744,6 +737,7 @@
           <w:ilvl w:val="0"/>
           <w:numId w:val="18"/>
         </w:numPr>
+        <w:ind w:left="0" w:firstLine="708"/>
       </w:pPr>
       <w:r>
         <w:t>Замедление: Крыша задерживает пик ливневого паводка. Вместо мгновенного сброса большого объема воды в канализацию, она постепенно отводится в течение нескольких часов или даже суток, снижая пиковую нагрузку на систему.</w:t>
@@ -751,13 +745,7 @@
     </w:p>
     <w:p>
       <w:r>
-        <w:t xml:space="preserve">Моделирование гидрологического режима позволяет точно рассчитать, какой объем осадков конкретная зеленая крыша сможет аккумулировать </w:t>
-      </w:r>
-      <w:r>
-        <w:t>во время</w:t>
-      </w:r>
-      <w:r>
-        <w:t xml:space="preserve"> ливня. В среднем, экстенсивные зеленые крыши могут задерживать 50-70% годового объема осадков, а интенсивные – до 90%. Это прямое техническое решение для предотвращения подтоплений и снижения платы за водоотведение.</w:t>
+        <w:t>Моделирование гидрологического режима позволяет точно рассчитать, какой объем осадков конкретная зеленая крыша сможет аккумулировать во время ливня. В среднем, экстенсивные зеленые крыши могут задерживать 50-70% годового объема осадков, а интенсивные – до 90%. Это прямое техническое решение для предотвращения подтоплений и снижения платы за водоотведение.</w:t>
       </w:r>
     </w:p>
     <w:p/>
@@ -780,7 +768,6 @@
         <w:t>Электронные ресурсы</w:t>
       </w:r>
     </w:p>
-    <w:p/>
     <w:p>
       <w:pPr>
         <w:pStyle w:val="af0"/>
@@ -811,15 +798,7 @@
           <w:i/>
           <w:iCs/>
         </w:rPr>
-        <w:t xml:space="preserve">. Архитектура и </w:t>
-      </w:r>
-      <w:r>
-        <w:rPr>
-          <w:i/>
-          <w:iCs/>
-        </w:rPr>
-        <w:lastRenderedPageBreak/>
-        <w:t>строительство</w:t>
+        <w:t>. Архитектура и строительство</w:t>
       </w:r>
       <w:r>
         <w:t xml:space="preserve">, (2), 117–122. </w:t>
@@ -832,19 +811,7 @@
           <w:rPr>
             <w:rStyle w:val="afb"/>
           </w:rPr>
-          <w:t>https://doi.</w:t>
-        </w:r>
-        <w:r>
-          <w:rPr>
-            <w:rStyle w:val="afb"/>
-          </w:rPr>
-          <w:t>o</w:t>
-        </w:r>
-        <w:r>
-          <w:rPr>
-            <w:rStyle w:val="afb"/>
-          </w:rPr>
-          <w:t>rg/10.22337/2077-9038-2021-2-117-122</w:t>
+          <w:t>https://doi.org/10.22337/2077-9038-2021-2-117-122</w:t>
         </w:r>
       </w:hyperlink>
       <w:r>
@@ -996,6 +963,7 @@
         </w:numPr>
       </w:pPr>
       <w:r>
+        <w:lastRenderedPageBreak/>
         <w:t>Сысоева</w:t>
       </w:r>
       <w:r>
@@ -1018,336 +986,6 @@
       </w:r>
       <w:r>
         <w:t xml:space="preserve">. 16. — № 5. — </w:t>
-      </w:r>
-      <w:r>
-        <w:rPr>
-          <w:lang w:val="en-US"/>
-        </w:rPr>
-        <w:t>URL</w:t>
-      </w:r>
-      <w:r>
-        <w:t xml:space="preserve">: </w:t>
-      </w:r>
-      <w:proofErr w:type="gramStart"/>
-      <w:r>
-        <w:rPr>
-          <w:lang w:val="en-US"/>
-        </w:rPr>
-        <w:t>https</w:t>
-      </w:r>
-      <w:r>
-        <w:t>://</w:t>
-      </w:r>
-      <w:proofErr w:type="spellStart"/>
-      <w:r>
-        <w:rPr>
-          <w:lang w:val="en-US"/>
-        </w:rPr>
-        <w:t>esj</w:t>
-      </w:r>
-      <w:proofErr w:type="spellEnd"/>
-      <w:r>
-        <w:t>.</w:t>
-      </w:r>
-      <w:r>
-        <w:rPr>
-          <w:lang w:val="en-US"/>
-        </w:rPr>
-        <w:t>today</w:t>
-      </w:r>
-      <w:r>
-        <w:t>/</w:t>
-      </w:r>
-      <w:r>
-        <w:rPr>
-          <w:lang w:val="en-US"/>
-        </w:rPr>
-        <w:t>PDF</w:t>
-      </w:r>
-      <w:r>
-        <w:t>/33</w:t>
-      </w:r>
-      <w:r>
-        <w:rPr>
-          <w:lang w:val="en-US"/>
-        </w:rPr>
-        <w:t>NZVN</w:t>
-      </w:r>
-      <w:r>
-        <w:t>524.</w:t>
-      </w:r>
-      <w:r>
-        <w:rPr>
-          <w:lang w:val="en-US"/>
-        </w:rPr>
-        <w:t>pdf</w:t>
-      </w:r>
-      <w:r>
-        <w:t xml:space="preserve">  </w:t>
-      </w:r>
-      <w:r>
-        <w:rPr>
-          <w:lang w:val="en-US"/>
-        </w:rPr>
-        <w:t>DOI</w:t>
-      </w:r>
-      <w:proofErr w:type="gramEnd"/>
-      <w:r>
-        <w:t>: 10.15862/33</w:t>
-      </w:r>
-      <w:r>
-        <w:rPr>
-          <w:lang w:val="en-US"/>
-        </w:rPr>
-        <w:t>NZVN</w:t>
-      </w:r>
-      <w:r>
-        <w:t>524</w:t>
-      </w:r>
-    </w:p>
-    <w:p>
-      <w:pPr>
-        <w:pStyle w:val="af0"/>
-        <w:numPr>
-          <w:ilvl w:val="0"/>
-          <w:numId w:val="12"/>
-        </w:numPr>
-      </w:pPr>
-      <w:r>
-        <w:rPr>
-          <w:lang w:val="en-US"/>
-        </w:rPr>
-        <w:t xml:space="preserve">Ratna </w:t>
-      </w:r>
-      <w:proofErr w:type="spellStart"/>
-      <w:r>
-        <w:rPr>
-          <w:lang w:val="en-US"/>
-        </w:rPr>
-        <w:t>Yuniati</w:t>
-      </w:r>
-      <w:proofErr w:type="spellEnd"/>
-      <w:r>
-        <w:rPr>
-          <w:lang w:val="en-US"/>
-        </w:rPr>
-        <w:t xml:space="preserve">♥, </w:t>
-      </w:r>
-      <w:proofErr w:type="spellStart"/>
-      <w:r>
-        <w:rPr>
-          <w:lang w:val="en-US"/>
-        </w:rPr>
-        <w:t>Windri</w:t>
-      </w:r>
-      <w:proofErr w:type="spellEnd"/>
-      <w:r>
-        <w:rPr>
-          <w:lang w:val="en-US"/>
-        </w:rPr>
-        <w:t xml:space="preserve"> </w:t>
-      </w:r>
-      <w:proofErr w:type="spellStart"/>
-      <w:r>
-        <w:rPr>
-          <w:lang w:val="en-US"/>
-        </w:rPr>
-        <w:t>Handayani</w:t>
-      </w:r>
-      <w:proofErr w:type="spellEnd"/>
-      <w:r>
-        <w:rPr>
-          <w:lang w:val="en-US"/>
-        </w:rPr>
-        <w:t xml:space="preserve">, Laelia </w:t>
-      </w:r>
-      <w:proofErr w:type="spellStart"/>
-      <w:r>
-        <w:rPr>
-          <w:lang w:val="en-US"/>
-        </w:rPr>
-        <w:t>Nugrahani</w:t>
-      </w:r>
-      <w:proofErr w:type="spellEnd"/>
-      <w:r>
-        <w:rPr>
-          <w:lang w:val="en-US"/>
-        </w:rPr>
-        <w:t xml:space="preserve">, </w:t>
-      </w:r>
-      <w:proofErr w:type="spellStart"/>
-      <w:r>
-        <w:rPr>
-          <w:lang w:val="en-US"/>
-        </w:rPr>
-        <w:t>Ita</w:t>
-      </w:r>
-      <w:proofErr w:type="spellEnd"/>
-      <w:r>
-        <w:rPr>
-          <w:lang w:val="en-US"/>
-        </w:rPr>
-        <w:t xml:space="preserve"> </w:t>
-      </w:r>
-      <w:proofErr w:type="spellStart"/>
-      <w:r>
-        <w:rPr>
-          <w:lang w:val="en-US"/>
-        </w:rPr>
-        <w:t>Khoerunnisa</w:t>
-      </w:r>
-      <w:proofErr w:type="spellEnd"/>
-      <w:r>
-        <w:rPr>
-          <w:lang w:val="en-US"/>
-        </w:rPr>
-        <w:t xml:space="preserve">, </w:t>
-      </w:r>
-      <w:proofErr w:type="spellStart"/>
-      <w:r>
-        <w:rPr>
-          <w:lang w:val="en-US"/>
-        </w:rPr>
-        <w:t>Halimah</w:t>
-      </w:r>
-      <w:proofErr w:type="spellEnd"/>
-      <w:r>
-        <w:rPr>
-          <w:lang w:val="en-US"/>
-        </w:rPr>
-        <w:t xml:space="preserve">, </w:t>
-      </w:r>
-      <w:proofErr w:type="spellStart"/>
-      <w:r>
-        <w:rPr>
-          <w:lang w:val="en-US"/>
-        </w:rPr>
-        <w:t>Afiatry</w:t>
-      </w:r>
-      <w:proofErr w:type="spellEnd"/>
-      <w:r>
-        <w:rPr>
-          <w:lang w:val="en-US"/>
-        </w:rPr>
-        <w:t xml:space="preserve"> </w:t>
-      </w:r>
-      <w:proofErr w:type="spellStart"/>
-      <w:r>
-        <w:rPr>
-          <w:lang w:val="en-US"/>
-        </w:rPr>
-        <w:t>Putrika</w:t>
-      </w:r>
-      <w:proofErr w:type="spellEnd"/>
-      <w:r>
-        <w:rPr>
-          <w:lang w:val="en-US"/>
-        </w:rPr>
-        <w:t xml:space="preserve">, </w:t>
-      </w:r>
-      <w:proofErr w:type="spellStart"/>
-      <w:r>
-        <w:rPr>
-          <w:lang w:val="en-US"/>
-        </w:rPr>
-        <w:t>Niarsi</w:t>
-      </w:r>
-      <w:proofErr w:type="spellEnd"/>
-      <w:r>
-        <w:rPr>
-          <w:lang w:val="en-US"/>
-        </w:rPr>
-        <w:t xml:space="preserve"> Merry </w:t>
-      </w:r>
-      <w:proofErr w:type="spellStart"/>
-      <w:r>
-        <w:rPr>
-          <w:lang w:val="en-US"/>
-        </w:rPr>
-        <w:t>Hemelda</w:t>
-      </w:r>
-      <w:proofErr w:type="spellEnd"/>
-      <w:r>
-        <w:rPr>
-          <w:lang w:val="en-US"/>
-        </w:rPr>
-        <w:t>, (2024). The capacity of trees to remove particulate matter and lead and its impact on tree health.  BIODIVERSITAS ISSN: 1412-033X</w:t>
-      </w:r>
-      <w:r>
-        <w:rPr>
-          <w:lang w:val="en-US"/>
-        </w:rPr>
-        <w:t xml:space="preserve">, </w:t>
-      </w:r>
-      <w:r>
-        <w:rPr>
-          <w:lang w:val="en-US"/>
-        </w:rPr>
-        <w:t xml:space="preserve">Volume 25, Number 8, </w:t>
-      </w:r>
-      <w:proofErr w:type="spellStart"/>
-      <w:r>
-        <w:rPr>
-          <w:lang w:val="en-US"/>
-        </w:rPr>
-        <w:t>Год</w:t>
-      </w:r>
-      <w:proofErr w:type="spellEnd"/>
-      <w:r>
-        <w:rPr>
-          <w:lang w:val="en-US"/>
-        </w:rPr>
-        <w:t xml:space="preserve"> 2024</w:t>
-      </w:r>
-      <w:r>
-        <w:rPr>
-          <w:lang w:val="en-US"/>
-        </w:rPr>
-        <w:t>,</w:t>
-      </w:r>
-      <w:r>
-        <w:rPr>
-          <w:lang w:val="en-US"/>
-        </w:rPr>
-        <w:t xml:space="preserve"> 2541-2551</w:t>
-      </w:r>
-      <w:r>
-        <w:rPr>
-          <w:lang w:val="en-US"/>
-        </w:rPr>
-        <w:t>.</w:t>
-      </w:r>
-      <w:r>
-        <w:rPr>
-          <w:lang w:val="en-US"/>
-        </w:rPr>
-        <w:t xml:space="preserve"> DOI</w:t>
-      </w:r>
-      <w:r>
-        <w:t>: 10.13057/</w:t>
-      </w:r>
-      <w:proofErr w:type="spellStart"/>
-      <w:r>
-        <w:rPr>
-          <w:lang w:val="en-US"/>
-        </w:rPr>
-        <w:t>biodiv</w:t>
-      </w:r>
-      <w:proofErr w:type="spellEnd"/>
-      <w:r>
-        <w:t>/</w:t>
-      </w:r>
-      <w:r>
-        <w:rPr>
-          <w:lang w:val="en-US"/>
-        </w:rPr>
-        <w:t>d</w:t>
-      </w:r>
-      <w:r>
-        <w:t>250826</w:t>
-      </w:r>
-      <w:r>
-        <w:t xml:space="preserve"> </w:t>
       </w:r>
       <w:r>
         <w:rPr>
@@ -1378,7 +1016,7 @@
             <w:rStyle w:val="afb"/>
             <w:lang w:val="en-US"/>
           </w:rPr>
-          <w:t>doi</w:t>
+          <w:t>gclnk</w:t>
         </w:r>
         <w:proofErr w:type="spellEnd"/>
         <w:r>
@@ -1392,13 +1030,13 @@
             <w:rStyle w:val="afb"/>
             <w:lang w:val="en-US"/>
           </w:rPr>
-          <w:t>org</w:t>
+          <w:t>com</w:t>
         </w:r>
         <w:r>
           <w:rPr>
             <w:rStyle w:val="afb"/>
           </w:rPr>
-          <w:t>/10.13057/</w:t>
+          <w:t>/</w:t>
         </w:r>
         <w:proofErr w:type="spellStart"/>
         <w:r>
@@ -1406,12 +1044,385 @@
             <w:rStyle w:val="afb"/>
             <w:lang w:val="en-US"/>
           </w:rPr>
-          <w:t>biodiv</w:t>
+          <w:t>zZRQwf</w:t>
         </w:r>
         <w:proofErr w:type="spellEnd"/>
         <w:r>
           <w:rPr>
             <w:rStyle w:val="afb"/>
+          </w:rPr>
+          <w:t>2</w:t>
+        </w:r>
+        <w:r>
+          <w:rPr>
+            <w:rStyle w:val="afb"/>
+            <w:lang w:val="en-US"/>
+          </w:rPr>
+          <w:t>D</w:t>
+        </w:r>
+      </w:hyperlink>
+      <w:r>
+        <w:t xml:space="preserve"> </w:t>
+      </w:r>
+      <w:r>
+        <w:t>(Дата обращения 23/11/2025</w:t>
+      </w:r>
+      <w:r>
+        <w:t xml:space="preserve">) </w:t>
+      </w:r>
+      <w:r>
+        <w:rPr>
+          <w:lang w:val="en-US"/>
+        </w:rPr>
+        <w:t>DOI</w:t>
+      </w:r>
+      <w:r>
+        <w:t>: 10.15862/33</w:t>
+      </w:r>
+      <w:r>
+        <w:rPr>
+          <w:lang w:val="en-US"/>
+        </w:rPr>
+        <w:t>NZVN</w:t>
+      </w:r>
+      <w:r>
+        <w:t>524</w:t>
+      </w:r>
+      <w:r>
+        <w:t xml:space="preserve"> </w:t>
+      </w:r>
+      <w:r>
+        <w:rPr>
+          <w:rStyle w:val="reference-text"/>
+        </w:rPr>
+        <w:t>Текст: электронный</w:t>
+      </w:r>
+    </w:p>
+    <w:p>
+      <w:pPr>
+        <w:pStyle w:val="af0"/>
+        <w:numPr>
+          <w:ilvl w:val="0"/>
+          <w:numId w:val="12"/>
+        </w:numPr>
+        <w:rPr>
+          <w:lang w:val="en-US"/>
+        </w:rPr>
+      </w:pPr>
+      <w:r>
+        <w:rPr>
+          <w:lang w:val="en-US"/>
+        </w:rPr>
+        <w:t xml:space="preserve">Ratna </w:t>
+      </w:r>
+      <w:proofErr w:type="spellStart"/>
+      <w:r>
+        <w:rPr>
+          <w:lang w:val="en-US"/>
+        </w:rPr>
+        <w:t>Yuniati</w:t>
+      </w:r>
+      <w:proofErr w:type="spellEnd"/>
+      <w:r>
+        <w:rPr>
+          <w:lang w:val="en-US"/>
+        </w:rPr>
+        <w:t xml:space="preserve">♥, </w:t>
+      </w:r>
+      <w:proofErr w:type="spellStart"/>
+      <w:r>
+        <w:rPr>
+          <w:lang w:val="en-US"/>
+        </w:rPr>
+        <w:t>Windri</w:t>
+      </w:r>
+      <w:proofErr w:type="spellEnd"/>
+      <w:r>
+        <w:rPr>
+          <w:lang w:val="en-US"/>
+        </w:rPr>
+        <w:t xml:space="preserve"> </w:t>
+      </w:r>
+      <w:proofErr w:type="spellStart"/>
+      <w:r>
+        <w:rPr>
+          <w:lang w:val="en-US"/>
+        </w:rPr>
+        <w:t>Handayani</w:t>
+      </w:r>
+      <w:proofErr w:type="spellEnd"/>
+      <w:r>
+        <w:rPr>
+          <w:lang w:val="en-US"/>
+        </w:rPr>
+        <w:t xml:space="preserve">, Laelia </w:t>
+      </w:r>
+      <w:proofErr w:type="spellStart"/>
+      <w:r>
+        <w:rPr>
+          <w:lang w:val="en-US"/>
+        </w:rPr>
+        <w:t>Nugrahani</w:t>
+      </w:r>
+      <w:proofErr w:type="spellEnd"/>
+      <w:r>
+        <w:rPr>
+          <w:lang w:val="en-US"/>
+        </w:rPr>
+        <w:t xml:space="preserve">, </w:t>
+      </w:r>
+      <w:proofErr w:type="spellStart"/>
+      <w:r>
+        <w:rPr>
+          <w:lang w:val="en-US"/>
+        </w:rPr>
+        <w:t>Ita</w:t>
+      </w:r>
+      <w:proofErr w:type="spellEnd"/>
+      <w:r>
+        <w:rPr>
+          <w:lang w:val="en-US"/>
+        </w:rPr>
+        <w:t xml:space="preserve"> </w:t>
+      </w:r>
+      <w:proofErr w:type="spellStart"/>
+      <w:r>
+        <w:rPr>
+          <w:lang w:val="en-US"/>
+        </w:rPr>
+        <w:t>Khoerunnisa</w:t>
+      </w:r>
+      <w:proofErr w:type="spellEnd"/>
+      <w:r>
+        <w:rPr>
+          <w:lang w:val="en-US"/>
+        </w:rPr>
+        <w:t xml:space="preserve">, </w:t>
+      </w:r>
+      <w:proofErr w:type="spellStart"/>
+      <w:r>
+        <w:rPr>
+          <w:lang w:val="en-US"/>
+        </w:rPr>
+        <w:t>Halimah</w:t>
+      </w:r>
+      <w:proofErr w:type="spellEnd"/>
+      <w:r>
+        <w:rPr>
+          <w:lang w:val="en-US"/>
+        </w:rPr>
+        <w:t xml:space="preserve">, </w:t>
+      </w:r>
+      <w:proofErr w:type="spellStart"/>
+      <w:r>
+        <w:rPr>
+          <w:lang w:val="en-US"/>
+        </w:rPr>
+        <w:t>Afiatry</w:t>
+      </w:r>
+      <w:proofErr w:type="spellEnd"/>
+      <w:r>
+        <w:rPr>
+          <w:lang w:val="en-US"/>
+        </w:rPr>
+        <w:t xml:space="preserve"> </w:t>
+      </w:r>
+      <w:proofErr w:type="spellStart"/>
+      <w:r>
+        <w:rPr>
+          <w:lang w:val="en-US"/>
+        </w:rPr>
+        <w:t>Putrika</w:t>
+      </w:r>
+      <w:proofErr w:type="spellEnd"/>
+      <w:r>
+        <w:rPr>
+          <w:lang w:val="en-US"/>
+        </w:rPr>
+        <w:t xml:space="preserve">, </w:t>
+      </w:r>
+      <w:proofErr w:type="spellStart"/>
+      <w:r>
+        <w:rPr>
+          <w:lang w:val="en-US"/>
+        </w:rPr>
+        <w:t>Niarsi</w:t>
+      </w:r>
+      <w:proofErr w:type="spellEnd"/>
+      <w:r>
+        <w:rPr>
+          <w:lang w:val="en-US"/>
+        </w:rPr>
+        <w:t xml:space="preserve"> Merry </w:t>
+      </w:r>
+      <w:proofErr w:type="spellStart"/>
+      <w:r>
+        <w:rPr>
+          <w:lang w:val="en-US"/>
+        </w:rPr>
+        <w:t>Hemelda</w:t>
+      </w:r>
+      <w:proofErr w:type="spellEnd"/>
+      <w:r>
+        <w:rPr>
+          <w:lang w:val="en-US"/>
+        </w:rPr>
+        <w:t>, (2024). The capacity of trees to remove particulate matter and lead and its impact on tree health.  BIODIVERSITAS ISSN: 1412-033X</w:t>
+      </w:r>
+      <w:r>
+        <w:rPr>
+          <w:lang w:val="en-US"/>
+        </w:rPr>
+        <w:t xml:space="preserve">, </w:t>
+      </w:r>
+      <w:r>
+        <w:rPr>
+          <w:lang w:val="en-US"/>
+        </w:rPr>
+        <w:t xml:space="preserve">Volume 25, Number 8, </w:t>
+      </w:r>
+      <w:proofErr w:type="spellStart"/>
+      <w:r>
+        <w:rPr>
+          <w:lang w:val="en-US"/>
+        </w:rPr>
+        <w:t>Год</w:t>
+      </w:r>
+      <w:proofErr w:type="spellEnd"/>
+      <w:r>
+        <w:rPr>
+          <w:lang w:val="en-US"/>
+        </w:rPr>
+        <w:t xml:space="preserve"> 2024</w:t>
+      </w:r>
+      <w:r>
+        <w:rPr>
+          <w:lang w:val="en-US"/>
+        </w:rPr>
+        <w:t>,</w:t>
+      </w:r>
+      <w:r>
+        <w:rPr>
+          <w:lang w:val="en-US"/>
+        </w:rPr>
+        <w:t xml:space="preserve"> 2541-2551</w:t>
+      </w:r>
+      <w:r>
+        <w:rPr>
+          <w:lang w:val="en-US"/>
+        </w:rPr>
+        <w:t>.</w:t>
+      </w:r>
+      <w:r>
+        <w:rPr>
+          <w:lang w:val="en-US"/>
+        </w:rPr>
+        <w:t xml:space="preserve"> DOI</w:t>
+      </w:r>
+      <w:r>
+        <w:rPr>
+          <w:lang w:val="en-US"/>
+        </w:rPr>
+        <w:t>: 10.13057/</w:t>
+      </w:r>
+      <w:proofErr w:type="spellStart"/>
+      <w:r>
+        <w:rPr>
+          <w:lang w:val="en-US"/>
+        </w:rPr>
+        <w:t>biodiv</w:t>
+      </w:r>
+      <w:proofErr w:type="spellEnd"/>
+      <w:r>
+        <w:rPr>
+          <w:lang w:val="en-US"/>
+        </w:rPr>
+        <w:t>/</w:t>
+      </w:r>
+      <w:r>
+        <w:rPr>
+          <w:lang w:val="en-US"/>
+        </w:rPr>
+        <w:t>d</w:t>
+      </w:r>
+      <w:r>
+        <w:rPr>
+          <w:lang w:val="en-US"/>
+        </w:rPr>
+        <w:t>250826</w:t>
+      </w:r>
+      <w:r>
+        <w:rPr>
+          <w:lang w:val="en-US"/>
+        </w:rPr>
+        <w:t xml:space="preserve"> </w:t>
+      </w:r>
+      <w:r>
+        <w:rPr>
+          <w:lang w:val="en-US"/>
+        </w:rPr>
+        <w:t>URL</w:t>
+      </w:r>
+      <w:r>
+        <w:rPr>
+          <w:lang w:val="en-US"/>
+        </w:rPr>
+        <w:t xml:space="preserve">: </w:t>
+      </w:r>
+      <w:hyperlink r:id="rId11" w:history="1">
+        <w:r>
+          <w:rPr>
+            <w:rStyle w:val="afb"/>
+            <w:lang w:val="en-US"/>
+          </w:rPr>
+          <w:t>https</w:t>
+        </w:r>
+        <w:r>
+          <w:rPr>
+            <w:rStyle w:val="afb"/>
+            <w:lang w:val="en-US"/>
+          </w:rPr>
+          <w:t>://</w:t>
+        </w:r>
+        <w:r>
+          <w:rPr>
+            <w:rStyle w:val="afb"/>
+            <w:lang w:val="en-US"/>
+          </w:rPr>
+          <w:t>doi</w:t>
+        </w:r>
+        <w:r>
+          <w:rPr>
+            <w:rStyle w:val="afb"/>
+            <w:lang w:val="en-US"/>
+          </w:rPr>
+          <w:t>.</w:t>
+        </w:r>
+        <w:r>
+          <w:rPr>
+            <w:rStyle w:val="afb"/>
+            <w:lang w:val="en-US"/>
+          </w:rPr>
+          <w:t>org</w:t>
+        </w:r>
+        <w:r>
+          <w:rPr>
+            <w:rStyle w:val="afb"/>
+            <w:lang w:val="en-US"/>
+          </w:rPr>
+          <w:t>/10.13057/</w:t>
+        </w:r>
+        <w:r>
+          <w:rPr>
+            <w:rStyle w:val="afb"/>
+            <w:lang w:val="en-US"/>
+          </w:rPr>
+          <w:t>biodiv</w:t>
+        </w:r>
+        <w:r>
+          <w:rPr>
+            <w:rStyle w:val="afb"/>
+            <w:lang w:val="en-US"/>
           </w:rPr>
           <w:t>/</w:t>
         </w:r>
@@ -1425,17 +1436,24 @@
         <w:r>
           <w:rPr>
             <w:rStyle w:val="afb"/>
+            <w:lang w:val="en-US"/>
           </w:rPr>
           <w:t>250826</w:t>
         </w:r>
       </w:hyperlink>
       <w:r>
+        <w:rPr>
+          <w:lang w:val="en-US"/>
+        </w:rPr>
         <w:t xml:space="preserve"> (</w:t>
       </w:r>
       <w:r>
         <w:t>дата</w:t>
       </w:r>
       <w:r>
+        <w:rPr>
+          <w:lang w:val="en-US"/>
+        </w:rPr>
         <w:t xml:space="preserve"> </w:t>
       </w:r>
       <w:r>
@@ -1445,18 +1463,27 @@
         <w:t>ращения</w:t>
       </w:r>
       <w:r>
+        <w:rPr>
+          <w:lang w:val="en-US"/>
+        </w:rPr>
         <w:t xml:space="preserve"> 09.11.2025) </w:t>
       </w:r>
       <w:r>
         <w:t>Режим</w:t>
       </w:r>
       <w:r>
+        <w:rPr>
+          <w:lang w:val="en-US"/>
+        </w:rPr>
         <w:t xml:space="preserve"> </w:t>
       </w:r>
       <w:r>
         <w:t>доступа</w:t>
       </w:r>
       <w:r>
+        <w:rPr>
+          <w:lang w:val="en-US"/>
+        </w:rPr>
         <w:t xml:space="preserve">: </w:t>
       </w:r>
       <w:r>
@@ -1466,6 +1493,9 @@
         <w:t>CC</w:t>
       </w:r>
       <w:r>
+        <w:rPr>
+          <w:lang w:val="en-US"/>
+        </w:rPr>
         <w:t xml:space="preserve"> </w:t>
       </w:r>
       <w:r>
@@ -1475,6 +1505,9 @@
         <w:t>BY</w:t>
       </w:r>
       <w:r>
+        <w:rPr>
+          <w:lang w:val="en-US"/>
+        </w:rPr>
         <w:t>-</w:t>
       </w:r>
       <w:r>
@@ -1484,6 +1517,9 @@
         <w:t>NC</w:t>
       </w:r>
       <w:r>
+        <w:rPr>
+          <w:lang w:val="en-US"/>
+        </w:rPr>
         <w:t>-</w:t>
       </w:r>
       <w:r>
@@ -1493,12 +1529,18 @@
         <w:t>SA</w:t>
       </w:r>
       <w:r>
+        <w:rPr>
+          <w:lang w:val="en-US"/>
+        </w:rPr>
         <w:t xml:space="preserve"> 4.0 </w:t>
       </w:r>
       <w:r>
         <w:t>Текст</w:t>
       </w:r>
       <w:r>
+        <w:rPr>
+          <w:lang w:val="en-US"/>
+        </w:rPr>
         <w:t xml:space="preserve">: </w:t>
       </w:r>
       <w:r>
@@ -1513,7 +1555,7 @@
           <w:numId w:val="12"/>
         </w:numPr>
       </w:pPr>
-      <w:hyperlink r:id="rId11" w:history="1">
+      <w:hyperlink r:id="rId12" w:history="1">
         <w:r>
           <w:rPr>
             <w:rStyle w:val="afb"/>
@@ -1545,7 +1587,7 @@
       <w:r>
         <w:t xml:space="preserve">: </w:t>
       </w:r>
-      <w:hyperlink r:id="rId12" w:history="1">
+      <w:hyperlink r:id="rId13" w:history="1">
         <w:r>
           <w:rPr>
             <w:rStyle w:val="afb"/>
@@ -1661,14 +1703,26 @@
         </w:r>
       </w:hyperlink>
       <w:r>
-        <w:t xml:space="preserve"> Текст: электронный</w:t>
+        <w:t xml:space="preserve"> </w:t>
+      </w:r>
+      <w:r>
+        <w:t>(</w:t>
+      </w:r>
+      <w:r>
+        <w:t>д</w:t>
+      </w:r>
+      <w:r>
+        <w:t xml:space="preserve">ата обращения 23.11.2025) </w:t>
+      </w:r>
+      <w:r>
+        <w:t>Текст: электронный</w:t>
       </w:r>
     </w:p>
     <w:p/>
     <w:p/>
     <w:p/>
     <w:sectPr>
-      <w:footerReference w:type="default" r:id="rId13"/>
+      <w:footerReference w:type="default" r:id="rId14"/>
       <w:pgSz w:w="11906" w:h="16838"/>
       <w:pgMar w:top="1134" w:right="851" w:bottom="1134" w:left="1701" w:header="0" w:footer="0" w:gutter="0"/>
       <w:pgNumType w:start="1"/>
@@ -1778,7 +1832,7 @@
   <w:abstractNum w:abstractNumId="0" w15:restartNumberingAfterBreak="0">
     <w:nsid w:val="FFFFFF7C"/>
     <w:multiLevelType w:val="singleLevel"/>
-    <w:tmpl w:val="F3B6169E"/>
+    <w:tmpl w:val="D90E6EC0"/>
     <w:lvl w:ilvl="0">
       <w:start w:val="1"/>
       <w:numFmt w:val="decimal"/>
@@ -1795,7 +1849,7 @@
   <w:abstractNum w:abstractNumId="1" w15:restartNumberingAfterBreak="0">
     <w:nsid w:val="FFFFFF7D"/>
     <w:multiLevelType w:val="singleLevel"/>
-    <w:tmpl w:val="15526E88"/>
+    <w:tmpl w:val="E03CFF46"/>
     <w:lvl w:ilvl="0">
       <w:start w:val="1"/>
       <w:numFmt w:val="decimal"/>
@@ -1812,7 +1866,7 @@
   <w:abstractNum w:abstractNumId="2" w15:restartNumberingAfterBreak="0">
     <w:nsid w:val="FFFFFF7E"/>
     <w:multiLevelType w:val="singleLevel"/>
-    <w:tmpl w:val="8E780452"/>
+    <w:tmpl w:val="1E6A2684"/>
     <w:lvl w:ilvl="0">
       <w:start w:val="1"/>
       <w:numFmt w:val="decimal"/>
@@ -1829,7 +1883,7 @@
   <w:abstractNum w:abstractNumId="3" w15:restartNumberingAfterBreak="0">
     <w:nsid w:val="FFFFFF7F"/>
     <w:multiLevelType w:val="singleLevel"/>
-    <w:tmpl w:val="8F484AEC"/>
+    <w:tmpl w:val="0C7E7D6C"/>
     <w:lvl w:ilvl="0">
       <w:start w:val="1"/>
       <w:numFmt w:val="decimal"/>
@@ -1846,7 +1900,7 @@
   <w:abstractNum w:abstractNumId="4" w15:restartNumberingAfterBreak="0">
     <w:nsid w:val="FFFFFF80"/>
     <w:multiLevelType w:val="singleLevel"/>
-    <w:tmpl w:val="1C9E40D2"/>
+    <w:tmpl w:val="82F455CC"/>
     <w:lvl w:ilvl="0">
       <w:start w:val="1"/>
       <w:numFmt w:val="bullet"/>
@@ -1866,7 +1920,7 @@
   <w:abstractNum w:abstractNumId="5" w15:restartNumberingAfterBreak="0">
     <w:nsid w:val="FFFFFF81"/>
     <w:multiLevelType w:val="singleLevel"/>
-    <w:tmpl w:val="BC5A5BE6"/>
+    <w:tmpl w:val="A61881E4"/>
     <w:lvl w:ilvl="0">
       <w:start w:val="1"/>
       <w:numFmt w:val="bullet"/>
@@ -1886,7 +1940,7 @@
   <w:abstractNum w:abstractNumId="6" w15:restartNumberingAfterBreak="0">
     <w:nsid w:val="FFFFFF82"/>
     <w:multiLevelType w:val="singleLevel"/>
-    <w:tmpl w:val="E0EA3474"/>
+    <w:tmpl w:val="7A8CDF0E"/>
     <w:lvl w:ilvl="0">
       <w:start w:val="1"/>
       <w:numFmt w:val="bullet"/>
@@ -1906,7 +1960,7 @@
   <w:abstractNum w:abstractNumId="7" w15:restartNumberingAfterBreak="0">
     <w:nsid w:val="FFFFFF83"/>
     <w:multiLevelType w:val="singleLevel"/>
-    <w:tmpl w:val="CA3CD84E"/>
+    <w:tmpl w:val="DEE6A0DA"/>
     <w:lvl w:ilvl="0">
       <w:start w:val="1"/>
       <w:numFmt w:val="bullet"/>
@@ -1926,7 +1980,7 @@
   <w:abstractNum w:abstractNumId="8" w15:restartNumberingAfterBreak="0">
     <w:nsid w:val="FFFFFF88"/>
     <w:multiLevelType w:val="singleLevel"/>
-    <w:tmpl w:val="42FE96C6"/>
+    <w:tmpl w:val="D730CB4E"/>
     <w:lvl w:ilvl="0">
       <w:start w:val="1"/>
       <w:numFmt w:val="decimal"/>
@@ -1943,7 +1997,7 @@
   <w:abstractNum w:abstractNumId="9" w15:restartNumberingAfterBreak="0">
     <w:nsid w:val="FFFFFF89"/>
     <w:multiLevelType w:val="singleLevel"/>
-    <w:tmpl w:val="70D2BC5C"/>
+    <w:tmpl w:val="505E8954"/>
     <w:lvl w:ilvl="0">
       <w:start w:val="1"/>
       <w:numFmt w:val="bullet"/>
@@ -2395,7 +2449,7 @@
       <w:lvlText w:val=""/>
       <w:lvlJc w:val="left"/>
       <w:pPr>
-        <w:ind w:left="360" w:hanging="360"/>
+        <w:ind w:left="1068" w:hanging="360"/>
       </w:pPr>
       <w:rPr>
         <w:rFonts w:ascii="Symbol" w:hAnsi="Symbol" w:hint="default"/>
@@ -2407,7 +2461,7 @@
       <w:lvlText w:val="o"/>
       <w:lvlJc w:val="left"/>
       <w:pPr>
-        <w:ind w:left="1080" w:hanging="360"/>
+        <w:ind w:left="1788" w:hanging="360"/>
       </w:pPr>
       <w:rPr>
         <w:rFonts w:ascii="Courier New" w:hAnsi="Courier New" w:cs="Courier New" w:hint="default"/>
@@ -2419,7 +2473,7 @@
       <w:lvlText w:val=""/>
       <w:lvlJc w:val="left"/>
       <w:pPr>
-        <w:ind w:left="1800" w:hanging="360"/>
+        <w:ind w:left="2508" w:hanging="360"/>
       </w:pPr>
       <w:rPr>
         <w:rFonts w:ascii="Wingdings" w:hAnsi="Wingdings" w:hint="default"/>
@@ -2431,7 +2485,7 @@
       <w:lvlText w:val=""/>
       <w:lvlJc w:val="left"/>
       <w:pPr>
-        <w:ind w:left="2520" w:hanging="360"/>
+        <w:ind w:left="3228" w:hanging="360"/>
       </w:pPr>
       <w:rPr>
         <w:rFonts w:ascii="Symbol" w:hAnsi="Symbol" w:hint="default"/>
@@ -2443,7 +2497,7 @@
       <w:lvlText w:val="o"/>
       <w:lvlJc w:val="left"/>
       <w:pPr>
-        <w:ind w:left="3240" w:hanging="360"/>
+        <w:ind w:left="3948" w:hanging="360"/>
       </w:pPr>
       <w:rPr>
         <w:rFonts w:ascii="Courier New" w:hAnsi="Courier New" w:cs="Courier New" w:hint="default"/>
@@ -2455,7 +2509,7 @@
       <w:lvlText w:val=""/>
       <w:lvlJc w:val="left"/>
       <w:pPr>
-        <w:ind w:left="3960" w:hanging="360"/>
+        <w:ind w:left="4668" w:hanging="360"/>
       </w:pPr>
       <w:rPr>
         <w:rFonts w:ascii="Wingdings" w:hAnsi="Wingdings" w:hint="default"/>
@@ -2467,7 +2521,7 @@
       <w:lvlText w:val=""/>
       <w:lvlJc w:val="left"/>
       <w:pPr>
-        <w:ind w:left="4680" w:hanging="360"/>
+        <w:ind w:left="5388" w:hanging="360"/>
       </w:pPr>
       <w:rPr>
         <w:rFonts w:ascii="Symbol" w:hAnsi="Symbol" w:hint="default"/>
@@ -2479,7 +2533,7 @@
       <w:lvlText w:val="o"/>
       <w:lvlJc w:val="left"/>
       <w:pPr>
-        <w:ind w:left="5400" w:hanging="360"/>
+        <w:ind w:left="6108" w:hanging="360"/>
       </w:pPr>
       <w:rPr>
         <w:rFonts w:ascii="Courier New" w:hAnsi="Courier New" w:cs="Courier New" w:hint="default"/>
@@ -2491,7 +2545,7 @@
       <w:lvlText w:val=""/>
       <w:lvlJc w:val="left"/>
       <w:pPr>
-        <w:ind w:left="6120" w:hanging="360"/>
+        <w:ind w:left="6828" w:hanging="360"/>
       </w:pPr>
       <w:rPr>
         <w:rFonts w:ascii="Wingdings" w:hAnsi="Wingdings" w:hint="default"/>
@@ -3243,7 +3297,7 @@
   <w:style w:type="paragraph" w:default="1" w:styleId="a">
     <w:name w:val="Normal"/>
     <w:qFormat/>
-    <w:rsid w:val="000302F8"/>
+    <w:rsid w:val="007616C0"/>
     <w:pPr>
       <w:spacing w:line="360" w:lineRule="auto"/>
       <w:ind w:firstLine="709"/>
@@ -3261,17 +3315,15 @@
     <w:link w:val="10"/>
     <w:uiPriority w:val="9"/>
     <w:qFormat/>
-    <w:rsid w:val="000302F8"/>
+    <w:rsid w:val="00A34C3D"/>
     <w:pPr>
       <w:keepNext/>
       <w:keepLines/>
-      <w:spacing w:before="360" w:after="80"/>
-      <w:jc w:val="center"/>
       <w:outlineLvl w:val="0"/>
     </w:pPr>
     <w:rPr>
       <w:rFonts w:eastAsiaTheme="majorEastAsia" w:cstheme="majorBidi"/>
-      <w:sz w:val="40"/>
+      <w:b/>
       <w:szCs w:val="40"/>
     </w:rPr>
   </w:style>
@@ -3283,16 +3335,15 @@
     <w:uiPriority w:val="9"/>
     <w:unhideWhenUsed/>
     <w:qFormat/>
-    <w:rsid w:val="006D70FD"/>
+    <w:rsid w:val="00A34C3D"/>
     <w:pPr>
       <w:keepNext/>
       <w:keepLines/>
-      <w:spacing w:before="160" w:after="80"/>
       <w:outlineLvl w:val="1"/>
     </w:pPr>
     <w:rPr>
       <w:rFonts w:eastAsiaTheme="majorEastAsia" w:cstheme="majorBidi"/>
-      <w:sz w:val="36"/>
+      <w:b/>
       <w:szCs w:val="32"/>
     </w:rPr>
   </w:style>
@@ -3304,16 +3355,14 @@
     <w:uiPriority w:val="9"/>
     <w:unhideWhenUsed/>
     <w:qFormat/>
-    <w:rsid w:val="005F2294"/>
+    <w:rsid w:val="007616C0"/>
     <w:pPr>
       <w:keepNext/>
       <w:keepLines/>
-      <w:spacing w:before="160" w:after="80"/>
       <w:outlineLvl w:val="2"/>
     </w:pPr>
     <w:rPr>
       <w:rFonts w:eastAsiaTheme="majorEastAsia" w:cstheme="majorBidi"/>
-      <w:sz w:val="32"/>
       <w:szCs w:val="28"/>
     </w:rPr>
   </w:style>
@@ -3450,6 +3499,7 @@
   <w:style w:type="character" w:default="1" w:styleId="a0">
     <w:name w:val="Default Paragraph Font"/>
     <w:uiPriority w:val="1"/>
+    <w:semiHidden/>
     <w:unhideWhenUsed/>
   </w:style>
   <w:style w:type="table" w:default="1" w:styleId="a1">
@@ -3479,10 +3529,11 @@
     <w:link w:val="1"/>
     <w:uiPriority w:val="9"/>
     <w:qFormat/>
-    <w:rsid w:val="000302F8"/>
+    <w:rsid w:val="00A34C3D"/>
     <w:rPr>
       <w:rFonts w:ascii="Times New Roman" w:eastAsiaTheme="majorEastAsia" w:hAnsi="Times New Roman" w:cstheme="majorBidi"/>
-      <w:sz w:val="40"/>
+      <w:b/>
+      <w:sz w:val="28"/>
       <w:szCs w:val="40"/>
     </w:rPr>
   </w:style>
@@ -3492,10 +3543,11 @@
     <w:link w:val="2"/>
     <w:uiPriority w:val="9"/>
     <w:qFormat/>
-    <w:rsid w:val="006D70FD"/>
+    <w:rsid w:val="00A34C3D"/>
     <w:rPr>
       <w:rFonts w:ascii="Times New Roman" w:eastAsiaTheme="majorEastAsia" w:hAnsi="Times New Roman" w:cstheme="majorBidi"/>
-      <w:sz w:val="36"/>
+      <w:b/>
+      <w:sz w:val="28"/>
       <w:szCs w:val="32"/>
     </w:rPr>
   </w:style>
@@ -3505,10 +3557,10 @@
     <w:link w:val="3"/>
     <w:uiPriority w:val="9"/>
     <w:qFormat/>
-    <w:rsid w:val="005F2294"/>
+    <w:rsid w:val="007616C0"/>
     <w:rPr>
       <w:rFonts w:ascii="Times New Roman" w:eastAsiaTheme="majorEastAsia" w:hAnsi="Times New Roman" w:cstheme="majorBidi"/>
-      <w:sz w:val="32"/>
+      <w:sz w:val="28"/>
       <w:szCs w:val="28"/>
     </w:rPr>
   </w:style>
@@ -3777,9 +3829,8 @@
     <w:basedOn w:val="a"/>
     <w:uiPriority w:val="34"/>
     <w:qFormat/>
-    <w:rsid w:val="008E5179"/>
+    <w:rsid w:val="007616C0"/>
     <w:pPr>
-      <w:ind w:left="720"/>
       <w:contextualSpacing/>
     </w:pPr>
   </w:style>
@@ -3937,7 +3988,7 @@
     <w:rsid w:val="001307A4"/>
     <w:pPr>
       <w:suppressAutoHyphens w:val="0"/>
-      <w:spacing w:before="240" w:after="0" w:line="259" w:lineRule="auto"/>
+      <w:spacing w:before="240" w:line="259" w:lineRule="auto"/>
       <w:ind w:firstLine="0"/>
       <w:jc w:val="left"/>
       <w:outlineLvl w:val="9"/>
@@ -4034,6 +4085,32 @@
     <w:uiPriority w:val="37"/>
     <w:unhideWhenUsed/>
     <w:rsid w:val="00A30B9D"/>
+  </w:style>
+  <w:style w:type="paragraph" w:styleId="23">
+    <w:name w:val="toc 2"/>
+    <w:basedOn w:val="a"/>
+    <w:next w:val="a"/>
+    <w:autoRedefine/>
+    <w:uiPriority w:val="39"/>
+    <w:unhideWhenUsed/>
+    <w:rsid w:val="00085AE5"/>
+    <w:pPr>
+      <w:spacing w:after="100"/>
+      <w:ind w:left="280"/>
+    </w:pPr>
+  </w:style>
+  <w:style w:type="paragraph" w:styleId="31">
+    <w:name w:val="toc 3"/>
+    <w:basedOn w:val="a"/>
+    <w:next w:val="a"/>
+    <w:autoRedefine/>
+    <w:uiPriority w:val="39"/>
+    <w:unhideWhenUsed/>
+    <w:rsid w:val="00085AE5"/>
+    <w:pPr>
+      <w:spacing w:after="100"/>
+      <w:ind w:left="560"/>
+    </w:pPr>
   </w:style>
 </w:styles>
 </file>

--- a/10б Неумойчева.docx
+++ b/10б Неумойчева.docx
@@ -275,6 +275,637 @@
         <w:br w:type="page"/>
       </w:r>
     </w:p>
+    <w:sdt>
+      <w:sdtPr>
+        <w:id w:val="-1327817797"/>
+        <w:docPartObj>
+          <w:docPartGallery w:val="Table of Contents"/>
+          <w:docPartUnique/>
+        </w:docPartObj>
+      </w:sdtPr>
+      <w:sdtEndPr>
+        <w:rPr>
+          <w:rFonts w:eastAsiaTheme="minorHAnsi" w:cstheme="minorBidi"/>
+          <w:bCs/>
+          <w:kern w:val="2"/>
+          <w:sz w:val="28"/>
+          <w:szCs w:val="22"/>
+          <w:lang w:eastAsia="en-US"/>
+        </w:rPr>
+      </w:sdtEndPr>
+      <w:sdtContent>
+        <w:p>
+          <w:pPr>
+            <w:pStyle w:val="afa"/>
+          </w:pPr>
+          <w:r>
+            <w:t>Оглавление</w:t>
+          </w:r>
+        </w:p>
+        <w:p>
+          <w:pPr>
+            <w:pStyle w:val="11"/>
+            <w:tabs>
+              <w:tab w:val="right" w:leader="dot" w:pos="9344"/>
+            </w:tabs>
+            <w:rPr>
+              <w:rFonts w:asciiTheme="minorHAnsi" w:eastAsiaTheme="minorEastAsia" w:hAnsiTheme="minorHAnsi"/>
+              <w:noProof/>
+              <w:kern w:val="0"/>
+              <w:sz w:val="22"/>
+              <w:lang w:eastAsia="ru-RU"/>
+              <w14:ligatures w14:val="none"/>
+            </w:rPr>
+          </w:pPr>
+          <w:r>
+            <w:fldChar w:fldCharType="begin"/>
+          </w:r>
+          <w:r>
+            <w:instrText xml:space="preserve"> TOC \o "1-3" \h \z \u </w:instrText>
+          </w:r>
+          <w:r>
+            <w:fldChar w:fldCharType="separate"/>
+          </w:r>
+          <w:hyperlink w:anchor="_Toc216529410" w:history="1">
+            <w:r>
+              <w:rPr>
+                <w:rStyle w:val="afb"/>
+                <w:noProof/>
+              </w:rPr>
+              <w:t>Теоретическая часть</w:t>
+            </w:r>
+            <w:r>
+              <w:rPr>
+                <w:noProof/>
+                <w:webHidden/>
+              </w:rPr>
+              <w:tab/>
+            </w:r>
+            <w:r>
+              <w:rPr>
+                <w:noProof/>
+                <w:webHidden/>
+              </w:rPr>
+              <w:fldChar w:fldCharType="begin"/>
+            </w:r>
+            <w:r>
+              <w:rPr>
+                <w:noProof/>
+                <w:webHidden/>
+              </w:rPr>
+              <w:instrText xml:space="preserve"> PAGEREF _Toc216529410 \h </w:instrText>
+            </w:r>
+            <w:r>
+              <w:rPr>
+                <w:noProof/>
+                <w:webHidden/>
+              </w:rPr>
+            </w:r>
+            <w:r>
+              <w:rPr>
+                <w:noProof/>
+                <w:webHidden/>
+              </w:rPr>
+              <w:fldChar w:fldCharType="separate"/>
+            </w:r>
+            <w:r>
+              <w:rPr>
+                <w:noProof/>
+                <w:webHidden/>
+              </w:rPr>
+              <w:t>3</w:t>
+            </w:r>
+            <w:r>
+              <w:rPr>
+                <w:noProof/>
+                <w:webHidden/>
+              </w:rPr>
+              <w:fldChar w:fldCharType="end"/>
+            </w:r>
+          </w:hyperlink>
+        </w:p>
+        <w:p>
+          <w:pPr>
+            <w:pStyle w:val="23"/>
+            <w:tabs>
+              <w:tab w:val="right" w:leader="dot" w:pos="9344"/>
+            </w:tabs>
+            <w:rPr>
+              <w:rFonts w:asciiTheme="minorHAnsi" w:eastAsiaTheme="minorEastAsia" w:hAnsiTheme="minorHAnsi"/>
+              <w:noProof/>
+              <w:kern w:val="0"/>
+              <w:sz w:val="22"/>
+              <w:lang w:eastAsia="ru-RU"/>
+              <w14:ligatures w14:val="none"/>
+            </w:rPr>
+          </w:pPr>
+          <w:hyperlink w:anchor="_Toc216529411" w:history="1">
+            <w:r>
+              <w:rPr>
+                <w:rStyle w:val="afb"/>
+                <w:noProof/>
+              </w:rPr>
+              <w:t>Отрицательные черты</w:t>
+            </w:r>
+            <w:r>
+              <w:rPr>
+                <w:noProof/>
+                <w:webHidden/>
+              </w:rPr>
+              <w:tab/>
+            </w:r>
+            <w:r>
+              <w:rPr>
+                <w:noProof/>
+                <w:webHidden/>
+              </w:rPr>
+              <w:fldChar w:fldCharType="begin"/>
+            </w:r>
+            <w:r>
+              <w:rPr>
+                <w:noProof/>
+                <w:webHidden/>
+              </w:rPr>
+              <w:instrText xml:space="preserve"> PAGEREF _Toc216529411 \h </w:instrText>
+            </w:r>
+            <w:r>
+              <w:rPr>
+                <w:noProof/>
+                <w:webHidden/>
+              </w:rPr>
+            </w:r>
+            <w:r>
+              <w:rPr>
+                <w:noProof/>
+                <w:webHidden/>
+              </w:rPr>
+              <w:fldChar w:fldCharType="separate"/>
+            </w:r>
+            <w:r>
+              <w:rPr>
+                <w:noProof/>
+                <w:webHidden/>
+              </w:rPr>
+              <w:t>3</w:t>
+            </w:r>
+            <w:r>
+              <w:rPr>
+                <w:noProof/>
+                <w:webHidden/>
+              </w:rPr>
+              <w:fldChar w:fldCharType="end"/>
+            </w:r>
+          </w:hyperlink>
+        </w:p>
+        <w:p>
+          <w:pPr>
+            <w:pStyle w:val="23"/>
+            <w:tabs>
+              <w:tab w:val="right" w:leader="dot" w:pos="9344"/>
+            </w:tabs>
+            <w:rPr>
+              <w:rFonts w:asciiTheme="minorHAnsi" w:eastAsiaTheme="minorEastAsia" w:hAnsiTheme="minorHAnsi"/>
+              <w:noProof/>
+              <w:kern w:val="0"/>
+              <w:sz w:val="22"/>
+              <w:lang w:eastAsia="ru-RU"/>
+              <w14:ligatures w14:val="none"/>
+            </w:rPr>
+          </w:pPr>
+          <w:hyperlink w:anchor="_Toc216529412" w:history="1">
+            <w:r>
+              <w:rPr>
+                <w:rStyle w:val="afb"/>
+                <w:noProof/>
+              </w:rPr>
+              <w:t>Положительные черты</w:t>
+            </w:r>
+            <w:r>
+              <w:rPr>
+                <w:noProof/>
+                <w:webHidden/>
+              </w:rPr>
+              <w:tab/>
+            </w:r>
+            <w:r>
+              <w:rPr>
+                <w:noProof/>
+                <w:webHidden/>
+              </w:rPr>
+              <w:fldChar w:fldCharType="begin"/>
+            </w:r>
+            <w:r>
+              <w:rPr>
+                <w:noProof/>
+                <w:webHidden/>
+              </w:rPr>
+              <w:instrText xml:space="preserve"> PAGEREF _Toc216529412 \h </w:instrText>
+            </w:r>
+            <w:r>
+              <w:rPr>
+                <w:noProof/>
+                <w:webHidden/>
+              </w:rPr>
+            </w:r>
+            <w:r>
+              <w:rPr>
+                <w:noProof/>
+                <w:webHidden/>
+              </w:rPr>
+              <w:fldChar w:fldCharType="separate"/>
+            </w:r>
+            <w:r>
+              <w:rPr>
+                <w:noProof/>
+                <w:webHidden/>
+              </w:rPr>
+              <w:t>4</w:t>
+            </w:r>
+            <w:r>
+              <w:rPr>
+                <w:noProof/>
+                <w:webHidden/>
+              </w:rPr>
+              <w:fldChar w:fldCharType="end"/>
+            </w:r>
+          </w:hyperlink>
+        </w:p>
+        <w:p>
+          <w:pPr>
+            <w:pStyle w:val="31"/>
+            <w:tabs>
+              <w:tab w:val="right" w:leader="dot" w:pos="9344"/>
+            </w:tabs>
+            <w:rPr>
+              <w:rFonts w:asciiTheme="minorHAnsi" w:eastAsiaTheme="minorEastAsia" w:hAnsiTheme="minorHAnsi"/>
+              <w:noProof/>
+              <w:kern w:val="0"/>
+              <w:sz w:val="22"/>
+              <w:lang w:eastAsia="ru-RU"/>
+              <w14:ligatures w14:val="none"/>
+            </w:rPr>
+          </w:pPr>
+          <w:hyperlink w:anchor="_Toc216529413" w:history="1">
+            <w:r>
+              <w:rPr>
+                <w:rStyle w:val="afb"/>
+                <w:noProof/>
+              </w:rPr>
+              <w:t>Очистка воздуха</w:t>
+            </w:r>
+            <w:r>
+              <w:rPr>
+                <w:noProof/>
+                <w:webHidden/>
+              </w:rPr>
+              <w:tab/>
+            </w:r>
+            <w:r>
+              <w:rPr>
+                <w:noProof/>
+                <w:webHidden/>
+              </w:rPr>
+              <w:fldChar w:fldCharType="begin"/>
+            </w:r>
+            <w:r>
+              <w:rPr>
+                <w:noProof/>
+                <w:webHidden/>
+              </w:rPr>
+              <w:instrText xml:space="preserve"> PAGEREF _Toc216529413 \h </w:instrText>
+            </w:r>
+            <w:r>
+              <w:rPr>
+                <w:noProof/>
+                <w:webHidden/>
+              </w:rPr>
+            </w:r>
+            <w:r>
+              <w:rPr>
+                <w:noProof/>
+                <w:webHidden/>
+              </w:rPr>
+              <w:fldChar w:fldCharType="separate"/>
+            </w:r>
+            <w:r>
+              <w:rPr>
+                <w:noProof/>
+                <w:webHidden/>
+              </w:rPr>
+              <w:t>4</w:t>
+            </w:r>
+            <w:r>
+              <w:rPr>
+                <w:noProof/>
+                <w:webHidden/>
+              </w:rPr>
+              <w:fldChar w:fldCharType="end"/>
+            </w:r>
+          </w:hyperlink>
+        </w:p>
+        <w:p>
+          <w:pPr>
+            <w:pStyle w:val="31"/>
+            <w:tabs>
+              <w:tab w:val="right" w:leader="dot" w:pos="9344"/>
+            </w:tabs>
+            <w:rPr>
+              <w:rFonts w:asciiTheme="minorHAnsi" w:eastAsiaTheme="minorEastAsia" w:hAnsiTheme="minorHAnsi"/>
+              <w:noProof/>
+              <w:kern w:val="0"/>
+              <w:sz w:val="22"/>
+              <w:lang w:eastAsia="ru-RU"/>
+              <w14:ligatures w14:val="none"/>
+            </w:rPr>
+          </w:pPr>
+          <w:hyperlink w:anchor="_Toc216529414" w:history="1">
+            <w:r>
+              <w:rPr>
+                <w:rStyle w:val="afb"/>
+                <w:noProof/>
+              </w:rPr>
+              <w:t>Энергоэффективность зданий и опосредованное снижение выбросов</w:t>
+            </w:r>
+            <w:r>
+              <w:rPr>
+                <w:noProof/>
+                <w:webHidden/>
+              </w:rPr>
+              <w:tab/>
+            </w:r>
+            <w:r>
+              <w:rPr>
+                <w:noProof/>
+                <w:webHidden/>
+              </w:rPr>
+              <w:fldChar w:fldCharType="begin"/>
+            </w:r>
+            <w:r>
+              <w:rPr>
+                <w:noProof/>
+                <w:webHidden/>
+              </w:rPr>
+              <w:instrText xml:space="preserve"> PAGEREF _Toc216529414 \h </w:instrText>
+            </w:r>
+            <w:r>
+              <w:rPr>
+                <w:noProof/>
+                <w:webHidden/>
+              </w:rPr>
+            </w:r>
+            <w:r>
+              <w:rPr>
+                <w:noProof/>
+                <w:webHidden/>
+              </w:rPr>
+              <w:fldChar w:fldCharType="separate"/>
+            </w:r>
+            <w:r>
+              <w:rPr>
+                <w:noProof/>
+                <w:webHidden/>
+              </w:rPr>
+              <w:t>4</w:t>
+            </w:r>
+            <w:r>
+              <w:rPr>
+                <w:noProof/>
+                <w:webHidden/>
+              </w:rPr>
+              <w:fldChar w:fldCharType="end"/>
+            </w:r>
+          </w:hyperlink>
+        </w:p>
+        <w:p>
+          <w:pPr>
+            <w:pStyle w:val="31"/>
+            <w:tabs>
+              <w:tab w:val="right" w:leader="dot" w:pos="9344"/>
+            </w:tabs>
+            <w:rPr>
+              <w:rFonts w:asciiTheme="minorHAnsi" w:eastAsiaTheme="minorEastAsia" w:hAnsiTheme="minorHAnsi"/>
+              <w:noProof/>
+              <w:kern w:val="0"/>
+              <w:sz w:val="22"/>
+              <w:lang w:eastAsia="ru-RU"/>
+              <w14:ligatures w14:val="none"/>
+            </w:rPr>
+          </w:pPr>
+          <w:hyperlink w:anchor="_Toc216529415" w:history="1">
+            <w:r>
+              <w:rPr>
+                <w:rStyle w:val="afb"/>
+                <w:noProof/>
+              </w:rPr>
+              <w:t>Управление ливневыми стоками: решение проблемы перегруженных канализаций</w:t>
+            </w:r>
+            <w:r>
+              <w:rPr>
+                <w:noProof/>
+                <w:webHidden/>
+              </w:rPr>
+              <w:tab/>
+            </w:r>
+            <w:r>
+              <w:rPr>
+                <w:noProof/>
+                <w:webHidden/>
+              </w:rPr>
+              <w:fldChar w:fldCharType="begin"/>
+            </w:r>
+            <w:r>
+              <w:rPr>
+                <w:noProof/>
+                <w:webHidden/>
+              </w:rPr>
+              <w:instrText xml:space="preserve"> PAGEREF _Toc216529415 \h </w:instrText>
+            </w:r>
+            <w:r>
+              <w:rPr>
+                <w:noProof/>
+                <w:webHidden/>
+              </w:rPr>
+            </w:r>
+            <w:r>
+              <w:rPr>
+                <w:noProof/>
+                <w:webHidden/>
+              </w:rPr>
+              <w:fldChar w:fldCharType="separate"/>
+            </w:r>
+            <w:r>
+              <w:rPr>
+                <w:noProof/>
+                <w:webHidden/>
+              </w:rPr>
+              <w:t>5</w:t>
+            </w:r>
+            <w:r>
+              <w:rPr>
+                <w:noProof/>
+                <w:webHidden/>
+              </w:rPr>
+              <w:fldChar w:fldCharType="end"/>
+            </w:r>
+          </w:hyperlink>
+        </w:p>
+        <w:p>
+          <w:pPr>
+            <w:pStyle w:val="11"/>
+            <w:tabs>
+              <w:tab w:val="right" w:leader="dot" w:pos="9344"/>
+            </w:tabs>
+            <w:rPr>
+              <w:rFonts w:asciiTheme="minorHAnsi" w:eastAsiaTheme="minorEastAsia" w:hAnsiTheme="minorHAnsi"/>
+              <w:noProof/>
+              <w:kern w:val="0"/>
+              <w:sz w:val="22"/>
+              <w:lang w:eastAsia="ru-RU"/>
+              <w14:ligatures w14:val="none"/>
+            </w:rPr>
+          </w:pPr>
+          <w:hyperlink w:anchor="_Toc216529416" w:history="1">
+            <w:r>
+              <w:rPr>
+                <w:rStyle w:val="afb"/>
+                <w:noProof/>
+              </w:rPr>
+              <w:t>Литература и интернет-источники</w:t>
+            </w:r>
+            <w:r>
+              <w:rPr>
+                <w:noProof/>
+                <w:webHidden/>
+              </w:rPr>
+              <w:tab/>
+            </w:r>
+            <w:r>
+              <w:rPr>
+                <w:noProof/>
+                <w:webHidden/>
+              </w:rPr>
+              <w:fldChar w:fldCharType="begin"/>
+            </w:r>
+            <w:r>
+              <w:rPr>
+                <w:noProof/>
+                <w:webHidden/>
+              </w:rPr>
+              <w:instrText xml:space="preserve"> PAGEREF _Toc216529416 \h </w:instrText>
+            </w:r>
+            <w:r>
+              <w:rPr>
+                <w:noProof/>
+                <w:webHidden/>
+              </w:rPr>
+            </w:r>
+            <w:r>
+              <w:rPr>
+                <w:noProof/>
+                <w:webHidden/>
+              </w:rPr>
+              <w:fldChar w:fldCharType="separate"/>
+            </w:r>
+            <w:r>
+              <w:rPr>
+                <w:noProof/>
+                <w:webHidden/>
+              </w:rPr>
+              <w:t>6</w:t>
+            </w:r>
+            <w:r>
+              <w:rPr>
+                <w:noProof/>
+                <w:webHidden/>
+              </w:rPr>
+              <w:fldChar w:fldCharType="end"/>
+            </w:r>
+          </w:hyperlink>
+        </w:p>
+        <w:p>
+          <w:pPr>
+            <w:pStyle w:val="23"/>
+            <w:tabs>
+              <w:tab w:val="right" w:leader="dot" w:pos="9344"/>
+            </w:tabs>
+            <w:rPr>
+              <w:rFonts w:asciiTheme="minorHAnsi" w:eastAsiaTheme="minorEastAsia" w:hAnsiTheme="minorHAnsi"/>
+              <w:noProof/>
+              <w:kern w:val="0"/>
+              <w:sz w:val="22"/>
+              <w:lang w:eastAsia="ru-RU"/>
+              <w14:ligatures w14:val="none"/>
+            </w:rPr>
+          </w:pPr>
+          <w:hyperlink w:anchor="_Toc216529417" w:history="1">
+            <w:r>
+              <w:rPr>
+                <w:rStyle w:val="afb"/>
+                <w:noProof/>
+              </w:rPr>
+              <w:t>Электронные ресурсы</w:t>
+            </w:r>
+            <w:r>
+              <w:rPr>
+                <w:noProof/>
+                <w:webHidden/>
+              </w:rPr>
+              <w:tab/>
+            </w:r>
+            <w:r>
+              <w:rPr>
+                <w:noProof/>
+                <w:webHidden/>
+              </w:rPr>
+              <w:fldChar w:fldCharType="begin"/>
+            </w:r>
+            <w:r>
+              <w:rPr>
+                <w:noProof/>
+                <w:webHidden/>
+              </w:rPr>
+              <w:instrText xml:space="preserve"> PAGEREF _Toc216529417 \h </w:instrText>
+            </w:r>
+            <w:r>
+              <w:rPr>
+                <w:noProof/>
+                <w:webHidden/>
+              </w:rPr>
+            </w:r>
+            <w:r>
+              <w:rPr>
+                <w:noProof/>
+                <w:webHidden/>
+              </w:rPr>
+              <w:fldChar w:fldCharType="separate"/>
+            </w:r>
+            <w:r>
+              <w:rPr>
+                <w:noProof/>
+                <w:webHidden/>
+              </w:rPr>
+              <w:t>6</w:t>
+            </w:r>
+            <w:r>
+              <w:rPr>
+                <w:noProof/>
+                <w:webHidden/>
+              </w:rPr>
+              <w:fldChar w:fldCharType="end"/>
+            </w:r>
+          </w:hyperlink>
+        </w:p>
+        <w:p>
+          <w:r>
+            <w:rPr>
+              <w:b/>
+              <w:bCs/>
+            </w:rPr>
+            <w:fldChar w:fldCharType="end"/>
+          </w:r>
+        </w:p>
+      </w:sdtContent>
+    </w:sdt>
     <w:p>
       <w:pPr>
         <w:pStyle w:val="af1"/>
@@ -348,7 +979,11 @@
         <w:t xml:space="preserve"> </w:t>
       </w:r>
       <w:r>
-        <w:t>создать макет парка и разработать концепцию повсеместного создания парков на крышах многоэтажных зданий как способа повышения экологической устойчивости, качества жизни горожан и адаптации городской среды к климатическим изменениям.</w:t>
+        <w:t xml:space="preserve">создать макет парка и разработать концепцию повсеместного создания парков на крышах многоэтажных зданий как способа повышения </w:t>
+      </w:r>
+      <w:r>
+        <w:lastRenderedPageBreak/>
+        <w:t>экологической устойчивости, качества жизни горожан и адаптации городской среды к климатическим изменениям.</w:t>
       </w:r>
     </w:p>
     <w:p>
@@ -445,23 +1080,25 @@
       <w:pPr>
         <w:pStyle w:val="1"/>
       </w:pPr>
+      <w:bookmarkStart w:id="1" w:name="_Toc216529410"/>
+      <w:r>
+        <w:t>Теоретическая часть</w:t>
+      </w:r>
+      <w:bookmarkEnd w:id="1"/>
+    </w:p>
+    <w:p>
+      <w:r>
+        <w:t>С самых первых дней своего существования человек был неразрывно связан с миром растений. Эта связь, уходящая корнями в глубокую древность, является не просто биологической необходимостью, но и фундаментальной, почти архетипической потребностью души. Первобытные сообщества зависели от лесов и садов как источников пропитания и лекарств, а с переходом к оседлому образу жизни стремление окружить себя зеленью лишь укрепилось, превратившись из инстинкта выживания в эстетическую и духовную практику. Сад стал олицетворением рая, укромным местом гармонии, где человек мог укрыться от суровости внешнего мира и восстановить связь с природой.</w:t>
+      </w:r>
+    </w:p>
+    <w:p>
+      <w:r>
+        <w:t>Идея вознесения этого «рая» на высоту, создания цветущего оазиса в отрыве от земли, также не является изобретением современности. Она впечатляюще воплощена в одном из Семи чудес света Древнего мира – Висячих садах Семирамиды, чей образ веками будоражил умы историков и поэтов.</w:t>
+      </w:r>
+    </w:p>
+    <w:p>
       <w:r>
         <w:lastRenderedPageBreak/>
-        <w:t>Теоретическая часть</w:t>
-      </w:r>
-    </w:p>
-    <w:p>
-      <w:r>
-        <w:t>С самых первых дней своего существования человек был неразрывно связан с миром растений. Эта связь, уходящая корнями в глубокую древность, является не просто биологической необходимостью, но и фундаментальной, почти архетипической потребностью души. Первобытные сообщества зависели от лесов и садов как источников пропитания и лекарств, а с переходом к оседлому образу жизни стремление окружить себя зеленью лишь укрепилось, превратившись из инстинкта выживания в эстетическую и духовную практику. Сад стал олицетворением рая, укромным местом гармонии, где человек мог укрыться от суровости внешнего мира и восстановить связь с природой.</w:t>
-      </w:r>
-    </w:p>
-    <w:p>
-      <w:r>
-        <w:t>Идея вознесения этого «рая» на высоту, создания цветущего оазиса в отрыве от земли, также не является изобретением современности. Она впечатляюще воплощена в одном из Семи чудес света Древнего мира – Висячих садах Семирамиды, чей образ веками будоражил умы историков и поэтов.</w:t>
-      </w:r>
-    </w:p>
-    <w:p>
-      <w:r>
         <w:t xml:space="preserve">Однако, несмотря на столь древнюю и притягательную историю, массовое распространение зеленых крыш как стандартного элемента архитектуры до недавнего времени оставалось скорее исключением, чем правилом. Это порождает закономерный вопрос: если идея столь стара и привлекательна, почему же она до сих пор не реализована повсеместно? Ответ кроется в ряде объективных </w:t>
       </w:r>
       <w:r>
@@ -480,9 +1117,11 @@
       <w:pPr>
         <w:pStyle w:val="2"/>
       </w:pPr>
+      <w:bookmarkStart w:id="2" w:name="_Toc216529411"/>
       <w:r>
         <w:t>Отрицательные черты</w:t>
       </w:r>
+      <w:bookmarkEnd w:id="2"/>
     </w:p>
     <w:p>
       <w:r>
@@ -507,8 +1146,12 @@
       </w:r>
     </w:p>
     <w:p>
-      <w:r>
-        <w:lastRenderedPageBreak/>
+      <w:pPr>
+        <w:rPr>
+          <w:lang w:val="en-US"/>
+        </w:rPr>
+      </w:pPr>
+      <w:r>
         <w:t xml:space="preserve">Тем не менее, в XXI веке, на фоне глобальных вызовов, связанных с </w:t>
       </w:r>
       <w:r>
@@ -517,26 +1160,135 @@
       <w:r>
         <w:t xml:space="preserve"> прихоти в стратегический инструмент устойчивого развития.</w:t>
       </w:r>
+      <w:r>
+        <w:t xml:space="preserve"> </w:t>
+      </w:r>
+      <w:sdt>
+        <w:sdtPr>
+          <w:id w:val="2022035924"/>
+          <w:citation/>
+        </w:sdtPr>
+        <w:sdtContent>
+          <w:r>
+            <w:fldChar w:fldCharType="begin"/>
+          </w:r>
+          <w:r>
+            <w:rPr>
+              <w:lang w:val="en-US"/>
+            </w:rPr>
+            <w:instrText xml:space="preserve"> CITATION Бен18 \l 1033 </w:instrText>
+          </w:r>
+          <w:r>
+            <w:fldChar w:fldCharType="separate"/>
+          </w:r>
+          <w:r>
+            <w:rPr>
+              <w:noProof/>
+              <w:lang w:val="en-US"/>
+            </w:rPr>
+            <w:t>(Бенуж, et al., 2018)</w:t>
+          </w:r>
+          <w:r>
+            <w:fldChar w:fldCharType="end"/>
+          </w:r>
+        </w:sdtContent>
+      </w:sdt>
     </w:p>
     <w:p>
       <w:pPr>
         <w:pStyle w:val="2"/>
       </w:pPr>
+      <w:bookmarkStart w:id="3" w:name="_Toc216529412"/>
       <w:r>
         <w:t>Положительные черты</w:t>
       </w:r>
+      <w:bookmarkEnd w:id="3"/>
     </w:p>
     <w:p>
       <w:pPr>
         <w:pStyle w:val="3"/>
       </w:pPr>
+      <w:bookmarkStart w:id="4" w:name="_Toc216529413"/>
       <w:r>
         <w:t>Очистка воздуха</w:t>
       </w:r>
-    </w:p>
-    <w:p>
-      <w:r>
-        <w:t>Зеленая крыша функционирует как гигантский естественный фильтр. Механизм очистки воздуха реализуется несколькими путями:</w:t>
+      <w:bookmarkEnd w:id="4"/>
+    </w:p>
+    <w:p>
+      <w:r>
+        <w:t>Зеленая крыша функционирует как гигантский естественный фильтр. Механизм очистки воздуха реализуется несколькими путями</w:t>
+      </w:r>
+      <w:r>
+        <w:t xml:space="preserve"> </w:t>
+      </w:r>
+      <w:sdt>
+        <w:sdtPr>
+          <w:id w:val="2032996174"/>
+          <w:citation/>
+        </w:sdtPr>
+        <w:sdtContent>
+          <w:r>
+            <w:fldChar w:fldCharType="begin"/>
+          </w:r>
+          <w:r>
+            <w:instrText xml:space="preserve"> </w:instrText>
+          </w:r>
+          <w:r>
+            <w:rPr>
+              <w:lang w:val="en-US"/>
+            </w:rPr>
+            <w:instrText>CITATION</w:instrText>
+          </w:r>
+          <w:r>
+            <w:instrText xml:space="preserve"> </w:instrText>
+          </w:r>
+          <w:r>
+            <w:rPr>
+              <w:lang w:val="en-US"/>
+            </w:rPr>
+            <w:instrText>Wee</w:instrText>
+          </w:r>
+          <w:r>
+            <w:instrText>24 \</w:instrText>
+          </w:r>
+          <w:r>
+            <w:rPr>
+              <w:lang w:val="en-US"/>
+            </w:rPr>
+            <w:instrText>l</w:instrText>
+          </w:r>
+          <w:r>
+            <w:instrText xml:space="preserve"> 1033 </w:instrText>
+          </w:r>
+          <w:r>
+            <w:fldChar w:fldCharType="separate"/>
+          </w:r>
+          <w:r>
+            <w:rPr>
+              <w:noProof/>
+            </w:rPr>
+            <w:t>(</w:t>
+          </w:r>
+          <w:r>
+            <w:rPr>
+              <w:noProof/>
+              <w:lang w:val="en-US"/>
+            </w:rPr>
+            <w:t>Weeden</w:t>
+          </w:r>
+          <w:r>
+            <w:rPr>
+              <w:noProof/>
+            </w:rPr>
+            <w:t>, 2024)</w:t>
+          </w:r>
+          <w:r>
+            <w:fldChar w:fldCharType="end"/>
+          </w:r>
+        </w:sdtContent>
+      </w:sdt>
+      <w:r>
+        <w:t>:</w:t>
       </w:r>
     </w:p>
     <w:p>
@@ -551,6 +1303,39 @@
       <w:r>
         <w:t>Адсорбция частиц растительностью: Листья и стебли растений имеют шероховатую поверхность, которая эффективно улавливает и удерживает взвешенные в воздухе частицы PM2.5 и более крупную пыль. После осадков эти частицы смываются в субстрат, где окончательно связываются. Исследования показывают, что один квадратный метр зеленой крыши может ежегодно улавливать от 0,2 до 1 кг пыли и вредных частиц.</w:t>
       </w:r>
+      <w:r>
+        <w:t xml:space="preserve"> </w:t>
+      </w:r>
+      <w:sdt>
+        <w:sdtPr>
+          <w:id w:val="325636306"/>
+          <w:citation/>
+        </w:sdtPr>
+        <w:sdtContent>
+          <w:r>
+            <w:fldChar w:fldCharType="begin"/>
+          </w:r>
+          <w:r>
+            <w:rPr>
+              <w:lang w:val="en-US"/>
+            </w:rPr>
+            <w:instrText xml:space="preserve"> CITATION Yun24 \l 1033 </w:instrText>
+          </w:r>
+          <w:r>
+            <w:fldChar w:fldCharType="separate"/>
+          </w:r>
+          <w:r>
+            <w:rPr>
+              <w:noProof/>
+              <w:lang w:val="en-US"/>
+            </w:rPr>
+            <w:t>(Yuniati♥, et al., 2024)</w:t>
+          </w:r>
+          <w:r>
+            <w:fldChar w:fldCharType="end"/>
+          </w:r>
+        </w:sdtContent>
+      </w:sdt>
     </w:p>
     <w:p>
       <w:pPr>
@@ -562,6 +1347,7 @@
         <w:ind w:left="0" w:firstLine="708"/>
       </w:pPr>
       <w:r>
+        <w:lastRenderedPageBreak/>
         <w:t>Поглощение газов: Растения в процессе жизнедеятельности поглощают через устьица на листьях вредные газы, такие как NO₂ и SO₂, используя их в своем метаболизме или трансформируя в менее вредные соединения.</w:t>
       </w:r>
     </w:p>
@@ -588,6 +1374,7 @@
       <w:pPr>
         <w:pStyle w:val="3"/>
       </w:pPr>
+      <w:bookmarkStart w:id="5" w:name="_Toc216529414"/>
       <w:r>
         <w:t>Энергоэффективность</w:t>
       </w:r>
@@ -615,6 +1402,7 @@
         </w:rPr>
         <w:t xml:space="preserve"> снижение выбросов</w:t>
       </w:r>
+      <w:bookmarkEnd w:id="5"/>
     </w:p>
     <w:p>
       <w:r>
@@ -623,7 +1411,6 @@
     </w:p>
     <w:p>
       <w:r>
-        <w:lastRenderedPageBreak/>
         <w:t>Зеленая крыша кардинально меняет тепловой баланс здания благодаря комплексу процессов:</w:t>
       </w:r>
     </w:p>
@@ -655,7 +1442,11 @@
     </w:p>
     <w:p>
       <w:r>
-        <w:t xml:space="preserve">Энергетический эффект проявляется в сокращении затрат на кондиционирование летом на 25-50% и некотором снижении теплопотерь зимой. Это прямо ведет к уменьшению нагрузки на энергосистемы города и, как следствие, к снижению объемов сжигания ископаемого топлива на электростанциях. Таким образом, зеленая крыша не только экономит деньги владельца здания, но и вносит прямой вклад в снижение выбросов CO₂, SO₂ и </w:t>
+        <w:t xml:space="preserve">Энергетический эффект проявляется в сокращении затрат на кондиционирование летом на 25-50% и некотором снижении теплопотерь зимой. Это прямо ведет к уменьшению нагрузки на энергосистемы города и, как следствие, к снижению объемов сжигания ископаемого топлива на электростанциях. Таким образом, зеленая крыша не только экономит деньги </w:t>
+      </w:r>
+      <w:r>
+        <w:lastRenderedPageBreak/>
+        <w:t xml:space="preserve">владельца здания, но и вносит прямой вклад в снижение выбросов CO₂, SO₂ и </w:t>
       </w:r>
       <w:proofErr w:type="spellStart"/>
       <w:r>
@@ -671,14 +1462,80 @@
       <w:r>
         <w:t xml:space="preserve"> в атмосферу на региональном уровне, борясь с причиной изменения климата, а не с его следствиями.</w:t>
       </w:r>
+      <w:r>
+        <w:t xml:space="preserve"> </w:t>
+      </w:r>
+      <w:sdt>
+        <w:sdtPr>
+          <w:id w:val="-1797978431"/>
+          <w:citation/>
+        </w:sdtPr>
+        <w:sdtContent>
+          <w:r>
+            <w:fldChar w:fldCharType="begin"/>
+          </w:r>
+          <w:r>
+            <w:rPr>
+              <w:lang w:val="en-US"/>
+            </w:rPr>
+            <w:instrText xml:space="preserve"> CITATION Бен21 \l 1033 </w:instrText>
+          </w:r>
+          <w:r>
+            <w:fldChar w:fldCharType="separate"/>
+          </w:r>
+          <w:r>
+            <w:rPr>
+              <w:noProof/>
+            </w:rPr>
+            <w:t xml:space="preserve">(Бенуж, </w:t>
+          </w:r>
+          <w:r>
+            <w:rPr>
+              <w:noProof/>
+              <w:lang w:val="en-US"/>
+            </w:rPr>
+            <w:t>et</w:t>
+          </w:r>
+          <w:r>
+            <w:rPr>
+              <w:noProof/>
+            </w:rPr>
+            <w:t xml:space="preserve"> </w:t>
+          </w:r>
+          <w:r>
+            <w:rPr>
+              <w:noProof/>
+              <w:lang w:val="en-US"/>
+            </w:rPr>
+            <w:t>al</w:t>
+          </w:r>
+          <w:r>
+            <w:rPr>
+              <w:noProof/>
+            </w:rPr>
+            <w:t>., 2021)</w:t>
+          </w:r>
+          <w:r>
+            <w:fldChar w:fldCharType="end"/>
+          </w:r>
+        </w:sdtContent>
+      </w:sdt>
+      <w:r>
+        <w:rPr>
+          <w:lang w:val="en-US"/>
+        </w:rPr>
+        <w:t xml:space="preserve"> </w:t>
+      </w:r>
     </w:p>
     <w:p>
       <w:pPr>
         <w:pStyle w:val="3"/>
       </w:pPr>
+      <w:bookmarkStart w:id="6" w:name="_Toc216529415"/>
       <w:r>
         <w:t>Управление ливневыми стоками: решение проблемы перегруженных канализаций</w:t>
       </w:r>
+      <w:bookmarkEnd w:id="6"/>
     </w:p>
     <w:p>
       <w:r>
@@ -708,7 +1565,6 @@
         <w:ind w:left="0" w:firstLine="708"/>
       </w:pPr>
       <w:r>
-        <w:lastRenderedPageBreak/>
         <w:t>Загрязнение водоемов: Ливневые стоки смывают с городских поверхностей нефтепродукты, тяжелые металлы, реагенты и прочие загрязнители, которые без очистки попадают в реки и озера.</w:t>
       </w:r>
     </w:p>
@@ -744,29 +1600,230 @@
       </w:r>
     </w:p>
     <w:p>
+      <w:pPr>
+        <w:rPr>
+          <w:lang w:val="en-US"/>
+        </w:rPr>
+      </w:pPr>
       <w:r>
         <w:t>Моделирование гидрологического режима позволяет точно рассчитать, какой объем осадков конкретная зеленая крыша сможет аккумулировать во время ливня. В среднем, экстенсивные зеленые крыши могут задерживать 50-70% годового объема осадков, а интенсивные – до 90%. Это прямое техническое решение для предотвращения подтоплений и снижения платы за водоотведение.</w:t>
       </w:r>
+      <w:r>
+        <w:t xml:space="preserve"> </w:t>
+      </w:r>
+      <w:r>
+        <w:rPr>
+          <w:lang w:val="en-US"/>
+        </w:rPr>
+        <w:t>(</w:t>
+      </w:r>
+      <w:proofErr w:type="spellStart"/>
+      <w:r>
+        <w:rPr>
+          <w:lang w:val="en-US"/>
+        </w:rPr>
+        <w:t>Сысоева</w:t>
+      </w:r>
+      <w:proofErr w:type="spellEnd"/>
+      <w:r>
+        <w:rPr>
+          <w:lang w:val="en-US"/>
+        </w:rPr>
+        <w:t>, 2024)</w:t>
+      </w:r>
+    </w:p>
+    <w:p>
+      <w:pPr>
+        <w:pStyle w:val="2"/>
+      </w:pPr>
+      <w:r>
+        <w:lastRenderedPageBreak/>
+        <w:t>Расчет возможного вклада площади крыш в озеленение района</w:t>
+      </w:r>
+    </w:p>
+    <w:p>
+      <w:r>
+        <w:t>Расчет проводился на примере ЖК «Жулебино парк» (Люберцы, ул. Летчика Ларюшина).</w:t>
+      </w:r>
+    </w:p>
+    <w:p>
+      <w:r>
+        <w:rPr>
+          <w:noProof/>
+        </w:rPr>
+        <w:drawing>
+          <wp:inline distT="0" distB="0" distL="0" distR="0" wp14:anchorId="17B575A6" wp14:editId="3905F58B">
+            <wp:extent cx="5939790" cy="3054985"/>
+            <wp:effectExtent l="0" t="0" r="0" b="0"/>
+            <wp:docPr id="1" name="Рисунок 1"/>
+            <wp:cNvGraphicFramePr>
+              <a:graphicFrameLocks xmlns:a="http://schemas.openxmlformats.org/drawingml/2006/main" noChangeAspect="1"/>
+            </wp:cNvGraphicFramePr>
+            <a:graphic xmlns:a="http://schemas.openxmlformats.org/drawingml/2006/main">
+              <a:graphicData uri="http://schemas.openxmlformats.org/drawingml/2006/picture">
+                <pic:pic xmlns:pic="http://schemas.openxmlformats.org/drawingml/2006/picture">
+                  <pic:nvPicPr>
+                    <pic:cNvPr id="1" name="Рисунок 1"/>
+                    <pic:cNvPicPr/>
+                  </pic:nvPicPr>
+                  <pic:blipFill>
+                    <a:blip r:embed="rId8">
+                      <a:extLst>
+                        <a:ext uri="{28A0092B-C50C-407E-A947-70E740481C1C}">
+                          <a14:useLocalDpi xmlns:a14="http://schemas.microsoft.com/office/drawing/2010/main" val="0"/>
+                        </a:ext>
+                      </a:extLst>
+                    </a:blip>
+                    <a:stretch>
+                      <a:fillRect/>
+                    </a:stretch>
+                  </pic:blipFill>
+                  <pic:spPr>
+                    <a:xfrm>
+                      <a:off x="0" y="0"/>
+                      <a:ext cx="5939790" cy="3054985"/>
+                    </a:xfrm>
+                    <a:prstGeom prst="rect">
+                      <a:avLst/>
+                    </a:prstGeom>
+                  </pic:spPr>
+                </pic:pic>
+              </a:graphicData>
+            </a:graphic>
+          </wp:inline>
+        </w:drawing>
+      </w:r>
+    </w:p>
+    <w:p>
+      <w:r>
+        <w:rPr>
+          <w:noProof/>
+        </w:rPr>
+        <w:drawing>
+          <wp:inline distT="0" distB="0" distL="0" distR="0" wp14:anchorId="1A376292" wp14:editId="6DB3E003">
+            <wp:extent cx="5939790" cy="2553335"/>
+            <wp:effectExtent l="0" t="0" r="0" b="0"/>
+            <wp:docPr id="2" name="Рисунок 2"/>
+            <wp:cNvGraphicFramePr>
+              <a:graphicFrameLocks xmlns:a="http://schemas.openxmlformats.org/drawingml/2006/main" noChangeAspect="1"/>
+            </wp:cNvGraphicFramePr>
+            <a:graphic xmlns:a="http://schemas.openxmlformats.org/drawingml/2006/main">
+              <a:graphicData uri="http://schemas.openxmlformats.org/drawingml/2006/picture">
+                <pic:pic xmlns:pic="http://schemas.openxmlformats.org/drawingml/2006/picture">
+                  <pic:nvPicPr>
+                    <pic:cNvPr id="2" name="Рисунок 2"/>
+                    <pic:cNvPicPr/>
+                  </pic:nvPicPr>
+                  <pic:blipFill>
+                    <a:blip r:embed="rId9">
+                      <a:extLst>
+                        <a:ext uri="{28A0092B-C50C-407E-A947-70E740481C1C}">
+                          <a14:useLocalDpi xmlns:a14="http://schemas.microsoft.com/office/drawing/2010/main" val="0"/>
+                        </a:ext>
+                      </a:extLst>
+                    </a:blip>
+                    <a:stretch>
+                      <a:fillRect/>
+                    </a:stretch>
+                  </pic:blipFill>
+                  <pic:spPr>
+                    <a:xfrm>
+                      <a:off x="0" y="0"/>
+                      <a:ext cx="5939790" cy="2553335"/>
+                    </a:xfrm>
+                    <a:prstGeom prst="rect">
+                      <a:avLst/>
+                    </a:prstGeom>
+                  </pic:spPr>
+                </pic:pic>
+              </a:graphicData>
+            </a:graphic>
+          </wp:inline>
+        </w:drawing>
+      </w:r>
     </w:p>
     <w:p/>
     <w:p>
+      <w:r>
+        <w:t>На основании карты были выделены цветом зоны:</w:t>
+      </w:r>
+    </w:p>
+    <w:p>
+      <w:pPr>
+        <w:pStyle w:val="af0"/>
+        <w:numPr>
+          <w:ilvl w:val="0"/>
+          <w:numId w:val="18"/>
+        </w:numPr>
+      </w:pPr>
+      <w:r>
+        <w:t>Крыши – 18,5%</w:t>
+      </w:r>
+    </w:p>
+    <w:p>
+      <w:pPr>
+        <w:pStyle w:val="af0"/>
+        <w:numPr>
+          <w:ilvl w:val="0"/>
+          <w:numId w:val="18"/>
+        </w:numPr>
+      </w:pPr>
+      <w:r>
+        <w:t>Зеленые зоны, включая газоны – 12%</w:t>
+      </w:r>
+    </w:p>
+    <w:p>
+      <w:pPr>
+        <w:pStyle w:val="af0"/>
+        <w:numPr>
+          <w:ilvl w:val="0"/>
+          <w:numId w:val="18"/>
+        </w:numPr>
+      </w:pPr>
+      <w:proofErr w:type="spellStart"/>
+      <w:r>
+        <w:t>Неозеленяемые</w:t>
+      </w:r>
+      <w:proofErr w:type="spellEnd"/>
+      <w:r>
+        <w:t xml:space="preserve"> зоны – дороги, парковки, детские площадки с резиновым покрытием – 69,5%</w:t>
+      </w:r>
+    </w:p>
+    <w:p>
+      <w:r>
+        <w:t>(синим отмечена зона, не относящаяся к ЖК)</w:t>
+      </w:r>
+    </w:p>
+    <w:p>
+      <w:r>
+        <w:lastRenderedPageBreak/>
+        <w:t>Таким образом, создание зеленой зоны на всех крышах может более чем вдвое увеличить количество зелени в ЖК.</w:t>
+      </w:r>
+    </w:p>
+    <w:p/>
+    <w:p/>
+    <w:p>
       <w:pPr>
         <w:pStyle w:val="1"/>
       </w:pPr>
+      <w:bookmarkStart w:id="7" w:name="_Toc216529416"/>
       <w:r>
         <w:t xml:space="preserve">Литература и </w:t>
       </w:r>
       <w:r>
         <w:t>интернет-источники</w:t>
       </w:r>
+      <w:bookmarkEnd w:id="7"/>
     </w:p>
     <w:p>
       <w:pPr>
         <w:pStyle w:val="2"/>
       </w:pPr>
+      <w:bookmarkStart w:id="8" w:name="_Toc216529417"/>
       <w:r>
         <w:t>Электронные ресурсы</w:t>
       </w:r>
+      <w:bookmarkEnd w:id="8"/>
     </w:p>
     <w:p>
       <w:pPr>
@@ -806,7 +1863,7 @@
       <w:r>
         <w:t>URL:</w:t>
       </w:r>
-      <w:hyperlink r:id="rId8" w:history="1">
+      <w:hyperlink r:id="rId10" w:history="1">
         <w:r>
           <w:rPr>
             <w:rStyle w:val="afb"/>
@@ -933,7 +1990,7 @@
       <w:r>
         <w:t xml:space="preserve"> </w:t>
       </w:r>
-      <w:hyperlink r:id="rId9" w:history="1">
+      <w:hyperlink r:id="rId11" w:history="1">
         <w:r>
           <w:rPr>
             <w:rStyle w:val="afb"/>
@@ -963,7 +2020,6 @@
         </w:numPr>
       </w:pPr>
       <w:r>
-        <w:lastRenderedPageBreak/>
         <w:t>Сысоева</w:t>
       </w:r>
       <w:r>
@@ -996,7 +2052,7 @@
       <w:r>
         <w:t xml:space="preserve">: </w:t>
       </w:r>
-      <w:hyperlink r:id="rId10" w:history="1">
+      <w:hyperlink r:id="rId12" w:history="1">
         <w:r>
           <w:rPr>
             <w:rStyle w:val="afb"/>
@@ -1369,7 +2425,7 @@
         </w:rPr>
         <w:t xml:space="preserve">: </w:t>
       </w:r>
-      <w:hyperlink r:id="rId11" w:history="1">
+      <w:hyperlink r:id="rId13" w:history="1">
         <w:r>
           <w:rPr>
             <w:rStyle w:val="afb"/>
@@ -1555,7 +2611,7 @@
           <w:numId w:val="12"/>
         </w:numPr>
       </w:pPr>
-      <w:hyperlink r:id="rId12" w:history="1">
+      <w:hyperlink r:id="rId14" w:history="1">
         <w:r>
           <w:rPr>
             <w:rStyle w:val="afb"/>
@@ -1587,7 +2643,7 @@
       <w:r>
         <w:t xml:space="preserve">: </w:t>
       </w:r>
-      <w:hyperlink r:id="rId13" w:history="1">
+      <w:hyperlink r:id="rId15" w:history="1">
         <w:r>
           <w:rPr>
             <w:rStyle w:val="afb"/>
@@ -1722,7 +2778,7 @@
     <w:p/>
     <w:p/>
     <w:sectPr>
-      <w:footerReference w:type="default" r:id="rId14"/>
+      <w:footerReference w:type="default" r:id="rId16"/>
       <w:pgSz w:w="11906" w:h="16838"/>
       <w:pgMar w:top="1134" w:right="851" w:bottom="1134" w:left="1701" w:header="0" w:footer="0" w:gutter="0"/>
       <w:pgNumType w:start="1"/>
@@ -2329,7 +3385,7 @@
   <w:abstractNum w:abstractNumId="13" w15:restartNumberingAfterBreak="0">
     <w:nsid w:val="0E0B73CA"/>
     <w:multiLevelType w:val="hybridMultilevel"/>
-    <w:tmpl w:val="39062DEE"/>
+    <w:tmpl w:val="FB3E14A0"/>
     <w:lvl w:ilvl="0" w:tplc="04190001">
       <w:start w:val="1"/>
       <w:numFmt w:val="bullet"/>
@@ -4316,13 +5372,99 @@
     <b:YearAccessed>2025</b:YearAccessed>
     <b:MonthAccessed>11</b:MonthAccessed>
     <b:DayAccessed>4</b:DayAccessed>
+    <b:RefOrder>5</b:RefOrder>
+  </b:Source>
+  <b:Source>
+    <b:Tag>Бен21</b:Tag>
+    <b:SourceType>JournalArticle</b:SourceType>
+    <b:Guid>{089CD2A4-A946-45DC-877B-9DFE8CB23D75}</b:Guid>
+    <b:Title>Влияние озеленения кровли на энергоэффективность здания</b:Title>
+    <b:Year>2021</b:Year>
+    <b:Author>
+      <b:Author>
+        <b:NameList>
+          <b:Person>
+            <b:Last>Бенуж</b:Last>
+            <b:First>А</b:First>
+          </b:Person>
+          <b:Person>
+            <b:Last>Богачев</b:Last>
+            <b:First>А</b:First>
+          </b:Person>
+        </b:NameList>
+      </b:Author>
+    </b:Author>
+    <b:RefOrder>4</b:RefOrder>
+  </b:Source>
+  <b:Source>
+    <b:Tag>Бен18</b:Tag>
+    <b:SourceType>JournalArticle</b:SourceType>
+    <b:Guid>{8D987C52-DB9E-46D7-B741-F5D2C33197C0}</b:Guid>
+    <b:Title>Зеленые кровли для устойчивых городов: перспективы использования в Москве</b:Title>
+    <b:Year>2018</b:Year>
+    <b:Author>
+      <b:Author>
+        <b:NameList>
+          <b:Person>
+            <b:Last>Бенуж</b:Last>
+            <b:Middle>А</b:Middle>
+            <b:First>А</b:First>
+          </b:Person>
+          <b:Person>
+            <b:Last>Мочалов</b:Last>
+            <b:Middle>В</b:Middle>
+            <b:First>И</b:First>
+          </b:Person>
+        </b:NameList>
+      </b:Author>
+    </b:Author>
     <b:RefOrder>1</b:RefOrder>
+  </b:Source>
+  <b:Source>
+    <b:Tag>Yun24</b:Tag>
+    <b:SourceType>JournalArticle</b:SourceType>
+    <b:Guid>{F0C4517A-3AD8-4B6C-950A-3B2C70D8334C}</b:Guid>
+    <b:Title>The capacity of trees to remove particulate matter and lead and its impact on tree health</b:Title>
+    <b:Year>2024</b:Year>
+    <b:Author>
+      <b:Author>
+        <b:NameList>
+          <b:Person>
+            <b:Last>Yuniati♥</b:Last>
+            <b:First>Ratna</b:First>
+          </b:Person>
+          <b:Person>
+            <b:Last>Handayani</b:Last>
+            <b:First>Windri</b:First>
+          </b:Person>
+        </b:NameList>
+      </b:Author>
+    </b:Author>
+    <b:RefOrder>3</b:RefOrder>
+  </b:Source>
+  <b:Source>
+    <b:Tag>Wee24</b:Tag>
+    <b:SourceType>DocumentFromInternetSite</b:SourceType>
+    <b:Guid>{729DD815-BF8C-4FDA-8883-B09C650E7859}</b:Guid>
+    <b:Title>How Trees Clean The Air</b:Title>
+    <b:Year>2024</b:Year>
+    <b:Author>
+      <b:Author>
+        <b:NameList>
+          <b:Person>
+            <b:Last>Weeden</b:Last>
+            <b:First>Meaghan</b:First>
+          </b:Person>
+        </b:NameList>
+      </b:Author>
+    </b:Author>
+    <b:RefOrder>2</b:RefOrder>
   </b:Source>
 </b:Sources>
 </file>
 
 <file path=customXml/itemProps1.xml><?xml version="1.0" encoding="utf-8"?>
-<ds:datastoreItem xmlns:ds="http://schemas.openxmlformats.org/officeDocument/2006/customXml" ds:itemID="{5B0B6249-A2CC-4FE0-BCB1-CC97EFA1395D}">
+<ds:datastoreItem xmlns:ds="http://schemas.openxmlformats.org/officeDocument/2006/customXml" ds:itemID="{F6374036-48C9-4F7C-BB82-40754A4ACAEA}">
   <ds:schemaRefs>
     <ds:schemaRef ds:uri="http://schemas.openxmlformats.org/officeDocument/2006/bibliography"/>
   </ds:schemaRefs>

--- a/10б Неумойчева.docx
+++ b/10б Неумойчева.docx
@@ -277,6 +277,14 @@
     </w:p>
     <w:sdt>
       <w:sdtPr>
+        <w:rPr>
+          <w:rFonts w:eastAsiaTheme="minorHAnsi" w:cstheme="minorBidi"/>
+          <w:b w:val="0"/>
+          <w:kern w:val="2"/>
+          <w:sz w:val="28"/>
+          <w:szCs w:val="22"/>
+          <w:lang w:eastAsia="en-US"/>
+        </w:rPr>
         <w:id w:val="-1327817797"/>
         <w:docPartObj>
           <w:docPartGallery w:val="Table of Contents"/>
@@ -285,12 +293,7 @@
       </w:sdtPr>
       <w:sdtEndPr>
         <w:rPr>
-          <w:rFonts w:eastAsiaTheme="minorHAnsi" w:cstheme="minorBidi"/>
           <w:bCs/>
-          <w:kern w:val="2"/>
-          <w:sz w:val="28"/>
-          <w:szCs w:val="22"/>
-          <w:lang w:eastAsia="en-US"/>
         </w:rPr>
       </w:sdtEndPr>
       <w:sdtContent>
@@ -299,7 +302,7 @@
             <w:pStyle w:val="afa"/>
           </w:pPr>
           <w:r>
-            <w:t>Оглавление</w:t>
+            <w:t>Содержание</w:t>
           </w:r>
         </w:p>
         <w:p>
@@ -326,7 +329,7 @@
           <w:r>
             <w:fldChar w:fldCharType="separate"/>
           </w:r>
-          <w:hyperlink w:anchor="_Toc216529410" w:history="1">
+          <w:hyperlink w:anchor="_Toc221121204" w:history="1">
             <w:r>
               <w:rPr>
                 <w:rStyle w:val="afb"/>
@@ -353,7 +356,7 @@
                 <w:noProof/>
                 <w:webHidden/>
               </w:rPr>
-              <w:instrText xml:space="preserve"> PAGEREF _Toc216529410 \h </w:instrText>
+              <w:instrText xml:space="preserve"> PAGEREF _Toc221121204 \h </w:instrText>
             </w:r>
             <w:r>
               <w:rPr>
@@ -399,7 +402,7 @@
               <w14:ligatures w14:val="none"/>
             </w:rPr>
           </w:pPr>
-          <w:hyperlink w:anchor="_Toc216529411" w:history="1">
+          <w:hyperlink w:anchor="_Toc221121205" w:history="1">
             <w:r>
               <w:rPr>
                 <w:rStyle w:val="afb"/>
@@ -426,7 +429,7 @@
                 <w:noProof/>
                 <w:webHidden/>
               </w:rPr>
-              <w:instrText xml:space="preserve"> PAGEREF _Toc216529411 \h </w:instrText>
+              <w:instrText xml:space="preserve"> PAGEREF _Toc221121205 \h </w:instrText>
             </w:r>
             <w:r>
               <w:rPr>
@@ -446,7 +449,7 @@
                 <w:noProof/>
                 <w:webHidden/>
               </w:rPr>
-              <w:t>3</w:t>
+              <w:t>4</w:t>
             </w:r>
             <w:r>
               <w:rPr>
@@ -472,7 +475,7 @@
               <w14:ligatures w14:val="none"/>
             </w:rPr>
           </w:pPr>
-          <w:hyperlink w:anchor="_Toc216529412" w:history="1">
+          <w:hyperlink w:anchor="_Toc221121206" w:history="1">
             <w:r>
               <w:rPr>
                 <w:rStyle w:val="afb"/>
@@ -499,7 +502,7 @@
                 <w:noProof/>
                 <w:webHidden/>
               </w:rPr>
-              <w:instrText xml:space="preserve"> PAGEREF _Toc216529412 \h </w:instrText>
+              <w:instrText xml:space="preserve"> PAGEREF _Toc221121206 \h </w:instrText>
             </w:r>
             <w:r>
               <w:rPr>
@@ -545,7 +548,7 @@
               <w14:ligatures w14:val="none"/>
             </w:rPr>
           </w:pPr>
-          <w:hyperlink w:anchor="_Toc216529413" w:history="1">
+          <w:hyperlink w:anchor="_Toc221121207" w:history="1">
             <w:r>
               <w:rPr>
                 <w:rStyle w:val="afb"/>
@@ -572,7 +575,7 @@
                 <w:noProof/>
                 <w:webHidden/>
               </w:rPr>
-              <w:instrText xml:space="preserve"> PAGEREF _Toc216529413 \h </w:instrText>
+              <w:instrText xml:space="preserve"> PAGEREF _Toc221121207 \h </w:instrText>
             </w:r>
             <w:r>
               <w:rPr>
@@ -618,7 +621,7 @@
               <w14:ligatures w14:val="none"/>
             </w:rPr>
           </w:pPr>
-          <w:hyperlink w:anchor="_Toc216529414" w:history="1">
+          <w:hyperlink w:anchor="_Toc221121208" w:history="1">
             <w:r>
               <w:rPr>
                 <w:rStyle w:val="afb"/>
@@ -645,7 +648,7 @@
                 <w:noProof/>
                 <w:webHidden/>
               </w:rPr>
-              <w:instrText xml:space="preserve"> PAGEREF _Toc216529414 \h </w:instrText>
+              <w:instrText xml:space="preserve"> PAGEREF _Toc221121208 \h </w:instrText>
             </w:r>
             <w:r>
               <w:rPr>
@@ -665,7 +668,7 @@
                 <w:noProof/>
                 <w:webHidden/>
               </w:rPr>
-              <w:t>4</w:t>
+              <w:t>5</w:t>
             </w:r>
             <w:r>
               <w:rPr>
@@ -691,7 +694,7 @@
               <w14:ligatures w14:val="none"/>
             </w:rPr>
           </w:pPr>
-          <w:hyperlink w:anchor="_Toc216529415" w:history="1">
+          <w:hyperlink w:anchor="_Toc221121209" w:history="1">
             <w:r>
               <w:rPr>
                 <w:rStyle w:val="afb"/>
@@ -718,7 +721,7 @@
                 <w:noProof/>
                 <w:webHidden/>
               </w:rPr>
-              <w:instrText xml:space="preserve"> PAGEREF _Toc216529415 \h </w:instrText>
+              <w:instrText xml:space="preserve"> PAGEREF _Toc221121209 \h </w:instrText>
             </w:r>
             <w:r>
               <w:rPr>
@@ -738,7 +741,80 @@
                 <w:noProof/>
                 <w:webHidden/>
               </w:rPr>
-              <w:t>5</w:t>
+              <w:t>6</w:t>
+            </w:r>
+            <w:r>
+              <w:rPr>
+                <w:noProof/>
+                <w:webHidden/>
+              </w:rPr>
+              <w:fldChar w:fldCharType="end"/>
+            </w:r>
+          </w:hyperlink>
+        </w:p>
+        <w:p>
+          <w:pPr>
+            <w:pStyle w:val="23"/>
+            <w:tabs>
+              <w:tab w:val="right" w:leader="dot" w:pos="9344"/>
+            </w:tabs>
+            <w:rPr>
+              <w:rFonts w:asciiTheme="minorHAnsi" w:eastAsiaTheme="minorEastAsia" w:hAnsiTheme="minorHAnsi"/>
+              <w:noProof/>
+              <w:kern w:val="0"/>
+              <w:sz w:val="22"/>
+              <w:lang w:eastAsia="ru-RU"/>
+              <w14:ligatures w14:val="none"/>
+            </w:rPr>
+          </w:pPr>
+          <w:hyperlink w:anchor="_Toc221121210" w:history="1">
+            <w:r>
+              <w:rPr>
+                <w:rStyle w:val="afb"/>
+                <w:noProof/>
+              </w:rPr>
+              <w:t>Расчет возможного вклада площади крыш в озеленение района</w:t>
+            </w:r>
+            <w:r>
+              <w:rPr>
+                <w:noProof/>
+                <w:webHidden/>
+              </w:rPr>
+              <w:tab/>
+            </w:r>
+            <w:r>
+              <w:rPr>
+                <w:noProof/>
+                <w:webHidden/>
+              </w:rPr>
+              <w:fldChar w:fldCharType="begin"/>
+            </w:r>
+            <w:r>
+              <w:rPr>
+                <w:noProof/>
+                <w:webHidden/>
+              </w:rPr>
+              <w:instrText xml:space="preserve"> PAGEREF _Toc221121210 \h </w:instrText>
+            </w:r>
+            <w:r>
+              <w:rPr>
+                <w:noProof/>
+                <w:webHidden/>
+              </w:rPr>
+            </w:r>
+            <w:r>
+              <w:rPr>
+                <w:noProof/>
+                <w:webHidden/>
+              </w:rPr>
+              <w:fldChar w:fldCharType="separate"/>
+            </w:r>
+            <w:r>
+              <w:rPr>
+                <w:noProof/>
+                <w:webHidden/>
+              </w:rPr>
+              <w:t>7</w:t>
             </w:r>
             <w:r>
               <w:rPr>
@@ -764,13 +840,13 @@
               <w14:ligatures w14:val="none"/>
             </w:rPr>
           </w:pPr>
-          <w:hyperlink w:anchor="_Toc216529416" w:history="1">
+          <w:hyperlink w:anchor="_Toc221121211" w:history="1">
             <w:r>
               <w:rPr>
                 <w:rStyle w:val="afb"/>
                 <w:noProof/>
               </w:rPr>
-              <w:t>Литература и интернет-источники</w:t>
+              <w:t>Практическая часть</w:t>
             </w:r>
             <w:r>
               <w:rPr>
@@ -791,7 +867,7 @@
                 <w:noProof/>
                 <w:webHidden/>
               </w:rPr>
-              <w:instrText xml:space="preserve"> PAGEREF _Toc216529416 \h </w:instrText>
+              <w:instrText xml:space="preserve"> PAGEREF _Toc221121211 \h </w:instrText>
             </w:r>
             <w:r>
               <w:rPr>
@@ -811,7 +887,7 @@
                 <w:noProof/>
                 <w:webHidden/>
               </w:rPr>
-              <w:t>6</w:t>
+              <w:t>8</w:t>
             </w:r>
             <w:r>
               <w:rPr>
@@ -837,12 +913,231 @@
               <w14:ligatures w14:val="none"/>
             </w:rPr>
           </w:pPr>
-          <w:hyperlink w:anchor="_Toc216529417" w:history="1">
+          <w:hyperlink w:anchor="_Toc221121212" w:history="1">
             <w:r>
               <w:rPr>
                 <w:rStyle w:val="afb"/>
                 <w:noProof/>
               </w:rPr>
+              <w:t>Работа с макетом</w:t>
+            </w:r>
+            <w:r>
+              <w:rPr>
+                <w:noProof/>
+                <w:webHidden/>
+              </w:rPr>
+              <w:tab/>
+            </w:r>
+            <w:r>
+              <w:rPr>
+                <w:noProof/>
+                <w:webHidden/>
+              </w:rPr>
+              <w:fldChar w:fldCharType="begin"/>
+            </w:r>
+            <w:r>
+              <w:rPr>
+                <w:noProof/>
+                <w:webHidden/>
+              </w:rPr>
+              <w:instrText xml:space="preserve"> PAGEREF _Toc221121212 \h </w:instrText>
+            </w:r>
+            <w:r>
+              <w:rPr>
+                <w:noProof/>
+                <w:webHidden/>
+              </w:rPr>
+            </w:r>
+            <w:r>
+              <w:rPr>
+                <w:noProof/>
+                <w:webHidden/>
+              </w:rPr>
+              <w:fldChar w:fldCharType="separate"/>
+            </w:r>
+            <w:r>
+              <w:rPr>
+                <w:noProof/>
+                <w:webHidden/>
+              </w:rPr>
+              <w:t>9</w:t>
+            </w:r>
+            <w:r>
+              <w:rPr>
+                <w:noProof/>
+                <w:webHidden/>
+              </w:rPr>
+              <w:fldChar w:fldCharType="end"/>
+            </w:r>
+          </w:hyperlink>
+        </w:p>
+        <w:p>
+          <w:pPr>
+            <w:pStyle w:val="23"/>
+            <w:tabs>
+              <w:tab w:val="right" w:leader="dot" w:pos="9344"/>
+            </w:tabs>
+            <w:rPr>
+              <w:rFonts w:asciiTheme="minorHAnsi" w:eastAsiaTheme="minorEastAsia" w:hAnsiTheme="minorHAnsi"/>
+              <w:noProof/>
+              <w:kern w:val="0"/>
+              <w:sz w:val="22"/>
+              <w:lang w:eastAsia="ru-RU"/>
+              <w14:ligatures w14:val="none"/>
+            </w:rPr>
+          </w:pPr>
+          <w:hyperlink w:anchor="_Toc221121213" w:history="1">
+            <w:r>
+              <w:rPr>
+                <w:rStyle w:val="afb"/>
+                <w:noProof/>
+              </w:rPr>
+              <w:t>Обращение к мэру Москвы с целью привлечения внимания к инициативе</w:t>
+            </w:r>
+            <w:r>
+              <w:rPr>
+                <w:noProof/>
+                <w:webHidden/>
+              </w:rPr>
+              <w:tab/>
+            </w:r>
+            <w:r>
+              <w:rPr>
+                <w:noProof/>
+                <w:webHidden/>
+              </w:rPr>
+              <w:fldChar w:fldCharType="begin"/>
+            </w:r>
+            <w:r>
+              <w:rPr>
+                <w:noProof/>
+                <w:webHidden/>
+              </w:rPr>
+              <w:instrText xml:space="preserve"> PAGEREF _Toc221121213 \h </w:instrText>
+            </w:r>
+            <w:r>
+              <w:rPr>
+                <w:noProof/>
+                <w:webHidden/>
+              </w:rPr>
+            </w:r>
+            <w:r>
+              <w:rPr>
+                <w:noProof/>
+                <w:webHidden/>
+              </w:rPr>
+              <w:fldChar w:fldCharType="separate"/>
+            </w:r>
+            <w:r>
+              <w:rPr>
+                <w:noProof/>
+                <w:webHidden/>
+              </w:rPr>
+              <w:t>9</w:t>
+            </w:r>
+            <w:r>
+              <w:rPr>
+                <w:noProof/>
+                <w:webHidden/>
+              </w:rPr>
+              <w:fldChar w:fldCharType="end"/>
+            </w:r>
+          </w:hyperlink>
+        </w:p>
+        <w:p>
+          <w:pPr>
+            <w:pStyle w:val="11"/>
+            <w:tabs>
+              <w:tab w:val="right" w:leader="dot" w:pos="9344"/>
+            </w:tabs>
+            <w:rPr>
+              <w:rFonts w:asciiTheme="minorHAnsi" w:eastAsiaTheme="minorEastAsia" w:hAnsiTheme="minorHAnsi"/>
+              <w:noProof/>
+              <w:kern w:val="0"/>
+              <w:sz w:val="22"/>
+              <w:lang w:eastAsia="ru-RU"/>
+              <w14:ligatures w14:val="none"/>
+            </w:rPr>
+          </w:pPr>
+          <w:hyperlink w:anchor="_Toc221121214" w:history="1">
+            <w:r>
+              <w:rPr>
+                <w:rStyle w:val="afb"/>
+                <w:noProof/>
+              </w:rPr>
+              <w:t>Литература и интернет-источники</w:t>
+            </w:r>
+            <w:r>
+              <w:rPr>
+                <w:noProof/>
+                <w:webHidden/>
+              </w:rPr>
+              <w:tab/>
+            </w:r>
+            <w:r>
+              <w:rPr>
+                <w:noProof/>
+                <w:webHidden/>
+              </w:rPr>
+              <w:fldChar w:fldCharType="begin"/>
+            </w:r>
+            <w:r>
+              <w:rPr>
+                <w:noProof/>
+                <w:webHidden/>
+              </w:rPr>
+              <w:instrText xml:space="preserve"> PAGEREF _Toc221121214 \h </w:instrText>
+            </w:r>
+            <w:r>
+              <w:rPr>
+                <w:noProof/>
+                <w:webHidden/>
+              </w:rPr>
+            </w:r>
+            <w:r>
+              <w:rPr>
+                <w:noProof/>
+                <w:webHidden/>
+              </w:rPr>
+              <w:fldChar w:fldCharType="separate"/>
+            </w:r>
+            <w:r>
+              <w:rPr>
+                <w:noProof/>
+                <w:webHidden/>
+              </w:rPr>
+              <w:t>10</w:t>
+            </w:r>
+            <w:r>
+              <w:rPr>
+                <w:noProof/>
+                <w:webHidden/>
+              </w:rPr>
+              <w:fldChar w:fldCharType="end"/>
+            </w:r>
+          </w:hyperlink>
+        </w:p>
+        <w:p>
+          <w:pPr>
+            <w:pStyle w:val="23"/>
+            <w:tabs>
+              <w:tab w:val="right" w:leader="dot" w:pos="9344"/>
+            </w:tabs>
+            <w:rPr>
+              <w:rFonts w:asciiTheme="minorHAnsi" w:eastAsiaTheme="minorEastAsia" w:hAnsiTheme="minorHAnsi"/>
+              <w:noProof/>
+              <w:kern w:val="0"/>
+              <w:sz w:val="22"/>
+              <w:lang w:eastAsia="ru-RU"/>
+              <w14:ligatures w14:val="none"/>
+            </w:rPr>
+          </w:pPr>
+          <w:hyperlink w:anchor="_Toc221121215" w:history="1">
+            <w:r>
+              <w:rPr>
+                <w:rStyle w:val="afb"/>
+                <w:noProof/>
+              </w:rPr>
               <w:t>Электронные ресурсы</w:t>
             </w:r>
             <w:r>
@@ -864,7 +1159,7 @@
                 <w:noProof/>
                 <w:webHidden/>
               </w:rPr>
-              <w:instrText xml:space="preserve"> PAGEREF _Toc216529417 \h </w:instrText>
+              <w:instrText xml:space="preserve"> PAGEREF _Toc221121215 \h </w:instrText>
             </w:r>
             <w:r>
               <w:rPr>
@@ -884,7 +1179,80 @@
                 <w:noProof/>
                 <w:webHidden/>
               </w:rPr>
-              <w:t>6</w:t>
+              <w:t>10</w:t>
+            </w:r>
+            <w:r>
+              <w:rPr>
+                <w:noProof/>
+                <w:webHidden/>
+              </w:rPr>
+              <w:fldChar w:fldCharType="end"/>
+            </w:r>
+          </w:hyperlink>
+        </w:p>
+        <w:p>
+          <w:pPr>
+            <w:pStyle w:val="11"/>
+            <w:tabs>
+              <w:tab w:val="right" w:leader="dot" w:pos="9344"/>
+            </w:tabs>
+            <w:rPr>
+              <w:rFonts w:asciiTheme="minorHAnsi" w:eastAsiaTheme="minorEastAsia" w:hAnsiTheme="minorHAnsi"/>
+              <w:noProof/>
+              <w:kern w:val="0"/>
+              <w:sz w:val="22"/>
+              <w:lang w:eastAsia="ru-RU"/>
+              <w14:ligatures w14:val="none"/>
+            </w:rPr>
+          </w:pPr>
+          <w:hyperlink w:anchor="_Toc221121216" w:history="1">
+            <w:r>
+              <w:rPr>
+                <w:rStyle w:val="afb"/>
+                <w:noProof/>
+              </w:rPr>
+              <w:t>Приложения</w:t>
+            </w:r>
+            <w:r>
+              <w:rPr>
+                <w:noProof/>
+                <w:webHidden/>
+              </w:rPr>
+              <w:tab/>
+            </w:r>
+            <w:r>
+              <w:rPr>
+                <w:noProof/>
+                <w:webHidden/>
+              </w:rPr>
+              <w:fldChar w:fldCharType="begin"/>
+            </w:r>
+            <w:r>
+              <w:rPr>
+                <w:noProof/>
+                <w:webHidden/>
+              </w:rPr>
+              <w:instrText xml:space="preserve"> PAGEREF _Toc221121216 \h </w:instrText>
+            </w:r>
+            <w:r>
+              <w:rPr>
+                <w:noProof/>
+                <w:webHidden/>
+              </w:rPr>
+            </w:r>
+            <w:r>
+              <w:rPr>
+                <w:noProof/>
+                <w:webHidden/>
+              </w:rPr>
+              <w:fldChar w:fldCharType="separate"/>
+            </w:r>
+            <w:r>
+              <w:rPr>
+                <w:noProof/>
+                <w:webHidden/>
+              </w:rPr>
+              <w:t>11</w:t>
             </w:r>
             <w:r>
               <w:rPr>
@@ -912,78 +1280,93 @@
       </w:pPr>
     </w:p>
     <w:p>
-      <w:r>
+      <w:pPr>
+        <w:spacing w:line="240" w:lineRule="auto"/>
+        <w:ind w:firstLine="0"/>
+        <w:jc w:val="left"/>
         <w:rPr>
           <w:b/>
           <w:bCs/>
         </w:rPr>
-        <w:t>Актуальность</w:t>
-      </w:r>
+      </w:pPr>
       <w:r>
         <w:rPr>
           <w:b/>
           <w:bCs/>
         </w:rPr>
-        <w:t>:</w:t>
-      </w:r>
+        <w:br w:type="page"/>
+      </w:r>
+    </w:p>
+    <w:p>
       <w:r>
         <w:rPr>
           <w:b/>
           <w:bCs/>
         </w:rPr>
-        <w:t xml:space="preserve"> </w:t>
-      </w:r>
-      <w:r>
-        <w:t xml:space="preserve">23% </w:t>
-      </w:r>
-      <w:r>
-        <w:t xml:space="preserve">жителей России </w:t>
-      </w:r>
-      <w:r>
-        <w:t>(</w:t>
-      </w:r>
-      <w:r>
-        <w:t>почти каждый четвертый</w:t>
-      </w:r>
-      <w:r>
-        <w:t xml:space="preserve">) сосредоточено всего в 15 городах-миллионерах, и процент городского населения продолжает расти. Интенсивная застройка приводит к эффекту «теплового острова», когда температура в центре мегаполиса значительно превышает показатели окраин. Это усугубляет загрязнение воздуха и дискомфорт городской среды. Высокий темп жизни горожанина превращает поездку в парк, расположенный чуть боле чем в получасе от дома в мероприятие на </w:t>
-      </w:r>
-      <w:r>
-        <w:t>выходные</w:t>
-      </w:r>
-      <w:r>
-        <w:t>.</w:t>
-      </w:r>
-    </w:p>
-    <w:p>
-      <w:r>
-        <w:t>Создание парков на крышах является способом уменьшить влияние этих проблем. Растительность поглощает пыль и вредные газы, естественным образом охлаждает воздух и снижает нагрузку на ливневую канализацию. Таким образом, проект не просто возвращает городу утраченную зелень, а трансформирует его в устойчивую, здоровую экосистему.</w:t>
-      </w:r>
-    </w:p>
-    <w:p>
+        <w:lastRenderedPageBreak/>
+        <w:t>Актуальность</w:t>
+      </w:r>
       <w:r>
         <w:rPr>
           <w:b/>
           <w:bCs/>
         </w:rPr>
-        <w:t>Цель</w:t>
+        <w:t>:</w:t>
       </w:r>
       <w:r>
         <w:rPr>
           <w:b/>
           <w:bCs/>
         </w:rPr>
+        <w:t xml:space="preserve"> </w:t>
+      </w:r>
+      <w:r>
+        <w:t xml:space="preserve">23% </w:t>
+      </w:r>
+      <w:r>
+        <w:t xml:space="preserve">жителей России </w:t>
+      </w:r>
+      <w:r>
+        <w:t>(</w:t>
+      </w:r>
+      <w:r>
+        <w:t>почти каждый четвертый</w:t>
+      </w:r>
+      <w:r>
+        <w:t xml:space="preserve">) сосредоточено всего в 15 городах-миллионерах, и процент городского населения продолжает расти. Интенсивная застройка приводит к эффекту «теплового острова», когда температура в центре мегаполиса значительно превышает показатели окраин. Это усугубляет загрязнение воздуха и дискомфорт городской среды. Высокий темп жизни горожанина превращает поездку в парк, расположенный чуть боле чем в получасе от дома в мероприятие на </w:t>
+      </w:r>
+      <w:r>
+        <w:t>выходные</w:t>
+      </w:r>
+      <w:r>
+        <w:t>.</w:t>
+      </w:r>
+    </w:p>
+    <w:p>
+      <w:r>
+        <w:t>Создание парков на крышах является способом уменьшить влияние этих проблем. Растительность поглощает пыль и вредные газы, естественным образом охлаждает воздух и снижает нагрузку на ливневую канализацию. Таким образом, проект не просто возвращает городу утраченную зелень, а трансформирует его в устойчивую, здоровую экосистему.</w:t>
+      </w:r>
+    </w:p>
+    <w:p>
+      <w:r>
+        <w:rPr>
+          <w:b/>
+          <w:bCs/>
+        </w:rPr>
+        <w:t>Цель</w:t>
+      </w:r>
+      <w:r>
+        <w:rPr>
+          <w:b/>
+          <w:bCs/>
+        </w:rPr>
         <w:t>:</w:t>
       </w:r>
       <w:r>
         <w:t xml:space="preserve"> </w:t>
       </w:r>
       <w:r>
-        <w:t xml:space="preserve">создать макет парка и разработать концепцию повсеместного создания парков на крышах многоэтажных зданий как способа повышения </w:t>
-      </w:r>
-      <w:r>
-        <w:lastRenderedPageBreak/>
-        <w:t>экологической устойчивости, качества жизни горожан и адаптации городской среды к климатическим изменениям.</w:t>
+        <w:t>создать макет парка и разработать концепцию повсеместного создания парков на крышах многоэтажных зданий как способа повышения экологической устойчивости, качества жизни горожан и адаптации городской среды к климатическим изменениям.</w:t>
       </w:r>
     </w:p>
     <w:p>
@@ -1080,8 +1463,9 @@
       <w:pPr>
         <w:pStyle w:val="1"/>
       </w:pPr>
-      <w:bookmarkStart w:id="1" w:name="_Toc216529410"/>
-      <w:r>
+      <w:bookmarkStart w:id="1" w:name="_Toc221121204"/>
+      <w:r>
+        <w:lastRenderedPageBreak/>
         <w:t>Теоретическая часть</w:t>
       </w:r>
       <w:bookmarkEnd w:id="1"/>
@@ -1098,7 +1482,6 @@
     </w:p>
     <w:p>
       <w:r>
-        <w:lastRenderedPageBreak/>
         <w:t xml:space="preserve">Однако, несмотря на столь древнюю и притягательную историю, массовое распространение зеленых крыш как стандартного элемента архитектуры до недавнего времени оставалось скорее исключением, чем правилом. Это порождает закономерный вопрос: если идея столь стара и привлекательна, почему же она до сих пор не реализована повсеместно? Ответ кроется в ряде объективных </w:t>
       </w:r>
       <w:r>
@@ -1117,7 +1500,7 @@
       <w:pPr>
         <w:pStyle w:val="2"/>
       </w:pPr>
-      <w:bookmarkStart w:id="2" w:name="_Toc216529411"/>
+      <w:bookmarkStart w:id="2" w:name="_Toc221121205"/>
       <w:r>
         <w:t>Отрицательные черты</w:t>
       </w:r>
@@ -1146,12 +1529,8 @@
       </w:r>
     </w:p>
     <w:p>
-      <w:pPr>
-        <w:rPr>
-          <w:lang w:val="en-US"/>
-        </w:rPr>
-      </w:pPr>
-      <w:r>
+      <w:r>
+        <w:lastRenderedPageBreak/>
         <w:t xml:space="preserve">Тем не менее, в XXI веке, на фоне глобальных вызовов, связанных с </w:t>
       </w:r>
       <w:r>
@@ -1173,10 +1552,25 @@
             <w:fldChar w:fldCharType="begin"/>
           </w:r>
           <w:r>
+            <w:instrText xml:space="preserve"> </w:instrText>
+          </w:r>
+          <w:r>
             <w:rPr>
               <w:lang w:val="en-US"/>
             </w:rPr>
-            <w:instrText xml:space="preserve"> CITATION Бен18 \l 1033 </w:instrText>
+            <w:instrText>CITATION</w:instrText>
+          </w:r>
+          <w:r>
+            <w:instrText xml:space="preserve"> Бен18 \</w:instrText>
+          </w:r>
+          <w:r>
+            <w:rPr>
+              <w:lang w:val="en-US"/>
+            </w:rPr>
+            <w:instrText>l</w:instrText>
+          </w:r>
+          <w:r>
+            <w:instrText xml:space="preserve"> 1033 </w:instrText>
           </w:r>
           <w:r>
             <w:fldChar w:fldCharType="separate"/>
@@ -1186,7 +1580,7 @@
               <w:noProof/>
               <w:lang w:val="en-US"/>
             </w:rPr>
-            <w:t>(Бенуж, et al., 2018)</w:t>
+            <w:t>[1]</w:t>
           </w:r>
           <w:r>
             <w:fldChar w:fldCharType="end"/>
@@ -1198,7 +1592,7 @@
       <w:pPr>
         <w:pStyle w:val="2"/>
       </w:pPr>
-      <w:bookmarkStart w:id="3" w:name="_Toc216529412"/>
+      <w:bookmarkStart w:id="3" w:name="_Toc221121206"/>
       <w:r>
         <w:t>Положительные черты</w:t>
       </w:r>
@@ -1208,7 +1602,7 @@
       <w:pPr>
         <w:pStyle w:val="3"/>
       </w:pPr>
-      <w:bookmarkStart w:id="4" w:name="_Toc216529413"/>
+      <w:bookmarkStart w:id="4" w:name="_Toc221121207"/>
       <w:r>
         <w:t>Очистка воздуха</w:t>
       </w:r>
@@ -1267,20 +1661,7 @@
             <w:rPr>
               <w:noProof/>
             </w:rPr>
-            <w:t>(</w:t>
-          </w:r>
-          <w:r>
-            <w:rPr>
-              <w:noProof/>
-              <w:lang w:val="en-US"/>
-            </w:rPr>
-            <w:t>Weeden</w:t>
-          </w:r>
-          <w:r>
-            <w:rPr>
-              <w:noProof/>
-            </w:rPr>
-            <w:t>, 2024)</w:t>
+            <w:t>[2]</w:t>
           </w:r>
           <w:r>
             <w:fldChar w:fldCharType="end"/>
@@ -1316,10 +1697,34 @@
             <w:fldChar w:fldCharType="begin"/>
           </w:r>
           <w:r>
+            <w:instrText xml:space="preserve"> </w:instrText>
+          </w:r>
+          <w:r>
             <w:rPr>
               <w:lang w:val="en-US"/>
             </w:rPr>
-            <w:instrText xml:space="preserve"> CITATION Yun24 \l 1033 </w:instrText>
+            <w:instrText>CITATION</w:instrText>
+          </w:r>
+          <w:r>
+            <w:instrText xml:space="preserve"> </w:instrText>
+          </w:r>
+          <w:r>
+            <w:rPr>
+              <w:lang w:val="en-US"/>
+            </w:rPr>
+            <w:instrText>Yun</w:instrText>
+          </w:r>
+          <w:r>
+            <w:instrText>24 \</w:instrText>
+          </w:r>
+          <w:r>
+            <w:rPr>
+              <w:lang w:val="en-US"/>
+            </w:rPr>
+            <w:instrText>l</w:instrText>
+          </w:r>
+          <w:r>
+            <w:instrText xml:space="preserve"> 1033 </w:instrText>
           </w:r>
           <w:r>
             <w:fldChar w:fldCharType="separate"/>
@@ -1329,7 +1734,7 @@
               <w:noProof/>
               <w:lang w:val="en-US"/>
             </w:rPr>
-            <w:t>(Yuniati♥, et al., 2024)</w:t>
+            <w:t>[3]</w:t>
           </w:r>
           <w:r>
             <w:fldChar w:fldCharType="end"/>
@@ -1347,7 +1752,6 @@
         <w:ind w:left="0" w:firstLine="708"/>
       </w:pPr>
       <w:r>
-        <w:lastRenderedPageBreak/>
         <w:t>Поглощение газов: Растения в процессе жизнедеятельности поглощают через устьица на листьях вредные газы, такие как NO₂ и SO₂, используя их в своем метаболизме или трансформируя в менее вредные соединения.</w:t>
       </w:r>
     </w:p>
@@ -1374,7 +1778,7 @@
       <w:pPr>
         <w:pStyle w:val="3"/>
       </w:pPr>
-      <w:bookmarkStart w:id="5" w:name="_Toc216529414"/>
+      <w:bookmarkStart w:id="5" w:name="_Toc221121208"/>
       <w:r>
         <w:t>Энергоэффективность</w:t>
       </w:r>
@@ -1411,6 +1815,7 @@
     </w:p>
     <w:p>
       <w:r>
+        <w:lastRenderedPageBreak/>
         <w:t>Зеленая крыша кардинально меняет тепловой баланс здания благодаря комплексу процессов:</w:t>
       </w:r>
     </w:p>
@@ -1442,11 +1847,7 @@
     </w:p>
     <w:p>
       <w:r>
-        <w:t xml:space="preserve">Энергетический эффект проявляется в сокращении затрат на кондиционирование летом на 25-50% и некотором снижении теплопотерь зимой. Это прямо ведет к уменьшению нагрузки на энергосистемы города и, как следствие, к снижению объемов сжигания ископаемого топлива на электростанциях. Таким образом, зеленая крыша не только экономит деньги </w:t>
-      </w:r>
-      <w:r>
-        <w:lastRenderedPageBreak/>
-        <w:t xml:space="preserve">владельца здания, но и вносит прямой вклад в снижение выбросов CO₂, SO₂ и </w:t>
+        <w:t xml:space="preserve">Энергетический эффект проявляется в сокращении затрат на кондиционирование летом на 25-50% и некотором снижении теплопотерь зимой. Это прямо ведет к уменьшению нагрузки на энергосистемы города и, как следствие, к снижению объемов сжигания ископаемого топлива на электростанциях. Таким образом, зеленая крыша не только экономит деньги владельца здания, но и вносит прямой вклад в снижение выбросов CO₂, SO₂ и </w:t>
       </w:r>
       <w:proofErr w:type="spellStart"/>
       <w:r>
@@ -1475,10 +1876,136 @@
             <w:fldChar w:fldCharType="begin"/>
           </w:r>
           <w:r>
+            <w:instrText xml:space="preserve"> </w:instrText>
+          </w:r>
+          <w:r>
             <w:rPr>
               <w:lang w:val="en-US"/>
             </w:rPr>
-            <w:instrText xml:space="preserve"> CITATION Бен21 \l 1033 </w:instrText>
+            <w:instrText>CITATION</w:instrText>
+          </w:r>
+          <w:r>
+            <w:instrText xml:space="preserve"> Бен21 \</w:instrText>
+          </w:r>
+          <w:r>
+            <w:rPr>
+              <w:lang w:val="en-US"/>
+            </w:rPr>
+            <w:instrText>l</w:instrText>
+          </w:r>
+          <w:r>
+            <w:instrText xml:space="preserve"> 1033 </w:instrText>
+          </w:r>
+          <w:r>
+            <w:fldChar w:fldCharType="separate"/>
+          </w:r>
+          <w:r>
+            <w:rPr>
+              <w:noProof/>
+              <w:lang w:val="en-US"/>
+            </w:rPr>
+            <w:t>[4]</w:t>
+          </w:r>
+          <w:r>
+            <w:fldChar w:fldCharType="end"/>
+          </w:r>
+        </w:sdtContent>
+      </w:sdt>
+      <w:r>
+        <w:t xml:space="preserve"> </w:t>
+      </w:r>
+    </w:p>
+    <w:p>
+      <w:pPr>
+        <w:pStyle w:val="3"/>
+      </w:pPr>
+      <w:bookmarkStart w:id="6" w:name="_Toc221121209"/>
+      <w:r>
+        <w:t>Управление ливневыми стоками: решение проблемы перегруженных канализаций</w:t>
+      </w:r>
+      <w:bookmarkEnd w:id="6"/>
+    </w:p>
+    <w:p>
+      <w:r>
+        <w:t>В урбанизированных ландшафтах с высокой долей запечатанных поверхностей (асфальт, бетон) до 90% дождевой воды превращается в поверхностный сток. Это приводит к двум главным проблемам:</w:t>
+      </w:r>
+    </w:p>
+    <w:p>
+      <w:pPr>
+        <w:pStyle w:val="af0"/>
+        <w:numPr>
+          <w:ilvl w:val="0"/>
+          <w:numId w:val="17"/>
+        </w:numPr>
+        <w:ind w:left="0" w:firstLine="708"/>
+      </w:pPr>
+      <w:r>
+        <w:t>Перегрузка ливневой канализации и канализационных очистных сооружений, что вызывает подтопления улиц и подвалов во время сильных ливней.</w:t>
+      </w:r>
+    </w:p>
+    <w:p>
+      <w:pPr>
+        <w:pStyle w:val="af0"/>
+        <w:numPr>
+          <w:ilvl w:val="0"/>
+          <w:numId w:val="17"/>
+        </w:numPr>
+        <w:ind w:left="0" w:firstLine="708"/>
+      </w:pPr>
+      <w:r>
+        <w:lastRenderedPageBreak/>
+        <w:t>Загрязнение водоемов: Ливневые стоки смывают с городских поверхностей нефтепродукты, тяжелые металлы, реагенты и прочие загрязнители, которые без очистки попадают в реки и озера.</w:t>
+      </w:r>
+    </w:p>
+    <w:p>
+      <w:r>
+        <w:t>Зеленая крыша выступает в роли буферной системы, реализующей принцип «управления ливневыми стоками в источнике».</w:t>
+      </w:r>
+    </w:p>
+    <w:p>
+      <w:pPr>
+        <w:pStyle w:val="af0"/>
+        <w:numPr>
+          <w:ilvl w:val="0"/>
+          <w:numId w:val="18"/>
+        </w:numPr>
+        <w:ind w:left="0" w:firstLine="708"/>
+      </w:pPr>
+      <w:r>
+        <w:t>Задержание: растительность и субстрат физически задерживают значительный объем осадков. Вода накапливается в порах субстрата и в специальных дренажных слоях, а затем медленно испаряется в атмосферу.</w:t>
+      </w:r>
+    </w:p>
+    <w:p>
+      <w:pPr>
+        <w:pStyle w:val="af0"/>
+        <w:numPr>
+          <w:ilvl w:val="0"/>
+          <w:numId w:val="18"/>
+        </w:numPr>
+        <w:ind w:left="0" w:firstLine="708"/>
+      </w:pPr>
+      <w:r>
+        <w:t>Замедление: Крыша задерживает пик ливневого паводка. Вместо мгновенного сброса большого объема воды в канализацию, она постепенно отводится в течение нескольких часов или даже суток, снижая пиковую нагрузку на систему.</w:t>
+      </w:r>
+    </w:p>
+    <w:p>
+      <w:r>
+        <w:t>Моделирование гидрологического режима позволяет точно рассчитать, какой объем осадков конкретная зеленая крыша сможет аккумулировать во время ливня. В среднем, экстенсивные зеленые крыши могут задерживать 50-70% годового объема осадков, а интенсивные – до 90%. Это прямое техническое решение для предотвращения подтоплений и снижения платы за водоотведение.</w:t>
+      </w:r>
+      <w:r>
+        <w:t xml:space="preserve"> </w:t>
+      </w:r>
+      <w:sdt>
+        <w:sdtPr>
+          <w:id w:val="-1532792719"/>
+          <w:citation/>
+        </w:sdtPr>
+        <w:sdtContent>
+          <w:r>
+            <w:fldChar w:fldCharType="begin"/>
+          </w:r>
+          <w:r>
+            <w:instrText xml:space="preserve"> CITATION ЕВС24 \l 1049 </w:instrText>
           </w:r>
           <w:r>
             <w:fldChar w:fldCharType="separate"/>
@@ -1487,90 +2014,104 @@
             <w:rPr>
               <w:noProof/>
             </w:rPr>
-            <w:t xml:space="preserve">(Бенуж, </w:t>
-          </w:r>
-          <w:r>
-            <w:rPr>
-              <w:noProof/>
-              <w:lang w:val="en-US"/>
-            </w:rPr>
-            <w:t>et</w:t>
-          </w:r>
-          <w:r>
-            <w:rPr>
-              <w:noProof/>
-            </w:rPr>
-            <w:t xml:space="preserve"> </w:t>
-          </w:r>
-          <w:r>
-            <w:rPr>
-              <w:noProof/>
-              <w:lang w:val="en-US"/>
-            </w:rPr>
-            <w:t>al</w:t>
-          </w:r>
-          <w:r>
-            <w:rPr>
-              <w:noProof/>
-            </w:rPr>
-            <w:t>., 2021)</w:t>
+            <w:t>[5]</w:t>
           </w:r>
           <w:r>
             <w:fldChar w:fldCharType="end"/>
           </w:r>
         </w:sdtContent>
       </w:sdt>
-      <w:r>
-        <w:rPr>
-          <w:lang w:val="en-US"/>
-        </w:rPr>
+    </w:p>
+    <w:p>
+      <w:pPr>
+        <w:pStyle w:val="2"/>
+      </w:pPr>
+      <w:bookmarkStart w:id="7" w:name="_Toc221121210"/>
+      <w:r>
+        <w:t>Расчет возможного вклада площади крыш в озеленение района</w:t>
+      </w:r>
+      <w:bookmarkEnd w:id="7"/>
+    </w:p>
+    <w:p>
+      <w:r>
+        <w:t>Расчет проводился на примере ЖК «Жулебино парк» (Люберцы, ул. Летчика Ларюшина).</w:t>
+      </w:r>
+      <w:r>
+        <w:t xml:space="preserve"> (см</w:t>
+      </w:r>
+      <w:r>
         <w:t xml:space="preserve"> </w:t>
       </w:r>
-    </w:p>
-    <w:p>
-      <w:pPr>
-        <w:pStyle w:val="3"/>
-      </w:pPr>
-      <w:bookmarkStart w:id="6" w:name="_Toc216529415"/>
-      <w:r>
-        <w:t>Управление ливневыми стоками: решение проблемы перегруженных канализаций</w:t>
-      </w:r>
-      <w:bookmarkEnd w:id="6"/>
-    </w:p>
-    <w:p>
-      <w:r>
-        <w:t>В урбанизированных ландшафтах с высокой долей запечатанных поверхностей (асфальт, бетон) до 90% дождевой воды превращается в поверхностный сток. Это приводит к двум главным проблемам:</w:t>
-      </w:r>
-    </w:p>
-    <w:p>
-      <w:pPr>
-        <w:pStyle w:val="af0"/>
-        <w:numPr>
-          <w:ilvl w:val="0"/>
-          <w:numId w:val="17"/>
-        </w:numPr>
-        <w:ind w:left="0" w:firstLine="708"/>
-      </w:pPr>
-      <w:r>
-        <w:t>Перегрузка ливневой канализации и канализационных очистных сооружений, что вызывает подтопления улиц и подвалов во время сильных ливней.</w:t>
-      </w:r>
-    </w:p>
-    <w:p>
-      <w:pPr>
-        <w:pStyle w:val="af0"/>
-        <w:numPr>
-          <w:ilvl w:val="0"/>
-          <w:numId w:val="17"/>
-        </w:numPr>
-        <w:ind w:left="0" w:firstLine="708"/>
-      </w:pPr>
-      <w:r>
-        <w:t>Загрязнение водоемов: Ливневые стоки смывают с городских поверхностей нефтепродукты, тяжелые металлы, реагенты и прочие загрязнители, которые без очистки попадают в реки и озера.</w:t>
-      </w:r>
-    </w:p>
-    <w:p>
-      <w:r>
-        <w:t>Зеленая крыша выступает в роли буферной системы, реализующей принцип «управления ливневыми стоками в источнике».</w:t>
+      <w:r>
+        <w:fldChar w:fldCharType="begin"/>
+      </w:r>
+      <w:r>
+        <w:instrText xml:space="preserve"> REF _Ref221313270 \h </w:instrText>
+      </w:r>
+      <w:r>
+        <w:fldChar w:fldCharType="separate"/>
+      </w:r>
+      <w:r>
+        <w:t xml:space="preserve">Приложение </w:t>
+      </w:r>
+      <w:r>
+        <w:rPr>
+          <w:noProof/>
+        </w:rPr>
+        <w:t>1</w:t>
+      </w:r>
+      <w:r>
+        <w:fldChar w:fldCharType="end"/>
+      </w:r>
+      <w:r>
+        <w:fldChar w:fldCharType="begin"/>
+      </w:r>
+      <w:r>
+        <w:instrText xml:space="preserve"> REF _Ref221313270 \h </w:instrText>
+      </w:r>
+      <w:r>
+        <w:fldChar w:fldCharType="separate"/>
+      </w:r>
+      <w:r>
+        <w:fldChar w:fldCharType="end"/>
+      </w:r>
+      <w:r>
+        <w:t>)</w:t>
+      </w:r>
+    </w:p>
+    <w:p>
+      <w:r>
+        <w:t>На основании карты были выделены цветом зоны</w:t>
+      </w:r>
+      <w:r>
+        <w:t xml:space="preserve"> (см </w:t>
+      </w:r>
+      <w:r>
+        <w:fldChar w:fldCharType="begin"/>
+      </w:r>
+      <w:r>
+        <w:instrText xml:space="preserve"> REF _Ref221313317 \h </w:instrText>
+      </w:r>
+      <w:r>
+        <w:fldChar w:fldCharType="separate"/>
+      </w:r>
+      <w:r>
+        <w:t xml:space="preserve">Приложение </w:t>
+      </w:r>
+      <w:r>
+        <w:rPr>
+          <w:noProof/>
+        </w:rPr>
+        <w:t>2</w:t>
+      </w:r>
+      <w:r>
+        <w:fldChar w:fldCharType="end"/>
+      </w:r>
+      <w:r>
+        <w:t>)</w:t>
+      </w:r>
+      <w:r>
+        <w:t>:</w:t>
       </w:r>
     </w:p>
     <w:p>
@@ -1580,10 +2121,9 @@
           <w:ilvl w:val="0"/>
           <w:numId w:val="18"/>
         </w:numPr>
-        <w:ind w:left="0" w:firstLine="708"/>
-      </w:pPr>
-      <w:r>
-        <w:t>Задержание: растительность и субстрат физически задерживают значительный объем осадков. Вода накапливается в порах субстрата и в специальных дренажных слоях, а затем медленно испаряется в атмосферу.</w:t>
+      </w:pPr>
+      <w:r>
+        <w:t>Крыши – 18,5%</w:t>
       </w:r>
     </w:p>
     <w:p>
@@ -1593,159 +2133,9 @@
           <w:ilvl w:val="0"/>
           <w:numId w:val="18"/>
         </w:numPr>
-        <w:ind w:left="0" w:firstLine="708"/>
-      </w:pPr>
-      <w:r>
-        <w:t>Замедление: Крыша задерживает пик ливневого паводка. Вместо мгновенного сброса большого объема воды в канализацию, она постепенно отводится в течение нескольких часов или даже суток, снижая пиковую нагрузку на систему.</w:t>
-      </w:r>
-    </w:p>
-    <w:p>
-      <w:pPr>
-        <w:rPr>
-          <w:lang w:val="en-US"/>
-        </w:rPr>
-      </w:pPr>
-      <w:r>
-        <w:t>Моделирование гидрологического режима позволяет точно рассчитать, какой объем осадков конкретная зеленая крыша сможет аккумулировать во время ливня. В среднем, экстенсивные зеленые крыши могут задерживать 50-70% годового объема осадков, а интенсивные – до 90%. Это прямое техническое решение для предотвращения подтоплений и снижения платы за водоотведение.</w:t>
-      </w:r>
-      <w:r>
-        <w:t xml:space="preserve"> </w:t>
-      </w:r>
-      <w:r>
-        <w:rPr>
-          <w:lang w:val="en-US"/>
-        </w:rPr>
-        <w:t>(</w:t>
-      </w:r>
-      <w:proofErr w:type="spellStart"/>
-      <w:r>
-        <w:rPr>
-          <w:lang w:val="en-US"/>
-        </w:rPr>
-        <w:t>Сысоева</w:t>
-      </w:r>
-      <w:proofErr w:type="spellEnd"/>
-      <w:r>
-        <w:rPr>
-          <w:lang w:val="en-US"/>
-        </w:rPr>
-        <w:t>, 2024)</w:t>
-      </w:r>
-    </w:p>
-    <w:p>
-      <w:pPr>
-        <w:pStyle w:val="2"/>
-      </w:pPr>
-      <w:r>
-        <w:lastRenderedPageBreak/>
-        <w:t>Расчет возможного вклада площади крыш в озеленение района</w:t>
-      </w:r>
-    </w:p>
-    <w:p>
-      <w:r>
-        <w:t>Расчет проводился на примере ЖК «Жулебино парк» (Люберцы, ул. Летчика Ларюшина).</w:t>
-      </w:r>
-    </w:p>
-    <w:p>
-      <w:r>
-        <w:rPr>
-          <w:noProof/>
-        </w:rPr>
-        <w:drawing>
-          <wp:inline distT="0" distB="0" distL="0" distR="0" wp14:anchorId="17B575A6" wp14:editId="3905F58B">
-            <wp:extent cx="5939790" cy="3054985"/>
-            <wp:effectExtent l="0" t="0" r="0" b="0"/>
-            <wp:docPr id="1" name="Рисунок 1"/>
-            <wp:cNvGraphicFramePr>
-              <a:graphicFrameLocks xmlns:a="http://schemas.openxmlformats.org/drawingml/2006/main" noChangeAspect="1"/>
-            </wp:cNvGraphicFramePr>
-            <a:graphic xmlns:a="http://schemas.openxmlformats.org/drawingml/2006/main">
-              <a:graphicData uri="http://schemas.openxmlformats.org/drawingml/2006/picture">
-                <pic:pic xmlns:pic="http://schemas.openxmlformats.org/drawingml/2006/picture">
-                  <pic:nvPicPr>
-                    <pic:cNvPr id="1" name="Рисунок 1"/>
-                    <pic:cNvPicPr/>
-                  </pic:nvPicPr>
-                  <pic:blipFill>
-                    <a:blip r:embed="rId8">
-                      <a:extLst>
-                        <a:ext uri="{28A0092B-C50C-407E-A947-70E740481C1C}">
-                          <a14:useLocalDpi xmlns:a14="http://schemas.microsoft.com/office/drawing/2010/main" val="0"/>
-                        </a:ext>
-                      </a:extLst>
-                    </a:blip>
-                    <a:stretch>
-                      <a:fillRect/>
-                    </a:stretch>
-                  </pic:blipFill>
-                  <pic:spPr>
-                    <a:xfrm>
-                      <a:off x="0" y="0"/>
-                      <a:ext cx="5939790" cy="3054985"/>
-                    </a:xfrm>
-                    <a:prstGeom prst="rect">
-                      <a:avLst/>
-                    </a:prstGeom>
-                  </pic:spPr>
-                </pic:pic>
-              </a:graphicData>
-            </a:graphic>
-          </wp:inline>
-        </w:drawing>
-      </w:r>
-    </w:p>
-    <w:p>
-      <w:r>
-        <w:rPr>
-          <w:noProof/>
-        </w:rPr>
-        <w:drawing>
-          <wp:inline distT="0" distB="0" distL="0" distR="0" wp14:anchorId="1A376292" wp14:editId="6DB3E003">
-            <wp:extent cx="5939790" cy="2553335"/>
-            <wp:effectExtent l="0" t="0" r="0" b="0"/>
-            <wp:docPr id="2" name="Рисунок 2"/>
-            <wp:cNvGraphicFramePr>
-              <a:graphicFrameLocks xmlns:a="http://schemas.openxmlformats.org/drawingml/2006/main" noChangeAspect="1"/>
-            </wp:cNvGraphicFramePr>
-            <a:graphic xmlns:a="http://schemas.openxmlformats.org/drawingml/2006/main">
-              <a:graphicData uri="http://schemas.openxmlformats.org/drawingml/2006/picture">
-                <pic:pic xmlns:pic="http://schemas.openxmlformats.org/drawingml/2006/picture">
-                  <pic:nvPicPr>
-                    <pic:cNvPr id="2" name="Рисунок 2"/>
-                    <pic:cNvPicPr/>
-                  </pic:nvPicPr>
-                  <pic:blipFill>
-                    <a:blip r:embed="rId9">
-                      <a:extLst>
-                        <a:ext uri="{28A0092B-C50C-407E-A947-70E740481C1C}">
-                          <a14:useLocalDpi xmlns:a14="http://schemas.microsoft.com/office/drawing/2010/main" val="0"/>
-                        </a:ext>
-                      </a:extLst>
-                    </a:blip>
-                    <a:stretch>
-                      <a:fillRect/>
-                    </a:stretch>
-                  </pic:blipFill>
-                  <pic:spPr>
-                    <a:xfrm>
-                      <a:off x="0" y="0"/>
-                      <a:ext cx="5939790" cy="2553335"/>
-                    </a:xfrm>
-                    <a:prstGeom prst="rect">
-                      <a:avLst/>
-                    </a:prstGeom>
-                  </pic:spPr>
-                </pic:pic>
-              </a:graphicData>
-            </a:graphic>
-          </wp:inline>
-        </w:drawing>
-      </w:r>
-    </w:p>
-    <w:p/>
-    <w:p>
-      <w:r>
-        <w:t>На основании карты были выделены цветом зоны:</w:t>
+      </w:pPr>
+      <w:r>
+        <w:t>Зеленые зоны, включая газоны – 12%</w:t>
       </w:r>
     </w:p>
     <w:p>
@@ -1757,7 +2147,69 @@
         </w:numPr>
       </w:pPr>
       <w:r>
-        <w:t>Крыши – 18,5%</w:t>
+        <w:t>Прочие</w:t>
+      </w:r>
+      <w:r>
+        <w:t xml:space="preserve"> зоны – дороги, парковки, детские площадки с резиновым покрытием – 69,5%</w:t>
+      </w:r>
+    </w:p>
+    <w:p>
+      <w:r>
+        <w:t>(синим отмечена зона, не относящаяся к ЖК)</w:t>
+      </w:r>
+    </w:p>
+    <w:p>
+      <w:r>
+        <w:t>Таким образом, создание зеленой зоны на всех крышах может более чем вдвое увеличить количество зелени в ЖК.</w:t>
+      </w:r>
+    </w:p>
+    <w:p>
+      <w:pPr>
+        <w:pStyle w:val="1"/>
+      </w:pPr>
+      <w:bookmarkStart w:id="8" w:name="_Toc221121211"/>
+      <w:bookmarkStart w:id="9" w:name="_Hlk220872586"/>
+      <w:r>
+        <w:lastRenderedPageBreak/>
+        <w:t>Практическая часть</w:t>
+      </w:r>
+      <w:bookmarkEnd w:id="8"/>
+    </w:p>
+    <w:p>
+      <w:r>
+        <w:t>В данной работе был про</w:t>
+      </w:r>
+      <w:r>
+        <w:t>ведён анализ растений</w:t>
+      </w:r>
+      <w:r>
+        <w:t xml:space="preserve">, которые соответствуют условиям моего проекта </w:t>
+      </w:r>
+      <w:r>
+        <w:t>“</w:t>
+      </w:r>
+      <w:r>
+        <w:t>Парк на крыше каждого многоэтажного здания</w:t>
+      </w:r>
+      <w:r>
+        <w:t>”</w:t>
+      </w:r>
+    </w:p>
+    <w:p>
+      <w:r>
+        <w:t xml:space="preserve">Растения должны </w:t>
+      </w:r>
+      <w:r>
+        <w:t>соответствовать</w:t>
+      </w:r>
+      <w:r>
+        <w:t xml:space="preserve"> следующим </w:t>
+      </w:r>
+      <w:r>
+        <w:t>требованиям</w:t>
+      </w:r>
+      <w:r>
+        <w:t>:</w:t>
       </w:r>
     </w:p>
     <w:p>
@@ -1765,11 +2217,26 @@
         <w:pStyle w:val="af0"/>
         <w:numPr>
           <w:ilvl w:val="0"/>
-          <w:numId w:val="18"/>
+          <w:numId w:val="19"/>
         </w:numPr>
       </w:pPr>
       <w:r>
-        <w:t>Зеленые зоны, включая газоны – 12%</w:t>
+        <w:t>к</w:t>
+      </w:r>
+      <w:r>
+        <w:t xml:space="preserve">орневая система поверхностная, </w:t>
+      </w:r>
+      <w:r>
+        <w:t xml:space="preserve">в связи с </w:t>
+      </w:r>
+      <w:r>
+        <w:t>глубин</w:t>
+      </w:r>
+      <w:r>
+        <w:t>ой</w:t>
+      </w:r>
+      <w:r>
+        <w:t xml:space="preserve"> почвы – 10-15 см.</w:t>
       </w:r>
     </w:p>
     <w:p>
@@ -1777,53 +2244,548 @@
         <w:pStyle w:val="af0"/>
         <w:numPr>
           <w:ilvl w:val="0"/>
-          <w:numId w:val="18"/>
+          <w:numId w:val="19"/>
         </w:numPr>
       </w:pPr>
+      <w:r>
+        <w:t>р</w:t>
+      </w:r>
+      <w:r>
+        <w:t>азмер растений должен обеспечивать их прочное удержание на ветру</w:t>
+      </w:r>
+      <w:r>
+        <w:t xml:space="preserve"> для избежания аварийных ситуаций при их падении</w:t>
+      </w:r>
+      <w:r>
+        <w:t>.</w:t>
+      </w:r>
+    </w:p>
+    <w:p>
+      <w:pPr>
+        <w:pStyle w:val="af0"/>
+        <w:numPr>
+          <w:ilvl w:val="0"/>
+          <w:numId w:val="19"/>
+        </w:numPr>
+      </w:pPr>
+      <w:r>
+        <w:t>р</w:t>
+      </w:r>
+      <w:r>
+        <w:t>астения должны многолетними (для упрощения ухода), способными перезимовать в условиях Ц</w:t>
+      </w:r>
+      <w:r>
+        <w:t xml:space="preserve">ентрального </w:t>
+      </w:r>
+      <w:r>
+        <w:t>Ф</w:t>
+      </w:r>
+      <w:r>
+        <w:t xml:space="preserve">едерального </w:t>
+      </w:r>
+      <w:r>
+        <w:t>О</w:t>
+      </w:r>
+      <w:r>
+        <w:t>круга</w:t>
+      </w:r>
+    </w:p>
+    <w:p>
+      <w:r>
+        <w:t>Подходящими под эти критерии являются такие растения как:</w:t>
+      </w:r>
+    </w:p>
+    <w:p>
+      <w:pPr>
+        <w:numPr>
+          <w:ilvl w:val="0"/>
+          <w:numId w:val="20"/>
+        </w:numPr>
+      </w:pPr>
+      <w:r>
+        <w:t>Рябина</w:t>
+      </w:r>
+    </w:p>
+    <w:p>
+      <w:pPr>
+        <w:numPr>
+          <w:ilvl w:val="0"/>
+          <w:numId w:val="20"/>
+        </w:numPr>
+      </w:pPr>
+      <w:r>
+        <w:t>Арония черноплодная</w:t>
+      </w:r>
+    </w:p>
+    <w:p>
+      <w:pPr>
+        <w:numPr>
+          <w:ilvl w:val="0"/>
+          <w:numId w:val="20"/>
+        </w:numPr>
+      </w:pPr>
+      <w:r>
+        <w:t xml:space="preserve">Ива козья </w:t>
+      </w:r>
+    </w:p>
+    <w:p>
+      <w:pPr>
+        <w:numPr>
+          <w:ilvl w:val="0"/>
+          <w:numId w:val="20"/>
+        </w:numPr>
+      </w:pPr>
+      <w:r>
+        <w:t>Калина обыкновенная.</w:t>
+      </w:r>
+    </w:p>
+    <w:p>
+      <w:pPr>
+        <w:numPr>
+          <w:ilvl w:val="0"/>
+          <w:numId w:val="20"/>
+        </w:numPr>
+      </w:pPr>
+      <w:r>
+        <w:t>Яблоня ягодная</w:t>
+      </w:r>
+    </w:p>
+    <w:p>
+      <w:pPr>
+        <w:numPr>
+          <w:ilvl w:val="0"/>
+          <w:numId w:val="20"/>
+        </w:numPr>
+      </w:pPr>
+      <w:r>
+        <w:t>Кизил</w:t>
+      </w:r>
+    </w:p>
+    <w:p>
+      <w:pPr>
+        <w:numPr>
+          <w:ilvl w:val="0"/>
+          <w:numId w:val="20"/>
+        </w:numPr>
+      </w:pPr>
+      <w:r>
+        <w:t>Айва низкая</w:t>
+      </w:r>
+    </w:p>
+    <w:p>
+      <w:pPr>
+        <w:numPr>
+          <w:ilvl w:val="0"/>
+          <w:numId w:val="20"/>
+        </w:numPr>
+      </w:pPr>
+      <w:r>
+        <w:t>Тюльпанная магнолия</w:t>
+      </w:r>
+    </w:p>
+    <w:p>
+      <w:pPr>
+        <w:pStyle w:val="af0"/>
+        <w:numPr>
+          <w:ilvl w:val="0"/>
+          <w:numId w:val="20"/>
+        </w:numPr>
+      </w:pPr>
+      <w:r>
+        <w:t>Можно использовать горные виды</w:t>
+      </w:r>
+    </w:p>
+    <w:p>
+      <w:pPr>
+        <w:numPr>
+          <w:ilvl w:val="0"/>
+          <w:numId w:val="20"/>
+        </w:numPr>
+      </w:pPr>
+      <w:r>
+        <w:t xml:space="preserve">Кустарники (почвопокровные розы, можжевельники, верески и </w:t>
+      </w:r>
+      <w:proofErr w:type="gramStart"/>
+      <w:r>
+        <w:t>эрики )</w:t>
+      </w:r>
+      <w:proofErr w:type="gramEnd"/>
+    </w:p>
+    <w:p>
+      <w:pPr>
+        <w:numPr>
+          <w:ilvl w:val="0"/>
+          <w:numId w:val="20"/>
+        </w:numPr>
+      </w:pPr>
       <w:proofErr w:type="spellStart"/>
       <w:r>
-        <w:t>Неозеленяемые</w:t>
+        <w:rPr>
+          <w:lang w:val="en-US"/>
+        </w:rPr>
+        <w:t>Вьющиеся</w:t>
       </w:r>
       <w:proofErr w:type="spellEnd"/>
       <w:r>
-        <w:t xml:space="preserve"> зоны – дороги, парковки, детские площадки с резиновым покрытием – 69,5%</w:t>
-      </w:r>
-    </w:p>
-    <w:p>
-      <w:r>
-        <w:t>(синим отмечена зона, не относящаяся к ЖК)</w:t>
+        <w:rPr>
+          <w:lang w:val="en-US"/>
+        </w:rPr>
+        <w:t xml:space="preserve"> (к</w:t>
+      </w:r>
+      <w:proofErr w:type="spellStart"/>
+      <w:r>
+        <w:t>лематис</w:t>
+      </w:r>
+      <w:proofErr w:type="spellEnd"/>
+      <w:r>
+        <w:rPr>
+          <w:lang w:val="en-US"/>
+        </w:rPr>
+        <w:t>, в</w:t>
+      </w:r>
+      <w:proofErr w:type="spellStart"/>
+      <w:r>
+        <w:t>иноград</w:t>
+      </w:r>
+      <w:proofErr w:type="spellEnd"/>
+      <w:r>
+        <w:rPr>
+          <w:lang w:val="en-US"/>
+        </w:rPr>
+        <w:t>)</w:t>
+      </w:r>
+    </w:p>
+    <w:p>
+      <w:pPr>
+        <w:numPr>
+          <w:ilvl w:val="0"/>
+          <w:numId w:val="20"/>
+        </w:numPr>
+      </w:pPr>
+      <w:r>
+        <w:t>Цветы (тимьян ползучий, цветы, подходящие для альпийских горок)</w:t>
+      </w:r>
+    </w:p>
+    <w:p>
+      <w:pPr>
+        <w:numPr>
+          <w:ilvl w:val="0"/>
+          <w:numId w:val="20"/>
+        </w:numPr>
+      </w:pPr>
+      <w:r>
+        <w:t>Травы (очиток, мох и засухоустойчивые виды трав)</w:t>
+      </w:r>
+    </w:p>
+    <w:p>
+      <w:r>
+        <w:t>На макете представлены условно.</w:t>
+      </w:r>
+    </w:p>
+    <w:p>
+      <w:pPr>
+        <w:pStyle w:val="2"/>
+      </w:pPr>
+      <w:bookmarkStart w:id="10" w:name="_Toc221121212"/>
+      <w:r>
+        <w:t>Работа с макетом</w:t>
+      </w:r>
+      <w:bookmarkEnd w:id="10"/>
+    </w:p>
+    <w:p>
+      <w:r>
+        <w:t>Определение размера макета.</w:t>
+      </w:r>
+    </w:p>
+    <w:p>
+      <w:r>
+        <w:t>Создание эскиза, определение планировки.</w:t>
+      </w:r>
+    </w:p>
+    <w:p>
+      <w:r>
+        <w:t>Закупка необходимых материалов.</w:t>
       </w:r>
     </w:p>
     <w:p>
       <w:r>
         <w:lastRenderedPageBreak/>
-        <w:t>Таким образом, создание зеленой зоны на всех крышах может более чем вдвое увеличить количество зелени в ЖК.</w:t>
+        <w:t>Сборка макета</w:t>
+      </w:r>
+      <w:r>
+        <w:t>:</w:t>
+      </w:r>
+    </w:p>
+    <w:p>
+      <w:pPr>
+        <w:pStyle w:val="af0"/>
+        <w:numPr>
+          <w:ilvl w:val="0"/>
+          <w:numId w:val="22"/>
+        </w:numPr>
+      </w:pPr>
+      <w:r>
+        <w:t>разметка основания в соответствии с эскизом</w:t>
+      </w:r>
+      <w:r>
+        <w:t xml:space="preserve"> (см. </w:t>
+      </w:r>
+      <w:r>
+        <w:fldChar w:fldCharType="begin"/>
+      </w:r>
+      <w:r>
+        <w:instrText xml:space="preserve"> REF _Ref221313350 \h </w:instrText>
+      </w:r>
+      <w:r>
+        <w:fldChar w:fldCharType="separate"/>
+      </w:r>
+      <w:r>
+        <w:t xml:space="preserve">Приложение </w:t>
+      </w:r>
+      <w:r>
+        <w:rPr>
+          <w:noProof/>
+        </w:rPr>
+        <w:t>3</w:t>
+      </w:r>
+      <w:r>
+        <w:fldChar w:fldCharType="end"/>
+      </w:r>
+      <w:r>
+        <w:t>)</w:t>
+      </w:r>
+    </w:p>
+    <w:p>
+      <w:pPr>
+        <w:pStyle w:val="af0"/>
+        <w:numPr>
+          <w:ilvl w:val="0"/>
+          <w:numId w:val="22"/>
+        </w:numPr>
+      </w:pPr>
+      <w:r>
+        <w:t>создание цветной клеевой основы</w:t>
+      </w:r>
+    </w:p>
+    <w:p>
+      <w:pPr>
+        <w:pStyle w:val="af0"/>
+        <w:numPr>
+          <w:ilvl w:val="1"/>
+          <w:numId w:val="22"/>
+        </w:numPr>
+      </w:pPr>
+      <w:r>
+        <w:t>гуашь зеленого цвета</w:t>
+      </w:r>
+    </w:p>
+    <w:p>
+      <w:pPr>
+        <w:pStyle w:val="af0"/>
+        <w:numPr>
+          <w:ilvl w:val="1"/>
+          <w:numId w:val="22"/>
+        </w:numPr>
+      </w:pPr>
+      <w:r>
+        <w:t>клей ПВА</w:t>
+      </w:r>
+    </w:p>
+    <w:p>
+      <w:pPr>
+        <w:pStyle w:val="af0"/>
+        <w:numPr>
+          <w:ilvl w:val="1"/>
+          <w:numId w:val="22"/>
+        </w:numPr>
+      </w:pPr>
+      <w:r>
+        <w:t>горячая вода</w:t>
+      </w:r>
+    </w:p>
+    <w:p>
+      <w:pPr>
+        <w:pStyle w:val="af0"/>
+        <w:numPr>
+          <w:ilvl w:val="0"/>
+          <w:numId w:val="22"/>
+        </w:numPr>
+      </w:pPr>
+      <w:r>
+        <w:t>н</w:t>
+      </w:r>
+      <w:r>
+        <w:t>анесение газона на макет.</w:t>
+      </w:r>
+      <w:r>
+        <w:t xml:space="preserve"> (см. </w:t>
+      </w:r>
+      <w:r>
+        <w:fldChar w:fldCharType="begin"/>
+      </w:r>
+      <w:r>
+        <w:instrText xml:space="preserve"> REF _Ref221313362 \h </w:instrText>
+      </w:r>
+      <w:r>
+        <w:fldChar w:fldCharType="separate"/>
+      </w:r>
+      <w:r>
+        <w:t xml:space="preserve">Приложение </w:t>
+      </w:r>
+      <w:r>
+        <w:rPr>
+          <w:noProof/>
+        </w:rPr>
+        <w:t>4</w:t>
+      </w:r>
+      <w:r>
+        <w:fldChar w:fldCharType="end"/>
+      </w:r>
+      <w:r>
+        <w:t>)</w:t>
+      </w:r>
+    </w:p>
+    <w:p>
+      <w:pPr>
+        <w:pStyle w:val="af0"/>
+        <w:numPr>
+          <w:ilvl w:val="0"/>
+          <w:numId w:val="22"/>
+        </w:numPr>
+      </w:pPr>
+      <w:r>
+        <w:t>создание технологических отверстий в местах размещения деревьев</w:t>
+      </w:r>
+    </w:p>
+    <w:p>
+      <w:pPr>
+        <w:pStyle w:val="af0"/>
+        <w:numPr>
+          <w:ilvl w:val="0"/>
+          <w:numId w:val="22"/>
+        </w:numPr>
+      </w:pPr>
+      <w:r>
+        <w:t xml:space="preserve">вклейка </w:t>
+      </w:r>
+      <w:r>
+        <w:t>пластиковых деталей (деревья, лавки)</w:t>
+      </w:r>
+      <w:r>
+        <w:t xml:space="preserve"> (см. </w:t>
+      </w:r>
+      <w:r>
+        <w:fldChar w:fldCharType="begin"/>
+      </w:r>
+      <w:r>
+        <w:instrText xml:space="preserve"> REF _Ref221313376 \h </w:instrText>
+      </w:r>
+      <w:r>
+        <w:fldChar w:fldCharType="separate"/>
+      </w:r>
+      <w:r>
+        <w:t xml:space="preserve">Приложение </w:t>
+      </w:r>
+      <w:r>
+        <w:rPr>
+          <w:noProof/>
+        </w:rPr>
+        <w:t>5</w:t>
+      </w:r>
+      <w:r>
+        <w:fldChar w:fldCharType="end"/>
+      </w:r>
+      <w:r>
+        <w:t>)</w:t>
+      </w:r>
+    </w:p>
+    <w:p>
+      <w:pPr>
+        <w:pStyle w:val="af0"/>
+        <w:numPr>
+          <w:ilvl w:val="0"/>
+          <w:numId w:val="22"/>
+        </w:numPr>
+      </w:pPr>
+      <w:r>
+        <w:t>создание крытого сооружения для выхода на крышу</w:t>
+      </w:r>
+      <w:r>
+        <w:t xml:space="preserve"> (см. приложение </w:t>
+      </w:r>
+      <w:r>
+        <w:t>Х</w:t>
+      </w:r>
+      <w:r>
+        <w:t>)</w:t>
+      </w:r>
+    </w:p>
+    <w:p>
+      <w:pPr>
+        <w:pStyle w:val="af0"/>
+        <w:numPr>
+          <w:ilvl w:val="0"/>
+          <w:numId w:val="22"/>
+        </w:numPr>
+      </w:pPr>
+      <w:r>
+        <w:t>установка сооружения на макет</w:t>
+      </w:r>
+    </w:p>
+    <w:p>
+      <w:pPr>
+        <w:pStyle w:val="af0"/>
+        <w:numPr>
+          <w:ilvl w:val="0"/>
+          <w:numId w:val="22"/>
+        </w:numPr>
+      </w:pPr>
+      <w:r>
+        <w:t xml:space="preserve">итоговый вид макета (см приложение </w:t>
+      </w:r>
+      <w:r>
+        <w:t>Х</w:t>
+      </w:r>
+      <w:r>
+        <w:t>)</w:t>
       </w:r>
     </w:p>
     <w:p/>
+    <w:p>
+      <w:pPr>
+        <w:pStyle w:val="2"/>
+      </w:pPr>
+      <w:bookmarkStart w:id="11" w:name="_Toc221121213"/>
+      <w:r>
+        <w:t>Обращение к мэру Москвы с целью привлечения внимания к инициативе</w:t>
+      </w:r>
+      <w:bookmarkEnd w:id="11"/>
+    </w:p>
     <w:p/>
+    <w:bookmarkEnd w:id="9"/>
+    <w:p/>
     <w:p>
       <w:pPr>
         <w:pStyle w:val="1"/>
       </w:pPr>
-      <w:bookmarkStart w:id="7" w:name="_Toc216529416"/>
+      <w:bookmarkStart w:id="12" w:name="_Toc221121214"/>
       <w:r>
         <w:t xml:space="preserve">Литература и </w:t>
       </w:r>
       <w:r>
         <w:t>интернет-источники</w:t>
       </w:r>
-      <w:bookmarkEnd w:id="7"/>
+      <w:bookmarkEnd w:id="12"/>
     </w:p>
     <w:p>
       <w:pPr>
         <w:pStyle w:val="2"/>
       </w:pPr>
-      <w:bookmarkStart w:id="8" w:name="_Toc216529417"/>
+      <w:bookmarkStart w:id="13" w:name="_Toc221121215"/>
       <w:r>
         <w:t>Электронные ресурсы</w:t>
       </w:r>
-      <w:bookmarkEnd w:id="8"/>
+      <w:bookmarkEnd w:id="13"/>
     </w:p>
     <w:p>
       <w:pPr>
@@ -1863,7 +2825,7 @@
       <w:r>
         <w:t>URL:</w:t>
       </w:r>
-      <w:hyperlink r:id="rId10" w:history="1">
+      <w:hyperlink r:id="rId8" w:history="1">
         <w:r>
           <w:rPr>
             <w:rStyle w:val="afb"/>
@@ -1990,7 +2952,7 @@
       <w:r>
         <w:t xml:space="preserve"> </w:t>
       </w:r>
-      <w:hyperlink r:id="rId11" w:history="1">
+      <w:hyperlink r:id="rId9" w:history="1">
         <w:r>
           <w:rPr>
             <w:rStyle w:val="afb"/>
@@ -2020,6 +2982,7 @@
         </w:numPr>
       </w:pPr>
       <w:r>
+        <w:lastRenderedPageBreak/>
         <w:t>Сысоева</w:t>
       </w:r>
       <w:r>
@@ -2052,7 +3015,7 @@
       <w:r>
         <w:t xml:space="preserve">: </w:t>
       </w:r>
-      <w:hyperlink r:id="rId12" w:history="1">
+      <w:hyperlink r:id="rId10" w:history="1">
         <w:r>
           <w:rPr>
             <w:rStyle w:val="afb"/>
@@ -2425,7 +3388,7 @@
         </w:rPr>
         <w:t xml:space="preserve">: </w:t>
       </w:r>
-      <w:hyperlink r:id="rId13" w:history="1">
+      <w:hyperlink r:id="rId11" w:history="1">
         <w:r>
           <w:rPr>
             <w:rStyle w:val="afb"/>
@@ -2611,7 +3574,7 @@
           <w:numId w:val="12"/>
         </w:numPr>
       </w:pPr>
-      <w:hyperlink r:id="rId14" w:history="1">
+      <w:hyperlink r:id="rId12" w:history="1">
         <w:r>
           <w:rPr>
             <w:rStyle w:val="afb"/>
@@ -2643,7 +3606,7 @@
       <w:r>
         <w:t xml:space="preserve">: </w:t>
       </w:r>
-      <w:hyperlink r:id="rId15" w:history="1">
+      <w:hyperlink r:id="rId13" w:history="1">
         <w:r>
           <w:rPr>
             <w:rStyle w:val="afb"/>
@@ -2774,11 +3737,729 @@
         <w:t>Текст: электронный</w:t>
       </w:r>
     </w:p>
-    <w:p/>
-    <w:p/>
+    <w:p>
+      <w:pPr>
+        <w:spacing w:line="240" w:lineRule="auto"/>
+        <w:ind w:firstLine="0"/>
+        <w:jc w:val="left"/>
+      </w:pPr>
+      <w:r>
+        <w:br w:type="page"/>
+      </w:r>
+    </w:p>
+    <w:p>
+      <w:pPr>
+        <w:pStyle w:val="1"/>
+      </w:pPr>
+      <w:bookmarkStart w:id="14" w:name="_Toc221121216"/>
+      <w:r>
+        <w:lastRenderedPageBreak/>
+        <w:t>Приложения</w:t>
+      </w:r>
+      <w:bookmarkEnd w:id="14"/>
+    </w:p>
+    <w:tbl>
+      <w:tblPr>
+        <w:tblStyle w:val="aff0"/>
+        <w:tblW w:w="0" w:type="auto"/>
+        <w:tblBorders>
+          <w:top w:val="none" w:sz="0" w:space="0" w:color="auto"/>
+          <w:left w:val="none" w:sz="0" w:space="0" w:color="auto"/>
+          <w:bottom w:val="none" w:sz="0" w:space="0" w:color="auto"/>
+          <w:right w:val="none" w:sz="0" w:space="0" w:color="auto"/>
+          <w:insideH w:val="none" w:sz="0" w:space="0" w:color="auto"/>
+          <w:insideV w:val="none" w:sz="0" w:space="0" w:color="auto"/>
+        </w:tblBorders>
+        <w:tblLook w:val="04A0" w:firstRow="1" w:lastRow="0" w:firstColumn="1" w:lastColumn="0" w:noHBand="0" w:noVBand="1"/>
+      </w:tblPr>
+      <w:tblGrid>
+        <w:gridCol w:w="9570"/>
+      </w:tblGrid>
+      <w:tr>
+        <w:tc>
+          <w:tcPr>
+            <w:tcW w:w="9570" w:type="dxa"/>
+          </w:tcPr>
+          <w:p>
+            <w:pPr>
+              <w:pStyle w:val="ae"/>
+              <w:keepNext/>
+            </w:pPr>
+            <w:bookmarkStart w:id="15" w:name="_Ref221313270"/>
+            <w:r>
+              <w:t xml:space="preserve">Приложение </w:t>
+            </w:r>
+            <w:fldSimple w:instr=" SEQ Приложение \* ARABIC ">
+              <w:r>
+                <w:rPr>
+                  <w:noProof/>
+                </w:rPr>
+                <w:t>1</w:t>
+              </w:r>
+            </w:fldSimple>
+            <w:bookmarkEnd w:id="15"/>
+          </w:p>
+          <w:p>
+            <w:pPr>
+              <w:ind w:firstLine="0"/>
+              <w:jc w:val="center"/>
+              <w:rPr>
+                <w:b/>
+                <w:bCs/>
+              </w:rPr>
+            </w:pPr>
+            <w:r>
+              <w:rPr>
+                <w:noProof/>
+              </w:rPr>
+              <w:drawing>
+                <wp:inline distT="0" distB="0" distL="0" distR="0" wp14:anchorId="5F32477C" wp14:editId="26ED44FA">
+                  <wp:extent cx="5939790" cy="3054985"/>
+                  <wp:effectExtent l="0" t="0" r="0" b="0"/>
+                  <wp:docPr id="1" name="Рисунок 1"/>
+                  <wp:cNvGraphicFramePr>
+                    <a:graphicFrameLocks xmlns:a="http://schemas.openxmlformats.org/drawingml/2006/main" noChangeAspect="1"/>
+                  </wp:cNvGraphicFramePr>
+                  <a:graphic xmlns:a="http://schemas.openxmlformats.org/drawingml/2006/main">
+                    <a:graphicData uri="http://schemas.openxmlformats.org/drawingml/2006/picture">
+                      <pic:pic xmlns:pic="http://schemas.openxmlformats.org/drawingml/2006/picture">
+                        <pic:nvPicPr>
+                          <pic:cNvPr id="1" name="Рисунок 1"/>
+                          <pic:cNvPicPr/>
+                        </pic:nvPicPr>
+                        <pic:blipFill>
+                          <a:blip r:embed="rId14">
+                            <a:extLst>
+                              <a:ext uri="{28A0092B-C50C-407E-A947-70E740481C1C}">
+                                <a14:useLocalDpi xmlns:a14="http://schemas.microsoft.com/office/drawing/2010/main" val="0"/>
+                              </a:ext>
+                            </a:extLst>
+                          </a:blip>
+                          <a:stretch>
+                            <a:fillRect/>
+                          </a:stretch>
+                        </pic:blipFill>
+                        <pic:spPr>
+                          <a:xfrm>
+                            <a:off x="0" y="0"/>
+                            <a:ext cx="5939790" cy="3054985"/>
+                          </a:xfrm>
+                          <a:prstGeom prst="rect">
+                            <a:avLst/>
+                          </a:prstGeom>
+                        </pic:spPr>
+                      </pic:pic>
+                    </a:graphicData>
+                  </a:graphic>
+                </wp:inline>
+              </w:drawing>
+            </w:r>
+          </w:p>
+        </w:tc>
+      </w:tr>
+      <w:tr>
+        <w:trPr>
+          <w:trHeight w:val="838"/>
+        </w:trPr>
+        <w:tc>
+          <w:tcPr>
+            <w:tcW w:w="9570" w:type="dxa"/>
+          </w:tcPr>
+          <w:p>
+            <w:pPr>
+              <w:jc w:val="center"/>
+              <w:rPr>
+                <w:b/>
+                <w:bCs/>
+              </w:rPr>
+            </w:pPr>
+            <w:r>
+              <w:rPr>
+                <w:b/>
+                <w:bCs/>
+              </w:rPr>
+              <w:t>Изображение спального района</w:t>
+            </w:r>
+          </w:p>
+          <w:p>
+            <w:pPr>
+              <w:ind w:firstLine="0"/>
+              <w:jc w:val="center"/>
+              <w:rPr>
+                <w:b/>
+                <w:bCs/>
+              </w:rPr>
+            </w:pPr>
+          </w:p>
+        </w:tc>
+      </w:tr>
+      <w:tr>
+        <w:tc>
+          <w:tcPr>
+            <w:tcW w:w="9570" w:type="dxa"/>
+          </w:tcPr>
+          <w:p>
+            <w:pPr>
+              <w:pStyle w:val="ae"/>
+              <w:keepNext/>
+            </w:pPr>
+            <w:bookmarkStart w:id="16" w:name="_Ref221313317"/>
+            <w:r>
+              <w:t xml:space="preserve">Приложение </w:t>
+            </w:r>
+            <w:fldSimple w:instr=" SEQ Приложение \* ARABIC ">
+              <w:r>
+                <w:rPr>
+                  <w:noProof/>
+                </w:rPr>
+                <w:t>2</w:t>
+              </w:r>
+            </w:fldSimple>
+            <w:bookmarkEnd w:id="16"/>
+          </w:p>
+          <w:p>
+            <w:pPr>
+              <w:ind w:firstLine="0"/>
+              <w:jc w:val="center"/>
+              <w:rPr>
+                <w:b/>
+                <w:bCs/>
+              </w:rPr>
+            </w:pPr>
+            <w:r>
+              <w:rPr>
+                <w:noProof/>
+              </w:rPr>
+              <w:drawing>
+                <wp:inline distT="0" distB="0" distL="0" distR="0" wp14:anchorId="63E6AF0C" wp14:editId="23D64BA2">
+                  <wp:extent cx="5939790" cy="2553335"/>
+                  <wp:effectExtent l="0" t="0" r="0" b="0"/>
+                  <wp:docPr id="2" name="Рисунок 2"/>
+                  <wp:cNvGraphicFramePr>
+                    <a:graphicFrameLocks xmlns:a="http://schemas.openxmlformats.org/drawingml/2006/main" noChangeAspect="1"/>
+                  </wp:cNvGraphicFramePr>
+                  <a:graphic xmlns:a="http://schemas.openxmlformats.org/drawingml/2006/main">
+                    <a:graphicData uri="http://schemas.openxmlformats.org/drawingml/2006/picture">
+                      <pic:pic xmlns:pic="http://schemas.openxmlformats.org/drawingml/2006/picture">
+                        <pic:nvPicPr>
+                          <pic:cNvPr id="2" name="Рисунок 2"/>
+                          <pic:cNvPicPr/>
+                        </pic:nvPicPr>
+                        <pic:blipFill>
+                          <a:blip r:embed="rId15">
+                            <a:extLst>
+                              <a:ext uri="{28A0092B-C50C-407E-A947-70E740481C1C}">
+                                <a14:useLocalDpi xmlns:a14="http://schemas.microsoft.com/office/drawing/2010/main" val="0"/>
+                              </a:ext>
+                            </a:extLst>
+                          </a:blip>
+                          <a:stretch>
+                            <a:fillRect/>
+                          </a:stretch>
+                        </pic:blipFill>
+                        <pic:spPr>
+                          <a:xfrm>
+                            <a:off x="0" y="0"/>
+                            <a:ext cx="5939790" cy="2553335"/>
+                          </a:xfrm>
+                          <a:prstGeom prst="rect">
+                            <a:avLst/>
+                          </a:prstGeom>
+                        </pic:spPr>
+                      </pic:pic>
+                    </a:graphicData>
+                  </a:graphic>
+                </wp:inline>
+              </w:drawing>
+            </w:r>
+          </w:p>
+        </w:tc>
+      </w:tr>
+      <w:tr>
+        <w:trPr>
+          <w:trHeight w:val="1517"/>
+        </w:trPr>
+        <w:tc>
+          <w:tcPr>
+            <w:tcW w:w="9570" w:type="dxa"/>
+          </w:tcPr>
+          <w:p>
+            <w:pPr>
+              <w:jc w:val="center"/>
+              <w:rPr>
+                <w:b/>
+                <w:bCs/>
+              </w:rPr>
+            </w:pPr>
+            <w:r>
+              <w:rPr>
+                <w:b/>
+                <w:bCs/>
+              </w:rPr>
+              <w:t>Размеченное изображение спального района</w:t>
+            </w:r>
+          </w:p>
+          <w:p>
+            <w:pPr>
+              <w:ind w:firstLine="0"/>
+              <w:jc w:val="center"/>
+              <w:rPr>
+                <w:b/>
+                <w:bCs/>
+              </w:rPr>
+            </w:pPr>
+          </w:p>
+        </w:tc>
+      </w:tr>
+    </w:tbl>
+    <w:p>
+      <w:r>
+        <w:br w:type="page"/>
+      </w:r>
+    </w:p>
+    <w:tbl>
+      <w:tblPr>
+        <w:tblStyle w:val="aff0"/>
+        <w:tblW w:w="0" w:type="auto"/>
+        <w:tblBorders>
+          <w:top w:val="none" w:sz="0" w:space="0" w:color="auto"/>
+          <w:left w:val="none" w:sz="0" w:space="0" w:color="auto"/>
+          <w:bottom w:val="none" w:sz="0" w:space="0" w:color="auto"/>
+          <w:right w:val="none" w:sz="0" w:space="0" w:color="auto"/>
+          <w:insideH w:val="none" w:sz="0" w:space="0" w:color="auto"/>
+          <w:insideV w:val="none" w:sz="0" w:space="0" w:color="auto"/>
+        </w:tblBorders>
+        <w:tblLook w:val="04A0" w:firstRow="1" w:lastRow="0" w:firstColumn="1" w:lastColumn="0" w:noHBand="0" w:noVBand="1"/>
+      </w:tblPr>
+      <w:tblGrid>
+        <w:gridCol w:w="4785"/>
+        <w:gridCol w:w="4785"/>
+      </w:tblGrid>
+      <w:tr>
+        <w:tc>
+          <w:tcPr>
+            <w:tcW w:w="4785" w:type="dxa"/>
+          </w:tcPr>
+          <w:p>
+            <w:pPr>
+              <w:pStyle w:val="ae"/>
+              <w:keepNext/>
+            </w:pPr>
+            <w:bookmarkStart w:id="17" w:name="_Ref221313350"/>
+            <w:r>
+              <w:lastRenderedPageBreak/>
+              <w:t xml:space="preserve">Приложение </w:t>
+            </w:r>
+            <w:fldSimple w:instr=" SEQ Приложение \* ARABIC ">
+              <w:r>
+                <w:rPr>
+                  <w:noProof/>
+                </w:rPr>
+                <w:t>3</w:t>
+              </w:r>
+            </w:fldSimple>
+            <w:bookmarkEnd w:id="17"/>
+          </w:p>
+          <w:p>
+            <w:pPr>
+              <w:ind w:firstLine="0"/>
+              <w:jc w:val="center"/>
+            </w:pPr>
+            <w:r>
+              <w:rPr>
+                <w:b/>
+                <w:bCs/>
+                <w:noProof/>
+              </w:rPr>
+              <w:drawing>
+                <wp:inline distT="0" distB="0" distL="0" distR="0" wp14:anchorId="22BEE356" wp14:editId="10242B78">
+                  <wp:extent cx="2828925" cy="2381250"/>
+                  <wp:effectExtent l="0" t="0" r="0" b="0"/>
+                  <wp:docPr id="5" name="Рисунок 5"/>
+                  <wp:cNvGraphicFramePr>
+                    <a:graphicFrameLocks xmlns:a="http://schemas.openxmlformats.org/drawingml/2006/main" noChangeAspect="1"/>
+                  </wp:cNvGraphicFramePr>
+                  <a:graphic xmlns:a="http://schemas.openxmlformats.org/drawingml/2006/main">
+                    <a:graphicData uri="http://schemas.openxmlformats.org/drawingml/2006/picture">
+                      <pic:pic xmlns:pic="http://schemas.openxmlformats.org/drawingml/2006/picture">
+                        <pic:nvPicPr>
+                          <pic:cNvPr id="5" name="Рисунок 5"/>
+                          <pic:cNvPicPr/>
+                        </pic:nvPicPr>
+                        <pic:blipFill rotWithShape="1">
+                          <a:blip r:embed="rId16" cstate="print">
+                            <a:extLst>
+                              <a:ext uri="{28A0092B-C50C-407E-A947-70E740481C1C}">
+                                <a14:useLocalDpi xmlns:a14="http://schemas.microsoft.com/office/drawing/2010/main" val="0"/>
+                              </a:ext>
+                            </a:extLst>
+                          </a:blip>
+                          <a:srcRect l="11082" t="12302" r="10553" b="14470"/>
+                          <a:stretch/>
+                        </pic:blipFill>
+                        <pic:spPr bwMode="auto">
+                          <a:xfrm>
+                            <a:off x="0" y="0"/>
+                            <a:ext cx="2863765" cy="2410576"/>
+                          </a:xfrm>
+                          <a:prstGeom prst="rect">
+                            <a:avLst/>
+                          </a:prstGeom>
+                          <a:ln>
+                            <a:noFill/>
+                          </a:ln>
+                          <a:extLst>
+                            <a:ext uri="{53640926-AAD7-44D8-BBD7-CCE9431645EC}">
+                              <a14:shadowObscured xmlns:a14="http://schemas.microsoft.com/office/drawing/2010/main"/>
+                            </a:ext>
+                          </a:extLst>
+                        </pic:spPr>
+                      </pic:pic>
+                    </a:graphicData>
+                  </a:graphic>
+                </wp:inline>
+              </w:drawing>
+            </w:r>
+          </w:p>
+        </w:tc>
+        <w:tc>
+          <w:tcPr>
+            <w:tcW w:w="4785" w:type="dxa"/>
+          </w:tcPr>
+          <w:p>
+            <w:pPr>
+              <w:pStyle w:val="ae"/>
+              <w:keepNext/>
+            </w:pPr>
+            <w:bookmarkStart w:id="18" w:name="_Ref221313362"/>
+            <w:r>
+              <w:t xml:space="preserve">Приложение </w:t>
+            </w:r>
+            <w:fldSimple w:instr=" SEQ Приложение \* ARABIC ">
+              <w:r>
+                <w:rPr>
+                  <w:noProof/>
+                </w:rPr>
+                <w:t>4</w:t>
+              </w:r>
+            </w:fldSimple>
+            <w:bookmarkEnd w:id="18"/>
+          </w:p>
+          <w:p>
+            <w:pPr>
+              <w:ind w:firstLine="0"/>
+              <w:jc w:val="center"/>
+            </w:pPr>
+            <w:r>
+              <w:rPr>
+                <w:b/>
+                <w:bCs/>
+                <w:noProof/>
+              </w:rPr>
+              <w:drawing>
+                <wp:inline distT="0" distB="0" distL="0" distR="0" wp14:anchorId="47C51DF3" wp14:editId="701AE0D2">
+                  <wp:extent cx="2457001" cy="2408555"/>
+                  <wp:effectExtent l="0" t="0" r="0" b="0"/>
+                  <wp:docPr id="4" name="Рисунок 4"/>
+                  <wp:cNvGraphicFramePr>
+                    <a:graphicFrameLocks xmlns:a="http://schemas.openxmlformats.org/drawingml/2006/main" noChangeAspect="1"/>
+                  </wp:cNvGraphicFramePr>
+                  <a:graphic xmlns:a="http://schemas.openxmlformats.org/drawingml/2006/main">
+                    <a:graphicData uri="http://schemas.openxmlformats.org/drawingml/2006/picture">
+                      <pic:pic xmlns:pic="http://schemas.openxmlformats.org/drawingml/2006/picture">
+                        <pic:nvPicPr>
+                          <pic:cNvPr id="4" name="Рисунок 4"/>
+                          <pic:cNvPicPr/>
+                        </pic:nvPicPr>
+                        <pic:blipFill rotWithShape="1">
+                          <a:blip r:embed="rId17" cstate="print">
+                            <a:extLst>
+                              <a:ext uri="{28A0092B-C50C-407E-A947-70E740481C1C}">
+                                <a14:useLocalDpi xmlns:a14="http://schemas.microsoft.com/office/drawing/2010/main" val="0"/>
+                              </a:ext>
+                            </a:extLst>
+                          </a:blip>
+                          <a:srcRect l="16749" r="15734"/>
+                          <a:stretch/>
+                        </pic:blipFill>
+                        <pic:spPr bwMode="auto">
+                          <a:xfrm>
+                            <a:off x="0" y="0"/>
+                            <a:ext cx="2480804" cy="2431889"/>
+                          </a:xfrm>
+                          <a:prstGeom prst="rect">
+                            <a:avLst/>
+                          </a:prstGeom>
+                          <a:ln>
+                            <a:noFill/>
+                          </a:ln>
+                          <a:extLst>
+                            <a:ext uri="{53640926-AAD7-44D8-BBD7-CCE9431645EC}">
+                              <a14:shadowObscured xmlns:a14="http://schemas.microsoft.com/office/drawing/2010/main"/>
+                            </a:ext>
+                          </a:extLst>
+                        </pic:spPr>
+                      </pic:pic>
+                    </a:graphicData>
+                  </a:graphic>
+                </wp:inline>
+              </w:drawing>
+            </w:r>
+          </w:p>
+        </w:tc>
+      </w:tr>
+      <w:tr>
+        <w:tc>
+          <w:tcPr>
+            <w:tcW w:w="4785" w:type="dxa"/>
+          </w:tcPr>
+          <w:p>
+            <w:pPr>
+              <w:ind w:firstLine="0"/>
+              <w:jc w:val="center"/>
+              <w:rPr>
+                <w:b/>
+                <w:bCs/>
+              </w:rPr>
+            </w:pPr>
+            <w:r>
+              <w:rPr>
+                <w:b/>
+                <w:bCs/>
+              </w:rPr>
+              <w:t>Эскиз</w:t>
+            </w:r>
+            <w:r>
+              <w:rPr>
+                <w:b/>
+                <w:bCs/>
+                <w:lang w:val="en-US"/>
+              </w:rPr>
+              <w:t xml:space="preserve"> </w:t>
+            </w:r>
+            <w:r>
+              <w:rPr>
+                <w:b/>
+                <w:bCs/>
+              </w:rPr>
+              <w:t>макета</w:t>
+            </w:r>
+          </w:p>
+          <w:p>
+            <w:pPr>
+              <w:ind w:firstLine="0"/>
+              <w:jc w:val="center"/>
+            </w:pPr>
+          </w:p>
+        </w:tc>
+        <w:tc>
+          <w:tcPr>
+            <w:tcW w:w="4785" w:type="dxa"/>
+          </w:tcPr>
+          <w:p>
+            <w:pPr>
+              <w:ind w:firstLine="0"/>
+              <w:jc w:val="center"/>
+            </w:pPr>
+            <w:r>
+              <w:rPr>
+                <w:b/>
+                <w:bCs/>
+              </w:rPr>
+              <w:t>В</w:t>
+            </w:r>
+            <w:r>
+              <w:rPr>
+                <w:b/>
+                <w:bCs/>
+              </w:rPr>
+              <w:t>клейка пластиковых деталей</w:t>
+            </w:r>
+          </w:p>
+        </w:tc>
+      </w:tr>
+      <w:tr>
+        <w:tc>
+          <w:tcPr>
+            <w:tcW w:w="4785" w:type="dxa"/>
+          </w:tcPr>
+          <w:p>
+            <w:pPr>
+              <w:pStyle w:val="ae"/>
+              <w:keepNext/>
+            </w:pPr>
+            <w:bookmarkStart w:id="19" w:name="_Ref221313376"/>
+            <w:r>
+              <w:t xml:space="preserve">Приложение </w:t>
+            </w:r>
+            <w:fldSimple w:instr=" SEQ Приложение \* ARABIC ">
+              <w:r>
+                <w:rPr>
+                  <w:noProof/>
+                </w:rPr>
+                <w:t>5</w:t>
+              </w:r>
+            </w:fldSimple>
+            <w:bookmarkEnd w:id="19"/>
+          </w:p>
+          <w:p>
+            <w:pPr>
+              <w:ind w:firstLine="0"/>
+              <w:jc w:val="center"/>
+            </w:pPr>
+            <w:r>
+              <w:rPr>
+                <w:b/>
+                <w:bCs/>
+                <w:noProof/>
+              </w:rPr>
+              <w:drawing>
+                <wp:inline distT="0" distB="0" distL="0" distR="0" wp14:anchorId="326811B4" wp14:editId="5D7BFFDB">
+                  <wp:extent cx="2570400" cy="2390400"/>
+                  <wp:effectExtent l="0" t="0" r="0" b="0"/>
+                  <wp:docPr id="3" name="Рисунок 3"/>
+                  <wp:cNvGraphicFramePr>
+                    <a:graphicFrameLocks xmlns:a="http://schemas.openxmlformats.org/drawingml/2006/main" noChangeAspect="1"/>
+                  </wp:cNvGraphicFramePr>
+                  <a:graphic xmlns:a="http://schemas.openxmlformats.org/drawingml/2006/main">
+                    <a:graphicData uri="http://schemas.openxmlformats.org/drawingml/2006/picture">
+                      <pic:pic xmlns:pic="http://schemas.openxmlformats.org/drawingml/2006/picture">
+                        <pic:nvPicPr>
+                          <pic:cNvPr id="3" name="Рисунок 3"/>
+                          <pic:cNvPicPr/>
+                        </pic:nvPicPr>
+                        <pic:blipFill rotWithShape="1">
+                          <a:blip r:embed="rId18" cstate="print">
+                            <a:extLst>
+                              <a:ext uri="{28A0092B-C50C-407E-A947-70E740481C1C}">
+                                <a14:useLocalDpi xmlns:a14="http://schemas.microsoft.com/office/drawing/2010/main" val="0"/>
+                              </a:ext>
+                            </a:extLst>
+                          </a:blip>
+                          <a:srcRect l="6840" t="37002" r="19265" b="10526"/>
+                          <a:stretch/>
+                        </pic:blipFill>
+                        <pic:spPr bwMode="auto">
+                          <a:xfrm>
+                            <a:off x="0" y="0"/>
+                            <a:ext cx="2570400" cy="2390400"/>
+                          </a:xfrm>
+                          <a:prstGeom prst="rect">
+                            <a:avLst/>
+                          </a:prstGeom>
+                          <a:ln>
+                            <a:noFill/>
+                          </a:ln>
+                          <a:extLst>
+                            <a:ext uri="{53640926-AAD7-44D8-BBD7-CCE9431645EC}">
+                              <a14:shadowObscured xmlns:a14="http://schemas.microsoft.com/office/drawing/2010/main"/>
+                            </a:ext>
+                          </a:extLst>
+                        </pic:spPr>
+                      </pic:pic>
+                    </a:graphicData>
+                  </a:graphic>
+                </wp:inline>
+              </w:drawing>
+            </w:r>
+          </w:p>
+        </w:tc>
+        <w:tc>
+          <w:tcPr>
+            <w:tcW w:w="4785" w:type="dxa"/>
+          </w:tcPr>
+          <w:p>
+            <w:pPr>
+              <w:ind w:firstLine="0"/>
+            </w:pPr>
+          </w:p>
+        </w:tc>
+      </w:tr>
+      <w:tr>
+        <w:tc>
+          <w:tcPr>
+            <w:tcW w:w="4785" w:type="dxa"/>
+          </w:tcPr>
+          <w:p>
+            <w:pPr>
+              <w:ind w:firstLine="0"/>
+              <w:jc w:val="center"/>
+            </w:pPr>
+            <w:r>
+              <w:rPr>
+                <w:b/>
+                <w:bCs/>
+              </w:rPr>
+              <w:t>Н</w:t>
+            </w:r>
+            <w:r>
+              <w:rPr>
+                <w:b/>
+                <w:bCs/>
+              </w:rPr>
+              <w:t>анесение газона на макет</w:t>
+            </w:r>
+          </w:p>
+        </w:tc>
+        <w:tc>
+          <w:tcPr>
+            <w:tcW w:w="4785" w:type="dxa"/>
+          </w:tcPr>
+          <w:p>
+            <w:pPr>
+              <w:ind w:firstLine="0"/>
+            </w:pPr>
+          </w:p>
+        </w:tc>
+      </w:tr>
+      <w:tr>
+        <w:tc>
+          <w:tcPr>
+            <w:tcW w:w="4785" w:type="dxa"/>
+          </w:tcPr>
+          <w:p>
+            <w:pPr>
+              <w:ind w:firstLine="0"/>
+            </w:pPr>
+          </w:p>
+        </w:tc>
+        <w:tc>
+          <w:tcPr>
+            <w:tcW w:w="4785" w:type="dxa"/>
+          </w:tcPr>
+          <w:p>
+            <w:pPr>
+              <w:ind w:firstLine="0"/>
+            </w:pPr>
+          </w:p>
+        </w:tc>
+      </w:tr>
+      <w:tr>
+        <w:tc>
+          <w:tcPr>
+            <w:tcW w:w="4785" w:type="dxa"/>
+          </w:tcPr>
+          <w:p>
+            <w:pPr>
+              <w:ind w:firstLine="0"/>
+            </w:pPr>
+          </w:p>
+        </w:tc>
+        <w:tc>
+          <w:tcPr>
+            <w:tcW w:w="4785" w:type="dxa"/>
+          </w:tcPr>
+          <w:p>
+            <w:pPr>
+              <w:ind w:firstLine="0"/>
+            </w:pPr>
+          </w:p>
+        </w:tc>
+      </w:tr>
+    </w:tbl>
     <w:p/>
     <w:sectPr>
-      <w:footerReference w:type="default" r:id="rId16"/>
+      <w:footerReference w:type="default" r:id="rId19"/>
       <w:pgSz w:w="11906" w:h="16838"/>
       <w:pgMar w:top="1134" w:right="851" w:bottom="1134" w:left="1701" w:header="0" w:footer="0" w:gutter="0"/>
       <w:pgNumType w:start="1"/>
@@ -3496,6 +5177,95 @@
     </w:lvl>
   </w:abstractNum>
   <w:abstractNum w:abstractNumId="14" w15:restartNumberingAfterBreak="0">
+    <w:nsid w:val="1BA53B69"/>
+    <w:multiLevelType w:val="hybridMultilevel"/>
+    <w:tmpl w:val="D9FA01CE"/>
+    <w:lvl w:ilvl="0" w:tplc="516E5600">
+      <w:start w:val="1"/>
+      <w:numFmt w:val="decimal"/>
+      <w:lvlText w:val="%1."/>
+      <w:lvlJc w:val="left"/>
+      <w:pPr>
+        <w:ind w:left="1069" w:hanging="360"/>
+      </w:pPr>
+      <w:rPr>
+        <w:rFonts w:hint="default"/>
+      </w:rPr>
+    </w:lvl>
+    <w:lvl w:ilvl="1" w:tplc="04190019" w:tentative="1">
+      <w:start w:val="1"/>
+      <w:numFmt w:val="lowerLetter"/>
+      <w:lvlText w:val="%2."/>
+      <w:lvlJc w:val="left"/>
+      <w:pPr>
+        <w:ind w:left="1789" w:hanging="360"/>
+      </w:pPr>
+    </w:lvl>
+    <w:lvl w:ilvl="2" w:tplc="0419001B" w:tentative="1">
+      <w:start w:val="1"/>
+      <w:numFmt w:val="lowerRoman"/>
+      <w:lvlText w:val="%3."/>
+      <w:lvlJc w:val="right"/>
+      <w:pPr>
+        <w:ind w:left="2509" w:hanging="180"/>
+      </w:pPr>
+    </w:lvl>
+    <w:lvl w:ilvl="3" w:tplc="0419000F" w:tentative="1">
+      <w:start w:val="1"/>
+      <w:numFmt w:val="decimal"/>
+      <w:lvlText w:val="%4."/>
+      <w:lvlJc w:val="left"/>
+      <w:pPr>
+        <w:ind w:left="3229" w:hanging="360"/>
+      </w:pPr>
+    </w:lvl>
+    <w:lvl w:ilvl="4" w:tplc="04190019" w:tentative="1">
+      <w:start w:val="1"/>
+      <w:numFmt w:val="lowerLetter"/>
+      <w:lvlText w:val="%5."/>
+      <w:lvlJc w:val="left"/>
+      <w:pPr>
+        <w:ind w:left="3949" w:hanging="360"/>
+      </w:pPr>
+    </w:lvl>
+    <w:lvl w:ilvl="5" w:tplc="0419001B" w:tentative="1">
+      <w:start w:val="1"/>
+      <w:numFmt w:val="lowerRoman"/>
+      <w:lvlText w:val="%6."/>
+      <w:lvlJc w:val="right"/>
+      <w:pPr>
+        <w:ind w:left="4669" w:hanging="180"/>
+      </w:pPr>
+    </w:lvl>
+    <w:lvl w:ilvl="6" w:tplc="0419000F" w:tentative="1">
+      <w:start w:val="1"/>
+      <w:numFmt w:val="decimal"/>
+      <w:lvlText w:val="%7."/>
+      <w:lvlJc w:val="left"/>
+      <w:pPr>
+        <w:ind w:left="5389" w:hanging="360"/>
+      </w:pPr>
+    </w:lvl>
+    <w:lvl w:ilvl="7" w:tplc="04190019" w:tentative="1">
+      <w:start w:val="1"/>
+      <w:numFmt w:val="lowerLetter"/>
+      <w:lvlText w:val="%8."/>
+      <w:lvlJc w:val="left"/>
+      <w:pPr>
+        <w:ind w:left="6109" w:hanging="360"/>
+      </w:pPr>
+    </w:lvl>
+    <w:lvl w:ilvl="8" w:tplc="0419001B" w:tentative="1">
+      <w:start w:val="1"/>
+      <w:numFmt w:val="lowerRoman"/>
+      <w:lvlText w:val="%9."/>
+      <w:lvlJc w:val="right"/>
+      <w:pPr>
+        <w:ind w:left="6829" w:hanging="180"/>
+      </w:pPr>
+    </w:lvl>
+  </w:abstractNum>
+  <w:abstractNum w:abstractNumId="15" w15:restartNumberingAfterBreak="0">
     <w:nsid w:val="23996E9F"/>
     <w:multiLevelType w:val="hybridMultilevel"/>
     <w:tmpl w:val="9604BE96"/>
@@ -3608,7 +5378,7 @@
       </w:rPr>
     </w:lvl>
   </w:abstractNum>
-  <w:abstractNum w:abstractNumId="15" w15:restartNumberingAfterBreak="0">
+  <w:abstractNum w:abstractNumId="16" w15:restartNumberingAfterBreak="0">
     <w:nsid w:val="2D914E23"/>
     <w:multiLevelType w:val="hybridMultilevel"/>
     <w:tmpl w:val="54582516"/>
@@ -3721,7 +5491,7 @@
       </w:rPr>
     </w:lvl>
   </w:abstractNum>
-  <w:abstractNum w:abstractNumId="16" w15:restartNumberingAfterBreak="0">
+  <w:abstractNum w:abstractNumId="17" w15:restartNumberingAfterBreak="0">
     <w:nsid w:val="4F467688"/>
     <w:multiLevelType w:val="hybridMultilevel"/>
     <w:tmpl w:val="A2948C74"/>
@@ -3810,7 +5580,7 @@
       </w:pPr>
     </w:lvl>
   </w:abstractNum>
-  <w:abstractNum w:abstractNumId="17" w15:restartNumberingAfterBreak="0">
+  <w:abstractNum w:abstractNumId="18" w15:restartNumberingAfterBreak="0">
     <w:nsid w:val="520A15BC"/>
     <w:multiLevelType w:val="hybridMultilevel"/>
     <w:tmpl w:val="0A86F580"/>
@@ -3893,6 +5663,410 @@
       <w:lvlJc w:val="right"/>
       <w:pPr>
         <w:ind w:left="7189" w:hanging="180"/>
+      </w:pPr>
+    </w:lvl>
+  </w:abstractNum>
+  <w:abstractNum w:abstractNumId="19" w15:restartNumberingAfterBreak="0">
+    <w:nsid w:val="54DC3736"/>
+    <w:multiLevelType w:val="hybridMultilevel"/>
+    <w:tmpl w:val="CB309898"/>
+    <w:lvl w:ilvl="0" w:tplc="653C2502">
+      <w:start w:val="1"/>
+      <w:numFmt w:val="decimal"/>
+      <w:lvlText w:val="%1."/>
+      <w:lvlJc w:val="left"/>
+      <w:pPr>
+        <w:tabs>
+          <w:tab w:val="num" w:pos="720"/>
+        </w:tabs>
+        <w:ind w:left="720" w:hanging="360"/>
+      </w:pPr>
+    </w:lvl>
+    <w:lvl w:ilvl="1" w:tplc="08540208" w:tentative="1">
+      <w:start w:val="1"/>
+      <w:numFmt w:val="decimal"/>
+      <w:lvlText w:val="%2."/>
+      <w:lvlJc w:val="left"/>
+      <w:pPr>
+        <w:tabs>
+          <w:tab w:val="num" w:pos="1440"/>
+        </w:tabs>
+        <w:ind w:left="1440" w:hanging="360"/>
+      </w:pPr>
+    </w:lvl>
+    <w:lvl w:ilvl="2" w:tplc="3E98E1A6" w:tentative="1">
+      <w:start w:val="1"/>
+      <w:numFmt w:val="decimal"/>
+      <w:lvlText w:val="%3."/>
+      <w:lvlJc w:val="left"/>
+      <w:pPr>
+        <w:tabs>
+          <w:tab w:val="num" w:pos="2160"/>
+        </w:tabs>
+        <w:ind w:left="2160" w:hanging="360"/>
+      </w:pPr>
+    </w:lvl>
+    <w:lvl w:ilvl="3" w:tplc="33688906" w:tentative="1">
+      <w:start w:val="1"/>
+      <w:numFmt w:val="decimal"/>
+      <w:lvlText w:val="%4."/>
+      <w:lvlJc w:val="left"/>
+      <w:pPr>
+        <w:tabs>
+          <w:tab w:val="num" w:pos="2880"/>
+        </w:tabs>
+        <w:ind w:left="2880" w:hanging="360"/>
+      </w:pPr>
+    </w:lvl>
+    <w:lvl w:ilvl="4" w:tplc="15408512" w:tentative="1">
+      <w:start w:val="1"/>
+      <w:numFmt w:val="decimal"/>
+      <w:lvlText w:val="%5."/>
+      <w:lvlJc w:val="left"/>
+      <w:pPr>
+        <w:tabs>
+          <w:tab w:val="num" w:pos="3600"/>
+        </w:tabs>
+        <w:ind w:left="3600" w:hanging="360"/>
+      </w:pPr>
+    </w:lvl>
+    <w:lvl w:ilvl="5" w:tplc="A57E41D2" w:tentative="1">
+      <w:start w:val="1"/>
+      <w:numFmt w:val="decimal"/>
+      <w:lvlText w:val="%6."/>
+      <w:lvlJc w:val="left"/>
+      <w:pPr>
+        <w:tabs>
+          <w:tab w:val="num" w:pos="4320"/>
+        </w:tabs>
+        <w:ind w:left="4320" w:hanging="360"/>
+      </w:pPr>
+    </w:lvl>
+    <w:lvl w:ilvl="6" w:tplc="65969AA4" w:tentative="1">
+      <w:start w:val="1"/>
+      <w:numFmt w:val="decimal"/>
+      <w:lvlText w:val="%7."/>
+      <w:lvlJc w:val="left"/>
+      <w:pPr>
+        <w:tabs>
+          <w:tab w:val="num" w:pos="5040"/>
+        </w:tabs>
+        <w:ind w:left="5040" w:hanging="360"/>
+      </w:pPr>
+    </w:lvl>
+    <w:lvl w:ilvl="7" w:tplc="17242342" w:tentative="1">
+      <w:start w:val="1"/>
+      <w:numFmt w:val="decimal"/>
+      <w:lvlText w:val="%8."/>
+      <w:lvlJc w:val="left"/>
+      <w:pPr>
+        <w:tabs>
+          <w:tab w:val="num" w:pos="5760"/>
+        </w:tabs>
+        <w:ind w:left="5760" w:hanging="360"/>
+      </w:pPr>
+    </w:lvl>
+    <w:lvl w:ilvl="8" w:tplc="E3FE1900" w:tentative="1">
+      <w:start w:val="1"/>
+      <w:numFmt w:val="decimal"/>
+      <w:lvlText w:val="%9."/>
+      <w:lvlJc w:val="left"/>
+      <w:pPr>
+        <w:tabs>
+          <w:tab w:val="num" w:pos="6480"/>
+        </w:tabs>
+        <w:ind w:left="6480" w:hanging="360"/>
+      </w:pPr>
+    </w:lvl>
+  </w:abstractNum>
+  <w:abstractNum w:abstractNumId="20" w15:restartNumberingAfterBreak="0">
+    <w:nsid w:val="55282271"/>
+    <w:multiLevelType w:val="hybridMultilevel"/>
+    <w:tmpl w:val="5E206614"/>
+    <w:lvl w:ilvl="0" w:tplc="910C02BC">
+      <w:start w:val="1"/>
+      <w:numFmt w:val="decimal"/>
+      <w:lvlText w:val="%1."/>
+      <w:lvlJc w:val="left"/>
+      <w:pPr>
+        <w:ind w:left="1069" w:hanging="360"/>
+      </w:pPr>
+      <w:rPr>
+        <w:rFonts w:hint="default"/>
+      </w:rPr>
+    </w:lvl>
+    <w:lvl w:ilvl="1" w:tplc="04190019">
+      <w:start w:val="1"/>
+      <w:numFmt w:val="lowerLetter"/>
+      <w:lvlText w:val="%2."/>
+      <w:lvlJc w:val="left"/>
+      <w:pPr>
+        <w:ind w:left="1789" w:hanging="360"/>
+      </w:pPr>
+    </w:lvl>
+    <w:lvl w:ilvl="2" w:tplc="0419001B" w:tentative="1">
+      <w:start w:val="1"/>
+      <w:numFmt w:val="lowerRoman"/>
+      <w:lvlText w:val="%3."/>
+      <w:lvlJc w:val="right"/>
+      <w:pPr>
+        <w:ind w:left="2509" w:hanging="180"/>
+      </w:pPr>
+    </w:lvl>
+    <w:lvl w:ilvl="3" w:tplc="0419000F" w:tentative="1">
+      <w:start w:val="1"/>
+      <w:numFmt w:val="decimal"/>
+      <w:lvlText w:val="%4."/>
+      <w:lvlJc w:val="left"/>
+      <w:pPr>
+        <w:ind w:left="3229" w:hanging="360"/>
+      </w:pPr>
+    </w:lvl>
+    <w:lvl w:ilvl="4" w:tplc="04190019" w:tentative="1">
+      <w:start w:val="1"/>
+      <w:numFmt w:val="lowerLetter"/>
+      <w:lvlText w:val="%5."/>
+      <w:lvlJc w:val="left"/>
+      <w:pPr>
+        <w:ind w:left="3949" w:hanging="360"/>
+      </w:pPr>
+    </w:lvl>
+    <w:lvl w:ilvl="5" w:tplc="0419001B" w:tentative="1">
+      <w:start w:val="1"/>
+      <w:numFmt w:val="lowerRoman"/>
+      <w:lvlText w:val="%6."/>
+      <w:lvlJc w:val="right"/>
+      <w:pPr>
+        <w:ind w:left="4669" w:hanging="180"/>
+      </w:pPr>
+    </w:lvl>
+    <w:lvl w:ilvl="6" w:tplc="0419000F" w:tentative="1">
+      <w:start w:val="1"/>
+      <w:numFmt w:val="decimal"/>
+      <w:lvlText w:val="%7."/>
+      <w:lvlJc w:val="left"/>
+      <w:pPr>
+        <w:ind w:left="5389" w:hanging="360"/>
+      </w:pPr>
+    </w:lvl>
+    <w:lvl w:ilvl="7" w:tplc="04190019" w:tentative="1">
+      <w:start w:val="1"/>
+      <w:numFmt w:val="lowerLetter"/>
+      <w:lvlText w:val="%8."/>
+      <w:lvlJc w:val="left"/>
+      <w:pPr>
+        <w:ind w:left="6109" w:hanging="360"/>
+      </w:pPr>
+    </w:lvl>
+    <w:lvl w:ilvl="8" w:tplc="0419001B" w:tentative="1">
+      <w:start w:val="1"/>
+      <w:numFmt w:val="lowerRoman"/>
+      <w:lvlText w:val="%9."/>
+      <w:lvlJc w:val="right"/>
+      <w:pPr>
+        <w:ind w:left="6829" w:hanging="180"/>
+      </w:pPr>
+    </w:lvl>
+  </w:abstractNum>
+  <w:abstractNum w:abstractNumId="21" w15:restartNumberingAfterBreak="0">
+    <w:nsid w:val="5EF776B5"/>
+    <w:multiLevelType w:val="hybridMultilevel"/>
+    <w:tmpl w:val="85C40E78"/>
+    <w:lvl w:ilvl="0" w:tplc="7A8A6658">
+      <w:start w:val="1"/>
+      <w:numFmt w:val="decimal"/>
+      <w:lvlText w:val="%1."/>
+      <w:lvlJc w:val="left"/>
+      <w:pPr>
+        <w:tabs>
+          <w:tab w:val="num" w:pos="720"/>
+        </w:tabs>
+        <w:ind w:left="720" w:hanging="360"/>
+      </w:pPr>
+    </w:lvl>
+    <w:lvl w:ilvl="1" w:tplc="B76C6056" w:tentative="1">
+      <w:start w:val="1"/>
+      <w:numFmt w:val="decimal"/>
+      <w:lvlText w:val="%2."/>
+      <w:lvlJc w:val="left"/>
+      <w:pPr>
+        <w:tabs>
+          <w:tab w:val="num" w:pos="1440"/>
+        </w:tabs>
+        <w:ind w:left="1440" w:hanging="360"/>
+      </w:pPr>
+    </w:lvl>
+    <w:lvl w:ilvl="2" w:tplc="36EEA676" w:tentative="1">
+      <w:start w:val="1"/>
+      <w:numFmt w:val="decimal"/>
+      <w:lvlText w:val="%3."/>
+      <w:lvlJc w:val="left"/>
+      <w:pPr>
+        <w:tabs>
+          <w:tab w:val="num" w:pos="2160"/>
+        </w:tabs>
+        <w:ind w:left="2160" w:hanging="360"/>
+      </w:pPr>
+    </w:lvl>
+    <w:lvl w:ilvl="3" w:tplc="982A26EE" w:tentative="1">
+      <w:start w:val="1"/>
+      <w:numFmt w:val="decimal"/>
+      <w:lvlText w:val="%4."/>
+      <w:lvlJc w:val="left"/>
+      <w:pPr>
+        <w:tabs>
+          <w:tab w:val="num" w:pos="2880"/>
+        </w:tabs>
+        <w:ind w:left="2880" w:hanging="360"/>
+      </w:pPr>
+    </w:lvl>
+    <w:lvl w:ilvl="4" w:tplc="E4B0F4F4" w:tentative="1">
+      <w:start w:val="1"/>
+      <w:numFmt w:val="decimal"/>
+      <w:lvlText w:val="%5."/>
+      <w:lvlJc w:val="left"/>
+      <w:pPr>
+        <w:tabs>
+          <w:tab w:val="num" w:pos="3600"/>
+        </w:tabs>
+        <w:ind w:left="3600" w:hanging="360"/>
+      </w:pPr>
+    </w:lvl>
+    <w:lvl w:ilvl="5" w:tplc="FDD21492" w:tentative="1">
+      <w:start w:val="1"/>
+      <w:numFmt w:val="decimal"/>
+      <w:lvlText w:val="%6."/>
+      <w:lvlJc w:val="left"/>
+      <w:pPr>
+        <w:tabs>
+          <w:tab w:val="num" w:pos="4320"/>
+        </w:tabs>
+        <w:ind w:left="4320" w:hanging="360"/>
+      </w:pPr>
+    </w:lvl>
+    <w:lvl w:ilvl="6" w:tplc="A4BA2340" w:tentative="1">
+      <w:start w:val="1"/>
+      <w:numFmt w:val="decimal"/>
+      <w:lvlText w:val="%7."/>
+      <w:lvlJc w:val="left"/>
+      <w:pPr>
+        <w:tabs>
+          <w:tab w:val="num" w:pos="5040"/>
+        </w:tabs>
+        <w:ind w:left="5040" w:hanging="360"/>
+      </w:pPr>
+    </w:lvl>
+    <w:lvl w:ilvl="7" w:tplc="A9049272" w:tentative="1">
+      <w:start w:val="1"/>
+      <w:numFmt w:val="decimal"/>
+      <w:lvlText w:val="%8."/>
+      <w:lvlJc w:val="left"/>
+      <w:pPr>
+        <w:tabs>
+          <w:tab w:val="num" w:pos="5760"/>
+        </w:tabs>
+        <w:ind w:left="5760" w:hanging="360"/>
+      </w:pPr>
+    </w:lvl>
+    <w:lvl w:ilvl="8" w:tplc="9AEA927A" w:tentative="1">
+      <w:start w:val="1"/>
+      <w:numFmt w:val="decimal"/>
+      <w:lvlText w:val="%9."/>
+      <w:lvlJc w:val="left"/>
+      <w:pPr>
+        <w:tabs>
+          <w:tab w:val="num" w:pos="6480"/>
+        </w:tabs>
+        <w:ind w:left="6480" w:hanging="360"/>
+      </w:pPr>
+    </w:lvl>
+  </w:abstractNum>
+  <w:abstractNum w:abstractNumId="22" w15:restartNumberingAfterBreak="0">
+    <w:nsid w:val="7F175EE2"/>
+    <w:multiLevelType w:val="hybridMultilevel"/>
+    <w:tmpl w:val="5E206614"/>
+    <w:lvl w:ilvl="0" w:tplc="FFFFFFFF">
+      <w:start w:val="1"/>
+      <w:numFmt w:val="decimal"/>
+      <w:lvlText w:val="%1."/>
+      <w:lvlJc w:val="left"/>
+      <w:pPr>
+        <w:ind w:left="1069" w:hanging="360"/>
+      </w:pPr>
+      <w:rPr>
+        <w:rFonts w:hint="default"/>
+      </w:rPr>
+    </w:lvl>
+    <w:lvl w:ilvl="1" w:tplc="FFFFFFFF">
+      <w:start w:val="1"/>
+      <w:numFmt w:val="lowerLetter"/>
+      <w:lvlText w:val="%2."/>
+      <w:lvlJc w:val="left"/>
+      <w:pPr>
+        <w:ind w:left="1789" w:hanging="360"/>
+      </w:pPr>
+    </w:lvl>
+    <w:lvl w:ilvl="2" w:tplc="FFFFFFFF" w:tentative="1">
+      <w:start w:val="1"/>
+      <w:numFmt w:val="lowerRoman"/>
+      <w:lvlText w:val="%3."/>
+      <w:lvlJc w:val="right"/>
+      <w:pPr>
+        <w:ind w:left="2509" w:hanging="180"/>
+      </w:pPr>
+    </w:lvl>
+    <w:lvl w:ilvl="3" w:tplc="FFFFFFFF" w:tentative="1">
+      <w:start w:val="1"/>
+      <w:numFmt w:val="decimal"/>
+      <w:lvlText w:val="%4."/>
+      <w:lvlJc w:val="left"/>
+      <w:pPr>
+        <w:ind w:left="3229" w:hanging="360"/>
+      </w:pPr>
+    </w:lvl>
+    <w:lvl w:ilvl="4" w:tplc="FFFFFFFF" w:tentative="1">
+      <w:start w:val="1"/>
+      <w:numFmt w:val="lowerLetter"/>
+      <w:lvlText w:val="%5."/>
+      <w:lvlJc w:val="left"/>
+      <w:pPr>
+        <w:ind w:left="3949" w:hanging="360"/>
+      </w:pPr>
+    </w:lvl>
+    <w:lvl w:ilvl="5" w:tplc="FFFFFFFF" w:tentative="1">
+      <w:start w:val="1"/>
+      <w:numFmt w:val="lowerRoman"/>
+      <w:lvlText w:val="%6."/>
+      <w:lvlJc w:val="right"/>
+      <w:pPr>
+        <w:ind w:left="4669" w:hanging="180"/>
+      </w:pPr>
+    </w:lvl>
+    <w:lvl w:ilvl="6" w:tplc="FFFFFFFF" w:tentative="1">
+      <w:start w:val="1"/>
+      <w:numFmt w:val="decimal"/>
+      <w:lvlText w:val="%7."/>
+      <w:lvlJc w:val="left"/>
+      <w:pPr>
+        <w:ind w:left="5389" w:hanging="360"/>
+      </w:pPr>
+    </w:lvl>
+    <w:lvl w:ilvl="7" w:tplc="FFFFFFFF" w:tentative="1">
+      <w:start w:val="1"/>
+      <w:numFmt w:val="lowerLetter"/>
+      <w:lvlText w:val="%8."/>
+      <w:lvlJc w:val="left"/>
+      <w:pPr>
+        <w:ind w:left="6109" w:hanging="360"/>
+      </w:pPr>
+    </w:lvl>
+    <w:lvl w:ilvl="8" w:tplc="FFFFFFFF" w:tentative="1">
+      <w:start w:val="1"/>
+      <w:numFmt w:val="lowerRoman"/>
+      <w:lvlText w:val="%9."/>
+      <w:lvlJc w:val="right"/>
+      <w:pPr>
+        <w:ind w:left="6829" w:hanging="180"/>
       </w:pPr>
     </w:lvl>
   </w:abstractNum>
@@ -3927,19 +6101,19 @@
     <w:abstractNumId w:val="0"/>
   </w:num>
   <w:num w:numId="11" w16cid:durableId="1441754934">
-    <w:abstractNumId w:val="15"/>
+    <w:abstractNumId w:val="16"/>
   </w:num>
   <w:num w:numId="12" w16cid:durableId="1326279870">
     <w:abstractNumId w:val="11"/>
   </w:num>
   <w:num w:numId="13" w16cid:durableId="1662806488">
+    <w:abstractNumId w:val="18"/>
+  </w:num>
+  <w:num w:numId="14" w16cid:durableId="903024574">
     <w:abstractNumId w:val="17"/>
   </w:num>
-  <w:num w:numId="14" w16cid:durableId="903024574">
-    <w:abstractNumId w:val="16"/>
-  </w:num>
   <w:num w:numId="15" w16cid:durableId="926235785">
-    <w:abstractNumId w:val="14"/>
+    <w:abstractNumId w:val="15"/>
   </w:num>
   <w:num w:numId="16" w16cid:durableId="1315138270">
     <w:abstractNumId w:val="10"/>
@@ -3949,6 +6123,21 @@
   </w:num>
   <w:num w:numId="18" w16cid:durableId="504396704">
     <w:abstractNumId w:val="13"/>
+  </w:num>
+  <w:num w:numId="19" w16cid:durableId="1466892585">
+    <w:abstractNumId w:val="14"/>
+  </w:num>
+  <w:num w:numId="20" w16cid:durableId="1741714367">
+    <w:abstractNumId w:val="19"/>
+  </w:num>
+  <w:num w:numId="21" w16cid:durableId="728309129">
+    <w:abstractNumId w:val="21"/>
+  </w:num>
+  <w:num w:numId="22" w16cid:durableId="288822061">
+    <w:abstractNumId w:val="20"/>
+  </w:num>
+  <w:num w:numId="23" w16cid:durableId="1077677293">
+    <w:abstractNumId w:val="22"/>
   </w:num>
 </w:numbering>
 </file>
@@ -4824,15 +7013,17 @@
     <w:name w:val="caption"/>
     <w:basedOn w:val="a"/>
     <w:qFormat/>
+    <w:rsid w:val="00A0672F"/>
     <w:pPr>
       <w:suppressLineNumbers/>
       <w:spacing w:before="120" w:after="120"/>
+      <w:ind w:firstLine="0"/>
+      <w:jc w:val="center"/>
     </w:pPr>
     <w:rPr>
       <w:rFonts w:cs="Arial Unicode MS"/>
-      <w:i/>
+      <w:b/>
       <w:iCs/>
-      <w:sz w:val="24"/>
       <w:szCs w:val="24"/>
     </w:rPr>
   </w:style>
@@ -5168,6 +7359,22 @@
       <w:ind w:left="560"/>
     </w:pPr>
   </w:style>
+  <w:style w:type="table" w:styleId="aff0">
+    <w:name w:val="Table Grid"/>
+    <w:basedOn w:val="a1"/>
+    <w:uiPriority w:val="39"/>
+    <w:rsid w:val="007B78AA"/>
+    <w:tblPr>
+      <w:tblBorders>
+        <w:top w:val="single" w:sz="4" w:space="0" w:color="auto"/>
+        <w:left w:val="single" w:sz="4" w:space="0" w:color="auto"/>
+        <w:bottom w:val="single" w:sz="4" w:space="0" w:color="auto"/>
+        <w:right w:val="single" w:sz="4" w:space="0" w:color="auto"/>
+        <w:insideH w:val="single" w:sz="4" w:space="0" w:color="auto"/>
+        <w:insideV w:val="single" w:sz="4" w:space="0" w:color="auto"/>
+      </w:tblBorders>
+    </w:tblPr>
+  </w:style>
 </w:styles>
 </file>
 
@@ -5346,7 +7553,7 @@
 </file>
 
 <file path=customXml/item1.xml><?xml version="1.0" encoding="utf-8"?>
-<b:Sources xmlns:b="http://schemas.openxmlformats.org/officeDocument/2006/bibliography" xmlns="http://schemas.openxmlformats.org/officeDocument/2006/bibliography" SelectedStyle="\GostName.XSL" StyleName="ГОСТ — сортировка по именам" Version="2003">
+<b:Sources xmlns:b="http://schemas.openxmlformats.org/officeDocument/2006/bibliography" xmlns="http://schemas.openxmlformats.org/officeDocument/2006/bibliography" SelectedStyle="\IEEE2006OfficeOnline.xsl" StyleName="IEEE" Version="2006">
   <b:Source>
     <b:Tag>ЕВС24</b:Tag>
     <b:SourceType>ArticleInAPeriodical</b:SourceType>
@@ -5464,7 +7671,7 @@
 </file>
 
 <file path=customXml/itemProps1.xml><?xml version="1.0" encoding="utf-8"?>
-<ds:datastoreItem xmlns:ds="http://schemas.openxmlformats.org/officeDocument/2006/customXml" ds:itemID="{F6374036-48C9-4F7C-BB82-40754A4ACAEA}">
+<ds:datastoreItem xmlns:ds="http://schemas.openxmlformats.org/officeDocument/2006/customXml" ds:itemID="{F59CCA40-C1EC-4CCE-9BCC-F855508FCD9B}">
   <ds:schemaRefs>
     <ds:schemaRef ds:uri="http://schemas.openxmlformats.org/officeDocument/2006/bibliography"/>
   </ds:schemaRefs>

--- a/10б Неумойчева.docx
+++ b/10б Неумойчева.docx
@@ -1,6 +1,6 @@
 
 <file path=word/document.xml><?xml version="1.0" encoding="utf-8"?>
-<w:document xmlns:wpc="http://schemas.microsoft.com/office/word/2010/wordprocessingCanvas" xmlns:cx="http://schemas.microsoft.com/office/drawing/2014/chartex" xmlns:cx1="http://schemas.microsoft.com/office/drawing/2015/9/8/chartex" xmlns:cx2="http://schemas.microsoft.com/office/drawing/2015/10/21/chartex" xmlns:cx3="http://schemas.microsoft.com/office/drawing/2016/5/9/chartex" xmlns:cx4="http://schemas.microsoft.com/office/drawing/2016/5/10/chartex" xmlns:cx5="http://schemas.microsoft.com/office/drawing/2016/5/11/chartex" xmlns:cx6="http://schemas.microsoft.com/office/drawing/2016/5/12/chartex" xmlns:cx7="http://schemas.microsoft.com/office/drawing/2016/5/13/chartex" xmlns:cx8="http://schemas.microsoft.com/office/drawing/2016/5/14/chartex" xmlns:mc="http://schemas.openxmlformats.org/markup-compatibility/2006" xmlns:aink="http://schemas.microsoft.com/office/drawing/2016/ink" xmlns:am3d="http://schemas.microsoft.com/office/drawing/2017/model3d" xmlns:o="urn:schemas-microsoft-com:office:office" xmlns:oel="http://schemas.microsoft.com/office/2019/extlst" xmlns:r="http://schemas.openxmlformats.org/officeDocument/2006/relationships" xmlns:m="http://schemas.openxmlformats.org/officeDocument/2006/math" xmlns:v="urn:schemas-microsoft-com:vml" xmlns:wp14="http://schemas.microsoft.com/office/word/2010/wordprocessingDrawing" xmlns:wp="http://schemas.openxmlformats.org/drawingml/2006/wordprocessingDrawing" xmlns:w10="urn:schemas-microsoft-com:office:word" xmlns:w="http://schemas.openxmlformats.org/wordprocessingml/2006/main" xmlns:w14="http://schemas.microsoft.com/office/word/2010/wordml" xmlns:w15="http://schemas.microsoft.com/office/word/2012/wordml" xmlns:w16cex="http://schemas.microsoft.com/office/word/2018/wordml/cex" xmlns:w16cid="http://schemas.microsoft.com/office/word/2016/wordml/cid" xmlns:w16="http://schemas.microsoft.com/office/word/2018/wordml" xmlns:w16sdtdh="http://schemas.microsoft.com/office/word/2020/wordml/sdtdatahash" xmlns:w16se="http://schemas.microsoft.com/office/word/2015/wordml/symex" xmlns:wpg="http://schemas.microsoft.com/office/word/2010/wordprocessingGroup" xmlns:wpi="http://schemas.microsoft.com/office/word/2010/wordprocessingInk" xmlns:wne="http://schemas.microsoft.com/office/word/2006/wordml" xmlns:wps="http://schemas.microsoft.com/office/word/2010/wordprocessingShape" mc:Ignorable="w14 w15 w16se w16cid w16 w16cex w16sdtdh wp14">
+<w:document xmlns:ve="http://schemas.openxmlformats.org/markup-compatibility/2006" xmlns:o="urn:schemas-microsoft-com:office:office" xmlns:r="http://schemas.openxmlformats.org/officeDocument/2006/relationships" xmlns:m="http://schemas.openxmlformats.org/officeDocument/2006/math" xmlns:v="urn:schemas-microsoft-com:vml" xmlns:wp="http://schemas.openxmlformats.org/drawingml/2006/wordprocessingDrawing" xmlns:w10="urn:schemas-microsoft-com:office:word" xmlns:w="http://schemas.openxmlformats.org/wordprocessingml/2006/main" xmlns:wne="http://schemas.microsoft.com/office/word/2006/wordml">
   <w:body>
     <w:p>
       <w:pPr>
@@ -266,7 +266,7 @@
         <w:pStyle w:val="af1"/>
       </w:pPr>
       <w:r>
-        <w:t>2025</w:t>
+        <w:t>2026</w:t>
       </w:r>
       <w:r>
         <w:t>г.</w:t>
@@ -317,7 +317,6 @@
               <w:kern w:val="0"/>
               <w:sz w:val="22"/>
               <w:lang w:eastAsia="ru-RU"/>
-              <w14:ligatures w14:val="none"/>
             </w:rPr>
           </w:pPr>
           <w:r>
@@ -399,7 +398,6 @@
               <w:kern w:val="0"/>
               <w:sz w:val="22"/>
               <w:lang w:eastAsia="ru-RU"/>
-              <w14:ligatures w14:val="none"/>
             </w:rPr>
           </w:pPr>
           <w:hyperlink w:anchor="_Toc221121205" w:history="1">
@@ -472,7 +470,6 @@
               <w:kern w:val="0"/>
               <w:sz w:val="22"/>
               <w:lang w:eastAsia="ru-RU"/>
-              <w14:ligatures w14:val="none"/>
             </w:rPr>
           </w:pPr>
           <w:hyperlink w:anchor="_Toc221121206" w:history="1">
@@ -545,7 +542,6 @@
               <w:kern w:val="0"/>
               <w:sz w:val="22"/>
               <w:lang w:eastAsia="ru-RU"/>
-              <w14:ligatures w14:val="none"/>
             </w:rPr>
           </w:pPr>
           <w:hyperlink w:anchor="_Toc221121207" w:history="1">
@@ -618,7 +614,6 @@
               <w:kern w:val="0"/>
               <w:sz w:val="22"/>
               <w:lang w:eastAsia="ru-RU"/>
-              <w14:ligatures w14:val="none"/>
             </w:rPr>
           </w:pPr>
           <w:hyperlink w:anchor="_Toc221121208" w:history="1">
@@ -691,7 +686,6 @@
               <w:kern w:val="0"/>
               <w:sz w:val="22"/>
               <w:lang w:eastAsia="ru-RU"/>
-              <w14:ligatures w14:val="none"/>
             </w:rPr>
           </w:pPr>
           <w:hyperlink w:anchor="_Toc221121209" w:history="1">
@@ -764,7 +758,6 @@
               <w:kern w:val="0"/>
               <w:sz w:val="22"/>
               <w:lang w:eastAsia="ru-RU"/>
-              <w14:ligatures w14:val="none"/>
             </w:rPr>
           </w:pPr>
           <w:hyperlink w:anchor="_Toc221121210" w:history="1">
@@ -837,7 +830,6 @@
               <w:kern w:val="0"/>
               <w:sz w:val="22"/>
               <w:lang w:eastAsia="ru-RU"/>
-              <w14:ligatures w14:val="none"/>
             </w:rPr>
           </w:pPr>
           <w:hyperlink w:anchor="_Toc221121211" w:history="1">
@@ -910,7 +902,6 @@
               <w:kern w:val="0"/>
               <w:sz w:val="22"/>
               <w:lang w:eastAsia="ru-RU"/>
-              <w14:ligatures w14:val="none"/>
             </w:rPr>
           </w:pPr>
           <w:hyperlink w:anchor="_Toc221121212" w:history="1">
@@ -983,7 +974,6 @@
               <w:kern w:val="0"/>
               <w:sz w:val="22"/>
               <w:lang w:eastAsia="ru-RU"/>
-              <w14:ligatures w14:val="none"/>
             </w:rPr>
           </w:pPr>
           <w:hyperlink w:anchor="_Toc221121213" w:history="1">
@@ -1056,7 +1046,6 @@
               <w:kern w:val="0"/>
               <w:sz w:val="22"/>
               <w:lang w:eastAsia="ru-RU"/>
-              <w14:ligatures w14:val="none"/>
             </w:rPr>
           </w:pPr>
           <w:hyperlink w:anchor="_Toc221121214" w:history="1">
@@ -1129,7 +1118,6 @@
               <w:kern w:val="0"/>
               <w:sz w:val="22"/>
               <w:lang w:eastAsia="ru-RU"/>
-              <w14:ligatures w14:val="none"/>
             </w:rPr>
           </w:pPr>
           <w:hyperlink w:anchor="_Toc221121215" w:history="1">
@@ -1202,7 +1190,6 @@
               <w:kern w:val="0"/>
               <w:sz w:val="22"/>
               <w:lang w:eastAsia="ru-RU"/>
-              <w14:ligatures w14:val="none"/>
             </w:rPr>
           </w:pPr>
           <w:hyperlink w:anchor="_Toc221121216" w:history="1">
@@ -1486,7 +1473,7 @@
       </w:r>
       <w:r>
         <w:rPr>
-          <w:rStyle w:val="afe"/>
+          <w:rStyle w:val="afd"/>
           <w:b w:val="0"/>
           <w:bCs w:val="0"/>
         </w:rPr>
@@ -1512,7 +1499,7 @@
       </w:r>
       <w:r>
         <w:rPr>
-          <w:rStyle w:val="afe"/>
+          <w:rStyle w:val="afd"/>
           <w:b w:val="0"/>
           <w:bCs w:val="0"/>
         </w:rPr>
@@ -1578,7 +1565,6 @@
           <w:r>
             <w:rPr>
               <w:noProof/>
-              <w:lang w:val="en-US"/>
             </w:rPr>
             <w:t>[1]</w:t>
           </w:r>
@@ -1784,7 +1770,7 @@
       </w:r>
       <w:r>
         <w:rPr>
-          <w:rStyle w:val="afe"/>
+          <w:rStyle w:val="afd"/>
           <w:b w:val="0"/>
           <w:bCs w:val="0"/>
         </w:rPr>
@@ -1792,7 +1778,7 @@
       </w:r>
       <w:r>
         <w:rPr>
-          <w:rStyle w:val="afe"/>
+          <w:rStyle w:val="afd"/>
           <w:b w:val="0"/>
           <w:bCs w:val="0"/>
         </w:rPr>
@@ -1800,7 +1786,7 @@
       </w:r>
       <w:r>
         <w:rPr>
-          <w:rStyle w:val="afe"/>
+          <w:rStyle w:val="afd"/>
           <w:b w:val="0"/>
           <w:bCs w:val="0"/>
         </w:rPr>
@@ -1861,7 +1847,15 @@
       </w:r>
       <w:proofErr w:type="spellEnd"/>
       <w:r>
-        <w:t xml:space="preserve"> в атмосферу на региональном уровне, борясь с причиной изменения климата, а не с его следствиями.</w:t>
+        <w:t xml:space="preserve"> в атмосферу на региональном </w:t>
+      </w:r>
+      <w:proofErr w:type="gramStart"/>
+      <w:r>
+        <w:t>уровне</w:t>
+      </w:r>
+      <w:proofErr w:type="gramEnd"/>
+      <w:r>
+        <w:t>, борясь с причиной изменения климата, а не с его следствиями.</w:t>
       </w:r>
       <w:r>
         <w:t xml:space="preserve"> </w:t>
@@ -1902,7 +1896,6 @@
           <w:r>
             <w:rPr>
               <w:noProof/>
-              <w:lang w:val="en-US"/>
             </w:rPr>
             <w:t>[4]</w:t>
           </w:r>
@@ -2023,22 +2016,754 @@
       </w:sdt>
     </w:p>
     <w:p>
+      <w:r>
+        <w:t>Зарубежный опыт</w:t>
+      </w:r>
+    </w:p>
+    <w:p>
+      <w:r>
+        <w:t>На сегодняшний день те немногие дома с парками на крыше – доступны немногим из-за высокой цены. В Германии существует жилой комплекс в городе Дармштадт «Лесная спираль», в Сингапуре «</w:t>
+      </w:r>
+      <w:proofErr w:type="spellStart"/>
+      <w:r>
+        <w:t>Солярис</w:t>
+      </w:r>
+      <w:proofErr w:type="spellEnd"/>
+      <w:r>
+        <w:t>»</w:t>
+      </w:r>
+      <w:r>
+        <w:t>, а в Японии зелёный дом «</w:t>
+      </w:r>
+      <w:r>
+        <w:rPr>
+          <w:lang w:val="en-US"/>
+        </w:rPr>
+        <w:t>ACROS</w:t>
+      </w:r>
+      <w:r>
+        <w:t>».</w:t>
+      </w:r>
+    </w:p>
+    <w:p>
+      <w:pPr>
+        <w:pStyle w:val="1"/>
+      </w:pPr>
+      <w:bookmarkStart w:id="7" w:name="_Toc221121211"/>
+      <w:bookmarkStart w:id="8" w:name="_Hlk220872586"/>
+      <w:r>
+        <w:t>Практическая часть</w:t>
+      </w:r>
+      <w:bookmarkEnd w:id="7"/>
+    </w:p>
+    <w:p>
+      <w:pPr>
+        <w:rPr>
+          <w:rFonts w:ascii="Georgia" w:hAnsi="Georgia"/>
+          <w:color w:val="242F33"/>
+          <w:sz w:val="30"/>
+          <w:szCs w:val="30"/>
+          <w:shd w:val="clear" w:color="auto" w:fill="FFFFFF"/>
+        </w:rPr>
+      </w:pPr>
+      <w:r>
+        <w:t>В данной работе был про</w:t>
+      </w:r>
+      <w:r>
+        <w:t>ведён анализ растений</w:t>
+      </w:r>
+      <w:r>
+        <w:t xml:space="preserve">, которые соответствуют условиям моего проекта </w:t>
+      </w:r>
+      <w:r>
+        <w:t>“</w:t>
+      </w:r>
+      <w:r>
+        <w:t>Парк на крыше каждого многоэтажного здания</w:t>
+      </w:r>
+      <w:r>
+        <w:t>”</w:t>
+      </w:r>
+    </w:p>
+    <w:p>
+      <w:r>
+        <w:t xml:space="preserve">Растения должны </w:t>
+      </w:r>
+      <w:r>
+        <w:t>соответствовать</w:t>
+      </w:r>
+      <w:r>
+        <w:t xml:space="preserve"> следующим </w:t>
+      </w:r>
+      <w:r>
+        <w:t>требованиям</w:t>
+      </w:r>
+      <w:r>
+        <w:t>:</w:t>
+      </w:r>
+    </w:p>
+    <w:p>
+      <w:pPr>
+        <w:pStyle w:val="af0"/>
+        <w:numPr>
+          <w:ilvl w:val="0"/>
+          <w:numId w:val="19"/>
+        </w:numPr>
+      </w:pPr>
+      <w:r>
+        <w:t>к</w:t>
+      </w:r>
+      <w:r>
+        <w:t xml:space="preserve">орневая система поверхностная, </w:t>
+      </w:r>
+      <w:r>
+        <w:t xml:space="preserve">в связи с </w:t>
+      </w:r>
+      <w:r>
+        <w:t>глубин</w:t>
+      </w:r>
+      <w:r>
+        <w:t>ой</w:t>
+      </w:r>
+      <w:r>
+        <w:t xml:space="preserve"> почвы – 10-15 см.</w:t>
+      </w:r>
+    </w:p>
+    <w:p>
+      <w:pPr>
+        <w:pStyle w:val="af0"/>
+        <w:numPr>
+          <w:ilvl w:val="0"/>
+          <w:numId w:val="19"/>
+        </w:numPr>
+      </w:pPr>
+      <w:r>
+        <w:lastRenderedPageBreak/>
+        <w:t>р</w:t>
+      </w:r>
+      <w:r>
+        <w:t>азмер растений должен обеспечивать их прочное удержание на ветру</w:t>
+      </w:r>
+      <w:r>
+        <w:t xml:space="preserve"> для избежания аварийных ситуаций при их падении</w:t>
+      </w:r>
+      <w:r>
+        <w:t>.</w:t>
+      </w:r>
+    </w:p>
+    <w:p>
+      <w:pPr>
+        <w:pStyle w:val="af0"/>
+        <w:numPr>
+          <w:ilvl w:val="0"/>
+          <w:numId w:val="19"/>
+        </w:numPr>
+      </w:pPr>
+      <w:r>
+        <w:t>р</w:t>
+      </w:r>
+      <w:r>
+        <w:t>астения должны многолетними (для упрощения ухода), способными перезимовать в условиях Ц</w:t>
+      </w:r>
+      <w:r>
+        <w:t xml:space="preserve">ентрального </w:t>
+      </w:r>
+      <w:r>
+        <w:t>Ф</w:t>
+      </w:r>
+      <w:r>
+        <w:t xml:space="preserve">едерального </w:t>
+      </w:r>
+      <w:r>
+        <w:t>О</w:t>
+      </w:r>
+      <w:r>
+        <w:t>круга</w:t>
+      </w:r>
+    </w:p>
+    <w:p>
+      <w:r>
+        <w:t>Подходящими под эти критерии являются такие растения как:</w:t>
+      </w:r>
+    </w:p>
+    <w:p>
+      <w:pPr>
+        <w:numPr>
+          <w:ilvl w:val="0"/>
+          <w:numId w:val="20"/>
+        </w:numPr>
+      </w:pPr>
+      <w:r>
+        <w:t>Рябина</w:t>
+      </w:r>
+    </w:p>
+    <w:p>
+      <w:pPr>
+        <w:numPr>
+          <w:ilvl w:val="0"/>
+          <w:numId w:val="20"/>
+        </w:numPr>
+      </w:pPr>
+      <w:r>
+        <w:t>Арония черноплодная</w:t>
+      </w:r>
+    </w:p>
+    <w:p>
+      <w:pPr>
+        <w:numPr>
+          <w:ilvl w:val="0"/>
+          <w:numId w:val="20"/>
+        </w:numPr>
+      </w:pPr>
+      <w:r>
+        <w:t xml:space="preserve">Ива козья </w:t>
+      </w:r>
+    </w:p>
+    <w:p>
+      <w:pPr>
+        <w:numPr>
+          <w:ilvl w:val="0"/>
+          <w:numId w:val="20"/>
+        </w:numPr>
+      </w:pPr>
+      <w:r>
+        <w:t>Калина обыкновенная.</w:t>
+      </w:r>
+    </w:p>
+    <w:p>
+      <w:pPr>
+        <w:numPr>
+          <w:ilvl w:val="0"/>
+          <w:numId w:val="20"/>
+        </w:numPr>
+      </w:pPr>
+      <w:r>
+        <w:t>Яблоня ягодная</w:t>
+      </w:r>
+    </w:p>
+    <w:p>
+      <w:pPr>
+        <w:numPr>
+          <w:ilvl w:val="0"/>
+          <w:numId w:val="20"/>
+        </w:numPr>
+      </w:pPr>
+      <w:r>
+        <w:t>Кизил</w:t>
+      </w:r>
+    </w:p>
+    <w:p>
+      <w:pPr>
+        <w:numPr>
+          <w:ilvl w:val="0"/>
+          <w:numId w:val="20"/>
+        </w:numPr>
+      </w:pPr>
+      <w:r>
+        <w:t>Айва низкая</w:t>
+      </w:r>
+    </w:p>
+    <w:p>
+      <w:pPr>
+        <w:numPr>
+          <w:ilvl w:val="0"/>
+          <w:numId w:val="20"/>
+        </w:numPr>
+      </w:pPr>
+      <w:r>
+        <w:t>Тюльпанная магнолия</w:t>
+      </w:r>
+    </w:p>
+    <w:p>
+      <w:pPr>
+        <w:pStyle w:val="af0"/>
+        <w:numPr>
+          <w:ilvl w:val="0"/>
+          <w:numId w:val="20"/>
+        </w:numPr>
+      </w:pPr>
+      <w:r>
+        <w:t>Можно использовать горные виды</w:t>
+      </w:r>
+    </w:p>
+    <w:p>
+      <w:pPr>
+        <w:numPr>
+          <w:ilvl w:val="0"/>
+          <w:numId w:val="20"/>
+        </w:numPr>
+      </w:pPr>
+      <w:r>
+        <w:t>Кустарники (почвопокровные розы, можжевельники, верески и эрики</w:t>
+      </w:r>
+      <w:proofErr w:type="gramStart"/>
+      <w:r>
+        <w:t xml:space="preserve"> )</w:t>
+      </w:r>
+      <w:proofErr w:type="gramEnd"/>
+    </w:p>
+    <w:p>
+      <w:pPr>
+        <w:numPr>
+          <w:ilvl w:val="0"/>
+          <w:numId w:val="20"/>
+        </w:numPr>
+      </w:pPr>
+      <w:proofErr w:type="spellStart"/>
+      <w:r>
+        <w:rPr>
+          <w:lang w:val="en-US"/>
+        </w:rPr>
+        <w:t>Вьющиеся</w:t>
+      </w:r>
+      <w:proofErr w:type="spellEnd"/>
+      <w:r>
+        <w:rPr>
+          <w:lang w:val="en-US"/>
+        </w:rPr>
+        <w:t xml:space="preserve"> (к</w:t>
+      </w:r>
+      <w:proofErr w:type="spellStart"/>
+      <w:r>
+        <w:t>лематис</w:t>
+      </w:r>
+      <w:proofErr w:type="spellEnd"/>
+      <w:r>
+        <w:rPr>
+          <w:lang w:val="en-US"/>
+        </w:rPr>
+        <w:t>, в</w:t>
+      </w:r>
+      <w:proofErr w:type="spellStart"/>
+      <w:r>
+        <w:t>иноград</w:t>
+      </w:r>
+      <w:proofErr w:type="spellEnd"/>
+      <w:r>
+        <w:rPr>
+          <w:lang w:val="en-US"/>
+        </w:rPr>
+        <w:t>)</w:t>
+      </w:r>
+    </w:p>
+    <w:p>
+      <w:pPr>
+        <w:numPr>
+          <w:ilvl w:val="0"/>
+          <w:numId w:val="20"/>
+        </w:numPr>
+      </w:pPr>
+      <w:r>
+        <w:t>Цветы (тимьян ползучий, цветы, подходящие для альпийских горок)</w:t>
+      </w:r>
+    </w:p>
+    <w:p>
+      <w:pPr>
+        <w:numPr>
+          <w:ilvl w:val="0"/>
+          <w:numId w:val="20"/>
+        </w:numPr>
+      </w:pPr>
+      <w:r>
+        <w:t>Травы (очиток, мох и засухоустойчивые виды трав)</w:t>
+      </w:r>
+    </w:p>
+    <w:p>
+      <w:r>
+        <w:t>На макете представлены условно.</w:t>
+      </w:r>
+    </w:p>
+    <w:p>
       <w:pPr>
         <w:pStyle w:val="2"/>
       </w:pPr>
-      <w:bookmarkStart w:id="7" w:name="_Toc221121210"/>
+      <w:bookmarkStart w:id="9" w:name="_Toc221121212"/>
+      <w:r>
+        <w:t>Работа с макетом</w:t>
+      </w:r>
+      <w:bookmarkEnd w:id="9"/>
+    </w:p>
+    <w:p>
+      <w:r>
+        <w:t>Определение размера макета.</w:t>
+      </w:r>
+    </w:p>
+    <w:p>
+      <w:r>
+        <w:t>Создание эскиза, определение планировки.</w:t>
+      </w:r>
+    </w:p>
+    <w:p>
+      <w:r>
+        <w:t>Закупка необходимых материалов.</w:t>
+      </w:r>
+    </w:p>
+    <w:p>
+      <w:r>
+        <w:t>Сборка макета</w:t>
+      </w:r>
+      <w:r>
+        <w:t>:</w:t>
+      </w:r>
+    </w:p>
+    <w:p>
+      <w:pPr>
+        <w:pStyle w:val="af0"/>
+        <w:numPr>
+          <w:ilvl w:val="0"/>
+          <w:numId w:val="22"/>
+        </w:numPr>
+      </w:pPr>
+      <w:r>
+        <w:t>разметка основания в соответствии с эскизом</w:t>
+      </w:r>
+      <w:r>
+        <w:t xml:space="preserve"> (</w:t>
+      </w:r>
+      <w:proofErr w:type="gramStart"/>
+      <w:r>
+        <w:t>см</w:t>
+      </w:r>
+      <w:proofErr w:type="gramEnd"/>
+      <w:r>
+        <w:t xml:space="preserve">. </w:t>
+      </w:r>
+      <w:r>
+        <w:fldChar w:fldCharType="begin"/>
+      </w:r>
+      <w:r>
+        <w:instrText xml:space="preserve"> REF _Ref221313350 \h </w:instrText>
+      </w:r>
+      <w:r>
+        <w:fldChar w:fldCharType="separate"/>
+      </w:r>
+      <w:r>
+        <w:t xml:space="preserve">Приложение </w:t>
+      </w:r>
+      <w:r>
+        <w:rPr>
+          <w:noProof/>
+        </w:rPr>
+        <w:t>3</w:t>
+      </w:r>
+      <w:r>
+        <w:fldChar w:fldCharType="end"/>
+      </w:r>
+      <w:r>
+        <w:t>)</w:t>
+      </w:r>
+    </w:p>
+    <w:p>
+      <w:pPr>
+        <w:pStyle w:val="af0"/>
+        <w:numPr>
+          <w:ilvl w:val="0"/>
+          <w:numId w:val="22"/>
+        </w:numPr>
+      </w:pPr>
+      <w:r>
+        <w:t>создание цветной клеевой основы</w:t>
+      </w:r>
+    </w:p>
+    <w:p>
+      <w:pPr>
+        <w:ind w:left="1429" w:firstLine="0"/>
+      </w:pPr>
+      <w:r>
+        <w:t xml:space="preserve">а. </w:t>
+      </w:r>
+      <w:r>
+        <w:t>гуашь зеленого цвета</w:t>
+      </w:r>
+    </w:p>
+    <w:p>
+      <w:pPr>
+        <w:ind w:left="1429" w:firstLine="0"/>
+      </w:pPr>
+      <w:proofErr w:type="gramStart"/>
+      <w:r>
+        <w:t>б</w:t>
+      </w:r>
+      <w:proofErr w:type="gramEnd"/>
+      <w:r>
+        <w:t xml:space="preserve">. </w:t>
+      </w:r>
+      <w:r>
+        <w:t>клей ПВА</w:t>
+      </w:r>
+    </w:p>
+    <w:p>
+      <w:pPr>
+        <w:ind w:left="1429" w:firstLine="0"/>
+      </w:pPr>
+      <w:proofErr w:type="gramStart"/>
+      <w:r>
+        <w:t>в</w:t>
+      </w:r>
+      <w:proofErr w:type="gramEnd"/>
+      <w:r>
+        <w:t xml:space="preserve">. </w:t>
+      </w:r>
+      <w:r>
+        <w:t>горячая вода</w:t>
+      </w:r>
+    </w:p>
+    <w:p>
+      <w:pPr>
+        <w:pStyle w:val="af0"/>
+        <w:numPr>
+          <w:ilvl w:val="0"/>
+          <w:numId w:val="22"/>
+        </w:numPr>
+      </w:pPr>
+      <w:r>
+        <w:lastRenderedPageBreak/>
+        <w:t>н</w:t>
+      </w:r>
+      <w:r>
+        <w:t>анесение газона на макет</w:t>
+      </w:r>
+      <w:proofErr w:type="gramStart"/>
+      <w:r>
+        <w:t>.</w:t>
+      </w:r>
+      <w:proofErr w:type="gramEnd"/>
+      <w:r>
+        <w:t xml:space="preserve"> (</w:t>
+      </w:r>
+      <w:proofErr w:type="gramStart"/>
+      <w:r>
+        <w:t>с</w:t>
+      </w:r>
+      <w:proofErr w:type="gramEnd"/>
+      <w:r>
+        <w:t xml:space="preserve">м. </w:t>
+      </w:r>
+      <w:r>
+        <w:fldChar w:fldCharType="begin"/>
+      </w:r>
+      <w:r>
+        <w:instrText xml:space="preserve"> REF _Ref221313362 \h </w:instrText>
+      </w:r>
+      <w:r>
+        <w:fldChar w:fldCharType="separate"/>
+      </w:r>
+      <w:r>
+        <w:t xml:space="preserve">Приложение </w:t>
+      </w:r>
+      <w:r>
+        <w:rPr>
+          <w:noProof/>
+        </w:rPr>
+        <w:t>4</w:t>
+      </w:r>
+      <w:r>
+        <w:fldChar w:fldCharType="end"/>
+      </w:r>
+      <w:r>
+        <w:t>)</w:t>
+      </w:r>
+    </w:p>
+    <w:p>
+      <w:pPr>
+        <w:pStyle w:val="af0"/>
+        <w:numPr>
+          <w:ilvl w:val="0"/>
+          <w:numId w:val="22"/>
+        </w:numPr>
+      </w:pPr>
+      <w:r>
+        <w:t>создание технологических отверстий в местах размещения деревьев</w:t>
+      </w:r>
+    </w:p>
+    <w:p>
+      <w:pPr>
+        <w:pStyle w:val="af0"/>
+        <w:numPr>
+          <w:ilvl w:val="0"/>
+          <w:numId w:val="22"/>
+        </w:numPr>
+      </w:pPr>
+      <w:r>
+        <w:t xml:space="preserve">вклейка </w:t>
+      </w:r>
+      <w:r>
+        <w:t>пластиковых деталей (деревья, лавки)</w:t>
+      </w:r>
+      <w:r>
+        <w:t xml:space="preserve"> (</w:t>
+      </w:r>
+      <w:proofErr w:type="gramStart"/>
+      <w:r>
+        <w:t>см</w:t>
+      </w:r>
+      <w:proofErr w:type="gramEnd"/>
+      <w:r>
+        <w:t xml:space="preserve">. </w:t>
+      </w:r>
+      <w:r>
+        <w:fldChar w:fldCharType="begin"/>
+      </w:r>
+      <w:r>
+        <w:instrText xml:space="preserve"> REF _Ref221313376 \h </w:instrText>
+      </w:r>
+      <w:r>
+        <w:fldChar w:fldCharType="separate"/>
+      </w:r>
+      <w:r>
+        <w:t xml:space="preserve">Приложение </w:t>
+      </w:r>
+      <w:r>
+        <w:rPr>
+          <w:noProof/>
+        </w:rPr>
+        <w:t>5</w:t>
+      </w:r>
+      <w:r>
+        <w:fldChar w:fldCharType="end"/>
+      </w:r>
+      <w:r>
+        <w:t>)</w:t>
+      </w:r>
+    </w:p>
+    <w:p>
+      <w:pPr>
+        <w:pStyle w:val="af0"/>
+        <w:numPr>
+          <w:ilvl w:val="0"/>
+          <w:numId w:val="22"/>
+        </w:numPr>
+      </w:pPr>
+      <w:r>
+        <w:t>создание крытого сооружения для выхода на крышу</w:t>
+      </w:r>
+      <w:r>
+        <w:t xml:space="preserve"> (см. приложение </w:t>
+      </w:r>
+      <w:r>
+        <w:t>Х</w:t>
+      </w:r>
+      <w:r>
+        <w:t>)</w:t>
+      </w:r>
+    </w:p>
+    <w:p>
+      <w:pPr>
+        <w:pStyle w:val="af0"/>
+        <w:numPr>
+          <w:ilvl w:val="0"/>
+          <w:numId w:val="22"/>
+        </w:numPr>
+      </w:pPr>
+      <w:r>
+        <w:t>установка сооружения на макет</w:t>
+      </w:r>
+    </w:p>
+    <w:p>
+      <w:pPr>
+        <w:pStyle w:val="af0"/>
+        <w:numPr>
+          <w:ilvl w:val="0"/>
+          <w:numId w:val="22"/>
+        </w:numPr>
+      </w:pPr>
+      <w:r>
+        <w:t xml:space="preserve">итоговый вид макета (см приложение </w:t>
+      </w:r>
+      <w:r>
+        <w:t>Х</w:t>
+      </w:r>
+      <w:r>
+        <w:t>)</w:t>
+      </w:r>
+    </w:p>
+    <w:p>
+      <w:pPr>
+        <w:pStyle w:val="2"/>
+      </w:pPr>
       <w:r>
         <w:t>Расчет возможного вклада площади крыш в озеленение района</w:t>
       </w:r>
-      <w:bookmarkEnd w:id="7"/>
-    </w:p>
-    <w:p>
-      <w:r>
-        <w:t>Расчет проводился на примере ЖК «Жулебино парк» (Люберцы, ул. Летчика Ларюшина).</w:t>
-      </w:r>
-      <w:r>
-        <w:t xml:space="preserve"> (см</w:t>
-      </w:r>
+    </w:p>
+    <w:p>
+      <w:r>
+        <w:t>Расчет проводился на примере ЖК «</w:t>
+      </w:r>
+      <w:proofErr w:type="spellStart"/>
+      <w:r>
+        <w:t>Жулебино</w:t>
+      </w:r>
+      <w:proofErr w:type="spellEnd"/>
+      <w:r>
+        <w:t xml:space="preserve"> парк» (Люберцы, ул. Летчика </w:t>
+      </w:r>
+      <w:proofErr w:type="spellStart"/>
+      <w:r>
+        <w:t>Ларюшина</w:t>
+      </w:r>
+      <w:proofErr w:type="spellEnd"/>
+      <w:r>
+        <w:t>)</w:t>
+      </w:r>
+      <w:proofErr w:type="gramStart"/>
+      <w:r>
+        <w:t>.</w:t>
+      </w:r>
+      <w:proofErr w:type="gramEnd"/>
+      <w:r>
+        <w:t xml:space="preserve"> (</w:t>
+      </w:r>
+      <w:proofErr w:type="gramStart"/>
+      <w:r>
+        <w:t>с</w:t>
+      </w:r>
+      <w:proofErr w:type="gramEnd"/>
+      <w:r>
+        <w:t xml:space="preserve">м </w:t>
+      </w:r>
+      <w:r>
+        <w:fldChar w:fldCharType="begin"/>
+      </w:r>
+      <w:r>
+        <w:instrText xml:space="preserve"> REF _Ref221313270 \h </w:instrText>
+      </w:r>
+      <w:r>
+        <w:fldChar w:fldCharType="separate"/>
+      </w:r>
+      <w:r>
+        <w:t xml:space="preserve">Приложение </w:t>
+      </w:r>
+      <w:r>
+        <w:rPr>
+          <w:noProof/>
+        </w:rPr>
+        <w:t>1</w:t>
+      </w:r>
+      <w:r>
+        <w:fldChar w:fldCharType="end"/>
+      </w:r>
+      <w:r>
+        <w:fldChar w:fldCharType="begin"/>
+      </w:r>
+      <w:r>
+        <w:instrText xml:space="preserve"> REF _Ref221313270 \h </w:instrText>
+      </w:r>
+      <w:r>
+        <w:fldChar w:fldCharType="end"/>
+      </w:r>
+      <w:r>
+        <w:t>)</w:t>
+      </w:r>
+    </w:p>
+    <w:p>
+      <w:r>
+        <w:t>На основании карты были выделены цветом зоны (</w:t>
+      </w:r>
+      <w:proofErr w:type="gramStart"/>
+      <w:r>
+        <w:t>см</w:t>
+      </w:r>
+      <w:proofErr w:type="gramEnd"/>
       <w:r>
         <w:t xml:space="preserve"> </w:t>
       </w:r>
@@ -2046,7 +2771,7 @@
         <w:fldChar w:fldCharType="begin"/>
       </w:r>
       <w:r>
-        <w:instrText xml:space="preserve"> REF _Ref221313270 \h </w:instrText>
+        <w:instrText xml:space="preserve"> REF _Ref221313317 \h </w:instrText>
       </w:r>
       <w:r>
         <w:fldChar w:fldCharType="separate"/>
@@ -2058,60 +2783,13 @@
         <w:rPr>
           <w:noProof/>
         </w:rPr>
-        <w:t>1</w:t>
+        <w:t>2</w:t>
       </w:r>
       <w:r>
         <w:fldChar w:fldCharType="end"/>
       </w:r>
       <w:r>
-        <w:fldChar w:fldCharType="begin"/>
-      </w:r>
-      <w:r>
-        <w:instrText xml:space="preserve"> REF _Ref221313270 \h </w:instrText>
-      </w:r>
-      <w:r>
-        <w:fldChar w:fldCharType="separate"/>
-      </w:r>
-      <w:r>
-        <w:fldChar w:fldCharType="end"/>
-      </w:r>
-      <w:r>
-        <w:t>)</w:t>
-      </w:r>
-    </w:p>
-    <w:p>
-      <w:r>
-        <w:t>На основании карты были выделены цветом зоны</w:t>
-      </w:r>
-      <w:r>
-        <w:t xml:space="preserve"> (см </w:t>
-      </w:r>
-      <w:r>
-        <w:fldChar w:fldCharType="begin"/>
-      </w:r>
-      <w:r>
-        <w:instrText xml:space="preserve"> REF _Ref221313317 \h </w:instrText>
-      </w:r>
-      <w:r>
-        <w:fldChar w:fldCharType="separate"/>
-      </w:r>
-      <w:r>
-        <w:t xml:space="preserve">Приложение </w:t>
-      </w:r>
-      <w:r>
-        <w:rPr>
-          <w:noProof/>
-        </w:rPr>
-        <w:t>2</w:t>
-      </w:r>
-      <w:r>
-        <w:fldChar w:fldCharType="end"/>
-      </w:r>
-      <w:r>
-        <w:t>)</w:t>
-      </w:r>
-      <w:r>
-        <w:t>:</w:t>
+        <w:t>):</w:t>
       </w:r>
     </w:p>
     <w:p>
@@ -2155,7 +2833,15 @@
     </w:p>
     <w:p>
       <w:r>
-        <w:t>(синим отмечена зона, не относящаяся к ЖК)</w:t>
+        <w:t>(</w:t>
+      </w:r>
+      <w:proofErr w:type="gramStart"/>
+      <w:r>
+        <w:t>синим</w:t>
+      </w:r>
+      <w:proofErr w:type="gramEnd"/>
+      <w:r>
+        <w:t xml:space="preserve"> отмечена зона, не относящаяся к ЖК)</w:t>
       </w:r>
     </w:p>
     <w:p>
@@ -2165,627 +2851,241 @@
     </w:p>
     <w:p>
       <w:pPr>
+        <w:pStyle w:val="2"/>
+      </w:pPr>
+      <w:bookmarkStart w:id="10" w:name="_Toc221121213"/>
+      <w:r>
+        <w:t xml:space="preserve">Обращение </w:t>
+      </w:r>
+      <w:proofErr w:type="gramStart"/>
+      <w:r>
+        <w:t>в электронную приемную</w:t>
+      </w:r>
+      <w:r>
+        <w:t xml:space="preserve"> мэру Москвы с целью привлечения внимания к инициативе</w:t>
+      </w:r>
+      <w:bookmarkEnd w:id="10"/>
+      <w:r>
+        <w:t xml:space="preserve"> по улучшению экологической обстановки в г</w:t>
+      </w:r>
+      <w:proofErr w:type="gramEnd"/>
+      <w:r>
+        <w:t>. Москва.</w:t>
+      </w:r>
+    </w:p>
+    <w:p>
+      <w:r>
+        <w:t>Главе города Москвы</w:t>
+      </w:r>
+    </w:p>
+    <w:p>
+      <w:r>
+        <w:t xml:space="preserve">С.С. </w:t>
+      </w:r>
+      <w:proofErr w:type="spellStart"/>
+      <w:r>
+        <w:t>Собянину</w:t>
+      </w:r>
+      <w:proofErr w:type="spellEnd"/>
+    </w:p>
+    <w:p>
+      <w:r>
+        <w:t>Уважаемый Сергей Семёнович</w:t>
+      </w:r>
+    </w:p>
+    <w:p>
+      <w:r>
+        <w:t xml:space="preserve">Обращаюсь к вам с инициативой, направленной на повышение качества городской среды и реализацию экологической стратегии Москвы. Речь идёт о развитии и поддержке создания парков на крышах многоэтажных жилых зданий. </w:t>
+      </w:r>
+    </w:p>
+    <w:p>
+      <w:r>
+        <w:t>Интенсивная застройка приводит к эффекту «теплового острова». Это усугубляет загрязнение возду</w:t>
+      </w:r>
+      <w:r>
+        <w:t xml:space="preserve">ха и дискомфорт городской среды. А дефицит </w:t>
+      </w:r>
+      <w:r>
+        <w:lastRenderedPageBreak/>
+        <w:t xml:space="preserve">зеленых зон из-за плотной застройки приводит к ухудшению микроклимата, повышенной запыленности и шумовому загрязнению, что негативно влияет на здоровье и комфорт жителей. </w:t>
+      </w:r>
+      <w:r>
+        <w:t>Высокий темп жизни горожанина сильно усложняет возможность посещения парка, находящегося более</w:t>
+      </w:r>
+      <w:proofErr w:type="gramStart"/>
+      <w:r>
+        <w:t>,</w:t>
+      </w:r>
+      <w:proofErr w:type="gramEnd"/>
+      <w:r>
+        <w:t xml:space="preserve"> чем в получасе от дома.</w:t>
+      </w:r>
+    </w:p>
+    <w:p>
+      <w:r>
+        <w:t>Создание парков на крышах является способом уменьшить влияние этих проблем. Растительность поглощает пыль и вредные газы, естественным образом охлаждает воздух и снижает нагрузку на ливневую канализацию. Таким образом, парки могут создать устойчивую, здоровую экосистему.</w:t>
+      </w:r>
+    </w:p>
+    <w:p>
+      <w:r>
+        <w:t xml:space="preserve">Я предлагаю обязать застройщиков разбивать на </w:t>
+      </w:r>
+      <w:proofErr w:type="gramStart"/>
+      <w:r>
+        <w:t>крышах</w:t>
+      </w:r>
+      <w:proofErr w:type="gramEnd"/>
+      <w:r>
+        <w:t xml:space="preserve"> </w:t>
+      </w:r>
+      <w:r>
+        <w:t xml:space="preserve"> зелёные зоны, также я понимаю, что это приведёт к удорожанию стоимости одного квадратного метра жилья, поэтому прошу вас рассмотреть возможность субсидирования </w:t>
+      </w:r>
+      <w:r>
+        <w:t>со стороны правительства Москвы для этих нужд.</w:t>
+      </w:r>
+    </w:p>
+    <w:bookmarkEnd w:id="8"/>
+    <w:p>
+      <w:r>
+        <w:t xml:space="preserve">Уверена, что развитие вертикального озеленения крыш жилых многоэтажных домов станет </w:t>
+      </w:r>
+      <w:proofErr w:type="gramStart"/>
+      <w:r>
+        <w:t>логичным продолжением</w:t>
+      </w:r>
+      <w:proofErr w:type="gramEnd"/>
+      <w:r>
+        <w:t xml:space="preserve"> работы по преобразованию Москвы в современный, комфортный и экологически чистый город, бережно относящийся к своим жителям.</w:t>
+      </w:r>
+    </w:p>
+    <w:p>
+      <w:proofErr w:type="gramStart"/>
+      <w:r>
+        <w:t>Готова</w:t>
+      </w:r>
+      <w:proofErr w:type="gramEnd"/>
+      <w:r>
+        <w:t xml:space="preserve"> предоставить более детальную информацию  и </w:t>
+      </w:r>
+      <w:proofErr w:type="spellStart"/>
+      <w:r>
+        <w:t>учавствовать</w:t>
+      </w:r>
+      <w:proofErr w:type="spellEnd"/>
+      <w:r>
+        <w:t xml:space="preserve"> в обсуждении данной инициативы.</w:t>
+      </w:r>
+    </w:p>
+    <w:p>
+      <w:r>
+        <w:t>С уважением,</w:t>
+      </w:r>
+    </w:p>
+    <w:p>
+      <w:proofErr w:type="spellStart"/>
+      <w:r>
+        <w:t>Неумойчева</w:t>
+      </w:r>
+      <w:proofErr w:type="spellEnd"/>
+      <w:r>
+        <w:t xml:space="preserve"> Алина Дмитриевна </w:t>
+      </w:r>
+    </w:p>
+    <w:p>
+      <w:r>
+        <w:t>Адрес почты для обратной связи</w:t>
+      </w:r>
+      <w:r>
+        <w:t xml:space="preserve">: </w:t>
+      </w:r>
+      <w:proofErr w:type="spellStart"/>
+      <w:r>
+        <w:rPr>
+          <w:lang w:val="en-US"/>
+        </w:rPr>
+        <w:t>akulinadn</w:t>
+      </w:r>
+      <w:proofErr w:type="spellEnd"/>
+      <w:r>
+        <w:t>@</w:t>
+      </w:r>
+      <w:r>
+        <w:rPr>
+          <w:lang w:val="en-US"/>
+        </w:rPr>
+        <w:t>mail</w:t>
+      </w:r>
+      <w:r>
+        <w:t>.</w:t>
+      </w:r>
+      <w:proofErr w:type="spellStart"/>
+      <w:r>
+        <w:rPr>
+          <w:lang w:val="en-US"/>
+        </w:rPr>
+        <w:t>ru</w:t>
+      </w:r>
+      <w:proofErr w:type="spellEnd"/>
+    </w:p>
+    <w:p>
+      <w:pPr>
         <w:pStyle w:val="1"/>
-      </w:pPr>
-      <w:bookmarkStart w:id="8" w:name="_Toc221121211"/>
-      <w:bookmarkStart w:id="9" w:name="_Hlk220872586"/>
-      <w:r>
-        <w:lastRenderedPageBreak/>
-        <w:t>Практическая часть</w:t>
-      </w:r>
-      <w:bookmarkEnd w:id="8"/>
-    </w:p>
-    <w:p>
-      <w:r>
-        <w:t>В данной работе был про</w:t>
-      </w:r>
-      <w:r>
-        <w:t>ведён анализ растений</w:t>
-      </w:r>
-      <w:r>
-        <w:t xml:space="preserve">, которые соответствуют условиям моего проекта </w:t>
-      </w:r>
-      <w:r>
-        <w:t>“</w:t>
-      </w:r>
-      <w:r>
-        <w:t>Парк на крыше каждого многоэтажного здания</w:t>
-      </w:r>
-      <w:r>
-        <w:t>”</w:t>
-      </w:r>
-    </w:p>
-    <w:p>
-      <w:r>
-        <w:t xml:space="preserve">Растения должны </w:t>
-      </w:r>
-      <w:r>
-        <w:t>соответствовать</w:t>
-      </w:r>
-      <w:r>
-        <w:t xml:space="preserve"> следующим </w:t>
-      </w:r>
-      <w:r>
-        <w:t>требованиям</w:t>
-      </w:r>
-      <w:r>
-        <w:t>:</w:t>
-      </w:r>
-    </w:p>
-    <w:p>
-      <w:pPr>
-        <w:pStyle w:val="af0"/>
-        <w:numPr>
-          <w:ilvl w:val="0"/>
-          <w:numId w:val="19"/>
-        </w:numPr>
-      </w:pPr>
-      <w:r>
-        <w:t>к</w:t>
-      </w:r>
-      <w:r>
-        <w:t xml:space="preserve">орневая система поверхностная, </w:t>
-      </w:r>
-      <w:r>
-        <w:t xml:space="preserve">в связи с </w:t>
-      </w:r>
-      <w:r>
-        <w:t>глубин</w:t>
-      </w:r>
-      <w:r>
-        <w:t>ой</w:t>
-      </w:r>
-      <w:r>
-        <w:t xml:space="preserve"> почвы – 10-15 см.</w:t>
-      </w:r>
-    </w:p>
-    <w:p>
-      <w:pPr>
-        <w:pStyle w:val="af0"/>
-        <w:numPr>
-          <w:ilvl w:val="0"/>
-          <w:numId w:val="19"/>
-        </w:numPr>
-      </w:pPr>
-      <w:r>
-        <w:t>р</w:t>
-      </w:r>
-      <w:r>
-        <w:t>азмер растений должен обеспечивать их прочное удержание на ветру</w:t>
-      </w:r>
-      <w:r>
-        <w:t xml:space="preserve"> для избежания аварийных ситуаций при их падении</w:t>
-      </w:r>
-      <w:r>
-        <w:t>.</w:t>
-      </w:r>
-    </w:p>
-    <w:p>
-      <w:pPr>
-        <w:pStyle w:val="af0"/>
-        <w:numPr>
-          <w:ilvl w:val="0"/>
-          <w:numId w:val="19"/>
-        </w:numPr>
-      </w:pPr>
-      <w:r>
-        <w:t>р</w:t>
-      </w:r>
-      <w:r>
-        <w:t>астения должны многолетними (для упрощения ухода), способными перезимовать в условиях Ц</w:t>
-      </w:r>
-      <w:r>
-        <w:t xml:space="preserve">ентрального </w:t>
-      </w:r>
-      <w:r>
-        <w:t>Ф</w:t>
-      </w:r>
-      <w:r>
-        <w:t xml:space="preserve">едерального </w:t>
-      </w:r>
-      <w:r>
-        <w:t>О</w:t>
-      </w:r>
-      <w:r>
-        <w:t>круга</w:t>
-      </w:r>
-    </w:p>
-    <w:p>
-      <w:r>
-        <w:t>Подходящими под эти критерии являются такие растения как:</w:t>
-      </w:r>
-    </w:p>
-    <w:p>
-      <w:pPr>
-        <w:numPr>
-          <w:ilvl w:val="0"/>
-          <w:numId w:val="20"/>
-        </w:numPr>
-      </w:pPr>
-      <w:r>
-        <w:t>Рябина</w:t>
-      </w:r>
-    </w:p>
-    <w:p>
-      <w:pPr>
-        <w:numPr>
-          <w:ilvl w:val="0"/>
-          <w:numId w:val="20"/>
-        </w:numPr>
-      </w:pPr>
-      <w:r>
-        <w:t>Арония черноплодная</w:t>
-      </w:r>
-    </w:p>
-    <w:p>
-      <w:pPr>
-        <w:numPr>
-          <w:ilvl w:val="0"/>
-          <w:numId w:val="20"/>
-        </w:numPr>
-      </w:pPr>
-      <w:r>
-        <w:t xml:space="preserve">Ива козья </w:t>
-      </w:r>
-    </w:p>
-    <w:p>
-      <w:pPr>
-        <w:numPr>
-          <w:ilvl w:val="0"/>
-          <w:numId w:val="20"/>
-        </w:numPr>
-      </w:pPr>
-      <w:r>
-        <w:t>Калина обыкновенная.</w:t>
-      </w:r>
-    </w:p>
-    <w:p>
-      <w:pPr>
-        <w:numPr>
-          <w:ilvl w:val="0"/>
-          <w:numId w:val="20"/>
-        </w:numPr>
-      </w:pPr>
-      <w:r>
-        <w:t>Яблоня ягодная</w:t>
-      </w:r>
-    </w:p>
-    <w:p>
-      <w:pPr>
-        <w:numPr>
-          <w:ilvl w:val="0"/>
-          <w:numId w:val="20"/>
-        </w:numPr>
-      </w:pPr>
-      <w:r>
-        <w:t>Кизил</w:t>
-      </w:r>
-    </w:p>
-    <w:p>
-      <w:pPr>
-        <w:numPr>
-          <w:ilvl w:val="0"/>
-          <w:numId w:val="20"/>
-        </w:numPr>
-      </w:pPr>
-      <w:r>
-        <w:t>Айва низкая</w:t>
-      </w:r>
-    </w:p>
-    <w:p>
-      <w:pPr>
-        <w:numPr>
-          <w:ilvl w:val="0"/>
-          <w:numId w:val="20"/>
-        </w:numPr>
-      </w:pPr>
-      <w:r>
-        <w:t>Тюльпанная магнолия</w:t>
-      </w:r>
-    </w:p>
-    <w:p>
-      <w:pPr>
-        <w:pStyle w:val="af0"/>
-        <w:numPr>
-          <w:ilvl w:val="0"/>
-          <w:numId w:val="20"/>
-        </w:numPr>
-      </w:pPr>
-      <w:r>
-        <w:t>Можно использовать горные виды</w:t>
-      </w:r>
-    </w:p>
-    <w:p>
-      <w:pPr>
-        <w:numPr>
-          <w:ilvl w:val="0"/>
-          <w:numId w:val="20"/>
-        </w:numPr>
-      </w:pPr>
-      <w:r>
-        <w:t xml:space="preserve">Кустарники (почвопокровные розы, можжевельники, верески и </w:t>
-      </w:r>
+        <w:rPr>
+          <w:lang w:val="en-US"/>
+        </w:rPr>
+      </w:pPr>
+      <w:bookmarkStart w:id="11" w:name="_Toc221121214"/>
+    </w:p>
+    <w:p>
+      <w:pPr>
+        <w:pStyle w:val="1"/>
+        <w:rPr>
+          <w:lang w:val="en-US"/>
+        </w:rPr>
+      </w:pPr>
+    </w:p>
+    <w:p>
+      <w:pPr>
+        <w:pStyle w:val="1"/>
+        <w:rPr>
+          <w:lang w:val="en-US"/>
+        </w:rPr>
+      </w:pPr>
+    </w:p>
+    <w:p>
+      <w:pPr>
+        <w:pStyle w:val="1"/>
+        <w:rPr>
+          <w:lang w:val="en-US"/>
+        </w:rPr>
+      </w:pPr>
+    </w:p>
+    <w:p>
+      <w:pPr>
+        <w:pStyle w:val="1"/>
+      </w:pPr>
+      <w:r>
+        <w:t xml:space="preserve">Литература и </w:t>
+      </w:r>
+      <w:proofErr w:type="spellStart"/>
       <w:proofErr w:type="gramStart"/>
       <w:r>
-        <w:t>эрики )</w:t>
-      </w:r>
+        <w:t>интернет-источники</w:t>
+      </w:r>
+      <w:bookmarkEnd w:id="11"/>
+      <w:proofErr w:type="spellEnd"/>
       <w:proofErr w:type="gramEnd"/>
     </w:p>
     <w:p>
       <w:pPr>
-        <w:numPr>
-          <w:ilvl w:val="0"/>
-          <w:numId w:val="20"/>
-        </w:numPr>
-      </w:pPr>
-      <w:proofErr w:type="spellStart"/>
-      <w:r>
-        <w:rPr>
-          <w:lang w:val="en-US"/>
-        </w:rPr>
-        <w:t>Вьющиеся</w:t>
-      </w:r>
-      <w:proofErr w:type="spellEnd"/>
-      <w:r>
-        <w:rPr>
-          <w:lang w:val="en-US"/>
-        </w:rPr>
-        <w:t xml:space="preserve"> (к</w:t>
-      </w:r>
-      <w:proofErr w:type="spellStart"/>
-      <w:r>
-        <w:t>лематис</w:t>
-      </w:r>
-      <w:proofErr w:type="spellEnd"/>
-      <w:r>
-        <w:rPr>
-          <w:lang w:val="en-US"/>
-        </w:rPr>
-        <w:t>, в</w:t>
-      </w:r>
-      <w:proofErr w:type="spellStart"/>
-      <w:r>
-        <w:t>иноград</w:t>
-      </w:r>
-      <w:proofErr w:type="spellEnd"/>
-      <w:r>
-        <w:rPr>
-          <w:lang w:val="en-US"/>
-        </w:rPr>
-        <w:t>)</w:t>
-      </w:r>
-    </w:p>
-    <w:p>
-      <w:pPr>
-        <w:numPr>
-          <w:ilvl w:val="0"/>
-          <w:numId w:val="20"/>
-        </w:numPr>
-      </w:pPr>
-      <w:r>
-        <w:t>Цветы (тимьян ползучий, цветы, подходящие для альпийских горок)</w:t>
-      </w:r>
-    </w:p>
-    <w:p>
-      <w:pPr>
-        <w:numPr>
-          <w:ilvl w:val="0"/>
-          <w:numId w:val="20"/>
-        </w:numPr>
-      </w:pPr>
-      <w:r>
-        <w:t>Травы (очиток, мох и засухоустойчивые виды трав)</w:t>
-      </w:r>
-    </w:p>
-    <w:p>
-      <w:r>
-        <w:t>На макете представлены условно.</w:t>
-      </w:r>
-    </w:p>
-    <w:p>
-      <w:pPr>
         <w:pStyle w:val="2"/>
       </w:pPr>
-      <w:bookmarkStart w:id="10" w:name="_Toc221121212"/>
-      <w:r>
-        <w:t>Работа с макетом</w:t>
-      </w:r>
-      <w:bookmarkEnd w:id="10"/>
-    </w:p>
-    <w:p>
-      <w:r>
-        <w:t>Определение размера макета.</w:t>
-      </w:r>
-    </w:p>
-    <w:p>
-      <w:r>
-        <w:t>Создание эскиза, определение планировки.</w:t>
-      </w:r>
-    </w:p>
-    <w:p>
-      <w:r>
-        <w:t>Закупка необходимых материалов.</w:t>
-      </w:r>
-    </w:p>
-    <w:p>
-      <w:r>
-        <w:lastRenderedPageBreak/>
-        <w:t>Сборка макета</w:t>
-      </w:r>
-      <w:r>
-        <w:t>:</w:t>
-      </w:r>
-    </w:p>
-    <w:p>
-      <w:pPr>
-        <w:pStyle w:val="af0"/>
-        <w:numPr>
-          <w:ilvl w:val="0"/>
-          <w:numId w:val="22"/>
-        </w:numPr>
-      </w:pPr>
-      <w:r>
-        <w:t>разметка основания в соответствии с эскизом</w:t>
-      </w:r>
-      <w:r>
-        <w:t xml:space="preserve"> (см. </w:t>
-      </w:r>
-      <w:r>
-        <w:fldChar w:fldCharType="begin"/>
-      </w:r>
-      <w:r>
-        <w:instrText xml:space="preserve"> REF _Ref221313350 \h </w:instrText>
-      </w:r>
-      <w:r>
-        <w:fldChar w:fldCharType="separate"/>
-      </w:r>
-      <w:r>
-        <w:t xml:space="preserve">Приложение </w:t>
-      </w:r>
-      <w:r>
-        <w:rPr>
-          <w:noProof/>
-        </w:rPr>
-        <w:t>3</w:t>
-      </w:r>
-      <w:r>
-        <w:fldChar w:fldCharType="end"/>
-      </w:r>
-      <w:r>
-        <w:t>)</w:t>
-      </w:r>
-    </w:p>
-    <w:p>
-      <w:pPr>
-        <w:pStyle w:val="af0"/>
-        <w:numPr>
-          <w:ilvl w:val="0"/>
-          <w:numId w:val="22"/>
-        </w:numPr>
-      </w:pPr>
-      <w:r>
-        <w:t>создание цветной клеевой основы</w:t>
-      </w:r>
-    </w:p>
-    <w:p>
-      <w:pPr>
-        <w:pStyle w:val="af0"/>
-        <w:numPr>
-          <w:ilvl w:val="1"/>
-          <w:numId w:val="22"/>
-        </w:numPr>
-      </w:pPr>
-      <w:r>
-        <w:t>гуашь зеленого цвета</w:t>
-      </w:r>
-    </w:p>
-    <w:p>
-      <w:pPr>
-        <w:pStyle w:val="af0"/>
-        <w:numPr>
-          <w:ilvl w:val="1"/>
-          <w:numId w:val="22"/>
-        </w:numPr>
-      </w:pPr>
-      <w:r>
-        <w:t>клей ПВА</w:t>
-      </w:r>
-    </w:p>
-    <w:p>
-      <w:pPr>
-        <w:pStyle w:val="af0"/>
-        <w:numPr>
-          <w:ilvl w:val="1"/>
-          <w:numId w:val="22"/>
-        </w:numPr>
-      </w:pPr>
-      <w:r>
-        <w:t>горячая вода</w:t>
-      </w:r>
-    </w:p>
-    <w:p>
-      <w:pPr>
-        <w:pStyle w:val="af0"/>
-        <w:numPr>
-          <w:ilvl w:val="0"/>
-          <w:numId w:val="22"/>
-        </w:numPr>
-      </w:pPr>
-      <w:r>
-        <w:t>н</w:t>
-      </w:r>
-      <w:r>
-        <w:t>анесение газона на макет.</w:t>
-      </w:r>
-      <w:r>
-        <w:t xml:space="preserve"> (см. </w:t>
-      </w:r>
-      <w:r>
-        <w:fldChar w:fldCharType="begin"/>
-      </w:r>
-      <w:r>
-        <w:instrText xml:space="preserve"> REF _Ref221313362 \h </w:instrText>
-      </w:r>
-      <w:r>
-        <w:fldChar w:fldCharType="separate"/>
-      </w:r>
-      <w:r>
-        <w:t xml:space="preserve">Приложение </w:t>
-      </w:r>
-      <w:r>
-        <w:rPr>
-          <w:noProof/>
-        </w:rPr>
-        <w:t>4</w:t>
-      </w:r>
-      <w:r>
-        <w:fldChar w:fldCharType="end"/>
-      </w:r>
-      <w:r>
-        <w:t>)</w:t>
-      </w:r>
-    </w:p>
-    <w:p>
-      <w:pPr>
-        <w:pStyle w:val="af0"/>
-        <w:numPr>
-          <w:ilvl w:val="0"/>
-          <w:numId w:val="22"/>
-        </w:numPr>
-      </w:pPr>
-      <w:r>
-        <w:t>создание технологических отверстий в местах размещения деревьев</w:t>
-      </w:r>
-    </w:p>
-    <w:p>
-      <w:pPr>
-        <w:pStyle w:val="af0"/>
-        <w:numPr>
-          <w:ilvl w:val="0"/>
-          <w:numId w:val="22"/>
-        </w:numPr>
-      </w:pPr>
-      <w:r>
-        <w:t xml:space="preserve">вклейка </w:t>
-      </w:r>
-      <w:r>
-        <w:t>пластиковых деталей (деревья, лавки)</w:t>
-      </w:r>
-      <w:r>
-        <w:t xml:space="preserve"> (см. </w:t>
-      </w:r>
-      <w:r>
-        <w:fldChar w:fldCharType="begin"/>
-      </w:r>
-      <w:r>
-        <w:instrText xml:space="preserve"> REF _Ref221313376 \h </w:instrText>
-      </w:r>
-      <w:r>
-        <w:fldChar w:fldCharType="separate"/>
-      </w:r>
-      <w:r>
-        <w:t xml:space="preserve">Приложение </w:t>
-      </w:r>
-      <w:r>
-        <w:rPr>
-          <w:noProof/>
-        </w:rPr>
-        <w:t>5</w:t>
-      </w:r>
-      <w:r>
-        <w:fldChar w:fldCharType="end"/>
-      </w:r>
-      <w:r>
-        <w:t>)</w:t>
-      </w:r>
-    </w:p>
-    <w:p>
-      <w:pPr>
-        <w:pStyle w:val="af0"/>
-        <w:numPr>
-          <w:ilvl w:val="0"/>
-          <w:numId w:val="22"/>
-        </w:numPr>
-      </w:pPr>
-      <w:r>
-        <w:t>создание крытого сооружения для выхода на крышу</w:t>
-      </w:r>
-      <w:r>
-        <w:t xml:space="preserve"> (см. приложение </w:t>
-      </w:r>
-      <w:r>
-        <w:t>Х</w:t>
-      </w:r>
-      <w:r>
-        <w:t>)</w:t>
-      </w:r>
-    </w:p>
-    <w:p>
-      <w:pPr>
-        <w:pStyle w:val="af0"/>
-        <w:numPr>
-          <w:ilvl w:val="0"/>
-          <w:numId w:val="22"/>
-        </w:numPr>
-      </w:pPr>
-      <w:r>
-        <w:t>установка сооружения на макет</w:t>
-      </w:r>
-    </w:p>
-    <w:p>
-      <w:pPr>
-        <w:pStyle w:val="af0"/>
-        <w:numPr>
-          <w:ilvl w:val="0"/>
-          <w:numId w:val="22"/>
-        </w:numPr>
-      </w:pPr>
-      <w:r>
-        <w:t xml:space="preserve">итоговый вид макета (см приложение </w:t>
-      </w:r>
-      <w:r>
-        <w:t>Х</w:t>
-      </w:r>
-      <w:r>
-        <w:t>)</w:t>
-      </w:r>
-    </w:p>
-    <w:p/>
-    <w:p>
-      <w:pPr>
-        <w:pStyle w:val="2"/>
-      </w:pPr>
-      <w:bookmarkStart w:id="11" w:name="_Toc221121213"/>
-      <w:r>
-        <w:t>Обращение к мэру Москвы с целью привлечения внимания к инициативе</w:t>
-      </w:r>
-      <w:bookmarkEnd w:id="11"/>
-    </w:p>
-    <w:p/>
-    <w:bookmarkEnd w:id="9"/>
-    <w:p/>
-    <w:p>
-      <w:pPr>
-        <w:pStyle w:val="1"/>
-      </w:pPr>
-      <w:bookmarkStart w:id="12" w:name="_Toc221121214"/>
-      <w:r>
-        <w:t xml:space="preserve">Литература и </w:t>
-      </w:r>
-      <w:r>
-        <w:t>интернет-источники</w:t>
+      <w:bookmarkStart w:id="12" w:name="_Toc221121215"/>
+      <w:r>
+        <w:t>Электронные ресурсы</w:t>
       </w:r>
       <w:bookmarkEnd w:id="12"/>
-    </w:p>
-    <w:p>
-      <w:pPr>
-        <w:pStyle w:val="2"/>
-      </w:pPr>
-      <w:bookmarkStart w:id="13" w:name="_Toc221121215"/>
-      <w:r>
-        <w:t>Электронные ресурсы</w:t>
-      </w:r>
-      <w:bookmarkEnd w:id="13"/>
     </w:p>
     <w:p>
       <w:pPr>
@@ -2817,7 +3117,15 @@
           <w:i/>
           <w:iCs/>
         </w:rPr>
-        <w:t>. Архитектура и строительство</w:t>
+        <w:t xml:space="preserve">. Архитектура и </w:t>
+      </w:r>
+      <w:r>
+        <w:rPr>
+          <w:i/>
+          <w:iCs/>
+        </w:rPr>
+        <w:lastRenderedPageBreak/>
+        <w:t>строительство</w:t>
       </w:r>
       <w:r>
         <w:t xml:space="preserve">, (2), 117–122. </w:t>
@@ -2982,7 +3290,6 @@
         </w:numPr>
       </w:pPr>
       <w:r>
-        <w:lastRenderedPageBreak/>
         <w:t>Сысоева</w:t>
       </w:r>
       <w:r>
@@ -3128,11 +3435,19 @@
           <w:lang w:val="en-US"/>
         </w:rPr>
       </w:pPr>
+      <w:proofErr w:type="spellStart"/>
       <w:r>
         <w:rPr>
           <w:lang w:val="en-US"/>
         </w:rPr>
-        <w:t xml:space="preserve">Ratna </w:t>
+        <w:t>Ratna</w:t>
+      </w:r>
+      <w:proofErr w:type="spellEnd"/>
+      <w:r>
+        <w:rPr>
+          <w:lang w:val="en-US"/>
+        </w:rPr>
+        <w:t xml:space="preserve"> </w:t>
       </w:r>
       <w:proofErr w:type="spellStart"/>
       <w:r>
@@ -3174,7 +3489,21 @@
         <w:rPr>
           <w:lang w:val="en-US"/>
         </w:rPr>
-        <w:t xml:space="preserve">, Laelia </w:t>
+        <w:t xml:space="preserve">, </w:t>
+      </w:r>
+      <w:proofErr w:type="spellStart"/>
+      <w:r>
+        <w:rPr>
+          <w:lang w:val="en-US"/>
+        </w:rPr>
+        <w:t>Laelia</w:t>
+      </w:r>
+      <w:proofErr w:type="spellEnd"/>
+      <w:r>
+        <w:rPr>
+          <w:lang w:val="en-US"/>
+        </w:rPr>
+        <w:t xml:space="preserve"> </w:t>
       </w:r>
       <w:proofErr w:type="spellStart"/>
       <w:r>
@@ -3587,21 +3916,7 @@
         <w:rPr>
           <w:lang w:val="en-US"/>
         </w:rPr>
-        <w:t xml:space="preserve"> (2024). How Trees Clean </w:t>
-      </w:r>
-      <w:proofErr w:type="gramStart"/>
-      <w:r>
-        <w:rPr>
-          <w:lang w:val="en-US"/>
-        </w:rPr>
-        <w:t>The</w:t>
-      </w:r>
-      <w:proofErr w:type="gramEnd"/>
-      <w:r>
-        <w:rPr>
-          <w:lang w:val="en-US"/>
-        </w:rPr>
-        <w:t xml:space="preserve"> Air. URL</w:t>
+        <w:t xml:space="preserve"> (2024). How Trees Clean The Air. URL</w:t>
       </w:r>
       <w:r>
         <w:t xml:space="preserve">: </w:t>
@@ -3620,7 +3935,6 @@
           </w:rPr>
           <w:t>://</w:t>
         </w:r>
-        <w:proofErr w:type="spellStart"/>
         <w:r>
           <w:rPr>
             <w:rStyle w:val="afb"/>
@@ -3628,7 +3942,6 @@
           </w:rPr>
           <w:t>onetreeplanted</w:t>
         </w:r>
-        <w:proofErr w:type="spellEnd"/>
         <w:r>
           <w:rPr>
             <w:rStyle w:val="afb"/>
@@ -3739,28 +4052,91 @@
     </w:p>
     <w:p>
       <w:pPr>
+        <w:pStyle w:val="af0"/>
+        <w:numPr>
+          <w:ilvl w:val="0"/>
+          <w:numId w:val="12"/>
+        </w:numPr>
+      </w:pPr>
+      <w:hyperlink r:id="rId14" w:history="1">
+        <w:r>
+          <w:rPr>
+            <w:rStyle w:val="afb"/>
+          </w:rPr>
+          <w:t>https://home-and-garden.livejournal.com/1426692.html</w:t>
+        </w:r>
+      </w:hyperlink>
+      <w:r>
+        <w:t xml:space="preserve"> Германия</w:t>
+      </w:r>
+    </w:p>
+    <w:p>
+      <w:pPr>
+        <w:pStyle w:val="af0"/>
+        <w:numPr>
+          <w:ilvl w:val="0"/>
+          <w:numId w:val="12"/>
+        </w:numPr>
+      </w:pPr>
+      <w:r>
+        <w:t>https://rudrein.ru/stati/novejshie-tehnologii-ozeleneniya-krysh/</w:t>
+      </w:r>
+      <w:r>
+        <w:t xml:space="preserve"> </w:t>
+      </w:r>
+      <w:proofErr w:type="spellStart"/>
+      <w:r>
+        <w:t>Солярис</w:t>
+      </w:r>
+      <w:proofErr w:type="spellEnd"/>
+      <w:r>
+        <w:t xml:space="preserve"> Сингапур</w:t>
+      </w:r>
+      <w:r>
+        <w:t xml:space="preserve"> </w:t>
+      </w:r>
+    </w:p>
+    <w:p>
+      <w:pPr>
+        <w:pStyle w:val="af0"/>
+        <w:numPr>
+          <w:ilvl w:val="0"/>
+          <w:numId w:val="12"/>
+        </w:numPr>
+      </w:pPr>
+      <w:hyperlink r:id="rId15" w:history="1">
+        <w:r>
+          <w:rPr>
+            <w:rStyle w:val="afb"/>
+          </w:rPr>
+          <w:t>https://ratanews.ru/news/news_20042017_12.stm</w:t>
+        </w:r>
+      </w:hyperlink>
+      <w:r>
+        <w:t xml:space="preserve"> Япония</w:t>
+      </w:r>
+    </w:p>
+    <w:p>
+      <w:pPr>
         <w:spacing w:line="240" w:lineRule="auto"/>
         <w:ind w:firstLine="0"/>
         <w:jc w:val="left"/>
       </w:pPr>
-      <w:r>
-        <w:br w:type="page"/>
-      </w:r>
     </w:p>
     <w:p>
       <w:pPr>
         <w:pStyle w:val="1"/>
       </w:pPr>
-      <w:bookmarkStart w:id="14" w:name="_Toc221121216"/>
+      <w:bookmarkStart w:id="13" w:name="_Toc221121216"/>
       <w:r>
         <w:lastRenderedPageBreak/>
         <w:t>Приложения</w:t>
       </w:r>
-      <w:bookmarkEnd w:id="14"/>
+      <w:bookmarkEnd w:id="13"/>
     </w:p>
     <w:tbl>
       <w:tblPr>
-        <w:tblStyle w:val="aff0"/>
+        <w:tblStyle w:val="aff"/>
         <w:tblW w:w="0" w:type="auto"/>
         <w:tblBorders>
           <w:top w:val="none" w:sz="0" w:space="0" w:color="auto"/>
@@ -3770,7 +4146,7 @@
           <w:insideH w:val="none" w:sz="0" w:space="0" w:color="auto"/>
           <w:insideV w:val="none" w:sz="0" w:space="0" w:color="auto"/>
         </w:tblBorders>
-        <w:tblLook w:val="04A0" w:firstRow="1" w:lastRow="0" w:firstColumn="1" w:lastColumn="0" w:noHBand="0" w:noVBand="1"/>
+        <w:tblLook w:val="04A0"/>
       </w:tblPr>
       <w:tblGrid>
         <w:gridCol w:w="9570"/>
@@ -3785,7 +4161,7 @@
               <w:pStyle w:val="ae"/>
               <w:keepNext/>
             </w:pPr>
-            <w:bookmarkStart w:id="15" w:name="_Ref221313270"/>
+            <w:bookmarkStart w:id="14" w:name="_Ref221313270"/>
             <w:r>
               <w:t xml:space="preserve">Приложение </w:t>
             </w:r>
@@ -3797,7 +4173,7 @@
                 <w:t>1</w:t>
               </w:r>
             </w:fldSimple>
-            <w:bookmarkEnd w:id="15"/>
+            <w:bookmarkEnd w:id="14"/>
           </w:p>
           <w:p>
             <w:pPr>
@@ -3811,9 +4187,10 @@
             <w:r>
               <w:rPr>
                 <w:noProof/>
+                <w:lang w:eastAsia="ru-RU"/>
               </w:rPr>
               <w:drawing>
-                <wp:inline distT="0" distB="0" distL="0" distR="0" wp14:anchorId="5F32477C" wp14:editId="26ED44FA">
+                <wp:inline distT="0" distB="0" distL="0" distR="0">
                   <wp:extent cx="5939790" cy="3054985"/>
                   <wp:effectExtent l="0" t="0" r="0" b="0"/>
                   <wp:docPr id="1" name="Рисунок 1"/>
@@ -3828,10 +4205,10 @@
                           <pic:cNvPicPr/>
                         </pic:nvPicPr>
                         <pic:blipFill>
-                          <a:blip r:embed="rId14">
+                          <a:blip r:embed="rId16" cstate="print">
                             <a:extLst>
                               <a:ext uri="{28A0092B-C50C-407E-A947-70E740481C1C}">
-                                <a14:useLocalDpi xmlns:a14="http://schemas.microsoft.com/office/drawing/2010/main" val="0"/>
+                                <a14:useLocalDpi xmlns:a14="http://schemas.microsoft.com/office/drawing/2010/main" xmlns:wps="http://schemas.microsoft.com/office/word/2010/wordprocessingShape" xmlns:wpi="http://schemas.microsoft.com/office/word/2010/wordprocessingInk" xmlns:wpg="http://schemas.microsoft.com/office/word/2010/wordprocessingGroup" xmlns:w16se="http://schemas.microsoft.com/office/word/2015/wordml/symex" xmlns:w16sdtdh="http://schemas.microsoft.com/office/word/2020/wordml/sdtdatahash" xmlns:w16="http://schemas.microsoft.com/office/word/2018/wordml" xmlns:w16cid="http://schemas.microsoft.com/office/word/2016/wordml/cid" xmlns:w16cex="http://schemas.microsoft.com/office/word/2018/wordml/cex" xmlns:w15="http://schemas.microsoft.com/office/word/2012/wordml" xmlns:w14="http://schemas.microsoft.com/office/word/2010/wordml" xmlns:w="http://schemas.openxmlformats.org/wordprocessingml/2006/main" xmlns:w10="urn:schemas-microsoft-com:office:word" xmlns:wp14="http://schemas.microsoft.com/office/word/2010/wordprocessingDrawing" xmlns:v="urn:schemas-microsoft-com:vml" xmlns:oel="http://schemas.microsoft.com/office/2019/extlst" xmlns:o="urn:schemas-microsoft-com:office:office" xmlns:am3d="http://schemas.microsoft.com/office/drawing/2017/model3d" xmlns:aink="http://schemas.microsoft.com/office/drawing/2016/ink" xmlns:mc="http://schemas.openxmlformats.org/markup-compatibility/2006" xmlns:cx8="http://schemas.microsoft.com/office/drawing/2016/5/14/chartex" xmlns:cx7="http://schemas.microsoft.com/office/drawing/2016/5/13/chartex" xmlns:cx6="http://schemas.microsoft.com/office/drawing/2016/5/12/chartex" xmlns:cx5="http://schemas.microsoft.com/office/drawing/2016/5/11/chartex" xmlns:cx4="http://schemas.microsoft.com/office/drawing/2016/5/10/chartex" xmlns:cx3="http://schemas.microsoft.com/office/drawing/2016/5/9/chartex" xmlns:cx2="http://schemas.microsoft.com/office/drawing/2015/10/21/chartex" xmlns:cx1="http://schemas.microsoft.com/office/drawing/2015/9/8/chartex" xmlns:cx="http://schemas.microsoft.com/office/drawing/2014/chartex" xmlns:wpc="http://schemas.microsoft.com/office/word/2010/wordprocessingCanvas" xmlns="" val="0"/>
                               </a:ext>
                             </a:extLst>
                           </a:blip>
@@ -3903,7 +4280,7 @@
               <w:pStyle w:val="ae"/>
               <w:keepNext/>
             </w:pPr>
-            <w:bookmarkStart w:id="16" w:name="_Ref221313317"/>
+            <w:bookmarkStart w:id="15" w:name="_Ref221313317"/>
             <w:r>
               <w:t xml:space="preserve">Приложение </w:t>
             </w:r>
@@ -3915,7 +4292,7 @@
                 <w:t>2</w:t>
               </w:r>
             </w:fldSimple>
-            <w:bookmarkEnd w:id="16"/>
+            <w:bookmarkEnd w:id="15"/>
           </w:p>
           <w:p>
             <w:pPr>
@@ -3929,9 +4306,10 @@
             <w:r>
               <w:rPr>
                 <w:noProof/>
+                <w:lang w:eastAsia="ru-RU"/>
               </w:rPr>
               <w:drawing>
-                <wp:inline distT="0" distB="0" distL="0" distR="0" wp14:anchorId="63E6AF0C" wp14:editId="23D64BA2">
+                <wp:inline distT="0" distB="0" distL="0" distR="0">
                   <wp:extent cx="5939790" cy="2553335"/>
                   <wp:effectExtent l="0" t="0" r="0" b="0"/>
                   <wp:docPr id="2" name="Рисунок 2"/>
@@ -3946,10 +4324,10 @@
                           <pic:cNvPicPr/>
                         </pic:nvPicPr>
                         <pic:blipFill>
-                          <a:blip r:embed="rId15">
+                          <a:blip r:embed="rId17" cstate="print">
                             <a:extLst>
                               <a:ext uri="{28A0092B-C50C-407E-A947-70E740481C1C}">
-                                <a14:useLocalDpi xmlns:a14="http://schemas.microsoft.com/office/drawing/2010/main" val="0"/>
+                                <a14:useLocalDpi xmlns:a14="http://schemas.microsoft.com/office/drawing/2010/main" xmlns:wps="http://schemas.microsoft.com/office/word/2010/wordprocessingShape" xmlns:wpi="http://schemas.microsoft.com/office/word/2010/wordprocessingInk" xmlns:wpg="http://schemas.microsoft.com/office/word/2010/wordprocessingGroup" xmlns:w16se="http://schemas.microsoft.com/office/word/2015/wordml/symex" xmlns:w16sdtdh="http://schemas.microsoft.com/office/word/2020/wordml/sdtdatahash" xmlns:w16="http://schemas.microsoft.com/office/word/2018/wordml" xmlns:w16cid="http://schemas.microsoft.com/office/word/2016/wordml/cid" xmlns:w16cex="http://schemas.microsoft.com/office/word/2018/wordml/cex" xmlns:w15="http://schemas.microsoft.com/office/word/2012/wordml" xmlns:w14="http://schemas.microsoft.com/office/word/2010/wordml" xmlns:w="http://schemas.openxmlformats.org/wordprocessingml/2006/main" xmlns:w10="urn:schemas-microsoft-com:office:word" xmlns:wp14="http://schemas.microsoft.com/office/word/2010/wordprocessingDrawing" xmlns:v="urn:schemas-microsoft-com:vml" xmlns:oel="http://schemas.microsoft.com/office/2019/extlst" xmlns:o="urn:schemas-microsoft-com:office:office" xmlns:am3d="http://schemas.microsoft.com/office/drawing/2017/model3d" xmlns:aink="http://schemas.microsoft.com/office/drawing/2016/ink" xmlns:mc="http://schemas.openxmlformats.org/markup-compatibility/2006" xmlns:cx8="http://schemas.microsoft.com/office/drawing/2016/5/14/chartex" xmlns:cx7="http://schemas.microsoft.com/office/drawing/2016/5/13/chartex" xmlns:cx6="http://schemas.microsoft.com/office/drawing/2016/5/12/chartex" xmlns:cx5="http://schemas.microsoft.com/office/drawing/2016/5/11/chartex" xmlns:cx4="http://schemas.microsoft.com/office/drawing/2016/5/10/chartex" xmlns:cx3="http://schemas.microsoft.com/office/drawing/2016/5/9/chartex" xmlns:cx2="http://schemas.microsoft.com/office/drawing/2015/10/21/chartex" xmlns:cx1="http://schemas.microsoft.com/office/drawing/2015/9/8/chartex" xmlns:cx="http://schemas.microsoft.com/office/drawing/2014/chartex" xmlns:wpc="http://schemas.microsoft.com/office/word/2010/wordprocessingCanvas" xmlns="" val="0"/>
                               </a:ext>
                             </a:extLst>
                           </a:blip>
@@ -4019,7 +4397,7 @@
     </w:p>
     <w:tbl>
       <w:tblPr>
-        <w:tblStyle w:val="aff0"/>
+        <w:tblStyle w:val="aff"/>
         <w:tblW w:w="0" w:type="auto"/>
         <w:tblBorders>
           <w:top w:val="none" w:sz="0" w:space="0" w:color="auto"/>
@@ -4029,7 +4407,7 @@
           <w:insideH w:val="none" w:sz="0" w:space="0" w:color="auto"/>
           <w:insideV w:val="none" w:sz="0" w:space="0" w:color="auto"/>
         </w:tblBorders>
-        <w:tblLook w:val="04A0" w:firstRow="1" w:lastRow="0" w:firstColumn="1" w:lastColumn="0" w:noHBand="0" w:noVBand="1"/>
+        <w:tblLook w:val="04A0"/>
       </w:tblPr>
       <w:tblGrid>
         <w:gridCol w:w="4785"/>
@@ -4045,7 +4423,7 @@
               <w:pStyle w:val="ae"/>
               <w:keepNext/>
             </w:pPr>
-            <w:bookmarkStart w:id="17" w:name="_Ref221313350"/>
+            <w:bookmarkStart w:id="16" w:name="_Ref221313350"/>
             <w:r>
               <w:lastRenderedPageBreak/>
               <w:t xml:space="preserve">Приложение </w:t>
@@ -4058,7 +4436,7 @@
                 <w:t>3</w:t>
               </w:r>
             </w:fldSimple>
-            <w:bookmarkEnd w:id="17"/>
+            <w:bookmarkEnd w:id="16"/>
           </w:p>
           <w:p>
             <w:pPr>
@@ -4070,9 +4448,10 @@
                 <w:b/>
                 <w:bCs/>
                 <w:noProof/>
+                <w:lang w:eastAsia="ru-RU"/>
               </w:rPr>
               <w:drawing>
-                <wp:inline distT="0" distB="0" distL="0" distR="0" wp14:anchorId="22BEE356" wp14:editId="10242B78">
+                <wp:inline distT="0" distB="0" distL="0" distR="0">
                   <wp:extent cx="2828925" cy="2381250"/>
                   <wp:effectExtent l="0" t="0" r="0" b="0"/>
                   <wp:docPr id="5" name="Рисунок 5"/>
@@ -4087,10 +4466,10 @@
                           <pic:cNvPicPr/>
                         </pic:nvPicPr>
                         <pic:blipFill rotWithShape="1">
-                          <a:blip r:embed="rId16" cstate="print">
+                          <a:blip r:embed="rId18" cstate="print">
                             <a:extLst>
                               <a:ext uri="{28A0092B-C50C-407E-A947-70E740481C1C}">
-                                <a14:useLocalDpi xmlns:a14="http://schemas.microsoft.com/office/drawing/2010/main" val="0"/>
+                                <a14:useLocalDpi xmlns:a14="http://schemas.microsoft.com/office/drawing/2010/main" xmlns:wps="http://schemas.microsoft.com/office/word/2010/wordprocessingShape" xmlns:wpi="http://schemas.microsoft.com/office/word/2010/wordprocessingInk" xmlns:wpg="http://schemas.microsoft.com/office/word/2010/wordprocessingGroup" xmlns:w16se="http://schemas.microsoft.com/office/word/2015/wordml/symex" xmlns:w16sdtdh="http://schemas.microsoft.com/office/word/2020/wordml/sdtdatahash" xmlns:w16="http://schemas.microsoft.com/office/word/2018/wordml" xmlns:w16cid="http://schemas.microsoft.com/office/word/2016/wordml/cid" xmlns:w16cex="http://schemas.microsoft.com/office/word/2018/wordml/cex" xmlns:w15="http://schemas.microsoft.com/office/word/2012/wordml" xmlns:w14="http://schemas.microsoft.com/office/word/2010/wordml" xmlns:w="http://schemas.openxmlformats.org/wordprocessingml/2006/main" xmlns:w10="urn:schemas-microsoft-com:office:word" xmlns:wp14="http://schemas.microsoft.com/office/word/2010/wordprocessingDrawing" xmlns:v="urn:schemas-microsoft-com:vml" xmlns:oel="http://schemas.microsoft.com/office/2019/extlst" xmlns:o="urn:schemas-microsoft-com:office:office" xmlns:am3d="http://schemas.microsoft.com/office/drawing/2017/model3d" xmlns:aink="http://schemas.microsoft.com/office/drawing/2016/ink" xmlns:mc="http://schemas.openxmlformats.org/markup-compatibility/2006" xmlns:cx8="http://schemas.microsoft.com/office/drawing/2016/5/14/chartex" xmlns:cx7="http://schemas.microsoft.com/office/drawing/2016/5/13/chartex" xmlns:cx6="http://schemas.microsoft.com/office/drawing/2016/5/12/chartex" xmlns:cx5="http://schemas.microsoft.com/office/drawing/2016/5/11/chartex" xmlns:cx4="http://schemas.microsoft.com/office/drawing/2016/5/10/chartex" xmlns:cx3="http://schemas.microsoft.com/office/drawing/2016/5/9/chartex" xmlns:cx2="http://schemas.microsoft.com/office/drawing/2015/10/21/chartex" xmlns:cx1="http://schemas.microsoft.com/office/drawing/2015/9/8/chartex" xmlns:cx="http://schemas.microsoft.com/office/drawing/2014/chartex" xmlns:wpc="http://schemas.microsoft.com/office/word/2010/wordprocessingCanvas" xmlns="" val="0"/>
                               </a:ext>
                             </a:extLst>
                           </a:blip>
@@ -4110,7 +4489,7 @@
                           </a:ln>
                           <a:extLst>
                             <a:ext uri="{53640926-AAD7-44D8-BBD7-CCE9431645EC}">
-                              <a14:shadowObscured xmlns:a14="http://schemas.microsoft.com/office/drawing/2010/main"/>
+                              <a14:shadowObscured xmlns:a14="http://schemas.microsoft.com/office/drawing/2010/main" xmlns:wps="http://schemas.microsoft.com/office/word/2010/wordprocessingShape" xmlns:wpi="http://schemas.microsoft.com/office/word/2010/wordprocessingInk" xmlns:wpg="http://schemas.microsoft.com/office/word/2010/wordprocessingGroup" xmlns:w16se="http://schemas.microsoft.com/office/word/2015/wordml/symex" xmlns:w16sdtdh="http://schemas.microsoft.com/office/word/2020/wordml/sdtdatahash" xmlns:w16="http://schemas.microsoft.com/office/word/2018/wordml" xmlns:w16cid="http://schemas.microsoft.com/office/word/2016/wordml/cid" xmlns:w16cex="http://schemas.microsoft.com/office/word/2018/wordml/cex" xmlns:w15="http://schemas.microsoft.com/office/word/2012/wordml" xmlns:w14="http://schemas.microsoft.com/office/word/2010/wordml" xmlns:w="http://schemas.openxmlformats.org/wordprocessingml/2006/main" xmlns:w10="urn:schemas-microsoft-com:office:word" xmlns:wp14="http://schemas.microsoft.com/office/word/2010/wordprocessingDrawing" xmlns:v="urn:schemas-microsoft-com:vml" xmlns:oel="http://schemas.microsoft.com/office/2019/extlst" xmlns:o="urn:schemas-microsoft-com:office:office" xmlns:am3d="http://schemas.microsoft.com/office/drawing/2017/model3d" xmlns:aink="http://schemas.microsoft.com/office/drawing/2016/ink" xmlns:mc="http://schemas.openxmlformats.org/markup-compatibility/2006" xmlns:cx8="http://schemas.microsoft.com/office/drawing/2016/5/14/chartex" xmlns:cx7="http://schemas.microsoft.com/office/drawing/2016/5/13/chartex" xmlns:cx6="http://schemas.microsoft.com/office/drawing/2016/5/12/chartex" xmlns:cx5="http://schemas.microsoft.com/office/drawing/2016/5/11/chartex" xmlns:cx4="http://schemas.microsoft.com/office/drawing/2016/5/10/chartex" xmlns:cx3="http://schemas.microsoft.com/office/drawing/2016/5/9/chartex" xmlns:cx2="http://schemas.microsoft.com/office/drawing/2015/10/21/chartex" xmlns:cx1="http://schemas.microsoft.com/office/drawing/2015/9/8/chartex" xmlns:cx="http://schemas.microsoft.com/office/drawing/2014/chartex" xmlns:wpc="http://schemas.microsoft.com/office/word/2010/wordprocessingCanvas" xmlns=""/>
                             </a:ext>
                           </a:extLst>
                         </pic:spPr>
@@ -4131,7 +4510,7 @@
               <w:pStyle w:val="ae"/>
               <w:keepNext/>
             </w:pPr>
-            <w:bookmarkStart w:id="18" w:name="_Ref221313362"/>
+            <w:bookmarkStart w:id="17" w:name="_Ref221313362"/>
             <w:r>
               <w:t xml:space="preserve">Приложение </w:t>
             </w:r>
@@ -4143,7 +4522,7 @@
                 <w:t>4</w:t>
               </w:r>
             </w:fldSimple>
-            <w:bookmarkEnd w:id="18"/>
+            <w:bookmarkEnd w:id="17"/>
           </w:p>
           <w:p>
             <w:pPr>
@@ -4155,9 +4534,10 @@
                 <w:b/>
                 <w:bCs/>
                 <w:noProof/>
+                <w:lang w:eastAsia="ru-RU"/>
               </w:rPr>
               <w:drawing>
-                <wp:inline distT="0" distB="0" distL="0" distR="0" wp14:anchorId="47C51DF3" wp14:editId="701AE0D2">
+                <wp:inline distT="0" distB="0" distL="0" distR="0">
                   <wp:extent cx="2457001" cy="2408555"/>
                   <wp:effectExtent l="0" t="0" r="0" b="0"/>
                   <wp:docPr id="4" name="Рисунок 4"/>
@@ -4172,10 +4552,10 @@
                           <pic:cNvPicPr/>
                         </pic:nvPicPr>
                         <pic:blipFill rotWithShape="1">
-                          <a:blip r:embed="rId17" cstate="print">
+                          <a:blip r:embed="rId19" cstate="print">
                             <a:extLst>
                               <a:ext uri="{28A0092B-C50C-407E-A947-70E740481C1C}">
-                                <a14:useLocalDpi xmlns:a14="http://schemas.microsoft.com/office/drawing/2010/main" val="0"/>
+                                <a14:useLocalDpi xmlns:a14="http://schemas.microsoft.com/office/drawing/2010/main" xmlns:wps="http://schemas.microsoft.com/office/word/2010/wordprocessingShape" xmlns:wpi="http://schemas.microsoft.com/office/word/2010/wordprocessingInk" xmlns:wpg="http://schemas.microsoft.com/office/word/2010/wordprocessingGroup" xmlns:w16se="http://schemas.microsoft.com/office/word/2015/wordml/symex" xmlns:w16sdtdh="http://schemas.microsoft.com/office/word/2020/wordml/sdtdatahash" xmlns:w16="http://schemas.microsoft.com/office/word/2018/wordml" xmlns:w16cid="http://schemas.microsoft.com/office/word/2016/wordml/cid" xmlns:w16cex="http://schemas.microsoft.com/office/word/2018/wordml/cex" xmlns:w15="http://schemas.microsoft.com/office/word/2012/wordml" xmlns:w14="http://schemas.microsoft.com/office/word/2010/wordml" xmlns:w="http://schemas.openxmlformats.org/wordprocessingml/2006/main" xmlns:w10="urn:schemas-microsoft-com:office:word" xmlns:wp14="http://schemas.microsoft.com/office/word/2010/wordprocessingDrawing" xmlns:v="urn:schemas-microsoft-com:vml" xmlns:oel="http://schemas.microsoft.com/office/2019/extlst" xmlns:o="urn:schemas-microsoft-com:office:office" xmlns:am3d="http://schemas.microsoft.com/office/drawing/2017/model3d" xmlns:aink="http://schemas.microsoft.com/office/drawing/2016/ink" xmlns:mc="http://schemas.openxmlformats.org/markup-compatibility/2006" xmlns:cx8="http://schemas.microsoft.com/office/drawing/2016/5/14/chartex" xmlns:cx7="http://schemas.microsoft.com/office/drawing/2016/5/13/chartex" xmlns:cx6="http://schemas.microsoft.com/office/drawing/2016/5/12/chartex" xmlns:cx5="http://schemas.microsoft.com/office/drawing/2016/5/11/chartex" xmlns:cx4="http://schemas.microsoft.com/office/drawing/2016/5/10/chartex" xmlns:cx3="http://schemas.microsoft.com/office/drawing/2016/5/9/chartex" xmlns:cx2="http://schemas.microsoft.com/office/drawing/2015/10/21/chartex" xmlns:cx1="http://schemas.microsoft.com/office/drawing/2015/9/8/chartex" xmlns:cx="http://schemas.microsoft.com/office/drawing/2014/chartex" xmlns:wpc="http://schemas.microsoft.com/office/word/2010/wordprocessingCanvas" xmlns="" val="0"/>
                               </a:ext>
                             </a:extLst>
                           </a:blip>
@@ -4195,7 +4575,7 @@
                           </a:ln>
                           <a:extLst>
                             <a:ext uri="{53640926-AAD7-44D8-BBD7-CCE9431645EC}">
-                              <a14:shadowObscured xmlns:a14="http://schemas.microsoft.com/office/drawing/2010/main"/>
+                              <a14:shadowObscured xmlns:a14="http://schemas.microsoft.com/office/drawing/2010/main" xmlns:wps="http://schemas.microsoft.com/office/word/2010/wordprocessingShape" xmlns:wpi="http://schemas.microsoft.com/office/word/2010/wordprocessingInk" xmlns:wpg="http://schemas.microsoft.com/office/word/2010/wordprocessingGroup" xmlns:w16se="http://schemas.microsoft.com/office/word/2015/wordml/symex" xmlns:w16sdtdh="http://schemas.microsoft.com/office/word/2020/wordml/sdtdatahash" xmlns:w16="http://schemas.microsoft.com/office/word/2018/wordml" xmlns:w16cid="http://schemas.microsoft.com/office/word/2016/wordml/cid" xmlns:w16cex="http://schemas.microsoft.com/office/word/2018/wordml/cex" xmlns:w15="http://schemas.microsoft.com/office/word/2012/wordml" xmlns:w14="http://schemas.microsoft.com/office/word/2010/wordml" xmlns:w="http://schemas.openxmlformats.org/wordprocessingml/2006/main" xmlns:w10="urn:schemas-microsoft-com:office:word" xmlns:wp14="http://schemas.microsoft.com/office/word/2010/wordprocessingDrawing" xmlns:v="urn:schemas-microsoft-com:vml" xmlns:oel="http://schemas.microsoft.com/office/2019/extlst" xmlns:o="urn:schemas-microsoft-com:office:office" xmlns:am3d="http://schemas.microsoft.com/office/drawing/2017/model3d" xmlns:aink="http://schemas.microsoft.com/office/drawing/2016/ink" xmlns:mc="http://schemas.openxmlformats.org/markup-compatibility/2006" xmlns:cx8="http://schemas.microsoft.com/office/drawing/2016/5/14/chartex" xmlns:cx7="http://schemas.microsoft.com/office/drawing/2016/5/13/chartex" xmlns:cx6="http://schemas.microsoft.com/office/drawing/2016/5/12/chartex" xmlns:cx5="http://schemas.microsoft.com/office/drawing/2016/5/11/chartex" xmlns:cx4="http://schemas.microsoft.com/office/drawing/2016/5/10/chartex" xmlns:cx3="http://schemas.microsoft.com/office/drawing/2016/5/9/chartex" xmlns:cx2="http://schemas.microsoft.com/office/drawing/2015/10/21/chartex" xmlns:cx1="http://schemas.microsoft.com/office/drawing/2015/9/8/chartex" xmlns:cx="http://schemas.microsoft.com/office/drawing/2014/chartex" xmlns:wpc="http://schemas.microsoft.com/office/word/2010/wordprocessingCanvas" xmlns=""/>
                             </a:ext>
                           </a:extLst>
                         </pic:spPr>
@@ -4288,7 +4668,7 @@
               <w:pStyle w:val="ae"/>
               <w:keepNext/>
             </w:pPr>
-            <w:bookmarkStart w:id="19" w:name="_Ref221313376"/>
+            <w:bookmarkStart w:id="18" w:name="_Ref221313376"/>
             <w:r>
               <w:t xml:space="preserve">Приложение </w:t>
             </w:r>
@@ -4300,7 +4680,7 @@
                 <w:t>5</w:t>
               </w:r>
             </w:fldSimple>
-            <w:bookmarkEnd w:id="19"/>
+            <w:bookmarkEnd w:id="18"/>
           </w:p>
           <w:p>
             <w:pPr>
@@ -4312,9 +4692,10 @@
                 <w:b/>
                 <w:bCs/>
                 <w:noProof/>
+                <w:lang w:eastAsia="ru-RU"/>
               </w:rPr>
               <w:drawing>
-                <wp:inline distT="0" distB="0" distL="0" distR="0" wp14:anchorId="326811B4" wp14:editId="5D7BFFDB">
+                <wp:inline distT="0" distB="0" distL="0" distR="0">
                   <wp:extent cx="2570400" cy="2390400"/>
                   <wp:effectExtent l="0" t="0" r="0" b="0"/>
                   <wp:docPr id="3" name="Рисунок 3"/>
@@ -4329,10 +4710,10 @@
                           <pic:cNvPicPr/>
                         </pic:nvPicPr>
                         <pic:blipFill rotWithShape="1">
-                          <a:blip r:embed="rId18" cstate="print">
+                          <a:blip r:embed="rId20" cstate="print">
                             <a:extLst>
                               <a:ext uri="{28A0092B-C50C-407E-A947-70E740481C1C}">
-                                <a14:useLocalDpi xmlns:a14="http://schemas.microsoft.com/office/drawing/2010/main" val="0"/>
+                                <a14:useLocalDpi xmlns:a14="http://schemas.microsoft.com/office/drawing/2010/main" xmlns:wps="http://schemas.microsoft.com/office/word/2010/wordprocessingShape" xmlns:wpi="http://schemas.microsoft.com/office/word/2010/wordprocessingInk" xmlns:wpg="http://schemas.microsoft.com/office/word/2010/wordprocessingGroup" xmlns:w16se="http://schemas.microsoft.com/office/word/2015/wordml/symex" xmlns:w16sdtdh="http://schemas.microsoft.com/office/word/2020/wordml/sdtdatahash" xmlns:w16="http://schemas.microsoft.com/office/word/2018/wordml" xmlns:w16cid="http://schemas.microsoft.com/office/word/2016/wordml/cid" xmlns:w16cex="http://schemas.microsoft.com/office/word/2018/wordml/cex" xmlns:w15="http://schemas.microsoft.com/office/word/2012/wordml" xmlns:w14="http://schemas.microsoft.com/office/word/2010/wordml" xmlns:w="http://schemas.openxmlformats.org/wordprocessingml/2006/main" xmlns:w10="urn:schemas-microsoft-com:office:word" xmlns:wp14="http://schemas.microsoft.com/office/word/2010/wordprocessingDrawing" xmlns:v="urn:schemas-microsoft-com:vml" xmlns:oel="http://schemas.microsoft.com/office/2019/extlst" xmlns:o="urn:schemas-microsoft-com:office:office" xmlns:am3d="http://schemas.microsoft.com/office/drawing/2017/model3d" xmlns:aink="http://schemas.microsoft.com/office/drawing/2016/ink" xmlns:mc="http://schemas.openxmlformats.org/markup-compatibility/2006" xmlns:cx8="http://schemas.microsoft.com/office/drawing/2016/5/14/chartex" xmlns:cx7="http://schemas.microsoft.com/office/drawing/2016/5/13/chartex" xmlns:cx6="http://schemas.microsoft.com/office/drawing/2016/5/12/chartex" xmlns:cx5="http://schemas.microsoft.com/office/drawing/2016/5/11/chartex" xmlns:cx4="http://schemas.microsoft.com/office/drawing/2016/5/10/chartex" xmlns:cx3="http://schemas.microsoft.com/office/drawing/2016/5/9/chartex" xmlns:cx2="http://schemas.microsoft.com/office/drawing/2015/10/21/chartex" xmlns:cx1="http://schemas.microsoft.com/office/drawing/2015/9/8/chartex" xmlns:cx="http://schemas.microsoft.com/office/drawing/2014/chartex" xmlns:wpc="http://schemas.microsoft.com/office/word/2010/wordprocessingCanvas" xmlns="" val="0"/>
                               </a:ext>
                             </a:extLst>
                           </a:blip>
@@ -4352,7 +4733,7 @@
                           </a:ln>
                           <a:extLst>
                             <a:ext uri="{53640926-AAD7-44D8-BBD7-CCE9431645EC}">
-                              <a14:shadowObscured xmlns:a14="http://schemas.microsoft.com/office/drawing/2010/main"/>
+                              <a14:shadowObscured xmlns:a14="http://schemas.microsoft.com/office/drawing/2010/main" xmlns:wps="http://schemas.microsoft.com/office/word/2010/wordprocessingShape" xmlns:wpi="http://schemas.microsoft.com/office/word/2010/wordprocessingInk" xmlns:wpg="http://schemas.microsoft.com/office/word/2010/wordprocessingGroup" xmlns:w16se="http://schemas.microsoft.com/office/word/2015/wordml/symex" xmlns:w16sdtdh="http://schemas.microsoft.com/office/word/2020/wordml/sdtdatahash" xmlns:w16="http://schemas.microsoft.com/office/word/2018/wordml" xmlns:w16cid="http://schemas.microsoft.com/office/word/2016/wordml/cid" xmlns:w16cex="http://schemas.microsoft.com/office/word/2018/wordml/cex" xmlns:w15="http://schemas.microsoft.com/office/word/2012/wordml" xmlns:w14="http://schemas.microsoft.com/office/word/2010/wordml" xmlns:w="http://schemas.openxmlformats.org/wordprocessingml/2006/main" xmlns:w10="urn:schemas-microsoft-com:office:word" xmlns:wp14="http://schemas.microsoft.com/office/word/2010/wordprocessingDrawing" xmlns:v="urn:schemas-microsoft-com:vml" xmlns:oel="http://schemas.microsoft.com/office/2019/extlst" xmlns:o="urn:schemas-microsoft-com:office:office" xmlns:am3d="http://schemas.microsoft.com/office/drawing/2017/model3d" xmlns:aink="http://schemas.microsoft.com/office/drawing/2016/ink" xmlns:mc="http://schemas.openxmlformats.org/markup-compatibility/2006" xmlns:cx8="http://schemas.microsoft.com/office/drawing/2016/5/14/chartex" xmlns:cx7="http://schemas.microsoft.com/office/drawing/2016/5/13/chartex" xmlns:cx6="http://schemas.microsoft.com/office/drawing/2016/5/12/chartex" xmlns:cx5="http://schemas.microsoft.com/office/drawing/2016/5/11/chartex" xmlns:cx4="http://schemas.microsoft.com/office/drawing/2016/5/10/chartex" xmlns:cx3="http://schemas.microsoft.com/office/drawing/2016/5/9/chartex" xmlns:cx2="http://schemas.microsoft.com/office/drawing/2015/10/21/chartex" xmlns:cx1="http://schemas.microsoft.com/office/drawing/2015/9/8/chartex" xmlns:cx="http://schemas.microsoft.com/office/drawing/2014/chartex" xmlns:wpc="http://schemas.microsoft.com/office/word/2010/wordprocessingCanvas" xmlns=""/>
                             </a:ext>
                           </a:extLst>
                         </pic:spPr>
@@ -4459,7 +4840,7 @@
     </w:tbl>
     <w:p/>
     <w:sectPr>
-      <w:footerReference w:type="default" r:id="rId19"/>
+      <w:footerReference w:type="default" r:id="rId21"/>
       <w:pgSz w:w="11906" w:h="16838"/>
       <w:pgMar w:top="1134" w:right="851" w:bottom="1134" w:left="1701" w:header="0" w:footer="0" w:gutter="0"/>
       <w:pgNumType w:start="1"/>
@@ -4473,7 +4854,7 @@
 </file>
 
 <file path=word/endnotes.xml><?xml version="1.0" encoding="utf-8"?>
-<w:endnotes xmlns:wpc="http://schemas.microsoft.com/office/word/2010/wordprocessingCanvas" xmlns:cx="http://schemas.microsoft.com/office/drawing/2014/chartex" xmlns:cx1="http://schemas.microsoft.com/office/drawing/2015/9/8/chartex" xmlns:cx2="http://schemas.microsoft.com/office/drawing/2015/10/21/chartex" xmlns:cx3="http://schemas.microsoft.com/office/drawing/2016/5/9/chartex" xmlns:cx4="http://schemas.microsoft.com/office/drawing/2016/5/10/chartex" xmlns:cx5="http://schemas.microsoft.com/office/drawing/2016/5/11/chartex" xmlns:cx6="http://schemas.microsoft.com/office/drawing/2016/5/12/chartex" xmlns:cx7="http://schemas.microsoft.com/office/drawing/2016/5/13/chartex" xmlns:cx8="http://schemas.microsoft.com/office/drawing/2016/5/14/chartex" xmlns:mc="http://schemas.openxmlformats.org/markup-compatibility/2006" xmlns:aink="http://schemas.microsoft.com/office/drawing/2016/ink" xmlns:am3d="http://schemas.microsoft.com/office/drawing/2017/model3d" xmlns:o="urn:schemas-microsoft-com:office:office" xmlns:oel="http://schemas.microsoft.com/office/2019/extlst" xmlns:r="http://schemas.openxmlformats.org/officeDocument/2006/relationships" xmlns:m="http://schemas.openxmlformats.org/officeDocument/2006/math" xmlns:v="urn:schemas-microsoft-com:vml" xmlns:wp14="http://schemas.microsoft.com/office/word/2010/wordprocessingDrawing" xmlns:wp="http://schemas.openxmlformats.org/drawingml/2006/wordprocessingDrawing" xmlns:w10="urn:schemas-microsoft-com:office:word" xmlns:w="http://schemas.openxmlformats.org/wordprocessingml/2006/main" xmlns:w14="http://schemas.microsoft.com/office/word/2010/wordml" xmlns:w15="http://schemas.microsoft.com/office/word/2012/wordml" xmlns:w16cex="http://schemas.microsoft.com/office/word/2018/wordml/cex" xmlns:w16cid="http://schemas.microsoft.com/office/word/2016/wordml/cid" xmlns:w16="http://schemas.microsoft.com/office/word/2018/wordml" xmlns:w16sdtdh="http://schemas.microsoft.com/office/word/2020/wordml/sdtdatahash" xmlns:w16se="http://schemas.microsoft.com/office/word/2015/wordml/symex" xmlns:wpg="http://schemas.microsoft.com/office/word/2010/wordprocessingGroup" xmlns:wpi="http://schemas.microsoft.com/office/word/2010/wordprocessingInk" xmlns:wne="http://schemas.microsoft.com/office/word/2006/wordml" xmlns:wps="http://schemas.microsoft.com/office/word/2010/wordprocessingShape" mc:Ignorable="w14 w15 w16se w16cid w16 w16cex w16sdtdh wp14">
+<w:endnotes xmlns:ve="http://schemas.openxmlformats.org/markup-compatibility/2006" xmlns:o="urn:schemas-microsoft-com:office:office" xmlns:r="http://schemas.openxmlformats.org/officeDocument/2006/relationships" xmlns:m="http://schemas.openxmlformats.org/officeDocument/2006/math" xmlns:v="urn:schemas-microsoft-com:vml" xmlns:wp="http://schemas.openxmlformats.org/drawingml/2006/wordprocessingDrawing" xmlns:w10="urn:schemas-microsoft-com:office:word" xmlns:w="http://schemas.openxmlformats.org/wordprocessingml/2006/main" xmlns:wne="http://schemas.microsoft.com/office/word/2006/wordml">
   <w:endnote w:type="separator" w:id="-1">
     <w:p>
       <w:pPr>
@@ -4498,7 +4879,7 @@
 </file>
 
 <file path=word/footer1.xml><?xml version="1.0" encoding="utf-8"?>
-<w:ftr xmlns:wpc="http://schemas.microsoft.com/office/word/2010/wordprocessingCanvas" xmlns:cx="http://schemas.microsoft.com/office/drawing/2014/chartex" xmlns:cx1="http://schemas.microsoft.com/office/drawing/2015/9/8/chartex" xmlns:cx2="http://schemas.microsoft.com/office/drawing/2015/10/21/chartex" xmlns:cx3="http://schemas.microsoft.com/office/drawing/2016/5/9/chartex" xmlns:cx4="http://schemas.microsoft.com/office/drawing/2016/5/10/chartex" xmlns:cx5="http://schemas.microsoft.com/office/drawing/2016/5/11/chartex" xmlns:cx6="http://schemas.microsoft.com/office/drawing/2016/5/12/chartex" xmlns:cx7="http://schemas.microsoft.com/office/drawing/2016/5/13/chartex" xmlns:cx8="http://schemas.microsoft.com/office/drawing/2016/5/14/chartex" xmlns:mc="http://schemas.openxmlformats.org/markup-compatibility/2006" xmlns:aink="http://schemas.microsoft.com/office/drawing/2016/ink" xmlns:am3d="http://schemas.microsoft.com/office/drawing/2017/model3d" xmlns:o="urn:schemas-microsoft-com:office:office" xmlns:oel="http://schemas.microsoft.com/office/2019/extlst" xmlns:r="http://schemas.openxmlformats.org/officeDocument/2006/relationships" xmlns:m="http://schemas.openxmlformats.org/officeDocument/2006/math" xmlns:v="urn:schemas-microsoft-com:vml" xmlns:wp14="http://schemas.microsoft.com/office/word/2010/wordprocessingDrawing" xmlns:wp="http://schemas.openxmlformats.org/drawingml/2006/wordprocessingDrawing" xmlns:w10="urn:schemas-microsoft-com:office:word" xmlns:w="http://schemas.openxmlformats.org/wordprocessingml/2006/main" xmlns:w14="http://schemas.microsoft.com/office/word/2010/wordml" xmlns:w15="http://schemas.microsoft.com/office/word/2012/wordml" xmlns:w16cex="http://schemas.microsoft.com/office/word/2018/wordml/cex" xmlns:w16cid="http://schemas.microsoft.com/office/word/2016/wordml/cid" xmlns:w16="http://schemas.microsoft.com/office/word/2018/wordml" xmlns:w16sdtdh="http://schemas.microsoft.com/office/word/2020/wordml/sdtdatahash" xmlns:w16se="http://schemas.microsoft.com/office/word/2015/wordml/symex" xmlns:wpg="http://schemas.microsoft.com/office/word/2010/wordprocessingGroup" xmlns:wpi="http://schemas.microsoft.com/office/word/2010/wordprocessingInk" xmlns:wne="http://schemas.microsoft.com/office/word/2006/wordml" xmlns:wps="http://schemas.microsoft.com/office/word/2010/wordprocessingShape" mc:Ignorable="w14 w15 w16se w16cid w16 w16cex w16sdtdh wp14">
+<w:ftr xmlns:ve="http://schemas.openxmlformats.org/markup-compatibility/2006" xmlns:o="urn:schemas-microsoft-com:office:office" xmlns:r="http://schemas.openxmlformats.org/officeDocument/2006/relationships" xmlns:m="http://schemas.openxmlformats.org/officeDocument/2006/math" xmlns:v="urn:schemas-microsoft-com:vml" xmlns:wp="http://schemas.openxmlformats.org/drawingml/2006/wordprocessingDrawing" xmlns:w10="urn:schemas-microsoft-com:office:word" xmlns:w="http://schemas.openxmlformats.org/wordprocessingml/2006/main" xmlns:wne="http://schemas.microsoft.com/office/word/2006/wordml">
   <w:sdt>
     <w:sdtPr>
       <w:id w:val="-1693830117"/>
@@ -4513,21 +4894,14 @@
           <w:pStyle w:val="af7"/>
           <w:jc w:val="center"/>
         </w:pPr>
-        <w:r>
-          <w:fldChar w:fldCharType="begin"/>
-        </w:r>
-        <w:r>
-          <w:instrText>PAGE   \* MERGEFORMAT</w:instrText>
-        </w:r>
-        <w:r>
-          <w:fldChar w:fldCharType="separate"/>
-        </w:r>
-        <w:r>
-          <w:t>2</w:t>
-        </w:r>
-        <w:r>
-          <w:fldChar w:fldCharType="end"/>
-        </w:r>
+        <w:fldSimple w:instr="PAGE   \* MERGEFORMAT">
+          <w:r>
+            <w:rPr>
+              <w:noProof/>
+            </w:rPr>
+            <w:t>10</w:t>
+          </w:r>
+        </w:fldSimple>
       </w:p>
     </w:sdtContent>
   </w:sdt>
@@ -4540,7 +4914,7 @@
 </file>
 
 <file path=word/footnotes.xml><?xml version="1.0" encoding="utf-8"?>
-<w:footnotes xmlns:wpc="http://schemas.microsoft.com/office/word/2010/wordprocessingCanvas" xmlns:cx="http://schemas.microsoft.com/office/drawing/2014/chartex" xmlns:cx1="http://schemas.microsoft.com/office/drawing/2015/9/8/chartex" xmlns:cx2="http://schemas.microsoft.com/office/drawing/2015/10/21/chartex" xmlns:cx3="http://schemas.microsoft.com/office/drawing/2016/5/9/chartex" xmlns:cx4="http://schemas.microsoft.com/office/drawing/2016/5/10/chartex" xmlns:cx5="http://schemas.microsoft.com/office/drawing/2016/5/11/chartex" xmlns:cx6="http://schemas.microsoft.com/office/drawing/2016/5/12/chartex" xmlns:cx7="http://schemas.microsoft.com/office/drawing/2016/5/13/chartex" xmlns:cx8="http://schemas.microsoft.com/office/drawing/2016/5/14/chartex" xmlns:mc="http://schemas.openxmlformats.org/markup-compatibility/2006" xmlns:aink="http://schemas.microsoft.com/office/drawing/2016/ink" xmlns:am3d="http://schemas.microsoft.com/office/drawing/2017/model3d" xmlns:o="urn:schemas-microsoft-com:office:office" xmlns:oel="http://schemas.microsoft.com/office/2019/extlst" xmlns:r="http://schemas.openxmlformats.org/officeDocument/2006/relationships" xmlns:m="http://schemas.openxmlformats.org/officeDocument/2006/math" xmlns:v="urn:schemas-microsoft-com:vml" xmlns:wp14="http://schemas.microsoft.com/office/word/2010/wordprocessingDrawing" xmlns:wp="http://schemas.openxmlformats.org/drawingml/2006/wordprocessingDrawing" xmlns:w10="urn:schemas-microsoft-com:office:word" xmlns:w="http://schemas.openxmlformats.org/wordprocessingml/2006/main" xmlns:w14="http://schemas.microsoft.com/office/word/2010/wordml" xmlns:w15="http://schemas.microsoft.com/office/word/2012/wordml" xmlns:w16cex="http://schemas.microsoft.com/office/word/2018/wordml/cex" xmlns:w16cid="http://schemas.microsoft.com/office/word/2016/wordml/cid" xmlns:w16="http://schemas.microsoft.com/office/word/2018/wordml" xmlns:w16sdtdh="http://schemas.microsoft.com/office/word/2020/wordml/sdtdatahash" xmlns:w16se="http://schemas.microsoft.com/office/word/2015/wordml/symex" xmlns:wpg="http://schemas.microsoft.com/office/word/2010/wordprocessingGroup" xmlns:wpi="http://schemas.microsoft.com/office/word/2010/wordprocessingInk" xmlns:wne="http://schemas.microsoft.com/office/word/2006/wordml" xmlns:wps="http://schemas.microsoft.com/office/word/2010/wordprocessingShape" mc:Ignorable="w14 w15 w16se w16cid w16 w16cex w16sdtdh wp14">
+<w:footnotes xmlns:ve="http://schemas.openxmlformats.org/markup-compatibility/2006" xmlns:o="urn:schemas-microsoft-com:office:office" xmlns:r="http://schemas.openxmlformats.org/officeDocument/2006/relationships" xmlns:m="http://schemas.openxmlformats.org/officeDocument/2006/math" xmlns:v="urn:schemas-microsoft-com:vml" xmlns:wp="http://schemas.openxmlformats.org/drawingml/2006/wordprocessingDrawing" xmlns:w10="urn:schemas-microsoft-com:office:word" xmlns:w="http://schemas.openxmlformats.org/wordprocessingml/2006/main" xmlns:wne="http://schemas.microsoft.com/office/word/2006/wordml">
   <w:footnote w:type="separator" w:id="-1">
     <w:p>
       <w:pPr>
@@ -4565,8 +4939,8 @@
 </file>
 
 <file path=word/numbering.xml><?xml version="1.0" encoding="utf-8"?>
-<w:numbering xmlns:wpc="http://schemas.microsoft.com/office/word/2010/wordprocessingCanvas" xmlns:cx="http://schemas.microsoft.com/office/drawing/2014/chartex" xmlns:cx1="http://schemas.microsoft.com/office/drawing/2015/9/8/chartex" xmlns:cx2="http://schemas.microsoft.com/office/drawing/2015/10/21/chartex" xmlns:cx3="http://schemas.microsoft.com/office/drawing/2016/5/9/chartex" xmlns:cx4="http://schemas.microsoft.com/office/drawing/2016/5/10/chartex" xmlns:cx5="http://schemas.microsoft.com/office/drawing/2016/5/11/chartex" xmlns:cx6="http://schemas.microsoft.com/office/drawing/2016/5/12/chartex" xmlns:cx7="http://schemas.microsoft.com/office/drawing/2016/5/13/chartex" xmlns:cx8="http://schemas.microsoft.com/office/drawing/2016/5/14/chartex" xmlns:mc="http://schemas.openxmlformats.org/markup-compatibility/2006" xmlns:aink="http://schemas.microsoft.com/office/drawing/2016/ink" xmlns:am3d="http://schemas.microsoft.com/office/drawing/2017/model3d" xmlns:o="urn:schemas-microsoft-com:office:office" xmlns:oel="http://schemas.microsoft.com/office/2019/extlst" xmlns:r="http://schemas.openxmlformats.org/officeDocument/2006/relationships" xmlns:m="http://schemas.openxmlformats.org/officeDocument/2006/math" xmlns:v="urn:schemas-microsoft-com:vml" xmlns:wp14="http://schemas.microsoft.com/office/word/2010/wordprocessingDrawing" xmlns:wp="http://schemas.openxmlformats.org/drawingml/2006/wordprocessingDrawing" xmlns:w10="urn:schemas-microsoft-com:office:word" xmlns:w="http://schemas.openxmlformats.org/wordprocessingml/2006/main" xmlns:w14="http://schemas.microsoft.com/office/word/2010/wordml" xmlns:w15="http://schemas.microsoft.com/office/word/2012/wordml" xmlns:w16cex="http://schemas.microsoft.com/office/word/2018/wordml/cex" xmlns:w16cid="http://schemas.microsoft.com/office/word/2016/wordml/cid" xmlns:w16="http://schemas.microsoft.com/office/word/2018/wordml" xmlns:w16sdtdh="http://schemas.microsoft.com/office/word/2020/wordml/sdtdatahash" xmlns:w16se="http://schemas.microsoft.com/office/word/2015/wordml/symex" xmlns:wpg="http://schemas.microsoft.com/office/word/2010/wordprocessingGroup" xmlns:wpi="http://schemas.microsoft.com/office/word/2010/wordprocessingInk" xmlns:wne="http://schemas.microsoft.com/office/word/2006/wordml" xmlns:wps="http://schemas.microsoft.com/office/word/2010/wordprocessingShape" mc:Ignorable="w14 w15 w16se w16cid w16 w16cex w16sdtdh wp14">
-  <w:abstractNum w:abstractNumId="0" w15:restartNumberingAfterBreak="0">
+<w:numbering xmlns:ve="http://schemas.openxmlformats.org/markup-compatibility/2006" xmlns:o="urn:schemas-microsoft-com:office:office" xmlns:r="http://schemas.openxmlformats.org/officeDocument/2006/relationships" xmlns:m="http://schemas.openxmlformats.org/officeDocument/2006/math" xmlns:v="urn:schemas-microsoft-com:vml" xmlns:wp="http://schemas.openxmlformats.org/drawingml/2006/wordprocessingDrawing" xmlns:w10="urn:schemas-microsoft-com:office:word" xmlns:w="http://schemas.openxmlformats.org/wordprocessingml/2006/main" xmlns:wne="http://schemas.microsoft.com/office/word/2006/wordml">
+  <w:abstractNum w:abstractNumId="0">
     <w:nsid w:val="FFFFFF7C"/>
     <w:multiLevelType w:val="singleLevel"/>
     <w:tmpl w:val="D90E6EC0"/>
@@ -4583,7 +4957,7 @@
       </w:pPr>
     </w:lvl>
   </w:abstractNum>
-  <w:abstractNum w:abstractNumId="1" w15:restartNumberingAfterBreak="0">
+  <w:abstractNum w:abstractNumId="1">
     <w:nsid w:val="FFFFFF7D"/>
     <w:multiLevelType w:val="singleLevel"/>
     <w:tmpl w:val="E03CFF46"/>
@@ -4600,7 +4974,7 @@
       </w:pPr>
     </w:lvl>
   </w:abstractNum>
-  <w:abstractNum w:abstractNumId="2" w15:restartNumberingAfterBreak="0">
+  <w:abstractNum w:abstractNumId="2">
     <w:nsid w:val="FFFFFF7E"/>
     <w:multiLevelType w:val="singleLevel"/>
     <w:tmpl w:val="1E6A2684"/>
@@ -4617,7 +4991,7 @@
       </w:pPr>
     </w:lvl>
   </w:abstractNum>
-  <w:abstractNum w:abstractNumId="3" w15:restartNumberingAfterBreak="0">
+  <w:abstractNum w:abstractNumId="3">
     <w:nsid w:val="FFFFFF7F"/>
     <w:multiLevelType w:val="singleLevel"/>
     <w:tmpl w:val="0C7E7D6C"/>
@@ -4634,7 +5008,7 @@
       </w:pPr>
     </w:lvl>
   </w:abstractNum>
-  <w:abstractNum w:abstractNumId="4" w15:restartNumberingAfterBreak="0">
+  <w:abstractNum w:abstractNumId="4">
     <w:nsid w:val="FFFFFF80"/>
     <w:multiLevelType w:val="singleLevel"/>
     <w:tmpl w:val="82F455CC"/>
@@ -4654,7 +5028,7 @@
       </w:rPr>
     </w:lvl>
   </w:abstractNum>
-  <w:abstractNum w:abstractNumId="5" w15:restartNumberingAfterBreak="0">
+  <w:abstractNum w:abstractNumId="5">
     <w:nsid w:val="FFFFFF81"/>
     <w:multiLevelType w:val="singleLevel"/>
     <w:tmpl w:val="A61881E4"/>
@@ -4674,7 +5048,7 @@
       </w:rPr>
     </w:lvl>
   </w:abstractNum>
-  <w:abstractNum w:abstractNumId="6" w15:restartNumberingAfterBreak="0">
+  <w:abstractNum w:abstractNumId="6">
     <w:nsid w:val="FFFFFF82"/>
     <w:multiLevelType w:val="singleLevel"/>
     <w:tmpl w:val="7A8CDF0E"/>
@@ -4694,7 +5068,7 @@
       </w:rPr>
     </w:lvl>
   </w:abstractNum>
-  <w:abstractNum w:abstractNumId="7" w15:restartNumberingAfterBreak="0">
+  <w:abstractNum w:abstractNumId="7">
     <w:nsid w:val="FFFFFF83"/>
     <w:multiLevelType w:val="singleLevel"/>
     <w:tmpl w:val="DEE6A0DA"/>
@@ -4714,7 +5088,7 @@
       </w:rPr>
     </w:lvl>
   </w:abstractNum>
-  <w:abstractNum w:abstractNumId="8" w15:restartNumberingAfterBreak="0">
+  <w:abstractNum w:abstractNumId="8">
     <w:nsid w:val="FFFFFF88"/>
     <w:multiLevelType w:val="singleLevel"/>
     <w:tmpl w:val="D730CB4E"/>
@@ -4731,7 +5105,7 @@
       </w:pPr>
     </w:lvl>
   </w:abstractNum>
-  <w:abstractNum w:abstractNumId="9" w15:restartNumberingAfterBreak="0">
+  <w:abstractNum w:abstractNumId="9">
     <w:nsid w:val="FFFFFF89"/>
     <w:multiLevelType w:val="singleLevel"/>
     <w:tmpl w:val="505E8954"/>
@@ -4751,7 +5125,7 @@
       </w:rPr>
     </w:lvl>
   </w:abstractNum>
-  <w:abstractNum w:abstractNumId="10" w15:restartNumberingAfterBreak="0">
+  <w:abstractNum w:abstractNumId="10">
     <w:nsid w:val="060778D1"/>
     <w:multiLevelType w:val="hybridMultilevel"/>
     <w:tmpl w:val="2F1CB85C"/>
@@ -4864,7 +5238,7 @@
       </w:rPr>
     </w:lvl>
   </w:abstractNum>
-  <w:abstractNum w:abstractNumId="11" w15:restartNumberingAfterBreak="0">
+  <w:abstractNum w:abstractNumId="11">
     <w:nsid w:val="0ACA08E0"/>
     <w:multiLevelType w:val="hybridMultilevel"/>
     <w:tmpl w:val="50346268"/>
@@ -4950,7 +5324,7 @@
       </w:pPr>
     </w:lvl>
   </w:abstractNum>
-  <w:abstractNum w:abstractNumId="12" w15:restartNumberingAfterBreak="0">
+  <w:abstractNum w:abstractNumId="12">
     <w:nsid w:val="0D2C01D6"/>
     <w:multiLevelType w:val="hybridMultilevel"/>
     <w:tmpl w:val="AE0CA346"/>
@@ -5063,7 +5437,7 @@
       </w:rPr>
     </w:lvl>
   </w:abstractNum>
-  <w:abstractNum w:abstractNumId="13" w15:restartNumberingAfterBreak="0">
+  <w:abstractNum w:abstractNumId="13">
     <w:nsid w:val="0E0B73CA"/>
     <w:multiLevelType w:val="hybridMultilevel"/>
     <w:tmpl w:val="FB3E14A0"/>
@@ -5176,7 +5550,7 @@
       </w:rPr>
     </w:lvl>
   </w:abstractNum>
-  <w:abstractNum w:abstractNumId="14" w15:restartNumberingAfterBreak="0">
+  <w:abstractNum w:abstractNumId="14">
     <w:nsid w:val="1BA53B69"/>
     <w:multiLevelType w:val="hybridMultilevel"/>
     <w:tmpl w:val="D9FA01CE"/>
@@ -5265,7 +5639,7 @@
       </w:pPr>
     </w:lvl>
   </w:abstractNum>
-  <w:abstractNum w:abstractNumId="15" w15:restartNumberingAfterBreak="0">
+  <w:abstractNum w:abstractNumId="15">
     <w:nsid w:val="23996E9F"/>
     <w:multiLevelType w:val="hybridMultilevel"/>
     <w:tmpl w:val="9604BE96"/>
@@ -5378,7 +5752,7 @@
       </w:rPr>
     </w:lvl>
   </w:abstractNum>
-  <w:abstractNum w:abstractNumId="16" w15:restartNumberingAfterBreak="0">
+  <w:abstractNum w:abstractNumId="16">
     <w:nsid w:val="2D914E23"/>
     <w:multiLevelType w:val="hybridMultilevel"/>
     <w:tmpl w:val="54582516"/>
@@ -5491,7 +5865,7 @@
       </w:rPr>
     </w:lvl>
   </w:abstractNum>
-  <w:abstractNum w:abstractNumId="17" w15:restartNumberingAfterBreak="0">
+  <w:abstractNum w:abstractNumId="17">
     <w:nsid w:val="4F467688"/>
     <w:multiLevelType w:val="hybridMultilevel"/>
     <w:tmpl w:val="A2948C74"/>
@@ -5580,7 +5954,7 @@
       </w:pPr>
     </w:lvl>
   </w:abstractNum>
-  <w:abstractNum w:abstractNumId="18" w15:restartNumberingAfterBreak="0">
+  <w:abstractNum w:abstractNumId="18">
     <w:nsid w:val="520A15BC"/>
     <w:multiLevelType w:val="hybridMultilevel"/>
     <w:tmpl w:val="0A86F580"/>
@@ -5666,7 +6040,7 @@
       </w:pPr>
     </w:lvl>
   </w:abstractNum>
-  <w:abstractNum w:abstractNumId="19" w15:restartNumberingAfterBreak="0">
+  <w:abstractNum w:abstractNumId="19">
     <w:nsid w:val="54DC3736"/>
     <w:multiLevelType w:val="hybridMultilevel"/>
     <w:tmpl w:val="CB309898"/>
@@ -5779,7 +6153,7 @@
       </w:pPr>
     </w:lvl>
   </w:abstractNum>
-  <w:abstractNum w:abstractNumId="20" w15:restartNumberingAfterBreak="0">
+  <w:abstractNum w:abstractNumId="20">
     <w:nsid w:val="55282271"/>
     <w:multiLevelType w:val="hybridMultilevel"/>
     <w:tmpl w:val="5E206614"/>
@@ -5868,7 +6242,7 @@
       </w:pPr>
     </w:lvl>
   </w:abstractNum>
-  <w:abstractNum w:abstractNumId="21" w15:restartNumberingAfterBreak="0">
+  <w:abstractNum w:abstractNumId="21">
     <w:nsid w:val="5EF776B5"/>
     <w:multiLevelType w:val="hybridMultilevel"/>
     <w:tmpl w:val="85C40E78"/>
@@ -5981,7 +6355,7 @@
       </w:pPr>
     </w:lvl>
   </w:abstractNum>
-  <w:abstractNum w:abstractNumId="22" w15:restartNumberingAfterBreak="0">
+  <w:abstractNum w:abstractNumId="22">
     <w:nsid w:val="7F175EE2"/>
     <w:multiLevelType w:val="hybridMultilevel"/>
     <w:tmpl w:val="5E206614"/>
@@ -6070,80 +6444,80 @@
       </w:pPr>
     </w:lvl>
   </w:abstractNum>
-  <w:num w:numId="1" w16cid:durableId="544295540">
+  <w:num w:numId="1">
     <w:abstractNumId w:val="9"/>
   </w:num>
-  <w:num w:numId="2" w16cid:durableId="2144038312">
+  <w:num w:numId="2">
     <w:abstractNumId w:val="7"/>
   </w:num>
-  <w:num w:numId="3" w16cid:durableId="1527449108">
+  <w:num w:numId="3">
     <w:abstractNumId w:val="6"/>
   </w:num>
-  <w:num w:numId="4" w16cid:durableId="243728552">
+  <w:num w:numId="4">
     <w:abstractNumId w:val="5"/>
   </w:num>
-  <w:num w:numId="5" w16cid:durableId="392001828">
+  <w:num w:numId="5">
     <w:abstractNumId w:val="4"/>
   </w:num>
-  <w:num w:numId="6" w16cid:durableId="379869337">
+  <w:num w:numId="6">
     <w:abstractNumId w:val="8"/>
   </w:num>
-  <w:num w:numId="7" w16cid:durableId="854459376">
+  <w:num w:numId="7">
     <w:abstractNumId w:val="3"/>
   </w:num>
-  <w:num w:numId="8" w16cid:durableId="550534311">
+  <w:num w:numId="8">
     <w:abstractNumId w:val="2"/>
   </w:num>
-  <w:num w:numId="9" w16cid:durableId="544489337">
+  <w:num w:numId="9">
     <w:abstractNumId w:val="1"/>
   </w:num>
-  <w:num w:numId="10" w16cid:durableId="1896158208">
+  <w:num w:numId="10">
     <w:abstractNumId w:val="0"/>
   </w:num>
-  <w:num w:numId="11" w16cid:durableId="1441754934">
+  <w:num w:numId="11">
     <w:abstractNumId w:val="16"/>
   </w:num>
-  <w:num w:numId="12" w16cid:durableId="1326279870">
+  <w:num w:numId="12">
     <w:abstractNumId w:val="11"/>
   </w:num>
-  <w:num w:numId="13" w16cid:durableId="1662806488">
+  <w:num w:numId="13">
     <w:abstractNumId w:val="18"/>
   </w:num>
-  <w:num w:numId="14" w16cid:durableId="903024574">
+  <w:num w:numId="14">
     <w:abstractNumId w:val="17"/>
   </w:num>
-  <w:num w:numId="15" w16cid:durableId="926235785">
+  <w:num w:numId="15">
     <w:abstractNumId w:val="15"/>
   </w:num>
-  <w:num w:numId="16" w16cid:durableId="1315138270">
+  <w:num w:numId="16">
     <w:abstractNumId w:val="10"/>
   </w:num>
-  <w:num w:numId="17" w16cid:durableId="1822310397">
+  <w:num w:numId="17">
     <w:abstractNumId w:val="12"/>
   </w:num>
-  <w:num w:numId="18" w16cid:durableId="504396704">
+  <w:num w:numId="18">
     <w:abstractNumId w:val="13"/>
   </w:num>
-  <w:num w:numId="19" w16cid:durableId="1466892585">
+  <w:num w:numId="19">
     <w:abstractNumId w:val="14"/>
   </w:num>
-  <w:num w:numId="20" w16cid:durableId="1741714367">
+  <w:num w:numId="20">
     <w:abstractNumId w:val="19"/>
   </w:num>
-  <w:num w:numId="21" w16cid:durableId="728309129">
+  <w:num w:numId="21">
     <w:abstractNumId w:val="21"/>
   </w:num>
-  <w:num w:numId="22" w16cid:durableId="288822061">
+  <w:num w:numId="22">
     <w:abstractNumId w:val="20"/>
   </w:num>
-  <w:num w:numId="23" w16cid:durableId="1077677293">
+  <w:num w:numId="23">
     <w:abstractNumId w:val="22"/>
   </w:num>
 </w:numbering>
 </file>
 
 <file path=word/styles.xml><?xml version="1.0" encoding="utf-8"?>
-<w:styles xmlns:mc="http://schemas.openxmlformats.org/markup-compatibility/2006" xmlns:r="http://schemas.openxmlformats.org/officeDocument/2006/relationships" xmlns:w="http://schemas.openxmlformats.org/wordprocessingml/2006/main" xmlns:w14="http://schemas.microsoft.com/office/word/2010/wordml" xmlns:w15="http://schemas.microsoft.com/office/word/2012/wordml" xmlns:w16cex="http://schemas.microsoft.com/office/word/2018/wordml/cex" xmlns:w16cid="http://schemas.microsoft.com/office/word/2016/wordml/cid" xmlns:w16="http://schemas.microsoft.com/office/word/2018/wordml" xmlns:w16sdtdh="http://schemas.microsoft.com/office/word/2020/wordml/sdtdatahash" xmlns:w16se="http://schemas.microsoft.com/office/word/2015/wordml/symex" mc:Ignorable="w14 w15 w16se w16cid w16 w16cex w16sdtdh">
+<w:styles xmlns:r="http://schemas.openxmlformats.org/officeDocument/2006/relationships" xmlns:w="http://schemas.openxmlformats.org/wordprocessingml/2006/main">
   <w:docDefaults>
     <w:rPrDefault>
       <w:rPr>
@@ -6152,7 +6526,6 @@
         <w:sz w:val="22"/>
         <w:szCs w:val="22"/>
         <w:lang w:val="ru-RU" w:eastAsia="en-US" w:bidi="ar-SA"/>
-        <w14:ligatures w14:val="standardContextual"/>
       </w:rPr>
     </w:rPrDefault>
     <w:pPrDefault>
@@ -6161,383 +6534,144 @@
       </w:pPr>
     </w:pPrDefault>
   </w:docDefaults>
-  <w:latentStyles w:defLockedState="0" w:defUIPriority="99" w:defSemiHidden="0" w:defUnhideWhenUsed="0" w:defQFormat="0" w:count="376">
-    <w:lsdException w:name="Normal" w:uiPriority="0" w:qFormat="1"/>
-    <w:lsdException w:name="heading 1" w:uiPriority="9" w:qFormat="1"/>
-    <w:lsdException w:name="heading 2" w:semiHidden="1" w:uiPriority="9" w:unhideWhenUsed="1" w:qFormat="1"/>
-    <w:lsdException w:name="heading 3" w:semiHidden="1" w:uiPriority="9" w:unhideWhenUsed="1" w:qFormat="1"/>
-    <w:lsdException w:name="heading 4" w:semiHidden="1" w:uiPriority="9" w:unhideWhenUsed="1" w:qFormat="1"/>
-    <w:lsdException w:name="heading 5" w:semiHidden="1" w:uiPriority="9" w:unhideWhenUsed="1" w:qFormat="1"/>
-    <w:lsdException w:name="heading 6" w:semiHidden="1" w:uiPriority="9" w:unhideWhenUsed="1" w:qFormat="1"/>
-    <w:lsdException w:name="heading 7" w:semiHidden="1" w:uiPriority="9" w:unhideWhenUsed="1" w:qFormat="1"/>
-    <w:lsdException w:name="heading 8" w:semiHidden="1" w:uiPriority="9" w:unhideWhenUsed="1" w:qFormat="1"/>
-    <w:lsdException w:name="heading 9" w:semiHidden="1" w:uiPriority="9" w:unhideWhenUsed="1" w:qFormat="1"/>
-    <w:lsdException w:name="index 1" w:semiHidden="1" w:unhideWhenUsed="1"/>
-    <w:lsdException w:name="index 2" w:semiHidden="1" w:unhideWhenUsed="1"/>
-    <w:lsdException w:name="index 3" w:semiHidden="1" w:unhideWhenUsed="1"/>
-    <w:lsdException w:name="index 4" w:semiHidden="1" w:unhideWhenUsed="1"/>
-    <w:lsdException w:name="index 5" w:semiHidden="1" w:unhideWhenUsed="1"/>
-    <w:lsdException w:name="index 6" w:semiHidden="1" w:unhideWhenUsed="1"/>
-    <w:lsdException w:name="index 7" w:semiHidden="1" w:unhideWhenUsed="1"/>
-    <w:lsdException w:name="index 8" w:semiHidden="1" w:unhideWhenUsed="1"/>
-    <w:lsdException w:name="index 9" w:semiHidden="1" w:unhideWhenUsed="1"/>
-    <w:lsdException w:name="toc 1" w:semiHidden="1" w:uiPriority="39" w:unhideWhenUsed="1"/>
-    <w:lsdException w:name="toc 2" w:semiHidden="1" w:uiPriority="39" w:unhideWhenUsed="1"/>
-    <w:lsdException w:name="toc 3" w:semiHidden="1" w:uiPriority="39" w:unhideWhenUsed="1"/>
-    <w:lsdException w:name="toc 4" w:semiHidden="1" w:uiPriority="39" w:unhideWhenUsed="1"/>
-    <w:lsdException w:name="toc 5" w:semiHidden="1" w:uiPriority="39" w:unhideWhenUsed="1"/>
-    <w:lsdException w:name="toc 6" w:semiHidden="1" w:uiPriority="39" w:unhideWhenUsed="1"/>
-    <w:lsdException w:name="toc 7" w:semiHidden="1" w:uiPriority="39" w:unhideWhenUsed="1"/>
-    <w:lsdException w:name="toc 8" w:semiHidden="1" w:uiPriority="39" w:unhideWhenUsed="1"/>
-    <w:lsdException w:name="toc 9" w:semiHidden="1" w:uiPriority="39" w:unhideWhenUsed="1"/>
-    <w:lsdException w:name="Normal Indent" w:semiHidden="1" w:unhideWhenUsed="1"/>
-    <w:lsdException w:name="footnote text" w:semiHidden="1" w:unhideWhenUsed="1"/>
-    <w:lsdException w:name="annotation text" w:semiHidden="1" w:unhideWhenUsed="1"/>
-    <w:lsdException w:name="header" w:semiHidden="1" w:unhideWhenUsed="1"/>
-    <w:lsdException w:name="footer" w:semiHidden="1" w:unhideWhenUsed="1"/>
-    <w:lsdException w:name="index heading" w:semiHidden="1" w:unhideWhenUsed="1"/>
-    <w:lsdException w:name="caption" w:semiHidden="1" w:uiPriority="35" w:unhideWhenUsed="1" w:qFormat="1"/>
-    <w:lsdException w:name="table of figures" w:semiHidden="1" w:unhideWhenUsed="1"/>
-    <w:lsdException w:name="envelope address" w:semiHidden="1" w:unhideWhenUsed="1"/>
-    <w:lsdException w:name="envelope return" w:semiHidden="1" w:unhideWhenUsed="1"/>
-    <w:lsdException w:name="footnote reference" w:semiHidden="1" w:unhideWhenUsed="1"/>
-    <w:lsdException w:name="annotation reference" w:semiHidden="1" w:unhideWhenUsed="1"/>
-    <w:lsdException w:name="line number" w:semiHidden="1" w:unhideWhenUsed="1"/>
-    <w:lsdException w:name="page number" w:semiHidden="1" w:unhideWhenUsed="1"/>
-    <w:lsdException w:name="endnote reference" w:semiHidden="1" w:unhideWhenUsed="1"/>
-    <w:lsdException w:name="endnote text" w:semiHidden="1" w:unhideWhenUsed="1"/>
-    <w:lsdException w:name="table of authorities" w:semiHidden="1" w:unhideWhenUsed="1"/>
-    <w:lsdException w:name="macro" w:semiHidden="1" w:unhideWhenUsed="1"/>
-    <w:lsdException w:name="toa heading" w:semiHidden="1" w:unhideWhenUsed="1"/>
-    <w:lsdException w:name="List" w:semiHidden="1" w:unhideWhenUsed="1"/>
-    <w:lsdException w:name="List Bullet" w:semiHidden="1" w:unhideWhenUsed="1"/>
-    <w:lsdException w:name="List Number" w:semiHidden="1" w:unhideWhenUsed="1"/>
-    <w:lsdException w:name="List 2" w:semiHidden="1" w:unhideWhenUsed="1"/>
-    <w:lsdException w:name="List 3" w:semiHidden="1" w:unhideWhenUsed="1"/>
-    <w:lsdException w:name="List 4" w:semiHidden="1" w:unhideWhenUsed="1"/>
-    <w:lsdException w:name="List 5" w:semiHidden="1" w:unhideWhenUsed="1"/>
-    <w:lsdException w:name="List Bullet 2" w:semiHidden="1" w:unhideWhenUsed="1"/>
-    <w:lsdException w:name="List Bullet 3" w:semiHidden="1" w:unhideWhenUsed="1"/>
-    <w:lsdException w:name="List Bullet 4" w:semiHidden="1" w:unhideWhenUsed="1"/>
-    <w:lsdException w:name="List Bullet 5" w:semiHidden="1" w:unhideWhenUsed="1"/>
-    <w:lsdException w:name="List Number 2" w:semiHidden="1" w:unhideWhenUsed="1"/>
-    <w:lsdException w:name="List Number 3" w:semiHidden="1" w:unhideWhenUsed="1"/>
-    <w:lsdException w:name="List Number 4" w:semiHidden="1" w:unhideWhenUsed="1"/>
-    <w:lsdException w:name="List Number 5" w:semiHidden="1" w:unhideWhenUsed="1"/>
-    <w:lsdException w:name="Title" w:uiPriority="10" w:qFormat="1"/>
-    <w:lsdException w:name="Closing" w:semiHidden="1" w:unhideWhenUsed="1"/>
-    <w:lsdException w:name="Signature" w:semiHidden="1" w:unhideWhenUsed="1"/>
-    <w:lsdException w:name="Default Paragraph Font" w:semiHidden="1" w:uiPriority="1" w:unhideWhenUsed="1"/>
-    <w:lsdException w:name="Body Text" w:semiHidden="1" w:unhideWhenUsed="1"/>
-    <w:lsdException w:name="Body Text Indent" w:semiHidden="1" w:unhideWhenUsed="1"/>
-    <w:lsdException w:name="List Continue" w:semiHidden="1" w:unhideWhenUsed="1"/>
-    <w:lsdException w:name="List Continue 2" w:semiHidden="1" w:unhideWhenUsed="1"/>
-    <w:lsdException w:name="List Continue 3" w:semiHidden="1" w:unhideWhenUsed="1"/>
-    <w:lsdException w:name="List Continue 4" w:semiHidden="1" w:unhideWhenUsed="1"/>
-    <w:lsdException w:name="List Continue 5" w:semiHidden="1" w:unhideWhenUsed="1"/>
-    <w:lsdException w:name="Message Header" w:semiHidden="1" w:unhideWhenUsed="1"/>
-    <w:lsdException w:name="Subtitle" w:uiPriority="11" w:qFormat="1"/>
-    <w:lsdException w:name="Salutation" w:semiHidden="1" w:unhideWhenUsed="1"/>
-    <w:lsdException w:name="Date" w:semiHidden="1" w:unhideWhenUsed="1"/>
-    <w:lsdException w:name="Body Text First Indent" w:semiHidden="1" w:unhideWhenUsed="1"/>
-    <w:lsdException w:name="Body Text First Indent 2" w:semiHidden="1" w:unhideWhenUsed="1"/>
-    <w:lsdException w:name="Note Heading" w:semiHidden="1" w:unhideWhenUsed="1"/>
-    <w:lsdException w:name="Body Text 2" w:semiHidden="1" w:unhideWhenUsed="1"/>
-    <w:lsdException w:name="Body Text 3" w:semiHidden="1" w:unhideWhenUsed="1"/>
-    <w:lsdException w:name="Body Text Indent 2" w:semiHidden="1" w:unhideWhenUsed="1"/>
-    <w:lsdException w:name="Body Text Indent 3" w:semiHidden="1" w:unhideWhenUsed="1"/>
-    <w:lsdException w:name="Block Text" w:semiHidden="1" w:unhideWhenUsed="1"/>
-    <w:lsdException w:name="Hyperlink" w:semiHidden="1" w:unhideWhenUsed="1"/>
-    <w:lsdException w:name="FollowedHyperlink" w:semiHidden="1" w:unhideWhenUsed="1"/>
-    <w:lsdException w:name="Strong" w:uiPriority="22" w:qFormat="1"/>
-    <w:lsdException w:name="Emphasis" w:uiPriority="20" w:qFormat="1"/>
-    <w:lsdException w:name="Document Map" w:semiHidden="1" w:unhideWhenUsed="1"/>
-    <w:lsdException w:name="Plain Text" w:semiHidden="1" w:unhideWhenUsed="1"/>
-    <w:lsdException w:name="E-mail Signature" w:semiHidden="1" w:unhideWhenUsed="1"/>
-    <w:lsdException w:name="HTML Top of Form" w:semiHidden="1" w:unhideWhenUsed="1"/>
-    <w:lsdException w:name="HTML Bottom of Form" w:semiHidden="1" w:unhideWhenUsed="1"/>
-    <w:lsdException w:name="Normal (Web)" w:semiHidden="1" w:unhideWhenUsed="1"/>
-    <w:lsdException w:name="HTML Acronym" w:semiHidden="1" w:unhideWhenUsed="1"/>
-    <w:lsdException w:name="HTML Address" w:semiHidden="1" w:unhideWhenUsed="1"/>
-    <w:lsdException w:name="HTML Cite" w:semiHidden="1" w:unhideWhenUsed="1"/>
-    <w:lsdException w:name="HTML Code" w:semiHidden="1" w:unhideWhenUsed="1"/>
-    <w:lsdException w:name="HTML Definition" w:semiHidden="1" w:unhideWhenUsed="1"/>
-    <w:lsdException w:name="HTML Keyboard" w:semiHidden="1" w:unhideWhenUsed="1"/>
-    <w:lsdException w:name="HTML Preformatted" w:semiHidden="1" w:unhideWhenUsed="1"/>
-    <w:lsdException w:name="HTML Sample" w:semiHidden="1" w:unhideWhenUsed="1"/>
-    <w:lsdException w:name="HTML Typewriter" w:semiHidden="1" w:unhideWhenUsed="1"/>
-    <w:lsdException w:name="HTML Variable" w:semiHidden="1" w:unhideWhenUsed="1"/>
-    <w:lsdException w:name="Normal Table" w:semiHidden="1" w:unhideWhenUsed="1"/>
-    <w:lsdException w:name="annotation subject" w:semiHidden="1" w:unhideWhenUsed="1"/>
-    <w:lsdException w:name="No List" w:semiHidden="1" w:unhideWhenUsed="1"/>
-    <w:lsdException w:name="Outline List 1" w:semiHidden="1" w:unhideWhenUsed="1"/>
-    <w:lsdException w:name="Outline List 2" w:semiHidden="1" w:unhideWhenUsed="1"/>
-    <w:lsdException w:name="Outline List 3" w:semiHidden="1" w:unhideWhenUsed="1"/>
-    <w:lsdException w:name="Table Simple 1" w:semiHidden="1" w:unhideWhenUsed="1"/>
-    <w:lsdException w:name="Table Simple 2" w:semiHidden="1" w:unhideWhenUsed="1"/>
-    <w:lsdException w:name="Table Simple 3" w:semiHidden="1" w:unhideWhenUsed="1"/>
-    <w:lsdException w:name="Table Classic 1" w:semiHidden="1" w:unhideWhenUsed="1"/>
-    <w:lsdException w:name="Table Classic 2" w:semiHidden="1" w:unhideWhenUsed="1"/>
-    <w:lsdException w:name="Table Classic 3" w:semiHidden="1" w:unhideWhenUsed="1"/>
-    <w:lsdException w:name="Table Classic 4" w:semiHidden="1" w:unhideWhenUsed="1"/>
-    <w:lsdException w:name="Table Colorful 1" w:semiHidden="1" w:unhideWhenUsed="1"/>
-    <w:lsdException w:name="Table Colorful 2" w:semiHidden="1" w:unhideWhenUsed="1"/>
-    <w:lsdException w:name="Table Colorful 3" w:semiHidden="1" w:unhideWhenUsed="1"/>
-    <w:lsdException w:name="Table Columns 1" w:semiHidden="1" w:unhideWhenUsed="1"/>
-    <w:lsdException w:name="Table Columns 2" w:semiHidden="1" w:unhideWhenUsed="1"/>
-    <w:lsdException w:name="Table Columns 3" w:semiHidden="1" w:unhideWhenUsed="1"/>
-    <w:lsdException w:name="Table Columns 4" w:semiHidden="1" w:unhideWhenUsed="1"/>
-    <w:lsdException w:name="Table Columns 5" w:semiHidden="1" w:unhideWhenUsed="1"/>
-    <w:lsdException w:name="Table Grid 1" w:semiHidden="1" w:unhideWhenUsed="1"/>
-    <w:lsdException w:name="Table Grid 2" w:semiHidden="1" w:unhideWhenUsed="1"/>
-    <w:lsdException w:name="Table Grid 3" w:semiHidden="1" w:unhideWhenUsed="1"/>
-    <w:lsdException w:name="Table Grid 4" w:semiHidden="1" w:unhideWhenUsed="1"/>
-    <w:lsdException w:name="Table Grid 5" w:semiHidden="1" w:unhideWhenUsed="1"/>
-    <w:lsdException w:name="Table Grid 6" w:semiHidden="1" w:unhideWhenUsed="1"/>
-    <w:lsdException w:name="Table Grid 7" w:semiHidden="1" w:unhideWhenUsed="1"/>
-    <w:lsdException w:name="Table Grid 8" w:semiHidden="1" w:unhideWhenUsed="1"/>
-    <w:lsdException w:name="Table List 1" w:semiHidden="1" w:unhideWhenUsed="1"/>
-    <w:lsdException w:name="Table List 2" w:semiHidden="1" w:unhideWhenUsed="1"/>
-    <w:lsdException w:name="Table List 3" w:semiHidden="1" w:unhideWhenUsed="1"/>
-    <w:lsdException w:name="Table List 4" w:semiHidden="1" w:unhideWhenUsed="1"/>
-    <w:lsdException w:name="Table List 5" w:semiHidden="1" w:unhideWhenUsed="1"/>
-    <w:lsdException w:name="Table List 6" w:semiHidden="1" w:unhideWhenUsed="1"/>
-    <w:lsdException w:name="Table List 7" w:semiHidden="1" w:unhideWhenUsed="1"/>
-    <w:lsdException w:name="Table List 8" w:semiHidden="1" w:unhideWhenUsed="1"/>
-    <w:lsdException w:name="Table 3D effects 1" w:semiHidden="1" w:unhideWhenUsed="1"/>
-    <w:lsdException w:name="Table 3D effects 2" w:semiHidden="1" w:unhideWhenUsed="1"/>
-    <w:lsdException w:name="Table 3D effects 3" w:semiHidden="1" w:unhideWhenUsed="1"/>
-    <w:lsdException w:name="Table Contemporary" w:semiHidden="1" w:unhideWhenUsed="1"/>
-    <w:lsdException w:name="Table Elegant" w:semiHidden="1" w:unhideWhenUsed="1"/>
-    <w:lsdException w:name="Table Professional" w:semiHidden="1" w:unhideWhenUsed="1"/>
-    <w:lsdException w:name="Table Subtle 1" w:semiHidden="1" w:unhideWhenUsed="1"/>
-    <w:lsdException w:name="Table Subtle 2" w:semiHidden="1" w:unhideWhenUsed="1"/>
-    <w:lsdException w:name="Table Web 1" w:semiHidden="1" w:unhideWhenUsed="1"/>
-    <w:lsdException w:name="Table Web 2" w:semiHidden="1" w:unhideWhenUsed="1"/>
-    <w:lsdException w:name="Table Web 3" w:semiHidden="1" w:unhideWhenUsed="1"/>
-    <w:lsdException w:name="Balloon Text" w:semiHidden="1" w:unhideWhenUsed="1"/>
-    <w:lsdException w:name="Table Grid" w:uiPriority="39"/>
-    <w:lsdException w:name="Table Theme" w:semiHidden="1" w:unhideWhenUsed="1"/>
-    <w:lsdException w:name="Placeholder Text" w:semiHidden="1"/>
-    <w:lsdException w:name="No Spacing" w:uiPriority="1" w:qFormat="1"/>
-    <w:lsdException w:name="Light Shading" w:uiPriority="60"/>
-    <w:lsdException w:name="Light List" w:uiPriority="61"/>
-    <w:lsdException w:name="Light Grid" w:uiPriority="62"/>
-    <w:lsdException w:name="Medium Shading 1" w:uiPriority="63"/>
-    <w:lsdException w:name="Medium Shading 2" w:uiPriority="64"/>
-    <w:lsdException w:name="Medium List 1" w:uiPriority="65"/>
-    <w:lsdException w:name="Medium List 2" w:uiPriority="66"/>
-    <w:lsdException w:name="Medium Grid 1" w:uiPriority="67"/>
-    <w:lsdException w:name="Medium Grid 2" w:uiPriority="68"/>
-    <w:lsdException w:name="Medium Grid 3" w:uiPriority="69"/>
-    <w:lsdException w:name="Dark List" w:uiPriority="70"/>
-    <w:lsdException w:name="Colorful Shading" w:uiPriority="71"/>
-    <w:lsdException w:name="Colorful List" w:uiPriority="72"/>
-    <w:lsdException w:name="Colorful Grid" w:uiPriority="73"/>
-    <w:lsdException w:name="Light Shading Accent 1" w:uiPriority="60"/>
-    <w:lsdException w:name="Light List Accent 1" w:uiPriority="61"/>
-    <w:lsdException w:name="Light Grid Accent 1" w:uiPriority="62"/>
-    <w:lsdException w:name="Medium Shading 1 Accent 1" w:uiPriority="63"/>
-    <w:lsdException w:name="Medium Shading 2 Accent 1" w:uiPriority="64"/>
-    <w:lsdException w:name="Medium List 1 Accent 1" w:uiPriority="65"/>
-    <w:lsdException w:name="Revision" w:semiHidden="1"/>
-    <w:lsdException w:name="List Paragraph" w:uiPriority="34" w:qFormat="1"/>
-    <w:lsdException w:name="Quote" w:uiPriority="29" w:qFormat="1"/>
-    <w:lsdException w:name="Intense Quote" w:uiPriority="30" w:qFormat="1"/>
-    <w:lsdException w:name="Medium List 2 Accent 1" w:uiPriority="66"/>
-    <w:lsdException w:name="Medium Grid 1 Accent 1" w:uiPriority="67"/>
-    <w:lsdException w:name="Medium Grid 2 Accent 1" w:uiPriority="68"/>
-    <w:lsdException w:name="Medium Grid 3 Accent 1" w:uiPriority="69"/>
-    <w:lsdException w:name="Dark List Accent 1" w:uiPriority="70"/>
-    <w:lsdException w:name="Colorful Shading Accent 1" w:uiPriority="71"/>
-    <w:lsdException w:name="Colorful List Accent 1" w:uiPriority="72"/>
-    <w:lsdException w:name="Colorful Grid Accent 1" w:uiPriority="73"/>
-    <w:lsdException w:name="Light Shading Accent 2" w:uiPriority="60"/>
-    <w:lsdException w:name="Light List Accent 2" w:uiPriority="61"/>
-    <w:lsdException w:name="Light Grid Accent 2" w:uiPriority="62"/>
-    <w:lsdException w:name="Medium Shading 1 Accent 2" w:uiPriority="63"/>
-    <w:lsdException w:name="Medium Shading 2 Accent 2" w:uiPriority="64"/>
-    <w:lsdException w:name="Medium List 1 Accent 2" w:uiPriority="65"/>
-    <w:lsdException w:name="Medium List 2 Accent 2" w:uiPriority="66"/>
-    <w:lsdException w:name="Medium Grid 1 Accent 2" w:uiPriority="67"/>
-    <w:lsdException w:name="Medium Grid 2 Accent 2" w:uiPriority="68"/>
-    <w:lsdException w:name="Medium Grid 3 Accent 2" w:uiPriority="69"/>
-    <w:lsdException w:name="Dark List Accent 2" w:uiPriority="70"/>
-    <w:lsdException w:name="Colorful Shading Accent 2" w:uiPriority="71"/>
-    <w:lsdException w:name="Colorful List Accent 2" w:uiPriority="72"/>
-    <w:lsdException w:name="Colorful Grid Accent 2" w:uiPriority="73"/>
-    <w:lsdException w:name="Light Shading Accent 3" w:uiPriority="60"/>
-    <w:lsdException w:name="Light List Accent 3" w:uiPriority="61"/>
-    <w:lsdException w:name="Light Grid Accent 3" w:uiPriority="62"/>
-    <w:lsdException w:name="Medium Shading 1 Accent 3" w:uiPriority="63"/>
-    <w:lsdException w:name="Medium Shading 2 Accent 3" w:uiPriority="64"/>
-    <w:lsdException w:name="Medium List 1 Accent 3" w:uiPriority="65"/>
-    <w:lsdException w:name="Medium List 2 Accent 3" w:uiPriority="66"/>
-    <w:lsdException w:name="Medium Grid 1 Accent 3" w:uiPriority="67"/>
-    <w:lsdException w:name="Medium Grid 2 Accent 3" w:uiPriority="68"/>
-    <w:lsdException w:name="Medium Grid 3 Accent 3" w:uiPriority="69"/>
-    <w:lsdException w:name="Dark List Accent 3" w:uiPriority="70"/>
-    <w:lsdException w:name="Colorful Shading Accent 3" w:uiPriority="71"/>
-    <w:lsdException w:name="Colorful List Accent 3" w:uiPriority="72"/>
-    <w:lsdException w:name="Colorful Grid Accent 3" w:uiPriority="73"/>
-    <w:lsdException w:name="Light Shading Accent 4" w:uiPriority="60"/>
-    <w:lsdException w:name="Light List Accent 4" w:uiPriority="61"/>
-    <w:lsdException w:name="Light Grid Accent 4" w:uiPriority="62"/>
-    <w:lsdException w:name="Medium Shading 1 Accent 4" w:uiPriority="63"/>
-    <w:lsdException w:name="Medium Shading 2 Accent 4" w:uiPriority="64"/>
-    <w:lsdException w:name="Medium List 1 Accent 4" w:uiPriority="65"/>
-    <w:lsdException w:name="Medium List 2 Accent 4" w:uiPriority="66"/>
-    <w:lsdException w:name="Medium Grid 1 Accent 4" w:uiPriority="67"/>
-    <w:lsdException w:name="Medium Grid 2 Accent 4" w:uiPriority="68"/>
-    <w:lsdException w:name="Medium Grid 3 Accent 4" w:uiPriority="69"/>
-    <w:lsdException w:name="Dark List Accent 4" w:uiPriority="70"/>
-    <w:lsdException w:name="Colorful Shading Accent 4" w:uiPriority="71"/>
-    <w:lsdException w:name="Colorful List Accent 4" w:uiPriority="72"/>
-    <w:lsdException w:name="Colorful Grid Accent 4" w:uiPriority="73"/>
-    <w:lsdException w:name="Light Shading Accent 5" w:uiPriority="60"/>
-    <w:lsdException w:name="Light List Accent 5" w:uiPriority="61"/>
-    <w:lsdException w:name="Light Grid Accent 5" w:uiPriority="62"/>
-    <w:lsdException w:name="Medium Shading 1 Accent 5" w:uiPriority="63"/>
-    <w:lsdException w:name="Medium Shading 2 Accent 5" w:uiPriority="64"/>
-    <w:lsdException w:name="Medium List 1 Accent 5" w:uiPriority="65"/>
-    <w:lsdException w:name="Medium List 2 Accent 5" w:uiPriority="66"/>
-    <w:lsdException w:name="Medium Grid 1 Accent 5" w:uiPriority="67"/>
-    <w:lsdException w:name="Medium Grid 2 Accent 5" w:uiPriority="68"/>
-    <w:lsdException w:name="Medium Grid 3 Accent 5" w:uiPriority="69"/>
-    <w:lsdException w:name="Dark List Accent 5" w:uiPriority="70"/>
-    <w:lsdException w:name="Colorful Shading Accent 5" w:uiPriority="71"/>
-    <w:lsdException w:name="Colorful List Accent 5" w:uiPriority="72"/>
-    <w:lsdException w:name="Colorful Grid Accent 5" w:uiPriority="73"/>
-    <w:lsdException w:name="Light Shading Accent 6" w:uiPriority="60"/>
-    <w:lsdException w:name="Light List Accent 6" w:uiPriority="61"/>
-    <w:lsdException w:name="Light Grid Accent 6" w:uiPriority="62"/>
-    <w:lsdException w:name="Medium Shading 1 Accent 6" w:uiPriority="63"/>
-    <w:lsdException w:name="Medium Shading 2 Accent 6" w:uiPriority="64"/>
-    <w:lsdException w:name="Medium List 1 Accent 6" w:uiPriority="65"/>
-    <w:lsdException w:name="Medium List 2 Accent 6" w:uiPriority="66"/>
-    <w:lsdException w:name="Medium Grid 1 Accent 6" w:uiPriority="67"/>
-    <w:lsdException w:name="Medium Grid 2 Accent 6" w:uiPriority="68"/>
-    <w:lsdException w:name="Medium Grid 3 Accent 6" w:uiPriority="69"/>
-    <w:lsdException w:name="Dark List Accent 6" w:uiPriority="70"/>
-    <w:lsdException w:name="Colorful Shading Accent 6" w:uiPriority="71"/>
-    <w:lsdException w:name="Colorful List Accent 6" w:uiPriority="72"/>
-    <w:lsdException w:name="Colorful Grid Accent 6" w:uiPriority="73"/>
-    <w:lsdException w:name="Subtle Emphasis" w:uiPriority="19" w:qFormat="1"/>
-    <w:lsdException w:name="Intense Emphasis" w:uiPriority="21" w:qFormat="1"/>
-    <w:lsdException w:name="Subtle Reference" w:uiPriority="31" w:qFormat="1"/>
-    <w:lsdException w:name="Intense Reference" w:uiPriority="32" w:qFormat="1"/>
-    <w:lsdException w:name="Book Title" w:uiPriority="33" w:qFormat="1"/>
-    <w:lsdException w:name="Bibliography" w:semiHidden="1" w:uiPriority="37" w:unhideWhenUsed="1"/>
-    <w:lsdException w:name="TOC Heading" w:semiHidden="1" w:uiPriority="39" w:unhideWhenUsed="1" w:qFormat="1"/>
-    <w:lsdException w:name="Plain Table 1" w:uiPriority="41"/>
-    <w:lsdException w:name="Plain Table 2" w:uiPriority="42"/>
-    <w:lsdException w:name="Plain Table 3" w:uiPriority="43"/>
-    <w:lsdException w:name="Plain Table 4" w:uiPriority="44"/>
-    <w:lsdException w:name="Plain Table 5" w:uiPriority="45"/>
-    <w:lsdException w:name="Grid Table Light" w:uiPriority="40"/>
-    <w:lsdException w:name="Grid Table 1 Light" w:uiPriority="46"/>
-    <w:lsdException w:name="Grid Table 2" w:uiPriority="47"/>
-    <w:lsdException w:name="Grid Table 3" w:uiPriority="48"/>
-    <w:lsdException w:name="Grid Table 4" w:uiPriority="49"/>
-    <w:lsdException w:name="Grid Table 5 Dark" w:uiPriority="50"/>
-    <w:lsdException w:name="Grid Table 6 Colorful" w:uiPriority="51"/>
-    <w:lsdException w:name="Grid Table 7 Colorful" w:uiPriority="52"/>
-    <w:lsdException w:name="Grid Table 1 Light Accent 1" w:uiPriority="46"/>
-    <w:lsdException w:name="Grid Table 2 Accent 1" w:uiPriority="47"/>
-    <w:lsdException w:name="Grid Table 3 Accent 1" w:uiPriority="48"/>
-    <w:lsdException w:name="Grid Table 4 Accent 1" w:uiPriority="49"/>
-    <w:lsdException w:name="Grid Table 5 Dark Accent 1" w:uiPriority="50"/>
-    <w:lsdException w:name="Grid Table 6 Colorful Accent 1" w:uiPriority="51"/>
-    <w:lsdException w:name="Grid Table 7 Colorful Accent 1" w:uiPriority="52"/>
-    <w:lsdException w:name="Grid Table 1 Light Accent 2" w:uiPriority="46"/>
-    <w:lsdException w:name="Grid Table 2 Accent 2" w:uiPriority="47"/>
-    <w:lsdException w:name="Grid Table 3 Accent 2" w:uiPriority="48"/>
-    <w:lsdException w:name="Grid Table 4 Accent 2" w:uiPriority="49"/>
-    <w:lsdException w:name="Grid Table 5 Dark Accent 2" w:uiPriority="50"/>
-    <w:lsdException w:name="Grid Table 6 Colorful Accent 2" w:uiPriority="51"/>
-    <w:lsdException w:name="Grid Table 7 Colorful Accent 2" w:uiPriority="52"/>
-    <w:lsdException w:name="Grid Table 1 Light Accent 3" w:uiPriority="46"/>
-    <w:lsdException w:name="Grid Table 2 Accent 3" w:uiPriority="47"/>
-    <w:lsdException w:name="Grid Table 3 Accent 3" w:uiPriority="48"/>
-    <w:lsdException w:name="Grid Table 4 Accent 3" w:uiPriority="49"/>
-    <w:lsdException w:name="Grid Table 5 Dark Accent 3" w:uiPriority="50"/>
-    <w:lsdException w:name="Grid Table 6 Colorful Accent 3" w:uiPriority="51"/>
-    <w:lsdException w:name="Grid Table 7 Colorful Accent 3" w:uiPriority="52"/>
-    <w:lsdException w:name="Grid Table 1 Light Accent 4" w:uiPriority="46"/>
-    <w:lsdException w:name="Grid Table 2 Accent 4" w:uiPriority="47"/>
-    <w:lsdException w:name="Grid Table 3 Accent 4" w:uiPriority="48"/>
-    <w:lsdException w:name="Grid Table 4 Accent 4" w:uiPriority="49"/>
-    <w:lsdException w:name="Grid Table 5 Dark Accent 4" w:uiPriority="50"/>
-    <w:lsdException w:name="Grid Table 6 Colorful Accent 4" w:uiPriority="51"/>
-    <w:lsdException w:name="Grid Table 7 Colorful Accent 4" w:uiPriority="52"/>
-    <w:lsdException w:name="Grid Table 1 Light Accent 5" w:uiPriority="46"/>
-    <w:lsdException w:name="Grid Table 2 Accent 5" w:uiPriority="47"/>
-    <w:lsdException w:name="Grid Table 3 Accent 5" w:uiPriority="48"/>
-    <w:lsdException w:name="Grid Table 4 Accent 5" w:uiPriority="49"/>
-    <w:lsdException w:name="Grid Table 5 Dark Accent 5" w:uiPriority="50"/>
-    <w:lsdException w:name="Grid Table 6 Colorful Accent 5" w:uiPriority="51"/>
-    <w:lsdException w:name="Grid Table 7 Colorful Accent 5" w:uiPriority="52"/>
-    <w:lsdException w:name="Grid Table 1 Light Accent 6" w:uiPriority="46"/>
-    <w:lsdException w:name="Grid Table 2 Accent 6" w:uiPriority="47"/>
-    <w:lsdException w:name="Grid Table 3 Accent 6" w:uiPriority="48"/>
-    <w:lsdException w:name="Grid Table 4 Accent 6" w:uiPriority="49"/>
-    <w:lsdException w:name="Grid Table 5 Dark Accent 6" w:uiPriority="50"/>
-    <w:lsdException w:name="Grid Table 6 Colorful Accent 6" w:uiPriority="51"/>
-    <w:lsdException w:name="Grid Table 7 Colorful Accent 6" w:uiPriority="52"/>
-    <w:lsdException w:name="List Table 1 Light" w:uiPriority="46"/>
-    <w:lsdException w:name="List Table 2" w:uiPriority="47"/>
-    <w:lsdException w:name="List Table 3" w:uiPriority="48"/>
-    <w:lsdException w:name="List Table 4" w:uiPriority="49"/>
-    <w:lsdException w:name="List Table 5 Dark" w:uiPriority="50"/>
-    <w:lsdException w:name="List Table 6 Colorful" w:uiPriority="51"/>
-    <w:lsdException w:name="List Table 7 Colorful" w:uiPriority="52"/>
-    <w:lsdException w:name="List Table 1 Light Accent 1" w:uiPriority="46"/>
-    <w:lsdException w:name="List Table 2 Accent 1" w:uiPriority="47"/>
-    <w:lsdException w:name="List Table 3 Accent 1" w:uiPriority="48"/>
-    <w:lsdException w:name="List Table 4 Accent 1" w:uiPriority="49"/>
-    <w:lsdException w:name="List Table 5 Dark Accent 1" w:uiPriority="50"/>
-    <w:lsdException w:name="List Table 6 Colorful Accent 1" w:uiPriority="51"/>
-    <w:lsdException w:name="List Table 7 Colorful Accent 1" w:uiPriority="52"/>
-    <w:lsdException w:name="List Table 1 Light Accent 2" w:uiPriority="46"/>
-    <w:lsdException w:name="List Table 2 Accent 2" w:uiPriority="47"/>
-    <w:lsdException w:name="List Table 3 Accent 2" w:uiPriority="48"/>
-    <w:lsdException w:name="List Table 4 Accent 2" w:uiPriority="49"/>
-    <w:lsdException w:name="List Table 5 Dark Accent 2" w:uiPriority="50"/>
-    <w:lsdException w:name="List Table 6 Colorful Accent 2" w:uiPriority="51"/>
-    <w:lsdException w:name="List Table 7 Colorful Accent 2" w:uiPriority="52"/>
-    <w:lsdException w:name="List Table 1 Light Accent 3" w:uiPriority="46"/>
-    <w:lsdException w:name="List Table 2 Accent 3" w:uiPriority="47"/>
-    <w:lsdException w:name="List Table 3 Accent 3" w:uiPriority="48"/>
-    <w:lsdException w:name="List Table 4 Accent 3" w:uiPriority="49"/>
-    <w:lsdException w:name="List Table 5 Dark Accent 3" w:uiPriority="50"/>
-    <w:lsdException w:name="List Table 6 Colorful Accent 3" w:uiPriority="51"/>
-    <w:lsdException w:name="List Table 7 Colorful Accent 3" w:uiPriority="52"/>
-    <w:lsdException w:name="List Table 1 Light Accent 4" w:uiPriority="46"/>
-    <w:lsdException w:name="List Table 2 Accent 4" w:uiPriority="47"/>
-    <w:lsdException w:name="List Table 3 Accent 4" w:uiPriority="48"/>
-    <w:lsdException w:name="List Table 4 Accent 4" w:uiPriority="49"/>
-    <w:lsdException w:name="List Table 5 Dark Accent 4" w:uiPriority="50"/>
-    <w:lsdException w:name="List Table 6 Colorful Accent 4" w:uiPriority="51"/>
-    <w:lsdException w:name="List Table 7 Colorful Accent 4" w:uiPriority="52"/>
-    <w:lsdException w:name="List Table 1 Light Accent 5" w:uiPriority="46"/>
-    <w:lsdException w:name="List Table 2 Accent 5" w:uiPriority="47"/>
-    <w:lsdException w:name="List Table 3 Accent 5" w:uiPriority="48"/>
-    <w:lsdException w:name="List Table 4 Accent 5" w:uiPriority="49"/>
-    <w:lsdException w:name="List Table 5 Dark Accent 5" w:uiPriority="50"/>
-    <w:lsdException w:name="List Table 6 Colorful Accent 5" w:uiPriority="51"/>
-    <w:lsdException w:name="List Table 7 Colorful Accent 5" w:uiPriority="52"/>
-    <w:lsdException w:name="List Table 1 Light Accent 6" w:uiPriority="46"/>
-    <w:lsdException w:name="List Table 2 Accent 6" w:uiPriority="47"/>
-    <w:lsdException w:name="List Table 3 Accent 6" w:uiPriority="48"/>
-    <w:lsdException w:name="List Table 4 Accent 6" w:uiPriority="49"/>
-    <w:lsdException w:name="List Table 5 Dark Accent 6" w:uiPriority="50"/>
-    <w:lsdException w:name="List Table 6 Colorful Accent 6" w:uiPriority="51"/>
-    <w:lsdException w:name="List Table 7 Colorful Accent 6" w:uiPriority="52"/>
-    <w:lsdException w:name="Mention" w:semiHidden="1" w:unhideWhenUsed="1"/>
-    <w:lsdException w:name="Smart Hyperlink" w:semiHidden="1" w:unhideWhenUsed="1"/>
-    <w:lsdException w:name="Hashtag" w:semiHidden="1" w:unhideWhenUsed="1"/>
-    <w:lsdException w:name="Unresolved Mention" w:semiHidden="1" w:unhideWhenUsed="1"/>
-    <w:lsdException w:name="Smart Link" w:semiHidden="1" w:unhideWhenUsed="1"/>
+  <w:latentStyles w:defLockedState="0" w:defUIPriority="99" w:defSemiHidden="1" w:defUnhideWhenUsed="1" w:defQFormat="0" w:count="267">
+    <w:lsdException w:name="Normal" w:semiHidden="0" w:uiPriority="0" w:unhideWhenUsed="0" w:qFormat="1"/>
+    <w:lsdException w:name="heading 1" w:semiHidden="0" w:uiPriority="9" w:unhideWhenUsed="0" w:qFormat="1"/>
+    <w:lsdException w:name="heading 2" w:uiPriority="9" w:qFormat="1"/>
+    <w:lsdException w:name="heading 3" w:uiPriority="9" w:qFormat="1"/>
+    <w:lsdException w:name="heading 4" w:uiPriority="9" w:qFormat="1"/>
+    <w:lsdException w:name="heading 5" w:uiPriority="9" w:qFormat="1"/>
+    <w:lsdException w:name="heading 6" w:uiPriority="9" w:qFormat="1"/>
+    <w:lsdException w:name="heading 7" w:uiPriority="9" w:qFormat="1"/>
+    <w:lsdException w:name="heading 8" w:uiPriority="9" w:qFormat="1"/>
+    <w:lsdException w:name="heading 9" w:uiPriority="9" w:qFormat="1"/>
+    <w:lsdException w:name="toc 1" w:uiPriority="39"/>
+    <w:lsdException w:name="toc 2" w:uiPriority="39"/>
+    <w:lsdException w:name="toc 3" w:uiPriority="39"/>
+    <w:lsdException w:name="toc 4" w:uiPriority="39"/>
+    <w:lsdException w:name="toc 5" w:uiPriority="39"/>
+    <w:lsdException w:name="toc 6" w:uiPriority="39"/>
+    <w:lsdException w:name="toc 7" w:uiPriority="39"/>
+    <w:lsdException w:name="toc 8" w:uiPriority="39"/>
+    <w:lsdException w:name="toc 9" w:uiPriority="39"/>
+    <w:lsdException w:name="caption" w:uiPriority="35" w:qFormat="1"/>
+    <w:lsdException w:name="Title" w:semiHidden="0" w:uiPriority="10" w:unhideWhenUsed="0" w:qFormat="1"/>
+    <w:lsdException w:name="Default Paragraph Font" w:uiPriority="1"/>
+    <w:lsdException w:name="Subtitle" w:semiHidden="0" w:uiPriority="11" w:unhideWhenUsed="0" w:qFormat="1"/>
+    <w:lsdException w:name="Strong" w:semiHidden="0" w:uiPriority="22" w:unhideWhenUsed="0" w:qFormat="1"/>
+    <w:lsdException w:name="Emphasis" w:semiHidden="0" w:uiPriority="20" w:unhideWhenUsed="0" w:qFormat="1"/>
+    <w:lsdException w:name="Table Grid" w:semiHidden="0" w:uiPriority="39" w:unhideWhenUsed="0"/>
+    <w:lsdException w:name="Placeholder Text" w:unhideWhenUsed="0"/>
+    <w:lsdException w:name="No Spacing" w:semiHidden="0" w:uiPriority="1" w:unhideWhenUsed="0" w:qFormat="1"/>
+    <w:lsdException w:name="Light Shading" w:semiHidden="0" w:uiPriority="60" w:unhideWhenUsed="0"/>
+    <w:lsdException w:name="Light List" w:semiHidden="0" w:uiPriority="61" w:unhideWhenUsed="0"/>
+    <w:lsdException w:name="Light Grid" w:semiHidden="0" w:uiPriority="62" w:unhideWhenUsed="0"/>
+    <w:lsdException w:name="Medium Shading 1" w:semiHidden="0" w:uiPriority="63" w:unhideWhenUsed="0"/>
+    <w:lsdException w:name="Medium Shading 2" w:semiHidden="0" w:uiPriority="64" w:unhideWhenUsed="0"/>
+    <w:lsdException w:name="Medium List 1" w:semiHidden="0" w:uiPriority="65" w:unhideWhenUsed="0"/>
+    <w:lsdException w:name="Medium List 2" w:semiHidden="0" w:uiPriority="66" w:unhideWhenUsed="0"/>
+    <w:lsdException w:name="Medium Grid 1" w:semiHidden="0" w:uiPriority="67" w:unhideWhenUsed="0"/>
+    <w:lsdException w:name="Medium Grid 2" w:semiHidden="0" w:uiPriority="68" w:unhideWhenUsed="0"/>
+    <w:lsdException w:name="Medium Grid 3" w:semiHidden="0" w:uiPriority="69" w:unhideWhenUsed="0"/>
+    <w:lsdException w:name="Dark List" w:semiHidden="0" w:uiPriority="70" w:unhideWhenUsed="0"/>
+    <w:lsdException w:name="Colorful Shading" w:semiHidden="0" w:uiPriority="71" w:unhideWhenUsed="0"/>
+    <w:lsdException w:name="Colorful List" w:semiHidden="0" w:uiPriority="72" w:unhideWhenUsed="0"/>
+    <w:lsdException w:name="Colorful Grid" w:semiHidden="0" w:uiPriority="73" w:unhideWhenUsed="0"/>
+    <w:lsdException w:name="Light Shading Accent 1" w:semiHidden="0" w:uiPriority="60" w:unhideWhenUsed="0"/>
+    <w:lsdException w:name="Light List Accent 1" w:semiHidden="0" w:uiPriority="61" w:unhideWhenUsed="0"/>
+    <w:lsdException w:name="Light Grid Accent 1" w:semiHidden="0" w:uiPriority="62" w:unhideWhenUsed="0"/>
+    <w:lsdException w:name="Medium Shading 1 Accent 1" w:semiHidden="0" w:uiPriority="63" w:unhideWhenUsed="0"/>
+    <w:lsdException w:name="Medium Shading 2 Accent 1" w:semiHidden="0" w:uiPriority="64" w:unhideWhenUsed="0"/>
+    <w:lsdException w:name="Medium List 1 Accent 1" w:semiHidden="0" w:uiPriority="65" w:unhideWhenUsed="0"/>
+    <w:lsdException w:name="Revision" w:unhideWhenUsed="0"/>
+    <w:lsdException w:name="List Paragraph" w:semiHidden="0" w:uiPriority="34" w:unhideWhenUsed="0" w:qFormat="1"/>
+    <w:lsdException w:name="Quote" w:semiHidden="0" w:uiPriority="29" w:unhideWhenUsed="0" w:qFormat="1"/>
+    <w:lsdException w:name="Intense Quote" w:semiHidden="0" w:uiPriority="30" w:unhideWhenUsed="0" w:qFormat="1"/>
+    <w:lsdException w:name="Medium List 2 Accent 1" w:semiHidden="0" w:uiPriority="66" w:unhideWhenUsed="0"/>
+    <w:lsdException w:name="Medium Grid 1 Accent 1" w:semiHidden="0" w:uiPriority="67" w:unhideWhenUsed="0"/>
+    <w:lsdException w:name="Medium Grid 2 Accent 1" w:semiHidden="0" w:uiPriority="68" w:unhideWhenUsed="0"/>
+    <w:lsdException w:name="Medium Grid 3 Accent 1" w:semiHidden="0" w:uiPriority="69" w:unhideWhenUsed="0"/>
+    <w:lsdException w:name="Dark List Accent 1" w:semiHidden="0" w:uiPriority="70" w:unhideWhenUsed="0"/>
+    <w:lsdException w:name="Colorful Shading Accent 1" w:semiHidden="0" w:uiPriority="71" w:unhideWhenUsed="0"/>
+    <w:lsdException w:name="Colorful List Accent 1" w:semiHidden="0" w:uiPriority="72" w:unhideWhenUsed="0"/>
+    <w:lsdException w:name="Colorful Grid Accent 1" w:semiHidden="0" w:uiPriority="73" w:unhideWhenUsed="0"/>
+    <w:lsdException w:name="Light Shading Accent 2" w:semiHidden="0" w:uiPriority="60" w:unhideWhenUsed="0"/>
+    <w:lsdException w:name="Light List Accent 2" w:semiHidden="0" w:uiPriority="61" w:unhideWhenUsed="0"/>
+    <w:lsdException w:name="Light Grid Accent 2" w:semiHidden="0" w:uiPriority="62" w:unhideWhenUsed="0"/>
+    <w:lsdException w:name="Medium Shading 1 Accent 2" w:semiHidden="0" w:uiPriority="63" w:unhideWhenUsed="0"/>
+    <w:lsdException w:name="Medium Shading 2 Accent 2" w:semiHidden="0" w:uiPriority="64" w:unhideWhenUsed="0"/>
+    <w:lsdException w:name="Medium List 1 Accent 2" w:semiHidden="0" w:uiPriority="65" w:unhideWhenUsed="0"/>
+    <w:lsdException w:name="Medium List 2 Accent 2" w:semiHidden="0" w:uiPriority="66" w:unhideWhenUsed="0"/>
+    <w:lsdException w:name="Medium Grid 1 Accent 2" w:semiHidden="0" w:uiPriority="67" w:unhideWhenUsed="0"/>
+    <w:lsdException w:name="Medium Grid 2 Accent 2" w:semiHidden="0" w:uiPriority="68" w:unhideWhenUsed="0"/>
+    <w:lsdException w:name="Medium Grid 3 Accent 2" w:semiHidden="0" w:uiPriority="69" w:unhideWhenUsed="0"/>
+    <w:lsdException w:name="Dark List Accent 2" w:semiHidden="0" w:uiPriority="70" w:unhideWhenUsed="0"/>
+    <w:lsdException w:name="Colorful Shading Accent 2" w:semiHidden="0" w:uiPriority="71" w:unhideWhenUsed="0"/>
+    <w:lsdException w:name="Colorful List Accent 2" w:semiHidden="0" w:uiPriority="72" w:unhideWhenUsed="0"/>
+    <w:lsdException w:name="Colorful Grid Accent 2" w:semiHidden="0" w:uiPriority="73" w:unhideWhenUsed="0"/>
+    <w:lsdException w:name="Light Shading Accent 3" w:semiHidden="0" w:uiPriority="60" w:unhideWhenUsed="0"/>
+    <w:lsdException w:name="Light List Accent 3" w:semiHidden="0" w:uiPriority="61" w:unhideWhenUsed="0"/>
+    <w:lsdException w:name="Light Grid Accent 3" w:semiHidden="0" w:uiPriority="62" w:unhideWhenUsed="0"/>
+    <w:lsdException w:name="Medium Shading 1 Accent 3" w:semiHidden="0" w:uiPriority="63" w:unhideWhenUsed="0"/>
+    <w:lsdException w:name="Medium Shading 2 Accent 3" w:semiHidden="0" w:uiPriority="64" w:unhideWhenUsed="0"/>
+    <w:lsdException w:name="Medium List 1 Accent 3" w:semiHidden="0" w:uiPriority="65" w:unhideWhenUsed="0"/>
+    <w:lsdException w:name="Medium List 2 Accent 3" w:semiHidden="0" w:uiPriority="66" w:unhideWhenUsed="0"/>
+    <w:lsdException w:name="Medium Grid 1 Accent 3" w:semiHidden="0" w:uiPriority="67" w:unhideWhenUsed="0"/>
+    <w:lsdException w:name="Medium Grid 2 Accent 3" w:semiHidden="0" w:uiPriority="68" w:unhideWhenUsed="0"/>
+    <w:lsdException w:name="Medium Grid 3 Accent 3" w:semiHidden="0" w:uiPriority="69" w:unhideWhenUsed="0"/>
+    <w:lsdException w:name="Dark List Accent 3" w:semiHidden="0" w:uiPriority="70" w:unhideWhenUsed="0"/>
+    <w:lsdException w:name="Colorful Shading Accent 3" w:semiHidden="0" w:uiPriority="71" w:unhideWhenUsed="0"/>
+    <w:lsdException w:name="Colorful List Accent 3" w:semiHidden="0" w:uiPriority="72" w:unhideWhenUsed="0"/>
+    <w:lsdException w:name="Colorful Grid Accent 3" w:semiHidden="0" w:uiPriority="73" w:unhideWhenUsed="0"/>
+    <w:lsdException w:name="Light Shading Accent 4" w:semiHidden="0" w:uiPriority="60" w:unhideWhenUsed="0"/>
+    <w:lsdException w:name="Light List Accent 4" w:semiHidden="0" w:uiPriority="61" w:unhideWhenUsed="0"/>
+    <w:lsdException w:name="Light Grid Accent 4" w:semiHidden="0" w:uiPriority="62" w:unhideWhenUsed="0"/>
+    <w:lsdException w:name="Medium Shading 1 Accent 4" w:semiHidden="0" w:uiPriority="63" w:unhideWhenUsed="0"/>
+    <w:lsdException w:name="Medium Shading 2 Accent 4" w:semiHidden="0" w:uiPriority="64" w:unhideWhenUsed="0"/>
+    <w:lsdException w:name="Medium List 1 Accent 4" w:semiHidden="0" w:uiPriority="65" w:unhideWhenUsed="0"/>
+    <w:lsdException w:name="Medium List 2 Accent 4" w:semiHidden="0" w:uiPriority="66" w:unhideWhenUsed="0"/>
+    <w:lsdException w:name="Medium Grid 1 Accent 4" w:semiHidden="0" w:uiPriority="67" w:unhideWhenUsed="0"/>
+    <w:lsdException w:name="Medium Grid 2 Accent 4" w:semiHidden="0" w:uiPriority="68" w:unhideWhenUsed="0"/>
+    <w:lsdException w:name="Medium Grid 3 Accent 4" w:semiHidden="0" w:uiPriority="69" w:unhideWhenUsed="0"/>
+    <w:lsdException w:name="Dark List Accent 4" w:semiHidden="0" w:uiPriority="70" w:unhideWhenUsed="0"/>
+    <w:lsdException w:name="Colorful Shading Accent 4" w:semiHidden="0" w:uiPriority="71" w:unhideWhenUsed="0"/>
+    <w:lsdException w:name="Colorful List Accent 4" w:semiHidden="0" w:uiPriority="72" w:unhideWhenUsed="0"/>
+    <w:lsdException w:name="Colorful Grid Accent 4" w:semiHidden="0" w:uiPriority="73" w:unhideWhenUsed="0"/>
+    <w:lsdException w:name="Light Shading Accent 5" w:semiHidden="0" w:uiPriority="60" w:unhideWhenUsed="0"/>
+    <w:lsdException w:name="Light List Accent 5" w:semiHidden="0" w:uiPriority="61" w:unhideWhenUsed="0"/>
+    <w:lsdException w:name="Light Grid Accent 5" w:semiHidden="0" w:uiPriority="62" w:unhideWhenUsed="0"/>
+    <w:lsdException w:name="Medium Shading 1 Accent 5" w:semiHidden="0" w:uiPriority="63" w:unhideWhenUsed="0"/>
+    <w:lsdException w:name="Medium Shading 2 Accent 5" w:semiHidden="0" w:uiPriority="64" w:unhideWhenUsed="0"/>
+    <w:lsdException w:name="Medium List 1 Accent 5" w:semiHidden="0" w:uiPriority="65" w:unhideWhenUsed="0"/>
+    <w:lsdException w:name="Medium List 2 Accent 5" w:semiHidden="0" w:uiPriority="66" w:unhideWhenUsed="0"/>
+    <w:lsdException w:name="Medium Grid 1 Accent 5" w:semiHidden="0" w:uiPriority="67" w:unhideWhenUsed="0"/>
+    <w:lsdException w:name="Medium Grid 2 Accent 5" w:semiHidden="0" w:uiPriority="68" w:unhideWhenUsed="0"/>
+    <w:lsdException w:name="Medium Grid 3 Accent 5" w:semiHidden="0" w:uiPriority="69" w:unhideWhenUsed="0"/>
+    <w:lsdException w:name="Dark List Accent 5" w:semiHidden="0" w:uiPriority="70" w:unhideWhenUsed="0"/>
+    <w:lsdException w:name="Colorful Shading Accent 5" w:semiHidden="0" w:uiPriority="71" w:unhideWhenUsed="0"/>
+    <w:lsdException w:name="Colorful List Accent 5" w:semiHidden="0" w:uiPriority="72" w:unhideWhenUsed="0"/>
+    <w:lsdException w:name="Colorful Grid Accent 5" w:semiHidden="0" w:uiPriority="73" w:unhideWhenUsed="0"/>
+    <w:lsdException w:name="Light Shading Accent 6" w:semiHidden="0" w:uiPriority="60" w:unhideWhenUsed="0"/>
+    <w:lsdException w:name="Light List Accent 6" w:semiHidden="0" w:uiPriority="61" w:unhideWhenUsed="0"/>
+    <w:lsdException w:name="Light Grid Accent 6" w:semiHidden="0" w:uiPriority="62" w:unhideWhenUsed="0"/>
+    <w:lsdException w:name="Medium Shading 1 Accent 6" w:semiHidden="0" w:uiPriority="63" w:unhideWhenUsed="0"/>
+    <w:lsdException w:name="Medium Shading 2 Accent 6" w:semiHidden="0" w:uiPriority="64" w:unhideWhenUsed="0"/>
+    <w:lsdException w:name="Medium List 1 Accent 6" w:semiHidden="0" w:uiPriority="65" w:unhideWhenUsed="0"/>
+    <w:lsdException w:name="Medium List 2 Accent 6" w:semiHidden="0" w:uiPriority="66" w:unhideWhenUsed="0"/>
+    <w:lsdException w:name="Medium Grid 1 Accent 6" w:semiHidden="0" w:uiPriority="67" w:unhideWhenUsed="0"/>
+    <w:lsdException w:name="Medium Grid 2 Accent 6" w:semiHidden="0" w:uiPriority="68" w:unhideWhenUsed="0"/>
+    <w:lsdException w:name="Medium Grid 3 Accent 6" w:semiHidden="0" w:uiPriority="69" w:unhideWhenUsed="0"/>
+    <w:lsdException w:name="Dark List Accent 6" w:semiHidden="0" w:uiPriority="70" w:unhideWhenUsed="0"/>
+    <w:lsdException w:name="Colorful Shading Accent 6" w:semiHidden="0" w:uiPriority="71" w:unhideWhenUsed="0"/>
+    <w:lsdException w:name="Colorful List Accent 6" w:semiHidden="0" w:uiPriority="72" w:unhideWhenUsed="0"/>
+    <w:lsdException w:name="Colorful Grid Accent 6" w:semiHidden="0" w:uiPriority="73" w:unhideWhenUsed="0"/>
+    <w:lsdException w:name="Subtle Emphasis" w:semiHidden="0" w:uiPriority="19" w:unhideWhenUsed="0" w:qFormat="1"/>
+    <w:lsdException w:name="Intense Emphasis" w:semiHidden="0" w:uiPriority="21" w:unhideWhenUsed="0" w:qFormat="1"/>
+    <w:lsdException w:name="Subtle Reference" w:semiHidden="0" w:uiPriority="31" w:unhideWhenUsed="0" w:qFormat="1"/>
+    <w:lsdException w:name="Intense Reference" w:semiHidden="0" w:uiPriority="32" w:unhideWhenUsed="0" w:qFormat="1"/>
+    <w:lsdException w:name="Book Title" w:semiHidden="0" w:uiPriority="33" w:unhideWhenUsed="0" w:qFormat="1"/>
+    <w:lsdException w:name="Bibliography" w:uiPriority="37"/>
+    <w:lsdException w:name="TOC Heading" w:uiPriority="39" w:qFormat="1"/>
   </w:latentStyles>
   <w:style w:type="paragraph" w:default="1" w:styleId="a">
     <w:name w:val="Normal"/>
@@ -6752,6 +6886,7 @@
     <w:uiPriority w:val="99"/>
     <w:semiHidden/>
     <w:unhideWhenUsed/>
+    <w:qFormat/>
     <w:tblPr>
       <w:tblInd w:w="0" w:type="dxa"/>
       <w:tblCellMar>
@@ -6894,7 +7029,7 @@
     </w:rPr>
   </w:style>
   <w:style w:type="character" w:customStyle="1" w:styleId="a3">
-    <w:name w:val="Заголовок Знак"/>
+    <w:name w:val="Название Знак"/>
     <w:basedOn w:val="a0"/>
     <w:link w:val="a4"/>
     <w:uiPriority w:val="10"/>
@@ -6998,6 +7133,7 @@
     <w:name w:val="Body Text"/>
     <w:basedOn w:val="a"/>
     <w:link w:val="ac"/>
+    <w:rsid w:val="00F0297A"/>
     <w:pPr>
       <w:spacing w:after="140" w:line="276" w:lineRule="auto"/>
     </w:pPr>
@@ -7005,6 +7141,7 @@
   <w:style w:type="paragraph" w:styleId="ad">
     <w:name w:val="List"/>
     <w:basedOn w:val="ab"/>
+    <w:rsid w:val="00F0297A"/>
     <w:rPr>
       <w:rFonts w:cs="Arial Unicode MS"/>
     </w:rPr>
@@ -7031,6 +7168,7 @@
     <w:name w:val="index heading"/>
     <w:basedOn w:val="a"/>
     <w:qFormat/>
+    <w:rsid w:val="00F0297A"/>
     <w:pPr>
       <w:suppressLineNumbers/>
     </w:pPr>
@@ -7124,6 +7262,7 @@
     <w:semiHidden/>
     <w:unhideWhenUsed/>
     <w:qFormat/>
+    <w:rsid w:val="00F0297A"/>
   </w:style>
   <w:style w:type="paragraph" w:customStyle="1" w:styleId="af3">
     <w:name w:val="Титул Организация"/>
@@ -7292,7 +7431,7 @@
       <w:u w:val="single"/>
     </w:rPr>
   </w:style>
-  <w:style w:type="character" w:styleId="afd">
+  <w:style w:type="character" w:customStyle="1" w:styleId="UnresolvedMention">
     <w:name w:val="Unresolved Mention"/>
     <w:basedOn w:val="a0"/>
     <w:uiPriority w:val="99"/>
@@ -7314,7 +7453,7 @@
     <w:basedOn w:val="a0"/>
     <w:rsid w:val="00287596"/>
   </w:style>
-  <w:style w:type="character" w:styleId="afe">
+  <w:style w:type="character" w:styleId="afd">
     <w:name w:val="Strong"/>
     <w:basedOn w:val="a0"/>
     <w:uiPriority w:val="22"/>
@@ -7325,7 +7464,7 @@
       <w:bCs/>
     </w:rPr>
   </w:style>
-  <w:style w:type="paragraph" w:styleId="aff">
+  <w:style w:type="paragraph" w:styleId="afe">
     <w:name w:val="Bibliography"/>
     <w:basedOn w:val="a"/>
     <w:next w:val="a"/>
@@ -7359,12 +7498,13 @@
       <w:ind w:left="560"/>
     </w:pPr>
   </w:style>
-  <w:style w:type="table" w:styleId="aff0">
+  <w:style w:type="table" w:styleId="aff">
     <w:name w:val="Table Grid"/>
     <w:basedOn w:val="a1"/>
     <w:uiPriority w:val="39"/>
     <w:rsid w:val="007B78AA"/>
     <w:tblPr>
+      <w:tblInd w:w="0" w:type="dxa"/>
       <w:tblBorders>
         <w:top w:val="single" w:sz="4" w:space="0" w:color="auto"/>
         <w:left w:val="single" w:sz="4" w:space="0" w:color="auto"/>
@@ -7373,7 +7513,43 @@
         <w:insideH w:val="single" w:sz="4" w:space="0" w:color="auto"/>
         <w:insideV w:val="single" w:sz="4" w:space="0" w:color="auto"/>
       </w:tblBorders>
+      <w:tblCellMar>
+        <w:top w:w="0" w:type="dxa"/>
+        <w:left w:w="108" w:type="dxa"/>
+        <w:bottom w:w="0" w:type="dxa"/>
+        <w:right w:w="108" w:type="dxa"/>
+      </w:tblCellMar>
     </w:tblPr>
+  </w:style>
+  <w:style w:type="paragraph" w:styleId="aff0">
+    <w:name w:val="Balloon Text"/>
+    <w:basedOn w:val="a"/>
+    <w:link w:val="aff1"/>
+    <w:uiPriority w:val="99"/>
+    <w:semiHidden/>
+    <w:unhideWhenUsed/>
+    <w:rsid w:val="00B52727"/>
+    <w:pPr>
+      <w:spacing w:line="240" w:lineRule="auto"/>
+    </w:pPr>
+    <w:rPr>
+      <w:rFonts w:ascii="Tahoma" w:hAnsi="Tahoma" w:cs="Tahoma"/>
+      <w:sz w:val="16"/>
+      <w:szCs w:val="16"/>
+    </w:rPr>
+  </w:style>
+  <w:style w:type="character" w:customStyle="1" w:styleId="aff1">
+    <w:name w:val="Текст выноски Знак"/>
+    <w:basedOn w:val="a0"/>
+    <w:link w:val="aff0"/>
+    <w:uiPriority w:val="99"/>
+    <w:semiHidden/>
+    <w:rsid w:val="00B52727"/>
+    <w:rPr>
+      <w:rFonts w:ascii="Tahoma" w:hAnsi="Tahoma" w:cs="Tahoma"/>
+      <w:sz w:val="16"/>
+      <w:szCs w:val="16"/>
+    </w:rPr>
   </w:style>
 </w:styles>
 </file>
@@ -7421,12 +7597,12 @@
     </a:clrScheme>
     <a:fontScheme name="Стандартная">
       <a:majorFont>
-        <a:latin typeface="Calibri Light" panose="020F0302020204030204"/>
+        <a:latin typeface="Calibri Light"/>
         <a:ea typeface=""/>
         <a:cs typeface=""/>
       </a:majorFont>
       <a:minorFont>
-        <a:latin typeface="Calibri" panose="020F0502020204030204"/>
+        <a:latin typeface="Calibri"/>
         <a:ea typeface=""/>
         <a:cs typeface=""/>
       </a:minorFont>
@@ -7671,7 +7847,7 @@
 </file>
 
 <file path=customXml/itemProps1.xml><?xml version="1.0" encoding="utf-8"?>
-<ds:datastoreItem xmlns:ds="http://schemas.openxmlformats.org/officeDocument/2006/customXml" ds:itemID="{F59CCA40-C1EC-4CCE-9BCC-F855508FCD9B}">
+<ds:datastoreItem xmlns:ds="http://schemas.openxmlformats.org/officeDocument/2006/customXml" ds:itemID="{3E59F665-A065-4E31-8D0B-C566D924B6C7}">
   <ds:schemaRefs>
     <ds:schemaRef ds:uri="http://schemas.openxmlformats.org/officeDocument/2006/bibliography"/>
   </ds:schemaRefs>

--- a/10б Неумойчева.docx
+++ b/10б Неумойчева.docx
@@ -1,6 +1,6 @@
 
 <file path=word/document.xml><?xml version="1.0" encoding="utf-8"?>
-<w:document xmlns:ve="http://schemas.openxmlformats.org/markup-compatibility/2006" xmlns:o="urn:schemas-microsoft-com:office:office" xmlns:r="http://schemas.openxmlformats.org/officeDocument/2006/relationships" xmlns:m="http://schemas.openxmlformats.org/officeDocument/2006/math" xmlns:v="urn:schemas-microsoft-com:vml" xmlns:wp="http://schemas.openxmlformats.org/drawingml/2006/wordprocessingDrawing" xmlns:w10="urn:schemas-microsoft-com:office:word" xmlns:w="http://schemas.openxmlformats.org/wordprocessingml/2006/main" xmlns:wne="http://schemas.microsoft.com/office/word/2006/wordml">
+<w:document xmlns:wpc="http://schemas.microsoft.com/office/word/2010/wordprocessingCanvas" xmlns:cx="http://schemas.microsoft.com/office/drawing/2014/chartex" xmlns:cx1="http://schemas.microsoft.com/office/drawing/2015/9/8/chartex" xmlns:cx2="http://schemas.microsoft.com/office/drawing/2015/10/21/chartex" xmlns:cx3="http://schemas.microsoft.com/office/drawing/2016/5/9/chartex" xmlns:cx4="http://schemas.microsoft.com/office/drawing/2016/5/10/chartex" xmlns:cx5="http://schemas.microsoft.com/office/drawing/2016/5/11/chartex" xmlns:cx6="http://schemas.microsoft.com/office/drawing/2016/5/12/chartex" xmlns:cx7="http://schemas.microsoft.com/office/drawing/2016/5/13/chartex" xmlns:cx8="http://schemas.microsoft.com/office/drawing/2016/5/14/chartex" xmlns:mc="http://schemas.openxmlformats.org/markup-compatibility/2006" xmlns:aink="http://schemas.microsoft.com/office/drawing/2016/ink" xmlns:am3d="http://schemas.microsoft.com/office/drawing/2017/model3d" xmlns:o="urn:schemas-microsoft-com:office:office" xmlns:oel="http://schemas.microsoft.com/office/2019/extlst" xmlns:r="http://schemas.openxmlformats.org/officeDocument/2006/relationships" xmlns:m="http://schemas.openxmlformats.org/officeDocument/2006/math" xmlns:v="urn:schemas-microsoft-com:vml" xmlns:wp14="http://schemas.microsoft.com/office/word/2010/wordprocessingDrawing" xmlns:wp="http://schemas.openxmlformats.org/drawingml/2006/wordprocessingDrawing" xmlns:w10="urn:schemas-microsoft-com:office:word" xmlns:w="http://schemas.openxmlformats.org/wordprocessingml/2006/main" xmlns:w14="http://schemas.microsoft.com/office/word/2010/wordml" xmlns:w15="http://schemas.microsoft.com/office/word/2012/wordml" xmlns:w16cex="http://schemas.microsoft.com/office/word/2018/wordml/cex" xmlns:w16cid="http://schemas.microsoft.com/office/word/2016/wordml/cid" xmlns:w16="http://schemas.microsoft.com/office/word/2018/wordml" xmlns:w16sdtdh="http://schemas.microsoft.com/office/word/2020/wordml/sdtdatahash" xmlns:w16se="http://schemas.microsoft.com/office/word/2015/wordml/symex" xmlns:wpg="http://schemas.microsoft.com/office/word/2010/wordprocessingGroup" xmlns:wpi="http://schemas.microsoft.com/office/word/2010/wordprocessingInk" xmlns:wne="http://schemas.microsoft.com/office/word/2006/wordml" xmlns:wps="http://schemas.microsoft.com/office/word/2010/wordprocessingShape" mc:Ignorable="w14 w15 w16se w16cid w16 w16cex w16sdtdh wp14">
   <w:body>
     <w:p>
       <w:pPr>
@@ -1847,15 +1847,7 @@
       </w:r>
       <w:proofErr w:type="spellEnd"/>
       <w:r>
-        <w:t xml:space="preserve"> в атмосферу на региональном </w:t>
-      </w:r>
-      <w:proofErr w:type="gramStart"/>
-      <w:r>
-        <w:t>уровне</w:t>
-      </w:r>
-      <w:proofErr w:type="gramEnd"/>
-      <w:r>
-        <w:t>, борясь с причиной изменения климата, а не с его следствиями.</w:t>
+        <w:t xml:space="preserve"> в атмосферу на региональном уровне, борясь с причиной изменения климата, а не с его следствиями.</w:t>
       </w:r>
       <w:r>
         <w:t xml:space="preserve"> </w:t>
@@ -2016,33 +2008,93 @@
       </w:sdt>
     </w:p>
     <w:p>
+      <w:pPr>
+        <w:pStyle w:val="2"/>
+      </w:pPr>
       <w:r>
         <w:t>Зарубежный опыт</w:t>
       </w:r>
     </w:p>
     <w:p>
       <w:r>
-        <w:t>На сегодняшний день те немногие дома с парками на крыше – доступны немногим из-за высокой цены. В Германии существует жилой комплекс в городе Дармштадт «Лесная спираль», в Сингапуре «</w:t>
-      </w:r>
-      <w:proofErr w:type="spellStart"/>
-      <w:r>
-        <w:t>Солярис</w:t>
-      </w:r>
-      <w:proofErr w:type="spellEnd"/>
-      <w:r>
-        <w:t>»</w:t>
-      </w:r>
-      <w:r>
-        <w:t>, а в Японии зелёный дом «</w:t>
-      </w:r>
-      <w:r>
-        <w:rPr>
-          <w:lang w:val="en-US"/>
-        </w:rPr>
-        <w:t>ACROS</w:t>
-      </w:r>
-      <w:r>
-        <w:t>».</w:t>
+        <w:t xml:space="preserve">Озеленение крыш начинают включать в законодательные требования и политики муниципалитетов. </w:t>
+      </w:r>
+      <w:r>
+        <w:t xml:space="preserve">В 2011 году </w:t>
+      </w:r>
+      <w:r>
+        <w:t xml:space="preserve">в Копенгагене </w:t>
+      </w:r>
+      <w:r>
+        <w:t>была принята городская политика по озеленению плоских крыш в новых зданиях. К 2020 по этой программе стали зелеными 200000 м</w:t>
+      </w:r>
+      <w:r>
+        <w:rPr>
+          <w:vertAlign w:val="superscript"/>
+        </w:rPr>
+        <w:t>2</w:t>
+      </w:r>
+      <w:r>
+        <w:t xml:space="preserve"> крыш</w:t>
+      </w:r>
+      <w:r>
+        <w:t>.</w:t>
+      </w:r>
+      <w:sdt>
+        <w:sdtPr>
+          <w:id w:val="60765833"/>
+          <w:citation/>
+        </w:sdtPr>
+        <w:sdtContent>
+          <w:r>
+            <w:fldChar w:fldCharType="begin"/>
+          </w:r>
+          <w:r>
+            <w:instrText xml:space="preserve"> </w:instrText>
+          </w:r>
+          <w:r>
+            <w:rPr>
+              <w:lang w:val="en-US"/>
+            </w:rPr>
+            <w:instrText>CITATION</w:instrText>
+          </w:r>
+          <w:r>
+            <w:instrText xml:space="preserve"> </w:instrText>
+          </w:r>
+          <w:r>
+            <w:rPr>
+              <w:lang w:val="en-US"/>
+            </w:rPr>
+            <w:instrText>Inc</w:instrText>
+          </w:r>
+          <w:r>
+            <w:instrText>21 \</w:instrText>
+          </w:r>
+          <w:r>
+            <w:rPr>
+              <w:lang w:val="en-US"/>
+            </w:rPr>
+            <w:instrText>l</w:instrText>
+          </w:r>
+          <w:r>
+            <w:instrText xml:space="preserve"> 1033 </w:instrText>
+          </w:r>
+          <w:r>
+            <w:fldChar w:fldCharType="separate"/>
+          </w:r>
+          <w:r>
+            <w:rPr>
+              <w:noProof/>
+            </w:rPr>
+            <w:t xml:space="preserve"> [6]</w:t>
+          </w:r>
+          <w:r>
+            <w:fldChar w:fldCharType="end"/>
+          </w:r>
+        </w:sdtContent>
+      </w:sdt>
+      <w:r>
+        <w:t xml:space="preserve"> Так же существуют городские требования и программы поддержки озеленения крыш в городах Линц (Австрия, субсидии до 30%), Штутгарт (Германия), Портленд (США), Лондон (Великобритания).</w:t>
       </w:r>
     </w:p>
     <w:p>
@@ -2055,6 +2107,14 @@
         <w:t>Практическая часть</w:t>
       </w:r>
       <w:bookmarkEnd w:id="7"/>
+    </w:p>
+    <w:p>
+      <w:pPr>
+        <w:pStyle w:val="2"/>
+      </w:pPr>
+      <w:r>
+        <w:t>Подбор растений</w:t>
+      </w:r>
     </w:p>
     <w:p>
       <w:pPr>
@@ -2087,6 +2147,7 @@
     </w:p>
     <w:p>
       <w:r>
+        <w:lastRenderedPageBreak/>
         <w:t xml:space="preserve">Растения должны </w:t>
       </w:r>
       <w:r>
@@ -2138,7 +2199,6 @@
         </w:numPr>
       </w:pPr>
       <w:r>
-        <w:lastRenderedPageBreak/>
         <w:t>р</w:t>
       </w:r>
       <w:r>
@@ -2294,11 +2354,11 @@
         </w:numPr>
       </w:pPr>
       <w:r>
-        <w:t>Кустарники (почвопокровные розы, можжевельники, верески и эрики</w:t>
+        <w:t xml:space="preserve">Кустарники (почвопокровные розы, можжевельники, верески и </w:t>
       </w:r>
       <w:proofErr w:type="gramStart"/>
       <w:r>
-        <w:t xml:space="preserve"> )</w:t>
+        <w:t>эрики )</w:t>
       </w:r>
       <w:proofErr w:type="gramEnd"/>
     </w:p>
@@ -2386,24 +2446,6 @@
     <w:p>
       <w:r>
         <w:t>Определение размера макета.</w:t>
-      </w:r>
-    </w:p>
-    <w:p>
-      <w:r>
-        <w:t>Создание эскиза, определение планировки.</w:t>
-      </w:r>
-    </w:p>
-    <w:p>
-      <w:r>
-        <w:t>Закупка необходимых материалов.</w:t>
-      </w:r>
-    </w:p>
-    <w:p>
-      <w:r>
-        <w:t>Сборка макета</w:t>
-      </w:r>
-      <w:r>
-        <w:t>:</w:t>
       </w:r>
     </w:p>
     <w:p>
@@ -2415,24 +2457,19 @@
         </w:numPr>
       </w:pPr>
       <w:r>
-        <w:t>разметка основания в соответствии с эскизом</w:t>
-      </w:r>
-      <w:r>
-        <w:t xml:space="preserve"> (</w:t>
-      </w:r>
-      <w:proofErr w:type="gramStart"/>
-      <w:r>
-        <w:t>см</w:t>
-      </w:r>
-      <w:proofErr w:type="gramEnd"/>
-      <w:r>
-        <w:t xml:space="preserve">. </w:t>
+        <w:t>Создание эскиза, определение планировки.</w:t>
+      </w:r>
+      <w:r>
+        <w:t xml:space="preserve"> </w:t>
+      </w:r>
+      <w:r>
+        <w:t xml:space="preserve">(см. </w:t>
       </w:r>
       <w:r>
         <w:fldChar w:fldCharType="begin"/>
       </w:r>
       <w:r>
-        <w:instrText xml:space="preserve"> REF _Ref221313350 \h </w:instrText>
+        <w:instrText xml:space="preserve"> REF _Ref221313362 \h </w:instrText>
       </w:r>
       <w:r>
         <w:fldChar w:fldCharType="separate"/>
@@ -2444,13 +2481,27 @@
         <w:rPr>
           <w:noProof/>
         </w:rPr>
-        <w:t>3</w:t>
+        <w:t>4</w:t>
       </w:r>
       <w:r>
         <w:fldChar w:fldCharType="end"/>
       </w:r>
       <w:r>
         <w:t>)</w:t>
+      </w:r>
+    </w:p>
+    <w:p/>
+    <w:p>
+      <w:r>
+        <w:t>Закупка необходимых материалов.</w:t>
+      </w:r>
+    </w:p>
+    <w:p>
+      <w:r>
+        <w:t>Сборка макета</w:t>
+      </w:r>
+      <w:r>
+        <w:t>:</w:t>
       </w:r>
     </w:p>
     <w:p>
@@ -2462,50 +2513,34 @@
         </w:numPr>
       </w:pPr>
       <w:r>
-        <w:t>создание цветной клеевой основы</w:t>
-      </w:r>
-    </w:p>
-    <w:p>
-      <w:pPr>
-        <w:ind w:left="1429" w:firstLine="0"/>
-      </w:pPr>
-      <w:r>
-        <w:t xml:space="preserve">а. </w:t>
-      </w:r>
-      <w:r>
-        <w:t>гуашь зеленого цвета</w:t>
-      </w:r>
-    </w:p>
-    <w:p>
-      <w:pPr>
-        <w:ind w:left="1429" w:firstLine="0"/>
-      </w:pPr>
-      <w:proofErr w:type="gramStart"/>
-      <w:r>
-        <w:t>б</w:t>
-      </w:r>
-      <w:proofErr w:type="gramEnd"/>
-      <w:r>
-        <w:t xml:space="preserve">. </w:t>
-      </w:r>
-      <w:r>
-        <w:t>клей ПВА</w:t>
-      </w:r>
-    </w:p>
-    <w:p>
-      <w:pPr>
-        <w:ind w:left="1429" w:firstLine="0"/>
-      </w:pPr>
-      <w:proofErr w:type="gramStart"/>
-      <w:r>
-        <w:t>в</w:t>
-      </w:r>
-      <w:proofErr w:type="gramEnd"/>
-      <w:r>
-        <w:t xml:space="preserve">. </w:t>
-      </w:r>
-      <w:r>
-        <w:t>горячая вода</w:t>
+        <w:t>разметка основания в соответствии с эскизом</w:t>
+      </w:r>
+      <w:r>
+        <w:t xml:space="preserve"> (см. </w:t>
+      </w:r>
+      <w:r>
+        <w:fldChar w:fldCharType="begin"/>
+      </w:r>
+      <w:r>
+        <w:instrText xml:space="preserve"> REF _Ref221313350 \h </w:instrText>
+      </w:r>
+      <w:r>
+        <w:fldChar w:fldCharType="separate"/>
+      </w:r>
+      <w:r>
+        <w:t xml:space="preserve">Приложение </w:t>
+      </w:r>
+      <w:r>
+        <w:rPr>
+          <w:noProof/>
+        </w:rPr>
+        <w:t>3</w:t>
+      </w:r>
+      <w:r>
+        <w:fldChar w:fldCharType="end"/>
+      </w:r>
+      <w:r>
+        <w:t>)</w:t>
       </w:r>
     </w:p>
     <w:p>
@@ -2518,50 +2553,40 @@
       </w:pPr>
       <w:r>
         <w:lastRenderedPageBreak/>
-        <w:t>н</w:t>
-      </w:r>
-      <w:r>
-        <w:t>анесение газона на макет</w:t>
-      </w:r>
-      <w:proofErr w:type="gramStart"/>
-      <w:r>
-        <w:t>.</w:t>
-      </w:r>
-      <w:proofErr w:type="gramEnd"/>
-      <w:r>
-        <w:t xml:space="preserve"> (</w:t>
-      </w:r>
-      <w:proofErr w:type="gramStart"/>
-      <w:r>
-        <w:t>с</w:t>
-      </w:r>
-      <w:proofErr w:type="gramEnd"/>
-      <w:r>
-        <w:t xml:space="preserve">м. </w:t>
-      </w:r>
-      <w:r>
-        <w:fldChar w:fldCharType="begin"/>
-      </w:r>
-      <w:r>
-        <w:instrText xml:space="preserve"> REF _Ref221313362 \h </w:instrText>
-      </w:r>
-      <w:r>
-        <w:fldChar w:fldCharType="separate"/>
-      </w:r>
-      <w:r>
-        <w:t xml:space="preserve">Приложение </w:t>
-      </w:r>
-      <w:r>
-        <w:rPr>
-          <w:noProof/>
-        </w:rPr>
-        <w:t>4</w:t>
-      </w:r>
-      <w:r>
-        <w:fldChar w:fldCharType="end"/>
-      </w:r>
-      <w:r>
-        <w:t>)</w:t>
+        <w:t>создание цветной клеевой основы</w:t>
+      </w:r>
+    </w:p>
+    <w:p>
+      <w:pPr>
+        <w:ind w:left="1429" w:firstLine="0"/>
+      </w:pPr>
+      <w:r>
+        <w:t xml:space="preserve">а. </w:t>
+      </w:r>
+      <w:r>
+        <w:t>гуашь зеленого цвета</w:t>
+      </w:r>
+    </w:p>
+    <w:p>
+      <w:pPr>
+        <w:ind w:left="1429" w:firstLine="0"/>
+      </w:pPr>
+      <w:r>
+        <w:t xml:space="preserve">б. </w:t>
+      </w:r>
+      <w:r>
+        <w:t>клей ПВА</w:t>
+      </w:r>
+    </w:p>
+    <w:p>
+      <w:pPr>
+        <w:ind w:left="1429" w:firstLine="0"/>
+      </w:pPr>
+      <w:r>
+        <w:t xml:space="preserve">в. </w:t>
+      </w:r>
+      <w:r>
+        <w:t>горячая вода</w:t>
       </w:r>
     </w:p>
     <w:p>
@@ -2573,7 +2598,10 @@
         </w:numPr>
       </w:pPr>
       <w:r>
-        <w:t>создание технологических отверстий в местах размещения деревьев</w:t>
+        <w:t>н</w:t>
+      </w:r>
+      <w:r>
+        <w:t>анесение газона на макет.</w:t>
       </w:r>
     </w:p>
     <w:p>
@@ -2585,45 +2613,7 @@
         </w:numPr>
       </w:pPr>
       <w:r>
-        <w:t xml:space="preserve">вклейка </w:t>
-      </w:r>
-      <w:r>
-        <w:t>пластиковых деталей (деревья, лавки)</w:t>
-      </w:r>
-      <w:r>
-        <w:t xml:space="preserve"> (</w:t>
-      </w:r>
-      <w:proofErr w:type="gramStart"/>
-      <w:r>
-        <w:t>см</w:t>
-      </w:r>
-      <w:proofErr w:type="gramEnd"/>
-      <w:r>
-        <w:t xml:space="preserve">. </w:t>
-      </w:r>
-      <w:r>
-        <w:fldChar w:fldCharType="begin"/>
-      </w:r>
-      <w:r>
-        <w:instrText xml:space="preserve"> REF _Ref221313376 \h </w:instrText>
-      </w:r>
-      <w:r>
-        <w:fldChar w:fldCharType="separate"/>
-      </w:r>
-      <w:r>
-        <w:t xml:space="preserve">Приложение </w:t>
-      </w:r>
-      <w:r>
-        <w:rPr>
-          <w:noProof/>
-        </w:rPr>
-        <w:t>5</w:t>
-      </w:r>
-      <w:r>
-        <w:fldChar w:fldCharType="end"/>
-      </w:r>
-      <w:r>
-        <w:t>)</w:t>
+        <w:t>создание технологических отверстий в местах размещения деревьев</w:t>
       </w:r>
     </w:p>
     <w:p>
@@ -2635,13 +2625,34 @@
         </w:numPr>
       </w:pPr>
       <w:r>
-        <w:t>создание крытого сооружения для выхода на крышу</w:t>
-      </w:r>
-      <w:r>
-        <w:t xml:space="preserve"> (см. приложение </w:t>
-      </w:r>
-      <w:r>
-        <w:t>Х</w:t>
+        <w:t xml:space="preserve">вклейка </w:t>
+      </w:r>
+      <w:r>
+        <w:t>пластиковых деталей (деревья, лавки)</w:t>
+      </w:r>
+      <w:r>
+        <w:t xml:space="preserve"> (см. </w:t>
+      </w:r>
+      <w:r>
+        <w:fldChar w:fldCharType="begin"/>
+      </w:r>
+      <w:r>
+        <w:instrText xml:space="preserve"> REF _Ref221313376 \h </w:instrText>
+      </w:r>
+      <w:r>
+        <w:fldChar w:fldCharType="separate"/>
+      </w:r>
+      <w:r>
+        <w:t xml:space="preserve">Приложение </w:t>
+      </w:r>
+      <w:r>
+        <w:rPr>
+          <w:noProof/>
+        </w:rPr>
+        <w:t>5</w:t>
+      </w:r>
+      <w:r>
+        <w:fldChar w:fldCharType="end"/>
       </w:r>
       <w:r>
         <w:t>)</w:t>
@@ -2656,7 +2667,16 @@
         </w:numPr>
       </w:pPr>
       <w:r>
-        <w:t>установка сооружения на макет</w:t>
+        <w:t>создание крытого сооружения для выхода на крышу</w:t>
+      </w:r>
+      <w:r>
+        <w:t xml:space="preserve"> (см. приложение </w:t>
+      </w:r>
+      <w:r>
+        <w:t>Х</w:t>
+      </w:r>
+      <w:r>
+        <w:t>)</w:t>
       </w:r>
     </w:p>
     <w:p>
@@ -2668,6 +2688,18 @@
         </w:numPr>
       </w:pPr>
       <w:r>
+        <w:t>установка сооружения на макет</w:t>
+      </w:r>
+    </w:p>
+    <w:p>
+      <w:pPr>
+        <w:pStyle w:val="af0"/>
+        <w:numPr>
+          <w:ilvl w:val="0"/>
+          <w:numId w:val="22"/>
+        </w:numPr>
+      </w:pPr>
+      <w:r>
         <w:t xml:space="preserve">итоговый вид макета (см приложение </w:t>
       </w:r>
       <w:r>
@@ -2687,85 +2719,45 @@
     </w:p>
     <w:p>
       <w:r>
-        <w:t>Расчет проводился на примере ЖК «</w:t>
-      </w:r>
-      <w:proofErr w:type="spellStart"/>
-      <w:r>
-        <w:t>Жулебино</w:t>
-      </w:r>
-      <w:proofErr w:type="spellEnd"/>
-      <w:r>
-        <w:t xml:space="preserve"> парк» (Люберцы, ул. Летчика </w:t>
-      </w:r>
-      <w:proofErr w:type="spellStart"/>
-      <w:r>
-        <w:t>Ларюшина</w:t>
-      </w:r>
-      <w:proofErr w:type="spellEnd"/>
+        <w:t xml:space="preserve">Расчет проводился на примере ЖК «Жулебино парк» (Люберцы, ул. Летчика Ларюшина). (см </w:t>
+      </w:r>
+      <w:r>
+        <w:fldChar w:fldCharType="begin"/>
+      </w:r>
+      <w:r>
+        <w:instrText xml:space="preserve"> REF _Ref221313270 \h </w:instrText>
+      </w:r>
+      <w:r>
+        <w:fldChar w:fldCharType="separate"/>
+      </w:r>
+      <w:r>
+        <w:t xml:space="preserve">Приложение </w:t>
+      </w:r>
+      <w:r>
+        <w:rPr>
+          <w:noProof/>
+        </w:rPr>
+        <w:t>1</w:t>
+      </w:r>
+      <w:r>
+        <w:fldChar w:fldCharType="end"/>
+      </w:r>
+      <w:r>
+        <w:fldChar w:fldCharType="begin"/>
+      </w:r>
+      <w:r>
+        <w:instrText xml:space="preserve"> REF _Ref221313270 \h </w:instrText>
+      </w:r>
+      <w:r>
+        <w:fldChar w:fldCharType="end"/>
+      </w:r>
       <w:r>
         <w:t>)</w:t>
       </w:r>
-      <w:proofErr w:type="gramStart"/>
-      <w:r>
-        <w:t>.</w:t>
-      </w:r>
-      <w:proofErr w:type="gramEnd"/>
-      <w:r>
-        <w:t xml:space="preserve"> (</w:t>
-      </w:r>
-      <w:proofErr w:type="gramStart"/>
-      <w:r>
-        <w:t>с</w:t>
-      </w:r>
-      <w:proofErr w:type="gramEnd"/>
-      <w:r>
-        <w:t xml:space="preserve">м </w:t>
-      </w:r>
-      <w:r>
-        <w:fldChar w:fldCharType="begin"/>
-      </w:r>
-      <w:r>
-        <w:instrText xml:space="preserve"> REF _Ref221313270 \h </w:instrText>
-      </w:r>
-      <w:r>
-        <w:fldChar w:fldCharType="separate"/>
-      </w:r>
-      <w:r>
-        <w:t xml:space="preserve">Приложение </w:t>
-      </w:r>
-      <w:r>
-        <w:rPr>
-          <w:noProof/>
-        </w:rPr>
-        <w:t>1</w:t>
-      </w:r>
-      <w:r>
-        <w:fldChar w:fldCharType="end"/>
-      </w:r>
-      <w:r>
-        <w:fldChar w:fldCharType="begin"/>
-      </w:r>
-      <w:r>
-        <w:instrText xml:space="preserve"> REF _Ref221313270 \h </w:instrText>
-      </w:r>
-      <w:r>
-        <w:fldChar w:fldCharType="end"/>
-      </w:r>
-      <w:r>
-        <w:t>)</w:t>
-      </w:r>
-    </w:p>
-    <w:p>
-      <w:r>
-        <w:t>На основании карты были выделены цветом зоны (</w:t>
-      </w:r>
-      <w:proofErr w:type="gramStart"/>
-      <w:r>
-        <w:t>см</w:t>
-      </w:r>
-      <w:proofErr w:type="gramEnd"/>
-      <w:r>
-        <w:t xml:space="preserve"> </w:t>
+    </w:p>
+    <w:p>
+      <w:r>
+        <w:t xml:space="preserve">На основании карты были выделены цветом зоны (см </w:t>
       </w:r>
       <w:r>
         <w:fldChar w:fldCharType="begin"/>
@@ -2833,15 +2825,7 @@
     </w:p>
     <w:p>
       <w:r>
-        <w:t>(</w:t>
-      </w:r>
-      <w:proofErr w:type="gramStart"/>
-      <w:r>
-        <w:t>синим</w:t>
-      </w:r>
-      <w:proofErr w:type="gramEnd"/>
-      <w:r>
-        <w:t xml:space="preserve"> отмечена зона, не относящаяся к ЖК)</w:t>
+        <w:t>(синим отмечена зона, не относящаяся к ЖК)</w:t>
       </w:r>
     </w:p>
     <w:p>
@@ -2855,22 +2839,14 @@
       </w:pPr>
       <w:bookmarkStart w:id="10" w:name="_Toc221121213"/>
       <w:r>
-        <w:t xml:space="preserve">Обращение </w:t>
-      </w:r>
-      <w:proofErr w:type="gramStart"/>
-      <w:r>
-        <w:t>в электронную приемную</w:t>
+        <w:t>Обращение в электронную приемную</w:t>
       </w:r>
       <w:r>
         <w:t xml:space="preserve"> мэру Москвы с целью привлечения внимания к инициативе</w:t>
       </w:r>
       <w:bookmarkEnd w:id="10"/>
       <w:r>
-        <w:t xml:space="preserve"> по улучшению экологической обстановки в г</w:t>
-      </w:r>
-      <w:proofErr w:type="gramEnd"/>
-      <w:r>
-        <w:t>. Москва.</w:t>
+        <w:t xml:space="preserve"> по улучшению экологической обстановки в г. Москва.</w:t>
       </w:r>
     </w:p>
     <w:p>
@@ -2880,202 +2856,144 @@
     </w:p>
     <w:p>
       <w:r>
-        <w:t xml:space="preserve">С.С. </w:t>
+        <w:t>С.С. Собянину</w:t>
+      </w:r>
+    </w:p>
+    <w:p>
+      <w:r>
+        <w:t>Уважаемый Сергей Семёнович</w:t>
+      </w:r>
+    </w:p>
+    <w:p>
+      <w:r>
+        <w:t xml:space="preserve">Обращаюсь к вам с инициативой, направленной на повышение качества городской среды и реализацию экологической стратегии Москвы. Речь идёт о </w:t>
+      </w:r>
+      <w:r>
+        <w:lastRenderedPageBreak/>
+        <w:t xml:space="preserve">развитии и поддержке создания парков на крышах многоэтажных жилых зданий. </w:t>
+      </w:r>
+    </w:p>
+    <w:p>
+      <w:r>
+        <w:t>Интенсивная застройка приводит к эффекту «теплового острова». Это усугубляет загрязнение возду</w:t>
+      </w:r>
+      <w:r>
+        <w:t xml:space="preserve">ха и дискомфорт городской среды. А дефицит зеленых зон из-за плотной застройки приводит к ухудшению микроклимата, повышенной запыленности и шумовому загрязнению, что негативно влияет на здоровье и комфорт жителей. </w:t>
+      </w:r>
+      <w:r>
+        <w:t>Высокий темп жизни горожанина сильно усложняет возможность посещения парка, находящегося более, чем в получасе от дома.</w:t>
+      </w:r>
+    </w:p>
+    <w:p>
+      <w:r>
+        <w:t>Создание парков на крышах является способом уменьшить влияние этих проблем. Растительность поглощает пыль и вредные газы, естественным образом охлаждает воздух и снижает нагрузку на ливневую канализацию. Таким образом, парки могут создать устойчивую, здоровую экосистему.</w:t>
+      </w:r>
+    </w:p>
+    <w:p>
+      <w:r>
+        <w:t>Я предлагаю обязать застройщиков разбивать на крышах</w:t>
+      </w:r>
+      <w:r>
+        <w:t xml:space="preserve"> </w:t>
+      </w:r>
+      <w:r>
+        <w:t xml:space="preserve">зелёные зоны, также я понимаю, что это приведёт к удорожанию стоимости одного квадратного метра жилья, поэтому прошу вас рассмотреть возможность субсидирования </w:t>
+      </w:r>
+      <w:r>
+        <w:t>со стороны правительства Москвы для этих нужд.</w:t>
+      </w:r>
+    </w:p>
+    <w:bookmarkEnd w:id="8"/>
+    <w:p>
+      <w:r>
+        <w:t>Уверена, что развитие вертикального озеленения крыш жилых многоэтажных домов станет логичным продолжением работы по преобразованию Москвы в современный, комфортный и экологически чистый город, бережно относящийся к своим жителям.</w:t>
+      </w:r>
+    </w:p>
+    <w:p>
+      <w:r>
+        <w:t xml:space="preserve">Готова предоставить более детальную информацию и </w:t>
+      </w:r>
+      <w:r>
+        <w:t>участвовать</w:t>
+      </w:r>
+      <w:r>
+        <w:t xml:space="preserve"> в обсуждении данной инициативы.</w:t>
+      </w:r>
+    </w:p>
+    <w:p>
+      <w:r>
+        <w:t>С уважением,</w:t>
+      </w:r>
+    </w:p>
+    <w:p>
+      <w:r>
+        <w:t xml:space="preserve">Неумойчева Алина Дмитриевна </w:t>
+      </w:r>
+    </w:p>
+    <w:p>
+      <w:r>
+        <w:t>Адрес почты для обратной связи</w:t>
+      </w:r>
+      <w:r>
+        <w:t xml:space="preserve">: </w:t>
       </w:r>
       <w:proofErr w:type="spellStart"/>
       <w:r>
-        <w:t>Собянину</w:t>
+        <w:rPr>
+          <w:lang w:val="en-US"/>
+        </w:rPr>
+        <w:t>akulinadn</w:t>
       </w:r>
       <w:proofErr w:type="spellEnd"/>
-    </w:p>
-    <w:p>
-      <w:r>
-        <w:t>Уважаемый Сергей Семёнович</w:t>
-      </w:r>
-    </w:p>
-    <w:p>
-      <w:r>
-        <w:t xml:space="preserve">Обращаюсь к вам с инициативой, направленной на повышение качества городской среды и реализацию экологической стратегии Москвы. Речь идёт о развитии и поддержке создания парков на крышах многоэтажных жилых зданий. </w:t>
-      </w:r>
-    </w:p>
-    <w:p>
-      <w:r>
-        <w:t>Интенсивная застройка приводит к эффекту «теплового острова». Это усугубляет загрязнение возду</w:t>
-      </w:r>
-      <w:r>
-        <w:t xml:space="preserve">ха и дискомфорт городской среды. А дефицит </w:t>
-      </w:r>
+      <w:r>
+        <w:t>@</w:t>
+      </w:r>
+      <w:r>
+        <w:rPr>
+          <w:lang w:val="en-US"/>
+        </w:rPr>
+        <w:t>mail</w:t>
+      </w:r>
+      <w:r>
+        <w:t>.</w:t>
+      </w:r>
+      <w:proofErr w:type="spellStart"/>
+      <w:r>
+        <w:rPr>
+          <w:lang w:val="en-US"/>
+        </w:rPr>
+        <w:t>ru</w:t>
+      </w:r>
+      <w:proofErr w:type="spellEnd"/>
+    </w:p>
+    <w:p>
+      <w:pPr>
+        <w:spacing w:line="240" w:lineRule="auto"/>
+        <w:ind w:firstLine="0"/>
+        <w:jc w:val="left"/>
+        <w:rPr>
+          <w:rFonts w:eastAsiaTheme="majorEastAsia" w:cstheme="majorBidi"/>
+          <w:b/>
+          <w:szCs w:val="40"/>
+        </w:rPr>
+      </w:pPr>
+      <w:bookmarkStart w:id="11" w:name="_Toc221121214"/>
+      <w:r>
+        <w:br w:type="page"/>
+      </w:r>
+    </w:p>
+    <w:p>
+      <w:pPr>
+        <w:pStyle w:val="1"/>
+      </w:pPr>
       <w:r>
         <w:lastRenderedPageBreak/>
-        <w:t xml:space="preserve">зеленых зон из-за плотной застройки приводит к ухудшению микроклимата, повышенной запыленности и шумовому загрязнению, что негативно влияет на здоровье и комфорт жителей. </w:t>
-      </w:r>
-      <w:r>
-        <w:t>Высокий темп жизни горожанина сильно усложняет возможность посещения парка, находящегося более</w:t>
-      </w:r>
-      <w:proofErr w:type="gramStart"/>
-      <w:r>
-        <w:t>,</w:t>
-      </w:r>
-      <w:proofErr w:type="gramEnd"/>
-      <w:r>
-        <w:t xml:space="preserve"> чем в получасе от дома.</w:t>
-      </w:r>
-    </w:p>
-    <w:p>
-      <w:r>
-        <w:t>Создание парков на крышах является способом уменьшить влияние этих проблем. Растительность поглощает пыль и вредные газы, естественным образом охлаждает воздух и снижает нагрузку на ливневую канализацию. Таким образом, парки могут создать устойчивую, здоровую экосистему.</w:t>
-      </w:r>
-    </w:p>
-    <w:p>
-      <w:r>
-        <w:t xml:space="preserve">Я предлагаю обязать застройщиков разбивать на </w:t>
-      </w:r>
-      <w:proofErr w:type="gramStart"/>
-      <w:r>
-        <w:t>крышах</w:t>
-      </w:r>
-      <w:proofErr w:type="gramEnd"/>
-      <w:r>
-        <w:t xml:space="preserve"> </w:t>
-      </w:r>
-      <w:r>
-        <w:t xml:space="preserve"> зелёные зоны, также я понимаю, что это приведёт к удорожанию стоимости одного квадратного метра жилья, поэтому прошу вас рассмотреть возможность субсидирования </w:t>
-      </w:r>
-      <w:r>
-        <w:t>со стороны правительства Москвы для этих нужд.</w:t>
-      </w:r>
-    </w:p>
-    <w:bookmarkEnd w:id="8"/>
-    <w:p>
-      <w:r>
-        <w:t xml:space="preserve">Уверена, что развитие вертикального озеленения крыш жилых многоэтажных домов станет </w:t>
-      </w:r>
-      <w:proofErr w:type="gramStart"/>
-      <w:r>
-        <w:t>логичным продолжением</w:t>
-      </w:r>
-      <w:proofErr w:type="gramEnd"/>
-      <w:r>
-        <w:t xml:space="preserve"> работы по преобразованию Москвы в современный, комфортный и экологически чистый город, бережно относящийся к своим жителям.</w:t>
-      </w:r>
-    </w:p>
-    <w:p>
-      <w:proofErr w:type="gramStart"/>
-      <w:r>
-        <w:t>Готова</w:t>
-      </w:r>
-      <w:proofErr w:type="gramEnd"/>
-      <w:r>
-        <w:t xml:space="preserve"> предоставить более детальную информацию  и </w:t>
-      </w:r>
-      <w:proofErr w:type="spellStart"/>
-      <w:r>
-        <w:t>учавствовать</w:t>
-      </w:r>
-      <w:proofErr w:type="spellEnd"/>
-      <w:r>
-        <w:t xml:space="preserve"> в обсуждении данной инициативы.</w:t>
-      </w:r>
-    </w:p>
-    <w:p>
-      <w:r>
-        <w:t>С уважением,</w:t>
-      </w:r>
-    </w:p>
-    <w:p>
-      <w:proofErr w:type="spellStart"/>
-      <w:r>
-        <w:t>Неумойчева</w:t>
-      </w:r>
-      <w:proofErr w:type="spellEnd"/>
-      <w:r>
-        <w:t xml:space="preserve"> Алина Дмитриевна </w:t>
-      </w:r>
-    </w:p>
-    <w:p>
-      <w:r>
-        <w:t>Адрес почты для обратной связи</w:t>
-      </w:r>
-      <w:r>
-        <w:t xml:space="preserve">: </w:t>
-      </w:r>
-      <w:proofErr w:type="spellStart"/>
-      <w:r>
-        <w:rPr>
-          <w:lang w:val="en-US"/>
-        </w:rPr>
-        <w:t>akulinadn</w:t>
-      </w:r>
-      <w:proofErr w:type="spellEnd"/>
-      <w:r>
-        <w:t>@</w:t>
-      </w:r>
-      <w:r>
-        <w:rPr>
-          <w:lang w:val="en-US"/>
-        </w:rPr>
-        <w:t>mail</w:t>
-      </w:r>
-      <w:r>
-        <w:t>.</w:t>
-      </w:r>
-      <w:proofErr w:type="spellStart"/>
-      <w:r>
-        <w:rPr>
-          <w:lang w:val="en-US"/>
-        </w:rPr>
-        <w:t>ru</w:t>
-      </w:r>
-      <w:proofErr w:type="spellEnd"/>
-    </w:p>
-    <w:p>
-      <w:pPr>
-        <w:pStyle w:val="1"/>
-        <w:rPr>
-          <w:lang w:val="en-US"/>
-        </w:rPr>
-      </w:pPr>
-      <w:bookmarkStart w:id="11" w:name="_Toc221121214"/>
-    </w:p>
-    <w:p>
-      <w:pPr>
-        <w:pStyle w:val="1"/>
-        <w:rPr>
-          <w:lang w:val="en-US"/>
-        </w:rPr>
-      </w:pPr>
-    </w:p>
-    <w:p>
-      <w:pPr>
-        <w:pStyle w:val="1"/>
-        <w:rPr>
-          <w:lang w:val="en-US"/>
-        </w:rPr>
-      </w:pPr>
-    </w:p>
-    <w:p>
-      <w:pPr>
-        <w:pStyle w:val="1"/>
-        <w:rPr>
-          <w:lang w:val="en-US"/>
-        </w:rPr>
-      </w:pPr>
-    </w:p>
-    <w:p>
-      <w:pPr>
-        <w:pStyle w:val="1"/>
-      </w:pPr>
-      <w:r>
-        <w:t xml:space="preserve">Литература и </w:t>
-      </w:r>
-      <w:proofErr w:type="spellStart"/>
-      <w:proofErr w:type="gramStart"/>
-      <w:r>
-        <w:t>интернет-источники</w:t>
+        <w:t>И</w:t>
+      </w:r>
+      <w:r>
+        <w:t>нтернет-источники</w:t>
       </w:r>
       <w:bookmarkEnd w:id="11"/>
-      <w:proofErr w:type="spellEnd"/>
-      <w:proofErr w:type="gramEnd"/>
     </w:p>
     <w:p>
       <w:pPr>
@@ -3117,15 +3035,7 @@
           <w:i/>
           <w:iCs/>
         </w:rPr>
-        <w:t xml:space="preserve">. Архитектура и </w:t>
-      </w:r>
-      <w:r>
-        <w:rPr>
-          <w:i/>
-          <w:iCs/>
-        </w:rPr>
-        <w:lastRenderedPageBreak/>
-        <w:t>строительство</w:t>
+        <w:t>. Архитектура и строительство</w:t>
       </w:r>
       <w:r>
         <w:t xml:space="preserve">, (2), 117–122. </w:t>
@@ -3435,18 +3345,38 @@
           <w:lang w:val="en-US"/>
         </w:rPr>
       </w:pPr>
+      <w:r>
+        <w:rPr>
+          <w:lang w:val="en-US"/>
+        </w:rPr>
+        <w:t xml:space="preserve">Ratna </w:t>
+      </w:r>
       <w:proofErr w:type="spellStart"/>
       <w:r>
         <w:rPr>
           <w:lang w:val="en-US"/>
         </w:rPr>
-        <w:t>Ratna</w:t>
+        <w:t>Yuniati</w:t>
       </w:r>
       <w:proofErr w:type="spellEnd"/>
       <w:r>
         <w:rPr>
           <w:lang w:val="en-US"/>
         </w:rPr>
+        <w:t xml:space="preserve">♥, </w:t>
+      </w:r>
+      <w:proofErr w:type="spellStart"/>
+      <w:r>
+        <w:rPr>
+          <w:lang w:val="en-US"/>
+        </w:rPr>
+        <w:t>Windri</w:t>
+      </w:r>
+      <w:proofErr w:type="spellEnd"/>
+      <w:r>
+        <w:rPr>
+          <w:lang w:val="en-US"/>
+        </w:rPr>
         <w:t xml:space="preserve"> </w:t>
       </w:r>
       <w:proofErr w:type="spellStart"/>
@@ -3454,56 +3384,14 @@
         <w:rPr>
           <w:lang w:val="en-US"/>
         </w:rPr>
-        <w:t>Yuniati</w:t>
+        <w:t>Handayani</w:t>
       </w:r>
       <w:proofErr w:type="spellEnd"/>
       <w:r>
         <w:rPr>
           <w:lang w:val="en-US"/>
         </w:rPr>
-        <w:t xml:space="preserve">♥, </w:t>
-      </w:r>
-      <w:proofErr w:type="spellStart"/>
-      <w:r>
-        <w:rPr>
-          <w:lang w:val="en-US"/>
-        </w:rPr>
-        <w:t>Windri</w:t>
-      </w:r>
-      <w:proofErr w:type="spellEnd"/>
-      <w:r>
-        <w:rPr>
-          <w:lang w:val="en-US"/>
-        </w:rPr>
-        <w:t xml:space="preserve"> </w:t>
-      </w:r>
-      <w:proofErr w:type="spellStart"/>
-      <w:r>
-        <w:rPr>
-          <w:lang w:val="en-US"/>
-        </w:rPr>
-        <w:t>Handayani</w:t>
-      </w:r>
-      <w:proofErr w:type="spellEnd"/>
-      <w:r>
-        <w:rPr>
-          <w:lang w:val="en-US"/>
-        </w:rPr>
-        <w:t xml:space="preserve">, </w:t>
-      </w:r>
-      <w:proofErr w:type="spellStart"/>
-      <w:r>
-        <w:rPr>
-          <w:lang w:val="en-US"/>
-        </w:rPr>
-        <w:t>Laelia</w:t>
-      </w:r>
-      <w:proofErr w:type="spellEnd"/>
-      <w:r>
-        <w:rPr>
-          <w:lang w:val="en-US"/>
-        </w:rPr>
-        <w:t xml:space="preserve"> </w:t>
+        <w:t xml:space="preserve">, Laelia </w:t>
       </w:r>
       <w:proofErr w:type="spellStart"/>
       <w:r>
@@ -4058,62 +3946,328 @@
           <w:numId w:val="12"/>
         </w:numPr>
       </w:pPr>
+      <w:r>
+        <w:rPr>
+          <w:lang w:val="en-US"/>
+        </w:rPr>
+        <w:lastRenderedPageBreak/>
+        <w:t xml:space="preserve">Claudia Alessio </w:t>
+      </w:r>
+      <w:proofErr w:type="spellStart"/>
+      <w:r>
+        <w:rPr>
+          <w:lang w:val="en-US"/>
+        </w:rPr>
+        <w:t>detto</w:t>
+      </w:r>
+      <w:proofErr w:type="spellEnd"/>
+      <w:r>
+        <w:rPr>
+          <w:lang w:val="en-US"/>
+        </w:rPr>
+        <w:t xml:space="preserve"> Grassi</w:t>
+      </w:r>
+      <w:r>
+        <w:rPr>
+          <w:lang w:val="en-US"/>
+        </w:rPr>
+        <w:t xml:space="preserve"> (2021)</w:t>
+      </w:r>
+      <w:r>
+        <w:rPr>
+          <w:lang w:val="en-US"/>
+        </w:rPr>
+        <w:t xml:space="preserve"> Including green production roofs as one of the measures of sustainable building rules</w:t>
+      </w:r>
+      <w:r>
+        <w:rPr>
+          <w:lang w:val="en-US"/>
+        </w:rPr>
+        <w:t>. URL</w:t>
+      </w:r>
+      <w:r>
+        <w:t xml:space="preserve"> </w:t>
+      </w:r>
       <w:hyperlink r:id="rId14" w:history="1">
+        <w:r>
+          <w:rPr>
+            <w:rStyle w:val="afb"/>
+            <w:lang w:val="en-US"/>
+          </w:rPr>
+          <w:t>https</w:t>
+        </w:r>
         <w:r>
           <w:rPr>
             <w:rStyle w:val="afb"/>
           </w:rPr>
-          <w:t>https://home-and-garden.livejournal.com/1426692.html</w:t>
-        </w:r>
-      </w:hyperlink>
-      <w:r>
-        <w:t xml:space="preserve"> Германия</w:t>
-      </w:r>
-    </w:p>
-    <w:p>
-      <w:pPr>
-        <w:pStyle w:val="af0"/>
-        <w:numPr>
-          <w:ilvl w:val="0"/>
-          <w:numId w:val="12"/>
-        </w:numPr>
-      </w:pPr>
-      <w:r>
-        <w:t>https://rudrein.ru/stati/novejshie-tehnologii-ozeleneniya-krysh/</w:t>
-      </w:r>
-      <w:r>
-        <w:t xml:space="preserve"> </w:t>
-      </w:r>
-      <w:proofErr w:type="spellStart"/>
-      <w:r>
-        <w:t>Солярис</w:t>
-      </w:r>
-      <w:proofErr w:type="spellEnd"/>
-      <w:r>
-        <w:t xml:space="preserve"> Сингапур</w:t>
-      </w:r>
-      <w:r>
-        <w:t xml:space="preserve"> </w:t>
-      </w:r>
-    </w:p>
-    <w:p>
-      <w:pPr>
-        <w:pStyle w:val="af0"/>
-        <w:numPr>
-          <w:ilvl w:val="0"/>
-          <w:numId w:val="12"/>
-        </w:numPr>
-      </w:pPr>
-      <w:hyperlink r:id="rId15" w:history="1">
+          <w:t>://</w:t>
+        </w:r>
+        <w:r>
+          <w:rPr>
+            <w:rStyle w:val="afb"/>
+            <w:lang w:val="en-US"/>
+          </w:rPr>
+          <w:t>knowledge</w:t>
+        </w:r>
         <w:r>
           <w:rPr>
             <w:rStyle w:val="afb"/>
           </w:rPr>
-          <w:t>https://ratanews.ru/news/news_20042017_12.stm</w:t>
+          <w:t>-</w:t>
+        </w:r>
+        <w:r>
+          <w:rPr>
+            <w:rStyle w:val="afb"/>
+            <w:lang w:val="en-US"/>
+          </w:rPr>
+          <w:t>hub</w:t>
+        </w:r>
+        <w:r>
+          <w:rPr>
+            <w:rStyle w:val="afb"/>
+          </w:rPr>
+          <w:t>.</w:t>
+        </w:r>
+        <w:r>
+          <w:rPr>
+            <w:rStyle w:val="afb"/>
+            <w:lang w:val="en-US"/>
+          </w:rPr>
+          <w:t>circle</w:t>
+        </w:r>
+        <w:r>
+          <w:rPr>
+            <w:rStyle w:val="afb"/>
+          </w:rPr>
+          <w:t>-</w:t>
+        </w:r>
+        <w:r>
+          <w:rPr>
+            <w:rStyle w:val="afb"/>
+            <w:lang w:val="en-US"/>
+          </w:rPr>
+          <w:t>economy</w:t>
+        </w:r>
+        <w:r>
+          <w:rPr>
+            <w:rStyle w:val="afb"/>
+          </w:rPr>
+          <w:t>.</w:t>
+        </w:r>
+        <w:r>
+          <w:rPr>
+            <w:rStyle w:val="afb"/>
+            <w:lang w:val="en-US"/>
+          </w:rPr>
+          <w:t>com</w:t>
+        </w:r>
+        <w:r>
+          <w:rPr>
+            <w:rStyle w:val="afb"/>
+          </w:rPr>
+          <w:t>/</w:t>
+        </w:r>
+        <w:r>
+          <w:rPr>
+            <w:rStyle w:val="afb"/>
+            <w:lang w:val="en-US"/>
+          </w:rPr>
+          <w:t>article</w:t>
+        </w:r>
+        <w:r>
+          <w:rPr>
+            <w:rStyle w:val="afb"/>
+          </w:rPr>
+          <w:t>/10546?</w:t>
+        </w:r>
+        <w:r>
+          <w:rPr>
+            <w:rStyle w:val="afb"/>
+            <w:lang w:val="en-US"/>
+          </w:rPr>
+          <w:t>n</w:t>
+        </w:r>
+        <w:r>
+          <w:rPr>
+            <w:rStyle w:val="afb"/>
+          </w:rPr>
+          <w:t>=</w:t>
+        </w:r>
+        <w:r>
+          <w:rPr>
+            <w:rStyle w:val="afb"/>
+            <w:lang w:val="en-US"/>
+          </w:rPr>
+          <w:t>Including</w:t>
+        </w:r>
+        <w:r>
+          <w:rPr>
+            <w:rStyle w:val="afb"/>
+          </w:rPr>
+          <w:t>-</w:t>
+        </w:r>
+        <w:r>
+          <w:rPr>
+            <w:rStyle w:val="afb"/>
+            <w:lang w:val="en-US"/>
+          </w:rPr>
+          <w:t>green</w:t>
+        </w:r>
+        <w:r>
+          <w:rPr>
+            <w:rStyle w:val="afb"/>
+          </w:rPr>
+          <w:t>-</w:t>
+        </w:r>
+        <w:r>
+          <w:rPr>
+            <w:rStyle w:val="afb"/>
+            <w:lang w:val="en-US"/>
+          </w:rPr>
+          <w:t>production</w:t>
+        </w:r>
+        <w:r>
+          <w:rPr>
+            <w:rStyle w:val="afb"/>
+          </w:rPr>
+          <w:t>-</w:t>
+        </w:r>
+        <w:r>
+          <w:rPr>
+            <w:rStyle w:val="afb"/>
+            <w:lang w:val="en-US"/>
+          </w:rPr>
+          <w:t>roofs</w:t>
+        </w:r>
+        <w:r>
+          <w:rPr>
+            <w:rStyle w:val="afb"/>
+          </w:rPr>
+          <w:t>-</w:t>
+        </w:r>
+        <w:r>
+          <w:rPr>
+            <w:rStyle w:val="afb"/>
+            <w:lang w:val="en-US"/>
+          </w:rPr>
+          <w:t>as</w:t>
+        </w:r>
+        <w:r>
+          <w:rPr>
+            <w:rStyle w:val="afb"/>
+          </w:rPr>
+          <w:t>-</w:t>
+        </w:r>
+        <w:r>
+          <w:rPr>
+            <w:rStyle w:val="afb"/>
+            <w:lang w:val="en-US"/>
+          </w:rPr>
+          <w:t>one</w:t>
+        </w:r>
+        <w:r>
+          <w:rPr>
+            <w:rStyle w:val="afb"/>
+          </w:rPr>
+          <w:t>-</w:t>
+        </w:r>
+        <w:r>
+          <w:rPr>
+            <w:rStyle w:val="afb"/>
+            <w:lang w:val="en-US"/>
+          </w:rPr>
+          <w:t>of</w:t>
+        </w:r>
+        <w:r>
+          <w:rPr>
+            <w:rStyle w:val="afb"/>
+          </w:rPr>
+          <w:t>-</w:t>
+        </w:r>
+        <w:r>
+          <w:rPr>
+            <w:rStyle w:val="afb"/>
+            <w:lang w:val="en-US"/>
+          </w:rPr>
+          <w:t>the</w:t>
+        </w:r>
+        <w:r>
+          <w:rPr>
+            <w:rStyle w:val="afb"/>
+          </w:rPr>
+          <w:t>-</w:t>
+        </w:r>
+        <w:r>
+          <w:rPr>
+            <w:rStyle w:val="afb"/>
+            <w:lang w:val="en-US"/>
+          </w:rPr>
+          <w:t>measures</w:t>
+        </w:r>
+        <w:r>
+          <w:rPr>
+            <w:rStyle w:val="afb"/>
+          </w:rPr>
+          <w:t>-</w:t>
+        </w:r>
+        <w:r>
+          <w:rPr>
+            <w:rStyle w:val="afb"/>
+            <w:lang w:val="en-US"/>
+          </w:rPr>
+          <w:t>of</w:t>
+        </w:r>
+        <w:r>
+          <w:rPr>
+            <w:rStyle w:val="afb"/>
+          </w:rPr>
+          <w:t>-</w:t>
+        </w:r>
+        <w:r>
+          <w:rPr>
+            <w:rStyle w:val="afb"/>
+            <w:lang w:val="en-US"/>
+          </w:rPr>
+          <w:t>sustainable</w:t>
+        </w:r>
+        <w:r>
+          <w:rPr>
+            <w:rStyle w:val="afb"/>
+          </w:rPr>
+          <w:t>-</w:t>
+        </w:r>
+        <w:r>
+          <w:rPr>
+            <w:rStyle w:val="afb"/>
+            <w:lang w:val="en-US"/>
+          </w:rPr>
+          <w:t>building</w:t>
+        </w:r>
+        <w:r>
+          <w:rPr>
+            <w:rStyle w:val="afb"/>
+          </w:rPr>
+          <w:t>-</w:t>
+        </w:r>
+        <w:r>
+          <w:rPr>
+            <w:rStyle w:val="afb"/>
+            <w:lang w:val="en-US"/>
+          </w:rPr>
+          <w:t>rules</w:t>
         </w:r>
       </w:hyperlink>
       <w:r>
-        <w:t xml:space="preserve"> Япония</w:t>
+        <w:t xml:space="preserve"> (</w:t>
+      </w:r>
+      <w:r>
+        <w:t>Дата обращения 07.02.2026</w:t>
+      </w:r>
+      <w:r>
+        <w:t>)</w:t>
+      </w:r>
+      <w:r>
+        <w:t xml:space="preserve"> Текст: электронный</w:t>
       </w:r>
     </w:p>
     <w:p>
@@ -4129,7 +4283,6 @@
       </w:pPr>
       <w:bookmarkStart w:id="13" w:name="_Toc221121216"/>
       <w:r>
-        <w:lastRenderedPageBreak/>
         <w:t>Приложения</w:t>
       </w:r>
       <w:bookmarkEnd w:id="13"/>
@@ -4146,7 +4299,7 @@
           <w:insideH w:val="none" w:sz="0" w:space="0" w:color="auto"/>
           <w:insideV w:val="none" w:sz="0" w:space="0" w:color="auto"/>
         </w:tblBorders>
-        <w:tblLook w:val="04A0"/>
+        <w:tblLook w:val="04A0" w:firstRow="1" w:lastRow="0" w:firstColumn="1" w:lastColumn="0" w:noHBand="0" w:noVBand="1"/>
       </w:tblPr>
       <w:tblGrid>
         <w:gridCol w:w="9570"/>
@@ -4190,7 +4343,7 @@
                 <w:lang w:eastAsia="ru-RU"/>
               </w:rPr>
               <w:drawing>
-                <wp:inline distT="0" distB="0" distL="0" distR="0">
+                <wp:inline distT="0" distB="0" distL="0" distR="0" wp14:anchorId="79586593" wp14:editId="4F3DBD66">
                   <wp:extent cx="5939790" cy="3054985"/>
                   <wp:effectExtent l="0" t="0" r="0" b="0"/>
                   <wp:docPr id="1" name="Рисунок 1"/>
@@ -4205,10 +4358,10 @@
                           <pic:cNvPicPr/>
                         </pic:nvPicPr>
                         <pic:blipFill>
-                          <a:blip r:embed="rId16" cstate="print">
+                          <a:blip r:embed="rId15" cstate="print">
                             <a:extLst>
                               <a:ext uri="{28A0092B-C50C-407E-A947-70E740481C1C}">
-                                <a14:useLocalDpi xmlns:a14="http://schemas.microsoft.com/office/drawing/2010/main" xmlns:wps="http://schemas.microsoft.com/office/word/2010/wordprocessingShape" xmlns:wpi="http://schemas.microsoft.com/office/word/2010/wordprocessingInk" xmlns:wpg="http://schemas.microsoft.com/office/word/2010/wordprocessingGroup" xmlns:w16se="http://schemas.microsoft.com/office/word/2015/wordml/symex" xmlns:w16sdtdh="http://schemas.microsoft.com/office/word/2020/wordml/sdtdatahash" xmlns:w16="http://schemas.microsoft.com/office/word/2018/wordml" xmlns:w16cid="http://schemas.microsoft.com/office/word/2016/wordml/cid" xmlns:w16cex="http://schemas.microsoft.com/office/word/2018/wordml/cex" xmlns:w15="http://schemas.microsoft.com/office/word/2012/wordml" xmlns:w14="http://schemas.microsoft.com/office/word/2010/wordml" xmlns:w="http://schemas.openxmlformats.org/wordprocessingml/2006/main" xmlns:w10="urn:schemas-microsoft-com:office:word" xmlns:wp14="http://schemas.microsoft.com/office/word/2010/wordprocessingDrawing" xmlns:v="urn:schemas-microsoft-com:vml" xmlns:oel="http://schemas.microsoft.com/office/2019/extlst" xmlns:o="urn:schemas-microsoft-com:office:office" xmlns:am3d="http://schemas.microsoft.com/office/drawing/2017/model3d" xmlns:aink="http://schemas.microsoft.com/office/drawing/2016/ink" xmlns:mc="http://schemas.openxmlformats.org/markup-compatibility/2006" xmlns:cx8="http://schemas.microsoft.com/office/drawing/2016/5/14/chartex" xmlns:cx7="http://schemas.microsoft.com/office/drawing/2016/5/13/chartex" xmlns:cx6="http://schemas.microsoft.com/office/drawing/2016/5/12/chartex" xmlns:cx5="http://schemas.microsoft.com/office/drawing/2016/5/11/chartex" xmlns:cx4="http://schemas.microsoft.com/office/drawing/2016/5/10/chartex" xmlns:cx3="http://schemas.microsoft.com/office/drawing/2016/5/9/chartex" xmlns:cx2="http://schemas.microsoft.com/office/drawing/2015/10/21/chartex" xmlns:cx1="http://schemas.microsoft.com/office/drawing/2015/9/8/chartex" xmlns:cx="http://schemas.microsoft.com/office/drawing/2014/chartex" xmlns:wpc="http://schemas.microsoft.com/office/word/2010/wordprocessingCanvas" xmlns="" val="0"/>
+                                <a14:useLocalDpi xmlns:a14="http://schemas.microsoft.com/office/drawing/2010/main" val="0"/>
                               </a:ext>
                             </a:extLst>
                           </a:blip>
@@ -4282,6 +4435,7 @@
             </w:pPr>
             <w:bookmarkStart w:id="15" w:name="_Ref221313317"/>
             <w:r>
+              <w:lastRenderedPageBreak/>
               <w:t xml:space="preserve">Приложение </w:t>
             </w:r>
             <w:fldSimple w:instr=" SEQ Приложение \* ARABIC ">
@@ -4309,7 +4463,7 @@
                 <w:lang w:eastAsia="ru-RU"/>
               </w:rPr>
               <w:drawing>
-                <wp:inline distT="0" distB="0" distL="0" distR="0">
+                <wp:inline distT="0" distB="0" distL="0" distR="0" wp14:anchorId="0E97DBC8" wp14:editId="72D74672">
                   <wp:extent cx="5939790" cy="2553335"/>
                   <wp:effectExtent l="0" t="0" r="0" b="0"/>
                   <wp:docPr id="2" name="Рисунок 2"/>
@@ -4324,10 +4478,10 @@
                           <pic:cNvPicPr/>
                         </pic:nvPicPr>
                         <pic:blipFill>
-                          <a:blip r:embed="rId17" cstate="print">
+                          <a:blip r:embed="rId16" cstate="print">
                             <a:extLst>
                               <a:ext uri="{28A0092B-C50C-407E-A947-70E740481C1C}">
-                                <a14:useLocalDpi xmlns:a14="http://schemas.microsoft.com/office/drawing/2010/main" xmlns:wps="http://schemas.microsoft.com/office/word/2010/wordprocessingShape" xmlns:wpi="http://schemas.microsoft.com/office/word/2010/wordprocessingInk" xmlns:wpg="http://schemas.microsoft.com/office/word/2010/wordprocessingGroup" xmlns:w16se="http://schemas.microsoft.com/office/word/2015/wordml/symex" xmlns:w16sdtdh="http://schemas.microsoft.com/office/word/2020/wordml/sdtdatahash" xmlns:w16="http://schemas.microsoft.com/office/word/2018/wordml" xmlns:w16cid="http://schemas.microsoft.com/office/word/2016/wordml/cid" xmlns:w16cex="http://schemas.microsoft.com/office/word/2018/wordml/cex" xmlns:w15="http://schemas.microsoft.com/office/word/2012/wordml" xmlns:w14="http://schemas.microsoft.com/office/word/2010/wordml" xmlns:w="http://schemas.openxmlformats.org/wordprocessingml/2006/main" xmlns:w10="urn:schemas-microsoft-com:office:word" xmlns:wp14="http://schemas.microsoft.com/office/word/2010/wordprocessingDrawing" xmlns:v="urn:schemas-microsoft-com:vml" xmlns:oel="http://schemas.microsoft.com/office/2019/extlst" xmlns:o="urn:schemas-microsoft-com:office:office" xmlns:am3d="http://schemas.microsoft.com/office/drawing/2017/model3d" xmlns:aink="http://schemas.microsoft.com/office/drawing/2016/ink" xmlns:mc="http://schemas.openxmlformats.org/markup-compatibility/2006" xmlns:cx8="http://schemas.microsoft.com/office/drawing/2016/5/14/chartex" xmlns:cx7="http://schemas.microsoft.com/office/drawing/2016/5/13/chartex" xmlns:cx6="http://schemas.microsoft.com/office/drawing/2016/5/12/chartex" xmlns:cx5="http://schemas.microsoft.com/office/drawing/2016/5/11/chartex" xmlns:cx4="http://schemas.microsoft.com/office/drawing/2016/5/10/chartex" xmlns:cx3="http://schemas.microsoft.com/office/drawing/2016/5/9/chartex" xmlns:cx2="http://schemas.microsoft.com/office/drawing/2015/10/21/chartex" xmlns:cx1="http://schemas.microsoft.com/office/drawing/2015/9/8/chartex" xmlns:cx="http://schemas.microsoft.com/office/drawing/2014/chartex" xmlns:wpc="http://schemas.microsoft.com/office/word/2010/wordprocessingCanvas" xmlns="" val="0"/>
+                                <a14:useLocalDpi xmlns:a14="http://schemas.microsoft.com/office/drawing/2010/main" val="0"/>
                               </a:ext>
                             </a:extLst>
                           </a:blip>
@@ -4407,7 +4561,7 @@
           <w:insideH w:val="none" w:sz="0" w:space="0" w:color="auto"/>
           <w:insideV w:val="none" w:sz="0" w:space="0" w:color="auto"/>
         </w:tblBorders>
-        <w:tblLook w:val="04A0"/>
+        <w:tblLook w:val="04A0" w:firstRow="1" w:lastRow="0" w:firstColumn="1" w:lastColumn="0" w:noHBand="0" w:noVBand="1"/>
       </w:tblPr>
       <w:tblGrid>
         <w:gridCol w:w="4785"/>
@@ -4451,7 +4605,7 @@
                 <w:lang w:eastAsia="ru-RU"/>
               </w:rPr>
               <w:drawing>
-                <wp:inline distT="0" distB="0" distL="0" distR="0">
+                <wp:inline distT="0" distB="0" distL="0" distR="0" wp14:anchorId="47B6657F" wp14:editId="3B608A23">
                   <wp:extent cx="2828925" cy="2381250"/>
                   <wp:effectExtent l="0" t="0" r="0" b="0"/>
                   <wp:docPr id="5" name="Рисунок 5"/>
@@ -4466,10 +4620,10 @@
                           <pic:cNvPicPr/>
                         </pic:nvPicPr>
                         <pic:blipFill rotWithShape="1">
-                          <a:blip r:embed="rId18" cstate="print">
+                          <a:blip r:embed="rId17" cstate="print">
                             <a:extLst>
                               <a:ext uri="{28A0092B-C50C-407E-A947-70E740481C1C}">
-                                <a14:useLocalDpi xmlns:a14="http://schemas.microsoft.com/office/drawing/2010/main" xmlns:wps="http://schemas.microsoft.com/office/word/2010/wordprocessingShape" xmlns:wpi="http://schemas.microsoft.com/office/word/2010/wordprocessingInk" xmlns:wpg="http://schemas.microsoft.com/office/word/2010/wordprocessingGroup" xmlns:w16se="http://schemas.microsoft.com/office/word/2015/wordml/symex" xmlns:w16sdtdh="http://schemas.microsoft.com/office/word/2020/wordml/sdtdatahash" xmlns:w16="http://schemas.microsoft.com/office/word/2018/wordml" xmlns:w16cid="http://schemas.microsoft.com/office/word/2016/wordml/cid" xmlns:w16cex="http://schemas.microsoft.com/office/word/2018/wordml/cex" xmlns:w15="http://schemas.microsoft.com/office/word/2012/wordml" xmlns:w14="http://schemas.microsoft.com/office/word/2010/wordml" xmlns:w="http://schemas.openxmlformats.org/wordprocessingml/2006/main" xmlns:w10="urn:schemas-microsoft-com:office:word" xmlns:wp14="http://schemas.microsoft.com/office/word/2010/wordprocessingDrawing" xmlns:v="urn:schemas-microsoft-com:vml" xmlns:oel="http://schemas.microsoft.com/office/2019/extlst" xmlns:o="urn:schemas-microsoft-com:office:office" xmlns:am3d="http://schemas.microsoft.com/office/drawing/2017/model3d" xmlns:aink="http://schemas.microsoft.com/office/drawing/2016/ink" xmlns:mc="http://schemas.openxmlformats.org/markup-compatibility/2006" xmlns:cx8="http://schemas.microsoft.com/office/drawing/2016/5/14/chartex" xmlns:cx7="http://schemas.microsoft.com/office/drawing/2016/5/13/chartex" xmlns:cx6="http://schemas.microsoft.com/office/drawing/2016/5/12/chartex" xmlns:cx5="http://schemas.microsoft.com/office/drawing/2016/5/11/chartex" xmlns:cx4="http://schemas.microsoft.com/office/drawing/2016/5/10/chartex" xmlns:cx3="http://schemas.microsoft.com/office/drawing/2016/5/9/chartex" xmlns:cx2="http://schemas.microsoft.com/office/drawing/2015/10/21/chartex" xmlns:cx1="http://schemas.microsoft.com/office/drawing/2015/9/8/chartex" xmlns:cx="http://schemas.microsoft.com/office/drawing/2014/chartex" xmlns:wpc="http://schemas.microsoft.com/office/word/2010/wordprocessingCanvas" xmlns="" val="0"/>
+                                <a14:useLocalDpi xmlns:a14="http://schemas.microsoft.com/office/drawing/2010/main" val="0"/>
                               </a:ext>
                             </a:extLst>
                           </a:blip>
@@ -4489,7 +4643,7 @@
                           </a:ln>
                           <a:extLst>
                             <a:ext uri="{53640926-AAD7-44D8-BBD7-CCE9431645EC}">
-                              <a14:shadowObscured xmlns:a14="http://schemas.microsoft.com/office/drawing/2010/main" xmlns:wps="http://schemas.microsoft.com/office/word/2010/wordprocessingShape" xmlns:wpi="http://schemas.microsoft.com/office/word/2010/wordprocessingInk" xmlns:wpg="http://schemas.microsoft.com/office/word/2010/wordprocessingGroup" xmlns:w16se="http://schemas.microsoft.com/office/word/2015/wordml/symex" xmlns:w16sdtdh="http://schemas.microsoft.com/office/word/2020/wordml/sdtdatahash" xmlns:w16="http://schemas.microsoft.com/office/word/2018/wordml" xmlns:w16cid="http://schemas.microsoft.com/office/word/2016/wordml/cid" xmlns:w16cex="http://schemas.microsoft.com/office/word/2018/wordml/cex" xmlns:w15="http://schemas.microsoft.com/office/word/2012/wordml" xmlns:w14="http://schemas.microsoft.com/office/word/2010/wordml" xmlns:w="http://schemas.openxmlformats.org/wordprocessingml/2006/main" xmlns:w10="urn:schemas-microsoft-com:office:word" xmlns:wp14="http://schemas.microsoft.com/office/word/2010/wordprocessingDrawing" xmlns:v="urn:schemas-microsoft-com:vml" xmlns:oel="http://schemas.microsoft.com/office/2019/extlst" xmlns:o="urn:schemas-microsoft-com:office:office" xmlns:am3d="http://schemas.microsoft.com/office/drawing/2017/model3d" xmlns:aink="http://schemas.microsoft.com/office/drawing/2016/ink" xmlns:mc="http://schemas.openxmlformats.org/markup-compatibility/2006" xmlns:cx8="http://schemas.microsoft.com/office/drawing/2016/5/14/chartex" xmlns:cx7="http://schemas.microsoft.com/office/drawing/2016/5/13/chartex" xmlns:cx6="http://schemas.microsoft.com/office/drawing/2016/5/12/chartex" xmlns:cx5="http://schemas.microsoft.com/office/drawing/2016/5/11/chartex" xmlns:cx4="http://schemas.microsoft.com/office/drawing/2016/5/10/chartex" xmlns:cx3="http://schemas.microsoft.com/office/drawing/2016/5/9/chartex" xmlns:cx2="http://schemas.microsoft.com/office/drawing/2015/10/21/chartex" xmlns:cx1="http://schemas.microsoft.com/office/drawing/2015/9/8/chartex" xmlns:cx="http://schemas.microsoft.com/office/drawing/2014/chartex" xmlns:wpc="http://schemas.microsoft.com/office/word/2010/wordprocessingCanvas" xmlns=""/>
+                              <a14:shadowObscured xmlns:a14="http://schemas.microsoft.com/office/drawing/2010/main"/>
                             </a:ext>
                           </a:extLst>
                         </pic:spPr>
@@ -4537,7 +4691,7 @@
                 <w:lang w:eastAsia="ru-RU"/>
               </w:rPr>
               <w:drawing>
-                <wp:inline distT="0" distB="0" distL="0" distR="0">
+                <wp:inline distT="0" distB="0" distL="0" distR="0" wp14:anchorId="01A021C2" wp14:editId="773BB610">
                   <wp:extent cx="2457001" cy="2408555"/>
                   <wp:effectExtent l="0" t="0" r="0" b="0"/>
                   <wp:docPr id="4" name="Рисунок 4"/>
@@ -4552,10 +4706,10 @@
                           <pic:cNvPicPr/>
                         </pic:nvPicPr>
                         <pic:blipFill rotWithShape="1">
-                          <a:blip r:embed="rId19" cstate="print">
+                          <a:blip r:embed="rId18" cstate="print">
                             <a:extLst>
                               <a:ext uri="{28A0092B-C50C-407E-A947-70E740481C1C}">
-                                <a14:useLocalDpi xmlns:a14="http://schemas.microsoft.com/office/drawing/2010/main" xmlns:wps="http://schemas.microsoft.com/office/word/2010/wordprocessingShape" xmlns:wpi="http://schemas.microsoft.com/office/word/2010/wordprocessingInk" xmlns:wpg="http://schemas.microsoft.com/office/word/2010/wordprocessingGroup" xmlns:w16se="http://schemas.microsoft.com/office/word/2015/wordml/symex" xmlns:w16sdtdh="http://schemas.microsoft.com/office/word/2020/wordml/sdtdatahash" xmlns:w16="http://schemas.microsoft.com/office/word/2018/wordml" xmlns:w16cid="http://schemas.microsoft.com/office/word/2016/wordml/cid" xmlns:w16cex="http://schemas.microsoft.com/office/word/2018/wordml/cex" xmlns:w15="http://schemas.microsoft.com/office/word/2012/wordml" xmlns:w14="http://schemas.microsoft.com/office/word/2010/wordml" xmlns:w="http://schemas.openxmlformats.org/wordprocessingml/2006/main" xmlns:w10="urn:schemas-microsoft-com:office:word" xmlns:wp14="http://schemas.microsoft.com/office/word/2010/wordprocessingDrawing" xmlns:v="urn:schemas-microsoft-com:vml" xmlns:oel="http://schemas.microsoft.com/office/2019/extlst" xmlns:o="urn:schemas-microsoft-com:office:office" xmlns:am3d="http://schemas.microsoft.com/office/drawing/2017/model3d" xmlns:aink="http://schemas.microsoft.com/office/drawing/2016/ink" xmlns:mc="http://schemas.openxmlformats.org/markup-compatibility/2006" xmlns:cx8="http://schemas.microsoft.com/office/drawing/2016/5/14/chartex" xmlns:cx7="http://schemas.microsoft.com/office/drawing/2016/5/13/chartex" xmlns:cx6="http://schemas.microsoft.com/office/drawing/2016/5/12/chartex" xmlns:cx5="http://schemas.microsoft.com/office/drawing/2016/5/11/chartex" xmlns:cx4="http://schemas.microsoft.com/office/drawing/2016/5/10/chartex" xmlns:cx3="http://schemas.microsoft.com/office/drawing/2016/5/9/chartex" xmlns:cx2="http://schemas.microsoft.com/office/drawing/2015/10/21/chartex" xmlns:cx1="http://schemas.microsoft.com/office/drawing/2015/9/8/chartex" xmlns:cx="http://schemas.microsoft.com/office/drawing/2014/chartex" xmlns:wpc="http://schemas.microsoft.com/office/word/2010/wordprocessingCanvas" xmlns="" val="0"/>
+                                <a14:useLocalDpi xmlns:a14="http://schemas.microsoft.com/office/drawing/2010/main" val="0"/>
                               </a:ext>
                             </a:extLst>
                           </a:blip>
@@ -4575,7 +4729,7 @@
                           </a:ln>
                           <a:extLst>
                             <a:ext uri="{53640926-AAD7-44D8-BBD7-CCE9431645EC}">
-                              <a14:shadowObscured xmlns:a14="http://schemas.microsoft.com/office/drawing/2010/main" xmlns:wps="http://schemas.microsoft.com/office/word/2010/wordprocessingShape" xmlns:wpi="http://schemas.microsoft.com/office/word/2010/wordprocessingInk" xmlns:wpg="http://schemas.microsoft.com/office/word/2010/wordprocessingGroup" xmlns:w16se="http://schemas.microsoft.com/office/word/2015/wordml/symex" xmlns:w16sdtdh="http://schemas.microsoft.com/office/word/2020/wordml/sdtdatahash" xmlns:w16="http://schemas.microsoft.com/office/word/2018/wordml" xmlns:w16cid="http://schemas.microsoft.com/office/word/2016/wordml/cid" xmlns:w16cex="http://schemas.microsoft.com/office/word/2018/wordml/cex" xmlns:w15="http://schemas.microsoft.com/office/word/2012/wordml" xmlns:w14="http://schemas.microsoft.com/office/word/2010/wordml" xmlns:w="http://schemas.openxmlformats.org/wordprocessingml/2006/main" xmlns:w10="urn:schemas-microsoft-com:office:word" xmlns:wp14="http://schemas.microsoft.com/office/word/2010/wordprocessingDrawing" xmlns:v="urn:schemas-microsoft-com:vml" xmlns:oel="http://schemas.microsoft.com/office/2019/extlst" xmlns:o="urn:schemas-microsoft-com:office:office" xmlns:am3d="http://schemas.microsoft.com/office/drawing/2017/model3d" xmlns:aink="http://schemas.microsoft.com/office/drawing/2016/ink" xmlns:mc="http://schemas.openxmlformats.org/markup-compatibility/2006" xmlns:cx8="http://schemas.microsoft.com/office/drawing/2016/5/14/chartex" xmlns:cx7="http://schemas.microsoft.com/office/drawing/2016/5/13/chartex" xmlns:cx6="http://schemas.microsoft.com/office/drawing/2016/5/12/chartex" xmlns:cx5="http://schemas.microsoft.com/office/drawing/2016/5/11/chartex" xmlns:cx4="http://schemas.microsoft.com/office/drawing/2016/5/10/chartex" xmlns:cx3="http://schemas.microsoft.com/office/drawing/2016/5/9/chartex" xmlns:cx2="http://schemas.microsoft.com/office/drawing/2015/10/21/chartex" xmlns:cx1="http://schemas.microsoft.com/office/drawing/2015/9/8/chartex" xmlns:cx="http://schemas.microsoft.com/office/drawing/2014/chartex" xmlns:wpc="http://schemas.microsoft.com/office/word/2010/wordprocessingCanvas" xmlns=""/>
+                              <a14:shadowObscured xmlns:a14="http://schemas.microsoft.com/office/drawing/2010/main"/>
                             </a:ext>
                           </a:extLst>
                         </pic:spPr>
@@ -4695,7 +4849,7 @@
                 <w:lang w:eastAsia="ru-RU"/>
               </w:rPr>
               <w:drawing>
-                <wp:inline distT="0" distB="0" distL="0" distR="0">
+                <wp:inline distT="0" distB="0" distL="0" distR="0" wp14:anchorId="48C4728F" wp14:editId="336BA8CC">
                   <wp:extent cx="2570400" cy="2390400"/>
                   <wp:effectExtent l="0" t="0" r="0" b="0"/>
                   <wp:docPr id="3" name="Рисунок 3"/>
@@ -4710,10 +4864,10 @@
                           <pic:cNvPicPr/>
                         </pic:nvPicPr>
                         <pic:blipFill rotWithShape="1">
-                          <a:blip r:embed="rId20" cstate="print">
+                          <a:blip r:embed="rId19" cstate="print">
                             <a:extLst>
                               <a:ext uri="{28A0092B-C50C-407E-A947-70E740481C1C}">
-                                <a14:useLocalDpi xmlns:a14="http://schemas.microsoft.com/office/drawing/2010/main" xmlns:wps="http://schemas.microsoft.com/office/word/2010/wordprocessingShape" xmlns:wpi="http://schemas.microsoft.com/office/word/2010/wordprocessingInk" xmlns:wpg="http://schemas.microsoft.com/office/word/2010/wordprocessingGroup" xmlns:w16se="http://schemas.microsoft.com/office/word/2015/wordml/symex" xmlns:w16sdtdh="http://schemas.microsoft.com/office/word/2020/wordml/sdtdatahash" xmlns:w16="http://schemas.microsoft.com/office/word/2018/wordml" xmlns:w16cid="http://schemas.microsoft.com/office/word/2016/wordml/cid" xmlns:w16cex="http://schemas.microsoft.com/office/word/2018/wordml/cex" xmlns:w15="http://schemas.microsoft.com/office/word/2012/wordml" xmlns:w14="http://schemas.microsoft.com/office/word/2010/wordml" xmlns:w="http://schemas.openxmlformats.org/wordprocessingml/2006/main" xmlns:w10="urn:schemas-microsoft-com:office:word" xmlns:wp14="http://schemas.microsoft.com/office/word/2010/wordprocessingDrawing" xmlns:v="urn:schemas-microsoft-com:vml" xmlns:oel="http://schemas.microsoft.com/office/2019/extlst" xmlns:o="urn:schemas-microsoft-com:office:office" xmlns:am3d="http://schemas.microsoft.com/office/drawing/2017/model3d" xmlns:aink="http://schemas.microsoft.com/office/drawing/2016/ink" xmlns:mc="http://schemas.openxmlformats.org/markup-compatibility/2006" xmlns:cx8="http://schemas.microsoft.com/office/drawing/2016/5/14/chartex" xmlns:cx7="http://schemas.microsoft.com/office/drawing/2016/5/13/chartex" xmlns:cx6="http://schemas.microsoft.com/office/drawing/2016/5/12/chartex" xmlns:cx5="http://schemas.microsoft.com/office/drawing/2016/5/11/chartex" xmlns:cx4="http://schemas.microsoft.com/office/drawing/2016/5/10/chartex" xmlns:cx3="http://schemas.microsoft.com/office/drawing/2016/5/9/chartex" xmlns:cx2="http://schemas.microsoft.com/office/drawing/2015/10/21/chartex" xmlns:cx1="http://schemas.microsoft.com/office/drawing/2015/9/8/chartex" xmlns:cx="http://schemas.microsoft.com/office/drawing/2014/chartex" xmlns:wpc="http://schemas.microsoft.com/office/word/2010/wordprocessingCanvas" xmlns="" val="0"/>
+                                <a14:useLocalDpi xmlns:a14="http://schemas.microsoft.com/office/drawing/2010/main" val="0"/>
                               </a:ext>
                             </a:extLst>
                           </a:blip>
@@ -4733,7 +4887,7 @@
                           </a:ln>
                           <a:extLst>
                             <a:ext uri="{53640926-AAD7-44D8-BBD7-CCE9431645EC}">
-                              <a14:shadowObscured xmlns:a14="http://schemas.microsoft.com/office/drawing/2010/main" xmlns:wps="http://schemas.microsoft.com/office/word/2010/wordprocessingShape" xmlns:wpi="http://schemas.microsoft.com/office/word/2010/wordprocessingInk" xmlns:wpg="http://schemas.microsoft.com/office/word/2010/wordprocessingGroup" xmlns:w16se="http://schemas.microsoft.com/office/word/2015/wordml/symex" xmlns:w16sdtdh="http://schemas.microsoft.com/office/word/2020/wordml/sdtdatahash" xmlns:w16="http://schemas.microsoft.com/office/word/2018/wordml" xmlns:w16cid="http://schemas.microsoft.com/office/word/2016/wordml/cid" xmlns:w16cex="http://schemas.microsoft.com/office/word/2018/wordml/cex" xmlns:w15="http://schemas.microsoft.com/office/word/2012/wordml" xmlns:w14="http://schemas.microsoft.com/office/word/2010/wordml" xmlns:w="http://schemas.openxmlformats.org/wordprocessingml/2006/main" xmlns:w10="urn:schemas-microsoft-com:office:word" xmlns:wp14="http://schemas.microsoft.com/office/word/2010/wordprocessingDrawing" xmlns:v="urn:schemas-microsoft-com:vml" xmlns:oel="http://schemas.microsoft.com/office/2019/extlst" xmlns:o="urn:schemas-microsoft-com:office:office" xmlns:am3d="http://schemas.microsoft.com/office/drawing/2017/model3d" xmlns:aink="http://schemas.microsoft.com/office/drawing/2016/ink" xmlns:mc="http://schemas.openxmlformats.org/markup-compatibility/2006" xmlns:cx8="http://schemas.microsoft.com/office/drawing/2016/5/14/chartex" xmlns:cx7="http://schemas.microsoft.com/office/drawing/2016/5/13/chartex" xmlns:cx6="http://schemas.microsoft.com/office/drawing/2016/5/12/chartex" xmlns:cx5="http://schemas.microsoft.com/office/drawing/2016/5/11/chartex" xmlns:cx4="http://schemas.microsoft.com/office/drawing/2016/5/10/chartex" xmlns:cx3="http://schemas.microsoft.com/office/drawing/2016/5/9/chartex" xmlns:cx2="http://schemas.microsoft.com/office/drawing/2015/10/21/chartex" xmlns:cx1="http://schemas.microsoft.com/office/drawing/2015/9/8/chartex" xmlns:cx="http://schemas.microsoft.com/office/drawing/2014/chartex" xmlns:wpc="http://schemas.microsoft.com/office/word/2010/wordprocessingCanvas" xmlns=""/>
+                              <a14:shadowObscured xmlns:a14="http://schemas.microsoft.com/office/drawing/2010/main"/>
                             </a:ext>
                           </a:extLst>
                         </pic:spPr>
@@ -4840,7 +4994,7 @@
     </w:tbl>
     <w:p/>
     <w:sectPr>
-      <w:footerReference w:type="default" r:id="rId21"/>
+      <w:footerReference w:type="default" r:id="rId20"/>
       <w:pgSz w:w="11906" w:h="16838"/>
       <w:pgMar w:top="1134" w:right="851" w:bottom="1134" w:left="1701" w:header="0" w:footer="0" w:gutter="0"/>
       <w:pgNumType w:start="1"/>
@@ -4854,7 +5008,7 @@
 </file>
 
 <file path=word/endnotes.xml><?xml version="1.0" encoding="utf-8"?>
-<w:endnotes xmlns:ve="http://schemas.openxmlformats.org/markup-compatibility/2006" xmlns:o="urn:schemas-microsoft-com:office:office" xmlns:r="http://schemas.openxmlformats.org/officeDocument/2006/relationships" xmlns:m="http://schemas.openxmlformats.org/officeDocument/2006/math" xmlns:v="urn:schemas-microsoft-com:vml" xmlns:wp="http://schemas.openxmlformats.org/drawingml/2006/wordprocessingDrawing" xmlns:w10="urn:schemas-microsoft-com:office:word" xmlns:w="http://schemas.openxmlformats.org/wordprocessingml/2006/main" xmlns:wne="http://schemas.microsoft.com/office/word/2006/wordml">
+<w:endnotes xmlns:wpc="http://schemas.microsoft.com/office/word/2010/wordprocessingCanvas" xmlns:cx="http://schemas.microsoft.com/office/drawing/2014/chartex" xmlns:cx1="http://schemas.microsoft.com/office/drawing/2015/9/8/chartex" xmlns:cx2="http://schemas.microsoft.com/office/drawing/2015/10/21/chartex" xmlns:cx3="http://schemas.microsoft.com/office/drawing/2016/5/9/chartex" xmlns:cx4="http://schemas.microsoft.com/office/drawing/2016/5/10/chartex" xmlns:cx5="http://schemas.microsoft.com/office/drawing/2016/5/11/chartex" xmlns:cx6="http://schemas.microsoft.com/office/drawing/2016/5/12/chartex" xmlns:cx7="http://schemas.microsoft.com/office/drawing/2016/5/13/chartex" xmlns:cx8="http://schemas.microsoft.com/office/drawing/2016/5/14/chartex" xmlns:mc="http://schemas.openxmlformats.org/markup-compatibility/2006" xmlns:aink="http://schemas.microsoft.com/office/drawing/2016/ink" xmlns:am3d="http://schemas.microsoft.com/office/drawing/2017/model3d" xmlns:o="urn:schemas-microsoft-com:office:office" xmlns:oel="http://schemas.microsoft.com/office/2019/extlst" xmlns:r="http://schemas.openxmlformats.org/officeDocument/2006/relationships" xmlns:m="http://schemas.openxmlformats.org/officeDocument/2006/math" xmlns:v="urn:schemas-microsoft-com:vml" xmlns:wp14="http://schemas.microsoft.com/office/word/2010/wordprocessingDrawing" xmlns:wp="http://schemas.openxmlformats.org/drawingml/2006/wordprocessingDrawing" xmlns:w10="urn:schemas-microsoft-com:office:word" xmlns:w="http://schemas.openxmlformats.org/wordprocessingml/2006/main" xmlns:w14="http://schemas.microsoft.com/office/word/2010/wordml" xmlns:w15="http://schemas.microsoft.com/office/word/2012/wordml" xmlns:w16cex="http://schemas.microsoft.com/office/word/2018/wordml/cex" xmlns:w16cid="http://schemas.microsoft.com/office/word/2016/wordml/cid" xmlns:w16="http://schemas.microsoft.com/office/word/2018/wordml" xmlns:w16sdtdh="http://schemas.microsoft.com/office/word/2020/wordml/sdtdatahash" xmlns:w16se="http://schemas.microsoft.com/office/word/2015/wordml/symex" xmlns:wpg="http://schemas.microsoft.com/office/word/2010/wordprocessingGroup" xmlns:wpi="http://schemas.microsoft.com/office/word/2010/wordprocessingInk" xmlns:wne="http://schemas.microsoft.com/office/word/2006/wordml" xmlns:wps="http://schemas.microsoft.com/office/word/2010/wordprocessingShape" mc:Ignorable="w14 w15 w16se w16cid w16 w16cex w16sdtdh wp14">
   <w:endnote w:type="separator" w:id="-1">
     <w:p>
       <w:pPr>
@@ -4879,7 +5033,7 @@
 </file>
 
 <file path=word/footer1.xml><?xml version="1.0" encoding="utf-8"?>
-<w:ftr xmlns:ve="http://schemas.openxmlformats.org/markup-compatibility/2006" xmlns:o="urn:schemas-microsoft-com:office:office" xmlns:r="http://schemas.openxmlformats.org/officeDocument/2006/relationships" xmlns:m="http://schemas.openxmlformats.org/officeDocument/2006/math" xmlns:v="urn:schemas-microsoft-com:vml" xmlns:wp="http://schemas.openxmlformats.org/drawingml/2006/wordprocessingDrawing" xmlns:w10="urn:schemas-microsoft-com:office:word" xmlns:w="http://schemas.openxmlformats.org/wordprocessingml/2006/main" xmlns:wne="http://schemas.microsoft.com/office/word/2006/wordml">
+<w:ftr xmlns:wpc="http://schemas.microsoft.com/office/word/2010/wordprocessingCanvas" xmlns:cx="http://schemas.microsoft.com/office/drawing/2014/chartex" xmlns:cx1="http://schemas.microsoft.com/office/drawing/2015/9/8/chartex" xmlns:cx2="http://schemas.microsoft.com/office/drawing/2015/10/21/chartex" xmlns:cx3="http://schemas.microsoft.com/office/drawing/2016/5/9/chartex" xmlns:cx4="http://schemas.microsoft.com/office/drawing/2016/5/10/chartex" xmlns:cx5="http://schemas.microsoft.com/office/drawing/2016/5/11/chartex" xmlns:cx6="http://schemas.microsoft.com/office/drawing/2016/5/12/chartex" xmlns:cx7="http://schemas.microsoft.com/office/drawing/2016/5/13/chartex" xmlns:cx8="http://schemas.microsoft.com/office/drawing/2016/5/14/chartex" xmlns:mc="http://schemas.openxmlformats.org/markup-compatibility/2006" xmlns:aink="http://schemas.microsoft.com/office/drawing/2016/ink" xmlns:am3d="http://schemas.microsoft.com/office/drawing/2017/model3d" xmlns:o="urn:schemas-microsoft-com:office:office" xmlns:oel="http://schemas.microsoft.com/office/2019/extlst" xmlns:r="http://schemas.openxmlformats.org/officeDocument/2006/relationships" xmlns:m="http://schemas.openxmlformats.org/officeDocument/2006/math" xmlns:v="urn:schemas-microsoft-com:vml" xmlns:wp14="http://schemas.microsoft.com/office/word/2010/wordprocessingDrawing" xmlns:wp="http://schemas.openxmlformats.org/drawingml/2006/wordprocessingDrawing" xmlns:w10="urn:schemas-microsoft-com:office:word" xmlns:w="http://schemas.openxmlformats.org/wordprocessingml/2006/main" xmlns:w14="http://schemas.microsoft.com/office/word/2010/wordml" xmlns:w15="http://schemas.microsoft.com/office/word/2012/wordml" xmlns:w16cex="http://schemas.microsoft.com/office/word/2018/wordml/cex" xmlns:w16cid="http://schemas.microsoft.com/office/word/2016/wordml/cid" xmlns:w16="http://schemas.microsoft.com/office/word/2018/wordml" xmlns:w16sdtdh="http://schemas.microsoft.com/office/word/2020/wordml/sdtdatahash" xmlns:w16se="http://schemas.microsoft.com/office/word/2015/wordml/symex" xmlns:wpg="http://schemas.microsoft.com/office/word/2010/wordprocessingGroup" xmlns:wpi="http://schemas.microsoft.com/office/word/2010/wordprocessingInk" xmlns:wne="http://schemas.microsoft.com/office/word/2006/wordml" xmlns:wps="http://schemas.microsoft.com/office/word/2010/wordprocessingShape" mc:Ignorable="w14 w15 w16se w16cid w16 w16cex w16sdtdh wp14">
   <w:sdt>
     <w:sdtPr>
       <w:id w:val="-1693830117"/>
@@ -4894,14 +5048,27 @@
           <w:pStyle w:val="af7"/>
           <w:jc w:val="center"/>
         </w:pPr>
-        <w:fldSimple w:instr="PAGE   \* MERGEFORMAT">
-          <w:r>
-            <w:rPr>
-              <w:noProof/>
-            </w:rPr>
-            <w:t>10</w:t>
-          </w:r>
-        </w:fldSimple>
+        <w:r>
+          <w:fldChar w:fldCharType="begin"/>
+        </w:r>
+        <w:r>
+          <w:instrText>PAGE   \* MERGEFORMAT</w:instrText>
+        </w:r>
+        <w:r>
+          <w:fldChar w:fldCharType="separate"/>
+        </w:r>
+        <w:r>
+          <w:rPr>
+            <w:noProof/>
+          </w:rPr>
+          <w:t>10</w:t>
+        </w:r>
+        <w:r>
+          <w:rPr>
+            <w:noProof/>
+          </w:rPr>
+          <w:fldChar w:fldCharType="end"/>
+        </w:r>
       </w:p>
     </w:sdtContent>
   </w:sdt>
@@ -4914,7 +5081,7 @@
 </file>
 
 <file path=word/footnotes.xml><?xml version="1.0" encoding="utf-8"?>
-<w:footnotes xmlns:ve="http://schemas.openxmlformats.org/markup-compatibility/2006" xmlns:o="urn:schemas-microsoft-com:office:office" xmlns:r="http://schemas.openxmlformats.org/officeDocument/2006/relationships" xmlns:m="http://schemas.openxmlformats.org/officeDocument/2006/math" xmlns:v="urn:schemas-microsoft-com:vml" xmlns:wp="http://schemas.openxmlformats.org/drawingml/2006/wordprocessingDrawing" xmlns:w10="urn:schemas-microsoft-com:office:word" xmlns:w="http://schemas.openxmlformats.org/wordprocessingml/2006/main" xmlns:wne="http://schemas.microsoft.com/office/word/2006/wordml">
+<w:footnotes xmlns:wpc="http://schemas.microsoft.com/office/word/2010/wordprocessingCanvas" xmlns:cx="http://schemas.microsoft.com/office/drawing/2014/chartex" xmlns:cx1="http://schemas.microsoft.com/office/drawing/2015/9/8/chartex" xmlns:cx2="http://schemas.microsoft.com/office/drawing/2015/10/21/chartex" xmlns:cx3="http://schemas.microsoft.com/office/drawing/2016/5/9/chartex" xmlns:cx4="http://schemas.microsoft.com/office/drawing/2016/5/10/chartex" xmlns:cx5="http://schemas.microsoft.com/office/drawing/2016/5/11/chartex" xmlns:cx6="http://schemas.microsoft.com/office/drawing/2016/5/12/chartex" xmlns:cx7="http://schemas.microsoft.com/office/drawing/2016/5/13/chartex" xmlns:cx8="http://schemas.microsoft.com/office/drawing/2016/5/14/chartex" xmlns:mc="http://schemas.openxmlformats.org/markup-compatibility/2006" xmlns:aink="http://schemas.microsoft.com/office/drawing/2016/ink" xmlns:am3d="http://schemas.microsoft.com/office/drawing/2017/model3d" xmlns:o="urn:schemas-microsoft-com:office:office" xmlns:oel="http://schemas.microsoft.com/office/2019/extlst" xmlns:r="http://schemas.openxmlformats.org/officeDocument/2006/relationships" xmlns:m="http://schemas.openxmlformats.org/officeDocument/2006/math" xmlns:v="urn:schemas-microsoft-com:vml" xmlns:wp14="http://schemas.microsoft.com/office/word/2010/wordprocessingDrawing" xmlns:wp="http://schemas.openxmlformats.org/drawingml/2006/wordprocessingDrawing" xmlns:w10="urn:schemas-microsoft-com:office:word" xmlns:w="http://schemas.openxmlformats.org/wordprocessingml/2006/main" xmlns:w14="http://schemas.microsoft.com/office/word/2010/wordml" xmlns:w15="http://schemas.microsoft.com/office/word/2012/wordml" xmlns:w16cex="http://schemas.microsoft.com/office/word/2018/wordml/cex" xmlns:w16cid="http://schemas.microsoft.com/office/word/2016/wordml/cid" xmlns:w16="http://schemas.microsoft.com/office/word/2018/wordml" xmlns:w16sdtdh="http://schemas.microsoft.com/office/word/2020/wordml/sdtdatahash" xmlns:w16se="http://schemas.microsoft.com/office/word/2015/wordml/symex" xmlns:wpg="http://schemas.microsoft.com/office/word/2010/wordprocessingGroup" xmlns:wpi="http://schemas.microsoft.com/office/word/2010/wordprocessingInk" xmlns:wne="http://schemas.microsoft.com/office/word/2006/wordml" xmlns:wps="http://schemas.microsoft.com/office/word/2010/wordprocessingShape" mc:Ignorable="w14 w15 w16se w16cid w16 w16cex w16sdtdh wp14">
   <w:footnote w:type="separator" w:id="-1">
     <w:p>
       <w:pPr>
@@ -4939,8 +5106,8 @@
 </file>
 
 <file path=word/numbering.xml><?xml version="1.0" encoding="utf-8"?>
-<w:numbering xmlns:ve="http://schemas.openxmlformats.org/markup-compatibility/2006" xmlns:o="urn:schemas-microsoft-com:office:office" xmlns:r="http://schemas.openxmlformats.org/officeDocument/2006/relationships" xmlns:m="http://schemas.openxmlformats.org/officeDocument/2006/math" xmlns:v="urn:schemas-microsoft-com:vml" xmlns:wp="http://schemas.openxmlformats.org/drawingml/2006/wordprocessingDrawing" xmlns:w10="urn:schemas-microsoft-com:office:word" xmlns:w="http://schemas.openxmlformats.org/wordprocessingml/2006/main" xmlns:wne="http://schemas.microsoft.com/office/word/2006/wordml">
-  <w:abstractNum w:abstractNumId="0">
+<w:numbering xmlns:wpc="http://schemas.microsoft.com/office/word/2010/wordprocessingCanvas" xmlns:cx="http://schemas.microsoft.com/office/drawing/2014/chartex" xmlns:cx1="http://schemas.microsoft.com/office/drawing/2015/9/8/chartex" xmlns:cx2="http://schemas.microsoft.com/office/drawing/2015/10/21/chartex" xmlns:cx3="http://schemas.microsoft.com/office/drawing/2016/5/9/chartex" xmlns:cx4="http://schemas.microsoft.com/office/drawing/2016/5/10/chartex" xmlns:cx5="http://schemas.microsoft.com/office/drawing/2016/5/11/chartex" xmlns:cx6="http://schemas.microsoft.com/office/drawing/2016/5/12/chartex" xmlns:cx7="http://schemas.microsoft.com/office/drawing/2016/5/13/chartex" xmlns:cx8="http://schemas.microsoft.com/office/drawing/2016/5/14/chartex" xmlns:mc="http://schemas.openxmlformats.org/markup-compatibility/2006" xmlns:aink="http://schemas.microsoft.com/office/drawing/2016/ink" xmlns:am3d="http://schemas.microsoft.com/office/drawing/2017/model3d" xmlns:o="urn:schemas-microsoft-com:office:office" xmlns:oel="http://schemas.microsoft.com/office/2019/extlst" xmlns:r="http://schemas.openxmlformats.org/officeDocument/2006/relationships" xmlns:m="http://schemas.openxmlformats.org/officeDocument/2006/math" xmlns:v="urn:schemas-microsoft-com:vml" xmlns:wp14="http://schemas.microsoft.com/office/word/2010/wordprocessingDrawing" xmlns:wp="http://schemas.openxmlformats.org/drawingml/2006/wordprocessingDrawing" xmlns:w10="urn:schemas-microsoft-com:office:word" xmlns:w="http://schemas.openxmlformats.org/wordprocessingml/2006/main" xmlns:w14="http://schemas.microsoft.com/office/word/2010/wordml" xmlns:w15="http://schemas.microsoft.com/office/word/2012/wordml" xmlns:w16cex="http://schemas.microsoft.com/office/word/2018/wordml/cex" xmlns:w16cid="http://schemas.microsoft.com/office/word/2016/wordml/cid" xmlns:w16="http://schemas.microsoft.com/office/word/2018/wordml" xmlns:w16sdtdh="http://schemas.microsoft.com/office/word/2020/wordml/sdtdatahash" xmlns:w16se="http://schemas.microsoft.com/office/word/2015/wordml/symex" xmlns:wpg="http://schemas.microsoft.com/office/word/2010/wordprocessingGroup" xmlns:wpi="http://schemas.microsoft.com/office/word/2010/wordprocessingInk" xmlns:wne="http://schemas.microsoft.com/office/word/2006/wordml" xmlns:wps="http://schemas.microsoft.com/office/word/2010/wordprocessingShape" mc:Ignorable="w14 w15 w16se w16cid w16 w16cex w16sdtdh wp14">
+  <w:abstractNum w:abstractNumId="0" w15:restartNumberingAfterBreak="0">
     <w:nsid w:val="FFFFFF7C"/>
     <w:multiLevelType w:val="singleLevel"/>
     <w:tmpl w:val="D90E6EC0"/>
@@ -4957,7 +5124,7 @@
       </w:pPr>
     </w:lvl>
   </w:abstractNum>
-  <w:abstractNum w:abstractNumId="1">
+  <w:abstractNum w:abstractNumId="1" w15:restartNumberingAfterBreak="0">
     <w:nsid w:val="FFFFFF7D"/>
     <w:multiLevelType w:val="singleLevel"/>
     <w:tmpl w:val="E03CFF46"/>
@@ -4974,7 +5141,7 @@
       </w:pPr>
     </w:lvl>
   </w:abstractNum>
-  <w:abstractNum w:abstractNumId="2">
+  <w:abstractNum w:abstractNumId="2" w15:restartNumberingAfterBreak="0">
     <w:nsid w:val="FFFFFF7E"/>
     <w:multiLevelType w:val="singleLevel"/>
     <w:tmpl w:val="1E6A2684"/>
@@ -4991,7 +5158,7 @@
       </w:pPr>
     </w:lvl>
   </w:abstractNum>
-  <w:abstractNum w:abstractNumId="3">
+  <w:abstractNum w:abstractNumId="3" w15:restartNumberingAfterBreak="0">
     <w:nsid w:val="FFFFFF7F"/>
     <w:multiLevelType w:val="singleLevel"/>
     <w:tmpl w:val="0C7E7D6C"/>
@@ -5008,7 +5175,7 @@
       </w:pPr>
     </w:lvl>
   </w:abstractNum>
-  <w:abstractNum w:abstractNumId="4">
+  <w:abstractNum w:abstractNumId="4" w15:restartNumberingAfterBreak="0">
     <w:nsid w:val="FFFFFF80"/>
     <w:multiLevelType w:val="singleLevel"/>
     <w:tmpl w:val="82F455CC"/>
@@ -5028,7 +5195,7 @@
       </w:rPr>
     </w:lvl>
   </w:abstractNum>
-  <w:abstractNum w:abstractNumId="5">
+  <w:abstractNum w:abstractNumId="5" w15:restartNumberingAfterBreak="0">
     <w:nsid w:val="FFFFFF81"/>
     <w:multiLevelType w:val="singleLevel"/>
     <w:tmpl w:val="A61881E4"/>
@@ -5048,7 +5215,7 @@
       </w:rPr>
     </w:lvl>
   </w:abstractNum>
-  <w:abstractNum w:abstractNumId="6">
+  <w:abstractNum w:abstractNumId="6" w15:restartNumberingAfterBreak="0">
     <w:nsid w:val="FFFFFF82"/>
     <w:multiLevelType w:val="singleLevel"/>
     <w:tmpl w:val="7A8CDF0E"/>
@@ -5068,7 +5235,7 @@
       </w:rPr>
     </w:lvl>
   </w:abstractNum>
-  <w:abstractNum w:abstractNumId="7">
+  <w:abstractNum w:abstractNumId="7" w15:restartNumberingAfterBreak="0">
     <w:nsid w:val="FFFFFF83"/>
     <w:multiLevelType w:val="singleLevel"/>
     <w:tmpl w:val="DEE6A0DA"/>
@@ -5088,7 +5255,7 @@
       </w:rPr>
     </w:lvl>
   </w:abstractNum>
-  <w:abstractNum w:abstractNumId="8">
+  <w:abstractNum w:abstractNumId="8" w15:restartNumberingAfterBreak="0">
     <w:nsid w:val="FFFFFF88"/>
     <w:multiLevelType w:val="singleLevel"/>
     <w:tmpl w:val="D730CB4E"/>
@@ -5105,7 +5272,7 @@
       </w:pPr>
     </w:lvl>
   </w:abstractNum>
-  <w:abstractNum w:abstractNumId="9">
+  <w:abstractNum w:abstractNumId="9" w15:restartNumberingAfterBreak="0">
     <w:nsid w:val="FFFFFF89"/>
     <w:multiLevelType w:val="singleLevel"/>
     <w:tmpl w:val="505E8954"/>
@@ -5125,7 +5292,7 @@
       </w:rPr>
     </w:lvl>
   </w:abstractNum>
-  <w:abstractNum w:abstractNumId="10">
+  <w:abstractNum w:abstractNumId="10" w15:restartNumberingAfterBreak="0">
     <w:nsid w:val="060778D1"/>
     <w:multiLevelType w:val="hybridMultilevel"/>
     <w:tmpl w:val="2F1CB85C"/>
@@ -5238,7 +5405,7 @@
       </w:rPr>
     </w:lvl>
   </w:abstractNum>
-  <w:abstractNum w:abstractNumId="11">
+  <w:abstractNum w:abstractNumId="11" w15:restartNumberingAfterBreak="0">
     <w:nsid w:val="0ACA08E0"/>
     <w:multiLevelType w:val="hybridMultilevel"/>
     <w:tmpl w:val="50346268"/>
@@ -5324,7 +5491,7 @@
       </w:pPr>
     </w:lvl>
   </w:abstractNum>
-  <w:abstractNum w:abstractNumId="12">
+  <w:abstractNum w:abstractNumId="12" w15:restartNumberingAfterBreak="0">
     <w:nsid w:val="0D2C01D6"/>
     <w:multiLevelType w:val="hybridMultilevel"/>
     <w:tmpl w:val="AE0CA346"/>
@@ -5437,7 +5604,7 @@
       </w:rPr>
     </w:lvl>
   </w:abstractNum>
-  <w:abstractNum w:abstractNumId="13">
+  <w:abstractNum w:abstractNumId="13" w15:restartNumberingAfterBreak="0">
     <w:nsid w:val="0E0B73CA"/>
     <w:multiLevelType w:val="hybridMultilevel"/>
     <w:tmpl w:val="FB3E14A0"/>
@@ -5550,7 +5717,7 @@
       </w:rPr>
     </w:lvl>
   </w:abstractNum>
-  <w:abstractNum w:abstractNumId="14">
+  <w:abstractNum w:abstractNumId="14" w15:restartNumberingAfterBreak="0">
     <w:nsid w:val="1BA53B69"/>
     <w:multiLevelType w:val="hybridMultilevel"/>
     <w:tmpl w:val="D9FA01CE"/>
@@ -5639,7 +5806,7 @@
       </w:pPr>
     </w:lvl>
   </w:abstractNum>
-  <w:abstractNum w:abstractNumId="15">
+  <w:abstractNum w:abstractNumId="15" w15:restartNumberingAfterBreak="0">
     <w:nsid w:val="23996E9F"/>
     <w:multiLevelType w:val="hybridMultilevel"/>
     <w:tmpl w:val="9604BE96"/>
@@ -5752,7 +5919,7 @@
       </w:rPr>
     </w:lvl>
   </w:abstractNum>
-  <w:abstractNum w:abstractNumId="16">
+  <w:abstractNum w:abstractNumId="16" w15:restartNumberingAfterBreak="0">
     <w:nsid w:val="2D914E23"/>
     <w:multiLevelType w:val="hybridMultilevel"/>
     <w:tmpl w:val="54582516"/>
@@ -5865,7 +6032,7 @@
       </w:rPr>
     </w:lvl>
   </w:abstractNum>
-  <w:abstractNum w:abstractNumId="17">
+  <w:abstractNum w:abstractNumId="17" w15:restartNumberingAfterBreak="0">
     <w:nsid w:val="4F467688"/>
     <w:multiLevelType w:val="hybridMultilevel"/>
     <w:tmpl w:val="A2948C74"/>
@@ -5954,7 +6121,7 @@
       </w:pPr>
     </w:lvl>
   </w:abstractNum>
-  <w:abstractNum w:abstractNumId="18">
+  <w:abstractNum w:abstractNumId="18" w15:restartNumberingAfterBreak="0">
     <w:nsid w:val="520A15BC"/>
     <w:multiLevelType w:val="hybridMultilevel"/>
     <w:tmpl w:val="0A86F580"/>
@@ -6040,7 +6207,7 @@
       </w:pPr>
     </w:lvl>
   </w:abstractNum>
-  <w:abstractNum w:abstractNumId="19">
+  <w:abstractNum w:abstractNumId="19" w15:restartNumberingAfterBreak="0">
     <w:nsid w:val="54DC3736"/>
     <w:multiLevelType w:val="hybridMultilevel"/>
     <w:tmpl w:val="CB309898"/>
@@ -6153,7 +6320,7 @@
       </w:pPr>
     </w:lvl>
   </w:abstractNum>
-  <w:abstractNum w:abstractNumId="20">
+  <w:abstractNum w:abstractNumId="20" w15:restartNumberingAfterBreak="0">
     <w:nsid w:val="55282271"/>
     <w:multiLevelType w:val="hybridMultilevel"/>
     <w:tmpl w:val="5E206614"/>
@@ -6242,7 +6409,7 @@
       </w:pPr>
     </w:lvl>
   </w:abstractNum>
-  <w:abstractNum w:abstractNumId="21">
+  <w:abstractNum w:abstractNumId="21" w15:restartNumberingAfterBreak="0">
     <w:nsid w:val="5EF776B5"/>
     <w:multiLevelType w:val="hybridMultilevel"/>
     <w:tmpl w:val="85C40E78"/>
@@ -6355,7 +6522,7 @@
       </w:pPr>
     </w:lvl>
   </w:abstractNum>
-  <w:abstractNum w:abstractNumId="22">
+  <w:abstractNum w:abstractNumId="22" w15:restartNumberingAfterBreak="0">
     <w:nsid w:val="7F175EE2"/>
     <w:multiLevelType w:val="hybridMultilevel"/>
     <w:tmpl w:val="5E206614"/>
@@ -6444,80 +6611,80 @@
       </w:pPr>
     </w:lvl>
   </w:abstractNum>
-  <w:num w:numId="1">
+  <w:num w:numId="1" w16cid:durableId="1608581671">
     <w:abstractNumId w:val="9"/>
   </w:num>
-  <w:num w:numId="2">
+  <w:num w:numId="2" w16cid:durableId="480583875">
     <w:abstractNumId w:val="7"/>
   </w:num>
-  <w:num w:numId="3">
+  <w:num w:numId="3" w16cid:durableId="1518734177">
     <w:abstractNumId w:val="6"/>
   </w:num>
-  <w:num w:numId="4">
+  <w:num w:numId="4" w16cid:durableId="1206798764">
     <w:abstractNumId w:val="5"/>
   </w:num>
-  <w:num w:numId="5">
+  <w:num w:numId="5" w16cid:durableId="226645733">
     <w:abstractNumId w:val="4"/>
   </w:num>
-  <w:num w:numId="6">
+  <w:num w:numId="6" w16cid:durableId="1515799679">
     <w:abstractNumId w:val="8"/>
   </w:num>
-  <w:num w:numId="7">
+  <w:num w:numId="7" w16cid:durableId="1029332222">
     <w:abstractNumId w:val="3"/>
   </w:num>
-  <w:num w:numId="8">
+  <w:num w:numId="8" w16cid:durableId="849297207">
     <w:abstractNumId w:val="2"/>
   </w:num>
-  <w:num w:numId="9">
+  <w:num w:numId="9" w16cid:durableId="1597053951">
     <w:abstractNumId w:val="1"/>
   </w:num>
-  <w:num w:numId="10">
+  <w:num w:numId="10" w16cid:durableId="1443263926">
     <w:abstractNumId w:val="0"/>
   </w:num>
-  <w:num w:numId="11">
+  <w:num w:numId="11" w16cid:durableId="1766731471">
     <w:abstractNumId w:val="16"/>
   </w:num>
-  <w:num w:numId="12">
+  <w:num w:numId="12" w16cid:durableId="617220356">
     <w:abstractNumId w:val="11"/>
   </w:num>
-  <w:num w:numId="13">
+  <w:num w:numId="13" w16cid:durableId="611326366">
     <w:abstractNumId w:val="18"/>
   </w:num>
-  <w:num w:numId="14">
+  <w:num w:numId="14" w16cid:durableId="548226594">
     <w:abstractNumId w:val="17"/>
   </w:num>
-  <w:num w:numId="15">
+  <w:num w:numId="15" w16cid:durableId="1901817884">
     <w:abstractNumId w:val="15"/>
   </w:num>
-  <w:num w:numId="16">
+  <w:num w:numId="16" w16cid:durableId="2006399193">
     <w:abstractNumId w:val="10"/>
   </w:num>
-  <w:num w:numId="17">
+  <w:num w:numId="17" w16cid:durableId="2037542109">
     <w:abstractNumId w:val="12"/>
   </w:num>
-  <w:num w:numId="18">
+  <w:num w:numId="18" w16cid:durableId="2140563055">
     <w:abstractNumId w:val="13"/>
   </w:num>
-  <w:num w:numId="19">
+  <w:num w:numId="19" w16cid:durableId="2009359780">
     <w:abstractNumId w:val="14"/>
   </w:num>
-  <w:num w:numId="20">
+  <w:num w:numId="20" w16cid:durableId="1511064329">
     <w:abstractNumId w:val="19"/>
   </w:num>
-  <w:num w:numId="21">
+  <w:num w:numId="21" w16cid:durableId="371421246">
     <w:abstractNumId w:val="21"/>
   </w:num>
-  <w:num w:numId="22">
+  <w:num w:numId="22" w16cid:durableId="1312172047">
     <w:abstractNumId w:val="20"/>
   </w:num>
-  <w:num w:numId="23">
+  <w:num w:numId="23" w16cid:durableId="1064983225">
     <w:abstractNumId w:val="22"/>
   </w:num>
 </w:numbering>
 </file>
 
 <file path=word/styles.xml><?xml version="1.0" encoding="utf-8"?>
-<w:styles xmlns:r="http://schemas.openxmlformats.org/officeDocument/2006/relationships" xmlns:w="http://schemas.openxmlformats.org/wordprocessingml/2006/main">
+<w:styles xmlns:mc="http://schemas.openxmlformats.org/markup-compatibility/2006" xmlns:r="http://schemas.openxmlformats.org/officeDocument/2006/relationships" xmlns:w="http://schemas.openxmlformats.org/wordprocessingml/2006/main" xmlns:w14="http://schemas.microsoft.com/office/word/2010/wordml" xmlns:w15="http://schemas.microsoft.com/office/word/2012/wordml" xmlns:w16cex="http://schemas.microsoft.com/office/word/2018/wordml/cex" xmlns:w16cid="http://schemas.microsoft.com/office/word/2016/wordml/cid" xmlns:w16="http://schemas.microsoft.com/office/word/2018/wordml" xmlns:w16sdtdh="http://schemas.microsoft.com/office/word/2020/wordml/sdtdatahash" xmlns:w16se="http://schemas.microsoft.com/office/word/2015/wordml/symex" mc:Ignorable="w14 w15 w16se w16cid w16 w16cex w16sdtdh">
   <w:docDefaults>
     <w:rPrDefault>
       <w:rPr>
@@ -6534,144 +6701,383 @@
       </w:pPr>
     </w:pPrDefault>
   </w:docDefaults>
-  <w:latentStyles w:defLockedState="0" w:defUIPriority="99" w:defSemiHidden="1" w:defUnhideWhenUsed="1" w:defQFormat="0" w:count="267">
-    <w:lsdException w:name="Normal" w:semiHidden="0" w:uiPriority="0" w:unhideWhenUsed="0" w:qFormat="1"/>
-    <w:lsdException w:name="heading 1" w:semiHidden="0" w:uiPriority="9" w:unhideWhenUsed="0" w:qFormat="1"/>
-    <w:lsdException w:name="heading 2" w:uiPriority="9" w:qFormat="1"/>
-    <w:lsdException w:name="heading 3" w:uiPriority="9" w:qFormat="1"/>
-    <w:lsdException w:name="heading 4" w:uiPriority="9" w:qFormat="1"/>
-    <w:lsdException w:name="heading 5" w:uiPriority="9" w:qFormat="1"/>
-    <w:lsdException w:name="heading 6" w:uiPriority="9" w:qFormat="1"/>
-    <w:lsdException w:name="heading 7" w:uiPriority="9" w:qFormat="1"/>
-    <w:lsdException w:name="heading 8" w:uiPriority="9" w:qFormat="1"/>
-    <w:lsdException w:name="heading 9" w:uiPriority="9" w:qFormat="1"/>
-    <w:lsdException w:name="toc 1" w:uiPriority="39"/>
-    <w:lsdException w:name="toc 2" w:uiPriority="39"/>
-    <w:lsdException w:name="toc 3" w:uiPriority="39"/>
-    <w:lsdException w:name="toc 4" w:uiPriority="39"/>
-    <w:lsdException w:name="toc 5" w:uiPriority="39"/>
-    <w:lsdException w:name="toc 6" w:uiPriority="39"/>
-    <w:lsdException w:name="toc 7" w:uiPriority="39"/>
-    <w:lsdException w:name="toc 8" w:uiPriority="39"/>
-    <w:lsdException w:name="toc 9" w:uiPriority="39"/>
-    <w:lsdException w:name="caption" w:uiPriority="35" w:qFormat="1"/>
-    <w:lsdException w:name="Title" w:semiHidden="0" w:uiPriority="10" w:unhideWhenUsed="0" w:qFormat="1"/>
-    <w:lsdException w:name="Default Paragraph Font" w:uiPriority="1"/>
-    <w:lsdException w:name="Subtitle" w:semiHidden="0" w:uiPriority="11" w:unhideWhenUsed="0" w:qFormat="1"/>
-    <w:lsdException w:name="Strong" w:semiHidden="0" w:uiPriority="22" w:unhideWhenUsed="0" w:qFormat="1"/>
-    <w:lsdException w:name="Emphasis" w:semiHidden="0" w:uiPriority="20" w:unhideWhenUsed="0" w:qFormat="1"/>
-    <w:lsdException w:name="Table Grid" w:semiHidden="0" w:uiPriority="39" w:unhideWhenUsed="0"/>
-    <w:lsdException w:name="Placeholder Text" w:unhideWhenUsed="0"/>
-    <w:lsdException w:name="No Spacing" w:semiHidden="0" w:uiPriority="1" w:unhideWhenUsed="0" w:qFormat="1"/>
-    <w:lsdException w:name="Light Shading" w:semiHidden="0" w:uiPriority="60" w:unhideWhenUsed="0"/>
-    <w:lsdException w:name="Light List" w:semiHidden="0" w:uiPriority="61" w:unhideWhenUsed="0"/>
-    <w:lsdException w:name="Light Grid" w:semiHidden="0" w:uiPriority="62" w:unhideWhenUsed="0"/>
-    <w:lsdException w:name="Medium Shading 1" w:semiHidden="0" w:uiPriority="63" w:unhideWhenUsed="0"/>
-    <w:lsdException w:name="Medium Shading 2" w:semiHidden="0" w:uiPriority="64" w:unhideWhenUsed="0"/>
-    <w:lsdException w:name="Medium List 1" w:semiHidden="0" w:uiPriority="65" w:unhideWhenUsed="0"/>
-    <w:lsdException w:name="Medium List 2" w:semiHidden="0" w:uiPriority="66" w:unhideWhenUsed="0"/>
-    <w:lsdException w:name="Medium Grid 1" w:semiHidden="0" w:uiPriority="67" w:unhideWhenUsed="0"/>
-    <w:lsdException w:name="Medium Grid 2" w:semiHidden="0" w:uiPriority="68" w:unhideWhenUsed="0"/>
-    <w:lsdException w:name="Medium Grid 3" w:semiHidden="0" w:uiPriority="69" w:unhideWhenUsed="0"/>
-    <w:lsdException w:name="Dark List" w:semiHidden="0" w:uiPriority="70" w:unhideWhenUsed="0"/>
-    <w:lsdException w:name="Colorful Shading" w:semiHidden="0" w:uiPriority="71" w:unhideWhenUsed="0"/>
-    <w:lsdException w:name="Colorful List" w:semiHidden="0" w:uiPriority="72" w:unhideWhenUsed="0"/>
-    <w:lsdException w:name="Colorful Grid" w:semiHidden="0" w:uiPriority="73" w:unhideWhenUsed="0"/>
-    <w:lsdException w:name="Light Shading Accent 1" w:semiHidden="0" w:uiPriority="60" w:unhideWhenUsed="0"/>
-    <w:lsdException w:name="Light List Accent 1" w:semiHidden="0" w:uiPriority="61" w:unhideWhenUsed="0"/>
-    <w:lsdException w:name="Light Grid Accent 1" w:semiHidden="0" w:uiPriority="62" w:unhideWhenUsed="0"/>
-    <w:lsdException w:name="Medium Shading 1 Accent 1" w:semiHidden="0" w:uiPriority="63" w:unhideWhenUsed="0"/>
-    <w:lsdException w:name="Medium Shading 2 Accent 1" w:semiHidden="0" w:uiPriority="64" w:unhideWhenUsed="0"/>
-    <w:lsdException w:name="Medium List 1 Accent 1" w:semiHidden="0" w:uiPriority="65" w:unhideWhenUsed="0"/>
-    <w:lsdException w:name="Revision" w:unhideWhenUsed="0"/>
-    <w:lsdException w:name="List Paragraph" w:semiHidden="0" w:uiPriority="34" w:unhideWhenUsed="0" w:qFormat="1"/>
-    <w:lsdException w:name="Quote" w:semiHidden="0" w:uiPriority="29" w:unhideWhenUsed="0" w:qFormat="1"/>
-    <w:lsdException w:name="Intense Quote" w:semiHidden="0" w:uiPriority="30" w:unhideWhenUsed="0" w:qFormat="1"/>
-    <w:lsdException w:name="Medium List 2 Accent 1" w:semiHidden="0" w:uiPriority="66" w:unhideWhenUsed="0"/>
-    <w:lsdException w:name="Medium Grid 1 Accent 1" w:semiHidden="0" w:uiPriority="67" w:unhideWhenUsed="0"/>
-    <w:lsdException w:name="Medium Grid 2 Accent 1" w:semiHidden="0" w:uiPriority="68" w:unhideWhenUsed="0"/>
-    <w:lsdException w:name="Medium Grid 3 Accent 1" w:semiHidden="0" w:uiPriority="69" w:unhideWhenUsed="0"/>
-    <w:lsdException w:name="Dark List Accent 1" w:semiHidden="0" w:uiPriority="70" w:unhideWhenUsed="0"/>
-    <w:lsdException w:name="Colorful Shading Accent 1" w:semiHidden="0" w:uiPriority="71" w:unhideWhenUsed="0"/>
-    <w:lsdException w:name="Colorful List Accent 1" w:semiHidden="0" w:uiPriority="72" w:unhideWhenUsed="0"/>
-    <w:lsdException w:name="Colorful Grid Accent 1" w:semiHidden="0" w:uiPriority="73" w:unhideWhenUsed="0"/>
-    <w:lsdException w:name="Light Shading Accent 2" w:semiHidden="0" w:uiPriority="60" w:unhideWhenUsed="0"/>
-    <w:lsdException w:name="Light List Accent 2" w:semiHidden="0" w:uiPriority="61" w:unhideWhenUsed="0"/>
-    <w:lsdException w:name="Light Grid Accent 2" w:semiHidden="0" w:uiPriority="62" w:unhideWhenUsed="0"/>
-    <w:lsdException w:name="Medium Shading 1 Accent 2" w:semiHidden="0" w:uiPriority="63" w:unhideWhenUsed="0"/>
-    <w:lsdException w:name="Medium Shading 2 Accent 2" w:semiHidden="0" w:uiPriority="64" w:unhideWhenUsed="0"/>
-    <w:lsdException w:name="Medium List 1 Accent 2" w:semiHidden="0" w:uiPriority="65" w:unhideWhenUsed="0"/>
-    <w:lsdException w:name="Medium List 2 Accent 2" w:semiHidden="0" w:uiPriority="66" w:unhideWhenUsed="0"/>
-    <w:lsdException w:name="Medium Grid 1 Accent 2" w:semiHidden="0" w:uiPriority="67" w:unhideWhenUsed="0"/>
-    <w:lsdException w:name="Medium Grid 2 Accent 2" w:semiHidden="0" w:uiPriority="68" w:unhideWhenUsed="0"/>
-    <w:lsdException w:name="Medium Grid 3 Accent 2" w:semiHidden="0" w:uiPriority="69" w:unhideWhenUsed="0"/>
-    <w:lsdException w:name="Dark List Accent 2" w:semiHidden="0" w:uiPriority="70" w:unhideWhenUsed="0"/>
-    <w:lsdException w:name="Colorful Shading Accent 2" w:semiHidden="0" w:uiPriority="71" w:unhideWhenUsed="0"/>
-    <w:lsdException w:name="Colorful List Accent 2" w:semiHidden="0" w:uiPriority="72" w:unhideWhenUsed="0"/>
-    <w:lsdException w:name="Colorful Grid Accent 2" w:semiHidden="0" w:uiPriority="73" w:unhideWhenUsed="0"/>
-    <w:lsdException w:name="Light Shading Accent 3" w:semiHidden="0" w:uiPriority="60" w:unhideWhenUsed="0"/>
-    <w:lsdException w:name="Light List Accent 3" w:semiHidden="0" w:uiPriority="61" w:unhideWhenUsed="0"/>
-    <w:lsdException w:name="Light Grid Accent 3" w:semiHidden="0" w:uiPriority="62" w:unhideWhenUsed="0"/>
-    <w:lsdException w:name="Medium Shading 1 Accent 3" w:semiHidden="0" w:uiPriority="63" w:unhideWhenUsed="0"/>
-    <w:lsdException w:name="Medium Shading 2 Accent 3" w:semiHidden="0" w:uiPriority="64" w:unhideWhenUsed="0"/>
-    <w:lsdException w:name="Medium List 1 Accent 3" w:semiHidden="0" w:uiPriority="65" w:unhideWhenUsed="0"/>
-    <w:lsdException w:name="Medium List 2 Accent 3" w:semiHidden="0" w:uiPriority="66" w:unhideWhenUsed="0"/>
-    <w:lsdException w:name="Medium Grid 1 Accent 3" w:semiHidden="0" w:uiPriority="67" w:unhideWhenUsed="0"/>
-    <w:lsdException w:name="Medium Grid 2 Accent 3" w:semiHidden="0" w:uiPriority="68" w:unhideWhenUsed="0"/>
-    <w:lsdException w:name="Medium Grid 3 Accent 3" w:semiHidden="0" w:uiPriority="69" w:unhideWhenUsed="0"/>
-    <w:lsdException w:name="Dark List Accent 3" w:semiHidden="0" w:uiPriority="70" w:unhideWhenUsed="0"/>
-    <w:lsdException w:name="Colorful Shading Accent 3" w:semiHidden="0" w:uiPriority="71" w:unhideWhenUsed="0"/>
-    <w:lsdException w:name="Colorful List Accent 3" w:semiHidden="0" w:uiPriority="72" w:unhideWhenUsed="0"/>
-    <w:lsdException w:name="Colorful Grid Accent 3" w:semiHidden="0" w:uiPriority="73" w:unhideWhenUsed="0"/>
-    <w:lsdException w:name="Light Shading Accent 4" w:semiHidden="0" w:uiPriority="60" w:unhideWhenUsed="0"/>
-    <w:lsdException w:name="Light List Accent 4" w:semiHidden="0" w:uiPriority="61" w:unhideWhenUsed="0"/>
-    <w:lsdException w:name="Light Grid Accent 4" w:semiHidden="0" w:uiPriority="62" w:unhideWhenUsed="0"/>
-    <w:lsdException w:name="Medium Shading 1 Accent 4" w:semiHidden="0" w:uiPriority="63" w:unhideWhenUsed="0"/>
-    <w:lsdException w:name="Medium Shading 2 Accent 4" w:semiHidden="0" w:uiPriority="64" w:unhideWhenUsed="0"/>
-    <w:lsdException w:name="Medium List 1 Accent 4" w:semiHidden="0" w:uiPriority="65" w:unhideWhenUsed="0"/>
-    <w:lsdException w:name="Medium List 2 Accent 4" w:semiHidden="0" w:uiPriority="66" w:unhideWhenUsed="0"/>
-    <w:lsdException w:name="Medium Grid 1 Accent 4" w:semiHidden="0" w:uiPriority="67" w:unhideWhenUsed="0"/>
-    <w:lsdException w:name="Medium Grid 2 Accent 4" w:semiHidden="0" w:uiPriority="68" w:unhideWhenUsed="0"/>
-    <w:lsdException w:name="Medium Grid 3 Accent 4" w:semiHidden="0" w:uiPriority="69" w:unhideWhenUsed="0"/>
-    <w:lsdException w:name="Dark List Accent 4" w:semiHidden="0" w:uiPriority="70" w:unhideWhenUsed="0"/>
-    <w:lsdException w:name="Colorful Shading Accent 4" w:semiHidden="0" w:uiPriority="71" w:unhideWhenUsed="0"/>
-    <w:lsdException w:name="Colorful List Accent 4" w:semiHidden="0" w:uiPriority="72" w:unhideWhenUsed="0"/>
-    <w:lsdException w:name="Colorful Grid Accent 4" w:semiHidden="0" w:uiPriority="73" w:unhideWhenUsed="0"/>
-    <w:lsdException w:name="Light Shading Accent 5" w:semiHidden="0" w:uiPriority="60" w:unhideWhenUsed="0"/>
-    <w:lsdException w:name="Light List Accent 5" w:semiHidden="0" w:uiPriority="61" w:unhideWhenUsed="0"/>
-    <w:lsdException w:name="Light Grid Accent 5" w:semiHidden="0" w:uiPriority="62" w:unhideWhenUsed="0"/>
-    <w:lsdException w:name="Medium Shading 1 Accent 5" w:semiHidden="0" w:uiPriority="63" w:unhideWhenUsed="0"/>
-    <w:lsdException w:name="Medium Shading 2 Accent 5" w:semiHidden="0" w:uiPriority="64" w:unhideWhenUsed="0"/>
-    <w:lsdException w:name="Medium List 1 Accent 5" w:semiHidden="0" w:uiPriority="65" w:unhideWhenUsed="0"/>
-    <w:lsdException w:name="Medium List 2 Accent 5" w:semiHidden="0" w:uiPriority="66" w:unhideWhenUsed="0"/>
-    <w:lsdException w:name="Medium Grid 1 Accent 5" w:semiHidden="0" w:uiPriority="67" w:unhideWhenUsed="0"/>
-    <w:lsdException w:name="Medium Grid 2 Accent 5" w:semiHidden="0" w:uiPriority="68" w:unhideWhenUsed="0"/>
-    <w:lsdException w:name="Medium Grid 3 Accent 5" w:semiHidden="0" w:uiPriority="69" w:unhideWhenUsed="0"/>
-    <w:lsdException w:name="Dark List Accent 5" w:semiHidden="0" w:uiPriority="70" w:unhideWhenUsed="0"/>
-    <w:lsdException w:name="Colorful Shading Accent 5" w:semiHidden="0" w:uiPriority="71" w:unhideWhenUsed="0"/>
-    <w:lsdException w:name="Colorful List Accent 5" w:semiHidden="0" w:uiPriority="72" w:unhideWhenUsed="0"/>
-    <w:lsdException w:name="Colorful Grid Accent 5" w:semiHidden="0" w:uiPriority="73" w:unhideWhenUsed="0"/>
-    <w:lsdException w:name="Light Shading Accent 6" w:semiHidden="0" w:uiPriority="60" w:unhideWhenUsed="0"/>
-    <w:lsdException w:name="Light List Accent 6" w:semiHidden="0" w:uiPriority="61" w:unhideWhenUsed="0"/>
-    <w:lsdException w:name="Light Grid Accent 6" w:semiHidden="0" w:uiPriority="62" w:unhideWhenUsed="0"/>
-    <w:lsdException w:name="Medium Shading 1 Accent 6" w:semiHidden="0" w:uiPriority="63" w:unhideWhenUsed="0"/>
-    <w:lsdException w:name="Medium Shading 2 Accent 6" w:semiHidden="0" w:uiPriority="64" w:unhideWhenUsed="0"/>
-    <w:lsdException w:name="Medium List 1 Accent 6" w:semiHidden="0" w:uiPriority="65" w:unhideWhenUsed="0"/>
-    <w:lsdException w:name="Medium List 2 Accent 6" w:semiHidden="0" w:uiPriority="66" w:unhideWhenUsed="0"/>
-    <w:lsdException w:name="Medium Grid 1 Accent 6" w:semiHidden="0" w:uiPriority="67" w:unhideWhenUsed="0"/>
-    <w:lsdException w:name="Medium Grid 2 Accent 6" w:semiHidden="0" w:uiPriority="68" w:unhideWhenUsed="0"/>
-    <w:lsdException w:name="Medium Grid 3 Accent 6" w:semiHidden="0" w:uiPriority="69" w:unhideWhenUsed="0"/>
-    <w:lsdException w:name="Dark List Accent 6" w:semiHidden="0" w:uiPriority="70" w:unhideWhenUsed="0"/>
-    <w:lsdException w:name="Colorful Shading Accent 6" w:semiHidden="0" w:uiPriority="71" w:unhideWhenUsed="0"/>
-    <w:lsdException w:name="Colorful List Accent 6" w:semiHidden="0" w:uiPriority="72" w:unhideWhenUsed="0"/>
-    <w:lsdException w:name="Colorful Grid Accent 6" w:semiHidden="0" w:uiPriority="73" w:unhideWhenUsed="0"/>
-    <w:lsdException w:name="Subtle Emphasis" w:semiHidden="0" w:uiPriority="19" w:unhideWhenUsed="0" w:qFormat="1"/>
-    <w:lsdException w:name="Intense Emphasis" w:semiHidden="0" w:uiPriority="21" w:unhideWhenUsed="0" w:qFormat="1"/>
-    <w:lsdException w:name="Subtle Reference" w:semiHidden="0" w:uiPriority="31" w:unhideWhenUsed="0" w:qFormat="1"/>
-    <w:lsdException w:name="Intense Reference" w:semiHidden="0" w:uiPriority="32" w:unhideWhenUsed="0" w:qFormat="1"/>
-    <w:lsdException w:name="Book Title" w:semiHidden="0" w:uiPriority="33" w:unhideWhenUsed="0" w:qFormat="1"/>
-    <w:lsdException w:name="Bibliography" w:uiPriority="37"/>
-    <w:lsdException w:name="TOC Heading" w:uiPriority="39" w:qFormat="1"/>
+  <w:latentStyles w:defLockedState="0" w:defUIPriority="99" w:defSemiHidden="0" w:defUnhideWhenUsed="0" w:defQFormat="0" w:count="376">
+    <w:lsdException w:name="Normal" w:uiPriority="0" w:qFormat="1"/>
+    <w:lsdException w:name="heading 1" w:uiPriority="9" w:qFormat="1"/>
+    <w:lsdException w:name="heading 2" w:semiHidden="1" w:uiPriority="9" w:unhideWhenUsed="1" w:qFormat="1"/>
+    <w:lsdException w:name="heading 3" w:semiHidden="1" w:uiPriority="9" w:unhideWhenUsed="1" w:qFormat="1"/>
+    <w:lsdException w:name="heading 4" w:semiHidden="1" w:uiPriority="9" w:unhideWhenUsed="1" w:qFormat="1"/>
+    <w:lsdException w:name="heading 5" w:semiHidden="1" w:uiPriority="9" w:unhideWhenUsed="1" w:qFormat="1"/>
+    <w:lsdException w:name="heading 6" w:semiHidden="1" w:uiPriority="9" w:unhideWhenUsed="1" w:qFormat="1"/>
+    <w:lsdException w:name="heading 7" w:semiHidden="1" w:uiPriority="9" w:unhideWhenUsed="1" w:qFormat="1"/>
+    <w:lsdException w:name="heading 8" w:semiHidden="1" w:uiPriority="9" w:unhideWhenUsed="1" w:qFormat="1"/>
+    <w:lsdException w:name="heading 9" w:semiHidden="1" w:uiPriority="9" w:unhideWhenUsed="1" w:qFormat="1"/>
+    <w:lsdException w:name="index 1" w:semiHidden="1" w:unhideWhenUsed="1"/>
+    <w:lsdException w:name="index 2" w:semiHidden="1" w:unhideWhenUsed="1"/>
+    <w:lsdException w:name="index 3" w:semiHidden="1" w:unhideWhenUsed="1"/>
+    <w:lsdException w:name="index 4" w:semiHidden="1" w:unhideWhenUsed="1"/>
+    <w:lsdException w:name="index 5" w:semiHidden="1" w:unhideWhenUsed="1"/>
+    <w:lsdException w:name="index 6" w:semiHidden="1" w:unhideWhenUsed="1"/>
+    <w:lsdException w:name="index 7" w:semiHidden="1" w:unhideWhenUsed="1"/>
+    <w:lsdException w:name="index 8" w:semiHidden="1" w:unhideWhenUsed="1"/>
+    <w:lsdException w:name="index 9" w:semiHidden="1" w:unhideWhenUsed="1"/>
+    <w:lsdException w:name="toc 1" w:semiHidden="1" w:uiPriority="39" w:unhideWhenUsed="1"/>
+    <w:lsdException w:name="toc 2" w:semiHidden="1" w:uiPriority="39" w:unhideWhenUsed="1"/>
+    <w:lsdException w:name="toc 3" w:semiHidden="1" w:uiPriority="39" w:unhideWhenUsed="1"/>
+    <w:lsdException w:name="toc 4" w:semiHidden="1" w:uiPriority="39" w:unhideWhenUsed="1"/>
+    <w:lsdException w:name="toc 5" w:semiHidden="1" w:uiPriority="39" w:unhideWhenUsed="1"/>
+    <w:lsdException w:name="toc 6" w:semiHidden="1" w:uiPriority="39" w:unhideWhenUsed="1"/>
+    <w:lsdException w:name="toc 7" w:semiHidden="1" w:uiPriority="39" w:unhideWhenUsed="1"/>
+    <w:lsdException w:name="toc 8" w:semiHidden="1" w:uiPriority="39" w:unhideWhenUsed="1"/>
+    <w:lsdException w:name="toc 9" w:semiHidden="1" w:uiPriority="39" w:unhideWhenUsed="1"/>
+    <w:lsdException w:name="Normal Indent" w:semiHidden="1" w:unhideWhenUsed="1"/>
+    <w:lsdException w:name="footnote text" w:semiHidden="1" w:unhideWhenUsed="1"/>
+    <w:lsdException w:name="annotation text" w:semiHidden="1" w:unhideWhenUsed="1"/>
+    <w:lsdException w:name="header" w:semiHidden="1" w:unhideWhenUsed="1"/>
+    <w:lsdException w:name="footer" w:semiHidden="1" w:unhideWhenUsed="1"/>
+    <w:lsdException w:name="index heading" w:semiHidden="1" w:unhideWhenUsed="1"/>
+    <w:lsdException w:name="caption" w:semiHidden="1" w:uiPriority="35" w:unhideWhenUsed="1" w:qFormat="1"/>
+    <w:lsdException w:name="table of figures" w:semiHidden="1" w:unhideWhenUsed="1"/>
+    <w:lsdException w:name="envelope address" w:semiHidden="1" w:unhideWhenUsed="1"/>
+    <w:lsdException w:name="envelope return" w:semiHidden="1" w:unhideWhenUsed="1"/>
+    <w:lsdException w:name="footnote reference" w:semiHidden="1" w:unhideWhenUsed="1"/>
+    <w:lsdException w:name="annotation reference" w:semiHidden="1" w:unhideWhenUsed="1"/>
+    <w:lsdException w:name="line number" w:semiHidden="1" w:unhideWhenUsed="1"/>
+    <w:lsdException w:name="page number" w:semiHidden="1" w:unhideWhenUsed="1"/>
+    <w:lsdException w:name="endnote reference" w:semiHidden="1" w:unhideWhenUsed="1"/>
+    <w:lsdException w:name="endnote text" w:semiHidden="1" w:unhideWhenUsed="1"/>
+    <w:lsdException w:name="table of authorities" w:semiHidden="1" w:unhideWhenUsed="1"/>
+    <w:lsdException w:name="macro" w:semiHidden="1" w:unhideWhenUsed="1"/>
+    <w:lsdException w:name="toa heading" w:semiHidden="1" w:unhideWhenUsed="1"/>
+    <w:lsdException w:name="List" w:semiHidden="1" w:unhideWhenUsed="1"/>
+    <w:lsdException w:name="List Bullet" w:semiHidden="1" w:unhideWhenUsed="1"/>
+    <w:lsdException w:name="List Number" w:semiHidden="1" w:unhideWhenUsed="1"/>
+    <w:lsdException w:name="List 2" w:semiHidden="1" w:unhideWhenUsed="1"/>
+    <w:lsdException w:name="List 3" w:semiHidden="1" w:unhideWhenUsed="1"/>
+    <w:lsdException w:name="List 4" w:semiHidden="1" w:unhideWhenUsed="1"/>
+    <w:lsdException w:name="List 5" w:semiHidden="1" w:unhideWhenUsed="1"/>
+    <w:lsdException w:name="List Bullet 2" w:semiHidden="1" w:unhideWhenUsed="1"/>
+    <w:lsdException w:name="List Bullet 3" w:semiHidden="1" w:unhideWhenUsed="1"/>
+    <w:lsdException w:name="List Bullet 4" w:semiHidden="1" w:unhideWhenUsed="1"/>
+    <w:lsdException w:name="List Bullet 5" w:semiHidden="1" w:unhideWhenUsed="1"/>
+    <w:lsdException w:name="List Number 2" w:semiHidden="1" w:unhideWhenUsed="1"/>
+    <w:lsdException w:name="List Number 3" w:semiHidden="1" w:unhideWhenUsed="1"/>
+    <w:lsdException w:name="List Number 4" w:semiHidden="1" w:unhideWhenUsed="1"/>
+    <w:lsdException w:name="List Number 5" w:semiHidden="1" w:unhideWhenUsed="1"/>
+    <w:lsdException w:name="Title" w:uiPriority="10" w:qFormat="1"/>
+    <w:lsdException w:name="Closing" w:semiHidden="1" w:unhideWhenUsed="1"/>
+    <w:lsdException w:name="Signature" w:semiHidden="1" w:unhideWhenUsed="1"/>
+    <w:lsdException w:name="Default Paragraph Font" w:semiHidden="1" w:uiPriority="1" w:unhideWhenUsed="1"/>
+    <w:lsdException w:name="Body Text" w:semiHidden="1" w:unhideWhenUsed="1"/>
+    <w:lsdException w:name="Body Text Indent" w:semiHidden="1" w:unhideWhenUsed="1"/>
+    <w:lsdException w:name="List Continue" w:semiHidden="1" w:unhideWhenUsed="1"/>
+    <w:lsdException w:name="List Continue 2" w:semiHidden="1" w:unhideWhenUsed="1"/>
+    <w:lsdException w:name="List Continue 3" w:semiHidden="1" w:unhideWhenUsed="1"/>
+    <w:lsdException w:name="List Continue 4" w:semiHidden="1" w:unhideWhenUsed="1"/>
+    <w:lsdException w:name="List Continue 5" w:semiHidden="1" w:unhideWhenUsed="1"/>
+    <w:lsdException w:name="Message Header" w:semiHidden="1" w:unhideWhenUsed="1"/>
+    <w:lsdException w:name="Subtitle" w:uiPriority="11" w:qFormat="1"/>
+    <w:lsdException w:name="Salutation" w:semiHidden="1" w:unhideWhenUsed="1"/>
+    <w:lsdException w:name="Date" w:semiHidden="1" w:unhideWhenUsed="1"/>
+    <w:lsdException w:name="Body Text First Indent" w:semiHidden="1" w:unhideWhenUsed="1"/>
+    <w:lsdException w:name="Body Text First Indent 2" w:semiHidden="1" w:unhideWhenUsed="1"/>
+    <w:lsdException w:name="Note Heading" w:semiHidden="1" w:unhideWhenUsed="1"/>
+    <w:lsdException w:name="Body Text 2" w:semiHidden="1" w:unhideWhenUsed="1"/>
+    <w:lsdException w:name="Body Text 3" w:semiHidden="1" w:unhideWhenUsed="1"/>
+    <w:lsdException w:name="Body Text Indent 2" w:semiHidden="1" w:unhideWhenUsed="1"/>
+    <w:lsdException w:name="Body Text Indent 3" w:semiHidden="1" w:unhideWhenUsed="1"/>
+    <w:lsdException w:name="Block Text" w:semiHidden="1" w:unhideWhenUsed="1"/>
+    <w:lsdException w:name="Hyperlink" w:semiHidden="1" w:unhideWhenUsed="1"/>
+    <w:lsdException w:name="FollowedHyperlink" w:semiHidden="1" w:unhideWhenUsed="1"/>
+    <w:lsdException w:name="Strong" w:uiPriority="22" w:qFormat="1"/>
+    <w:lsdException w:name="Emphasis" w:uiPriority="20" w:qFormat="1"/>
+    <w:lsdException w:name="Document Map" w:semiHidden="1" w:unhideWhenUsed="1"/>
+    <w:lsdException w:name="Plain Text" w:semiHidden="1" w:unhideWhenUsed="1"/>
+    <w:lsdException w:name="E-mail Signature" w:semiHidden="1" w:unhideWhenUsed="1"/>
+    <w:lsdException w:name="HTML Top of Form" w:semiHidden="1" w:unhideWhenUsed="1"/>
+    <w:lsdException w:name="HTML Bottom of Form" w:semiHidden="1" w:unhideWhenUsed="1"/>
+    <w:lsdException w:name="Normal (Web)" w:semiHidden="1" w:unhideWhenUsed="1"/>
+    <w:lsdException w:name="HTML Acronym" w:semiHidden="1" w:unhideWhenUsed="1"/>
+    <w:lsdException w:name="HTML Address" w:semiHidden="1" w:unhideWhenUsed="1"/>
+    <w:lsdException w:name="HTML Cite" w:semiHidden="1" w:unhideWhenUsed="1"/>
+    <w:lsdException w:name="HTML Code" w:semiHidden="1" w:unhideWhenUsed="1"/>
+    <w:lsdException w:name="HTML Definition" w:semiHidden="1" w:unhideWhenUsed="1"/>
+    <w:lsdException w:name="HTML Keyboard" w:semiHidden="1" w:unhideWhenUsed="1"/>
+    <w:lsdException w:name="HTML Preformatted" w:semiHidden="1" w:unhideWhenUsed="1"/>
+    <w:lsdException w:name="HTML Sample" w:semiHidden="1" w:unhideWhenUsed="1"/>
+    <w:lsdException w:name="HTML Typewriter" w:semiHidden="1" w:unhideWhenUsed="1"/>
+    <w:lsdException w:name="HTML Variable" w:semiHidden="1" w:unhideWhenUsed="1"/>
+    <w:lsdException w:name="Normal Table" w:semiHidden="1" w:unhideWhenUsed="1"/>
+    <w:lsdException w:name="annotation subject" w:semiHidden="1" w:unhideWhenUsed="1"/>
+    <w:lsdException w:name="No List" w:semiHidden="1" w:unhideWhenUsed="1"/>
+    <w:lsdException w:name="Outline List 1" w:semiHidden="1" w:unhideWhenUsed="1"/>
+    <w:lsdException w:name="Outline List 2" w:semiHidden="1" w:unhideWhenUsed="1"/>
+    <w:lsdException w:name="Outline List 3" w:semiHidden="1" w:unhideWhenUsed="1"/>
+    <w:lsdException w:name="Table Simple 1" w:semiHidden="1" w:unhideWhenUsed="1"/>
+    <w:lsdException w:name="Table Simple 2" w:semiHidden="1" w:unhideWhenUsed="1"/>
+    <w:lsdException w:name="Table Simple 3" w:semiHidden="1" w:unhideWhenUsed="1"/>
+    <w:lsdException w:name="Table Classic 1" w:semiHidden="1" w:unhideWhenUsed="1"/>
+    <w:lsdException w:name="Table Classic 2" w:semiHidden="1" w:unhideWhenUsed="1"/>
+    <w:lsdException w:name="Table Classic 3" w:semiHidden="1" w:unhideWhenUsed="1"/>
+    <w:lsdException w:name="Table Classic 4" w:semiHidden="1" w:unhideWhenUsed="1"/>
+    <w:lsdException w:name="Table Colorful 1" w:semiHidden="1" w:unhideWhenUsed="1"/>
+    <w:lsdException w:name="Table Colorful 2" w:semiHidden="1" w:unhideWhenUsed="1"/>
+    <w:lsdException w:name="Table Colorful 3" w:semiHidden="1" w:unhideWhenUsed="1"/>
+    <w:lsdException w:name="Table Columns 1" w:semiHidden="1" w:unhideWhenUsed="1"/>
+    <w:lsdException w:name="Table Columns 2" w:semiHidden="1" w:unhideWhenUsed="1"/>
+    <w:lsdException w:name="Table Columns 3" w:semiHidden="1" w:unhideWhenUsed="1"/>
+    <w:lsdException w:name="Table Columns 4" w:semiHidden="1" w:unhideWhenUsed="1"/>
+    <w:lsdException w:name="Table Columns 5" w:semiHidden="1" w:unhideWhenUsed="1"/>
+    <w:lsdException w:name="Table Grid 1" w:semiHidden="1" w:unhideWhenUsed="1"/>
+    <w:lsdException w:name="Table Grid 2" w:semiHidden="1" w:unhideWhenUsed="1"/>
+    <w:lsdException w:name="Table Grid 3" w:semiHidden="1" w:unhideWhenUsed="1"/>
+    <w:lsdException w:name="Table Grid 4" w:semiHidden="1" w:unhideWhenUsed="1"/>
+    <w:lsdException w:name="Table Grid 5" w:semiHidden="1" w:unhideWhenUsed="1"/>
+    <w:lsdException w:name="Table Grid 6" w:semiHidden="1" w:unhideWhenUsed="1"/>
+    <w:lsdException w:name="Table Grid 7" w:semiHidden="1" w:unhideWhenUsed="1"/>
+    <w:lsdException w:name="Table Grid 8" w:semiHidden="1" w:unhideWhenUsed="1"/>
+    <w:lsdException w:name="Table List 1" w:semiHidden="1" w:unhideWhenUsed="1"/>
+    <w:lsdException w:name="Table List 2" w:semiHidden="1" w:unhideWhenUsed="1"/>
+    <w:lsdException w:name="Table List 3" w:semiHidden="1" w:unhideWhenUsed="1"/>
+    <w:lsdException w:name="Table List 4" w:semiHidden="1" w:unhideWhenUsed="1"/>
+    <w:lsdException w:name="Table List 5" w:semiHidden="1" w:unhideWhenUsed="1"/>
+    <w:lsdException w:name="Table List 6" w:semiHidden="1" w:unhideWhenUsed="1"/>
+    <w:lsdException w:name="Table List 7" w:semiHidden="1" w:unhideWhenUsed="1"/>
+    <w:lsdException w:name="Table List 8" w:semiHidden="1" w:unhideWhenUsed="1"/>
+    <w:lsdException w:name="Table 3D effects 1" w:semiHidden="1" w:unhideWhenUsed="1"/>
+    <w:lsdException w:name="Table 3D effects 2" w:semiHidden="1" w:unhideWhenUsed="1"/>
+    <w:lsdException w:name="Table 3D effects 3" w:semiHidden="1" w:unhideWhenUsed="1"/>
+    <w:lsdException w:name="Table Contemporary" w:semiHidden="1" w:unhideWhenUsed="1"/>
+    <w:lsdException w:name="Table Elegant" w:semiHidden="1" w:unhideWhenUsed="1"/>
+    <w:lsdException w:name="Table Professional" w:semiHidden="1" w:unhideWhenUsed="1"/>
+    <w:lsdException w:name="Table Subtle 1" w:semiHidden="1" w:unhideWhenUsed="1"/>
+    <w:lsdException w:name="Table Subtle 2" w:semiHidden="1" w:unhideWhenUsed="1"/>
+    <w:lsdException w:name="Table Web 1" w:semiHidden="1" w:unhideWhenUsed="1"/>
+    <w:lsdException w:name="Table Web 2" w:semiHidden="1" w:unhideWhenUsed="1"/>
+    <w:lsdException w:name="Table Web 3" w:semiHidden="1" w:unhideWhenUsed="1"/>
+    <w:lsdException w:name="Balloon Text" w:semiHidden="1" w:unhideWhenUsed="1"/>
+    <w:lsdException w:name="Table Grid" w:uiPriority="39"/>
+    <w:lsdException w:name="Table Theme" w:semiHidden="1" w:unhideWhenUsed="1"/>
+    <w:lsdException w:name="Placeholder Text" w:semiHidden="1"/>
+    <w:lsdException w:name="No Spacing" w:uiPriority="1" w:qFormat="1"/>
+    <w:lsdException w:name="Light Shading" w:uiPriority="60"/>
+    <w:lsdException w:name="Light List" w:uiPriority="61"/>
+    <w:lsdException w:name="Light Grid" w:uiPriority="62"/>
+    <w:lsdException w:name="Medium Shading 1" w:uiPriority="63"/>
+    <w:lsdException w:name="Medium Shading 2" w:uiPriority="64"/>
+    <w:lsdException w:name="Medium List 1" w:uiPriority="65"/>
+    <w:lsdException w:name="Medium List 2" w:uiPriority="66"/>
+    <w:lsdException w:name="Medium Grid 1" w:uiPriority="67"/>
+    <w:lsdException w:name="Medium Grid 2" w:uiPriority="68"/>
+    <w:lsdException w:name="Medium Grid 3" w:uiPriority="69"/>
+    <w:lsdException w:name="Dark List" w:uiPriority="70"/>
+    <w:lsdException w:name="Colorful Shading" w:uiPriority="71"/>
+    <w:lsdException w:name="Colorful List" w:uiPriority="72"/>
+    <w:lsdException w:name="Colorful Grid" w:uiPriority="73"/>
+    <w:lsdException w:name="Light Shading Accent 1" w:uiPriority="60"/>
+    <w:lsdException w:name="Light List Accent 1" w:uiPriority="61"/>
+    <w:lsdException w:name="Light Grid Accent 1" w:uiPriority="62"/>
+    <w:lsdException w:name="Medium Shading 1 Accent 1" w:uiPriority="63"/>
+    <w:lsdException w:name="Medium Shading 2 Accent 1" w:uiPriority="64"/>
+    <w:lsdException w:name="Medium List 1 Accent 1" w:uiPriority="65"/>
+    <w:lsdException w:name="Revision" w:semiHidden="1"/>
+    <w:lsdException w:name="List Paragraph" w:uiPriority="34" w:qFormat="1"/>
+    <w:lsdException w:name="Quote" w:uiPriority="29" w:qFormat="1"/>
+    <w:lsdException w:name="Intense Quote" w:uiPriority="30" w:qFormat="1"/>
+    <w:lsdException w:name="Medium List 2 Accent 1" w:uiPriority="66"/>
+    <w:lsdException w:name="Medium Grid 1 Accent 1" w:uiPriority="67"/>
+    <w:lsdException w:name="Medium Grid 2 Accent 1" w:uiPriority="68"/>
+    <w:lsdException w:name="Medium Grid 3 Accent 1" w:uiPriority="69"/>
+    <w:lsdException w:name="Dark List Accent 1" w:uiPriority="70"/>
+    <w:lsdException w:name="Colorful Shading Accent 1" w:uiPriority="71"/>
+    <w:lsdException w:name="Colorful List Accent 1" w:uiPriority="72"/>
+    <w:lsdException w:name="Colorful Grid Accent 1" w:uiPriority="73"/>
+    <w:lsdException w:name="Light Shading Accent 2" w:uiPriority="60"/>
+    <w:lsdException w:name="Light List Accent 2" w:uiPriority="61"/>
+    <w:lsdException w:name="Light Grid Accent 2" w:uiPriority="62"/>
+    <w:lsdException w:name="Medium Shading 1 Accent 2" w:uiPriority="63"/>
+    <w:lsdException w:name="Medium Shading 2 Accent 2" w:uiPriority="64"/>
+    <w:lsdException w:name="Medium List 1 Accent 2" w:uiPriority="65"/>
+    <w:lsdException w:name="Medium List 2 Accent 2" w:uiPriority="66"/>
+    <w:lsdException w:name="Medium Grid 1 Accent 2" w:uiPriority="67"/>
+    <w:lsdException w:name="Medium Grid 2 Accent 2" w:uiPriority="68"/>
+    <w:lsdException w:name="Medium Grid 3 Accent 2" w:uiPriority="69"/>
+    <w:lsdException w:name="Dark List Accent 2" w:uiPriority="70"/>
+    <w:lsdException w:name="Colorful Shading Accent 2" w:uiPriority="71"/>
+    <w:lsdException w:name="Colorful List Accent 2" w:uiPriority="72"/>
+    <w:lsdException w:name="Colorful Grid Accent 2" w:uiPriority="73"/>
+    <w:lsdException w:name="Light Shading Accent 3" w:uiPriority="60"/>
+    <w:lsdException w:name="Light List Accent 3" w:uiPriority="61"/>
+    <w:lsdException w:name="Light Grid Accent 3" w:uiPriority="62"/>
+    <w:lsdException w:name="Medium Shading 1 Accent 3" w:uiPriority="63"/>
+    <w:lsdException w:name="Medium Shading 2 Accent 3" w:uiPriority="64"/>
+    <w:lsdException w:name="Medium List 1 Accent 3" w:uiPriority="65"/>
+    <w:lsdException w:name="Medium List 2 Accent 3" w:uiPriority="66"/>
+    <w:lsdException w:name="Medium Grid 1 Accent 3" w:uiPriority="67"/>
+    <w:lsdException w:name="Medium Grid 2 Accent 3" w:uiPriority="68"/>
+    <w:lsdException w:name="Medium Grid 3 Accent 3" w:uiPriority="69"/>
+    <w:lsdException w:name="Dark List Accent 3" w:uiPriority="70"/>
+    <w:lsdException w:name="Colorful Shading Accent 3" w:uiPriority="71"/>
+    <w:lsdException w:name="Colorful List Accent 3" w:uiPriority="72"/>
+    <w:lsdException w:name="Colorful Grid Accent 3" w:uiPriority="73"/>
+    <w:lsdException w:name="Light Shading Accent 4" w:uiPriority="60"/>
+    <w:lsdException w:name="Light List Accent 4" w:uiPriority="61"/>
+    <w:lsdException w:name="Light Grid Accent 4" w:uiPriority="62"/>
+    <w:lsdException w:name="Medium Shading 1 Accent 4" w:uiPriority="63"/>
+    <w:lsdException w:name="Medium Shading 2 Accent 4" w:uiPriority="64"/>
+    <w:lsdException w:name="Medium List 1 Accent 4" w:uiPriority="65"/>
+    <w:lsdException w:name="Medium List 2 Accent 4" w:uiPriority="66"/>
+    <w:lsdException w:name="Medium Grid 1 Accent 4" w:uiPriority="67"/>
+    <w:lsdException w:name="Medium Grid 2 Accent 4" w:uiPriority="68"/>
+    <w:lsdException w:name="Medium Grid 3 Accent 4" w:uiPriority="69"/>
+    <w:lsdException w:name="Dark List Accent 4" w:uiPriority="70"/>
+    <w:lsdException w:name="Colorful Shading Accent 4" w:uiPriority="71"/>
+    <w:lsdException w:name="Colorful List Accent 4" w:uiPriority="72"/>
+    <w:lsdException w:name="Colorful Grid Accent 4" w:uiPriority="73"/>
+    <w:lsdException w:name="Light Shading Accent 5" w:uiPriority="60"/>
+    <w:lsdException w:name="Light List Accent 5" w:uiPriority="61"/>
+    <w:lsdException w:name="Light Grid Accent 5" w:uiPriority="62"/>
+    <w:lsdException w:name="Medium Shading 1 Accent 5" w:uiPriority="63"/>
+    <w:lsdException w:name="Medium Shading 2 Accent 5" w:uiPriority="64"/>
+    <w:lsdException w:name="Medium List 1 Accent 5" w:uiPriority="65"/>
+    <w:lsdException w:name="Medium List 2 Accent 5" w:uiPriority="66"/>
+    <w:lsdException w:name="Medium Grid 1 Accent 5" w:uiPriority="67"/>
+    <w:lsdException w:name="Medium Grid 2 Accent 5" w:uiPriority="68"/>
+    <w:lsdException w:name="Medium Grid 3 Accent 5" w:uiPriority="69"/>
+    <w:lsdException w:name="Dark List Accent 5" w:uiPriority="70"/>
+    <w:lsdException w:name="Colorful Shading Accent 5" w:uiPriority="71"/>
+    <w:lsdException w:name="Colorful List Accent 5" w:uiPriority="72"/>
+    <w:lsdException w:name="Colorful Grid Accent 5" w:uiPriority="73"/>
+    <w:lsdException w:name="Light Shading Accent 6" w:uiPriority="60"/>
+    <w:lsdException w:name="Light List Accent 6" w:uiPriority="61"/>
+    <w:lsdException w:name="Light Grid Accent 6" w:uiPriority="62"/>
+    <w:lsdException w:name="Medium Shading 1 Accent 6" w:uiPriority="63"/>
+    <w:lsdException w:name="Medium Shading 2 Accent 6" w:uiPriority="64"/>
+    <w:lsdException w:name="Medium List 1 Accent 6" w:uiPriority="65"/>
+    <w:lsdException w:name="Medium List 2 Accent 6" w:uiPriority="66"/>
+    <w:lsdException w:name="Medium Grid 1 Accent 6" w:uiPriority="67"/>
+    <w:lsdException w:name="Medium Grid 2 Accent 6" w:uiPriority="68"/>
+    <w:lsdException w:name="Medium Grid 3 Accent 6" w:uiPriority="69"/>
+    <w:lsdException w:name="Dark List Accent 6" w:uiPriority="70"/>
+    <w:lsdException w:name="Colorful Shading Accent 6" w:uiPriority="71"/>
+    <w:lsdException w:name="Colorful List Accent 6" w:uiPriority="72"/>
+    <w:lsdException w:name="Colorful Grid Accent 6" w:uiPriority="73"/>
+    <w:lsdException w:name="Subtle Emphasis" w:uiPriority="19" w:qFormat="1"/>
+    <w:lsdException w:name="Intense Emphasis" w:uiPriority="21" w:qFormat="1"/>
+    <w:lsdException w:name="Subtle Reference" w:uiPriority="31" w:qFormat="1"/>
+    <w:lsdException w:name="Intense Reference" w:uiPriority="32" w:qFormat="1"/>
+    <w:lsdException w:name="Book Title" w:uiPriority="33" w:qFormat="1"/>
+    <w:lsdException w:name="Bibliography" w:semiHidden="1" w:uiPriority="37" w:unhideWhenUsed="1"/>
+    <w:lsdException w:name="TOC Heading" w:semiHidden="1" w:uiPriority="39" w:unhideWhenUsed="1" w:qFormat="1"/>
+    <w:lsdException w:name="Plain Table 1" w:uiPriority="41"/>
+    <w:lsdException w:name="Plain Table 2" w:uiPriority="42"/>
+    <w:lsdException w:name="Plain Table 3" w:uiPriority="43"/>
+    <w:lsdException w:name="Plain Table 4" w:uiPriority="44"/>
+    <w:lsdException w:name="Plain Table 5" w:uiPriority="45"/>
+    <w:lsdException w:name="Grid Table Light" w:uiPriority="40"/>
+    <w:lsdException w:name="Grid Table 1 Light" w:uiPriority="46"/>
+    <w:lsdException w:name="Grid Table 2" w:uiPriority="47"/>
+    <w:lsdException w:name="Grid Table 3" w:uiPriority="48"/>
+    <w:lsdException w:name="Grid Table 4" w:uiPriority="49"/>
+    <w:lsdException w:name="Grid Table 5 Dark" w:uiPriority="50"/>
+    <w:lsdException w:name="Grid Table 6 Colorful" w:uiPriority="51"/>
+    <w:lsdException w:name="Grid Table 7 Colorful" w:uiPriority="52"/>
+    <w:lsdException w:name="Grid Table 1 Light Accent 1" w:uiPriority="46"/>
+    <w:lsdException w:name="Grid Table 2 Accent 1" w:uiPriority="47"/>
+    <w:lsdException w:name="Grid Table 3 Accent 1" w:uiPriority="48"/>
+    <w:lsdException w:name="Grid Table 4 Accent 1" w:uiPriority="49"/>
+    <w:lsdException w:name="Grid Table 5 Dark Accent 1" w:uiPriority="50"/>
+    <w:lsdException w:name="Grid Table 6 Colorful Accent 1" w:uiPriority="51"/>
+    <w:lsdException w:name="Grid Table 7 Colorful Accent 1" w:uiPriority="52"/>
+    <w:lsdException w:name="Grid Table 1 Light Accent 2" w:uiPriority="46"/>
+    <w:lsdException w:name="Grid Table 2 Accent 2" w:uiPriority="47"/>
+    <w:lsdException w:name="Grid Table 3 Accent 2" w:uiPriority="48"/>
+    <w:lsdException w:name="Grid Table 4 Accent 2" w:uiPriority="49"/>
+    <w:lsdException w:name="Grid Table 5 Dark Accent 2" w:uiPriority="50"/>
+    <w:lsdException w:name="Grid Table 6 Colorful Accent 2" w:uiPriority="51"/>
+    <w:lsdException w:name="Grid Table 7 Colorful Accent 2" w:uiPriority="52"/>
+    <w:lsdException w:name="Grid Table 1 Light Accent 3" w:uiPriority="46"/>
+    <w:lsdException w:name="Grid Table 2 Accent 3" w:uiPriority="47"/>
+    <w:lsdException w:name="Grid Table 3 Accent 3" w:uiPriority="48"/>
+    <w:lsdException w:name="Grid Table 4 Accent 3" w:uiPriority="49"/>
+    <w:lsdException w:name="Grid Table 5 Dark Accent 3" w:uiPriority="50"/>
+    <w:lsdException w:name="Grid Table 6 Colorful Accent 3" w:uiPriority="51"/>
+    <w:lsdException w:name="Grid Table 7 Colorful Accent 3" w:uiPriority="52"/>
+    <w:lsdException w:name="Grid Table 1 Light Accent 4" w:uiPriority="46"/>
+    <w:lsdException w:name="Grid Table 2 Accent 4" w:uiPriority="47"/>
+    <w:lsdException w:name="Grid Table 3 Accent 4" w:uiPriority="48"/>
+    <w:lsdException w:name="Grid Table 4 Accent 4" w:uiPriority="49"/>
+    <w:lsdException w:name="Grid Table 5 Dark Accent 4" w:uiPriority="50"/>
+    <w:lsdException w:name="Grid Table 6 Colorful Accent 4" w:uiPriority="51"/>
+    <w:lsdException w:name="Grid Table 7 Colorful Accent 4" w:uiPriority="52"/>
+    <w:lsdException w:name="Grid Table 1 Light Accent 5" w:uiPriority="46"/>
+    <w:lsdException w:name="Grid Table 2 Accent 5" w:uiPriority="47"/>
+    <w:lsdException w:name="Grid Table 3 Accent 5" w:uiPriority="48"/>
+    <w:lsdException w:name="Grid Table 4 Accent 5" w:uiPriority="49"/>
+    <w:lsdException w:name="Grid Table 5 Dark Accent 5" w:uiPriority="50"/>
+    <w:lsdException w:name="Grid Table 6 Colorful Accent 5" w:uiPriority="51"/>
+    <w:lsdException w:name="Grid Table 7 Colorful Accent 5" w:uiPriority="52"/>
+    <w:lsdException w:name="Grid Table 1 Light Accent 6" w:uiPriority="46"/>
+    <w:lsdException w:name="Grid Table 2 Accent 6" w:uiPriority="47"/>
+    <w:lsdException w:name="Grid Table 3 Accent 6" w:uiPriority="48"/>
+    <w:lsdException w:name="Grid Table 4 Accent 6" w:uiPriority="49"/>
+    <w:lsdException w:name="Grid Table 5 Dark Accent 6" w:uiPriority="50"/>
+    <w:lsdException w:name="Grid Table 6 Colorful Accent 6" w:uiPriority="51"/>
+    <w:lsdException w:name="Grid Table 7 Colorful Accent 6" w:uiPriority="52"/>
+    <w:lsdException w:name="List Table 1 Light" w:uiPriority="46"/>
+    <w:lsdException w:name="List Table 2" w:uiPriority="47"/>
+    <w:lsdException w:name="List Table 3" w:uiPriority="48"/>
+    <w:lsdException w:name="List Table 4" w:uiPriority="49"/>
+    <w:lsdException w:name="List Table 5 Dark" w:uiPriority="50"/>
+    <w:lsdException w:name="List Table 6 Colorful" w:uiPriority="51"/>
+    <w:lsdException w:name="List Table 7 Colorful" w:uiPriority="52"/>
+    <w:lsdException w:name="List Table 1 Light Accent 1" w:uiPriority="46"/>
+    <w:lsdException w:name="List Table 2 Accent 1" w:uiPriority="47"/>
+    <w:lsdException w:name="List Table 3 Accent 1" w:uiPriority="48"/>
+    <w:lsdException w:name="List Table 4 Accent 1" w:uiPriority="49"/>
+    <w:lsdException w:name="List Table 5 Dark Accent 1" w:uiPriority="50"/>
+    <w:lsdException w:name="List Table 6 Colorful Accent 1" w:uiPriority="51"/>
+    <w:lsdException w:name="List Table 7 Colorful Accent 1" w:uiPriority="52"/>
+    <w:lsdException w:name="List Table 1 Light Accent 2" w:uiPriority="46"/>
+    <w:lsdException w:name="List Table 2 Accent 2" w:uiPriority="47"/>
+    <w:lsdException w:name="List Table 3 Accent 2" w:uiPriority="48"/>
+    <w:lsdException w:name="List Table 4 Accent 2" w:uiPriority="49"/>
+    <w:lsdException w:name="List Table 5 Dark Accent 2" w:uiPriority="50"/>
+    <w:lsdException w:name="List Table 6 Colorful Accent 2" w:uiPriority="51"/>
+    <w:lsdException w:name="List Table 7 Colorful Accent 2" w:uiPriority="52"/>
+    <w:lsdException w:name="List Table 1 Light Accent 3" w:uiPriority="46"/>
+    <w:lsdException w:name="List Table 2 Accent 3" w:uiPriority="47"/>
+    <w:lsdException w:name="List Table 3 Accent 3" w:uiPriority="48"/>
+    <w:lsdException w:name="List Table 4 Accent 3" w:uiPriority="49"/>
+    <w:lsdException w:name="List Table 5 Dark Accent 3" w:uiPriority="50"/>
+    <w:lsdException w:name="List Table 6 Colorful Accent 3" w:uiPriority="51"/>
+    <w:lsdException w:name="List Table 7 Colorful Accent 3" w:uiPriority="52"/>
+    <w:lsdException w:name="List Table 1 Light Accent 4" w:uiPriority="46"/>
+    <w:lsdException w:name="List Table 2 Accent 4" w:uiPriority="47"/>
+    <w:lsdException w:name="List Table 3 Accent 4" w:uiPriority="48"/>
+    <w:lsdException w:name="List Table 4 Accent 4" w:uiPriority="49"/>
+    <w:lsdException w:name="List Table 5 Dark Accent 4" w:uiPriority="50"/>
+    <w:lsdException w:name="List Table 6 Colorful Accent 4" w:uiPriority="51"/>
+    <w:lsdException w:name="List Table 7 Colorful Accent 4" w:uiPriority="52"/>
+    <w:lsdException w:name="List Table 1 Light Accent 5" w:uiPriority="46"/>
+    <w:lsdException w:name="List Table 2 Accent 5" w:uiPriority="47"/>
+    <w:lsdException w:name="List Table 3 Accent 5" w:uiPriority="48"/>
+    <w:lsdException w:name="List Table 4 Accent 5" w:uiPriority="49"/>
+    <w:lsdException w:name="List Table 5 Dark Accent 5" w:uiPriority="50"/>
+    <w:lsdException w:name="List Table 6 Colorful Accent 5" w:uiPriority="51"/>
+    <w:lsdException w:name="List Table 7 Colorful Accent 5" w:uiPriority="52"/>
+    <w:lsdException w:name="List Table 1 Light Accent 6" w:uiPriority="46"/>
+    <w:lsdException w:name="List Table 2 Accent 6" w:uiPriority="47"/>
+    <w:lsdException w:name="List Table 3 Accent 6" w:uiPriority="48"/>
+    <w:lsdException w:name="List Table 4 Accent 6" w:uiPriority="49"/>
+    <w:lsdException w:name="List Table 5 Dark Accent 6" w:uiPriority="50"/>
+    <w:lsdException w:name="List Table 6 Colorful Accent 6" w:uiPriority="51"/>
+    <w:lsdException w:name="List Table 7 Colorful Accent 6" w:uiPriority="52"/>
+    <w:lsdException w:name="Mention" w:semiHidden="1" w:unhideWhenUsed="1"/>
+    <w:lsdException w:name="Smart Hyperlink" w:semiHidden="1" w:unhideWhenUsed="1"/>
+    <w:lsdException w:name="Hashtag" w:semiHidden="1" w:unhideWhenUsed="1"/>
+    <w:lsdException w:name="Unresolved Mention" w:semiHidden="1" w:unhideWhenUsed="1"/>
+    <w:lsdException w:name="Smart Link" w:semiHidden="1" w:unhideWhenUsed="1"/>
   </w:latentStyles>
   <w:style w:type="paragraph" w:default="1" w:styleId="a">
     <w:name w:val="Normal"/>
@@ -6886,7 +7292,6 @@
     <w:uiPriority w:val="99"/>
     <w:semiHidden/>
     <w:unhideWhenUsed/>
-    <w:qFormat/>
     <w:tblPr>
       <w:tblInd w:w="0" w:type="dxa"/>
       <w:tblCellMar>
@@ -7029,7 +7434,7 @@
     </w:rPr>
   </w:style>
   <w:style w:type="character" w:customStyle="1" w:styleId="a3">
-    <w:name w:val="Название Знак"/>
+    <w:name w:val="Заголовок Знак"/>
     <w:basedOn w:val="a0"/>
     <w:link w:val="a4"/>
     <w:uiPriority w:val="10"/>
@@ -7431,8 +7836,8 @@
       <w:u w:val="single"/>
     </w:rPr>
   </w:style>
-  <w:style w:type="character" w:customStyle="1" w:styleId="UnresolvedMention">
-    <w:name w:val="Unresolved Mention"/>
+  <w:style w:type="character" w:customStyle="1" w:styleId="12">
+    <w:name w:val="Неразрешенное упоминание1"/>
     <w:basedOn w:val="a0"/>
     <w:uiPriority w:val="99"/>
     <w:semiHidden/>
@@ -7504,7 +7909,6 @@
     <w:uiPriority w:val="39"/>
     <w:rsid w:val="007B78AA"/>
     <w:tblPr>
-      <w:tblInd w:w="0" w:type="dxa"/>
       <w:tblBorders>
         <w:top w:val="single" w:sz="4" w:space="0" w:color="auto"/>
         <w:left w:val="single" w:sz="4" w:space="0" w:color="auto"/>
@@ -7513,12 +7917,6 @@
         <w:insideH w:val="single" w:sz="4" w:space="0" w:color="auto"/>
         <w:insideV w:val="single" w:sz="4" w:space="0" w:color="auto"/>
       </w:tblBorders>
-      <w:tblCellMar>
-        <w:top w:w="0" w:type="dxa"/>
-        <w:left w:w="108" w:type="dxa"/>
-        <w:bottom w:w="0" w:type="dxa"/>
-        <w:right w:w="108" w:type="dxa"/>
-      </w:tblCellMar>
     </w:tblPr>
   </w:style>
   <w:style w:type="paragraph" w:styleId="aff0">
@@ -7549,6 +7947,39 @@
       <w:rFonts w:ascii="Tahoma" w:hAnsi="Tahoma" w:cs="Tahoma"/>
       <w:sz w:val="16"/>
       <w:szCs w:val="16"/>
+    </w:rPr>
+  </w:style>
+  <w:style w:type="paragraph" w:styleId="aff2">
+    <w:name w:val="Normal (Web)"/>
+    <w:basedOn w:val="a"/>
+    <w:uiPriority w:val="99"/>
+    <w:semiHidden/>
+    <w:unhideWhenUsed/>
+    <w:rsid w:val="002212E7"/>
+    <w:pPr>
+      <w:suppressAutoHyphens w:val="0"/>
+      <w:spacing w:before="100" w:beforeAutospacing="1" w:after="100" w:afterAutospacing="1" w:line="240" w:lineRule="auto"/>
+      <w:ind w:firstLine="0"/>
+      <w:jc w:val="left"/>
+    </w:pPr>
+    <w:rPr>
+      <w:rFonts w:eastAsia="Times New Roman" w:cs="Times New Roman"/>
+      <w:kern w:val="0"/>
+      <w:sz w:val="24"/>
+      <w:szCs w:val="24"/>
+      <w:lang w:eastAsia="ru-RU"/>
+    </w:rPr>
+  </w:style>
+  <w:style w:type="character" w:styleId="aff3">
+    <w:name w:val="Unresolved Mention"/>
+    <w:basedOn w:val="a0"/>
+    <w:uiPriority w:val="99"/>
+    <w:semiHidden/>
+    <w:unhideWhenUsed/>
+    <w:rsid w:val="00917258"/>
+    <w:rPr>
+      <w:color w:val="605E5C"/>
+      <w:shd w:val="clear" w:color="auto" w:fill="E1DFDD"/>
     </w:rPr>
   </w:style>
 </w:styles>
@@ -7843,11 +8274,36 @@
     </b:Author>
     <b:RefOrder>2</b:RefOrder>
   </b:Source>
+  <b:Source>
+    <b:Tag>Inc21</b:Tag>
+    <b:SourceType>DocumentFromInternetSite</b:SourceType>
+    <b:Guid>{6AD84BC0-2EBC-488B-A6EF-DA3CD82FD873}</b:Guid>
+    <b:Title>Including green production roofs as one of the measures of sustainable building rules</b:Title>
+    <b:Year>2021</b:Year>
+    <b:Month>12</b:Month>
+    <b:Day>3</b:Day>
+    <b:YearAccessed>2026</b:YearAccessed>
+    <b:MonthAccessed>02</b:MonthAccessed>
+    <b:DayAccessed>07</b:DayAccessed>
+    <b:URL>https://knowledge-hub.circle-economy.com/article/10546?n=Including-green-production-roofs-as-one-of-the-measures-of-sustainable-building-rules</b:URL>
+    <b:Author>
+      <b:Author>
+        <b:NameList>
+          <b:Person>
+            <b:Last>Grassi</b:Last>
+            <b:First>Claudia</b:First>
+            <b:Middle>Alessio detto</b:Middle>
+          </b:Person>
+        </b:NameList>
+      </b:Author>
+    </b:Author>
+    <b:RefOrder>6</b:RefOrder>
+  </b:Source>
 </b:Sources>
 </file>
 
 <file path=customXml/itemProps1.xml><?xml version="1.0" encoding="utf-8"?>
-<ds:datastoreItem xmlns:ds="http://schemas.openxmlformats.org/officeDocument/2006/customXml" ds:itemID="{3E59F665-A065-4E31-8D0B-C566D924B6C7}">
+<ds:datastoreItem xmlns:ds="http://schemas.openxmlformats.org/officeDocument/2006/customXml" ds:itemID="{0B27BC3E-1096-4FA2-A7D5-10D0F5DCDD0A}">
   <ds:schemaRefs>
     <ds:schemaRef ds:uri="http://schemas.openxmlformats.org/officeDocument/2006/bibliography"/>
   </ds:schemaRefs>

--- a/10б Неумойчева.docx
+++ b/10б Неумойчева.docx
@@ -1353,7 +1353,13 @@
         <w:t xml:space="preserve"> </w:t>
       </w:r>
       <w:r>
-        <w:t>создать макет парка и разработать концепцию повсеместного создания парков на крышах многоэтажных зданий как способа повышения экологической устойчивости, качества жизни горожан и адаптации городской среды к климатическим изменениям.</w:t>
+        <w:t xml:space="preserve">создать макет парка и </w:t>
+      </w:r>
+      <w:r>
+        <w:t xml:space="preserve">привлечь внимание к идее </w:t>
+      </w:r>
+      <w:r>
+        <w:t>повсеместного создания парков на крышах многоэтажных зданий как способа повышения экологической устойчивости, качества жизни горожан и адаптации городской среды к климатическим изменениям.</w:t>
       </w:r>
     </w:p>
     <w:p>
@@ -1380,7 +1386,7 @@
         </w:numPr>
       </w:pPr>
       <w:r>
-        <w:t>Изучить литературу и интернет-источники по данной теме</w:t>
+        <w:t>Изучить интернет-источники по данной теме</w:t>
       </w:r>
     </w:p>
     <w:p>
@@ -1417,7 +1423,7 @@
         <w:ind w:left="1069" w:firstLine="0"/>
       </w:pPr>
       <w:r>
-        <w:t>Разработать концепцию повсеместного создания парков на крышах многоэтажных зданий</w:t>
+        <w:t>написать обращение к правительству Москвы о поддержке создания парков на крышах</w:t>
       </w:r>
     </w:p>
     <w:p>
@@ -2354,13 +2360,8 @@
         </w:numPr>
       </w:pPr>
       <w:r>
-        <w:t xml:space="preserve">Кустарники (почвопокровные розы, можжевельники, верески и </w:t>
-      </w:r>
-      <w:proofErr w:type="gramStart"/>
-      <w:r>
-        <w:t>эрики )</w:t>
-      </w:r>
-      <w:proofErr w:type="gramEnd"/>
+        <w:t>Кустарники (почвопокровные розы, можжевельники, верески и эрики)</w:t>
+      </w:r>
     </w:p>
     <w:p>
       <w:pPr>
@@ -2463,13 +2464,19 @@
         <w:t xml:space="preserve"> </w:t>
       </w:r>
       <w:r>
-        <w:t xml:space="preserve">(см. </w:t>
+        <w:t>(</w:t>
+      </w:r>
+      <w:r>
+        <w:t>см.</w:t>
+      </w:r>
+      <w:r>
+        <w:t xml:space="preserve"> </w:t>
       </w:r>
       <w:r>
         <w:fldChar w:fldCharType="begin"/>
       </w:r>
       <w:r>
-        <w:instrText xml:space="preserve"> REF _Ref221313362 \h </w:instrText>
+        <w:instrText xml:space="preserve"> REF _Ref221313350 \h </w:instrText>
       </w:r>
       <w:r>
         <w:fldChar w:fldCharType="separate"/>
@@ -2481,7 +2488,7 @@
         <w:rPr>
           <w:noProof/>
         </w:rPr>
-        <w:t>4</w:t>
+        <w:t>3</w:t>
       </w:r>
       <w:r>
         <w:fldChar w:fldCharType="end"/>
@@ -2515,33 +2522,6 @@
       <w:r>
         <w:t>разметка основания в соответствии с эскизом</w:t>
       </w:r>
-      <w:r>
-        <w:t xml:space="preserve"> (см. </w:t>
-      </w:r>
-      <w:r>
-        <w:fldChar w:fldCharType="begin"/>
-      </w:r>
-      <w:r>
-        <w:instrText xml:space="preserve"> REF _Ref221313350 \h </w:instrText>
-      </w:r>
-      <w:r>
-        <w:fldChar w:fldCharType="separate"/>
-      </w:r>
-      <w:r>
-        <w:t xml:space="preserve">Приложение </w:t>
-      </w:r>
-      <w:r>
-        <w:rPr>
-          <w:noProof/>
-        </w:rPr>
-        <w:t>3</w:t>
-      </w:r>
-      <w:r>
-        <w:fldChar w:fldCharType="end"/>
-      </w:r>
-      <w:r>
-        <w:t>)</w:t>
-      </w:r>
     </w:p>
     <w:p>
       <w:pPr>
@@ -2603,6 +2583,33 @@
       <w:r>
         <w:t>анесение газона на макет.</w:t>
       </w:r>
+      <w:r>
+        <w:t xml:space="preserve"> (см </w:t>
+      </w:r>
+      <w:r>
+        <w:fldChar w:fldCharType="begin"/>
+      </w:r>
+      <w:r>
+        <w:instrText xml:space="preserve"> REF _Ref221313362 \h </w:instrText>
+      </w:r>
+      <w:r>
+        <w:fldChar w:fldCharType="separate"/>
+      </w:r>
+      <w:r>
+        <w:t xml:space="preserve">Приложение </w:t>
+      </w:r>
+      <w:r>
+        <w:rPr>
+          <w:noProof/>
+        </w:rPr>
+        <w:t>4</w:t>
+      </w:r>
+      <w:r>
+        <w:fldChar w:fldCharType="end"/>
+      </w:r>
+      <w:r>
+        <w:t>)</w:t>
+      </w:r>
     </w:p>
     <w:p>
       <w:pPr>
@@ -2667,13 +2674,28 @@
         </w:numPr>
       </w:pPr>
       <w:r>
-        <w:t>создание крытого сооружения для выхода на крышу</w:t>
-      </w:r>
-      <w:r>
-        <w:t xml:space="preserve"> (см. приложение </w:t>
-      </w:r>
-      <w:r>
-        <w:t>Х</w:t>
+        <w:t xml:space="preserve">создание дорожек (см. </w:t>
+      </w:r>
+      <w:r>
+        <w:fldChar w:fldCharType="begin"/>
+      </w:r>
+      <w:r>
+        <w:instrText xml:space="preserve"> REF _Ref221565632 \h </w:instrText>
+      </w:r>
+      <w:r>
+        <w:fldChar w:fldCharType="separate"/>
+      </w:r>
+      <w:r>
+        <w:t xml:space="preserve">Приложение </w:t>
+      </w:r>
+      <w:r>
+        <w:rPr>
+          <w:noProof/>
+        </w:rPr>
+        <w:t>6</w:t>
+      </w:r>
+      <w:r>
+        <w:fldChar w:fldCharType="end"/>
       </w:r>
       <w:r>
         <w:t>)</w:t>
@@ -2688,7 +2710,34 @@
         </w:numPr>
       </w:pPr>
       <w:r>
-        <w:t>установка сооружения на макет</w:t>
+        <w:t>создание крытого сооружения для выхода на крышу</w:t>
+      </w:r>
+      <w:r>
+        <w:t xml:space="preserve"> (см. </w:t>
+      </w:r>
+      <w:r>
+        <w:fldChar w:fldCharType="begin"/>
+      </w:r>
+      <w:r>
+        <w:instrText xml:space="preserve"> REF _Ref221565654 \h </w:instrText>
+      </w:r>
+      <w:r>
+        <w:fldChar w:fldCharType="separate"/>
+      </w:r>
+      <w:r>
+        <w:t xml:space="preserve">Приложение </w:t>
+      </w:r>
+      <w:r>
+        <w:rPr>
+          <w:noProof/>
+        </w:rPr>
+        <w:t>7</w:t>
+      </w:r>
+      <w:r>
+        <w:fldChar w:fldCharType="end"/>
+      </w:r>
+      <w:r>
+        <w:t>)</w:t>
       </w:r>
     </w:p>
     <w:p>
@@ -2700,10 +2749,46 @@
         </w:numPr>
       </w:pPr>
       <w:r>
-        <w:t xml:space="preserve">итоговый вид макета (см приложение </w:t>
-      </w:r>
-      <w:r>
-        <w:t>Х</w:t>
+        <w:t>установка сооружения на макет</w:t>
+      </w:r>
+    </w:p>
+    <w:p>
+      <w:pPr>
+        <w:pStyle w:val="af0"/>
+        <w:numPr>
+          <w:ilvl w:val="0"/>
+          <w:numId w:val="22"/>
+        </w:numPr>
+      </w:pPr>
+      <w:r>
+        <w:t>итоговый вид макета (см</w:t>
+      </w:r>
+      <w:r>
+        <w:t>.</w:t>
+      </w:r>
+      <w:r>
+        <w:t xml:space="preserve"> </w:t>
+      </w:r>
+      <w:r>
+        <w:fldChar w:fldCharType="begin"/>
+      </w:r>
+      <w:r>
+        <w:instrText xml:space="preserve"> REF _Ref221565691 \h </w:instrText>
+      </w:r>
+      <w:r>
+        <w:fldChar w:fldCharType="separate"/>
+      </w:r>
+      <w:r>
+        <w:t xml:space="preserve">Приложение </w:t>
+      </w:r>
+      <w:r>
+        <w:rPr>
+          <w:noProof/>
+        </w:rPr>
+        <w:t>8</w:t>
+      </w:r>
+      <w:r>
+        <w:fldChar w:fldCharType="end"/>
       </w:r>
       <w:r>
         <w:t>)</w:t>
@@ -2866,11 +2951,8 @@
     </w:p>
     <w:p>
       <w:r>
-        <w:t xml:space="preserve">Обращаюсь к вам с инициативой, направленной на повышение качества городской среды и реализацию экологической стратегии Москвы. Речь идёт о </w:t>
-      </w:r>
-      <w:r>
         <w:lastRenderedPageBreak/>
-        <w:t xml:space="preserve">развитии и поддержке создания парков на крышах многоэтажных жилых зданий. </w:t>
+        <w:t xml:space="preserve">Обращаюсь к вам с инициативой, направленной на повышение качества городской среды и реализацию экологической стратегии Москвы. Речь идёт о развитии и поддержке создания парков на крышах многоэтажных жилых зданий. </w:t>
       </w:r>
     </w:p>
     <w:p>
@@ -4279,10 +4361,26 @@
     </w:p>
     <w:p>
       <w:pPr>
+        <w:spacing w:line="240" w:lineRule="auto"/>
+        <w:ind w:firstLine="0"/>
+        <w:jc w:val="left"/>
+        <w:rPr>
+          <w:rFonts w:eastAsiaTheme="majorEastAsia" w:cstheme="majorBidi"/>
+          <w:b/>
+          <w:szCs w:val="40"/>
+        </w:rPr>
+      </w:pPr>
+      <w:bookmarkStart w:id="13" w:name="_Toc221121216"/>
+      <w:r>
+        <w:br w:type="page"/>
+      </w:r>
+    </w:p>
+    <w:p>
+      <w:pPr>
         <w:pStyle w:val="1"/>
       </w:pPr>
-      <w:bookmarkStart w:id="13" w:name="_Toc221121216"/>
-      <w:r>
+      <w:r>
+        <w:lastRenderedPageBreak/>
         <w:t>Приложения</w:t>
       </w:r>
       <w:bookmarkEnd w:id="13"/>
@@ -4302,12 +4400,14 @@
         <w:tblLook w:val="04A0" w:firstRow="1" w:lastRow="0" w:firstColumn="1" w:lastColumn="0" w:noHBand="0" w:noVBand="1"/>
       </w:tblPr>
       <w:tblGrid>
-        <w:gridCol w:w="9570"/>
+        <w:gridCol w:w="4785"/>
+        <w:gridCol w:w="4785"/>
       </w:tblGrid>
       <w:tr>
         <w:tc>
           <w:tcPr>
             <w:tcW w:w="9570" w:type="dxa"/>
+            <w:gridSpan w:val="2"/>
           </w:tcPr>
           <w:p>
             <w:pPr>
@@ -4394,6 +4494,7 @@
         <w:tc>
           <w:tcPr>
             <w:tcW w:w="9570" w:type="dxa"/>
+            <w:gridSpan w:val="2"/>
           </w:tcPr>
           <w:p>
             <w:pPr>
@@ -4427,6 +4528,7 @@
         <w:tc>
           <w:tcPr>
             <w:tcW w:w="9570" w:type="dxa"/>
+            <w:gridSpan w:val="2"/>
           </w:tcPr>
           <w:p>
             <w:pPr>
@@ -4435,7 +4537,6 @@
             </w:pPr>
             <w:bookmarkStart w:id="15" w:name="_Ref221313317"/>
             <w:r>
-              <w:lastRenderedPageBreak/>
               <w:t xml:space="preserve">Приложение </w:t>
             </w:r>
             <w:fldSimple w:instr=" SEQ Приложение \* ARABIC ">
@@ -4514,6 +4615,7 @@
         <w:tc>
           <w:tcPr>
             <w:tcW w:w="9570" w:type="dxa"/>
+            <w:gridSpan w:val="2"/>
           </w:tcPr>
           <w:p>
             <w:pPr>
@@ -4543,30 +4645,6 @@
           </w:p>
         </w:tc>
       </w:tr>
-    </w:tbl>
-    <w:p>
-      <w:r>
-        <w:br w:type="page"/>
-      </w:r>
-    </w:p>
-    <w:tbl>
-      <w:tblPr>
-        <w:tblStyle w:val="aff"/>
-        <w:tblW w:w="0" w:type="auto"/>
-        <w:tblBorders>
-          <w:top w:val="none" w:sz="0" w:space="0" w:color="auto"/>
-          <w:left w:val="none" w:sz="0" w:space="0" w:color="auto"/>
-          <w:bottom w:val="none" w:sz="0" w:space="0" w:color="auto"/>
-          <w:right w:val="none" w:sz="0" w:space="0" w:color="auto"/>
-          <w:insideH w:val="none" w:sz="0" w:space="0" w:color="auto"/>
-          <w:insideV w:val="none" w:sz="0" w:space="0" w:color="auto"/>
-        </w:tblBorders>
-        <w:tblLook w:val="04A0" w:firstRow="1" w:lastRow="0" w:firstColumn="1" w:lastColumn="0" w:noHBand="0" w:noVBand="1"/>
-      </w:tblPr>
-      <w:tblGrid>
-        <w:gridCol w:w="4785"/>
-        <w:gridCol w:w="4785"/>
-      </w:tblGrid>
       <w:tr>
         <w:tc>
           <w:tcPr>
@@ -4691,7 +4769,165 @@
                 <w:lang w:eastAsia="ru-RU"/>
               </w:rPr>
               <w:drawing>
-                <wp:inline distT="0" distB="0" distL="0" distR="0" wp14:anchorId="01A021C2" wp14:editId="773BB610">
+                <wp:inline distT="0" distB="0" distL="0" distR="0" wp14:anchorId="634C768A" wp14:editId="076C7BC8">
+                  <wp:extent cx="2570400" cy="2390400"/>
+                  <wp:effectExtent l="0" t="0" r="0" b="0"/>
+                  <wp:docPr id="3" name="Рисунок 3"/>
+                  <wp:cNvGraphicFramePr>
+                    <a:graphicFrameLocks xmlns:a="http://schemas.openxmlformats.org/drawingml/2006/main" noChangeAspect="1"/>
+                  </wp:cNvGraphicFramePr>
+                  <a:graphic xmlns:a="http://schemas.openxmlformats.org/drawingml/2006/main">
+                    <a:graphicData uri="http://schemas.openxmlformats.org/drawingml/2006/picture">
+                      <pic:pic xmlns:pic="http://schemas.openxmlformats.org/drawingml/2006/picture">
+                        <pic:nvPicPr>
+                          <pic:cNvPr id="3" name="Рисунок 3"/>
+                          <pic:cNvPicPr/>
+                        </pic:nvPicPr>
+                        <pic:blipFill rotWithShape="1">
+                          <a:blip r:embed="rId18" cstate="print">
+                            <a:extLst>
+                              <a:ext uri="{28A0092B-C50C-407E-A947-70E740481C1C}">
+                                <a14:useLocalDpi xmlns:a14="http://schemas.microsoft.com/office/drawing/2010/main" val="0"/>
+                              </a:ext>
+                            </a:extLst>
+                          </a:blip>
+                          <a:srcRect l="6840" t="37002" r="19265" b="10526"/>
+                          <a:stretch/>
+                        </pic:blipFill>
+                        <pic:spPr bwMode="auto">
+                          <a:xfrm>
+                            <a:off x="0" y="0"/>
+                            <a:ext cx="2570400" cy="2390400"/>
+                          </a:xfrm>
+                          <a:prstGeom prst="rect">
+                            <a:avLst/>
+                          </a:prstGeom>
+                          <a:ln>
+                            <a:noFill/>
+                          </a:ln>
+                          <a:extLst>
+                            <a:ext uri="{53640926-AAD7-44D8-BBD7-CCE9431645EC}">
+                              <a14:shadowObscured xmlns:a14="http://schemas.microsoft.com/office/drawing/2010/main"/>
+                            </a:ext>
+                          </a:extLst>
+                        </pic:spPr>
+                      </pic:pic>
+                    </a:graphicData>
+                  </a:graphic>
+                </wp:inline>
+              </w:drawing>
+            </w:r>
+          </w:p>
+        </w:tc>
+      </w:tr>
+      <w:tr>
+        <w:tc>
+          <w:tcPr>
+            <w:tcW w:w="4785" w:type="dxa"/>
+          </w:tcPr>
+          <w:p>
+            <w:pPr>
+              <w:ind w:firstLine="0"/>
+              <w:jc w:val="center"/>
+              <w:rPr>
+                <w:b/>
+                <w:bCs/>
+              </w:rPr>
+            </w:pPr>
+            <w:r>
+              <w:rPr>
+                <w:b/>
+                <w:bCs/>
+              </w:rPr>
+              <w:t>Эскиз</w:t>
+            </w:r>
+            <w:r>
+              <w:rPr>
+                <w:b/>
+                <w:bCs/>
+                <w:lang w:val="en-US"/>
+              </w:rPr>
+              <w:t xml:space="preserve"> </w:t>
+            </w:r>
+            <w:r>
+              <w:rPr>
+                <w:b/>
+                <w:bCs/>
+              </w:rPr>
+              <w:t>макета</w:t>
+            </w:r>
+          </w:p>
+          <w:p>
+            <w:pPr>
+              <w:ind w:firstLine="0"/>
+              <w:jc w:val="center"/>
+            </w:pPr>
+          </w:p>
+        </w:tc>
+        <w:tc>
+          <w:tcPr>
+            <w:tcW w:w="4785" w:type="dxa"/>
+          </w:tcPr>
+          <w:p>
+            <w:pPr>
+              <w:ind w:firstLine="0"/>
+              <w:jc w:val="center"/>
+            </w:pPr>
+            <w:r>
+              <w:rPr>
+                <w:b/>
+                <w:bCs/>
+              </w:rPr>
+              <w:t>Н</w:t>
+            </w:r>
+            <w:r>
+              <w:rPr>
+                <w:b/>
+                <w:bCs/>
+              </w:rPr>
+              <w:t>анесение газона на макет</w:t>
+            </w:r>
+          </w:p>
+        </w:tc>
+      </w:tr>
+      <w:tr>
+        <w:tc>
+          <w:tcPr>
+            <w:tcW w:w="4785" w:type="dxa"/>
+          </w:tcPr>
+          <w:p>
+            <w:pPr>
+              <w:pStyle w:val="ae"/>
+              <w:keepNext/>
+            </w:pPr>
+            <w:bookmarkStart w:id="18" w:name="_Ref221313376"/>
+            <w:r>
+              <w:t xml:space="preserve">Приложение </w:t>
+            </w:r>
+            <w:fldSimple w:instr=" SEQ Приложение \* ARABIC ">
+              <w:r>
+                <w:rPr>
+                  <w:noProof/>
+                </w:rPr>
+                <w:t>5</w:t>
+              </w:r>
+            </w:fldSimple>
+            <w:bookmarkEnd w:id="18"/>
+          </w:p>
+          <w:p>
+            <w:pPr>
+              <w:ind w:firstLine="0"/>
+              <w:jc w:val="center"/>
+            </w:pPr>
+            <w:r>
+              <w:rPr>
+                <w:b/>
+                <w:bCs/>
+                <w:noProof/>
+                <w:lang w:eastAsia="ru-RU"/>
+              </w:rPr>
+              <w:drawing>
+                <wp:inline distT="0" distB="0" distL="0" distR="0" wp14:anchorId="1731FFC7" wp14:editId="742E2DF0">
                   <wp:extent cx="2457001" cy="2408555"/>
                   <wp:effectExtent l="0" t="0" r="0" b="0"/>
                   <wp:docPr id="4" name="Рисунок 4"/>
@@ -4706,7 +4942,7 @@
                           <pic:cNvPicPr/>
                         </pic:nvPicPr>
                         <pic:blipFill rotWithShape="1">
-                          <a:blip r:embed="rId18" cstate="print">
+                          <a:blip r:embed="rId19" cstate="print">
                             <a:extLst>
                               <a:ext uri="{28A0092B-C50C-407E-A947-70E740481C1C}">
                                 <a14:useLocalDpi xmlns:a14="http://schemas.microsoft.com/office/drawing/2010/main" val="0"/>
@@ -4741,78 +4977,6 @@
             </w:r>
           </w:p>
         </w:tc>
-      </w:tr>
-      <w:tr>
-        <w:tc>
-          <w:tcPr>
-            <w:tcW w:w="4785" w:type="dxa"/>
-          </w:tcPr>
-          <w:p>
-            <w:pPr>
-              <w:ind w:firstLine="0"/>
-              <w:jc w:val="center"/>
-              <w:rPr>
-                <w:b/>
-                <w:bCs/>
-              </w:rPr>
-            </w:pPr>
-            <w:r>
-              <w:rPr>
-                <w:b/>
-                <w:bCs/>
-              </w:rPr>
-              <w:t>Эскиз</w:t>
-            </w:r>
-            <w:r>
-              <w:rPr>
-                <w:b/>
-                <w:bCs/>
-                <w:lang w:val="en-US"/>
-              </w:rPr>
-              <w:t xml:space="preserve"> </w:t>
-            </w:r>
-            <w:r>
-              <w:rPr>
-                <w:b/>
-                <w:bCs/>
-              </w:rPr>
-              <w:t>макета</w:t>
-            </w:r>
-          </w:p>
-          <w:p>
-            <w:pPr>
-              <w:ind w:firstLine="0"/>
-              <w:jc w:val="center"/>
-            </w:pPr>
-          </w:p>
-        </w:tc>
-        <w:tc>
-          <w:tcPr>
-            <w:tcW w:w="4785" w:type="dxa"/>
-          </w:tcPr>
-          <w:p>
-            <w:pPr>
-              <w:ind w:firstLine="0"/>
-              <w:jc w:val="center"/>
-            </w:pPr>
-            <w:r>
-              <w:rPr>
-                <w:b/>
-                <w:bCs/>
-              </w:rPr>
-              <w:t>В</w:t>
-            </w:r>
-            <w:r>
-              <w:rPr>
-                <w:b/>
-                <w:bCs/>
-              </w:rPr>
-              <w:t>клейка пластиковых деталей</w:t>
-            </w:r>
-          </w:p>
-        </w:tc>
-      </w:tr>
-      <w:tr>
         <w:tc>
           <w:tcPr>
             <w:tcW w:w="4785" w:type="dxa"/>
@@ -4822,7 +4986,7 @@
               <w:pStyle w:val="ae"/>
               <w:keepNext/>
             </w:pPr>
-            <w:bookmarkStart w:id="18" w:name="_Ref221313376"/>
+            <w:bookmarkStart w:id="19" w:name="_Ref221565632"/>
             <w:r>
               <w:t xml:space="preserve">Приложение </w:t>
             </w:r>
@@ -4831,10 +4995,10 @@
                 <w:rPr>
                   <w:noProof/>
                 </w:rPr>
-                <w:t>5</w:t>
+                <w:t>6</w:t>
               </w:r>
             </w:fldSimple>
-            <w:bookmarkEnd w:id="18"/>
+            <w:bookmarkEnd w:id="19"/>
           </w:p>
           <w:p>
             <w:pPr>
@@ -4849,10 +5013,10 @@
                 <w:lang w:eastAsia="ru-RU"/>
               </w:rPr>
               <w:drawing>
-                <wp:inline distT="0" distB="0" distL="0" distR="0" wp14:anchorId="48C4728F" wp14:editId="336BA8CC">
+                <wp:inline distT="0" distB="0" distL="0" distR="0" wp14:anchorId="6823AAA0" wp14:editId="5C389B3D">
                   <wp:extent cx="2570400" cy="2390400"/>
                   <wp:effectExtent l="0" t="0" r="0" b="0"/>
-                  <wp:docPr id="3" name="Рисунок 3"/>
+                  <wp:docPr id="6" name="Рисунок 6"/>
                   <wp:cNvGraphicFramePr>
                     <a:graphicFrameLocks xmlns:a="http://schemas.openxmlformats.org/drawingml/2006/main" noChangeAspect="1"/>
                   </wp:cNvGraphicFramePr>
@@ -4860,19 +5024,21 @@
                     <a:graphicData uri="http://schemas.openxmlformats.org/drawingml/2006/picture">
                       <pic:pic xmlns:pic="http://schemas.openxmlformats.org/drawingml/2006/picture">
                         <pic:nvPicPr>
-                          <pic:cNvPr id="3" name="Рисунок 3"/>
+                          <pic:cNvPr id="6" name="Рисунок 6"/>
                           <pic:cNvPicPr/>
                         </pic:nvPicPr>
-                        <pic:blipFill rotWithShape="1">
-                          <a:blip r:embed="rId19" cstate="print">
+                        <pic:blipFill>
+                          <a:blip r:embed="rId20" cstate="print">
                             <a:extLst>
                               <a:ext uri="{28A0092B-C50C-407E-A947-70E740481C1C}">
                                 <a14:useLocalDpi xmlns:a14="http://schemas.microsoft.com/office/drawing/2010/main" val="0"/>
                               </a:ext>
                             </a:extLst>
                           </a:blip>
-                          <a:srcRect l="6840" t="37002" r="19265" b="10526"/>
-                          <a:stretch/>
+                          <a:srcRect t="5247" b="5247"/>
+                          <a:stretch>
+                            <a:fillRect/>
+                          </a:stretch>
                         </pic:blipFill>
                         <pic:spPr bwMode="auto">
                           <a:xfrm>
@@ -4899,6 +5065,11 @@
             </w:r>
           </w:p>
         </w:tc>
+      </w:tr>
+      <w:tr>
+        <w:trPr>
+          <w:trHeight w:val="1298"/>
+        </w:trPr>
         <w:tc>
           <w:tcPr>
             <w:tcW w:w="4785" w:type="dxa"/>
@@ -4906,7 +5077,265 @@
           <w:p>
             <w:pPr>
               <w:ind w:firstLine="0"/>
+              <w:jc w:val="center"/>
             </w:pPr>
+            <w:r>
+              <w:rPr>
+                <w:b/>
+                <w:bCs/>
+              </w:rPr>
+              <w:t>В</w:t>
+            </w:r>
+            <w:r>
+              <w:rPr>
+                <w:b/>
+                <w:bCs/>
+              </w:rPr>
+              <w:t>клейка пластиковых деталей</w:t>
+            </w:r>
+          </w:p>
+        </w:tc>
+        <w:tc>
+          <w:tcPr>
+            <w:tcW w:w="4785" w:type="dxa"/>
+          </w:tcPr>
+          <w:p>
+            <w:pPr>
+              <w:ind w:firstLine="0"/>
+              <w:jc w:val="center"/>
+            </w:pPr>
+            <w:r>
+              <w:t>Создание дорожек</w:t>
+            </w:r>
+          </w:p>
+        </w:tc>
+      </w:tr>
+      <w:tr>
+        <w:tc>
+          <w:tcPr>
+            <w:tcW w:w="4785" w:type="dxa"/>
+          </w:tcPr>
+          <w:p>
+            <w:pPr>
+              <w:pStyle w:val="ae"/>
+              <w:keepNext/>
+            </w:pPr>
+            <w:bookmarkStart w:id="20" w:name="_Ref221565654"/>
+            <w:r>
+              <w:lastRenderedPageBreak/>
+              <w:t xml:space="preserve">Приложение </w:t>
+            </w:r>
+            <w:r>
+              <w:fldChar w:fldCharType="begin"/>
+            </w:r>
+            <w:r>
+              <w:instrText xml:space="preserve"> SEQ Приложение \* ARABIC </w:instrText>
+            </w:r>
+            <w:r>
+              <w:fldChar w:fldCharType="separate"/>
+            </w:r>
+            <w:r>
+              <w:rPr>
+                <w:noProof/>
+              </w:rPr>
+              <w:t>7</w:t>
+            </w:r>
+            <w:r>
+              <w:fldChar w:fldCharType="end"/>
+            </w:r>
+            <w:bookmarkEnd w:id="20"/>
+          </w:p>
+          <w:p>
+            <w:pPr>
+              <w:ind w:firstLine="0"/>
+              <w:jc w:val="center"/>
+            </w:pPr>
+            <w:r>
+              <w:rPr>
+                <w:b/>
+                <w:bCs/>
+                <w:noProof/>
+                <w:lang w:eastAsia="ru-RU"/>
+              </w:rPr>
+              <w:drawing>
+                <wp:inline distT="0" distB="0" distL="0" distR="0" wp14:anchorId="5DEA12CF" wp14:editId="356FC861">
+                  <wp:extent cx="2570400" cy="2390400"/>
+                  <wp:effectExtent l="0" t="0" r="0" b="0"/>
+                  <wp:docPr id="7" name="Рисунок 7"/>
+                  <wp:cNvGraphicFramePr>
+                    <a:graphicFrameLocks xmlns:a="http://schemas.openxmlformats.org/drawingml/2006/main" noChangeAspect="1"/>
+                  </wp:cNvGraphicFramePr>
+                  <a:graphic xmlns:a="http://schemas.openxmlformats.org/drawingml/2006/main">
+                    <a:graphicData uri="http://schemas.openxmlformats.org/drawingml/2006/picture">
+                      <pic:pic xmlns:pic="http://schemas.openxmlformats.org/drawingml/2006/picture">
+                        <pic:nvPicPr>
+                          <pic:cNvPr id="7" name="Рисунок 7"/>
+                          <pic:cNvPicPr/>
+                        </pic:nvPicPr>
+                        <pic:blipFill>
+                          <a:blip r:embed="rId21" cstate="print">
+                            <a:extLst>
+                              <a:ext uri="{28A0092B-C50C-407E-A947-70E740481C1C}">
+                                <a14:useLocalDpi xmlns:a14="http://schemas.microsoft.com/office/drawing/2010/main" val="0"/>
+                              </a:ext>
+                            </a:extLst>
+                          </a:blip>
+                          <a:srcRect t="15654" b="15654"/>
+                          <a:stretch>
+                            <a:fillRect/>
+                          </a:stretch>
+                        </pic:blipFill>
+                        <pic:spPr bwMode="auto">
+                          <a:xfrm>
+                            <a:off x="0" y="0"/>
+                            <a:ext cx="2570400" cy="2390400"/>
+                          </a:xfrm>
+                          <a:prstGeom prst="rect">
+                            <a:avLst/>
+                          </a:prstGeom>
+                          <a:ln>
+                            <a:noFill/>
+                          </a:ln>
+                          <a:extLst>
+                            <a:ext uri="{53640926-AAD7-44D8-BBD7-CCE9431645EC}">
+                              <a14:shadowObscured xmlns:a14="http://schemas.microsoft.com/office/drawing/2010/main"/>
+                            </a:ext>
+                          </a:extLst>
+                        </pic:spPr>
+                      </pic:pic>
+                    </a:graphicData>
+                  </a:graphic>
+                </wp:inline>
+              </w:drawing>
+            </w:r>
+          </w:p>
+        </w:tc>
+        <w:tc>
+          <w:tcPr>
+            <w:tcW w:w="4785" w:type="dxa"/>
+          </w:tcPr>
+          <w:p>
+            <w:pPr>
+              <w:pStyle w:val="ae"/>
+              <w:keepNext/>
+            </w:pPr>
+            <w:bookmarkStart w:id="21" w:name="_Ref221565691"/>
+            <w:r>
+              <w:t xml:space="preserve">Приложение </w:t>
+            </w:r>
+            <w:r>
+              <w:fldChar w:fldCharType="begin"/>
+            </w:r>
+            <w:r>
+              <w:instrText xml:space="preserve"> SEQ Приложение \* ARABIC </w:instrText>
+            </w:r>
+            <w:r>
+              <w:fldChar w:fldCharType="separate"/>
+            </w:r>
+            <w:r>
+              <w:rPr>
+                <w:noProof/>
+              </w:rPr>
+              <w:t>8</w:t>
+            </w:r>
+            <w:r>
+              <w:fldChar w:fldCharType="end"/>
+            </w:r>
+            <w:bookmarkEnd w:id="21"/>
+          </w:p>
+          <w:p>
+            <w:pPr>
+              <w:ind w:firstLine="0"/>
+              <w:jc w:val="center"/>
+            </w:pPr>
+            <w:r>
+              <w:rPr>
+                <w:b/>
+                <w:bCs/>
+                <w:noProof/>
+                <w:lang w:eastAsia="ru-RU"/>
+              </w:rPr>
+              <w:drawing>
+                <wp:inline distT="0" distB="0" distL="0" distR="0" wp14:anchorId="1B31A406" wp14:editId="528826ED">
+                  <wp:extent cx="2570400" cy="2390400"/>
+                  <wp:effectExtent l="0" t="0" r="0" b="0"/>
+                  <wp:docPr id="8" name="Рисунок 8"/>
+                  <wp:cNvGraphicFramePr>
+                    <a:graphicFrameLocks xmlns:a="http://schemas.openxmlformats.org/drawingml/2006/main" noChangeAspect="1"/>
+                  </wp:cNvGraphicFramePr>
+                  <a:graphic xmlns:a="http://schemas.openxmlformats.org/drawingml/2006/main">
+                    <a:graphicData uri="http://schemas.openxmlformats.org/drawingml/2006/picture">
+                      <pic:pic xmlns:pic="http://schemas.openxmlformats.org/drawingml/2006/picture">
+                        <pic:nvPicPr>
+                          <pic:cNvPr id="8" name="Рисунок 8"/>
+                          <pic:cNvPicPr/>
+                        </pic:nvPicPr>
+                        <pic:blipFill>
+                          <a:blip r:embed="rId22" cstate="print">
+                            <a:extLst>
+                              <a:ext uri="{28A0092B-C50C-407E-A947-70E740481C1C}">
+                                <a14:useLocalDpi xmlns:a14="http://schemas.microsoft.com/office/drawing/2010/main" val="0"/>
+                              </a:ext>
+                            </a:extLst>
+                          </a:blip>
+                          <a:srcRect l="9126" r="9126"/>
+                          <a:stretch>
+                            <a:fillRect/>
+                          </a:stretch>
+                        </pic:blipFill>
+                        <pic:spPr bwMode="auto">
+                          <a:xfrm>
+                            <a:off x="0" y="0"/>
+                            <a:ext cx="2570400" cy="2390400"/>
+                          </a:xfrm>
+                          <a:prstGeom prst="rect">
+                            <a:avLst/>
+                          </a:prstGeom>
+                          <a:extLst>
+                            <a:ext uri="{53640926-AAD7-44D8-BBD7-CCE9431645EC}">
+                              <a14:shadowObscured xmlns:a14="http://schemas.microsoft.com/office/drawing/2010/main"/>
+                            </a:ext>
+                          </a:extLst>
+                        </pic:spPr>
+                      </pic:pic>
+                    </a:graphicData>
+                  </a:graphic>
+                </wp:inline>
+              </w:drawing>
+            </w:r>
+          </w:p>
+        </w:tc>
+      </w:tr>
+      <w:tr>
+        <w:trPr>
+          <w:trHeight w:val="863"/>
+        </w:trPr>
+        <w:tc>
+          <w:tcPr>
+            <w:tcW w:w="4785" w:type="dxa"/>
+          </w:tcPr>
+          <w:p>
+            <w:pPr>
+              <w:ind w:firstLine="0"/>
+              <w:jc w:val="center"/>
+            </w:pPr>
+            <w:r>
+              <w:t>Создание выхода на крышу</w:t>
+            </w:r>
+          </w:p>
+        </w:tc>
+        <w:tc>
+          <w:tcPr>
+            <w:tcW w:w="4785" w:type="dxa"/>
+          </w:tcPr>
+          <w:p>
+            <w:pPr>
+              <w:ind w:firstLine="0"/>
+              <w:jc w:val="center"/>
+            </w:pPr>
+            <w:r>
+              <w:t>Макет</w:t>
+            </w:r>
           </w:p>
         </w:tc>
       </w:tr>
@@ -4920,20 +5349,6 @@
               <w:ind w:firstLine="0"/>
               <w:jc w:val="center"/>
             </w:pPr>
-            <w:r>
-              <w:rPr>
-                <w:b/>
-                <w:bCs/>
-              </w:rPr>
-              <w:t>Н</w:t>
-            </w:r>
-            <w:r>
-              <w:rPr>
-                <w:b/>
-                <w:bCs/>
-              </w:rPr>
-              <w:t>анесение газона на макет</w:t>
-            </w:r>
           </w:p>
         </w:tc>
         <w:tc>
@@ -4943,50 +5358,7 @@
           <w:p>
             <w:pPr>
               <w:ind w:firstLine="0"/>
-            </w:pPr>
-          </w:p>
-        </w:tc>
-      </w:tr>
-      <w:tr>
-        <w:tc>
-          <w:tcPr>
-            <w:tcW w:w="4785" w:type="dxa"/>
-          </w:tcPr>
-          <w:p>
-            <w:pPr>
-              <w:ind w:firstLine="0"/>
-            </w:pPr>
-          </w:p>
-        </w:tc>
-        <w:tc>
-          <w:tcPr>
-            <w:tcW w:w="4785" w:type="dxa"/>
-          </w:tcPr>
-          <w:p>
-            <w:pPr>
-              <w:ind w:firstLine="0"/>
-            </w:pPr>
-          </w:p>
-        </w:tc>
-      </w:tr>
-      <w:tr>
-        <w:tc>
-          <w:tcPr>
-            <w:tcW w:w="4785" w:type="dxa"/>
-          </w:tcPr>
-          <w:p>
-            <w:pPr>
-              <w:ind w:firstLine="0"/>
-            </w:pPr>
-          </w:p>
-        </w:tc>
-        <w:tc>
-          <w:tcPr>
-            <w:tcW w:w="4785" w:type="dxa"/>
-          </w:tcPr>
-          <w:p>
-            <w:pPr>
-              <w:ind w:firstLine="0"/>
+              <w:jc w:val="center"/>
             </w:pPr>
           </w:p>
         </w:tc>
@@ -4994,7 +5366,7 @@
     </w:tbl>
     <w:p/>
     <w:sectPr>
-      <w:footerReference w:type="default" r:id="rId20"/>
+      <w:footerReference w:type="default" r:id="rId23"/>
       <w:pgSz w:w="11906" w:h="16838"/>
       <w:pgMar w:top="1134" w:right="851" w:bottom="1134" w:left="1701" w:header="0" w:footer="0" w:gutter="0"/>
       <w:pgNumType w:start="1"/>
@@ -5935,7 +6307,7 @@
         <w:rFonts w:hint="default"/>
       </w:rPr>
     </w:lvl>
-    <w:lvl w:ilvl="1" w:tplc="04190003" w:tentative="1">
+    <w:lvl w:ilvl="1" w:tplc="04190003">
       <w:start w:val="1"/>
       <w:numFmt w:val="bullet"/>
       <w:lvlText w:val="o"/>
@@ -6033,6 +6405,119 @@
     </w:lvl>
   </w:abstractNum>
   <w:abstractNum w:abstractNumId="17" w15:restartNumberingAfterBreak="0">
+    <w:nsid w:val="4CC85AD8"/>
+    <w:multiLevelType w:val="hybridMultilevel"/>
+    <w:tmpl w:val="BE44C30E"/>
+    <w:lvl w:ilvl="0" w:tplc="AA3EAE52">
+      <w:start w:val="1"/>
+      <w:numFmt w:val="decimal"/>
+      <w:lvlText w:val="%1."/>
+      <w:lvlJc w:val="left"/>
+      <w:pPr>
+        <w:tabs>
+          <w:tab w:val="num" w:pos="720"/>
+        </w:tabs>
+        <w:ind w:left="720" w:hanging="360"/>
+      </w:pPr>
+    </w:lvl>
+    <w:lvl w:ilvl="1" w:tplc="07B28E88">
+      <w:start w:val="1"/>
+      <w:numFmt w:val="decimal"/>
+      <w:lvlText w:val="%2."/>
+      <w:lvlJc w:val="left"/>
+      <w:pPr>
+        <w:tabs>
+          <w:tab w:val="num" w:pos="1440"/>
+        </w:tabs>
+        <w:ind w:left="1440" w:hanging="360"/>
+      </w:pPr>
+    </w:lvl>
+    <w:lvl w:ilvl="2" w:tplc="822EABC8" w:tentative="1">
+      <w:start w:val="1"/>
+      <w:numFmt w:val="decimal"/>
+      <w:lvlText w:val="%3."/>
+      <w:lvlJc w:val="left"/>
+      <w:pPr>
+        <w:tabs>
+          <w:tab w:val="num" w:pos="2160"/>
+        </w:tabs>
+        <w:ind w:left="2160" w:hanging="360"/>
+      </w:pPr>
+    </w:lvl>
+    <w:lvl w:ilvl="3" w:tplc="A95EEC7A" w:tentative="1">
+      <w:start w:val="1"/>
+      <w:numFmt w:val="decimal"/>
+      <w:lvlText w:val="%4."/>
+      <w:lvlJc w:val="left"/>
+      <w:pPr>
+        <w:tabs>
+          <w:tab w:val="num" w:pos="2880"/>
+        </w:tabs>
+        <w:ind w:left="2880" w:hanging="360"/>
+      </w:pPr>
+    </w:lvl>
+    <w:lvl w:ilvl="4" w:tplc="CAFA75C2" w:tentative="1">
+      <w:start w:val="1"/>
+      <w:numFmt w:val="decimal"/>
+      <w:lvlText w:val="%5."/>
+      <w:lvlJc w:val="left"/>
+      <w:pPr>
+        <w:tabs>
+          <w:tab w:val="num" w:pos="3600"/>
+        </w:tabs>
+        <w:ind w:left="3600" w:hanging="360"/>
+      </w:pPr>
+    </w:lvl>
+    <w:lvl w:ilvl="5" w:tplc="F64ED0D8" w:tentative="1">
+      <w:start w:val="1"/>
+      <w:numFmt w:val="decimal"/>
+      <w:lvlText w:val="%6."/>
+      <w:lvlJc w:val="left"/>
+      <w:pPr>
+        <w:tabs>
+          <w:tab w:val="num" w:pos="4320"/>
+        </w:tabs>
+        <w:ind w:left="4320" w:hanging="360"/>
+      </w:pPr>
+    </w:lvl>
+    <w:lvl w:ilvl="6" w:tplc="84EE2988" w:tentative="1">
+      <w:start w:val="1"/>
+      <w:numFmt w:val="decimal"/>
+      <w:lvlText w:val="%7."/>
+      <w:lvlJc w:val="left"/>
+      <w:pPr>
+        <w:tabs>
+          <w:tab w:val="num" w:pos="5040"/>
+        </w:tabs>
+        <w:ind w:left="5040" w:hanging="360"/>
+      </w:pPr>
+    </w:lvl>
+    <w:lvl w:ilvl="7" w:tplc="CB260A26" w:tentative="1">
+      <w:start w:val="1"/>
+      <w:numFmt w:val="decimal"/>
+      <w:lvlText w:val="%8."/>
+      <w:lvlJc w:val="left"/>
+      <w:pPr>
+        <w:tabs>
+          <w:tab w:val="num" w:pos="5760"/>
+        </w:tabs>
+        <w:ind w:left="5760" w:hanging="360"/>
+      </w:pPr>
+    </w:lvl>
+    <w:lvl w:ilvl="8" w:tplc="D77EB34A" w:tentative="1">
+      <w:start w:val="1"/>
+      <w:numFmt w:val="decimal"/>
+      <w:lvlText w:val="%9."/>
+      <w:lvlJc w:val="left"/>
+      <w:pPr>
+        <w:tabs>
+          <w:tab w:val="num" w:pos="6480"/>
+        </w:tabs>
+        <w:ind w:left="6480" w:hanging="360"/>
+      </w:pPr>
+    </w:lvl>
+  </w:abstractNum>
+  <w:abstractNum w:abstractNumId="18" w15:restartNumberingAfterBreak="0">
     <w:nsid w:val="4F467688"/>
     <w:multiLevelType w:val="hybridMultilevel"/>
     <w:tmpl w:val="A2948C74"/>
@@ -6121,7 +6606,7 @@
       </w:pPr>
     </w:lvl>
   </w:abstractNum>
-  <w:abstractNum w:abstractNumId="18" w15:restartNumberingAfterBreak="0">
+  <w:abstractNum w:abstractNumId="19" w15:restartNumberingAfterBreak="0">
     <w:nsid w:val="520A15BC"/>
     <w:multiLevelType w:val="hybridMultilevel"/>
     <w:tmpl w:val="0A86F580"/>
@@ -6207,7 +6692,7 @@
       </w:pPr>
     </w:lvl>
   </w:abstractNum>
-  <w:abstractNum w:abstractNumId="19" w15:restartNumberingAfterBreak="0">
+  <w:abstractNum w:abstractNumId="20" w15:restartNumberingAfterBreak="0">
     <w:nsid w:val="54DC3736"/>
     <w:multiLevelType w:val="hybridMultilevel"/>
     <w:tmpl w:val="CB309898"/>
@@ -6320,7 +6805,7 @@
       </w:pPr>
     </w:lvl>
   </w:abstractNum>
-  <w:abstractNum w:abstractNumId="20" w15:restartNumberingAfterBreak="0">
+  <w:abstractNum w:abstractNumId="21" w15:restartNumberingAfterBreak="0">
     <w:nsid w:val="55282271"/>
     <w:multiLevelType w:val="hybridMultilevel"/>
     <w:tmpl w:val="5E206614"/>
@@ -6409,7 +6894,7 @@
       </w:pPr>
     </w:lvl>
   </w:abstractNum>
-  <w:abstractNum w:abstractNumId="21" w15:restartNumberingAfterBreak="0">
+  <w:abstractNum w:abstractNumId="22" w15:restartNumberingAfterBreak="0">
     <w:nsid w:val="5EF776B5"/>
     <w:multiLevelType w:val="hybridMultilevel"/>
     <w:tmpl w:val="85C40E78"/>
@@ -6522,7 +7007,7 @@
       </w:pPr>
     </w:lvl>
   </w:abstractNum>
-  <w:abstractNum w:abstractNumId="22" w15:restartNumberingAfterBreak="0">
+  <w:abstractNum w:abstractNumId="23" w15:restartNumberingAfterBreak="0">
     <w:nsid w:val="7F175EE2"/>
     <w:multiLevelType w:val="hybridMultilevel"/>
     <w:tmpl w:val="5E206614"/>
@@ -6648,10 +7133,10 @@
     <w:abstractNumId w:val="11"/>
   </w:num>
   <w:num w:numId="13" w16cid:durableId="611326366">
-    <w:abstractNumId w:val="18"/>
+    <w:abstractNumId w:val="19"/>
   </w:num>
   <w:num w:numId="14" w16cid:durableId="548226594">
-    <w:abstractNumId w:val="17"/>
+    <w:abstractNumId w:val="18"/>
   </w:num>
   <w:num w:numId="15" w16cid:durableId="1901817884">
     <w:abstractNumId w:val="15"/>
@@ -6669,16 +7154,19 @@
     <w:abstractNumId w:val="14"/>
   </w:num>
   <w:num w:numId="20" w16cid:durableId="1511064329">
-    <w:abstractNumId w:val="19"/>
+    <w:abstractNumId w:val="20"/>
   </w:num>
   <w:num w:numId="21" w16cid:durableId="371421246">
+    <w:abstractNumId w:val="22"/>
+  </w:num>
+  <w:num w:numId="22" w16cid:durableId="1312172047">
     <w:abstractNumId w:val="21"/>
   </w:num>
-  <w:num w:numId="22" w16cid:durableId="1312172047">
-    <w:abstractNumId w:val="20"/>
+  <w:num w:numId="23" w16cid:durableId="1064983225">
+    <w:abstractNumId w:val="23"/>
   </w:num>
-  <w:num w:numId="23" w16cid:durableId="1064983225">
-    <w:abstractNumId w:val="22"/>
+  <w:num w:numId="24" w16cid:durableId="515727483">
+    <w:abstractNumId w:val="17"/>
   </w:num>
 </w:numbering>
 </file>
@@ -7284,7 +7772,6 @@
   <w:style w:type="character" w:default="1" w:styleId="a0">
     <w:name w:val="Default Paragraph Font"/>
     <w:uiPriority w:val="1"/>
-    <w:semiHidden/>
     <w:unhideWhenUsed/>
   </w:style>
   <w:style w:type="table" w:default="1" w:styleId="a1">

--- a/10б Неумойчева.docx
+++ b/10б Неумойчева.docx
@@ -1351,9 +1351,6 @@
       </w:r>
       <w:r>
         <w:t xml:space="preserve"> </w:t>
-      </w:r>
-      <w:r>
-        <w:t xml:space="preserve">создать макет парка и </w:t>
       </w:r>
       <w:r>
         <w:t xml:space="preserve">привлечь внимание к идее </w:t>
@@ -2467,10 +2464,7 @@
         <w:t>(</w:t>
       </w:r>
       <w:r>
-        <w:t>см.</w:t>
-      </w:r>
-      <w:r>
-        <w:t xml:space="preserve"> </w:t>
+        <w:t xml:space="preserve">см. </w:t>
       </w:r>
       <w:r>
         <w:fldChar w:fldCharType="begin"/>
@@ -2952,7 +2946,13 @@
     <w:p>
       <w:r>
         <w:lastRenderedPageBreak/>
-        <w:t xml:space="preserve">Обращаюсь к вам с инициативой, направленной на повышение качества городской среды и реализацию экологической стратегии Москвы. Речь идёт о развитии и поддержке создания парков на крышах многоэтажных жилых зданий. </w:t>
+        <w:t xml:space="preserve">Обращаюсь к </w:t>
+      </w:r>
+      <w:r>
+        <w:t>В</w:t>
+      </w:r>
+      <w:r>
+        <w:t xml:space="preserve">ам с инициативой, направленной на повышение качества городской среды и реализацию экологической стратегии Москвы. Речь идёт о развитии и поддержке создания парков на крышах многоэтажных жилых зданий. </w:t>
       </w:r>
     </w:p>
     <w:p>
@@ -2960,15 +2960,27 @@
         <w:t>Интенсивная застройка приводит к эффекту «теплового острова». Это усугубляет загрязнение возду</w:t>
       </w:r>
       <w:r>
-        <w:t xml:space="preserve">ха и дискомфорт городской среды. А дефицит зеленых зон из-за плотной застройки приводит к ухудшению микроклимата, повышенной запыленности и шумовому загрязнению, что негативно влияет на здоровье и комфорт жителей. </w:t>
-      </w:r>
-      <w:r>
-        <w:t>Высокий темп жизни горожанина сильно усложняет возможность посещения парка, находящегося более, чем в получасе от дома.</w:t>
-      </w:r>
-    </w:p>
-    <w:p>
-      <w:r>
-        <w:t>Создание парков на крышах является способом уменьшить влияние этих проблем. Растительность поглощает пыль и вредные газы, естественным образом охлаждает воздух и снижает нагрузку на ливневую канализацию. Таким образом, парки могут создать устойчивую, здоровую экосистему.</w:t>
+        <w:t>ха и дискомфорт городской среды. А дефицит зел</w:t>
+      </w:r>
+      <w:r>
+        <w:t>ё</w:t>
+      </w:r>
+      <w:r>
+        <w:t>ных зон из-за плотной застройки приводит к ухудшению микроклимата, повышенной запыл</w:t>
+      </w:r>
+      <w:r>
+        <w:t>ё</w:t>
+      </w:r>
+      <w:r>
+        <w:t xml:space="preserve">нности и шумовому загрязнению, что негативно влияет на здоровье и комфорт жителей. </w:t>
+      </w:r>
+      <w:r>
+        <w:t>Высокий темп жизни горожанина сильно усложняет возможность посещения парка, находящегося более чем в получасе от дома.</w:t>
+      </w:r>
+    </w:p>
+    <w:p>
+      <w:r>
+        <w:t>Создание парков на крышах является способом уменьшить влияние этих проблем. Растительность поглощает пыль и вредные газы, естественным образом охлаждает воздух и снижает нагрузку на ливневую канализацию. Таким образом, парки могут создать устойчивую здоровую экосистему.</w:t>
       </w:r>
     </w:p>
     <w:p>
@@ -3070,6 +3082,19 @@
       </w:pPr>
       <w:r>
         <w:lastRenderedPageBreak/>
+        <w:t>Заключение</w:t>
+      </w:r>
+    </w:p>
+    <w:p>
+      <w:r>
+        <w:t>В ходе работы над проектом была подтверждена высокая актуальность проблемы дефицита зелёных зон в условиях плотной городской застройки. Изучение теоретического материала и зарубежного опыта доказало, что создание парков на крышах является оптимальным решением для снижения эффекта «теплового острова», очистки воздуха и управления ливневыми стоками. В практической части был изготовлен наглядный макет, а также проведён расчёт, показавший, что озеленение крыш способно более чем вдвое увеличить площадь зелёных зон в жилом квартале. Итогом работы стало обращение к правительству Москвы с целью привлечения внимания к моей инициативе и получения поддержки с его стороны.</w:t>
+      </w:r>
+    </w:p>
+    <w:p>
+      <w:pPr>
+        <w:pStyle w:val="1"/>
+      </w:pPr>
+      <w:r>
         <w:t>И</w:t>
       </w:r>
       <w:r>
@@ -3585,7 +3610,14 @@
         <w:rPr>
           <w:lang w:val="en-US"/>
         </w:rPr>
-        <w:t>, (2024). The capacity of trees to remove particulate matter and lead and its impact on tree health.  BIODIVERSITAS ISSN: 1412-033X</w:t>
+        <w:t xml:space="preserve">, </w:t>
+      </w:r>
+      <w:r>
+        <w:rPr>
+          <w:lang w:val="en-US"/>
+        </w:rPr>
+        <w:lastRenderedPageBreak/>
+        <w:t>(2024). The capacity of trees to remove particulate matter and lead and its impact on tree health.  BIODIVERSITAS ISSN: 1412-033X</w:t>
       </w:r>
       <w:r>
         <w:rPr>
@@ -3886,7 +3918,21 @@
         <w:rPr>
           <w:lang w:val="en-US"/>
         </w:rPr>
-        <w:t xml:space="preserve"> (2024). How Trees Clean The Air. URL</w:t>
+        <w:t xml:space="preserve"> (2024). How Trees Clean </w:t>
+      </w:r>
+      <w:proofErr w:type="gramStart"/>
+      <w:r>
+        <w:rPr>
+          <w:lang w:val="en-US"/>
+        </w:rPr>
+        <w:t>The</w:t>
+      </w:r>
+      <w:proofErr w:type="gramEnd"/>
+      <w:r>
+        <w:rPr>
+          <w:lang w:val="en-US"/>
+        </w:rPr>
+        <w:t xml:space="preserve"> Air. URL</w:t>
       </w:r>
       <w:r>
         <w:t xml:space="preserve">: </w:t>
@@ -3905,6 +3951,7 @@
           </w:rPr>
           <w:t>://</w:t>
         </w:r>
+        <w:proofErr w:type="spellStart"/>
         <w:r>
           <w:rPr>
             <w:rStyle w:val="afb"/>
@@ -3912,6 +3959,7 @@
           </w:rPr>
           <w:t>onetreeplanted</w:t>
         </w:r>
+        <w:proofErr w:type="spellEnd"/>
         <w:r>
           <w:rPr>
             <w:rStyle w:val="afb"/>
@@ -4032,7 +4080,6 @@
         <w:rPr>
           <w:lang w:val="en-US"/>
         </w:rPr>
-        <w:lastRenderedPageBreak/>
         <w:t xml:space="preserve">Claudia Alessio </w:t>
       </w:r>
       <w:proofErr w:type="spellStart"/>
@@ -5125,24 +5172,14 @@
               <w:lastRenderedPageBreak/>
               <w:t xml:space="preserve">Приложение </w:t>
             </w:r>
-            <w:r>
-              <w:fldChar w:fldCharType="begin"/>
-            </w:r>
-            <w:r>
-              <w:instrText xml:space="preserve"> SEQ Приложение \* ARABIC </w:instrText>
-            </w:r>
-            <w:r>
-              <w:fldChar w:fldCharType="separate"/>
-            </w:r>
-            <w:r>
-              <w:rPr>
-                <w:noProof/>
-              </w:rPr>
-              <w:t>7</w:t>
-            </w:r>
-            <w:r>
-              <w:fldChar w:fldCharType="end"/>
-            </w:r>
+            <w:fldSimple w:instr=" SEQ Приложение \* ARABIC ">
+              <w:r>
+                <w:rPr>
+                  <w:noProof/>
+                </w:rPr>
+                <w:t>7</w:t>
+              </w:r>
+            </w:fldSimple>
             <w:bookmarkEnd w:id="20"/>
           </w:p>
           <w:p>
@@ -5223,24 +5260,14 @@
             <w:r>
               <w:t xml:space="preserve">Приложение </w:t>
             </w:r>
-            <w:r>
-              <w:fldChar w:fldCharType="begin"/>
-            </w:r>
-            <w:r>
-              <w:instrText xml:space="preserve"> SEQ Приложение \* ARABIC </w:instrText>
-            </w:r>
-            <w:r>
-              <w:fldChar w:fldCharType="separate"/>
-            </w:r>
-            <w:r>
-              <w:rPr>
-                <w:noProof/>
-              </w:rPr>
-              <w:t>8</w:t>
-            </w:r>
-            <w:r>
-              <w:fldChar w:fldCharType="end"/>
-            </w:r>
+            <w:fldSimple w:instr=" SEQ Приложение \* ARABIC ">
+              <w:r>
+                <w:rPr>
+                  <w:noProof/>
+                </w:rPr>
+                <w:t>8</w:t>
+              </w:r>
+            </w:fldSimple>
             <w:bookmarkEnd w:id="21"/>
           </w:p>
           <w:p>
@@ -5256,7 +5283,7 @@
                 <w:lang w:eastAsia="ru-RU"/>
               </w:rPr>
               <w:drawing>
-                <wp:inline distT="0" distB="0" distL="0" distR="0" wp14:anchorId="1B31A406" wp14:editId="528826ED">
+                <wp:inline distT="0" distB="0" distL="0" distR="0" wp14:anchorId="1B31A406" wp14:editId="4E29F5D9">
                   <wp:extent cx="2570400" cy="2390400"/>
                   <wp:effectExtent l="0" t="0" r="0" b="0"/>
                   <wp:docPr id="8" name="Рисунок 8"/>
@@ -5270,7 +5297,7 @@
                           <pic:cNvPr id="8" name="Рисунок 8"/>
                           <pic:cNvPicPr/>
                         </pic:nvPicPr>
-                        <pic:blipFill>
+                        <pic:blipFill rotWithShape="1">
                           <a:blip r:embed="rId22" cstate="print">
                             <a:extLst>
                               <a:ext uri="{28A0092B-C50C-407E-A947-70E740481C1C}">
@@ -5278,10 +5305,8 @@
                               </a:ext>
                             </a:extLst>
                           </a:blip>
-                          <a:srcRect l="9126" r="9126"/>
-                          <a:stretch>
-                            <a:fillRect/>
-                          </a:stretch>
+                          <a:srcRect l="-6197" t="2016" r="-6451" b="4318"/>
+                          <a:stretch/>
                         </pic:blipFill>
                         <pic:spPr bwMode="auto">
                           <a:xfrm>
@@ -7772,6 +7797,7 @@
   <w:style w:type="character" w:default="1" w:styleId="a0">
     <w:name w:val="Default Paragraph Font"/>
     <w:uiPriority w:val="1"/>
+    <w:semiHidden/>
     <w:unhideWhenUsed/>
   </w:style>
   <w:style w:type="table" w:default="1" w:styleId="a1">

--- a/10б Неумойчева.docx
+++ b/10б Неумойчева.docx
@@ -203,11 +203,13 @@
         <w:t>учитель истории и обществознания</w:t>
       </w:r>
       <w:r>
-        <w:t>,</w:t>
-      </w:r>
-      <w:r>
         <w:t xml:space="preserve"> </w:t>
       </w:r>
+    </w:p>
+    <w:p>
+      <w:pPr>
+        <w:pStyle w:val="af9"/>
+      </w:pPr>
       <w:r>
         <w:t>Комова</w:t>
       </w:r>
@@ -1353,7 +1355,10 @@
         <w:t xml:space="preserve"> </w:t>
       </w:r>
       <w:r>
-        <w:t xml:space="preserve">привлечь внимание к идее </w:t>
+        <w:t>привлечение внимания</w:t>
+      </w:r>
+      <w:r>
+        <w:t xml:space="preserve"> к идее </w:t>
       </w:r>
       <w:r>
         <w:t>повсеместного создания парков на крышах многоэтажных зданий как способа повышения экологической устойчивости, качества жизни горожан и адаптации городской среды к климатическим изменениям.</w:t>
@@ -1420,7 +1425,10 @@
         <w:ind w:left="1069" w:firstLine="0"/>
       </w:pPr>
       <w:r>
-        <w:t>написать обращение к правительству Москвы о поддержке создания парков на крышах</w:t>
+        <w:t>Составить</w:t>
+      </w:r>
+      <w:r>
+        <w:t xml:space="preserve"> обращение к правительству Москвы о поддержке создания парков на крышах</w:t>
       </w:r>
     </w:p>
     <w:p>
@@ -2526,15 +2534,15 @@
         </w:numPr>
       </w:pPr>
       <w:r>
+        <w:t>создание цветной клеевой основы</w:t>
+      </w:r>
+    </w:p>
+    <w:p>
+      <w:pPr>
+        <w:ind w:left="1429" w:firstLine="0"/>
+      </w:pPr>
+      <w:r>
         <w:lastRenderedPageBreak/>
-        <w:t>создание цветной клеевой основы</w:t>
-      </w:r>
-    </w:p>
-    <w:p>
-      <w:pPr>
-        <w:ind w:left="1429" w:firstLine="0"/>
-      </w:pPr>
-      <w:r>
         <w:t xml:space="preserve">а. </w:t>
       </w:r>
       <w:r>
@@ -2798,7 +2806,7 @@
     </w:p>
     <w:p>
       <w:r>
-        <w:t xml:space="preserve">Расчет проводился на примере ЖК «Жулебино парк» (Люберцы, ул. Летчика Ларюшина). (см </w:t>
+        <w:t xml:space="preserve">Расчет проводился на примере ЖК «Жулебино парк». (см </w:t>
       </w:r>
       <w:r>
         <w:fldChar w:fldCharType="begin"/>
@@ -2945,14 +2953,17 @@
     </w:p>
     <w:p>
       <w:r>
+        <w:t xml:space="preserve">Обращаюсь к </w:t>
+      </w:r>
+      <w:r>
+        <w:t>В</w:t>
+      </w:r>
+      <w:r>
+        <w:t xml:space="preserve">ам с инициативой, направленной на повышение качества городской среды и реализацию экологической стратегии Москвы. Речь идёт о </w:t>
+      </w:r>
+      <w:r>
         <w:lastRenderedPageBreak/>
-        <w:t xml:space="preserve">Обращаюсь к </w:t>
-      </w:r>
-      <w:r>
-        <w:t>В</w:t>
-      </w:r>
-      <w:r>
-        <w:t xml:space="preserve">ам с инициативой, направленной на повышение качества городской среды и реализацию экологической стратегии Москвы. Речь идёт о развитии и поддержке создания парков на крышах многоэтажных жилых зданий. </w:t>
+        <w:t xml:space="preserve">развитии и поддержке создания парков на крышах многоэтажных жилых зданий. </w:t>
       </w:r>
     </w:p>
     <w:p>
@@ -3610,187 +3621,204 @@
         <w:rPr>
           <w:lang w:val="en-US"/>
         </w:rPr>
+        <w:t xml:space="preserve">, (2024). The capacity </w:t>
+      </w:r>
+      <w:r>
+        <w:rPr>
+          <w:lang w:val="en-US"/>
+        </w:rPr>
+        <w:lastRenderedPageBreak/>
+        <w:t>of trees to remove particulate matter and lead and its impact on tree health.  BIODIVERSITAS ISSN: 1412-033X</w:t>
+      </w:r>
+      <w:r>
+        <w:rPr>
+          <w:lang w:val="en-US"/>
+        </w:rPr>
         <w:t xml:space="preserve">, </w:t>
       </w:r>
       <w:r>
         <w:rPr>
           <w:lang w:val="en-US"/>
         </w:rPr>
-        <w:lastRenderedPageBreak/>
-        <w:t>(2024). The capacity of trees to remove particulate matter and lead and its impact on tree health.  BIODIVERSITAS ISSN: 1412-033X</w:t>
-      </w:r>
+        <w:t xml:space="preserve">Volume 25, Number 8, </w:t>
+      </w:r>
+      <w:proofErr w:type="spellStart"/>
       <w:r>
         <w:rPr>
           <w:lang w:val="en-US"/>
         </w:rPr>
-        <w:t xml:space="preserve">, </w:t>
-      </w:r>
+        <w:t>Год</w:t>
+      </w:r>
+      <w:proofErr w:type="spellEnd"/>
       <w:r>
         <w:rPr>
           <w:lang w:val="en-US"/>
         </w:rPr>
-        <w:t xml:space="preserve">Volume 25, Number 8, </w:t>
+        <w:t xml:space="preserve"> 2024</w:t>
+      </w:r>
+      <w:r>
+        <w:rPr>
+          <w:lang w:val="en-US"/>
+        </w:rPr>
+        <w:t>,</w:t>
+      </w:r>
+      <w:r>
+        <w:rPr>
+          <w:lang w:val="en-US"/>
+        </w:rPr>
+        <w:t xml:space="preserve"> 2541-2551</w:t>
+      </w:r>
+      <w:r>
+        <w:rPr>
+          <w:lang w:val="en-US"/>
+        </w:rPr>
+        <w:t>.</w:t>
+      </w:r>
+      <w:r>
+        <w:rPr>
+          <w:lang w:val="en-US"/>
+        </w:rPr>
+        <w:t xml:space="preserve"> DOI</w:t>
+      </w:r>
+      <w:r>
+        <w:rPr>
+          <w:lang w:val="en-US"/>
+        </w:rPr>
+        <w:t>: 10.13057/</w:t>
       </w:r>
       <w:proofErr w:type="spellStart"/>
       <w:r>
         <w:rPr>
           <w:lang w:val="en-US"/>
         </w:rPr>
-        <w:t>Год</w:t>
+        <w:t>biodiv</w:t>
       </w:r>
       <w:proofErr w:type="spellEnd"/>
       <w:r>
         <w:rPr>
           <w:lang w:val="en-US"/>
         </w:rPr>
-        <w:t xml:space="preserve"> 2024</w:t>
+        <w:t>/</w:t>
       </w:r>
       <w:r>
         <w:rPr>
           <w:lang w:val="en-US"/>
         </w:rPr>
-        <w:t>,</w:t>
+        <w:t>d</w:t>
       </w:r>
       <w:r>
         <w:rPr>
           <w:lang w:val="en-US"/>
         </w:rPr>
-        <w:t xml:space="preserve"> 2541-2551</w:t>
+        <w:t>250826</w:t>
       </w:r>
       <w:r>
         <w:rPr>
           <w:lang w:val="en-US"/>
         </w:rPr>
+        <w:t xml:space="preserve"> </w:t>
+      </w:r>
+      <w:r>
+        <w:rPr>
+          <w:lang w:val="en-US"/>
+        </w:rPr>
+        <w:t>URL</w:t>
+      </w:r>
+      <w:r>
+        <w:rPr>
+          <w:lang w:val="en-US"/>
+        </w:rPr>
+        <w:t xml:space="preserve">: </w:t>
+      </w:r>
+      <w:r>
+        <w:fldChar w:fldCharType="begin"/>
+      </w:r>
+      <w:r>
+        <w:rPr>
+          <w:lang w:val="en-US"/>
+        </w:rPr>
+        <w:instrText>HYPERLINK "https://doi.org/10.13057/biodiv/d250826"</w:instrText>
+      </w:r>
+      <w:r>
+        <w:fldChar w:fldCharType="separate"/>
+      </w:r>
+      <w:r>
+        <w:rPr>
+          <w:rStyle w:val="afb"/>
+          <w:lang w:val="en-US"/>
+        </w:rPr>
+        <w:t>https</w:t>
+      </w:r>
+      <w:r>
+        <w:rPr>
+          <w:rStyle w:val="afb"/>
+          <w:lang w:val="en-US"/>
+        </w:rPr>
+        <w:t>://</w:t>
+      </w:r>
+      <w:r>
+        <w:rPr>
+          <w:rStyle w:val="afb"/>
+          <w:lang w:val="en-US"/>
+        </w:rPr>
+        <w:t>doi</w:t>
+      </w:r>
+      <w:r>
+        <w:rPr>
+          <w:rStyle w:val="afb"/>
+          <w:lang w:val="en-US"/>
+        </w:rPr>
         <w:t>.</w:t>
       </w:r>
       <w:r>
         <w:rPr>
+          <w:rStyle w:val="afb"/>
           <w:lang w:val="en-US"/>
         </w:rPr>
-        <w:t xml:space="preserve"> DOI</w:t>
-      </w:r>
-      <w:r>
-        <w:rPr>
+        <w:t>org</w:t>
+      </w:r>
+      <w:r>
+        <w:rPr>
+          <w:rStyle w:val="afb"/>
           <w:lang w:val="en-US"/>
         </w:rPr>
-        <w:t>: 10.13057/</w:t>
-      </w:r>
-      <w:proofErr w:type="spellStart"/>
-      <w:r>
-        <w:rPr>
+        <w:t>/10.13057/</w:t>
+      </w:r>
+      <w:r>
+        <w:rPr>
+          <w:rStyle w:val="afb"/>
           <w:lang w:val="en-US"/>
         </w:rPr>
         <w:t>biodiv</w:t>
       </w:r>
-      <w:proofErr w:type="spellEnd"/>
-      <w:r>
-        <w:rPr>
+      <w:r>
+        <w:rPr>
+          <w:rStyle w:val="afb"/>
           <w:lang w:val="en-US"/>
         </w:rPr>
         <w:t>/</w:t>
       </w:r>
       <w:r>
         <w:rPr>
+          <w:rStyle w:val="afb"/>
           <w:lang w:val="en-US"/>
         </w:rPr>
         <w:t>d</w:t>
       </w:r>
       <w:r>
         <w:rPr>
+          <w:rStyle w:val="afb"/>
           <w:lang w:val="en-US"/>
         </w:rPr>
         <w:t>250826</w:t>
       </w:r>
       <w:r>
         <w:rPr>
+          <w:rStyle w:val="afb"/>
           <w:lang w:val="en-US"/>
         </w:rPr>
-        <w:t xml:space="preserve"> </w:t>
-      </w:r>
-      <w:r>
-        <w:rPr>
-          <w:lang w:val="en-US"/>
-        </w:rPr>
-        <w:t>URL</w:t>
-      </w:r>
-      <w:r>
-        <w:rPr>
-          <w:lang w:val="en-US"/>
-        </w:rPr>
-        <w:t xml:space="preserve">: </w:t>
-      </w:r>
-      <w:hyperlink r:id="rId11" w:history="1">
-        <w:r>
-          <w:rPr>
-            <w:rStyle w:val="afb"/>
-            <w:lang w:val="en-US"/>
-          </w:rPr>
-          <w:t>https</w:t>
-        </w:r>
-        <w:r>
-          <w:rPr>
-            <w:rStyle w:val="afb"/>
-            <w:lang w:val="en-US"/>
-          </w:rPr>
-          <w:t>://</w:t>
-        </w:r>
-        <w:r>
-          <w:rPr>
-            <w:rStyle w:val="afb"/>
-            <w:lang w:val="en-US"/>
-          </w:rPr>
-          <w:t>doi</w:t>
-        </w:r>
-        <w:r>
-          <w:rPr>
-            <w:rStyle w:val="afb"/>
-            <w:lang w:val="en-US"/>
-          </w:rPr>
-          <w:t>.</w:t>
-        </w:r>
-        <w:r>
-          <w:rPr>
-            <w:rStyle w:val="afb"/>
-            <w:lang w:val="en-US"/>
-          </w:rPr>
-          <w:t>org</w:t>
-        </w:r>
-        <w:r>
-          <w:rPr>
-            <w:rStyle w:val="afb"/>
-            <w:lang w:val="en-US"/>
-          </w:rPr>
-          <w:t>/10.13057/</w:t>
-        </w:r>
-        <w:r>
-          <w:rPr>
-            <w:rStyle w:val="afb"/>
-            <w:lang w:val="en-US"/>
-          </w:rPr>
-          <w:t>biodiv</w:t>
-        </w:r>
-        <w:r>
-          <w:rPr>
-            <w:rStyle w:val="afb"/>
-            <w:lang w:val="en-US"/>
-          </w:rPr>
-          <w:t>/</w:t>
-        </w:r>
-        <w:r>
-          <w:rPr>
-            <w:rStyle w:val="afb"/>
-            <w:lang w:val="en-US"/>
-          </w:rPr>
-          <w:t>d</w:t>
-        </w:r>
-        <w:r>
-          <w:rPr>
-            <w:rStyle w:val="afb"/>
-            <w:lang w:val="en-US"/>
-          </w:rPr>
-          <w:t>250826</w:t>
-        </w:r>
-      </w:hyperlink>
+        <w:fldChar w:fldCharType="end"/>
+      </w:r>
       <w:r>
         <w:rPr>
           <w:lang w:val="en-US"/>
@@ -3905,7 +3933,7 @@
           <w:numId w:val="12"/>
         </w:numPr>
       </w:pPr>
-      <w:hyperlink r:id="rId12" w:history="1">
+      <w:hyperlink r:id="rId11" w:history="1">
         <w:r>
           <w:rPr>
             <w:rStyle w:val="afb"/>
@@ -3918,26 +3946,12 @@
         <w:rPr>
           <w:lang w:val="en-US"/>
         </w:rPr>
-        <w:t xml:space="preserve"> (2024). How Trees Clean </w:t>
-      </w:r>
-      <w:proofErr w:type="gramStart"/>
-      <w:r>
-        <w:rPr>
-          <w:lang w:val="en-US"/>
-        </w:rPr>
-        <w:t>The</w:t>
-      </w:r>
-      <w:proofErr w:type="gramEnd"/>
-      <w:r>
-        <w:rPr>
-          <w:lang w:val="en-US"/>
-        </w:rPr>
-        <w:t xml:space="preserve"> Air. URL</w:t>
+        <w:t xml:space="preserve"> (2024). How Trees Clean The Air. URL</w:t>
       </w:r>
       <w:r>
         <w:t xml:space="preserve">: </w:t>
       </w:r>
-      <w:hyperlink r:id="rId13" w:history="1">
+      <w:hyperlink r:id="rId12" w:history="1">
         <w:r>
           <w:rPr>
             <w:rStyle w:val="afb"/>
@@ -4117,7 +4131,7 @@
       <w:r>
         <w:t xml:space="preserve"> </w:t>
       </w:r>
-      <w:hyperlink r:id="rId14" w:history="1">
+      <w:hyperlink r:id="rId13" w:history="1">
         <w:r>
           <w:rPr>
             <w:rStyle w:val="afb"/>
@@ -4447,8 +4461,8 @@
         <w:tblLook w:val="04A0" w:firstRow="1" w:lastRow="0" w:firstColumn="1" w:lastColumn="0" w:noHBand="0" w:noVBand="1"/>
       </w:tblPr>
       <w:tblGrid>
-        <w:gridCol w:w="4785"/>
-        <w:gridCol w:w="4785"/>
+        <w:gridCol w:w="4677"/>
+        <w:gridCol w:w="4677"/>
       </w:tblGrid>
       <w:tr>
         <w:tc>
@@ -4505,7 +4519,7 @@
                           <pic:cNvPicPr/>
                         </pic:nvPicPr>
                         <pic:blipFill>
-                          <a:blip r:embed="rId15" cstate="print">
+                          <a:blip r:embed="rId14" cstate="print">
                             <a:extLst>
                               <a:ext uri="{28A0092B-C50C-407E-A947-70E740481C1C}">
                                 <a14:useLocalDpi xmlns:a14="http://schemas.microsoft.com/office/drawing/2010/main" val="0"/>
@@ -4626,7 +4640,7 @@
                           <pic:cNvPicPr/>
                         </pic:nvPicPr>
                         <pic:blipFill>
-                          <a:blip r:embed="rId16" cstate="print">
+                          <a:blip r:embed="rId15" cstate="print">
                             <a:extLst>
                               <a:ext uri="{28A0092B-C50C-407E-A947-70E740481C1C}">
                                 <a14:useLocalDpi xmlns:a14="http://schemas.microsoft.com/office/drawing/2010/main" val="0"/>
@@ -4745,7 +4759,7 @@
                           <pic:cNvPicPr/>
                         </pic:nvPicPr>
                         <pic:blipFill rotWithShape="1">
-                          <a:blip r:embed="rId17" cstate="print">
+                          <a:blip r:embed="rId16" cstate="print">
                             <a:extLst>
                               <a:ext uri="{28A0092B-C50C-407E-A947-70E740481C1C}">
                                 <a14:useLocalDpi xmlns:a14="http://schemas.microsoft.com/office/drawing/2010/main" val="0"/>
@@ -4831,7 +4845,7 @@
                           <pic:cNvPicPr/>
                         </pic:nvPicPr>
                         <pic:blipFill rotWithShape="1">
-                          <a:blip r:embed="rId18" cstate="print">
+                          <a:blip r:embed="rId17" cstate="print">
                             <a:extLst>
                               <a:ext uri="{28A0092B-C50C-407E-A947-70E740481C1C}">
                                 <a14:useLocalDpi xmlns:a14="http://schemas.microsoft.com/office/drawing/2010/main" val="0"/>
@@ -4989,7 +5003,7 @@
                           <pic:cNvPicPr/>
                         </pic:nvPicPr>
                         <pic:blipFill rotWithShape="1">
-                          <a:blip r:embed="rId19" cstate="print">
+                          <a:blip r:embed="rId18" cstate="print">
                             <a:extLst>
                               <a:ext uri="{28A0092B-C50C-407E-A947-70E740481C1C}">
                                 <a14:useLocalDpi xmlns:a14="http://schemas.microsoft.com/office/drawing/2010/main" val="0"/>
@@ -5075,7 +5089,7 @@
                           <pic:cNvPicPr/>
                         </pic:nvPicPr>
                         <pic:blipFill>
-                          <a:blip r:embed="rId20" cstate="print">
+                          <a:blip r:embed="rId19" cstate="print">
                             <a:extLst>
                               <a:ext uri="{28A0092B-C50C-407E-A947-70E740481C1C}">
                                 <a14:useLocalDpi xmlns:a14="http://schemas.microsoft.com/office/drawing/2010/main" val="0"/>
@@ -5210,7 +5224,7 @@
                           <pic:cNvPicPr/>
                         </pic:nvPicPr>
                         <pic:blipFill>
-                          <a:blip r:embed="rId21" cstate="print">
+                          <a:blip r:embed="rId20" cstate="print">
                             <a:extLst>
                               <a:ext uri="{28A0092B-C50C-407E-A947-70E740481C1C}">
                                 <a14:useLocalDpi xmlns:a14="http://schemas.microsoft.com/office/drawing/2010/main" val="0"/>
@@ -5298,7 +5312,7 @@
                           <pic:cNvPicPr/>
                         </pic:nvPicPr>
                         <pic:blipFill rotWithShape="1">
-                          <a:blip r:embed="rId22" cstate="print">
+                          <a:blip r:embed="rId21" cstate="print">
                             <a:extLst>
                               <a:ext uri="{28A0092B-C50C-407E-A947-70E740481C1C}">
                                 <a14:useLocalDpi xmlns:a14="http://schemas.microsoft.com/office/drawing/2010/main" val="0"/>
@@ -5391,6 +5405,7 @@
     </w:tbl>
     <w:p/>
     <w:sectPr>
+      <w:headerReference w:type="default" r:id="rId22"/>
       <w:footerReference w:type="default" r:id="rId23"/>
       <w:pgSz w:w="11906" w:h="16838"/>
       <w:pgMar w:top="1134" w:right="851" w:bottom="1134" w:left="1701" w:header="0" w:footer="0" w:gutter="0"/>
@@ -5424,6 +5439,13 @@
       <w:r>
         <w:continuationSeparator/>
       </w:r>
+    </w:p>
+  </w:endnote>
+  <w:endnote w:type="continuationNotice" w:id="1">
+    <w:p>
+      <w:pPr>
+        <w:spacing w:line="240" w:lineRule="auto"/>
+      </w:pPr>
     </w:p>
   </w:endnote>
 </w:endnotes>
@@ -5499,7 +5521,24 @@
       </w:r>
     </w:p>
   </w:footnote>
+  <w:footnote w:type="continuationNotice" w:id="1">
+    <w:p>
+      <w:pPr>
+        <w:spacing w:line="240" w:lineRule="auto"/>
+      </w:pPr>
+    </w:p>
+  </w:footnote>
 </w:footnotes>
+</file>
+
+<file path=word/header1.xml><?xml version="1.0" encoding="utf-8"?>
+<w:hdr xmlns:wpc="http://schemas.microsoft.com/office/word/2010/wordprocessingCanvas" xmlns:cx="http://schemas.microsoft.com/office/drawing/2014/chartex" xmlns:cx1="http://schemas.microsoft.com/office/drawing/2015/9/8/chartex" xmlns:cx2="http://schemas.microsoft.com/office/drawing/2015/10/21/chartex" xmlns:cx3="http://schemas.microsoft.com/office/drawing/2016/5/9/chartex" xmlns:cx4="http://schemas.microsoft.com/office/drawing/2016/5/10/chartex" xmlns:cx5="http://schemas.microsoft.com/office/drawing/2016/5/11/chartex" xmlns:cx6="http://schemas.microsoft.com/office/drawing/2016/5/12/chartex" xmlns:cx7="http://schemas.microsoft.com/office/drawing/2016/5/13/chartex" xmlns:cx8="http://schemas.microsoft.com/office/drawing/2016/5/14/chartex" xmlns:mc="http://schemas.openxmlformats.org/markup-compatibility/2006" xmlns:aink="http://schemas.microsoft.com/office/drawing/2016/ink" xmlns:am3d="http://schemas.microsoft.com/office/drawing/2017/model3d" xmlns:o="urn:schemas-microsoft-com:office:office" xmlns:oel="http://schemas.microsoft.com/office/2019/extlst" xmlns:r="http://schemas.openxmlformats.org/officeDocument/2006/relationships" xmlns:m="http://schemas.openxmlformats.org/officeDocument/2006/math" xmlns:v="urn:schemas-microsoft-com:vml" xmlns:wp14="http://schemas.microsoft.com/office/word/2010/wordprocessingDrawing" xmlns:wp="http://schemas.openxmlformats.org/drawingml/2006/wordprocessingDrawing" xmlns:w10="urn:schemas-microsoft-com:office:word" xmlns:w="http://schemas.openxmlformats.org/wordprocessingml/2006/main" xmlns:w14="http://schemas.microsoft.com/office/word/2010/wordml" xmlns:w15="http://schemas.microsoft.com/office/word/2012/wordml" xmlns:w16cex="http://schemas.microsoft.com/office/word/2018/wordml/cex" xmlns:w16cid="http://schemas.microsoft.com/office/word/2016/wordml/cid" xmlns:w16="http://schemas.microsoft.com/office/word/2018/wordml" xmlns:w16sdtdh="http://schemas.microsoft.com/office/word/2020/wordml/sdtdatahash" xmlns:w16se="http://schemas.microsoft.com/office/word/2015/wordml/symex" xmlns:wpg="http://schemas.microsoft.com/office/word/2010/wordprocessingGroup" xmlns:wpi="http://schemas.microsoft.com/office/word/2010/wordprocessingInk" xmlns:wne="http://schemas.microsoft.com/office/word/2006/wordml" xmlns:wps="http://schemas.microsoft.com/office/word/2010/wordprocessingShape" mc:Ignorable="w14 w15 w16se w16cid w16 w16cex w16sdtdh wp14">
+  <w:p>
+    <w:pPr>
+      <w:pStyle w:val="af5"/>
+    </w:pPr>
+  </w:p>
+</w:hdr>
 </file>
 
 <file path=word/numbering.xml><?xml version="1.0" encoding="utf-8"?>
@@ -8495,6 +8534,32 @@
       <w:shd w:val="clear" w:color="auto" w:fill="E1DFDD"/>
     </w:rPr>
   </w:style>
+  <w:style w:type="character" w:customStyle="1" w:styleId="24">
+    <w:name w:val="Неразрешенное упоминание2"/>
+    <w:basedOn w:val="a0"/>
+    <w:uiPriority w:val="99"/>
+    <w:semiHidden/>
+    <w:unhideWhenUsed/>
+    <w:rsid w:val="00D25925"/>
+    <w:rPr>
+      <w:color w:val="605E5C"/>
+      <w:shd w:val="clear" w:color="auto" w:fill="E1DFDD"/>
+    </w:rPr>
+  </w:style>
+  <w:style w:type="paragraph" w:styleId="aff4">
+    <w:name w:val="Revision"/>
+    <w:hidden/>
+    <w:uiPriority w:val="99"/>
+    <w:semiHidden/>
+    <w:rsid w:val="00D25925"/>
+    <w:pPr>
+      <w:suppressAutoHyphens w:val="0"/>
+    </w:pPr>
+    <w:rPr>
+      <w:rFonts w:ascii="Times New Roman" w:hAnsi="Times New Roman"/>
+      <w:sz w:val="28"/>
+    </w:rPr>
+  </w:style>
 </w:styles>
 </file>
 

--- a/10б Неумойчева.docx
+++ b/10б Неумойчева.docx
@@ -2105,7 +2105,80 @@
         </w:sdtContent>
       </w:sdt>
       <w:r>
-        <w:t xml:space="preserve"> Так же существуют городские требования и программы поддержки озеленения крыш в городах Линц (Австрия, субсидии до 30%), Штутгарт (Германия), Портленд (США), Лондон (Великобритания).</w:t>
+        <w:t xml:space="preserve"> </w:t>
+      </w:r>
+      <w:r>
+        <w:t>Согласно</w:t>
+      </w:r>
+      <w:r>
+        <w:t xml:space="preserve"> местным законам Нью Йорка (США) в новых зданиях или при реконструкции, связанной с заменой кровли 100% доступной площади крыши должно быть покрыто зеленью или солнечными панелями (возможно в комбинации) </w:t>
+      </w:r>
+      <w:sdt>
+        <w:sdtPr>
+          <w:id w:val="1428771026"/>
+          <w:citation/>
+        </w:sdtPr>
+        <w:sdtContent>
+          <w:r>
+            <w:fldChar w:fldCharType="begin"/>
+          </w:r>
+          <w:r>
+            <w:instrText xml:space="preserve"> CITATION New191 \l 1049 </w:instrText>
+          </w:r>
+          <w:r>
+            <w:fldChar w:fldCharType="separate"/>
+          </w:r>
+          <w:r>
+            <w:rPr>
+              <w:noProof/>
+            </w:rPr>
+            <w:t>[7]</w:t>
+          </w:r>
+          <w:r>
+            <w:fldChar w:fldCharType="end"/>
+          </w:r>
+        </w:sdtContent>
+      </w:sdt>
+      <w:sdt>
+        <w:sdtPr>
+          <w:id w:val="-179668398"/>
+          <w:citation/>
+        </w:sdtPr>
+        <w:sdtContent>
+          <w:r>
+            <w:fldChar w:fldCharType="begin"/>
+          </w:r>
+          <w:r>
+            <w:instrText xml:space="preserve"> CITATION New19 \l 1049 </w:instrText>
+          </w:r>
+          <w:r>
+            <w:fldChar w:fldCharType="separate"/>
+          </w:r>
+          <w:r>
+            <w:rPr>
+              <w:noProof/>
+            </w:rPr>
+            <w:t xml:space="preserve"> </w:t>
+          </w:r>
+          <w:r>
+            <w:rPr>
+              <w:noProof/>
+            </w:rPr>
+            <w:t>[8]</w:t>
+          </w:r>
+          <w:r>
+            <w:fldChar w:fldCharType="end"/>
+          </w:r>
+        </w:sdtContent>
+      </w:sdt>
+      <w:r>
+        <w:t xml:space="preserve">.  </w:t>
+      </w:r>
+      <w:r>
+        <w:t xml:space="preserve"> </w:t>
+      </w:r>
+      <w:r>
+        <w:t>Так же существуют городские требования и программы поддержки озеленения крыш в городах Линц (Австрия, субсидии до 30%), Штутгарт (Германия), Портленд (США), Лондон (Великобритания).</w:t>
       </w:r>
     </w:p>
     <w:p>
@@ -2115,6 +2188,7 @@
       <w:bookmarkStart w:id="7" w:name="_Toc221121211"/>
       <w:bookmarkStart w:id="8" w:name="_Hlk220872586"/>
       <w:r>
+        <w:lastRenderedPageBreak/>
         <w:t>Практическая часть</w:t>
       </w:r>
       <w:bookmarkEnd w:id="7"/>
@@ -2158,7 +2232,6 @@
     </w:p>
     <w:p>
       <w:r>
-        <w:lastRenderedPageBreak/>
         <w:t xml:space="preserve">Растения должны </w:t>
       </w:r>
       <w:r>
@@ -2502,6 +2575,7 @@
     <w:p/>
     <w:p>
       <w:r>
+        <w:lastRenderedPageBreak/>
         <w:t>Закупка необходимых материалов.</w:t>
       </w:r>
     </w:p>
@@ -2542,7 +2616,6 @@
         <w:ind w:left="1429" w:firstLine="0"/>
       </w:pPr>
       <w:r>
-        <w:lastRenderedPageBreak/>
         <w:t xml:space="preserve">а. </w:t>
       </w:r>
       <w:r>
@@ -2924,6 +2997,887 @@
       <w:pPr>
         <w:pStyle w:val="2"/>
       </w:pPr>
+      <w:r>
+        <w:t>Расчет вклада одного кустарника в борьбу с запыленностью воздуха</w:t>
+      </w:r>
+    </w:p>
+    <w:p>
+      <w:r>
+        <w:t>Для примера произведен расчет испарения (вклад в облегчение работы ливневых стоков) и пылеулавливания для некоторых из предложенных кустарников. Расчет основан на справочных данных по площади листвы, транспирации конкретных видов, оценки по скорости осаждения пыли.</w:t>
+      </w:r>
+    </w:p>
+    <w:p>
+      <w:pPr>
+        <w:pStyle w:val="ae"/>
+        <w:keepNext/>
+        <w:jc w:val="right"/>
+      </w:pPr>
+      <w:r>
+        <w:lastRenderedPageBreak/>
+        <w:t xml:space="preserve">Таблица </w:t>
+      </w:r>
+      <w:fldSimple w:instr=" SEQ Таблица \* ARABIC ">
+        <w:r>
+          <w:rPr>
+            <w:noProof/>
+          </w:rPr>
+          <w:t>1</w:t>
+        </w:r>
+      </w:fldSimple>
+    </w:p>
+    <w:tbl>
+      <w:tblPr>
+        <w:tblStyle w:val="-1"/>
+        <w:tblW w:w="9346" w:type="dxa"/>
+        <w:tblLook w:val="0420" w:firstRow="1" w:lastRow="0" w:firstColumn="0" w:lastColumn="0" w:noHBand="0" w:noVBand="1"/>
+      </w:tblPr>
+      <w:tblGrid>
+        <w:gridCol w:w="4385"/>
+        <w:gridCol w:w="2553"/>
+        <w:gridCol w:w="2408"/>
+      </w:tblGrid>
+      <w:tr>
+        <w:trPr>
+          <w:cnfStyle w:val="100000000000" w:firstRow="1" w:lastRow="0" w:firstColumn="0" w:lastColumn="0" w:oddVBand="0" w:evenVBand="0" w:oddHBand="0" w:evenHBand="0" w:firstRowFirstColumn="0" w:firstRowLastColumn="0" w:lastRowFirstColumn="0" w:lastRowLastColumn="0"/>
+          <w:trHeight w:val="584"/>
+        </w:trPr>
+        <w:tc>
+          <w:tcPr>
+            <w:tcW w:w="4385" w:type="dxa"/>
+            <w:vAlign w:val="center"/>
+            <w:hideMark/>
+          </w:tcPr>
+          <w:p>
+            <w:pPr>
+              <w:suppressAutoHyphens w:val="0"/>
+              <w:spacing w:line="240" w:lineRule="auto"/>
+              <w:ind w:firstLine="0"/>
+              <w:jc w:val="center"/>
+              <w:rPr>
+                <w:rFonts w:eastAsia="Times New Roman" w:cs="Times New Roman"/>
+                <w:kern w:val="0"/>
+                <w:szCs w:val="28"/>
+                <w:lang w:eastAsia="ru-RU"/>
+              </w:rPr>
+            </w:pPr>
+            <w:r>
+              <w:rPr>
+                <w:rFonts w:eastAsia="Times New Roman" w:cs="Times New Roman"/>
+                <w:kern w:val="24"/>
+                <w:szCs w:val="28"/>
+                <w:lang w:eastAsia="ru-RU"/>
+              </w:rPr>
+              <w:t>Растение</w:t>
+            </w:r>
+          </w:p>
+        </w:tc>
+        <w:tc>
+          <w:tcPr>
+            <w:tcW w:w="2553" w:type="dxa"/>
+            <w:vAlign w:val="center"/>
+            <w:hideMark/>
+          </w:tcPr>
+          <w:p>
+            <w:pPr>
+              <w:suppressAutoHyphens w:val="0"/>
+              <w:spacing w:line="240" w:lineRule="auto"/>
+              <w:ind w:firstLine="0"/>
+              <w:jc w:val="center"/>
+              <w:rPr>
+                <w:rFonts w:eastAsia="Times New Roman" w:cs="Times New Roman"/>
+                <w:kern w:val="0"/>
+                <w:szCs w:val="28"/>
+                <w:lang w:eastAsia="ru-RU"/>
+              </w:rPr>
+            </w:pPr>
+            <w:r>
+              <w:rPr>
+                <w:rFonts w:eastAsia="Times New Roman" w:cs="Times New Roman"/>
+                <w:kern w:val="24"/>
+                <w:szCs w:val="28"/>
+                <w:lang w:eastAsia="ru-RU"/>
+              </w:rPr>
+              <w:t>Яблоня ягодная</w:t>
+            </w:r>
+          </w:p>
+        </w:tc>
+        <w:tc>
+          <w:tcPr>
+            <w:tcW w:w="2408" w:type="dxa"/>
+            <w:vAlign w:val="center"/>
+            <w:hideMark/>
+          </w:tcPr>
+          <w:p>
+            <w:pPr>
+              <w:suppressAutoHyphens w:val="0"/>
+              <w:spacing w:line="240" w:lineRule="auto"/>
+              <w:ind w:firstLine="0"/>
+              <w:jc w:val="center"/>
+              <w:rPr>
+                <w:rFonts w:eastAsia="Times New Roman" w:cs="Times New Roman"/>
+                <w:kern w:val="0"/>
+                <w:szCs w:val="28"/>
+                <w:lang w:eastAsia="ru-RU"/>
+              </w:rPr>
+            </w:pPr>
+            <w:r>
+              <w:rPr>
+                <w:rFonts w:eastAsia="Times New Roman" w:cs="Times New Roman"/>
+                <w:kern w:val="24"/>
+                <w:szCs w:val="28"/>
+                <w:lang w:eastAsia="ru-RU"/>
+              </w:rPr>
+              <w:t>Рябина обыкновенная</w:t>
+            </w:r>
+          </w:p>
+        </w:tc>
+      </w:tr>
+      <w:tr>
+        <w:trPr>
+          <w:trHeight w:val="584"/>
+        </w:trPr>
+        <w:tc>
+          <w:tcPr>
+            <w:tcW w:w="4385" w:type="dxa"/>
+            <w:hideMark/>
+          </w:tcPr>
+          <w:p>
+            <w:pPr>
+              <w:suppressAutoHyphens w:val="0"/>
+              <w:spacing w:line="240" w:lineRule="auto"/>
+              <w:ind w:firstLine="0"/>
+              <w:jc w:val="left"/>
+              <w:rPr>
+                <w:rFonts w:eastAsia="Times New Roman" w:cs="Times New Roman"/>
+                <w:kern w:val="0"/>
+                <w:szCs w:val="28"/>
+                <w:lang w:eastAsia="ru-RU"/>
+              </w:rPr>
+            </w:pPr>
+            <w:r>
+              <w:rPr>
+                <w:rFonts w:eastAsia="Times New Roman" w:cs="Times New Roman"/>
+                <w:color w:val="000000" w:themeColor="dark1"/>
+                <w:kern w:val="24"/>
+                <w:szCs w:val="28"/>
+                <w:lang w:eastAsia="ru-RU"/>
+              </w:rPr>
+              <w:t>Потребление воды (в месяц)</w:t>
+            </w:r>
+          </w:p>
+        </w:tc>
+        <w:tc>
+          <w:tcPr>
+            <w:tcW w:w="2553" w:type="dxa"/>
+            <w:hideMark/>
+          </w:tcPr>
+          <w:p>
+            <w:pPr>
+              <w:suppressAutoHyphens w:val="0"/>
+              <w:spacing w:line="240" w:lineRule="auto"/>
+              <w:ind w:firstLine="0"/>
+              <w:jc w:val="right"/>
+              <w:rPr>
+                <w:rFonts w:eastAsia="Times New Roman" w:cs="Times New Roman"/>
+                <w:kern w:val="0"/>
+                <w:szCs w:val="28"/>
+                <w:lang w:eastAsia="ru-RU"/>
+              </w:rPr>
+            </w:pPr>
+            <w:r>
+              <w:rPr>
+                <w:rFonts w:eastAsia="Times New Roman" w:cs="Times New Roman"/>
+                <w:color w:val="000000" w:themeColor="dark1"/>
+                <w:kern w:val="24"/>
+                <w:szCs w:val="28"/>
+                <w:lang w:val="en-US" w:eastAsia="ru-RU"/>
+              </w:rPr>
+              <w:t xml:space="preserve">4500 </w:t>
+            </w:r>
+            <w:r>
+              <w:rPr>
+                <w:rFonts w:eastAsia="Times New Roman" w:cs="Times New Roman"/>
+                <w:color w:val="000000" w:themeColor="dark1"/>
+                <w:kern w:val="24"/>
+                <w:szCs w:val="28"/>
+                <w:lang w:eastAsia="ru-RU"/>
+              </w:rPr>
+              <w:t>л</w:t>
+            </w:r>
+          </w:p>
+        </w:tc>
+        <w:tc>
+          <w:tcPr>
+            <w:tcW w:w="2408" w:type="dxa"/>
+            <w:hideMark/>
+          </w:tcPr>
+          <w:p>
+            <w:pPr>
+              <w:suppressAutoHyphens w:val="0"/>
+              <w:spacing w:line="240" w:lineRule="auto"/>
+              <w:ind w:firstLine="0"/>
+              <w:jc w:val="right"/>
+              <w:rPr>
+                <w:rFonts w:eastAsia="Times New Roman" w:cs="Times New Roman"/>
+                <w:kern w:val="0"/>
+                <w:szCs w:val="28"/>
+                <w:lang w:eastAsia="ru-RU"/>
+              </w:rPr>
+            </w:pPr>
+            <w:r>
+              <w:rPr>
+                <w:rFonts w:eastAsia="Times New Roman" w:cs="Times New Roman"/>
+                <w:color w:val="000000" w:themeColor="dark1"/>
+                <w:kern w:val="24"/>
+                <w:szCs w:val="28"/>
+                <w:lang w:eastAsia="ru-RU"/>
+              </w:rPr>
+              <w:t>2500 л</w:t>
+            </w:r>
+          </w:p>
+        </w:tc>
+      </w:tr>
+      <w:tr>
+        <w:trPr>
+          <w:trHeight w:val="584"/>
+        </w:trPr>
+        <w:tc>
+          <w:tcPr>
+            <w:tcW w:w="4385" w:type="dxa"/>
+            <w:hideMark/>
+          </w:tcPr>
+          <w:p>
+            <w:pPr>
+              <w:suppressAutoHyphens w:val="0"/>
+              <w:spacing w:line="240" w:lineRule="auto"/>
+              <w:ind w:firstLine="0"/>
+              <w:jc w:val="left"/>
+              <w:rPr>
+                <w:rFonts w:eastAsia="Times New Roman" w:cs="Times New Roman"/>
+                <w:kern w:val="0"/>
+                <w:szCs w:val="28"/>
+                <w:lang w:eastAsia="ru-RU"/>
+              </w:rPr>
+            </w:pPr>
+            <w:r>
+              <w:rPr>
+                <w:rFonts w:eastAsia="Times New Roman" w:cs="Times New Roman"/>
+                <w:color w:val="000000" w:themeColor="dark1"/>
+                <w:kern w:val="24"/>
+                <w:szCs w:val="28"/>
+                <w:lang w:eastAsia="ru-RU"/>
+              </w:rPr>
+              <w:t>Потребление воды (в год)</w:t>
+            </w:r>
+          </w:p>
+        </w:tc>
+        <w:tc>
+          <w:tcPr>
+            <w:tcW w:w="2553" w:type="dxa"/>
+            <w:hideMark/>
+          </w:tcPr>
+          <w:p>
+            <w:pPr>
+              <w:suppressAutoHyphens w:val="0"/>
+              <w:spacing w:line="240" w:lineRule="auto"/>
+              <w:ind w:firstLine="0"/>
+              <w:jc w:val="right"/>
+              <w:rPr>
+                <w:rFonts w:eastAsia="Times New Roman" w:cs="Times New Roman"/>
+                <w:kern w:val="0"/>
+                <w:szCs w:val="28"/>
+                <w:lang w:eastAsia="ru-RU"/>
+              </w:rPr>
+            </w:pPr>
+            <w:r>
+              <w:rPr>
+                <w:rFonts w:eastAsia="Times New Roman" w:cs="Times New Roman"/>
+                <w:color w:val="000000" w:themeColor="dark1"/>
+                <w:kern w:val="24"/>
+                <w:szCs w:val="28"/>
+                <w:lang w:eastAsia="ru-RU"/>
+              </w:rPr>
+              <w:t>54000 л</w:t>
+            </w:r>
+          </w:p>
+        </w:tc>
+        <w:tc>
+          <w:tcPr>
+            <w:tcW w:w="2408" w:type="dxa"/>
+            <w:hideMark/>
+          </w:tcPr>
+          <w:p>
+            <w:pPr>
+              <w:suppressAutoHyphens w:val="0"/>
+              <w:spacing w:line="240" w:lineRule="auto"/>
+              <w:ind w:firstLine="0"/>
+              <w:jc w:val="right"/>
+              <w:rPr>
+                <w:rFonts w:eastAsia="Times New Roman" w:cs="Times New Roman"/>
+                <w:kern w:val="0"/>
+                <w:szCs w:val="28"/>
+                <w:lang w:eastAsia="ru-RU"/>
+              </w:rPr>
+            </w:pPr>
+            <w:r>
+              <w:rPr>
+                <w:rFonts w:eastAsia="Times New Roman" w:cs="Times New Roman"/>
+                <w:color w:val="000000" w:themeColor="dark1"/>
+                <w:kern w:val="24"/>
+                <w:szCs w:val="28"/>
+                <w:lang w:eastAsia="ru-RU"/>
+              </w:rPr>
+              <w:t>30000 л</w:t>
+            </w:r>
+          </w:p>
+        </w:tc>
+      </w:tr>
+      <w:tr>
+        <w:trPr>
+          <w:trHeight w:val="584"/>
+        </w:trPr>
+        <w:tc>
+          <w:tcPr>
+            <w:tcW w:w="4385" w:type="dxa"/>
+            <w:hideMark/>
+          </w:tcPr>
+          <w:p>
+            <w:pPr>
+              <w:suppressAutoHyphens w:val="0"/>
+              <w:spacing w:line="240" w:lineRule="auto"/>
+              <w:ind w:firstLine="0"/>
+              <w:jc w:val="left"/>
+              <w:rPr>
+                <w:rFonts w:eastAsia="Times New Roman" w:cs="Times New Roman"/>
+                <w:kern w:val="0"/>
+                <w:szCs w:val="28"/>
+                <w:lang w:eastAsia="ru-RU"/>
+              </w:rPr>
+            </w:pPr>
+            <w:r>
+              <w:rPr>
+                <w:rFonts w:eastAsia="Times New Roman" w:cs="Times New Roman"/>
+                <w:color w:val="000000" w:themeColor="dark1"/>
+                <w:kern w:val="24"/>
+                <w:szCs w:val="28"/>
+                <w:lang w:eastAsia="ru-RU"/>
+              </w:rPr>
+              <w:t>Улавливание пыли (в месяц)</w:t>
+            </w:r>
+          </w:p>
+        </w:tc>
+        <w:tc>
+          <w:tcPr>
+            <w:tcW w:w="2553" w:type="dxa"/>
+            <w:hideMark/>
+          </w:tcPr>
+          <w:p>
+            <w:pPr>
+              <w:suppressAutoHyphens w:val="0"/>
+              <w:spacing w:line="240" w:lineRule="auto"/>
+              <w:ind w:firstLine="0"/>
+              <w:jc w:val="right"/>
+              <w:rPr>
+                <w:rFonts w:eastAsia="Times New Roman" w:cs="Times New Roman"/>
+                <w:kern w:val="0"/>
+                <w:szCs w:val="28"/>
+                <w:lang w:eastAsia="ru-RU"/>
+              </w:rPr>
+            </w:pPr>
+            <w:r>
+              <w:rPr>
+                <w:rFonts w:eastAsia="Times New Roman" w:cs="Times New Roman"/>
+                <w:color w:val="000000" w:themeColor="dark1"/>
+                <w:kern w:val="24"/>
+                <w:szCs w:val="28"/>
+                <w:lang w:val="en-US" w:eastAsia="ru-RU"/>
+              </w:rPr>
+              <w:t xml:space="preserve"> 6,1 </w:t>
+            </w:r>
+            <w:r>
+              <w:rPr>
+                <w:rFonts w:eastAsia="Times New Roman" w:cs="Times New Roman"/>
+                <w:color w:val="000000" w:themeColor="dark1"/>
+                <w:kern w:val="24"/>
+                <w:szCs w:val="28"/>
+                <w:lang w:eastAsia="ru-RU"/>
+              </w:rPr>
+              <w:t>кг</w:t>
+            </w:r>
+          </w:p>
+        </w:tc>
+        <w:tc>
+          <w:tcPr>
+            <w:tcW w:w="2408" w:type="dxa"/>
+            <w:hideMark/>
+          </w:tcPr>
+          <w:p>
+            <w:pPr>
+              <w:suppressAutoHyphens w:val="0"/>
+              <w:spacing w:line="240" w:lineRule="auto"/>
+              <w:ind w:firstLine="0"/>
+              <w:jc w:val="right"/>
+              <w:rPr>
+                <w:rFonts w:eastAsia="Times New Roman" w:cs="Times New Roman"/>
+                <w:kern w:val="0"/>
+                <w:szCs w:val="28"/>
+                <w:lang w:eastAsia="ru-RU"/>
+              </w:rPr>
+            </w:pPr>
+            <w:r>
+              <w:rPr>
+                <w:rFonts w:eastAsia="Times New Roman" w:cs="Times New Roman"/>
+                <w:color w:val="000000" w:themeColor="dark1"/>
+                <w:kern w:val="24"/>
+                <w:szCs w:val="28"/>
+                <w:lang w:val="en-US" w:eastAsia="ru-RU"/>
+              </w:rPr>
+              <w:t xml:space="preserve">5,8 </w:t>
+            </w:r>
+            <w:r>
+              <w:rPr>
+                <w:rFonts w:eastAsia="Times New Roman" w:cs="Times New Roman"/>
+                <w:color w:val="000000" w:themeColor="dark1"/>
+                <w:kern w:val="24"/>
+                <w:szCs w:val="28"/>
+                <w:lang w:eastAsia="ru-RU"/>
+              </w:rPr>
+              <w:t>кг</w:t>
+            </w:r>
+          </w:p>
+        </w:tc>
+      </w:tr>
+      <w:tr>
+        <w:trPr>
+          <w:trHeight w:val="584"/>
+        </w:trPr>
+        <w:tc>
+          <w:tcPr>
+            <w:tcW w:w="4385" w:type="dxa"/>
+            <w:hideMark/>
+          </w:tcPr>
+          <w:p>
+            <w:pPr>
+              <w:suppressAutoHyphens w:val="0"/>
+              <w:spacing w:line="240" w:lineRule="auto"/>
+              <w:ind w:firstLine="0"/>
+              <w:jc w:val="left"/>
+              <w:rPr>
+                <w:rFonts w:eastAsia="Times New Roman" w:cs="Times New Roman"/>
+                <w:kern w:val="0"/>
+                <w:szCs w:val="28"/>
+                <w:lang w:eastAsia="ru-RU"/>
+              </w:rPr>
+            </w:pPr>
+            <w:r>
+              <w:rPr>
+                <w:rFonts w:eastAsia="Times New Roman" w:cs="Times New Roman"/>
+                <w:color w:val="000000" w:themeColor="dark1"/>
+                <w:kern w:val="24"/>
+                <w:szCs w:val="28"/>
+                <w:lang w:eastAsia="ru-RU"/>
+              </w:rPr>
+              <w:t>Улавливание пыли (в год)</w:t>
+            </w:r>
+          </w:p>
+        </w:tc>
+        <w:tc>
+          <w:tcPr>
+            <w:tcW w:w="2553" w:type="dxa"/>
+            <w:hideMark/>
+          </w:tcPr>
+          <w:p>
+            <w:pPr>
+              <w:suppressAutoHyphens w:val="0"/>
+              <w:spacing w:line="240" w:lineRule="auto"/>
+              <w:ind w:firstLine="0"/>
+              <w:jc w:val="right"/>
+              <w:rPr>
+                <w:rFonts w:eastAsia="Times New Roman" w:cs="Times New Roman"/>
+                <w:kern w:val="0"/>
+                <w:szCs w:val="28"/>
+                <w:lang w:eastAsia="ru-RU"/>
+              </w:rPr>
+            </w:pPr>
+            <w:r>
+              <w:rPr>
+                <w:rFonts w:eastAsia="Times New Roman" w:cs="Times New Roman"/>
+                <w:color w:val="000000" w:themeColor="dark1"/>
+                <w:kern w:val="24"/>
+                <w:szCs w:val="28"/>
+                <w:lang w:eastAsia="ru-RU"/>
+              </w:rPr>
+              <w:t>36,6 кг</w:t>
+            </w:r>
+          </w:p>
+        </w:tc>
+        <w:tc>
+          <w:tcPr>
+            <w:tcW w:w="2408" w:type="dxa"/>
+            <w:hideMark/>
+          </w:tcPr>
+          <w:p>
+            <w:pPr>
+              <w:suppressAutoHyphens w:val="0"/>
+              <w:spacing w:line="240" w:lineRule="auto"/>
+              <w:ind w:firstLine="0"/>
+              <w:jc w:val="right"/>
+              <w:rPr>
+                <w:rFonts w:eastAsia="Times New Roman" w:cs="Times New Roman"/>
+                <w:kern w:val="0"/>
+                <w:szCs w:val="28"/>
+                <w:lang w:eastAsia="ru-RU"/>
+              </w:rPr>
+            </w:pPr>
+            <w:r>
+              <w:rPr>
+                <w:rFonts w:eastAsia="Times New Roman" w:cs="Times New Roman"/>
+                <w:color w:val="000000" w:themeColor="dark1"/>
+                <w:kern w:val="24"/>
+                <w:szCs w:val="28"/>
+                <w:lang w:eastAsia="ru-RU"/>
+              </w:rPr>
+              <w:t>34,8 кг</w:t>
+            </w:r>
+          </w:p>
+        </w:tc>
+      </w:tr>
+      <w:tr>
+        <w:trPr>
+          <w:trHeight w:val="584"/>
+        </w:trPr>
+        <w:tc>
+          <w:tcPr>
+            <w:tcW w:w="4385" w:type="dxa"/>
+            <w:hideMark/>
+          </w:tcPr>
+          <w:p>
+            <w:pPr>
+              <w:suppressAutoHyphens w:val="0"/>
+              <w:spacing w:line="240" w:lineRule="auto"/>
+              <w:ind w:firstLine="0"/>
+              <w:jc w:val="left"/>
+              <w:rPr>
+                <w:rFonts w:eastAsia="Times New Roman" w:cs="Times New Roman"/>
+                <w:kern w:val="0"/>
+                <w:szCs w:val="28"/>
+                <w:lang w:eastAsia="ru-RU"/>
+              </w:rPr>
+            </w:pPr>
+            <w:r>
+              <w:rPr>
+                <w:rFonts w:eastAsia="Times New Roman" w:cs="Times New Roman"/>
+                <w:color w:val="000000" w:themeColor="dark1"/>
+                <w:kern w:val="24"/>
+                <w:szCs w:val="28"/>
+                <w:lang w:eastAsia="ru-RU"/>
+              </w:rPr>
+              <w:t>В пересчете на воздух</w:t>
+            </w:r>
+            <w:r>
+              <w:rPr>
+                <w:rFonts w:eastAsia="Times New Roman" w:cs="Times New Roman"/>
+                <w:color w:val="000000" w:themeColor="dark1"/>
+                <w:kern w:val="24"/>
+                <w:szCs w:val="28"/>
+                <w:vertAlign w:val="superscript"/>
+                <w:lang w:eastAsia="ru-RU"/>
+              </w:rPr>
+              <w:t>*</w:t>
+            </w:r>
+            <w:r>
+              <w:rPr>
+                <w:rFonts w:eastAsia="Times New Roman" w:cs="Times New Roman"/>
+                <w:color w:val="000000" w:themeColor="dark1"/>
+                <w:kern w:val="24"/>
+                <w:szCs w:val="28"/>
+                <w:lang w:eastAsia="ru-RU"/>
+              </w:rPr>
+              <w:t xml:space="preserve"> (в месяц)</w:t>
+            </w:r>
+          </w:p>
+        </w:tc>
+        <w:tc>
+          <w:tcPr>
+            <w:tcW w:w="2553" w:type="dxa"/>
+            <w:hideMark/>
+          </w:tcPr>
+          <w:p>
+            <w:pPr>
+              <w:suppressAutoHyphens w:val="0"/>
+              <w:spacing w:line="240" w:lineRule="auto"/>
+              <w:ind w:firstLine="0"/>
+              <w:jc w:val="right"/>
+              <w:rPr>
+                <w:rFonts w:eastAsia="Times New Roman" w:cs="Times New Roman"/>
+                <w:kern w:val="0"/>
+                <w:szCs w:val="28"/>
+                <w:lang w:eastAsia="ru-RU"/>
+              </w:rPr>
+            </w:pPr>
+            <w:r>
+              <w:rPr>
+                <w:rFonts w:eastAsia="Times New Roman" w:cs="Times New Roman"/>
+                <w:color w:val="000000" w:themeColor="dark1"/>
+                <w:kern w:val="24"/>
+                <w:szCs w:val="28"/>
+                <w:lang w:eastAsia="ru-RU"/>
+              </w:rPr>
+              <w:t>190 000 м</w:t>
+            </w:r>
+            <w:r>
+              <w:rPr>
+                <w:rFonts w:eastAsiaTheme="minorEastAsia" w:cs="Times New Roman"/>
+                <w:color w:val="000000" w:themeColor="dark1"/>
+                <w:kern w:val="24"/>
+                <w:position w:val="14"/>
+                <w:szCs w:val="28"/>
+                <w:vertAlign w:val="superscript"/>
+                <w:lang w:val="en-US" w:eastAsia="ru-RU"/>
+              </w:rPr>
+              <w:t>3</w:t>
+            </w:r>
+          </w:p>
+        </w:tc>
+        <w:tc>
+          <w:tcPr>
+            <w:tcW w:w="2408" w:type="dxa"/>
+            <w:hideMark/>
+          </w:tcPr>
+          <w:p>
+            <w:pPr>
+              <w:suppressAutoHyphens w:val="0"/>
+              <w:spacing w:line="240" w:lineRule="auto"/>
+              <w:ind w:firstLine="0"/>
+              <w:jc w:val="right"/>
+              <w:rPr>
+                <w:rFonts w:eastAsia="Times New Roman" w:cs="Times New Roman"/>
+                <w:kern w:val="0"/>
+                <w:szCs w:val="28"/>
+                <w:lang w:eastAsia="ru-RU"/>
+              </w:rPr>
+            </w:pPr>
+            <w:r>
+              <w:rPr>
+                <w:rFonts w:eastAsia="Times New Roman" w:cs="Times New Roman"/>
+                <w:color w:val="000000" w:themeColor="dark1"/>
+                <w:kern w:val="24"/>
+                <w:szCs w:val="28"/>
+                <w:lang w:eastAsia="ru-RU"/>
+              </w:rPr>
+              <w:t>181 000 м</w:t>
+            </w:r>
+            <w:r>
+              <w:rPr>
+                <w:rFonts w:eastAsia="Times New Roman" w:cs="Times New Roman"/>
+                <w:color w:val="000000" w:themeColor="dark1"/>
+                <w:kern w:val="24"/>
+                <w:position w:val="14"/>
+                <w:szCs w:val="28"/>
+                <w:vertAlign w:val="superscript"/>
+                <w:lang w:eastAsia="ru-RU"/>
+              </w:rPr>
+              <w:t>3</w:t>
+            </w:r>
+          </w:p>
+        </w:tc>
+      </w:tr>
+      <w:tr>
+        <w:trPr>
+          <w:trHeight w:val="584"/>
+        </w:trPr>
+        <w:tc>
+          <w:tcPr>
+            <w:tcW w:w="4385" w:type="dxa"/>
+            <w:hideMark/>
+          </w:tcPr>
+          <w:p>
+            <w:pPr>
+              <w:suppressAutoHyphens w:val="0"/>
+              <w:spacing w:line="240" w:lineRule="auto"/>
+              <w:ind w:firstLine="0"/>
+              <w:jc w:val="left"/>
+              <w:rPr>
+                <w:rFonts w:eastAsia="Times New Roman" w:cs="Times New Roman"/>
+                <w:kern w:val="0"/>
+                <w:szCs w:val="28"/>
+                <w:lang w:eastAsia="ru-RU"/>
+              </w:rPr>
+            </w:pPr>
+            <w:r>
+              <w:rPr>
+                <w:rFonts w:eastAsia="Times New Roman" w:cs="Times New Roman"/>
+                <w:color w:val="000000" w:themeColor="dark1"/>
+                <w:kern w:val="24"/>
+                <w:szCs w:val="28"/>
+                <w:lang w:eastAsia="ru-RU"/>
+              </w:rPr>
+              <w:t>В пересчете на воздух</w:t>
+            </w:r>
+            <w:r>
+              <w:rPr>
+                <w:rFonts w:eastAsia="Times New Roman" w:cs="Times New Roman"/>
+                <w:color w:val="000000" w:themeColor="dark1"/>
+                <w:kern w:val="24"/>
+                <w:szCs w:val="28"/>
+                <w:vertAlign w:val="superscript"/>
+                <w:lang w:eastAsia="ru-RU"/>
+              </w:rPr>
+              <w:t>*</w:t>
+            </w:r>
+            <w:r>
+              <w:rPr>
+                <w:rFonts w:eastAsia="Times New Roman" w:cs="Times New Roman"/>
+                <w:color w:val="000000" w:themeColor="dark1"/>
+                <w:kern w:val="24"/>
+                <w:szCs w:val="28"/>
+                <w:lang w:eastAsia="ru-RU"/>
+              </w:rPr>
+              <w:t xml:space="preserve"> (в год)</w:t>
+            </w:r>
+          </w:p>
+        </w:tc>
+        <w:tc>
+          <w:tcPr>
+            <w:tcW w:w="2553" w:type="dxa"/>
+            <w:hideMark/>
+          </w:tcPr>
+          <w:p>
+            <w:pPr>
+              <w:suppressAutoHyphens w:val="0"/>
+              <w:spacing w:line="240" w:lineRule="auto"/>
+              <w:ind w:firstLine="0"/>
+              <w:jc w:val="right"/>
+              <w:rPr>
+                <w:rFonts w:eastAsia="Times New Roman" w:cs="Times New Roman"/>
+                <w:kern w:val="0"/>
+                <w:szCs w:val="28"/>
+                <w:lang w:eastAsia="ru-RU"/>
+              </w:rPr>
+            </w:pPr>
+            <w:r>
+              <w:rPr>
+                <w:rFonts w:eastAsia="Times New Roman" w:cs="Times New Roman"/>
+                <w:color w:val="000000" w:themeColor="dark1"/>
+                <w:kern w:val="24"/>
+                <w:szCs w:val="28"/>
+                <w:lang w:val="en-US" w:eastAsia="ru-RU"/>
+              </w:rPr>
+              <w:t xml:space="preserve">2 287 000 </w:t>
+            </w:r>
+            <w:r>
+              <w:rPr>
+                <w:rFonts w:eastAsia="Times New Roman" w:cs="Times New Roman"/>
+                <w:color w:val="000000" w:themeColor="dark1"/>
+                <w:kern w:val="24"/>
+                <w:szCs w:val="28"/>
+                <w:lang w:eastAsia="ru-RU"/>
+              </w:rPr>
+              <w:t>м</w:t>
+            </w:r>
+            <w:r>
+              <w:rPr>
+                <w:rFonts w:eastAsia="Times New Roman" w:cs="Times New Roman"/>
+                <w:color w:val="000000" w:themeColor="dark1"/>
+                <w:kern w:val="24"/>
+                <w:position w:val="14"/>
+                <w:szCs w:val="28"/>
+                <w:vertAlign w:val="superscript"/>
+                <w:lang w:eastAsia="ru-RU"/>
+              </w:rPr>
+              <w:t>3</w:t>
+            </w:r>
+          </w:p>
+        </w:tc>
+        <w:tc>
+          <w:tcPr>
+            <w:tcW w:w="2408" w:type="dxa"/>
+            <w:hideMark/>
+          </w:tcPr>
+          <w:p>
+            <w:pPr>
+              <w:suppressAutoHyphens w:val="0"/>
+              <w:spacing w:line="240" w:lineRule="auto"/>
+              <w:ind w:firstLine="0"/>
+              <w:jc w:val="right"/>
+              <w:rPr>
+                <w:rFonts w:eastAsia="Times New Roman" w:cs="Times New Roman"/>
+                <w:kern w:val="0"/>
+                <w:szCs w:val="28"/>
+                <w:lang w:eastAsia="ru-RU"/>
+              </w:rPr>
+            </w:pPr>
+            <w:r>
+              <w:rPr>
+                <w:rFonts w:eastAsia="Times New Roman" w:cs="Times New Roman"/>
+                <w:color w:val="000000" w:themeColor="dark1"/>
+                <w:kern w:val="24"/>
+                <w:szCs w:val="28"/>
+                <w:lang w:eastAsia="ru-RU"/>
+              </w:rPr>
+              <w:t>2 175 000 м</w:t>
+            </w:r>
+            <w:r>
+              <w:rPr>
+                <w:rFonts w:eastAsia="Times New Roman" w:cs="Times New Roman"/>
+                <w:color w:val="000000" w:themeColor="dark1"/>
+                <w:kern w:val="24"/>
+                <w:position w:val="14"/>
+                <w:szCs w:val="28"/>
+                <w:vertAlign w:val="superscript"/>
+                <w:lang w:eastAsia="ru-RU"/>
+              </w:rPr>
+              <w:t>3</w:t>
+            </w:r>
+          </w:p>
+        </w:tc>
+      </w:tr>
+    </w:tbl>
+    <w:p>
+      <w:pPr>
+        <w:ind w:firstLine="142"/>
+        <w:jc w:val="right"/>
+      </w:pPr>
+      <w:r>
+        <w:rPr>
+          <w:vertAlign w:val="superscript"/>
+        </w:rPr>
+        <w:t>*</w:t>
+      </w:r>
+      <w:r>
+        <w:t xml:space="preserve">Из расчёта </w:t>
+      </w:r>
+      <w:proofErr w:type="spellStart"/>
+      <w:r>
+        <w:t>среднезагрязненного</w:t>
+      </w:r>
+      <w:proofErr w:type="spellEnd"/>
+      <w:r>
+        <w:t xml:space="preserve"> воздуха, 11 мкг пыли </w:t>
+      </w:r>
+      <w:r>
+        <w:rPr>
+          <w:lang w:val="en-US"/>
+        </w:rPr>
+        <w:t>pm</w:t>
+      </w:r>
+      <w:r>
+        <w:t xml:space="preserve">2,5 и 22 мкг </w:t>
+      </w:r>
+      <w:r>
+        <w:rPr>
+          <w:lang w:val="en-US"/>
+        </w:rPr>
+        <w:t>pm</w:t>
+      </w:r>
+      <w:r>
+        <w:t>10</w:t>
+      </w:r>
+    </w:p>
+    <w:p>
+      <w:pPr>
+        <w:pStyle w:val="2"/>
+      </w:pPr>
       <w:bookmarkStart w:id="10" w:name="_Toc221121213"/>
       <w:r>
         <w:t>Обращение в электронную приемную</w:t>
@@ -2959,39 +3913,39 @@
         <w:t>В</w:t>
       </w:r>
       <w:r>
-        <w:t xml:space="preserve">ам с инициативой, направленной на повышение качества городской среды и реализацию экологической стратегии Москвы. Речь идёт о </w:t>
+        <w:t xml:space="preserve">ам с инициативой, направленной на повышение качества городской среды и реализацию экологической стратегии Москвы. Речь идёт о развитии и поддержке создания парков на крышах многоэтажных жилых зданий. </w:t>
+      </w:r>
+    </w:p>
+    <w:p>
+      <w:r>
+        <w:t>Интенсивная застройка приводит к эффекту «теплового острова». Это усугубляет загрязнение возду</w:t>
+      </w:r>
+      <w:r>
+        <w:t>ха и дискомфорт городской среды. А дефицит зел</w:t>
+      </w:r>
+      <w:r>
+        <w:t>ё</w:t>
+      </w:r>
+      <w:r>
+        <w:t>ных зон из-за плотной застройки приводит к ухудшению микроклимата, повышенной запыл</w:t>
+      </w:r>
+      <w:r>
+        <w:t>ё</w:t>
+      </w:r>
+      <w:r>
+        <w:t xml:space="preserve">нности и шумовому загрязнению, что негативно влияет на здоровье и комфорт жителей. </w:t>
+      </w:r>
+      <w:r>
+        <w:t>Высокий темп жизни горожанина сильно усложняет возможность посещения парка, находящегося более чем в получасе от дома.</w:t>
+      </w:r>
+    </w:p>
+    <w:p>
+      <w:r>
+        <w:t xml:space="preserve">Создание парков на крышах является способом уменьшить влияние этих проблем. Растительность поглощает пыль и вредные газы, естественным </w:t>
       </w:r>
       <w:r>
         <w:lastRenderedPageBreak/>
-        <w:t xml:space="preserve">развитии и поддержке создания парков на крышах многоэтажных жилых зданий. </w:t>
-      </w:r>
-    </w:p>
-    <w:p>
-      <w:r>
-        <w:t>Интенсивная застройка приводит к эффекту «теплового острова». Это усугубляет загрязнение возду</w:t>
-      </w:r>
-      <w:r>
-        <w:t>ха и дискомфорт городской среды. А дефицит зел</w:t>
-      </w:r>
-      <w:r>
-        <w:t>ё</w:t>
-      </w:r>
-      <w:r>
-        <w:t>ных зон из-за плотной застройки приводит к ухудшению микроклимата, повышенной запыл</w:t>
-      </w:r>
-      <w:r>
-        <w:t>ё</w:t>
-      </w:r>
-      <w:r>
-        <w:t xml:space="preserve">нности и шумовому загрязнению, что негативно влияет на здоровье и комфорт жителей. </w:t>
-      </w:r>
-      <w:r>
-        <w:t>Высокий темп жизни горожанина сильно усложняет возможность посещения парка, находящегося более чем в получасе от дома.</w:t>
-      </w:r>
-    </w:p>
-    <w:p>
-      <w:r>
-        <w:t>Создание парков на крышах является способом уменьшить влияние этих проблем. Растительность поглощает пыль и вредные газы, естественным образом охлаждает воздух и снижает нагрузку на ливневую канализацию. Таким образом, парки могут создать устойчивую здоровую экосистему.</w:t>
+        <w:t>образом охлаждает воздух и снижает нагрузку на ливневую канализацию. Таким образом, парки могут создать устойчивую здоровую экосистему.</w:t>
       </w:r>
     </w:p>
     <w:p>
@@ -3459,9 +4413,6 @@
           <w:ilvl w:val="0"/>
           <w:numId w:val="12"/>
         </w:numPr>
-        <w:rPr>
-          <w:lang w:val="en-US"/>
-        </w:rPr>
       </w:pPr>
       <w:r>
         <w:rPr>
@@ -3681,244 +4632,181 @@
         <w:t xml:space="preserve"> DOI</w:t>
       </w:r>
       <w:r>
+        <w:t>: 10.13057/</w:t>
+      </w:r>
+      <w:proofErr w:type="spellStart"/>
+      <w:r>
         <w:rPr>
           <w:lang w:val="en-US"/>
         </w:rPr>
-        <w:t>: 10.13057/</w:t>
-      </w:r>
-      <w:proofErr w:type="spellStart"/>
+        <w:t>biodiv</w:t>
+      </w:r>
+      <w:proofErr w:type="spellEnd"/>
+      <w:r>
+        <w:t>/</w:t>
+      </w:r>
       <w:r>
         <w:rPr>
           <w:lang w:val="en-US"/>
         </w:rPr>
-        <w:t>biodiv</w:t>
-      </w:r>
-      <w:proofErr w:type="spellEnd"/>
+        <w:t>d</w:t>
+      </w:r>
+      <w:r>
+        <w:t>250826</w:t>
+      </w:r>
+      <w:r>
+        <w:t xml:space="preserve"> </w:t>
+      </w:r>
       <w:r>
         <w:rPr>
           <w:lang w:val="en-US"/>
         </w:rPr>
-        <w:t>/</w:t>
+        <w:t>URL</w:t>
+      </w:r>
+      <w:r>
+        <w:t xml:space="preserve">: </w:t>
+      </w:r>
+      <w:hyperlink r:id="rId11" w:history="1">
+        <w:r>
+          <w:rPr>
+            <w:rStyle w:val="afb"/>
+            <w:lang w:val="en-US"/>
+          </w:rPr>
+          <w:t>https</w:t>
+        </w:r>
+        <w:r>
+          <w:rPr>
+            <w:rStyle w:val="afb"/>
+          </w:rPr>
+          <w:t>://</w:t>
+        </w:r>
+        <w:proofErr w:type="spellStart"/>
+        <w:r>
+          <w:rPr>
+            <w:rStyle w:val="afb"/>
+            <w:lang w:val="en-US"/>
+          </w:rPr>
+          <w:t>doi</w:t>
+        </w:r>
+        <w:proofErr w:type="spellEnd"/>
+        <w:r>
+          <w:rPr>
+            <w:rStyle w:val="afb"/>
+          </w:rPr>
+          <w:t>.</w:t>
+        </w:r>
+        <w:r>
+          <w:rPr>
+            <w:rStyle w:val="afb"/>
+            <w:lang w:val="en-US"/>
+          </w:rPr>
+          <w:t>org</w:t>
+        </w:r>
+        <w:r>
+          <w:rPr>
+            <w:rStyle w:val="afb"/>
+          </w:rPr>
+          <w:t>/10.13057/</w:t>
+        </w:r>
+        <w:proofErr w:type="spellStart"/>
+        <w:r>
+          <w:rPr>
+            <w:rStyle w:val="afb"/>
+            <w:lang w:val="en-US"/>
+          </w:rPr>
+          <w:t>biodiv</w:t>
+        </w:r>
+        <w:proofErr w:type="spellEnd"/>
+        <w:r>
+          <w:rPr>
+            <w:rStyle w:val="afb"/>
+          </w:rPr>
+          <w:t>/</w:t>
+        </w:r>
+        <w:r>
+          <w:rPr>
+            <w:rStyle w:val="afb"/>
+            <w:lang w:val="en-US"/>
+          </w:rPr>
+          <w:t>d</w:t>
+        </w:r>
+        <w:r>
+          <w:rPr>
+            <w:rStyle w:val="afb"/>
+          </w:rPr>
+          <w:t>250826</w:t>
+        </w:r>
+      </w:hyperlink>
+      <w:r>
+        <w:t xml:space="preserve"> (</w:t>
+      </w:r>
+      <w:r>
+        <w:t>дата</w:t>
+      </w:r>
+      <w:r>
+        <w:t xml:space="preserve"> </w:t>
+      </w:r>
+      <w:r>
+        <w:t>об</w:t>
+      </w:r>
+      <w:r>
+        <w:t>ращения</w:t>
+      </w:r>
+      <w:r>
+        <w:t xml:space="preserve"> 09.11.2025) </w:t>
+      </w:r>
+      <w:r>
+        <w:t>Режим</w:t>
+      </w:r>
+      <w:r>
+        <w:t xml:space="preserve"> </w:t>
+      </w:r>
+      <w:r>
+        <w:t>доступа</w:t>
+      </w:r>
+      <w:r>
+        <w:t xml:space="preserve">: </w:t>
       </w:r>
       <w:r>
         <w:rPr>
           <w:lang w:val="en-US"/>
         </w:rPr>
-        <w:t>d</w:t>
+        <w:t>CC</w:t>
+      </w:r>
+      <w:r>
+        <w:t xml:space="preserve"> </w:t>
       </w:r>
       <w:r>
         <w:rPr>
           <w:lang w:val="en-US"/>
         </w:rPr>
-        <w:t>250826</w:t>
+        <w:t>BY</w:t>
+      </w:r>
+      <w:r>
+        <w:t>-</w:t>
       </w:r>
       <w:r>
         <w:rPr>
           <w:lang w:val="en-US"/>
         </w:rPr>
-        <w:t xml:space="preserve"> </w:t>
+        <w:t>NC</w:t>
+      </w:r>
+      <w:r>
+        <w:t>-</w:t>
       </w:r>
       <w:r>
         <w:rPr>
           <w:lang w:val="en-US"/>
         </w:rPr>
-        <w:t>URL</w:t>
-      </w:r>
-      <w:r>
-        <w:rPr>
-          <w:lang w:val="en-US"/>
-        </w:rPr>
-        <w:t xml:space="preserve">: </w:t>
-      </w:r>
-      <w:r>
-        <w:fldChar w:fldCharType="begin"/>
-      </w:r>
-      <w:r>
-        <w:rPr>
-          <w:lang w:val="en-US"/>
-        </w:rPr>
-        <w:instrText>HYPERLINK "https://doi.org/10.13057/biodiv/d250826"</w:instrText>
-      </w:r>
-      <w:r>
-        <w:fldChar w:fldCharType="separate"/>
-      </w:r>
-      <w:r>
-        <w:rPr>
-          <w:rStyle w:val="afb"/>
-          <w:lang w:val="en-US"/>
-        </w:rPr>
-        <w:t>https</w:t>
-      </w:r>
-      <w:r>
-        <w:rPr>
-          <w:rStyle w:val="afb"/>
-          <w:lang w:val="en-US"/>
-        </w:rPr>
-        <w:t>://</w:t>
-      </w:r>
-      <w:r>
-        <w:rPr>
-          <w:rStyle w:val="afb"/>
-          <w:lang w:val="en-US"/>
-        </w:rPr>
-        <w:t>doi</w:t>
-      </w:r>
-      <w:r>
-        <w:rPr>
-          <w:rStyle w:val="afb"/>
-          <w:lang w:val="en-US"/>
-        </w:rPr>
-        <w:t>.</w:t>
-      </w:r>
-      <w:r>
-        <w:rPr>
-          <w:rStyle w:val="afb"/>
-          <w:lang w:val="en-US"/>
-        </w:rPr>
-        <w:t>org</w:t>
-      </w:r>
-      <w:r>
-        <w:rPr>
-          <w:rStyle w:val="afb"/>
-          <w:lang w:val="en-US"/>
-        </w:rPr>
-        <w:t>/10.13057/</w:t>
-      </w:r>
-      <w:r>
-        <w:rPr>
-          <w:rStyle w:val="afb"/>
-          <w:lang w:val="en-US"/>
-        </w:rPr>
-        <w:t>biodiv</w:t>
-      </w:r>
-      <w:r>
-        <w:rPr>
-          <w:rStyle w:val="afb"/>
-          <w:lang w:val="en-US"/>
-        </w:rPr>
-        <w:t>/</w:t>
-      </w:r>
-      <w:r>
-        <w:rPr>
-          <w:rStyle w:val="afb"/>
-          <w:lang w:val="en-US"/>
-        </w:rPr>
-        <w:t>d</w:t>
-      </w:r>
-      <w:r>
-        <w:rPr>
-          <w:rStyle w:val="afb"/>
-          <w:lang w:val="en-US"/>
-        </w:rPr>
-        <w:t>250826</w:t>
-      </w:r>
-      <w:r>
-        <w:rPr>
-          <w:rStyle w:val="afb"/>
-          <w:lang w:val="en-US"/>
-        </w:rPr>
-        <w:fldChar w:fldCharType="end"/>
-      </w:r>
-      <w:r>
-        <w:rPr>
-          <w:lang w:val="en-US"/>
-        </w:rPr>
-        <w:t xml:space="preserve"> (</w:t>
-      </w:r>
-      <w:r>
-        <w:t>дата</w:t>
-      </w:r>
-      <w:r>
-        <w:rPr>
-          <w:lang w:val="en-US"/>
-        </w:rPr>
-        <w:t xml:space="preserve"> </w:t>
-      </w:r>
-      <w:r>
-        <w:t>об</w:t>
-      </w:r>
-      <w:r>
-        <w:t>ращения</w:t>
-      </w:r>
-      <w:r>
-        <w:rPr>
-          <w:lang w:val="en-US"/>
-        </w:rPr>
-        <w:t xml:space="preserve"> 09.11.2025) </w:t>
-      </w:r>
-      <w:r>
-        <w:t>Режим</w:t>
-      </w:r>
-      <w:r>
-        <w:rPr>
-          <w:lang w:val="en-US"/>
-        </w:rPr>
-        <w:t xml:space="preserve"> </w:t>
-      </w:r>
-      <w:r>
-        <w:t>доступа</w:t>
-      </w:r>
-      <w:r>
-        <w:rPr>
-          <w:lang w:val="en-US"/>
-        </w:rPr>
-        <w:t xml:space="preserve">: </w:t>
-      </w:r>
-      <w:r>
-        <w:rPr>
-          <w:lang w:val="en-US"/>
-        </w:rPr>
-        <w:t>CC</w:t>
-      </w:r>
-      <w:r>
-        <w:rPr>
-          <w:lang w:val="en-US"/>
-        </w:rPr>
-        <w:t xml:space="preserve"> </w:t>
-      </w:r>
-      <w:r>
-        <w:rPr>
-          <w:lang w:val="en-US"/>
-        </w:rPr>
-        <w:t>BY</w:t>
-      </w:r>
-      <w:r>
-        <w:rPr>
-          <w:lang w:val="en-US"/>
-        </w:rPr>
-        <w:t>-</w:t>
-      </w:r>
-      <w:r>
-        <w:rPr>
-          <w:lang w:val="en-US"/>
-        </w:rPr>
-        <w:t>NC</w:t>
-      </w:r>
-      <w:r>
-        <w:rPr>
-          <w:lang w:val="en-US"/>
-        </w:rPr>
-        <w:t>-</w:t>
-      </w:r>
-      <w:r>
-        <w:rPr>
-          <w:lang w:val="en-US"/>
-        </w:rPr>
         <w:t>SA</w:t>
       </w:r>
       <w:r>
-        <w:rPr>
-          <w:lang w:val="en-US"/>
-        </w:rPr>
         <w:t xml:space="preserve"> 4.0 </w:t>
       </w:r>
       <w:r>
         <w:t>Текст</w:t>
       </w:r>
       <w:r>
-        <w:rPr>
-          <w:lang w:val="en-US"/>
-        </w:rPr>
         <w:t xml:space="preserve">: </w:t>
       </w:r>
       <w:r>
@@ -3933,7 +4821,7 @@
           <w:numId w:val="12"/>
         </w:numPr>
       </w:pPr>
-      <w:hyperlink r:id="rId11" w:history="1">
+      <w:hyperlink r:id="rId12" w:history="1">
         <w:r>
           <w:rPr>
             <w:rStyle w:val="afb"/>
@@ -3946,12 +4834,26 @@
         <w:rPr>
           <w:lang w:val="en-US"/>
         </w:rPr>
-        <w:t xml:space="preserve"> (2024). How Trees Clean The Air. URL</w:t>
+        <w:t xml:space="preserve"> (2024). How Trees Clean </w:t>
+      </w:r>
+      <w:proofErr w:type="gramStart"/>
+      <w:r>
+        <w:rPr>
+          <w:lang w:val="en-US"/>
+        </w:rPr>
+        <w:t>The</w:t>
+      </w:r>
+      <w:proofErr w:type="gramEnd"/>
+      <w:r>
+        <w:rPr>
+          <w:lang w:val="en-US"/>
+        </w:rPr>
+        <w:t xml:space="preserve"> Air. URL</w:t>
       </w:r>
       <w:r>
         <w:t xml:space="preserve">: </w:t>
       </w:r>
-      <w:hyperlink r:id="rId12" w:history="1">
+      <w:hyperlink r:id="rId13" w:history="1">
         <w:r>
           <w:rPr>
             <w:rStyle w:val="afb"/>
@@ -4131,7 +5033,7 @@
       <w:r>
         <w:t xml:space="preserve"> </w:t>
       </w:r>
-      <w:hyperlink r:id="rId13" w:history="1">
+      <w:hyperlink r:id="rId14" w:history="1">
         <w:r>
           <w:rPr>
             <w:rStyle w:val="afb"/>
@@ -4415,6 +5317,42 @@
     </w:p>
     <w:p>
       <w:pPr>
+        <w:pStyle w:val="af0"/>
+        <w:numPr>
+          <w:ilvl w:val="0"/>
+          <w:numId w:val="12"/>
+        </w:numPr>
+      </w:pPr>
+      <w:r>
+        <w:rPr>
+          <w:lang w:val="en-US"/>
+        </w:rPr>
+        <w:t xml:space="preserve">New York City Council (2019), «Local Law No. 94 of 2019» URL: https://intro.nyc/local-laws/2019-94. </w:t>
+      </w:r>
+      <w:r>
+        <w:t>(дата обращения: 19 апрель 2026). Текст: электронный</w:t>
+      </w:r>
+    </w:p>
+    <w:p>
+      <w:pPr>
+        <w:pStyle w:val="af0"/>
+        <w:numPr>
+          <w:ilvl w:val="0"/>
+          <w:numId w:val="12"/>
+        </w:numPr>
+      </w:pPr>
+      <w:r>
+        <w:rPr>
+          <w:lang w:val="en-US"/>
+        </w:rPr>
+        <w:t xml:space="preserve">New York City Council (2019), «Local Law No. 92 of 2019». URL: https://intro.nyc/local-laws/2019-92. </w:t>
+      </w:r>
+      <w:r>
+        <w:t>(дата обращения: 19 Апрель 2026) Текст: электронный</w:t>
+      </w:r>
+    </w:p>
+    <w:p>
+      <w:pPr>
         <w:spacing w:line="240" w:lineRule="auto"/>
         <w:ind w:firstLine="0"/>
         <w:jc w:val="left"/>
@@ -4519,7 +5457,7 @@
                           <pic:cNvPicPr/>
                         </pic:nvPicPr>
                         <pic:blipFill>
-                          <a:blip r:embed="rId14" cstate="print">
+                          <a:blip r:embed="rId15" cstate="print">
                             <a:extLst>
                               <a:ext uri="{28A0092B-C50C-407E-A947-70E740481C1C}">
                                 <a14:useLocalDpi xmlns:a14="http://schemas.microsoft.com/office/drawing/2010/main" val="0"/>
@@ -4640,7 +5578,7 @@
                           <pic:cNvPicPr/>
                         </pic:nvPicPr>
                         <pic:blipFill>
-                          <a:blip r:embed="rId15" cstate="print">
+                          <a:blip r:embed="rId16" cstate="print">
                             <a:extLst>
                               <a:ext uri="{28A0092B-C50C-407E-A947-70E740481C1C}">
                                 <a14:useLocalDpi xmlns:a14="http://schemas.microsoft.com/office/drawing/2010/main" val="0"/>
@@ -4759,7 +5697,7 @@
                           <pic:cNvPicPr/>
                         </pic:nvPicPr>
                         <pic:blipFill rotWithShape="1">
-                          <a:blip r:embed="rId16" cstate="print">
+                          <a:blip r:embed="rId17" cstate="print">
                             <a:extLst>
                               <a:ext uri="{28A0092B-C50C-407E-A947-70E740481C1C}">
                                 <a14:useLocalDpi xmlns:a14="http://schemas.microsoft.com/office/drawing/2010/main" val="0"/>
@@ -4845,7 +5783,7 @@
                           <pic:cNvPicPr/>
                         </pic:nvPicPr>
                         <pic:blipFill rotWithShape="1">
-                          <a:blip r:embed="rId17" cstate="print">
+                          <a:blip r:embed="rId18" cstate="print">
                             <a:extLst>
                               <a:ext uri="{28A0092B-C50C-407E-A947-70E740481C1C}">
                                 <a14:useLocalDpi xmlns:a14="http://schemas.microsoft.com/office/drawing/2010/main" val="0"/>
@@ -5003,7 +5941,7 @@
                           <pic:cNvPicPr/>
                         </pic:nvPicPr>
                         <pic:blipFill rotWithShape="1">
-                          <a:blip r:embed="rId18" cstate="print">
+                          <a:blip r:embed="rId19" cstate="print">
                             <a:extLst>
                               <a:ext uri="{28A0092B-C50C-407E-A947-70E740481C1C}">
                                 <a14:useLocalDpi xmlns:a14="http://schemas.microsoft.com/office/drawing/2010/main" val="0"/>
@@ -5089,7 +6027,7 @@
                           <pic:cNvPicPr/>
                         </pic:nvPicPr>
                         <pic:blipFill>
-                          <a:blip r:embed="rId19" cstate="print">
+                          <a:blip r:embed="rId20" cstate="print">
                             <a:extLst>
                               <a:ext uri="{28A0092B-C50C-407E-A947-70E740481C1C}">
                                 <a14:useLocalDpi xmlns:a14="http://schemas.microsoft.com/office/drawing/2010/main" val="0"/>
@@ -5224,7 +6162,7 @@
                           <pic:cNvPicPr/>
                         </pic:nvPicPr>
                         <pic:blipFill>
-                          <a:blip r:embed="rId20" cstate="print">
+                          <a:blip r:embed="rId21" cstate="print">
                             <a:extLst>
                               <a:ext uri="{28A0092B-C50C-407E-A947-70E740481C1C}">
                                 <a14:useLocalDpi xmlns:a14="http://schemas.microsoft.com/office/drawing/2010/main" val="0"/>
@@ -5312,7 +6250,7 @@
                           <pic:cNvPicPr/>
                         </pic:nvPicPr>
                         <pic:blipFill rotWithShape="1">
-                          <a:blip r:embed="rId21" cstate="print">
+                          <a:blip r:embed="rId22" cstate="print">
                             <a:extLst>
                               <a:ext uri="{28A0092B-C50C-407E-A947-70E740481C1C}">
                                 <a14:useLocalDpi xmlns:a14="http://schemas.microsoft.com/office/drawing/2010/main" val="0"/>
@@ -5405,8 +6343,8 @@
     </w:tbl>
     <w:p/>
     <w:sectPr>
-      <w:headerReference w:type="default" r:id="rId22"/>
-      <w:footerReference w:type="default" r:id="rId23"/>
+      <w:headerReference w:type="default" r:id="rId23"/>
+      <w:footerReference w:type="default" r:id="rId24"/>
       <w:pgSz w:w="11906" w:h="16838"/>
       <w:pgMar w:top="1134" w:right="851" w:bottom="1134" w:left="1701" w:header="0" w:footer="0" w:gutter="0"/>
       <w:pgNumType w:start="1"/>
@@ -5844,7 +6782,7 @@
   <w:abstractNum w:abstractNumId="11" w15:restartNumberingAfterBreak="0">
     <w:nsid w:val="0ACA08E0"/>
     <w:multiLevelType w:val="hybridMultilevel"/>
-    <w:tmpl w:val="50346268"/>
+    <w:tmpl w:val="CC78B2C8"/>
     <w:lvl w:ilvl="0" w:tplc="0419000F">
       <w:start w:val="1"/>
       <w:numFmt w:val="decimal"/>
@@ -7836,7 +8774,6 @@
   <w:style w:type="character" w:default="1" w:styleId="a0">
     <w:name w:val="Default Paragraph Font"/>
     <w:uiPriority w:val="1"/>
-    <w:semiHidden/>
     <w:unhideWhenUsed/>
   </w:style>
   <w:style w:type="table" w:default="1" w:styleId="a1">
@@ -8560,6 +9497,60 @@
       <w:sz w:val="28"/>
     </w:rPr>
   </w:style>
+  <w:style w:type="table" w:styleId="-1">
+    <w:name w:val="Grid Table 1 Light"/>
+    <w:basedOn w:val="a1"/>
+    <w:uiPriority w:val="46"/>
+    <w:rsid w:val="00565C94"/>
+    <w:tblPr>
+      <w:tblStyleRowBandSize w:val="1"/>
+      <w:tblStyleColBandSize w:val="1"/>
+      <w:tblBorders>
+        <w:top w:val="single" w:sz="4" w:space="0" w:color="999999" w:themeColor="text1" w:themeTint="66"/>
+        <w:left w:val="single" w:sz="4" w:space="0" w:color="999999" w:themeColor="text1" w:themeTint="66"/>
+        <w:bottom w:val="single" w:sz="4" w:space="0" w:color="999999" w:themeColor="text1" w:themeTint="66"/>
+        <w:right w:val="single" w:sz="4" w:space="0" w:color="999999" w:themeColor="text1" w:themeTint="66"/>
+        <w:insideH w:val="single" w:sz="4" w:space="0" w:color="999999" w:themeColor="text1" w:themeTint="66"/>
+        <w:insideV w:val="single" w:sz="4" w:space="0" w:color="999999" w:themeColor="text1" w:themeTint="66"/>
+      </w:tblBorders>
+    </w:tblPr>
+    <w:tblStylePr w:type="firstRow">
+      <w:rPr>
+        <w:b/>
+        <w:bCs/>
+      </w:rPr>
+      <w:tblPr/>
+      <w:tcPr>
+        <w:tcBorders>
+          <w:bottom w:val="single" w:sz="12" w:space="0" w:color="666666" w:themeColor="text1" w:themeTint="99"/>
+        </w:tcBorders>
+      </w:tcPr>
+    </w:tblStylePr>
+    <w:tblStylePr w:type="lastRow">
+      <w:rPr>
+        <w:b/>
+        <w:bCs/>
+      </w:rPr>
+      <w:tblPr/>
+      <w:tcPr>
+        <w:tcBorders>
+          <w:top w:val="double" w:sz="2" w:space="0" w:color="666666" w:themeColor="text1" w:themeTint="99"/>
+        </w:tcBorders>
+      </w:tcPr>
+    </w:tblStylePr>
+    <w:tblStylePr w:type="firstCol">
+      <w:rPr>
+        <w:b/>
+        <w:bCs/>
+      </w:rPr>
+    </w:tblStylePr>
+    <w:tblStylePr w:type="lastCol">
+      <w:rPr>
+        <w:b/>
+        <w:bCs/>
+      </w:rPr>
+    </w:tblStylePr>
+  </w:style>
 </w:styles>
 </file>
 
@@ -8877,11 +9868,58 @@
     </b:Author>
     <b:RefOrder>6</b:RefOrder>
   </b:Source>
+  <b:Source>
+    <b:Tag>New19</b:Tag>
+    <b:SourceType>DocumentFromInternetSite</b:SourceType>
+    <b:Guid>{BFFFB059-F48A-42A1-9BD8-CCC30EBA5AF7}</b:Guid>
+    <b:Author>
+      <b:Author>
+        <b:NameList>
+          <b:Person>
+            <b:Last>New York City Council</b:Last>
+          </b:Person>
+        </b:NameList>
+      </b:Author>
+    </b:Author>
+    <b:Title>Local Law No. 92 of 2019</b:Title>
+    <b:Year>2019</b:Year>
+    <b:Month>апрель</b:Month>
+    <b:Day>18</b:Day>
+    <b:YearAccessed>2026</b:YearAccessed>
+    <b:MonthAccessed>Апрель</b:MonthAccessed>
+    <b:DayAccessed>19</b:DayAccessed>
+    <b:URL>https://intro.nyc/local-laws/2019-92</b:URL>
+    <b:City>New York City</b:City>
+    <b:RefOrder>8</b:RefOrder>
+  </b:Source>
+  <b:Source>
+    <b:Tag>New191</b:Tag>
+    <b:SourceType>DocumentFromInternetSite</b:SourceType>
+    <b:Guid>{91691028-0EA8-4C53-9204-C01EA645F19D}</b:Guid>
+    <b:Title>"Local Law No. 94 of 2019"</b:Title>
+    <b:Year>2019</b:Year>
+    <b:Month>апрель</b:Month>
+    <b:Day>18</b:Day>
+    <b:YearAccessed>2026</b:YearAccessed>
+    <b:MonthAccessed>апрель</b:MonthAccessed>
+    <b:DayAccessed>19</b:DayAccessed>
+    <b:URL>https://intro.nyc/local-laws/2019-94</b:URL>
+    <b:Author>
+      <b:Author>
+        <b:NameList>
+          <b:Person>
+            <b:Last>New York City Council</b:Last>
+          </b:Person>
+        </b:NameList>
+      </b:Author>
+    </b:Author>
+    <b:RefOrder>7</b:RefOrder>
+  </b:Source>
 </b:Sources>
 </file>
 
 <file path=customXml/itemProps1.xml><?xml version="1.0" encoding="utf-8"?>
-<ds:datastoreItem xmlns:ds="http://schemas.openxmlformats.org/officeDocument/2006/customXml" ds:itemID="{0B27BC3E-1096-4FA2-A7D5-10D0F5DCDD0A}">
+<ds:datastoreItem xmlns:ds="http://schemas.openxmlformats.org/officeDocument/2006/customXml" ds:itemID="{F9188D69-FC67-4E1E-BAE4-E5AA9B45E3F6}">
   <ds:schemaRefs>
     <ds:schemaRef ds:uri="http://schemas.openxmlformats.org/officeDocument/2006/bibliography"/>
   </ds:schemaRefs>

--- a/10б Неумойчева.docx
+++ b/10б Неумойчева.docx
@@ -1355,13 +1355,10 @@
         <w:t xml:space="preserve"> </w:t>
       </w:r>
       <w:r>
-        <w:t>привлечение внимания</w:t>
-      </w:r>
-      <w:r>
-        <w:t xml:space="preserve"> к идее </w:t>
-      </w:r>
-      <w:r>
-        <w:t>повсеместного создания парков на крышах многоэтажных зданий как способа повышения экологической устойчивости, качества жизни горожан и адаптации городской среды к климатическим изменениям.</w:t>
+        <w:t>обосновать практическую значимость «озеленения крыш» и привлечь внимание к возможному способу улучшения экологического здоровья</w:t>
+      </w:r>
+      <w:r>
+        <w:t>.</w:t>
       </w:r>
     </w:p>
     <w:p>
@@ -1377,42 +1374,6 @@
           <w:bCs/>
         </w:rPr>
         <w:t>Задачи</w:t>
-      </w:r>
-    </w:p>
-    <w:p>
-      <w:pPr>
-        <w:pStyle w:val="af0"/>
-        <w:numPr>
-          <w:ilvl w:val="0"/>
-          <w:numId w:val="11"/>
-        </w:numPr>
-      </w:pPr>
-      <w:r>
-        <w:t>Изучить интернет-источники по данной теме</w:t>
-      </w:r>
-    </w:p>
-    <w:p>
-      <w:pPr>
-        <w:pStyle w:val="af0"/>
-        <w:numPr>
-          <w:ilvl w:val="0"/>
-          <w:numId w:val="11"/>
-        </w:numPr>
-      </w:pPr>
-      <w:r>
-        <w:t>Выбрать и закупить материалы для изготовления макета</w:t>
-      </w:r>
-    </w:p>
-    <w:p>
-      <w:pPr>
-        <w:pStyle w:val="af0"/>
-        <w:numPr>
-          <w:ilvl w:val="0"/>
-          <w:numId w:val="11"/>
-        </w:numPr>
-      </w:pPr>
-      <w:r>
-        <w:t>Создать макет</w:t>
       </w:r>
     </w:p>
     <w:p>
@@ -1425,10 +1386,59 @@
         <w:ind w:left="1069" w:firstLine="0"/>
       </w:pPr>
       <w:r>
-        <w:t>Составить</w:t>
-      </w:r>
-      <w:r>
-        <w:t xml:space="preserve"> обращение к правительству Москвы о поддержке создания парков на крышах</w:t>
+        <w:t>Изучить интернет-источники по данной теме</w:t>
+      </w:r>
+    </w:p>
+    <w:p>
+      <w:pPr>
+        <w:pStyle w:val="af0"/>
+        <w:numPr>
+          <w:ilvl w:val="0"/>
+          <w:numId w:val="11"/>
+        </w:numPr>
+        <w:ind w:left="1069" w:firstLine="0"/>
+      </w:pPr>
+      <w:r>
+        <w:t>Изучить зарубежный и отечественный опыт озеленения крыш</w:t>
+      </w:r>
+    </w:p>
+    <w:p>
+      <w:pPr>
+        <w:pStyle w:val="af0"/>
+        <w:numPr>
+          <w:ilvl w:val="0"/>
+          <w:numId w:val="11"/>
+        </w:numPr>
+        <w:ind w:left="1069" w:firstLine="0"/>
+      </w:pPr>
+      <w:r>
+        <w:t>Провести выборку растений, подходящих под необходимые критерии</w:t>
+      </w:r>
+    </w:p>
+    <w:p>
+      <w:pPr>
+        <w:pStyle w:val="af0"/>
+        <w:numPr>
+          <w:ilvl w:val="0"/>
+          <w:numId w:val="11"/>
+        </w:numPr>
+        <w:ind w:left="1069" w:firstLine="0"/>
+      </w:pPr>
+      <w:r>
+        <w:t>Создать макет</w:t>
+      </w:r>
+    </w:p>
+    <w:p>
+      <w:pPr>
+        <w:pStyle w:val="af0"/>
+        <w:numPr>
+          <w:ilvl w:val="0"/>
+          <w:numId w:val="11"/>
+        </w:numPr>
+        <w:ind w:left="1069" w:firstLine="0"/>
+      </w:pPr>
+      <w:r>
+        <w:t>Написать обращение к правительству Москвы о поддержке создания парков на крышах</w:t>
       </w:r>
     </w:p>
     <w:p>
@@ -4413,6 +4423,9 @@
           <w:ilvl w:val="0"/>
           <w:numId w:val="12"/>
         </w:numPr>
+        <w:rPr>
+          <w:lang w:val="en-US"/>
+        </w:rPr>
       </w:pPr>
       <w:r>
         <w:rPr>
@@ -4632,6 +4645,9 @@
         <w:t xml:space="preserve"> DOI</w:t>
       </w:r>
       <w:r>
+        <w:rPr>
+          <w:lang w:val="en-US"/>
+        </w:rPr>
         <w:t>: 10.13057/</w:t>
       </w:r>
       <w:proofErr w:type="spellStart"/>
@@ -4643,6 +4659,9 @@
       </w:r>
       <w:proofErr w:type="spellEnd"/>
       <w:r>
+        <w:rPr>
+          <w:lang w:val="en-US"/>
+        </w:rPr>
         <w:t>/</w:t>
       </w:r>
       <w:r>
@@ -4652,9 +4671,15 @@
         <w:t>d</w:t>
       </w:r>
       <w:r>
+        <w:rPr>
+          <w:lang w:val="en-US"/>
+        </w:rPr>
         <w:t>250826</w:t>
       </w:r>
       <w:r>
+        <w:rPr>
+          <w:lang w:val="en-US"/>
+        </w:rPr>
         <w:t xml:space="preserve"> </w:t>
       </w:r>
       <w:r>
@@ -4664,6 +4689,9 @@
         <w:t>URL</w:t>
       </w:r>
       <w:r>
+        <w:rPr>
+          <w:lang w:val="en-US"/>
+        </w:rPr>
         <w:t xml:space="preserve">: </w:t>
       </w:r>
       <w:hyperlink r:id="rId11" w:history="1">
@@ -4677,10 +4705,10 @@
         <w:r>
           <w:rPr>
             <w:rStyle w:val="afb"/>
+            <w:lang w:val="en-US"/>
           </w:rPr>
           <w:t>://</w:t>
         </w:r>
-        <w:proofErr w:type="spellStart"/>
         <w:r>
           <w:rPr>
             <w:rStyle w:val="afb"/>
@@ -4688,10 +4716,10 @@
           </w:rPr>
           <w:t>doi</w:t>
         </w:r>
-        <w:proofErr w:type="spellEnd"/>
         <w:r>
           <w:rPr>
             <w:rStyle w:val="afb"/>
+            <w:lang w:val="en-US"/>
           </w:rPr>
           <w:t>.</w:t>
         </w:r>
@@ -4705,10 +4733,10 @@
         <w:r>
           <w:rPr>
             <w:rStyle w:val="afb"/>
+            <w:lang w:val="en-US"/>
           </w:rPr>
           <w:t>/10.13057/</w:t>
         </w:r>
-        <w:proofErr w:type="spellStart"/>
         <w:r>
           <w:rPr>
             <w:rStyle w:val="afb"/>
@@ -4716,10 +4744,10 @@
           </w:rPr>
           <w:t>biodiv</w:t>
         </w:r>
-        <w:proofErr w:type="spellEnd"/>
         <w:r>
           <w:rPr>
             <w:rStyle w:val="afb"/>
+            <w:lang w:val="en-US"/>
           </w:rPr>
           <w:t>/</w:t>
         </w:r>
@@ -4733,17 +4761,24 @@
         <w:r>
           <w:rPr>
             <w:rStyle w:val="afb"/>
+            <w:lang w:val="en-US"/>
           </w:rPr>
           <w:t>250826</w:t>
         </w:r>
       </w:hyperlink>
       <w:r>
+        <w:rPr>
+          <w:lang w:val="en-US"/>
+        </w:rPr>
         <w:t xml:space="preserve"> (</w:t>
       </w:r>
       <w:r>
         <w:t>дата</w:t>
       </w:r>
       <w:r>
+        <w:rPr>
+          <w:lang w:val="en-US"/>
+        </w:rPr>
         <w:t xml:space="preserve"> </w:t>
       </w:r>
       <w:r>
@@ -4753,18 +4788,27 @@
         <w:t>ращения</w:t>
       </w:r>
       <w:r>
+        <w:rPr>
+          <w:lang w:val="en-US"/>
+        </w:rPr>
         <w:t xml:space="preserve"> 09.11.2025) </w:t>
       </w:r>
       <w:r>
         <w:t>Режим</w:t>
       </w:r>
       <w:r>
+        <w:rPr>
+          <w:lang w:val="en-US"/>
+        </w:rPr>
         <w:t xml:space="preserve"> </w:t>
       </w:r>
       <w:r>
         <w:t>доступа</w:t>
       </w:r>
       <w:r>
+        <w:rPr>
+          <w:lang w:val="en-US"/>
+        </w:rPr>
         <w:t xml:space="preserve">: </w:t>
       </w:r>
       <w:r>
@@ -4774,6 +4818,9 @@
         <w:t>CC</w:t>
       </w:r>
       <w:r>
+        <w:rPr>
+          <w:lang w:val="en-US"/>
+        </w:rPr>
         <w:t xml:space="preserve"> </w:t>
       </w:r>
       <w:r>
@@ -4783,6 +4830,9 @@
         <w:t>BY</w:t>
       </w:r>
       <w:r>
+        <w:rPr>
+          <w:lang w:val="en-US"/>
+        </w:rPr>
         <w:t>-</w:t>
       </w:r>
       <w:r>
@@ -4792,6 +4842,9 @@
         <w:t>NC</w:t>
       </w:r>
       <w:r>
+        <w:rPr>
+          <w:lang w:val="en-US"/>
+        </w:rPr>
         <w:t>-</w:t>
       </w:r>
       <w:r>
@@ -4801,12 +4854,18 @@
         <w:t>SA</w:t>
       </w:r>
       <w:r>
+        <w:rPr>
+          <w:lang w:val="en-US"/>
+        </w:rPr>
         <w:t xml:space="preserve"> 4.0 </w:t>
       </w:r>
       <w:r>
         <w:t>Текст</w:t>
       </w:r>
       <w:r>
+        <w:rPr>
+          <w:lang w:val="en-US"/>
+        </w:rPr>
         <w:t xml:space="preserve">: </w:t>
       </w:r>
       <w:r>
@@ -8010,6 +8069,119 @@
     </w:lvl>
   </w:abstractNum>
   <w:abstractNum w:abstractNumId="23" w15:restartNumberingAfterBreak="0">
+    <w:nsid w:val="7D783728"/>
+    <w:multiLevelType w:val="hybridMultilevel"/>
+    <w:tmpl w:val="57D4C1C8"/>
+    <w:lvl w:ilvl="0" w:tplc="AC748560">
+      <w:start w:val="1"/>
+      <w:numFmt w:val="decimal"/>
+      <w:lvlText w:val="%1."/>
+      <w:lvlJc w:val="left"/>
+      <w:pPr>
+        <w:tabs>
+          <w:tab w:val="num" w:pos="720"/>
+        </w:tabs>
+        <w:ind w:left="720" w:hanging="360"/>
+      </w:pPr>
+    </w:lvl>
+    <w:lvl w:ilvl="1" w:tplc="44060F7E">
+      <w:start w:val="1"/>
+      <w:numFmt w:val="decimal"/>
+      <w:lvlText w:val="%2."/>
+      <w:lvlJc w:val="left"/>
+      <w:pPr>
+        <w:tabs>
+          <w:tab w:val="num" w:pos="1440"/>
+        </w:tabs>
+        <w:ind w:left="1440" w:hanging="360"/>
+      </w:pPr>
+    </w:lvl>
+    <w:lvl w:ilvl="2" w:tplc="CD8620A4" w:tentative="1">
+      <w:start w:val="1"/>
+      <w:numFmt w:val="decimal"/>
+      <w:lvlText w:val="%3."/>
+      <w:lvlJc w:val="left"/>
+      <w:pPr>
+        <w:tabs>
+          <w:tab w:val="num" w:pos="2160"/>
+        </w:tabs>
+        <w:ind w:left="2160" w:hanging="360"/>
+      </w:pPr>
+    </w:lvl>
+    <w:lvl w:ilvl="3" w:tplc="814CB240" w:tentative="1">
+      <w:start w:val="1"/>
+      <w:numFmt w:val="decimal"/>
+      <w:lvlText w:val="%4."/>
+      <w:lvlJc w:val="left"/>
+      <w:pPr>
+        <w:tabs>
+          <w:tab w:val="num" w:pos="2880"/>
+        </w:tabs>
+        <w:ind w:left="2880" w:hanging="360"/>
+      </w:pPr>
+    </w:lvl>
+    <w:lvl w:ilvl="4" w:tplc="F14A5B34" w:tentative="1">
+      <w:start w:val="1"/>
+      <w:numFmt w:val="decimal"/>
+      <w:lvlText w:val="%5."/>
+      <w:lvlJc w:val="left"/>
+      <w:pPr>
+        <w:tabs>
+          <w:tab w:val="num" w:pos="3600"/>
+        </w:tabs>
+        <w:ind w:left="3600" w:hanging="360"/>
+      </w:pPr>
+    </w:lvl>
+    <w:lvl w:ilvl="5" w:tplc="65FE4B0C" w:tentative="1">
+      <w:start w:val="1"/>
+      <w:numFmt w:val="decimal"/>
+      <w:lvlText w:val="%6."/>
+      <w:lvlJc w:val="left"/>
+      <w:pPr>
+        <w:tabs>
+          <w:tab w:val="num" w:pos="4320"/>
+        </w:tabs>
+        <w:ind w:left="4320" w:hanging="360"/>
+      </w:pPr>
+    </w:lvl>
+    <w:lvl w:ilvl="6" w:tplc="65D61FF2" w:tentative="1">
+      <w:start w:val="1"/>
+      <w:numFmt w:val="decimal"/>
+      <w:lvlText w:val="%7."/>
+      <w:lvlJc w:val="left"/>
+      <w:pPr>
+        <w:tabs>
+          <w:tab w:val="num" w:pos="5040"/>
+        </w:tabs>
+        <w:ind w:left="5040" w:hanging="360"/>
+      </w:pPr>
+    </w:lvl>
+    <w:lvl w:ilvl="7" w:tplc="F6780994" w:tentative="1">
+      <w:start w:val="1"/>
+      <w:numFmt w:val="decimal"/>
+      <w:lvlText w:val="%8."/>
+      <w:lvlJc w:val="left"/>
+      <w:pPr>
+        <w:tabs>
+          <w:tab w:val="num" w:pos="5760"/>
+        </w:tabs>
+        <w:ind w:left="5760" w:hanging="360"/>
+      </w:pPr>
+    </w:lvl>
+    <w:lvl w:ilvl="8" w:tplc="EE04B340" w:tentative="1">
+      <w:start w:val="1"/>
+      <w:numFmt w:val="decimal"/>
+      <w:lvlText w:val="%9."/>
+      <w:lvlJc w:val="left"/>
+      <w:pPr>
+        <w:tabs>
+          <w:tab w:val="num" w:pos="6480"/>
+        </w:tabs>
+        <w:ind w:left="6480" w:hanging="360"/>
+      </w:pPr>
+    </w:lvl>
+  </w:abstractNum>
+  <w:abstractNum w:abstractNumId="24" w15:restartNumberingAfterBreak="0">
     <w:nsid w:val="7F175EE2"/>
     <w:multiLevelType w:val="hybridMultilevel"/>
     <w:tmpl w:val="5E206614"/>
@@ -8165,10 +8337,13 @@
     <w:abstractNumId w:val="21"/>
   </w:num>
   <w:num w:numId="23" w16cid:durableId="1064983225">
-    <w:abstractNumId w:val="23"/>
+    <w:abstractNumId w:val="24"/>
   </w:num>
   <w:num w:numId="24" w16cid:durableId="515727483">
     <w:abstractNumId w:val="17"/>
+  </w:num>
+  <w:num w:numId="25" w16cid:durableId="1894273447">
+    <w:abstractNumId w:val="23"/>
   </w:num>
 </w:numbering>
 </file>
